--- a/SRS Group 10 Clovet.docx
+++ b/SRS Group 10 Clovet.docx
@@ -409,7 +409,7 @@
     </w:p>
     <w:sdt>
       <w:sdtPr>
-        <w:id w:val="-525163290"/>
+        <w:id w:val="341078060"/>
         <w:docPartObj>
           <w:docPartGallery w:val="Table of Contents"/>
           <w:docPartUnique w:val="1"/>
@@ -3595,7 +3595,7 @@
                 <w:rFonts w:ascii="Times New Roman" w:cs="Times New Roman" w:eastAsia="Times New Roman" w:hAnsi="Times New Roman"/>
                 <w:rtl w:val="0"/>
               </w:rPr>
-              <w:t xml:space="preserve">Menambahkan Bab 2 dan Bab 3 berdasarkan diskusi kelompok</w:t>
+              <w:t xml:space="preserve">Menambahkan Bab 2, Bab 3, Unified Modeling Language, dan Prototype berdasarkan diskusi kelompok</w:t>
             </w:r>
             <w:r>
               <w:rPr>
@@ -3634,6 +3634,104 @@
           </w:p>
         </w:tc>
       </w:tr>
+      <w:tr>
+        <w:trPr>
+          <w:cantSplit w:val="0"/>
+          <w:tblHeader w:val="0"/>
+        </w:trPr>
+        <w:tc>
+          <w:tcPr>
+            <w:tcBorders>
+              <w:bottom w:color="000000" w:space="0" w:sz="12" w:val="single"/>
+            </w:tcBorders>
+            <w:vAlign w:val="top"/>
+          </w:tcPr>
+          <w:p>
+            <w:pPr>
+              <w:spacing w:after="40" w:before="40" w:lineRule="auto"/>
+              <w:rPr>
+                <w:rFonts w:ascii="Times New Roman" w:cs="Times New Roman" w:eastAsia="Times New Roman" w:hAnsi="Times New Roman"/>
+              </w:rPr>
+            </w:pPr>
+            <w:r>
+              <w:rPr>
+                <w:rFonts w:ascii="Times New Roman" w:cs="Times New Roman" w:eastAsia="Times New Roman" w:hAnsi="Times New Roman"/>
+                <w:rtl w:val="0"/>
+              </w:rPr>
+              <w:t xml:space="preserve">Kelompoo 10</w:t>
+            </w:r>
+          </w:p>
+        </w:tc>
+        <w:tc>
+          <w:tcPr>
+            <w:tcBorders>
+              <w:bottom w:color="000000" w:space="0" w:sz="12" w:val="single"/>
+            </w:tcBorders>
+            <w:vAlign w:val="top"/>
+          </w:tcPr>
+          <w:p>
+            <w:pPr>
+              <w:spacing w:after="40" w:before="40" w:lineRule="auto"/>
+              <w:rPr>
+                <w:rFonts w:ascii="Times New Roman" w:cs="Times New Roman" w:eastAsia="Times New Roman" w:hAnsi="Times New Roman"/>
+              </w:rPr>
+            </w:pPr>
+            <w:r>
+              <w:rPr>
+                <w:rFonts w:ascii="Times New Roman" w:cs="Times New Roman" w:eastAsia="Times New Roman" w:hAnsi="Times New Roman"/>
+                <w:rtl w:val="0"/>
+              </w:rPr>
+              <w:t xml:space="preserve">29/04/2026</w:t>
+            </w:r>
+          </w:p>
+        </w:tc>
+        <w:tc>
+          <w:tcPr>
+            <w:tcBorders>
+              <w:bottom w:color="000000" w:space="0" w:sz="12" w:val="single"/>
+            </w:tcBorders>
+            <w:vAlign w:val="top"/>
+          </w:tcPr>
+          <w:p>
+            <w:pPr>
+              <w:spacing w:after="40" w:before="40" w:lineRule="auto"/>
+              <w:rPr>
+                <w:rFonts w:ascii="Times New Roman" w:cs="Times New Roman" w:eastAsia="Times New Roman" w:hAnsi="Times New Roman"/>
+              </w:rPr>
+            </w:pPr>
+            <w:r>
+              <w:rPr>
+                <w:rFonts w:ascii="Times New Roman" w:cs="Times New Roman" w:eastAsia="Times New Roman" w:hAnsi="Times New Roman"/>
+                <w:rtl w:val="0"/>
+              </w:rPr>
+              <w:t xml:space="preserve">Menambahkan Screen Print dari figma dan deskripsinya</w:t>
+            </w:r>
+          </w:p>
+        </w:tc>
+        <w:tc>
+          <w:tcPr>
+            <w:tcBorders>
+              <w:bottom w:color="000000" w:space="0" w:sz="12" w:val="single"/>
+            </w:tcBorders>
+            <w:vAlign w:val="top"/>
+          </w:tcPr>
+          <w:p>
+            <w:pPr>
+              <w:spacing w:after="40" w:before="40" w:lineRule="auto"/>
+              <w:rPr>
+                <w:rFonts w:ascii="Times New Roman" w:cs="Times New Roman" w:eastAsia="Times New Roman" w:hAnsi="Times New Roman"/>
+              </w:rPr>
+            </w:pPr>
+            <w:r>
+              <w:rPr>
+                <w:rFonts w:ascii="Times New Roman" w:cs="Times New Roman" w:eastAsia="Times New Roman" w:hAnsi="Times New Roman"/>
+                <w:rtl w:val="0"/>
+              </w:rPr>
+              <w:t xml:space="preserve">1.2</w:t>
+            </w:r>
+          </w:p>
+        </w:tc>
+      </w:tr>
     </w:tbl>
     <w:p>
       <w:pPr>
@@ -3673,7 +3771,7 @@
         <w:pStyle w:val="Heading1"/>
         <w:numPr>
           <w:ilvl w:val="0"/>
-          <w:numId w:val="10"/>
+          <w:numId w:val="13"/>
         </w:numPr>
         <w:ind w:left="0" w:firstLine="0"/>
         <w:rPr>
@@ -3702,7 +3800,7 @@
         <w:pStyle w:val="Heading2"/>
         <w:numPr>
           <w:ilvl w:val="1"/>
-          <w:numId w:val="10"/>
+          <w:numId w:val="13"/>
         </w:numPr>
         <w:ind w:left="0" w:firstLine="0"/>
         <w:rPr>
@@ -3931,7 +4029,7 @@
         <w:pStyle w:val="Heading2"/>
         <w:numPr>
           <w:ilvl w:val="1"/>
-          <w:numId w:val="10"/>
+          <w:numId w:val="13"/>
         </w:numPr>
         <w:ind w:left="0" w:firstLine="0"/>
         <w:rPr>
@@ -4028,7 +4126,7 @@
       <w:pPr>
         <w:numPr>
           <w:ilvl w:val="0"/>
-          <w:numId w:val="9"/>
+          <w:numId w:val="12"/>
         </w:numPr>
         <w:spacing w:after="0" w:afterAutospacing="0" w:before="240" w:lineRule="auto"/>
         <w:ind w:left="1440" w:hanging="360"/>
@@ -4089,7 +4187,7 @@
       <w:pPr>
         <w:numPr>
           <w:ilvl w:val="0"/>
-          <w:numId w:val="9"/>
+          <w:numId w:val="12"/>
         </w:numPr>
         <w:spacing w:after="0" w:afterAutospacing="0" w:before="0" w:beforeAutospacing="0" w:lineRule="auto"/>
         <w:ind w:left="1440" w:hanging="360"/>
@@ -4150,7 +4248,7 @@
       <w:pPr>
         <w:numPr>
           <w:ilvl w:val="0"/>
-          <w:numId w:val="9"/>
+          <w:numId w:val="12"/>
         </w:numPr>
         <w:spacing w:after="240" w:before="0" w:beforeAutospacing="0" w:lineRule="auto"/>
         <w:ind w:left="1440" w:hanging="360"/>
@@ -4264,7 +4362,7 @@
       <w:pPr>
         <w:numPr>
           <w:ilvl w:val="0"/>
-          <w:numId w:val="1"/>
+          <w:numId w:val="2"/>
         </w:numPr>
         <w:spacing w:after="0" w:afterAutospacing="0" w:before="240" w:lineRule="auto"/>
         <w:ind w:left="1440" w:hanging="360"/>
@@ -4321,7 +4419,7 @@
       <w:pPr>
         <w:numPr>
           <w:ilvl w:val="0"/>
-          <w:numId w:val="1"/>
+          <w:numId w:val="2"/>
         </w:numPr>
         <w:spacing w:after="240" w:before="0" w:beforeAutospacing="0" w:lineRule="auto"/>
         <w:ind w:left="1440" w:hanging="360"/>
@@ -4398,7 +4496,7 @@
         <w:pStyle w:val="Heading2"/>
         <w:numPr>
           <w:ilvl w:val="1"/>
-          <w:numId w:val="10"/>
+          <w:numId w:val="13"/>
         </w:numPr>
         <w:ind w:left="0" w:firstLine="0"/>
         <w:rPr>
@@ -4434,6 +4532,1176 @@
           <w:rtl w:val="0"/>
         </w:rPr>
         <w:t xml:space="preserve">Dokumen ini ditujukan bagi seluruh pihak yang terlibat dalam proses pengembangan dan pengelolaan aplikasi marketplace fashion. Pihak-pihak tersebut meliputi:</w:t>
+      </w:r>
+    </w:p>
+    <w:p>
+      <w:pPr>
+        <w:numPr>
+          <w:ilvl w:val="0"/>
+          <w:numId w:val="4"/>
+        </w:numPr>
+        <w:spacing w:after="0" w:before="240" w:lineRule="auto"/>
+        <w:ind w:left="720" w:hanging="360"/>
+        <w:rPr>
+          <w:rFonts w:ascii="Arial" w:cs="Arial" w:eastAsia="Arial" w:hAnsi="Arial"/>
+          <w:sz w:val="22"/>
+          <w:szCs w:val="22"/>
+          <w:u w:val="none"/>
+        </w:rPr>
+      </w:pPr>
+      <w:bookmarkStart w:colFirst="0" w:colLast="0" w:name="_fywzqu9rh7yq" w:id="22"/>
+      <w:bookmarkEnd w:id="22"/>
+      <w:r>
+        <w:rPr>
+          <w:rFonts w:ascii="Times New Roman" w:cs="Times New Roman" w:eastAsia="Times New Roman" w:hAnsi="Times New Roman"/>
+          <w:b w:val="1"/>
+          <w:bCs w:val="1"/>
+          <w:sz w:val="22"/>
+          <w:szCs w:val="22"/>
+          <w:rtl w:val="0"/>
+        </w:rPr>
+        <w:t xml:space="preserve">Pemilik Produk (Product Owner)</w:t>
+      </w:r>
+      <w:r>
+        <w:rPr>
+          <w:rFonts w:ascii="Times New Roman" w:cs="Times New Roman" w:eastAsia="Times New Roman" w:hAnsi="Times New Roman"/>
+          <w:sz w:val="22"/>
+          <w:szCs w:val="22"/>
+          <w:rtl w:val="0"/>
+        </w:rPr>
+        <w:t xml:space="preserve">: Sebagai pemilik produk, dokumen ini dibuat untuk memverifikasi sistem yang dibuat sudah sesuai dengan kebutuhan dan ekspektasi bisnis yang diberikan, yaitu membuat sebuah marketplace untuk pakaian. </w:t>
+      </w:r>
+    </w:p>
+    <w:p>
+      <w:pPr>
+        <w:spacing w:after="0" w:before="0" w:lineRule="auto"/>
+        <w:ind w:left="720" w:firstLine="0"/>
+        <w:rPr>
+          <w:rFonts w:ascii="Times New Roman" w:cs="Times New Roman" w:eastAsia="Times New Roman" w:hAnsi="Times New Roman"/>
+          <w:sz w:val="22"/>
+          <w:szCs w:val="22"/>
+        </w:rPr>
+      </w:pPr>
+      <w:bookmarkStart w:colFirst="0" w:colLast="0" w:name="_c9r3gsdkjw35" w:id="23"/>
+      <w:bookmarkEnd w:id="23"/>
+      <w:r>
+        <w:rPr>
+          <w:rFonts w:ascii="Times New Roman" w:cs="Times New Roman" w:eastAsia="Times New Roman" w:hAnsi="Times New Roman"/>
+          <w:sz w:val="22"/>
+          <w:szCs w:val="22"/>
+          <w:rtl w:val="0"/>
+        </w:rPr>
+        <w:t xml:space="preserve">Product Owner disarankan untuk membaca: </w:t>
+      </w:r>
+    </w:p>
+    <w:p>
+      <w:pPr>
+        <w:numPr>
+          <w:ilvl w:val="1"/>
+          <w:numId w:val="4"/>
+        </w:numPr>
+        <w:spacing w:after="0" w:afterAutospacing="0" w:before="0" w:lineRule="auto"/>
+        <w:ind w:left="1440" w:hanging="360"/>
+        <w:rPr>
+          <w:rFonts w:ascii="Times New Roman" w:cs="Times New Roman" w:eastAsia="Times New Roman" w:hAnsi="Times New Roman"/>
+          <w:sz w:val="22"/>
+          <w:szCs w:val="22"/>
+          <w:u w:val="none"/>
+        </w:rPr>
+      </w:pPr>
+      <w:bookmarkStart w:colFirst="0" w:colLast="0" w:name="_8y4yzhpy6jhg" w:id="24"/>
+      <w:bookmarkEnd w:id="24"/>
+      <w:r>
+        <w:rPr>
+          <w:rFonts w:ascii="Times New Roman" w:cs="Times New Roman" w:eastAsia="Times New Roman" w:hAnsi="Times New Roman"/>
+          <w:sz w:val="22"/>
+          <w:szCs w:val="22"/>
+          <w:rtl w:val="0"/>
+        </w:rPr>
+        <w:t xml:space="preserve">Bab </w:t>
+      </w:r>
+      <w:r>
+        <w:rPr>
+          <w:rFonts w:ascii="Times New Roman" w:cs="Times New Roman" w:eastAsia="Times New Roman" w:hAnsi="Times New Roman"/>
+          <w:i w:val="1"/>
+          <w:iCs w:val="1"/>
+          <w:sz w:val="22"/>
+          <w:szCs w:val="22"/>
+          <w:rtl w:val="0"/>
+        </w:rPr>
+        <w:t xml:space="preserve">1.1 Purpose, 1.4 Product Scope, dan 2.2 Product Function</w:t>
+      </w:r>
+      <w:r>
+        <w:rPr>
+          <w:rFonts w:ascii="Times New Roman" w:cs="Times New Roman" w:eastAsia="Times New Roman" w:hAnsi="Times New Roman"/>
+          <w:sz w:val="22"/>
+          <w:szCs w:val="22"/>
+          <w:rtl w:val="0"/>
+        </w:rPr>
+        <w:t xml:space="preserve"> untuk memastikan aplikasi yang dibuat sudah sesuai dengan visi yang diberikan. </w:t>
+      </w:r>
+    </w:p>
+    <w:p>
+      <w:pPr>
+        <w:numPr>
+          <w:ilvl w:val="1"/>
+          <w:numId w:val="4"/>
+        </w:numPr>
+        <w:spacing w:after="0" w:afterAutospacing="0" w:before="0" w:lineRule="auto"/>
+        <w:ind w:left="1440" w:hanging="360"/>
+        <w:rPr>
+          <w:rFonts w:ascii="Times New Roman" w:cs="Times New Roman" w:eastAsia="Times New Roman" w:hAnsi="Times New Roman"/>
+          <w:sz w:val="22"/>
+          <w:szCs w:val="22"/>
+          <w:u w:val="none"/>
+        </w:rPr>
+      </w:pPr>
+      <w:bookmarkStart w:colFirst="0" w:colLast="0" w:name="_xa2ml7spv2go" w:id="25"/>
+      <w:bookmarkEnd w:id="25"/>
+      <w:r>
+        <w:rPr>
+          <w:rFonts w:ascii="Times New Roman" w:cs="Times New Roman" w:eastAsia="Times New Roman" w:hAnsi="Times New Roman"/>
+          <w:sz w:val="22"/>
+          <w:szCs w:val="22"/>
+          <w:rtl w:val="0"/>
+        </w:rPr>
+        <w:t xml:space="preserve">Bab </w:t>
+      </w:r>
+      <w:r>
+        <w:rPr>
+          <w:rFonts w:ascii="Times New Roman" w:cs="Times New Roman" w:eastAsia="Times New Roman" w:hAnsi="Times New Roman"/>
+          <w:i w:val="1"/>
+          <w:iCs w:val="1"/>
+          <w:sz w:val="22"/>
+          <w:szCs w:val="22"/>
+          <w:rtl w:val="0"/>
+        </w:rPr>
+        <w:t xml:space="preserve">2.3 User Classes and Characteristics</w:t>
+      </w:r>
+      <w:r>
+        <w:rPr>
+          <w:rFonts w:ascii="Times New Roman" w:cs="Times New Roman" w:eastAsia="Times New Roman" w:hAnsi="Times New Roman"/>
+          <w:sz w:val="22"/>
+          <w:szCs w:val="22"/>
+          <w:rtl w:val="0"/>
+        </w:rPr>
+        <w:t xml:space="preserve"> untuk memastikan target pasar sudah sesuai. </w:t>
+      </w:r>
+    </w:p>
+    <w:p>
+      <w:pPr>
+        <w:numPr>
+          <w:ilvl w:val="1"/>
+          <w:numId w:val="4"/>
+        </w:numPr>
+        <w:spacing w:after="0" w:afterAutospacing="0" w:before="0" w:lineRule="auto"/>
+        <w:ind w:left="1440" w:hanging="360"/>
+        <w:rPr>
+          <w:rFonts w:ascii="Times New Roman" w:cs="Times New Roman" w:eastAsia="Times New Roman" w:hAnsi="Times New Roman"/>
+          <w:sz w:val="22"/>
+          <w:szCs w:val="22"/>
+          <w:u w:val="none"/>
+        </w:rPr>
+      </w:pPr>
+      <w:bookmarkStart w:colFirst="0" w:colLast="0" w:name="_h4sixwulpr7c" w:id="26"/>
+      <w:bookmarkEnd w:id="26"/>
+      <w:r>
+        <w:rPr>
+          <w:rFonts w:ascii="Times New Roman" w:cs="Times New Roman" w:eastAsia="Times New Roman" w:hAnsi="Times New Roman"/>
+          <w:sz w:val="22"/>
+          <w:szCs w:val="22"/>
+          <w:rtl w:val="0"/>
+        </w:rPr>
+        <w:t xml:space="preserve">Bab </w:t>
+      </w:r>
+      <w:r>
+        <w:rPr>
+          <w:rFonts w:ascii="Times New Roman" w:cs="Times New Roman" w:eastAsia="Times New Roman" w:hAnsi="Times New Roman"/>
+          <w:i w:val="1"/>
+          <w:iCs w:val="1"/>
+          <w:sz w:val="22"/>
+          <w:szCs w:val="22"/>
+          <w:rtl w:val="0"/>
+        </w:rPr>
+        <w:t xml:space="preserve">4 System Features</w:t>
+      </w:r>
+      <w:r>
+        <w:rPr>
+          <w:rFonts w:ascii="Times New Roman" w:cs="Times New Roman" w:eastAsia="Times New Roman" w:hAnsi="Times New Roman"/>
+          <w:sz w:val="22"/>
+          <w:szCs w:val="22"/>
+          <w:rtl w:val="0"/>
+        </w:rPr>
+        <w:t xml:space="preserve"> untuk memvalidasi fungsi-fungsi utama yang dibuat sudah sesuai dengan kebutuhan pengguna</w:t>
+      </w:r>
+    </w:p>
+    <w:p>
+      <w:pPr>
+        <w:numPr>
+          <w:ilvl w:val="1"/>
+          <w:numId w:val="4"/>
+        </w:numPr>
+        <w:spacing w:after="240" w:before="0" w:lineRule="auto"/>
+        <w:ind w:left="1440" w:hanging="360"/>
+        <w:rPr>
+          <w:rFonts w:ascii="Times New Roman" w:cs="Times New Roman" w:eastAsia="Times New Roman" w:hAnsi="Times New Roman"/>
+          <w:sz w:val="22"/>
+          <w:szCs w:val="22"/>
+          <w:u w:val="none"/>
+        </w:rPr>
+      </w:pPr>
+      <w:bookmarkStart w:colFirst="0" w:colLast="0" w:name="_7xns6762ph3c" w:id="27"/>
+      <w:bookmarkEnd w:id="27"/>
+      <w:r>
+        <w:rPr>
+          <w:rFonts w:ascii="Times New Roman" w:cs="Times New Roman" w:eastAsia="Times New Roman" w:hAnsi="Times New Roman"/>
+          <w:sz w:val="22"/>
+          <w:szCs w:val="22"/>
+          <w:rtl w:val="0"/>
+        </w:rPr>
+        <w:t xml:space="preserve">Bab </w:t>
+      </w:r>
+      <w:r>
+        <w:rPr>
+          <w:rFonts w:ascii="Times New Roman" w:cs="Times New Roman" w:eastAsia="Times New Roman" w:hAnsi="Times New Roman"/>
+          <w:i w:val="1"/>
+          <w:iCs w:val="1"/>
+          <w:sz w:val="22"/>
+          <w:szCs w:val="22"/>
+          <w:rtl w:val="0"/>
+        </w:rPr>
+        <w:t xml:space="preserve">5.5 Business Rules</w:t>
+      </w:r>
+      <w:r>
+        <w:rPr>
+          <w:rFonts w:ascii="Times New Roman" w:cs="Times New Roman" w:eastAsia="Times New Roman" w:hAnsi="Times New Roman"/>
+          <w:sz w:val="22"/>
+          <w:szCs w:val="22"/>
+          <w:rtl w:val="0"/>
+        </w:rPr>
+        <w:t xml:space="preserve"> untuk mengecek logika bisnis yang terjadi.</w:t>
+      </w:r>
+    </w:p>
+    <w:p>
+      <w:pPr>
+        <w:numPr>
+          <w:ilvl w:val="0"/>
+          <w:numId w:val="4"/>
+        </w:numPr>
+        <w:spacing w:after="0" w:before="240" w:lineRule="auto"/>
+        <w:ind w:left="720" w:hanging="360"/>
+        <w:rPr>
+          <w:rFonts w:ascii="Times New Roman" w:cs="Times New Roman" w:eastAsia="Times New Roman" w:hAnsi="Times New Roman"/>
+          <w:sz w:val="22"/>
+          <w:szCs w:val="22"/>
+        </w:rPr>
+      </w:pPr>
+      <w:bookmarkStart w:colFirst="0" w:colLast="0" w:name="_e2khv3vpxhd8" w:id="28"/>
+      <w:bookmarkEnd w:id="28"/>
+      <w:r>
+        <w:rPr>
+          <w:rFonts w:ascii="Times New Roman" w:cs="Times New Roman" w:eastAsia="Times New Roman" w:hAnsi="Times New Roman"/>
+          <w:b w:val="1"/>
+          <w:bCs w:val="1"/>
+          <w:sz w:val="22"/>
+          <w:szCs w:val="22"/>
+          <w:rtl w:val="0"/>
+        </w:rPr>
+        <w:t xml:space="preserve">Manajer Proyek (Project Manager)</w:t>
+      </w:r>
+      <w:r>
+        <w:rPr>
+          <w:rFonts w:ascii="Times New Roman" w:cs="Times New Roman" w:eastAsia="Times New Roman" w:hAnsi="Times New Roman"/>
+          <w:sz w:val="22"/>
+          <w:szCs w:val="22"/>
+          <w:rtl w:val="0"/>
+        </w:rPr>
+        <w:t xml:space="preserve">: Berperan untuk mengatur keberlangsungan proyek; hal ini mencakup mencari tau ruang lingkup, menetapkan target-target pencapaian selama pengerjaan, serta hasil akhir yang harus diserahkan.</w:t>
+      </w:r>
+    </w:p>
+    <w:p>
+      <w:pPr>
+        <w:spacing w:after="0" w:before="0" w:lineRule="auto"/>
+        <w:ind w:left="720" w:firstLine="0"/>
+        <w:rPr>
+          <w:rFonts w:ascii="Times New Roman" w:cs="Times New Roman" w:eastAsia="Times New Roman" w:hAnsi="Times New Roman"/>
+          <w:sz w:val="22"/>
+          <w:szCs w:val="22"/>
+        </w:rPr>
+      </w:pPr>
+      <w:bookmarkStart w:colFirst="0" w:colLast="0" w:name="_slj4dt9xdoot" w:id="29"/>
+      <w:bookmarkEnd w:id="29"/>
+      <w:r>
+        <w:rPr>
+          <w:rFonts w:ascii="Times New Roman" w:cs="Times New Roman" w:eastAsia="Times New Roman" w:hAnsi="Times New Roman"/>
+          <w:sz w:val="22"/>
+          <w:szCs w:val="22"/>
+          <w:rtl w:val="0"/>
+        </w:rPr>
+        <w:t xml:space="preserve">Project Manager disarankan untuk membaca:</w:t>
+      </w:r>
+    </w:p>
+    <w:p>
+      <w:pPr>
+        <w:numPr>
+          <w:ilvl w:val="1"/>
+          <w:numId w:val="4"/>
+        </w:numPr>
+        <w:spacing w:after="0" w:before="0" w:lineRule="auto"/>
+        <w:ind w:left="1440" w:hanging="360"/>
+        <w:rPr>
+          <w:rFonts w:ascii="Times New Roman" w:cs="Times New Roman" w:eastAsia="Times New Roman" w:hAnsi="Times New Roman"/>
+          <w:sz w:val="22"/>
+          <w:szCs w:val="22"/>
+        </w:rPr>
+      </w:pPr>
+      <w:bookmarkStart w:colFirst="0" w:colLast="0" w:name="_rs4rvh2m67gy" w:id="30"/>
+      <w:bookmarkEnd w:id="30"/>
+      <w:r>
+        <w:rPr>
+          <w:rFonts w:ascii="Times New Roman" w:cs="Times New Roman" w:eastAsia="Times New Roman" w:hAnsi="Times New Roman"/>
+          <w:sz w:val="22"/>
+          <w:szCs w:val="22"/>
+          <w:rtl w:val="0"/>
+        </w:rPr>
+        <w:t xml:space="preserve">Bab </w:t>
+      </w:r>
+      <w:r>
+        <w:rPr>
+          <w:rFonts w:ascii="Times New Roman" w:cs="Times New Roman" w:eastAsia="Times New Roman" w:hAnsi="Times New Roman"/>
+          <w:i w:val="1"/>
+          <w:iCs w:val="1"/>
+          <w:sz w:val="22"/>
+          <w:szCs w:val="22"/>
+          <w:rtl w:val="0"/>
+        </w:rPr>
+        <w:t xml:space="preserve">1.4 Product Scope</w:t>
+      </w:r>
+      <w:r>
+        <w:rPr>
+          <w:rFonts w:ascii="Times New Roman" w:cs="Times New Roman" w:eastAsia="Times New Roman" w:hAnsi="Times New Roman"/>
+          <w:sz w:val="22"/>
+          <w:szCs w:val="22"/>
+          <w:rtl w:val="0"/>
+        </w:rPr>
+        <w:t xml:space="preserve"> untuk menetapkan batasan yang diperlukan.</w:t>
+      </w:r>
+    </w:p>
+    <w:p>
+      <w:pPr>
+        <w:numPr>
+          <w:ilvl w:val="1"/>
+          <w:numId w:val="4"/>
+        </w:numPr>
+        <w:spacing w:after="0" w:before="0" w:lineRule="auto"/>
+        <w:ind w:left="1440" w:hanging="360"/>
+        <w:rPr>
+          <w:rFonts w:ascii="Times New Roman" w:cs="Times New Roman" w:eastAsia="Times New Roman" w:hAnsi="Times New Roman"/>
+          <w:sz w:val="22"/>
+          <w:szCs w:val="22"/>
+          <w:u w:val="none"/>
+        </w:rPr>
+      </w:pPr>
+      <w:bookmarkStart w:colFirst="0" w:colLast="0" w:name="_tuj96o59niw4" w:id="31"/>
+      <w:bookmarkEnd w:id="31"/>
+      <w:r>
+        <w:rPr>
+          <w:rFonts w:ascii="Times New Roman" w:cs="Times New Roman" w:eastAsia="Times New Roman" w:hAnsi="Times New Roman"/>
+          <w:sz w:val="22"/>
+          <w:szCs w:val="22"/>
+          <w:rtl w:val="0"/>
+        </w:rPr>
+        <w:t xml:space="preserve">Bab </w:t>
+      </w:r>
+      <w:r>
+        <w:rPr>
+          <w:rFonts w:ascii="Times New Roman" w:cs="Times New Roman" w:eastAsia="Times New Roman" w:hAnsi="Times New Roman"/>
+          <w:i w:val="1"/>
+          <w:iCs w:val="1"/>
+          <w:sz w:val="22"/>
+          <w:szCs w:val="22"/>
+          <w:rtl w:val="0"/>
+        </w:rPr>
+        <w:t xml:space="preserve">2.7 Assumptions and Dependencies </w:t>
+      </w:r>
+      <w:r>
+        <w:rPr>
+          <w:rFonts w:ascii="Times New Roman" w:cs="Times New Roman" w:eastAsia="Times New Roman" w:hAnsi="Times New Roman"/>
+          <w:sz w:val="22"/>
+          <w:szCs w:val="22"/>
+          <w:rtl w:val="0"/>
+        </w:rPr>
+        <w:t xml:space="preserve">agar bisa merancang pembagian sumber daya serta memperhitungkan risiko yang terjadi</w:t>
+      </w:r>
+    </w:p>
+    <w:p>
+      <w:pPr>
+        <w:numPr>
+          <w:ilvl w:val="1"/>
+          <w:numId w:val="4"/>
+        </w:numPr>
+        <w:spacing w:after="200" w:before="0" w:lineRule="auto"/>
+        <w:ind w:left="1440" w:hanging="360"/>
+        <w:rPr>
+          <w:rFonts w:ascii="Times New Roman" w:cs="Times New Roman" w:eastAsia="Times New Roman" w:hAnsi="Times New Roman"/>
+          <w:sz w:val="22"/>
+          <w:szCs w:val="22"/>
+          <w:u w:val="none"/>
+        </w:rPr>
+      </w:pPr>
+      <w:bookmarkStart w:colFirst="0" w:colLast="0" w:name="_7hitlgylavrl" w:id="32"/>
+      <w:bookmarkEnd w:id="32"/>
+      <w:r>
+        <w:rPr>
+          <w:rFonts w:ascii="Times New Roman" w:cs="Times New Roman" w:eastAsia="Times New Roman" w:hAnsi="Times New Roman"/>
+          <w:sz w:val="22"/>
+          <w:szCs w:val="22"/>
+          <w:rtl w:val="0"/>
+        </w:rPr>
+        <w:t xml:space="preserve">Bab </w:t>
+      </w:r>
+      <w:r>
+        <w:rPr>
+          <w:rFonts w:ascii="Times New Roman" w:cs="Times New Roman" w:eastAsia="Times New Roman" w:hAnsi="Times New Roman"/>
+          <w:i w:val="1"/>
+          <w:iCs w:val="1"/>
+          <w:sz w:val="22"/>
+          <w:szCs w:val="22"/>
+          <w:rtl w:val="0"/>
+        </w:rPr>
+        <w:t xml:space="preserve">4 System Features</w:t>
+      </w:r>
+      <w:r>
+        <w:rPr>
+          <w:rFonts w:ascii="Times New Roman" w:cs="Times New Roman" w:eastAsia="Times New Roman" w:hAnsi="Times New Roman"/>
+          <w:sz w:val="22"/>
+          <w:szCs w:val="22"/>
+          <w:rtl w:val="0"/>
+        </w:rPr>
+        <w:t xml:space="preserve"> untuk menetapkan target-target pencapaian serta merencanakan sprint.</w:t>
+      </w:r>
+    </w:p>
+    <w:p>
+      <w:pPr>
+        <w:numPr>
+          <w:ilvl w:val="0"/>
+          <w:numId w:val="4"/>
+        </w:numPr>
+        <w:spacing w:after="0" w:before="240" w:lineRule="auto"/>
+        <w:ind w:left="720" w:hanging="360"/>
+        <w:rPr>
+          <w:rFonts w:ascii="Times New Roman" w:cs="Times New Roman" w:eastAsia="Times New Roman" w:hAnsi="Times New Roman"/>
+          <w:sz w:val="22"/>
+          <w:szCs w:val="22"/>
+        </w:rPr>
+      </w:pPr>
+      <w:bookmarkStart w:colFirst="0" w:colLast="0" w:name="_l74j0uwqa5m5" w:id="33"/>
+      <w:bookmarkEnd w:id="33"/>
+      <w:r>
+        <w:rPr>
+          <w:rFonts w:ascii="Times New Roman" w:cs="Times New Roman" w:eastAsia="Times New Roman" w:hAnsi="Times New Roman"/>
+          <w:b w:val="1"/>
+          <w:bCs w:val="1"/>
+          <w:sz w:val="22"/>
+          <w:szCs w:val="22"/>
+          <w:rtl w:val="0"/>
+        </w:rPr>
+        <w:t xml:space="preserve">Tim Penjaminan Mutu (Quality Assurance)</w:t>
+      </w:r>
+      <w:r>
+        <w:rPr>
+          <w:rFonts w:ascii="Times New Roman" w:cs="Times New Roman" w:eastAsia="Times New Roman" w:hAnsi="Times New Roman"/>
+          <w:sz w:val="22"/>
+          <w:szCs w:val="22"/>
+          <w:rtl w:val="0"/>
+        </w:rPr>
+        <w:t xml:space="preserve">: Berperan untuk mengembangkan skenario pengujian dan strategi pengujian berdasarkan sistem yang sudah dibuat.</w:t>
+      </w:r>
+    </w:p>
+    <w:p>
+      <w:pPr>
+        <w:spacing w:after="0" w:before="0" w:lineRule="auto"/>
+        <w:ind w:left="720" w:firstLine="0"/>
+        <w:rPr>
+          <w:rFonts w:ascii="Times New Roman" w:cs="Times New Roman" w:eastAsia="Times New Roman" w:hAnsi="Times New Roman"/>
+          <w:sz w:val="22"/>
+          <w:szCs w:val="22"/>
+        </w:rPr>
+      </w:pPr>
+      <w:bookmarkStart w:colFirst="0" w:colLast="0" w:name="_8qtno0ta5hpr" w:id="34"/>
+      <w:bookmarkEnd w:id="34"/>
+      <w:r>
+        <w:rPr>
+          <w:rFonts w:ascii="Times New Roman" w:cs="Times New Roman" w:eastAsia="Times New Roman" w:hAnsi="Times New Roman"/>
+          <w:sz w:val="22"/>
+          <w:szCs w:val="22"/>
+          <w:rtl w:val="0"/>
+        </w:rPr>
+        <w:t xml:space="preserve">Quality Assurance Team disarankan untuk membaca:</w:t>
+      </w:r>
+    </w:p>
+    <w:p>
+      <w:pPr>
+        <w:numPr>
+          <w:ilvl w:val="1"/>
+          <w:numId w:val="4"/>
+        </w:numPr>
+        <w:spacing w:after="0" w:before="0" w:lineRule="auto"/>
+        <w:ind w:left="1440" w:hanging="360"/>
+        <w:rPr>
+          <w:rFonts w:ascii="Times New Roman" w:cs="Times New Roman" w:eastAsia="Times New Roman" w:hAnsi="Times New Roman"/>
+          <w:sz w:val="22"/>
+          <w:szCs w:val="22"/>
+          <w:u w:val="none"/>
+        </w:rPr>
+      </w:pPr>
+      <w:bookmarkStart w:colFirst="0" w:colLast="0" w:name="_7xkayolckvj9" w:id="35"/>
+      <w:bookmarkEnd w:id="35"/>
+      <w:r>
+        <w:rPr>
+          <w:rFonts w:ascii="Times New Roman" w:cs="Times New Roman" w:eastAsia="Times New Roman" w:hAnsi="Times New Roman"/>
+          <w:sz w:val="22"/>
+          <w:szCs w:val="22"/>
+          <w:rtl w:val="0"/>
+        </w:rPr>
+        <w:t xml:space="preserve">Bab </w:t>
+      </w:r>
+      <w:r>
+        <w:rPr>
+          <w:rFonts w:ascii="Times New Roman" w:cs="Times New Roman" w:eastAsia="Times New Roman" w:hAnsi="Times New Roman"/>
+          <w:i w:val="1"/>
+          <w:iCs w:val="1"/>
+          <w:sz w:val="22"/>
+          <w:szCs w:val="22"/>
+          <w:rtl w:val="0"/>
+        </w:rPr>
+        <w:t xml:space="preserve">3 External Interface Requirements</w:t>
+      </w:r>
+      <w:r>
+        <w:rPr>
+          <w:rFonts w:ascii="Times New Roman" w:cs="Times New Roman" w:eastAsia="Times New Roman" w:hAnsi="Times New Roman"/>
+          <w:sz w:val="22"/>
+          <w:szCs w:val="22"/>
+          <w:rtl w:val="0"/>
+        </w:rPr>
+        <w:t xml:space="preserve"> dan </w:t>
+      </w:r>
+      <w:r>
+        <w:rPr>
+          <w:rFonts w:ascii="Times New Roman" w:cs="Times New Roman" w:eastAsia="Times New Roman" w:hAnsi="Times New Roman"/>
+          <w:i w:val="1"/>
+          <w:iCs w:val="1"/>
+          <w:sz w:val="22"/>
+          <w:szCs w:val="22"/>
+          <w:rtl w:val="0"/>
+        </w:rPr>
+        <w:t xml:space="preserve">4 System Features</w:t>
+      </w:r>
+      <w:r>
+        <w:rPr>
+          <w:rFonts w:ascii="Times New Roman" w:cs="Times New Roman" w:eastAsia="Times New Roman" w:hAnsi="Times New Roman"/>
+          <w:sz w:val="22"/>
+          <w:szCs w:val="22"/>
+          <w:rtl w:val="0"/>
+        </w:rPr>
+        <w:t xml:space="preserve"> untuk memahami bagaimana seharusnya sistem berperilaku, serta mengidentifikasi batas-batas pengujian fungsional.</w:t>
+      </w:r>
+    </w:p>
+    <w:p>
+      <w:pPr>
+        <w:numPr>
+          <w:ilvl w:val="1"/>
+          <w:numId w:val="4"/>
+        </w:numPr>
+        <w:spacing w:after="0" w:lineRule="auto"/>
+        <w:ind w:left="1440" w:hanging="360"/>
+        <w:rPr>
+          <w:rFonts w:ascii="Times New Roman" w:cs="Times New Roman" w:eastAsia="Times New Roman" w:hAnsi="Times New Roman"/>
+          <w:sz w:val="22"/>
+          <w:szCs w:val="22"/>
+          <w:u w:val="none"/>
+        </w:rPr>
+      </w:pPr>
+      <w:bookmarkStart w:colFirst="0" w:colLast="0" w:name="_f4wy8zb70cp9" w:id="36"/>
+      <w:bookmarkEnd w:id="36"/>
+      <w:r>
+        <w:rPr>
+          <w:rFonts w:ascii="Times New Roman" w:cs="Times New Roman" w:eastAsia="Times New Roman" w:hAnsi="Times New Roman"/>
+          <w:sz w:val="22"/>
+          <w:szCs w:val="22"/>
+          <w:rtl w:val="0"/>
+        </w:rPr>
+        <w:t xml:space="preserve">Bab </w:t>
+      </w:r>
+      <w:r>
+        <w:rPr>
+          <w:rFonts w:ascii="Times New Roman" w:cs="Times New Roman" w:eastAsia="Times New Roman" w:hAnsi="Times New Roman"/>
+          <w:i w:val="1"/>
+          <w:iCs w:val="1"/>
+          <w:sz w:val="22"/>
+          <w:szCs w:val="22"/>
+          <w:rtl w:val="0"/>
+        </w:rPr>
+        <w:t xml:space="preserve">5 Other Nonfunctional Requirements</w:t>
+      </w:r>
+      <w:r>
+        <w:rPr>
+          <w:rFonts w:ascii="Times New Roman" w:cs="Times New Roman" w:eastAsia="Times New Roman" w:hAnsi="Times New Roman"/>
+          <w:sz w:val="22"/>
+          <w:szCs w:val="22"/>
+          <w:rtl w:val="0"/>
+        </w:rPr>
+        <w:t xml:space="preserve"> khususnya pada bagian performance, safety, dan security agar bisa merancang pengujian beban, penetrasi, dan kepatuhan.</w:t>
+      </w:r>
+    </w:p>
+    <w:p>
+      <w:pPr>
+        <w:numPr>
+          <w:ilvl w:val="0"/>
+          <w:numId w:val="4"/>
+        </w:numPr>
+        <w:spacing w:after="0" w:before="240" w:lineRule="auto"/>
+        <w:ind w:left="720" w:hanging="360"/>
+        <w:rPr>
+          <w:rFonts w:ascii="Times New Roman" w:cs="Times New Roman" w:eastAsia="Times New Roman" w:hAnsi="Times New Roman"/>
+          <w:sz w:val="22"/>
+          <w:szCs w:val="22"/>
+        </w:rPr>
+      </w:pPr>
+      <w:bookmarkStart w:colFirst="0" w:colLast="0" w:name="_flbq3zpya1nd" w:id="37"/>
+      <w:bookmarkEnd w:id="37"/>
+      <w:r>
+        <w:rPr>
+          <w:rFonts w:ascii="Times New Roman" w:cs="Times New Roman" w:eastAsia="Times New Roman" w:hAnsi="Times New Roman"/>
+          <w:b w:val="1"/>
+          <w:bCs w:val="1"/>
+          <w:sz w:val="22"/>
+          <w:szCs w:val="22"/>
+          <w:rtl w:val="0"/>
+        </w:rPr>
+        <w:t xml:space="preserve">Tim Pengembang (Development)</w:t>
+      </w:r>
+      <w:r>
+        <w:rPr>
+          <w:rFonts w:ascii="Times New Roman" w:cs="Times New Roman" w:eastAsia="Times New Roman" w:hAnsi="Times New Roman"/>
+          <w:sz w:val="22"/>
+          <w:szCs w:val="22"/>
+          <w:rtl w:val="0"/>
+        </w:rPr>
+        <w:t xml:space="preserve">: Sebagai pembuat utama aplikasi agar dapat memahami fitur, logika, dan batasan yang diperlukan untuk membangun aplikasi</w:t>
+      </w:r>
+    </w:p>
+    <w:p>
+      <w:pPr>
+        <w:spacing w:after="0" w:before="0" w:lineRule="auto"/>
+        <w:ind w:left="720" w:firstLine="0"/>
+        <w:rPr>
+          <w:rFonts w:ascii="Times New Roman" w:cs="Times New Roman" w:eastAsia="Times New Roman" w:hAnsi="Times New Roman"/>
+          <w:sz w:val="22"/>
+          <w:szCs w:val="22"/>
+        </w:rPr>
+      </w:pPr>
+      <w:bookmarkStart w:colFirst="0" w:colLast="0" w:name="_u5f1tk1xofx0" w:id="38"/>
+      <w:bookmarkEnd w:id="38"/>
+      <w:r>
+        <w:rPr>
+          <w:rFonts w:ascii="Times New Roman" w:cs="Times New Roman" w:eastAsia="Times New Roman" w:hAnsi="Times New Roman"/>
+          <w:sz w:val="22"/>
+          <w:szCs w:val="22"/>
+          <w:rtl w:val="0"/>
+        </w:rPr>
+        <w:t xml:space="preserve">Walaupun seluruh dokumen relevan, Development Team disarankan untuk lebih fokus pada bagian:</w:t>
+      </w:r>
+    </w:p>
+    <w:p>
+      <w:pPr>
+        <w:numPr>
+          <w:ilvl w:val="1"/>
+          <w:numId w:val="4"/>
+        </w:numPr>
+        <w:spacing w:after="0" w:before="0" w:lineRule="auto"/>
+        <w:ind w:left="1440" w:hanging="360"/>
+        <w:rPr>
+          <w:rFonts w:ascii="Times New Roman" w:cs="Times New Roman" w:eastAsia="Times New Roman" w:hAnsi="Times New Roman"/>
+          <w:sz w:val="22"/>
+          <w:szCs w:val="22"/>
+          <w:u w:val="none"/>
+        </w:rPr>
+      </w:pPr>
+      <w:bookmarkStart w:colFirst="0" w:colLast="0" w:name="_nc5gwhxb9885" w:id="39"/>
+      <w:bookmarkEnd w:id="39"/>
+      <w:r>
+        <w:rPr>
+          <w:rFonts w:ascii="Times New Roman" w:cs="Times New Roman" w:eastAsia="Times New Roman" w:hAnsi="Times New Roman"/>
+          <w:sz w:val="22"/>
+          <w:szCs w:val="22"/>
+          <w:rtl w:val="0"/>
+        </w:rPr>
+        <w:t xml:space="preserve">Bab </w:t>
+      </w:r>
+      <w:r>
+        <w:rPr>
+          <w:rFonts w:ascii="Times New Roman" w:cs="Times New Roman" w:eastAsia="Times New Roman" w:hAnsi="Times New Roman"/>
+          <w:i w:val="1"/>
+          <w:iCs w:val="1"/>
+          <w:sz w:val="22"/>
+          <w:szCs w:val="22"/>
+          <w:rtl w:val="0"/>
+        </w:rPr>
+        <w:t xml:space="preserve">2.4 Operating Environment</w:t>
+      </w:r>
+      <w:r>
+        <w:rPr>
+          <w:rFonts w:ascii="Times New Roman" w:cs="Times New Roman" w:eastAsia="Times New Roman" w:hAnsi="Times New Roman"/>
+          <w:sz w:val="22"/>
+          <w:szCs w:val="22"/>
+          <w:rtl w:val="0"/>
+        </w:rPr>
+        <w:tab/>
+        <w:t xml:space="preserve">dan </w:t>
+      </w:r>
+      <w:r>
+        <w:rPr>
+          <w:rFonts w:ascii="Times New Roman" w:cs="Times New Roman" w:eastAsia="Times New Roman" w:hAnsi="Times New Roman"/>
+          <w:i w:val="1"/>
+          <w:iCs w:val="1"/>
+          <w:sz w:val="22"/>
+          <w:szCs w:val="22"/>
+          <w:rtl w:val="0"/>
+        </w:rPr>
+        <w:t xml:space="preserve">2.5 Design and Implementation Constraints</w:t>
+      </w:r>
+      <w:r>
+        <w:rPr>
+          <w:rFonts w:ascii="Times New Roman" w:cs="Times New Roman" w:eastAsia="Times New Roman" w:hAnsi="Times New Roman"/>
+          <w:sz w:val="22"/>
+          <w:szCs w:val="22"/>
+          <w:rtl w:val="0"/>
+        </w:rPr>
+        <w:t xml:space="preserve"> untuk memastikan keselarasan teknis</w:t>
+      </w:r>
+    </w:p>
+    <w:p>
+      <w:pPr>
+        <w:numPr>
+          <w:ilvl w:val="1"/>
+          <w:numId w:val="4"/>
+        </w:numPr>
+        <w:ind w:left="1440" w:hanging="360"/>
+        <w:rPr>
+          <w:rFonts w:ascii="Times New Roman" w:cs="Times New Roman" w:eastAsia="Times New Roman" w:hAnsi="Times New Roman"/>
+          <w:sz w:val="22"/>
+          <w:szCs w:val="22"/>
+        </w:rPr>
+      </w:pPr>
+      <w:bookmarkStart w:colFirst="0" w:colLast="0" w:name="_7xkayolckvj9" w:id="35"/>
+      <w:bookmarkEnd w:id="35"/>
+      <w:r>
+        <w:rPr>
+          <w:rFonts w:ascii="Times New Roman" w:cs="Times New Roman" w:eastAsia="Times New Roman" w:hAnsi="Times New Roman"/>
+          <w:sz w:val="22"/>
+          <w:szCs w:val="22"/>
+          <w:rtl w:val="0"/>
+        </w:rPr>
+        <w:t xml:space="preserve">Bab </w:t>
+      </w:r>
+      <w:r>
+        <w:rPr>
+          <w:rFonts w:ascii="Times New Roman" w:cs="Times New Roman" w:eastAsia="Times New Roman" w:hAnsi="Times New Roman"/>
+          <w:i w:val="1"/>
+          <w:iCs w:val="1"/>
+          <w:sz w:val="22"/>
+          <w:szCs w:val="22"/>
+          <w:rtl w:val="0"/>
+        </w:rPr>
+        <w:t xml:space="preserve">3 External Interface Requirements</w:t>
+      </w:r>
+      <w:r>
+        <w:rPr>
+          <w:rFonts w:ascii="Times New Roman" w:cs="Times New Roman" w:eastAsia="Times New Roman" w:hAnsi="Times New Roman"/>
+          <w:sz w:val="22"/>
+          <w:szCs w:val="22"/>
+          <w:rtl w:val="0"/>
+        </w:rPr>
+        <w:t xml:space="preserve"> untuk integrasi API dan perangkat keras</w:t>
+      </w:r>
+    </w:p>
+    <w:p>
+      <w:pPr>
+        <w:numPr>
+          <w:ilvl w:val="1"/>
+          <w:numId w:val="4"/>
+        </w:numPr>
+        <w:ind w:left="1440" w:hanging="360"/>
+        <w:rPr>
+          <w:rFonts w:ascii="Times New Roman" w:cs="Times New Roman" w:eastAsia="Times New Roman" w:hAnsi="Times New Roman"/>
+          <w:sz w:val="22"/>
+          <w:szCs w:val="22"/>
+        </w:rPr>
+      </w:pPr>
+      <w:bookmarkStart w:colFirst="0" w:colLast="0" w:name="_7xkayolckvj9" w:id="35"/>
+      <w:bookmarkEnd w:id="35"/>
+      <w:r>
+        <w:rPr>
+          <w:rFonts w:ascii="Times New Roman" w:cs="Times New Roman" w:eastAsia="Times New Roman" w:hAnsi="Times New Roman"/>
+          <w:sz w:val="22"/>
+          <w:szCs w:val="22"/>
+          <w:rtl w:val="0"/>
+        </w:rPr>
+        <w:t xml:space="preserve">Bab </w:t>
+      </w:r>
+      <w:r>
+        <w:rPr>
+          <w:rFonts w:ascii="Times New Roman" w:cs="Times New Roman" w:eastAsia="Times New Roman" w:hAnsi="Times New Roman"/>
+          <w:i w:val="1"/>
+          <w:iCs w:val="1"/>
+          <w:sz w:val="22"/>
+          <w:szCs w:val="22"/>
+          <w:rtl w:val="0"/>
+        </w:rPr>
+        <w:t xml:space="preserve">4 System Features</w:t>
+      </w:r>
+      <w:r>
+        <w:rPr>
+          <w:rFonts w:ascii="Times New Roman" w:cs="Times New Roman" w:eastAsia="Times New Roman" w:hAnsi="Times New Roman"/>
+          <w:sz w:val="22"/>
+          <w:szCs w:val="22"/>
+          <w:rtl w:val="0"/>
+        </w:rPr>
+        <w:t xml:space="preserve"> untuk logika inti aplikasi</w:t>
+      </w:r>
+      <w:r>
+        <w:rPr>
+          <w:rtl w:val="0"/>
+        </w:rPr>
+      </w:r>
+    </w:p>
+    <w:p>
+      <w:pPr>
+        <w:pStyle w:val="Heading2"/>
+        <w:numPr>
+          <w:ilvl w:val="1"/>
+          <w:numId w:val="13"/>
+        </w:numPr>
+        <w:ind w:left="0" w:firstLine="0"/>
+        <w:rPr>
+          <w:rFonts w:ascii="Times New Roman" w:cs="Times New Roman" w:eastAsia="Times New Roman" w:hAnsi="Times New Roman"/>
+          <w:vertAlign w:val="baseline"/>
+        </w:rPr>
+      </w:pPr>
+      <w:r>
+        <w:rPr>
+          <w:rFonts w:ascii="Times New Roman" w:cs="Times New Roman" w:eastAsia="Times New Roman" w:hAnsi="Times New Roman"/>
+          <w:vertAlign w:val="baseline"/>
+          <w:rtl w:val="0"/>
+        </w:rPr>
+        <w:t xml:space="preserve">Product Scope</w:t>
+      </w:r>
+    </w:p>
+    <w:p>
+      <w:pPr>
+        <w:spacing w:after="240" w:before="240" w:lineRule="auto"/>
+        <w:jc w:val="both"/>
+        <w:rPr>
+          <w:rFonts w:ascii="Times New Roman" w:cs="Times New Roman" w:eastAsia="Times New Roman" w:hAnsi="Times New Roman"/>
+          <w:sz w:val="22"/>
+          <w:szCs w:val="22"/>
+        </w:rPr>
+      </w:pPr>
+      <w:bookmarkStart w:colFirst="0" w:colLast="0" w:name="_uie740y4dxa1" w:id="40"/>
+      <w:bookmarkEnd w:id="40"/>
+      <w:r>
+        <w:rPr>
+          <w:rFonts w:ascii="Times New Roman" w:cs="Times New Roman" w:eastAsia="Times New Roman" w:hAnsi="Times New Roman"/>
+          <w:sz w:val="22"/>
+          <w:szCs w:val="22"/>
+          <w:rtl w:val="0"/>
+        </w:rPr>
+        <w:t xml:space="preserve">Aplikasi yang dikembangkan adalah platform marketplace fashion digital yang mengintegrasikan transaksi aman antara penjual dan pembeli. Fokus utama platform ini adalah produk fashion kategori premium melalui mekanisme pengamanan </w:t>
+      </w:r>
+      <w:r>
+        <w:rPr>
+          <w:rFonts w:ascii="Times New Roman" w:cs="Times New Roman" w:eastAsia="Times New Roman" w:hAnsi="Times New Roman"/>
+          <w:b w:val="1"/>
+          <w:bCs w:val="1"/>
+          <w:sz w:val="22"/>
+          <w:szCs w:val="22"/>
+          <w:rtl w:val="0"/>
+        </w:rPr>
+        <w:t xml:space="preserve">escrow </w:t>
+      </w:r>
+      <w:r>
+        <w:rPr>
+          <w:rFonts w:ascii="Times New Roman" w:cs="Times New Roman" w:eastAsia="Times New Roman" w:hAnsi="Times New Roman"/>
+          <w:sz w:val="22"/>
+          <w:szCs w:val="22"/>
+          <w:rtl w:val="0"/>
+        </w:rPr>
+        <w:t xml:space="preserve">dan </w:t>
+      </w:r>
+      <w:r>
+        <w:rPr>
+          <w:rFonts w:ascii="Times New Roman" w:cs="Times New Roman" w:eastAsia="Times New Roman" w:hAnsi="Times New Roman"/>
+          <w:b w:val="1"/>
+          <w:bCs w:val="1"/>
+          <w:sz w:val="22"/>
+          <w:szCs w:val="22"/>
+          <w:rtl w:val="0"/>
+        </w:rPr>
+        <w:t xml:space="preserve">Product Authentication</w:t>
+      </w:r>
+      <w:r>
+        <w:rPr>
+          <w:rFonts w:ascii="Times New Roman" w:cs="Times New Roman" w:eastAsia="Times New Roman" w:hAnsi="Times New Roman"/>
+          <w:sz w:val="22"/>
+          <w:szCs w:val="22"/>
+          <w:rtl w:val="0"/>
+        </w:rPr>
+        <w:t xml:space="preserve">.</w:t>
+      </w:r>
+    </w:p>
+    <w:p>
+      <w:pPr>
+        <w:spacing w:after="240" w:before="240" w:lineRule="auto"/>
+        <w:ind w:firstLine="720"/>
+        <w:jc w:val="both"/>
+        <w:rPr>
+          <w:rFonts w:ascii="Times New Roman" w:cs="Times New Roman" w:eastAsia="Times New Roman" w:hAnsi="Times New Roman"/>
+          <w:b w:val="1"/>
+          <w:bCs w:val="1"/>
+        </w:rPr>
+      </w:pPr>
+      <w:bookmarkStart w:colFirst="0" w:colLast="0" w:name="_u9812fe10vd1" w:id="41"/>
+      <w:bookmarkEnd w:id="41"/>
+      <w:r>
+        <w:rPr>
+          <w:rFonts w:ascii="Times New Roman" w:cs="Times New Roman" w:eastAsia="Times New Roman" w:hAnsi="Times New Roman"/>
+          <w:b w:val="1"/>
+          <w:bCs w:val="1"/>
+          <w:rtl w:val="0"/>
+        </w:rPr>
+        <w:t xml:space="preserve">1.4.1 Fitur dalam Cakupan (In-Scope):</w:t>
+      </w:r>
+    </w:p>
+    <w:p>
+      <w:pPr>
+        <w:numPr>
+          <w:ilvl w:val="0"/>
+          <w:numId w:val="19"/>
+        </w:numPr>
+        <w:spacing w:after="0" w:afterAutospacing="0" w:before="240" w:lineRule="auto"/>
+        <w:ind w:left="1440" w:hanging="360"/>
+        <w:jc w:val="both"/>
+        <w:rPr>
+          <w:rFonts w:ascii="Times New Roman" w:cs="Times New Roman" w:eastAsia="Times New Roman" w:hAnsi="Times New Roman"/>
+          <w:sz w:val="22"/>
+          <w:szCs w:val="22"/>
+          <w:u w:val="none"/>
+        </w:rPr>
+      </w:pPr>
+      <w:bookmarkStart w:colFirst="0" w:colLast="0" w:name="_561oxf9k68ij" w:id="42"/>
+      <w:bookmarkEnd w:id="42"/>
+      <w:r>
+        <w:rPr>
+          <w:rFonts w:ascii="Times New Roman" w:cs="Times New Roman" w:eastAsia="Times New Roman" w:hAnsi="Times New Roman"/>
+          <w:b w:val="1"/>
+          <w:bCs w:val="1"/>
+          <w:sz w:val="22"/>
+          <w:szCs w:val="22"/>
+          <w:rtl w:val="0"/>
+        </w:rPr>
+        <w:t xml:space="preserve">Sistem Transaksi Terproteksi</w:t>
+      </w:r>
+      <w:r>
+        <w:rPr>
+          <w:rFonts w:ascii="Times New Roman" w:cs="Times New Roman" w:eastAsia="Times New Roman" w:hAnsi="Times New Roman"/>
+          <w:sz w:val="22"/>
+          <w:szCs w:val="22"/>
+          <w:rtl w:val="0"/>
+        </w:rPr>
+        <w:t xml:space="preserve">: Implementasi akun </w:t>
+      </w:r>
+      <w:r>
+        <w:rPr>
+          <w:rFonts w:ascii="Times New Roman" w:cs="Times New Roman" w:eastAsia="Times New Roman" w:hAnsi="Times New Roman"/>
+          <w:b w:val="1"/>
+          <w:bCs w:val="1"/>
+          <w:sz w:val="22"/>
+          <w:szCs w:val="22"/>
+          <w:rtl w:val="0"/>
+        </w:rPr>
+        <w:t xml:space="preserve">escrow </w:t>
+      </w:r>
+      <w:r>
+        <w:rPr>
+          <w:rFonts w:ascii="Times New Roman" w:cs="Times New Roman" w:eastAsia="Times New Roman" w:hAnsi="Times New Roman"/>
+          <w:sz w:val="22"/>
+          <w:szCs w:val="22"/>
+          <w:rtl w:val="0"/>
+        </w:rPr>
+        <w:t xml:space="preserve">untuk menahan dana hingga produk terverifikasi.</w:t>
+      </w:r>
+    </w:p>
+    <w:p>
+      <w:pPr>
+        <w:numPr>
+          <w:ilvl w:val="0"/>
+          <w:numId w:val="19"/>
+        </w:numPr>
+        <w:spacing w:after="0" w:afterAutospacing="0" w:before="0" w:beforeAutospacing="0" w:lineRule="auto"/>
+        <w:ind w:left="1440" w:hanging="360"/>
+        <w:jc w:val="both"/>
+        <w:rPr>
+          <w:rFonts w:ascii="Times New Roman" w:cs="Times New Roman" w:eastAsia="Times New Roman" w:hAnsi="Times New Roman"/>
+          <w:sz w:val="22"/>
+          <w:szCs w:val="22"/>
+          <w:u w:val="none"/>
+        </w:rPr>
+      </w:pPr>
+      <w:bookmarkStart w:colFirst="0" w:colLast="0" w:name="_y4t19ip9uwqn" w:id="43"/>
+      <w:bookmarkEnd w:id="43"/>
+      <w:r>
+        <w:rPr>
+          <w:rFonts w:ascii="Times New Roman" w:cs="Times New Roman" w:eastAsia="Times New Roman" w:hAnsi="Times New Roman"/>
+          <w:b w:val="1"/>
+          <w:bCs w:val="1"/>
+          <w:sz w:val="22"/>
+          <w:szCs w:val="22"/>
+          <w:rtl w:val="0"/>
+        </w:rPr>
+        <w:t xml:space="preserve">Alur Verifikasi Pihak Ketiga</w:t>
+      </w:r>
+      <w:r>
+        <w:rPr>
+          <w:rFonts w:ascii="Times New Roman" w:cs="Times New Roman" w:eastAsia="Times New Roman" w:hAnsi="Times New Roman"/>
+          <w:sz w:val="22"/>
+          <w:szCs w:val="22"/>
+          <w:rtl w:val="0"/>
+        </w:rPr>
+        <w:t xml:space="preserve">: Produk wajib melalui proses inspeksi fisik/digital oleh platform sebelum diteruskan ke pembeli.</w:t>
+      </w:r>
+    </w:p>
+    <w:p>
+      <w:pPr>
+        <w:numPr>
+          <w:ilvl w:val="0"/>
+          <w:numId w:val="19"/>
+        </w:numPr>
+        <w:spacing w:after="0" w:afterAutospacing="0" w:before="0" w:beforeAutospacing="0" w:lineRule="auto"/>
+        <w:ind w:left="1440" w:hanging="360"/>
+        <w:jc w:val="both"/>
+        <w:rPr>
+          <w:rFonts w:ascii="Times New Roman" w:cs="Times New Roman" w:eastAsia="Times New Roman" w:hAnsi="Times New Roman"/>
+          <w:sz w:val="22"/>
+          <w:szCs w:val="22"/>
+          <w:u w:val="none"/>
+        </w:rPr>
+      </w:pPr>
+      <w:bookmarkStart w:colFirst="0" w:colLast="0" w:name="_6j5aesk1gszs" w:id="44"/>
+      <w:bookmarkEnd w:id="44"/>
+      <w:r>
+        <w:rPr>
+          <w:rFonts w:ascii="Times New Roman" w:cs="Times New Roman" w:eastAsia="Times New Roman" w:hAnsi="Times New Roman"/>
+          <w:b w:val="1"/>
+          <w:bCs w:val="1"/>
+          <w:i w:val="1"/>
+          <w:iCs w:val="1"/>
+          <w:sz w:val="22"/>
+          <w:szCs w:val="22"/>
+          <w:rtl w:val="0"/>
+        </w:rPr>
+        <w:t xml:space="preserve">Smart-Listing Management</w:t>
+      </w:r>
+      <w:r>
+        <w:rPr>
+          <w:rFonts w:ascii="Times New Roman" w:cs="Times New Roman" w:eastAsia="Times New Roman" w:hAnsi="Times New Roman"/>
+          <w:sz w:val="22"/>
+          <w:szCs w:val="22"/>
+          <w:rtl w:val="0"/>
+        </w:rPr>
+        <w:t xml:space="preserve">: Penggunaan teknologi klasifikasi otomatis (NLP) untuk pengkategorian produk berdasarkan deskripsi teks.</w:t>
+      </w:r>
+    </w:p>
+    <w:p>
+      <w:pPr>
+        <w:numPr>
+          <w:ilvl w:val="0"/>
+          <w:numId w:val="19"/>
+        </w:numPr>
+        <w:spacing w:after="240" w:before="0" w:beforeAutospacing="0" w:lineRule="auto"/>
+        <w:ind w:left="1440" w:hanging="360"/>
+        <w:jc w:val="both"/>
+        <w:rPr>
+          <w:rFonts w:ascii="Times New Roman" w:cs="Times New Roman" w:eastAsia="Times New Roman" w:hAnsi="Times New Roman"/>
+          <w:sz w:val="22"/>
+          <w:szCs w:val="22"/>
+          <w:u w:val="none"/>
+        </w:rPr>
+      </w:pPr>
+      <w:bookmarkStart w:colFirst="0" w:colLast="0" w:name="_8de0f6b01xnx" w:id="45"/>
+      <w:bookmarkEnd w:id="45"/>
+      <w:r>
+        <w:rPr>
+          <w:rFonts w:ascii="Times New Roman" w:cs="Times New Roman" w:eastAsia="Times New Roman" w:hAnsi="Times New Roman"/>
+          <w:b w:val="1"/>
+          <w:bCs w:val="1"/>
+          <w:sz w:val="22"/>
+          <w:szCs w:val="22"/>
+          <w:rtl w:val="0"/>
+        </w:rPr>
+        <w:t xml:space="preserve">Fitur Marketplace Standar</w:t>
+      </w:r>
+      <w:r>
+        <w:rPr>
+          <w:rFonts w:ascii="Times New Roman" w:cs="Times New Roman" w:eastAsia="Times New Roman" w:hAnsi="Times New Roman"/>
+          <w:sz w:val="22"/>
+          <w:szCs w:val="22"/>
+          <w:rtl w:val="0"/>
+        </w:rPr>
+        <w:t xml:space="preserve">: Manajemen akun, sistem pencarian/filter, pelacakan pengiriman (</w:t>
+      </w:r>
+      <w:r>
+        <w:rPr>
+          <w:rFonts w:ascii="Times New Roman" w:cs="Times New Roman" w:eastAsia="Times New Roman" w:hAnsi="Times New Roman"/>
+          <w:i w:val="1"/>
+          <w:iCs w:val="1"/>
+          <w:sz w:val="22"/>
+          <w:szCs w:val="22"/>
+          <w:rtl w:val="0"/>
+        </w:rPr>
+        <w:t xml:space="preserve">real-time tracking</w:t>
+      </w:r>
+      <w:r>
+        <w:rPr>
+          <w:rFonts w:ascii="Times New Roman" w:cs="Times New Roman" w:eastAsia="Times New Roman" w:hAnsi="Times New Roman"/>
+          <w:sz w:val="22"/>
+          <w:szCs w:val="22"/>
+          <w:rtl w:val="0"/>
+        </w:rPr>
+        <w:t xml:space="preserve">), serta sistem rating dan ulasan.</w:t>
+      </w:r>
+    </w:p>
+    <w:p>
+      <w:pPr>
+        <w:spacing w:after="240" w:before="240" w:lineRule="auto"/>
+        <w:ind w:left="720" w:firstLine="0"/>
+        <w:jc w:val="both"/>
+        <w:rPr>
+          <w:rFonts w:ascii="Times New Roman" w:cs="Times New Roman" w:eastAsia="Times New Roman" w:hAnsi="Times New Roman"/>
+          <w:b w:val="1"/>
+          <w:bCs w:val="1"/>
+        </w:rPr>
+      </w:pPr>
+      <w:bookmarkStart w:colFirst="0" w:colLast="0" w:name="_uo5orqln0jhr" w:id="46"/>
+      <w:bookmarkEnd w:id="46"/>
+      <w:r>
+        <w:rPr>
+          <w:rFonts w:ascii="Times New Roman" w:cs="Times New Roman" w:eastAsia="Times New Roman" w:hAnsi="Times New Roman"/>
+          <w:b w:val="1"/>
+          <w:bCs w:val="1"/>
+          <w:rtl w:val="0"/>
+        </w:rPr>
+        <w:t xml:space="preserve">1.4.2 Batasan Produk (Out-of-Scope):</w:t>
       </w:r>
     </w:p>
     <w:p>
@@ -4442,246 +5710,26 @@
           <w:ilvl w:val="0"/>
           <w:numId w:val="3"/>
         </w:numPr>
-        <w:spacing w:after="0" w:before="240" w:lineRule="auto"/>
-        <w:ind w:left="720" w:hanging="360"/>
-        <w:rPr>
-          <w:rFonts w:ascii="Arial" w:cs="Arial" w:eastAsia="Arial" w:hAnsi="Arial"/>
+        <w:spacing w:after="0" w:afterAutospacing="0" w:before="240" w:lineRule="auto"/>
+        <w:ind w:left="1440" w:hanging="360"/>
+        <w:jc w:val="both"/>
+        <w:rPr>
+          <w:rFonts w:ascii="Times New Roman" w:cs="Times New Roman" w:eastAsia="Times New Roman" w:hAnsi="Times New Roman"/>
           <w:sz w:val="22"/>
           <w:szCs w:val="22"/>
           <w:u w:val="none"/>
         </w:rPr>
       </w:pPr>
-      <w:bookmarkStart w:colFirst="0" w:colLast="0" w:name="_fywzqu9rh7yq" w:id="22"/>
-      <w:bookmarkEnd w:id="22"/>
-      <w:r>
-        <w:rPr>
-          <w:rFonts w:ascii="Times New Roman" w:cs="Times New Roman" w:eastAsia="Times New Roman" w:hAnsi="Times New Roman"/>
-          <w:b w:val="1"/>
-          <w:bCs w:val="1"/>
-          <w:sz w:val="22"/>
-          <w:szCs w:val="22"/>
-          <w:rtl w:val="0"/>
-        </w:rPr>
-        <w:t xml:space="preserve">Pemilik Produk (Product Owner)</w:t>
-      </w:r>
-      <w:r>
-        <w:rPr>
-          <w:rFonts w:ascii="Times New Roman" w:cs="Times New Roman" w:eastAsia="Times New Roman" w:hAnsi="Times New Roman"/>
-          <w:sz w:val="22"/>
-          <w:szCs w:val="22"/>
-          <w:rtl w:val="0"/>
-        </w:rPr>
-        <w:t xml:space="preserve">: Sebagai pemilik produk, dokumen ini dibuat untuk memverifikasi sistem yang dibuat sudah sesuai dengan kebutuhan dan ekspektasi bisnis yang diberikan, yaitu membuat sebuah marketplace untuk pakaian. </w:t>
-      </w:r>
-    </w:p>
-    <w:p>
-      <w:pPr>
-        <w:spacing w:after="0" w:before="0" w:lineRule="auto"/>
-        <w:ind w:left="720" w:firstLine="0"/>
-        <w:rPr>
-          <w:rFonts w:ascii="Times New Roman" w:cs="Times New Roman" w:eastAsia="Times New Roman" w:hAnsi="Times New Roman"/>
-          <w:sz w:val="22"/>
-          <w:szCs w:val="22"/>
-        </w:rPr>
-      </w:pPr>
-      <w:bookmarkStart w:colFirst="0" w:colLast="0" w:name="_c9r3gsdkjw35" w:id="23"/>
-      <w:bookmarkEnd w:id="23"/>
-      <w:r>
-        <w:rPr>
-          <w:rFonts w:ascii="Times New Roman" w:cs="Times New Roman" w:eastAsia="Times New Roman" w:hAnsi="Times New Roman"/>
-          <w:sz w:val="22"/>
-          <w:szCs w:val="22"/>
-          <w:rtl w:val="0"/>
-        </w:rPr>
-        <w:t xml:space="preserve">Product Owner disarankan untuk membaca: </w:t>
-      </w:r>
-    </w:p>
-    <w:p>
-      <w:pPr>
-        <w:numPr>
-          <w:ilvl w:val="1"/>
-          <w:numId w:val="3"/>
-        </w:numPr>
-        <w:spacing w:after="0" w:afterAutospacing="0" w:before="0" w:lineRule="auto"/>
-        <w:ind w:left="1440" w:hanging="360"/>
-        <w:rPr>
-          <w:rFonts w:ascii="Times New Roman" w:cs="Times New Roman" w:eastAsia="Times New Roman" w:hAnsi="Times New Roman"/>
-          <w:sz w:val="22"/>
-          <w:szCs w:val="22"/>
-          <w:u w:val="none"/>
-        </w:rPr>
-      </w:pPr>
-      <w:bookmarkStart w:colFirst="0" w:colLast="0" w:name="_8y4yzhpy6jhg" w:id="24"/>
-      <w:bookmarkEnd w:id="24"/>
-      <w:r>
-        <w:rPr>
-          <w:rFonts w:ascii="Times New Roman" w:cs="Times New Roman" w:eastAsia="Times New Roman" w:hAnsi="Times New Roman"/>
-          <w:sz w:val="22"/>
-          <w:szCs w:val="22"/>
-          <w:rtl w:val="0"/>
-        </w:rPr>
-        <w:t xml:space="preserve">Bab </w:t>
-      </w:r>
-      <w:r>
-        <w:rPr>
-          <w:rFonts w:ascii="Times New Roman" w:cs="Times New Roman" w:eastAsia="Times New Roman" w:hAnsi="Times New Roman"/>
-          <w:i w:val="1"/>
-          <w:iCs w:val="1"/>
-          <w:sz w:val="22"/>
-          <w:szCs w:val="22"/>
-          <w:rtl w:val="0"/>
-        </w:rPr>
-        <w:t xml:space="preserve">1.1 Purpose, 1.4 Product Scope, dan 2.2 Product Function</w:t>
-      </w:r>
-      <w:r>
-        <w:rPr>
-          <w:rFonts w:ascii="Times New Roman" w:cs="Times New Roman" w:eastAsia="Times New Roman" w:hAnsi="Times New Roman"/>
-          <w:sz w:val="22"/>
-          <w:szCs w:val="22"/>
-          <w:rtl w:val="0"/>
-        </w:rPr>
-        <w:t xml:space="preserve"> untuk memastikan aplikasi yang dibuat sudah sesuai dengan visi yang diberikan. </w:t>
-      </w:r>
-    </w:p>
-    <w:p>
-      <w:pPr>
-        <w:numPr>
-          <w:ilvl w:val="1"/>
-          <w:numId w:val="3"/>
-        </w:numPr>
-        <w:spacing w:after="0" w:afterAutospacing="0" w:before="0" w:lineRule="auto"/>
-        <w:ind w:left="1440" w:hanging="360"/>
-        <w:rPr>
-          <w:rFonts w:ascii="Times New Roman" w:cs="Times New Roman" w:eastAsia="Times New Roman" w:hAnsi="Times New Roman"/>
-          <w:sz w:val="22"/>
-          <w:szCs w:val="22"/>
-          <w:u w:val="none"/>
-        </w:rPr>
-      </w:pPr>
-      <w:bookmarkStart w:colFirst="0" w:colLast="0" w:name="_xa2ml7spv2go" w:id="25"/>
-      <w:bookmarkEnd w:id="25"/>
-      <w:r>
-        <w:rPr>
-          <w:rFonts w:ascii="Times New Roman" w:cs="Times New Roman" w:eastAsia="Times New Roman" w:hAnsi="Times New Roman"/>
-          <w:sz w:val="22"/>
-          <w:szCs w:val="22"/>
-          <w:rtl w:val="0"/>
-        </w:rPr>
-        <w:t xml:space="preserve">Bab </w:t>
-      </w:r>
-      <w:r>
-        <w:rPr>
-          <w:rFonts w:ascii="Times New Roman" w:cs="Times New Roman" w:eastAsia="Times New Roman" w:hAnsi="Times New Roman"/>
-          <w:i w:val="1"/>
-          <w:iCs w:val="1"/>
-          <w:sz w:val="22"/>
-          <w:szCs w:val="22"/>
-          <w:rtl w:val="0"/>
-        </w:rPr>
-        <w:t xml:space="preserve">2.3 User Classes and Characteristics</w:t>
-      </w:r>
-      <w:r>
-        <w:rPr>
-          <w:rFonts w:ascii="Times New Roman" w:cs="Times New Roman" w:eastAsia="Times New Roman" w:hAnsi="Times New Roman"/>
-          <w:sz w:val="22"/>
-          <w:szCs w:val="22"/>
-          <w:rtl w:val="0"/>
-        </w:rPr>
-        <w:t xml:space="preserve"> untuk memastikan target pasar sudah sesuai. </w:t>
-      </w:r>
-    </w:p>
-    <w:p>
-      <w:pPr>
-        <w:numPr>
-          <w:ilvl w:val="1"/>
-          <w:numId w:val="3"/>
-        </w:numPr>
-        <w:spacing w:after="0" w:afterAutospacing="0" w:before="0" w:lineRule="auto"/>
-        <w:ind w:left="1440" w:hanging="360"/>
-        <w:rPr>
-          <w:rFonts w:ascii="Times New Roman" w:cs="Times New Roman" w:eastAsia="Times New Roman" w:hAnsi="Times New Roman"/>
-          <w:sz w:val="22"/>
-          <w:szCs w:val="22"/>
-          <w:u w:val="none"/>
-        </w:rPr>
-      </w:pPr>
-      <w:bookmarkStart w:colFirst="0" w:colLast="0" w:name="_h4sixwulpr7c" w:id="26"/>
-      <w:bookmarkEnd w:id="26"/>
-      <w:r>
-        <w:rPr>
-          <w:rFonts w:ascii="Times New Roman" w:cs="Times New Roman" w:eastAsia="Times New Roman" w:hAnsi="Times New Roman"/>
-          <w:sz w:val="22"/>
-          <w:szCs w:val="22"/>
-          <w:rtl w:val="0"/>
-        </w:rPr>
-        <w:t xml:space="preserve">Bab </w:t>
-      </w:r>
-      <w:r>
-        <w:rPr>
-          <w:rFonts w:ascii="Times New Roman" w:cs="Times New Roman" w:eastAsia="Times New Roman" w:hAnsi="Times New Roman"/>
-          <w:i w:val="1"/>
-          <w:iCs w:val="1"/>
-          <w:sz w:val="22"/>
-          <w:szCs w:val="22"/>
-          <w:rtl w:val="0"/>
-        </w:rPr>
-        <w:t xml:space="preserve">4 System Features</w:t>
-      </w:r>
-      <w:r>
-        <w:rPr>
-          <w:rFonts w:ascii="Times New Roman" w:cs="Times New Roman" w:eastAsia="Times New Roman" w:hAnsi="Times New Roman"/>
-          <w:sz w:val="22"/>
-          <w:szCs w:val="22"/>
-          <w:rtl w:val="0"/>
-        </w:rPr>
-        <w:t xml:space="preserve"> untuk memvalidasi fungsi-fungsi utama yang dibuat sudah sesuai dengan kebutuhan pengguna</w:t>
-      </w:r>
-    </w:p>
-    <w:p>
-      <w:pPr>
-        <w:numPr>
-          <w:ilvl w:val="1"/>
-          <w:numId w:val="3"/>
-        </w:numPr>
-        <w:spacing w:after="240" w:before="0" w:lineRule="auto"/>
-        <w:ind w:left="1440" w:hanging="360"/>
-        <w:rPr>
-          <w:rFonts w:ascii="Times New Roman" w:cs="Times New Roman" w:eastAsia="Times New Roman" w:hAnsi="Times New Roman"/>
-          <w:sz w:val="22"/>
-          <w:szCs w:val="22"/>
-          <w:u w:val="none"/>
-        </w:rPr>
-      </w:pPr>
-      <w:bookmarkStart w:colFirst="0" w:colLast="0" w:name="_7xns6762ph3c" w:id="27"/>
-      <w:bookmarkEnd w:id="27"/>
-      <w:r>
-        <w:rPr>
-          <w:rFonts w:ascii="Times New Roman" w:cs="Times New Roman" w:eastAsia="Times New Roman" w:hAnsi="Times New Roman"/>
-          <w:sz w:val="22"/>
-          <w:szCs w:val="22"/>
-          <w:rtl w:val="0"/>
-        </w:rPr>
-        <w:t xml:space="preserve">Bab </w:t>
-      </w:r>
-      <w:r>
-        <w:rPr>
-          <w:rFonts w:ascii="Times New Roman" w:cs="Times New Roman" w:eastAsia="Times New Roman" w:hAnsi="Times New Roman"/>
-          <w:i w:val="1"/>
-          <w:iCs w:val="1"/>
-          <w:sz w:val="22"/>
-          <w:szCs w:val="22"/>
-          <w:rtl w:val="0"/>
-        </w:rPr>
-        <w:t xml:space="preserve">5.5 Business Rules</w:t>
-      </w:r>
-      <w:r>
-        <w:rPr>
-          <w:rFonts w:ascii="Times New Roman" w:cs="Times New Roman" w:eastAsia="Times New Roman" w:hAnsi="Times New Roman"/>
-          <w:sz w:val="22"/>
-          <w:szCs w:val="22"/>
-          <w:rtl w:val="0"/>
-        </w:rPr>
-        <w:t xml:space="preserve"> untuk mengecek logika bisnis yang terjadi.</w:t>
+      <w:bookmarkStart w:colFirst="0" w:colLast="0" w:name="_s526kr6uxzx4" w:id="47"/>
+      <w:bookmarkEnd w:id="47"/>
+      <w:r>
+        <w:rPr>
+          <w:rFonts w:ascii="Times New Roman" w:cs="Times New Roman" w:eastAsia="Times New Roman" w:hAnsi="Times New Roman"/>
+          <w:sz w:val="22"/>
+          <w:szCs w:val="22"/>
+          <w:rtl w:val="0"/>
+        </w:rPr>
+        <w:t xml:space="preserve">Sistem tidak melayani transaksi di luar kategori fashion.</w:t>
       </w:r>
     </w:p>
     <w:p>
@@ -4690,16 +5738,47 @@
           <w:ilvl w:val="0"/>
           <w:numId w:val="3"/>
         </w:numPr>
-        <w:spacing w:after="0" w:before="240" w:lineRule="auto"/>
-        <w:ind w:left="720" w:hanging="360"/>
-        <w:rPr>
-          <w:rFonts w:ascii="Times New Roman" w:cs="Times New Roman" w:eastAsia="Times New Roman" w:hAnsi="Times New Roman"/>
-          <w:sz w:val="22"/>
-          <w:szCs w:val="22"/>
-        </w:rPr>
-      </w:pPr>
-      <w:bookmarkStart w:colFirst="0" w:colLast="0" w:name="_e2khv3vpxhd8" w:id="28"/>
-      <w:bookmarkEnd w:id="28"/>
+        <w:spacing w:after="240" w:before="0" w:beforeAutospacing="0" w:lineRule="auto"/>
+        <w:ind w:left="1440" w:hanging="360"/>
+        <w:jc w:val="both"/>
+        <w:rPr>
+          <w:rFonts w:ascii="Times New Roman" w:cs="Times New Roman" w:eastAsia="Times New Roman" w:hAnsi="Times New Roman"/>
+          <w:sz w:val="22"/>
+          <w:szCs w:val="22"/>
+          <w:u w:val="none"/>
+        </w:rPr>
+      </w:pPr>
+      <w:bookmarkStart w:colFirst="0" w:colLast="0" w:name="_7zptyp83pvpa" w:id="48"/>
+      <w:bookmarkEnd w:id="48"/>
+      <w:r>
+        <w:rPr>
+          <w:rFonts w:ascii="Times New Roman" w:cs="Times New Roman" w:eastAsia="Times New Roman" w:hAnsi="Times New Roman"/>
+          <w:sz w:val="22"/>
+          <w:szCs w:val="22"/>
+          <w:rtl w:val="0"/>
+        </w:rPr>
+        <w:t xml:space="preserve">Sistem tidak mendukung metode </w:t>
+      </w:r>
+      <w:r>
+        <w:rPr>
+          <w:rFonts w:ascii="Times New Roman" w:cs="Times New Roman" w:eastAsia="Times New Roman" w:hAnsi="Times New Roman"/>
+          <w:i w:val="1"/>
+          <w:iCs w:val="1"/>
+          <w:sz w:val="22"/>
+          <w:szCs w:val="22"/>
+          <w:rtl w:val="0"/>
+        </w:rPr>
+        <w:t xml:space="preserve">Cash-On-Delivery </w:t>
+      </w:r>
+      <w:r>
+        <w:rPr>
+          <w:rFonts w:ascii="Times New Roman" w:cs="Times New Roman" w:eastAsia="Times New Roman" w:hAnsi="Times New Roman"/>
+          <w:sz w:val="22"/>
+          <w:szCs w:val="22"/>
+          <w:rtl w:val="0"/>
+        </w:rPr>
+        <w:t xml:space="preserve">(COD) untuk menjaga integritas sistem </w:t>
+      </w:r>
       <w:r>
         <w:rPr>
           <w:rFonts w:ascii="Times New Roman" w:cs="Times New Roman" w:eastAsia="Times New Roman" w:hAnsi="Times New Roman"/>
@@ -4709,573 +5788,16 @@
           <w:szCs w:val="22"/>
           <w:rtl w:val="0"/>
         </w:rPr>
-        <w:t xml:space="preserve">Manajer Proyek (Project Manager)</w:t>
-      </w:r>
-      <w:r>
-        <w:rPr>
-          <w:rFonts w:ascii="Times New Roman" w:cs="Times New Roman" w:eastAsia="Times New Roman" w:hAnsi="Times New Roman"/>
-          <w:sz w:val="22"/>
-          <w:szCs w:val="22"/>
-          <w:rtl w:val="0"/>
-        </w:rPr>
-        <w:t xml:space="preserve">: Berperan untuk mengatur keberlangsungan proyek; hal ini mencakup mencari tau ruang lingkup, menetapkan target-target pencapaian selama pengerjaan, serta hasil akhir yang harus diserahkan.</w:t>
-      </w:r>
-    </w:p>
-    <w:p>
-      <w:pPr>
-        <w:spacing w:after="0" w:before="0" w:lineRule="auto"/>
-        <w:ind w:left="720" w:firstLine="0"/>
-        <w:rPr>
-          <w:rFonts w:ascii="Times New Roman" w:cs="Times New Roman" w:eastAsia="Times New Roman" w:hAnsi="Times New Roman"/>
-          <w:sz w:val="22"/>
-          <w:szCs w:val="22"/>
-        </w:rPr>
-      </w:pPr>
-      <w:bookmarkStart w:colFirst="0" w:colLast="0" w:name="_slj4dt9xdoot" w:id="29"/>
-      <w:bookmarkEnd w:id="29"/>
-      <w:r>
-        <w:rPr>
-          <w:rFonts w:ascii="Times New Roman" w:cs="Times New Roman" w:eastAsia="Times New Roman" w:hAnsi="Times New Roman"/>
-          <w:sz w:val="22"/>
-          <w:szCs w:val="22"/>
-          <w:rtl w:val="0"/>
-        </w:rPr>
-        <w:t xml:space="preserve">Project Manager disarankan untuk membaca:</w:t>
-      </w:r>
-    </w:p>
-    <w:p>
-      <w:pPr>
-        <w:numPr>
-          <w:ilvl w:val="1"/>
-          <w:numId w:val="3"/>
-        </w:numPr>
-        <w:spacing w:after="0" w:before="0" w:lineRule="auto"/>
-        <w:ind w:left="1440" w:hanging="360"/>
-        <w:rPr>
-          <w:rFonts w:ascii="Times New Roman" w:cs="Times New Roman" w:eastAsia="Times New Roman" w:hAnsi="Times New Roman"/>
-          <w:sz w:val="22"/>
-          <w:szCs w:val="22"/>
-        </w:rPr>
-      </w:pPr>
-      <w:bookmarkStart w:colFirst="0" w:colLast="0" w:name="_rs4rvh2m67gy" w:id="30"/>
-      <w:bookmarkEnd w:id="30"/>
-      <w:r>
-        <w:rPr>
-          <w:rFonts w:ascii="Times New Roman" w:cs="Times New Roman" w:eastAsia="Times New Roman" w:hAnsi="Times New Roman"/>
-          <w:sz w:val="22"/>
-          <w:szCs w:val="22"/>
-          <w:rtl w:val="0"/>
-        </w:rPr>
-        <w:t xml:space="preserve">Bab </w:t>
-      </w:r>
-      <w:r>
-        <w:rPr>
-          <w:rFonts w:ascii="Times New Roman" w:cs="Times New Roman" w:eastAsia="Times New Roman" w:hAnsi="Times New Roman"/>
-          <w:i w:val="1"/>
-          <w:iCs w:val="1"/>
-          <w:sz w:val="22"/>
-          <w:szCs w:val="22"/>
-          <w:rtl w:val="0"/>
-        </w:rPr>
-        <w:t xml:space="preserve">1.4 Product Scope</w:t>
-      </w:r>
-      <w:r>
-        <w:rPr>
-          <w:rFonts w:ascii="Times New Roman" w:cs="Times New Roman" w:eastAsia="Times New Roman" w:hAnsi="Times New Roman"/>
-          <w:sz w:val="22"/>
-          <w:szCs w:val="22"/>
-          <w:rtl w:val="0"/>
-        </w:rPr>
-        <w:t xml:space="preserve"> untuk menetapkan batasan yang diperlukan.</w:t>
-      </w:r>
-    </w:p>
-    <w:p>
-      <w:pPr>
-        <w:numPr>
-          <w:ilvl w:val="1"/>
-          <w:numId w:val="3"/>
-        </w:numPr>
-        <w:spacing w:after="0" w:before="0" w:lineRule="auto"/>
-        <w:ind w:left="1440" w:hanging="360"/>
-        <w:rPr>
-          <w:rFonts w:ascii="Times New Roman" w:cs="Times New Roman" w:eastAsia="Times New Roman" w:hAnsi="Times New Roman"/>
-          <w:sz w:val="22"/>
-          <w:szCs w:val="22"/>
-          <w:u w:val="none"/>
-        </w:rPr>
-      </w:pPr>
-      <w:bookmarkStart w:colFirst="0" w:colLast="0" w:name="_tuj96o59niw4" w:id="31"/>
-      <w:bookmarkEnd w:id="31"/>
-      <w:r>
-        <w:rPr>
-          <w:rFonts w:ascii="Times New Roman" w:cs="Times New Roman" w:eastAsia="Times New Roman" w:hAnsi="Times New Roman"/>
-          <w:sz w:val="22"/>
-          <w:szCs w:val="22"/>
-          <w:rtl w:val="0"/>
-        </w:rPr>
-        <w:t xml:space="preserve">Bab </w:t>
-      </w:r>
-      <w:r>
-        <w:rPr>
-          <w:rFonts w:ascii="Times New Roman" w:cs="Times New Roman" w:eastAsia="Times New Roman" w:hAnsi="Times New Roman"/>
-          <w:i w:val="1"/>
-          <w:iCs w:val="1"/>
-          <w:sz w:val="22"/>
-          <w:szCs w:val="22"/>
-          <w:rtl w:val="0"/>
-        </w:rPr>
-        <w:t xml:space="preserve">2.7 Assumptions and Dependencies </w:t>
-      </w:r>
-      <w:r>
-        <w:rPr>
-          <w:rFonts w:ascii="Times New Roman" w:cs="Times New Roman" w:eastAsia="Times New Roman" w:hAnsi="Times New Roman"/>
-          <w:sz w:val="22"/>
-          <w:szCs w:val="22"/>
-          <w:rtl w:val="0"/>
-        </w:rPr>
-        <w:t xml:space="preserve">agar bisa merancang pembagian sumber daya serta memperhitungkan risiko yang terjadi</w:t>
-      </w:r>
-    </w:p>
-    <w:p>
-      <w:pPr>
-        <w:numPr>
-          <w:ilvl w:val="1"/>
-          <w:numId w:val="3"/>
-        </w:numPr>
-        <w:spacing w:after="200" w:before="0" w:lineRule="auto"/>
-        <w:ind w:left="1440" w:hanging="360"/>
-        <w:rPr>
-          <w:rFonts w:ascii="Times New Roman" w:cs="Times New Roman" w:eastAsia="Times New Roman" w:hAnsi="Times New Roman"/>
-          <w:sz w:val="22"/>
-          <w:szCs w:val="22"/>
-          <w:u w:val="none"/>
-        </w:rPr>
-      </w:pPr>
-      <w:bookmarkStart w:colFirst="0" w:colLast="0" w:name="_7hitlgylavrl" w:id="32"/>
-      <w:bookmarkEnd w:id="32"/>
-      <w:r>
-        <w:rPr>
-          <w:rFonts w:ascii="Times New Roman" w:cs="Times New Roman" w:eastAsia="Times New Roman" w:hAnsi="Times New Roman"/>
-          <w:sz w:val="22"/>
-          <w:szCs w:val="22"/>
-          <w:rtl w:val="0"/>
-        </w:rPr>
-        <w:t xml:space="preserve">Bab </w:t>
-      </w:r>
-      <w:r>
-        <w:rPr>
-          <w:rFonts w:ascii="Times New Roman" w:cs="Times New Roman" w:eastAsia="Times New Roman" w:hAnsi="Times New Roman"/>
-          <w:i w:val="1"/>
-          <w:iCs w:val="1"/>
-          <w:sz w:val="22"/>
-          <w:szCs w:val="22"/>
-          <w:rtl w:val="0"/>
-        </w:rPr>
-        <w:t xml:space="preserve">4 System Features</w:t>
-      </w:r>
-      <w:r>
-        <w:rPr>
-          <w:rFonts w:ascii="Times New Roman" w:cs="Times New Roman" w:eastAsia="Times New Roman" w:hAnsi="Times New Roman"/>
-          <w:sz w:val="22"/>
-          <w:szCs w:val="22"/>
-          <w:rtl w:val="0"/>
-        </w:rPr>
-        <w:t xml:space="preserve"> untuk menetapkan target-target pencapaian serta merencanakan sprint.</w:t>
-      </w:r>
-    </w:p>
-    <w:p>
-      <w:pPr>
-        <w:numPr>
-          <w:ilvl w:val="0"/>
-          <w:numId w:val="3"/>
-        </w:numPr>
-        <w:spacing w:after="0" w:before="240" w:lineRule="auto"/>
-        <w:ind w:left="720" w:hanging="360"/>
-        <w:rPr>
-          <w:rFonts w:ascii="Times New Roman" w:cs="Times New Roman" w:eastAsia="Times New Roman" w:hAnsi="Times New Roman"/>
-          <w:sz w:val="22"/>
-          <w:szCs w:val="22"/>
-        </w:rPr>
-      </w:pPr>
-      <w:bookmarkStart w:colFirst="0" w:colLast="0" w:name="_l74j0uwqa5m5" w:id="33"/>
-      <w:bookmarkEnd w:id="33"/>
-      <w:r>
-        <w:rPr>
-          <w:rFonts w:ascii="Times New Roman" w:cs="Times New Roman" w:eastAsia="Times New Roman" w:hAnsi="Times New Roman"/>
-          <w:b w:val="1"/>
-          <w:bCs w:val="1"/>
-          <w:sz w:val="22"/>
-          <w:szCs w:val="22"/>
-          <w:rtl w:val="0"/>
-        </w:rPr>
-        <w:t xml:space="preserve">Tim Penjaminan Mutu (Quality Assurance)</w:t>
-      </w:r>
-      <w:r>
-        <w:rPr>
-          <w:rFonts w:ascii="Times New Roman" w:cs="Times New Roman" w:eastAsia="Times New Roman" w:hAnsi="Times New Roman"/>
-          <w:sz w:val="22"/>
-          <w:szCs w:val="22"/>
-          <w:rtl w:val="0"/>
-        </w:rPr>
-        <w:t xml:space="preserve">: Berperan untuk mengembangkan skenario pengujian dan strategi pengujian berdasarkan sistem yang sudah dibuat.</w:t>
-      </w:r>
-    </w:p>
-    <w:p>
-      <w:pPr>
-        <w:spacing w:after="0" w:before="0" w:lineRule="auto"/>
-        <w:ind w:left="720" w:firstLine="0"/>
-        <w:rPr>
-          <w:rFonts w:ascii="Times New Roman" w:cs="Times New Roman" w:eastAsia="Times New Roman" w:hAnsi="Times New Roman"/>
-          <w:sz w:val="22"/>
-          <w:szCs w:val="22"/>
-        </w:rPr>
-      </w:pPr>
-      <w:bookmarkStart w:colFirst="0" w:colLast="0" w:name="_8qtno0ta5hpr" w:id="34"/>
-      <w:bookmarkEnd w:id="34"/>
-      <w:r>
-        <w:rPr>
-          <w:rFonts w:ascii="Times New Roman" w:cs="Times New Roman" w:eastAsia="Times New Roman" w:hAnsi="Times New Roman"/>
-          <w:sz w:val="22"/>
-          <w:szCs w:val="22"/>
-          <w:rtl w:val="0"/>
-        </w:rPr>
-        <w:t xml:space="preserve">Quality Assurance Team disarankan untuk membaca:</w:t>
-      </w:r>
-    </w:p>
-    <w:p>
-      <w:pPr>
-        <w:numPr>
-          <w:ilvl w:val="1"/>
-          <w:numId w:val="3"/>
-        </w:numPr>
-        <w:spacing w:after="0" w:before="0" w:lineRule="auto"/>
-        <w:ind w:left="1440" w:hanging="360"/>
-        <w:rPr>
-          <w:rFonts w:ascii="Times New Roman" w:cs="Times New Roman" w:eastAsia="Times New Roman" w:hAnsi="Times New Roman"/>
-          <w:sz w:val="22"/>
-          <w:szCs w:val="22"/>
-          <w:u w:val="none"/>
-        </w:rPr>
-      </w:pPr>
-      <w:bookmarkStart w:colFirst="0" w:colLast="0" w:name="_7xkayolckvj9" w:id="35"/>
-      <w:bookmarkEnd w:id="35"/>
-      <w:r>
-        <w:rPr>
-          <w:rFonts w:ascii="Times New Roman" w:cs="Times New Roman" w:eastAsia="Times New Roman" w:hAnsi="Times New Roman"/>
-          <w:sz w:val="22"/>
-          <w:szCs w:val="22"/>
-          <w:rtl w:val="0"/>
-        </w:rPr>
-        <w:t xml:space="preserve">Bab </w:t>
-      </w:r>
-      <w:r>
-        <w:rPr>
-          <w:rFonts w:ascii="Times New Roman" w:cs="Times New Roman" w:eastAsia="Times New Roman" w:hAnsi="Times New Roman"/>
-          <w:i w:val="1"/>
-          <w:iCs w:val="1"/>
-          <w:sz w:val="22"/>
-          <w:szCs w:val="22"/>
-          <w:rtl w:val="0"/>
-        </w:rPr>
-        <w:t xml:space="preserve">3 External Interface Requirements</w:t>
-      </w:r>
-      <w:r>
-        <w:rPr>
-          <w:rFonts w:ascii="Times New Roman" w:cs="Times New Roman" w:eastAsia="Times New Roman" w:hAnsi="Times New Roman"/>
-          <w:sz w:val="22"/>
-          <w:szCs w:val="22"/>
-          <w:rtl w:val="0"/>
-        </w:rPr>
-        <w:t xml:space="preserve"> dan </w:t>
-      </w:r>
-      <w:r>
-        <w:rPr>
-          <w:rFonts w:ascii="Times New Roman" w:cs="Times New Roman" w:eastAsia="Times New Roman" w:hAnsi="Times New Roman"/>
-          <w:i w:val="1"/>
-          <w:iCs w:val="1"/>
-          <w:sz w:val="22"/>
-          <w:szCs w:val="22"/>
-          <w:rtl w:val="0"/>
-        </w:rPr>
-        <w:t xml:space="preserve">4 System Features</w:t>
-      </w:r>
-      <w:r>
-        <w:rPr>
-          <w:rFonts w:ascii="Times New Roman" w:cs="Times New Roman" w:eastAsia="Times New Roman" w:hAnsi="Times New Roman"/>
-          <w:sz w:val="22"/>
-          <w:szCs w:val="22"/>
-          <w:rtl w:val="0"/>
-        </w:rPr>
-        <w:t xml:space="preserve"> untuk memahami bagaimana seharusnya sistem berperilaku, serta mengidentifikasi batas-batas pengujian fungsional.</w:t>
-      </w:r>
-    </w:p>
-    <w:p>
-      <w:pPr>
-        <w:numPr>
-          <w:ilvl w:val="1"/>
-          <w:numId w:val="3"/>
-        </w:numPr>
-        <w:spacing w:after="0" w:lineRule="auto"/>
-        <w:ind w:left="1440" w:hanging="360"/>
-        <w:rPr>
-          <w:rFonts w:ascii="Times New Roman" w:cs="Times New Roman" w:eastAsia="Times New Roman" w:hAnsi="Times New Roman"/>
-          <w:sz w:val="22"/>
-          <w:szCs w:val="22"/>
-          <w:u w:val="none"/>
-        </w:rPr>
-      </w:pPr>
-      <w:bookmarkStart w:colFirst="0" w:colLast="0" w:name="_f4wy8zb70cp9" w:id="36"/>
-      <w:bookmarkEnd w:id="36"/>
-      <w:r>
-        <w:rPr>
-          <w:rFonts w:ascii="Times New Roman" w:cs="Times New Roman" w:eastAsia="Times New Roman" w:hAnsi="Times New Roman"/>
-          <w:sz w:val="22"/>
-          <w:szCs w:val="22"/>
-          <w:rtl w:val="0"/>
-        </w:rPr>
-        <w:t xml:space="preserve">Bab </w:t>
-      </w:r>
-      <w:r>
-        <w:rPr>
-          <w:rFonts w:ascii="Times New Roman" w:cs="Times New Roman" w:eastAsia="Times New Roman" w:hAnsi="Times New Roman"/>
-          <w:i w:val="1"/>
-          <w:iCs w:val="1"/>
-          <w:sz w:val="22"/>
-          <w:szCs w:val="22"/>
-          <w:rtl w:val="0"/>
-        </w:rPr>
-        <w:t xml:space="preserve">5 Other Nonfunctional Requirements</w:t>
-      </w:r>
-      <w:r>
-        <w:rPr>
-          <w:rFonts w:ascii="Times New Roman" w:cs="Times New Roman" w:eastAsia="Times New Roman" w:hAnsi="Times New Roman"/>
-          <w:sz w:val="22"/>
-          <w:szCs w:val="22"/>
-          <w:rtl w:val="0"/>
-        </w:rPr>
-        <w:t xml:space="preserve"> khususnya pada bagian performance, safety, dan security agar bisa merancang pengujian beban, penetrasi, dan kepatuhan.</w:t>
-      </w:r>
-    </w:p>
-    <w:p>
-      <w:pPr>
-        <w:numPr>
-          <w:ilvl w:val="0"/>
-          <w:numId w:val="3"/>
-        </w:numPr>
-        <w:spacing w:after="0" w:before="240" w:lineRule="auto"/>
-        <w:ind w:left="720" w:hanging="360"/>
-        <w:rPr>
-          <w:rFonts w:ascii="Times New Roman" w:cs="Times New Roman" w:eastAsia="Times New Roman" w:hAnsi="Times New Roman"/>
-          <w:sz w:val="22"/>
-          <w:szCs w:val="22"/>
-        </w:rPr>
-      </w:pPr>
-      <w:bookmarkStart w:colFirst="0" w:colLast="0" w:name="_flbq3zpya1nd" w:id="37"/>
-      <w:bookmarkEnd w:id="37"/>
-      <w:r>
-        <w:rPr>
-          <w:rFonts w:ascii="Times New Roman" w:cs="Times New Roman" w:eastAsia="Times New Roman" w:hAnsi="Times New Roman"/>
-          <w:b w:val="1"/>
-          <w:bCs w:val="1"/>
-          <w:sz w:val="22"/>
-          <w:szCs w:val="22"/>
-          <w:rtl w:val="0"/>
-        </w:rPr>
-        <w:t xml:space="preserve">Tim Pengembang (Development)</w:t>
-      </w:r>
-      <w:r>
-        <w:rPr>
-          <w:rFonts w:ascii="Times New Roman" w:cs="Times New Roman" w:eastAsia="Times New Roman" w:hAnsi="Times New Roman"/>
-          <w:sz w:val="22"/>
-          <w:szCs w:val="22"/>
-          <w:rtl w:val="0"/>
-        </w:rPr>
-        <w:t xml:space="preserve">: Sebagai pembuat utama aplikasi agar dapat memahami fitur, logika, dan batasan yang diperlukan untuk membangun aplikasi</w:t>
-      </w:r>
-    </w:p>
-    <w:p>
-      <w:pPr>
-        <w:spacing w:after="0" w:before="0" w:lineRule="auto"/>
-        <w:ind w:left="720" w:firstLine="0"/>
-        <w:rPr>
-          <w:rFonts w:ascii="Times New Roman" w:cs="Times New Roman" w:eastAsia="Times New Roman" w:hAnsi="Times New Roman"/>
-          <w:sz w:val="22"/>
-          <w:szCs w:val="22"/>
-        </w:rPr>
-      </w:pPr>
-      <w:bookmarkStart w:colFirst="0" w:colLast="0" w:name="_u5f1tk1xofx0" w:id="38"/>
-      <w:bookmarkEnd w:id="38"/>
-      <w:r>
-        <w:rPr>
-          <w:rFonts w:ascii="Times New Roman" w:cs="Times New Roman" w:eastAsia="Times New Roman" w:hAnsi="Times New Roman"/>
-          <w:sz w:val="22"/>
-          <w:szCs w:val="22"/>
-          <w:rtl w:val="0"/>
-        </w:rPr>
-        <w:t xml:space="preserve">Walaupun seluruh dokumen relevan, Development Team disarankan untuk lebih fokus pada bagian:</w:t>
-      </w:r>
-    </w:p>
-    <w:p>
-      <w:pPr>
-        <w:numPr>
-          <w:ilvl w:val="1"/>
-          <w:numId w:val="3"/>
-        </w:numPr>
-        <w:spacing w:after="0" w:before="0" w:lineRule="auto"/>
-        <w:ind w:left="1440" w:hanging="360"/>
-        <w:rPr>
-          <w:rFonts w:ascii="Times New Roman" w:cs="Times New Roman" w:eastAsia="Times New Roman" w:hAnsi="Times New Roman"/>
-          <w:sz w:val="22"/>
-          <w:szCs w:val="22"/>
-          <w:u w:val="none"/>
-        </w:rPr>
-      </w:pPr>
-      <w:bookmarkStart w:colFirst="0" w:colLast="0" w:name="_nc5gwhxb9885" w:id="39"/>
-      <w:bookmarkEnd w:id="39"/>
-      <w:r>
-        <w:rPr>
-          <w:rFonts w:ascii="Times New Roman" w:cs="Times New Roman" w:eastAsia="Times New Roman" w:hAnsi="Times New Roman"/>
-          <w:sz w:val="22"/>
-          <w:szCs w:val="22"/>
-          <w:rtl w:val="0"/>
-        </w:rPr>
-        <w:t xml:space="preserve">Bab </w:t>
-      </w:r>
-      <w:r>
-        <w:rPr>
-          <w:rFonts w:ascii="Times New Roman" w:cs="Times New Roman" w:eastAsia="Times New Roman" w:hAnsi="Times New Roman"/>
-          <w:i w:val="1"/>
-          <w:iCs w:val="1"/>
-          <w:sz w:val="22"/>
-          <w:szCs w:val="22"/>
-          <w:rtl w:val="0"/>
-        </w:rPr>
-        <w:t xml:space="preserve">2.4 Operating Environment</w:t>
-      </w:r>
-      <w:r>
-        <w:rPr>
-          <w:rFonts w:ascii="Times New Roman" w:cs="Times New Roman" w:eastAsia="Times New Roman" w:hAnsi="Times New Roman"/>
-          <w:sz w:val="22"/>
-          <w:szCs w:val="22"/>
-          <w:rtl w:val="0"/>
-        </w:rPr>
-        <w:tab/>
-        <w:t xml:space="preserve">dan </w:t>
-      </w:r>
-      <w:r>
-        <w:rPr>
-          <w:rFonts w:ascii="Times New Roman" w:cs="Times New Roman" w:eastAsia="Times New Roman" w:hAnsi="Times New Roman"/>
-          <w:i w:val="1"/>
-          <w:iCs w:val="1"/>
-          <w:sz w:val="22"/>
-          <w:szCs w:val="22"/>
-          <w:rtl w:val="0"/>
-        </w:rPr>
-        <w:t xml:space="preserve">2.5 Design and Implementation Constraints</w:t>
-      </w:r>
-      <w:r>
-        <w:rPr>
-          <w:rFonts w:ascii="Times New Roman" w:cs="Times New Roman" w:eastAsia="Times New Roman" w:hAnsi="Times New Roman"/>
-          <w:sz w:val="22"/>
-          <w:szCs w:val="22"/>
-          <w:rtl w:val="0"/>
-        </w:rPr>
-        <w:t xml:space="preserve"> untuk memastikan keselarasan teknis</w:t>
-      </w:r>
-    </w:p>
-    <w:p>
-      <w:pPr>
-        <w:numPr>
-          <w:ilvl w:val="1"/>
-          <w:numId w:val="3"/>
-        </w:numPr>
-        <w:ind w:left="1440" w:hanging="360"/>
-        <w:rPr>
-          <w:rFonts w:ascii="Times New Roman" w:cs="Times New Roman" w:eastAsia="Times New Roman" w:hAnsi="Times New Roman"/>
-          <w:sz w:val="22"/>
-          <w:szCs w:val="22"/>
-        </w:rPr>
-      </w:pPr>
-      <w:bookmarkStart w:colFirst="0" w:colLast="0" w:name="_7xkayolckvj9" w:id="35"/>
-      <w:bookmarkEnd w:id="35"/>
-      <w:r>
-        <w:rPr>
-          <w:rFonts w:ascii="Times New Roman" w:cs="Times New Roman" w:eastAsia="Times New Roman" w:hAnsi="Times New Roman"/>
-          <w:sz w:val="22"/>
-          <w:szCs w:val="22"/>
-          <w:rtl w:val="0"/>
-        </w:rPr>
-        <w:t xml:space="preserve">Bab </w:t>
-      </w:r>
-      <w:r>
-        <w:rPr>
-          <w:rFonts w:ascii="Times New Roman" w:cs="Times New Roman" w:eastAsia="Times New Roman" w:hAnsi="Times New Roman"/>
-          <w:i w:val="1"/>
-          <w:iCs w:val="1"/>
-          <w:sz w:val="22"/>
-          <w:szCs w:val="22"/>
-          <w:rtl w:val="0"/>
-        </w:rPr>
-        <w:t xml:space="preserve">3 External Interface Requirements</w:t>
-      </w:r>
-      <w:r>
-        <w:rPr>
-          <w:rFonts w:ascii="Times New Roman" w:cs="Times New Roman" w:eastAsia="Times New Roman" w:hAnsi="Times New Roman"/>
-          <w:sz w:val="22"/>
-          <w:szCs w:val="22"/>
-          <w:rtl w:val="0"/>
-        </w:rPr>
-        <w:t xml:space="preserve"> untuk integrasi API dan perangkat keras</w:t>
-      </w:r>
-    </w:p>
-    <w:p>
-      <w:pPr>
-        <w:numPr>
-          <w:ilvl w:val="1"/>
-          <w:numId w:val="3"/>
-        </w:numPr>
-        <w:ind w:left="1440" w:hanging="360"/>
-        <w:rPr>
-          <w:rFonts w:ascii="Times New Roman" w:cs="Times New Roman" w:eastAsia="Times New Roman" w:hAnsi="Times New Roman"/>
-          <w:sz w:val="22"/>
-          <w:szCs w:val="22"/>
-        </w:rPr>
-      </w:pPr>
-      <w:bookmarkStart w:colFirst="0" w:colLast="0" w:name="_7xkayolckvj9" w:id="35"/>
-      <w:bookmarkEnd w:id="35"/>
-      <w:r>
-        <w:rPr>
-          <w:rFonts w:ascii="Times New Roman" w:cs="Times New Roman" w:eastAsia="Times New Roman" w:hAnsi="Times New Roman"/>
-          <w:sz w:val="22"/>
-          <w:szCs w:val="22"/>
-          <w:rtl w:val="0"/>
-        </w:rPr>
-        <w:t xml:space="preserve">Bab </w:t>
-      </w:r>
-      <w:r>
-        <w:rPr>
-          <w:rFonts w:ascii="Times New Roman" w:cs="Times New Roman" w:eastAsia="Times New Roman" w:hAnsi="Times New Roman"/>
-          <w:i w:val="1"/>
-          <w:iCs w:val="1"/>
-          <w:sz w:val="22"/>
-          <w:szCs w:val="22"/>
-          <w:rtl w:val="0"/>
-        </w:rPr>
-        <w:t xml:space="preserve">4 System Features</w:t>
-      </w:r>
-      <w:r>
-        <w:rPr>
-          <w:rFonts w:ascii="Times New Roman" w:cs="Times New Roman" w:eastAsia="Times New Roman" w:hAnsi="Times New Roman"/>
-          <w:sz w:val="22"/>
-          <w:szCs w:val="22"/>
-          <w:rtl w:val="0"/>
-        </w:rPr>
-        <w:t xml:space="preserve"> untuk logika inti aplikasi</w:t>
-      </w:r>
-      <w:r>
-        <w:rPr>
-          <w:rtl w:val="0"/>
-        </w:rPr>
+        <w:t xml:space="preserve">escrow</w:t>
+      </w:r>
+      <w:r>
+        <w:rPr>
+          <w:rFonts w:ascii="Times New Roman" w:cs="Times New Roman" w:eastAsia="Times New Roman" w:hAnsi="Times New Roman"/>
+          <w:sz w:val="22"/>
+          <w:szCs w:val="22"/>
+          <w:rtl w:val="0"/>
+        </w:rPr>
+        <w:t xml:space="preserve">.</w:t>
       </w:r>
     </w:p>
     <w:p>
@@ -5283,431 +5805,7 @@
         <w:pStyle w:val="Heading2"/>
         <w:numPr>
           <w:ilvl w:val="1"/>
-          <w:numId w:val="10"/>
-        </w:numPr>
-        <w:ind w:left="0" w:firstLine="0"/>
-        <w:rPr>
-          <w:rFonts w:ascii="Times New Roman" w:cs="Times New Roman" w:eastAsia="Times New Roman" w:hAnsi="Times New Roman"/>
-          <w:vertAlign w:val="baseline"/>
-        </w:rPr>
-      </w:pPr>
-      <w:r>
-        <w:rPr>
-          <w:rFonts w:ascii="Times New Roman" w:cs="Times New Roman" w:eastAsia="Times New Roman" w:hAnsi="Times New Roman"/>
-          <w:vertAlign w:val="baseline"/>
-          <w:rtl w:val="0"/>
-        </w:rPr>
-        <w:t xml:space="preserve">Product Scope</w:t>
-      </w:r>
-    </w:p>
-    <w:p>
-      <w:pPr>
-        <w:spacing w:after="240" w:before="240" w:lineRule="auto"/>
-        <w:jc w:val="both"/>
-        <w:rPr>
-          <w:rFonts w:ascii="Times New Roman" w:cs="Times New Roman" w:eastAsia="Times New Roman" w:hAnsi="Times New Roman"/>
-          <w:sz w:val="22"/>
-          <w:szCs w:val="22"/>
-        </w:rPr>
-      </w:pPr>
-      <w:bookmarkStart w:colFirst="0" w:colLast="0" w:name="_uie740y4dxa1" w:id="40"/>
-      <w:bookmarkEnd w:id="40"/>
-      <w:r>
-        <w:rPr>
-          <w:rFonts w:ascii="Times New Roman" w:cs="Times New Roman" w:eastAsia="Times New Roman" w:hAnsi="Times New Roman"/>
-          <w:sz w:val="22"/>
-          <w:szCs w:val="22"/>
-          <w:rtl w:val="0"/>
-        </w:rPr>
-        <w:t xml:space="preserve">Aplikasi yang dikembangkan adalah platform marketplace fashion digital yang mengintegrasikan transaksi aman antara penjual dan pembeli. Fokus utama platform ini adalah produk fashion kategori premium melalui mekanisme pengamanan </w:t>
-      </w:r>
-      <w:r>
-        <w:rPr>
-          <w:rFonts w:ascii="Times New Roman" w:cs="Times New Roman" w:eastAsia="Times New Roman" w:hAnsi="Times New Roman"/>
-          <w:b w:val="1"/>
-          <w:bCs w:val="1"/>
-          <w:sz w:val="22"/>
-          <w:szCs w:val="22"/>
-          <w:rtl w:val="0"/>
-        </w:rPr>
-        <w:t xml:space="preserve">escrow </w:t>
-      </w:r>
-      <w:r>
-        <w:rPr>
-          <w:rFonts w:ascii="Times New Roman" w:cs="Times New Roman" w:eastAsia="Times New Roman" w:hAnsi="Times New Roman"/>
-          <w:sz w:val="22"/>
-          <w:szCs w:val="22"/>
-          <w:rtl w:val="0"/>
-        </w:rPr>
-        <w:t xml:space="preserve">dan </w:t>
-      </w:r>
-      <w:r>
-        <w:rPr>
-          <w:rFonts w:ascii="Times New Roman" w:cs="Times New Roman" w:eastAsia="Times New Roman" w:hAnsi="Times New Roman"/>
-          <w:b w:val="1"/>
-          <w:bCs w:val="1"/>
-          <w:sz w:val="22"/>
-          <w:szCs w:val="22"/>
-          <w:rtl w:val="0"/>
-        </w:rPr>
-        <w:t xml:space="preserve">Product Authentication</w:t>
-      </w:r>
-      <w:r>
-        <w:rPr>
-          <w:rFonts w:ascii="Times New Roman" w:cs="Times New Roman" w:eastAsia="Times New Roman" w:hAnsi="Times New Roman"/>
-          <w:sz w:val="22"/>
-          <w:szCs w:val="22"/>
-          <w:rtl w:val="0"/>
-        </w:rPr>
-        <w:t xml:space="preserve">.</w:t>
-      </w:r>
-    </w:p>
-    <w:p>
-      <w:pPr>
-        <w:spacing w:after="240" w:before="240" w:lineRule="auto"/>
-        <w:ind w:firstLine="720"/>
-        <w:jc w:val="both"/>
-        <w:rPr>
-          <w:rFonts w:ascii="Times New Roman" w:cs="Times New Roman" w:eastAsia="Times New Roman" w:hAnsi="Times New Roman"/>
-          <w:b w:val="1"/>
-          <w:bCs w:val="1"/>
-        </w:rPr>
-      </w:pPr>
-      <w:bookmarkStart w:colFirst="0" w:colLast="0" w:name="_u9812fe10vd1" w:id="41"/>
-      <w:bookmarkEnd w:id="41"/>
-      <w:r>
-        <w:rPr>
-          <w:rFonts w:ascii="Times New Roman" w:cs="Times New Roman" w:eastAsia="Times New Roman" w:hAnsi="Times New Roman"/>
-          <w:b w:val="1"/>
-          <w:bCs w:val="1"/>
-          <w:rtl w:val="0"/>
-        </w:rPr>
-        <w:t xml:space="preserve">1.4.1 Fitur dalam Cakupan (In-Scope):</w:t>
-      </w:r>
-    </w:p>
-    <w:p>
-      <w:pPr>
-        <w:numPr>
-          <w:ilvl w:val="0"/>
-          <w:numId w:val="15"/>
-        </w:numPr>
-        <w:spacing w:after="0" w:afterAutospacing="0" w:before="240" w:lineRule="auto"/>
-        <w:ind w:left="1440" w:hanging="360"/>
-        <w:jc w:val="both"/>
-        <w:rPr>
-          <w:rFonts w:ascii="Times New Roman" w:cs="Times New Roman" w:eastAsia="Times New Roman" w:hAnsi="Times New Roman"/>
-          <w:sz w:val="22"/>
-          <w:szCs w:val="22"/>
-          <w:u w:val="none"/>
-        </w:rPr>
-      </w:pPr>
-      <w:bookmarkStart w:colFirst="0" w:colLast="0" w:name="_561oxf9k68ij" w:id="42"/>
-      <w:bookmarkEnd w:id="42"/>
-      <w:r>
-        <w:rPr>
-          <w:rFonts w:ascii="Times New Roman" w:cs="Times New Roman" w:eastAsia="Times New Roman" w:hAnsi="Times New Roman"/>
-          <w:b w:val="1"/>
-          <w:bCs w:val="1"/>
-          <w:sz w:val="22"/>
-          <w:szCs w:val="22"/>
-          <w:rtl w:val="0"/>
-        </w:rPr>
-        <w:t xml:space="preserve">Sistem Transaksi Terproteksi</w:t>
-      </w:r>
-      <w:r>
-        <w:rPr>
-          <w:rFonts w:ascii="Times New Roman" w:cs="Times New Roman" w:eastAsia="Times New Roman" w:hAnsi="Times New Roman"/>
-          <w:sz w:val="22"/>
-          <w:szCs w:val="22"/>
-          <w:rtl w:val="0"/>
-        </w:rPr>
-        <w:t xml:space="preserve">: Implementasi akun </w:t>
-      </w:r>
-      <w:r>
-        <w:rPr>
-          <w:rFonts w:ascii="Times New Roman" w:cs="Times New Roman" w:eastAsia="Times New Roman" w:hAnsi="Times New Roman"/>
-          <w:b w:val="1"/>
-          <w:bCs w:val="1"/>
-          <w:sz w:val="22"/>
-          <w:szCs w:val="22"/>
-          <w:rtl w:val="0"/>
-        </w:rPr>
-        <w:t xml:space="preserve">escrow </w:t>
-      </w:r>
-      <w:r>
-        <w:rPr>
-          <w:rFonts w:ascii="Times New Roman" w:cs="Times New Roman" w:eastAsia="Times New Roman" w:hAnsi="Times New Roman"/>
-          <w:sz w:val="22"/>
-          <w:szCs w:val="22"/>
-          <w:rtl w:val="0"/>
-        </w:rPr>
-        <w:t xml:space="preserve">untuk menahan dana hingga produk terverifikasi.</w:t>
-      </w:r>
-    </w:p>
-    <w:p>
-      <w:pPr>
-        <w:numPr>
-          <w:ilvl w:val="0"/>
-          <w:numId w:val="15"/>
-        </w:numPr>
-        <w:spacing w:after="0" w:afterAutospacing="0" w:before="0" w:beforeAutospacing="0" w:lineRule="auto"/>
-        <w:ind w:left="1440" w:hanging="360"/>
-        <w:jc w:val="both"/>
-        <w:rPr>
-          <w:rFonts w:ascii="Times New Roman" w:cs="Times New Roman" w:eastAsia="Times New Roman" w:hAnsi="Times New Roman"/>
-          <w:sz w:val="22"/>
-          <w:szCs w:val="22"/>
-          <w:u w:val="none"/>
-        </w:rPr>
-      </w:pPr>
-      <w:bookmarkStart w:colFirst="0" w:colLast="0" w:name="_y4t19ip9uwqn" w:id="43"/>
-      <w:bookmarkEnd w:id="43"/>
-      <w:r>
-        <w:rPr>
-          <w:rFonts w:ascii="Times New Roman" w:cs="Times New Roman" w:eastAsia="Times New Roman" w:hAnsi="Times New Roman"/>
-          <w:b w:val="1"/>
-          <w:bCs w:val="1"/>
-          <w:sz w:val="22"/>
-          <w:szCs w:val="22"/>
-          <w:rtl w:val="0"/>
-        </w:rPr>
-        <w:t xml:space="preserve">Alur Verifikasi Pihak Ketiga</w:t>
-      </w:r>
-      <w:r>
-        <w:rPr>
-          <w:rFonts w:ascii="Times New Roman" w:cs="Times New Roman" w:eastAsia="Times New Roman" w:hAnsi="Times New Roman"/>
-          <w:sz w:val="22"/>
-          <w:szCs w:val="22"/>
-          <w:rtl w:val="0"/>
-        </w:rPr>
-        <w:t xml:space="preserve">: Produk wajib melalui proses inspeksi fisik/digital oleh platform sebelum diteruskan ke pembeli.</w:t>
-      </w:r>
-    </w:p>
-    <w:p>
-      <w:pPr>
-        <w:numPr>
-          <w:ilvl w:val="0"/>
-          <w:numId w:val="15"/>
-        </w:numPr>
-        <w:spacing w:after="0" w:afterAutospacing="0" w:before="0" w:beforeAutospacing="0" w:lineRule="auto"/>
-        <w:ind w:left="1440" w:hanging="360"/>
-        <w:jc w:val="both"/>
-        <w:rPr>
-          <w:rFonts w:ascii="Times New Roman" w:cs="Times New Roman" w:eastAsia="Times New Roman" w:hAnsi="Times New Roman"/>
-          <w:sz w:val="22"/>
-          <w:szCs w:val="22"/>
-          <w:u w:val="none"/>
-        </w:rPr>
-      </w:pPr>
-      <w:bookmarkStart w:colFirst="0" w:colLast="0" w:name="_6j5aesk1gszs" w:id="44"/>
-      <w:bookmarkEnd w:id="44"/>
-      <w:r>
-        <w:rPr>
-          <w:rFonts w:ascii="Times New Roman" w:cs="Times New Roman" w:eastAsia="Times New Roman" w:hAnsi="Times New Roman"/>
-          <w:b w:val="1"/>
-          <w:bCs w:val="1"/>
-          <w:i w:val="1"/>
-          <w:iCs w:val="1"/>
-          <w:sz w:val="22"/>
-          <w:szCs w:val="22"/>
-          <w:rtl w:val="0"/>
-        </w:rPr>
-        <w:t xml:space="preserve">Smart-Listing Management</w:t>
-      </w:r>
-      <w:r>
-        <w:rPr>
-          <w:rFonts w:ascii="Times New Roman" w:cs="Times New Roman" w:eastAsia="Times New Roman" w:hAnsi="Times New Roman"/>
-          <w:sz w:val="22"/>
-          <w:szCs w:val="22"/>
-          <w:rtl w:val="0"/>
-        </w:rPr>
-        <w:t xml:space="preserve">: Penggunaan teknologi klasifikasi otomatis (NLP) untuk pengkategorian produk berdasarkan deskripsi teks.</w:t>
-      </w:r>
-    </w:p>
-    <w:p>
-      <w:pPr>
-        <w:numPr>
-          <w:ilvl w:val="0"/>
-          <w:numId w:val="15"/>
-        </w:numPr>
-        <w:spacing w:after="240" w:before="0" w:beforeAutospacing="0" w:lineRule="auto"/>
-        <w:ind w:left="1440" w:hanging="360"/>
-        <w:jc w:val="both"/>
-        <w:rPr>
-          <w:rFonts w:ascii="Times New Roman" w:cs="Times New Roman" w:eastAsia="Times New Roman" w:hAnsi="Times New Roman"/>
-          <w:sz w:val="22"/>
-          <w:szCs w:val="22"/>
-          <w:u w:val="none"/>
-        </w:rPr>
-      </w:pPr>
-      <w:bookmarkStart w:colFirst="0" w:colLast="0" w:name="_8de0f6b01xnx" w:id="45"/>
-      <w:bookmarkEnd w:id="45"/>
-      <w:r>
-        <w:rPr>
-          <w:rFonts w:ascii="Times New Roman" w:cs="Times New Roman" w:eastAsia="Times New Roman" w:hAnsi="Times New Roman"/>
-          <w:b w:val="1"/>
-          <w:bCs w:val="1"/>
-          <w:sz w:val="22"/>
-          <w:szCs w:val="22"/>
-          <w:rtl w:val="0"/>
-        </w:rPr>
-        <w:t xml:space="preserve">Fitur Marketplace Standar</w:t>
-      </w:r>
-      <w:r>
-        <w:rPr>
-          <w:rFonts w:ascii="Times New Roman" w:cs="Times New Roman" w:eastAsia="Times New Roman" w:hAnsi="Times New Roman"/>
-          <w:sz w:val="22"/>
-          <w:szCs w:val="22"/>
-          <w:rtl w:val="0"/>
-        </w:rPr>
-        <w:t xml:space="preserve">: Manajemen akun, sistem pencarian/filter, pelacakan pengiriman (</w:t>
-      </w:r>
-      <w:r>
-        <w:rPr>
-          <w:rFonts w:ascii="Times New Roman" w:cs="Times New Roman" w:eastAsia="Times New Roman" w:hAnsi="Times New Roman"/>
-          <w:i w:val="1"/>
-          <w:iCs w:val="1"/>
-          <w:sz w:val="22"/>
-          <w:szCs w:val="22"/>
-          <w:rtl w:val="0"/>
-        </w:rPr>
-        <w:t xml:space="preserve">real-time tracking</w:t>
-      </w:r>
-      <w:r>
-        <w:rPr>
-          <w:rFonts w:ascii="Times New Roman" w:cs="Times New Roman" w:eastAsia="Times New Roman" w:hAnsi="Times New Roman"/>
-          <w:sz w:val="22"/>
-          <w:szCs w:val="22"/>
-          <w:rtl w:val="0"/>
-        </w:rPr>
-        <w:t xml:space="preserve">), serta sistem rating dan ulasan.</w:t>
-      </w:r>
-    </w:p>
-    <w:p>
-      <w:pPr>
-        <w:spacing w:after="240" w:before="240" w:lineRule="auto"/>
-        <w:ind w:left="720" w:firstLine="0"/>
-        <w:jc w:val="both"/>
-        <w:rPr>
-          <w:rFonts w:ascii="Times New Roman" w:cs="Times New Roman" w:eastAsia="Times New Roman" w:hAnsi="Times New Roman"/>
-          <w:b w:val="1"/>
-          <w:bCs w:val="1"/>
-        </w:rPr>
-      </w:pPr>
-      <w:bookmarkStart w:colFirst="0" w:colLast="0" w:name="_uo5orqln0jhr" w:id="46"/>
-      <w:bookmarkEnd w:id="46"/>
-      <w:r>
-        <w:rPr>
-          <w:rFonts w:ascii="Times New Roman" w:cs="Times New Roman" w:eastAsia="Times New Roman" w:hAnsi="Times New Roman"/>
-          <w:b w:val="1"/>
-          <w:bCs w:val="1"/>
-          <w:rtl w:val="0"/>
-        </w:rPr>
-        <w:t xml:space="preserve">1.4.2 Batasan Produk (Out-of-Scope):</w:t>
-      </w:r>
-    </w:p>
-    <w:p>
-      <w:pPr>
-        <w:numPr>
-          <w:ilvl w:val="0"/>
-          <w:numId w:val="2"/>
-        </w:numPr>
-        <w:spacing w:after="0" w:afterAutospacing="0" w:before="240" w:lineRule="auto"/>
-        <w:ind w:left="1440" w:hanging="360"/>
-        <w:jc w:val="both"/>
-        <w:rPr>
-          <w:rFonts w:ascii="Times New Roman" w:cs="Times New Roman" w:eastAsia="Times New Roman" w:hAnsi="Times New Roman"/>
-          <w:sz w:val="22"/>
-          <w:szCs w:val="22"/>
-          <w:u w:val="none"/>
-        </w:rPr>
-      </w:pPr>
-      <w:bookmarkStart w:colFirst="0" w:colLast="0" w:name="_s526kr6uxzx4" w:id="47"/>
-      <w:bookmarkEnd w:id="47"/>
-      <w:r>
-        <w:rPr>
-          <w:rFonts w:ascii="Times New Roman" w:cs="Times New Roman" w:eastAsia="Times New Roman" w:hAnsi="Times New Roman"/>
-          <w:sz w:val="22"/>
-          <w:szCs w:val="22"/>
-          <w:rtl w:val="0"/>
-        </w:rPr>
-        <w:t xml:space="preserve">Sistem tidak melayani transaksi di luar kategori fashion.</w:t>
-      </w:r>
-    </w:p>
-    <w:p>
-      <w:pPr>
-        <w:numPr>
-          <w:ilvl w:val="0"/>
-          <w:numId w:val="2"/>
-        </w:numPr>
-        <w:spacing w:after="240" w:before="0" w:beforeAutospacing="0" w:lineRule="auto"/>
-        <w:ind w:left="1440" w:hanging="360"/>
-        <w:jc w:val="both"/>
-        <w:rPr>
-          <w:rFonts w:ascii="Times New Roman" w:cs="Times New Roman" w:eastAsia="Times New Roman" w:hAnsi="Times New Roman"/>
-          <w:sz w:val="22"/>
-          <w:szCs w:val="22"/>
-          <w:u w:val="none"/>
-        </w:rPr>
-      </w:pPr>
-      <w:bookmarkStart w:colFirst="0" w:colLast="0" w:name="_7zptyp83pvpa" w:id="48"/>
-      <w:bookmarkEnd w:id="48"/>
-      <w:r>
-        <w:rPr>
-          <w:rFonts w:ascii="Times New Roman" w:cs="Times New Roman" w:eastAsia="Times New Roman" w:hAnsi="Times New Roman"/>
-          <w:sz w:val="22"/>
-          <w:szCs w:val="22"/>
-          <w:rtl w:val="0"/>
-        </w:rPr>
-        <w:t xml:space="preserve">Sistem tidak mendukung metode </w:t>
-      </w:r>
-      <w:r>
-        <w:rPr>
-          <w:rFonts w:ascii="Times New Roman" w:cs="Times New Roman" w:eastAsia="Times New Roman" w:hAnsi="Times New Roman"/>
-          <w:i w:val="1"/>
-          <w:iCs w:val="1"/>
-          <w:sz w:val="22"/>
-          <w:szCs w:val="22"/>
-          <w:rtl w:val="0"/>
-        </w:rPr>
-        <w:t xml:space="preserve">Cash-On-Delivery </w:t>
-      </w:r>
-      <w:r>
-        <w:rPr>
-          <w:rFonts w:ascii="Times New Roman" w:cs="Times New Roman" w:eastAsia="Times New Roman" w:hAnsi="Times New Roman"/>
-          <w:sz w:val="22"/>
-          <w:szCs w:val="22"/>
-          <w:rtl w:val="0"/>
-        </w:rPr>
-        <w:t xml:space="preserve">(COD) untuk menjaga integritas sistem </w:t>
-      </w:r>
-      <w:r>
-        <w:rPr>
-          <w:rFonts w:ascii="Times New Roman" w:cs="Times New Roman" w:eastAsia="Times New Roman" w:hAnsi="Times New Roman"/>
-          <w:b w:val="1"/>
-          <w:bCs w:val="1"/>
-          <w:sz w:val="22"/>
-          <w:szCs w:val="22"/>
-          <w:rtl w:val="0"/>
-        </w:rPr>
-        <w:t xml:space="preserve">escrow</w:t>
-      </w:r>
-      <w:r>
-        <w:rPr>
-          <w:rFonts w:ascii="Times New Roman" w:cs="Times New Roman" w:eastAsia="Times New Roman" w:hAnsi="Times New Roman"/>
-          <w:sz w:val="22"/>
-          <w:szCs w:val="22"/>
-          <w:rtl w:val="0"/>
-        </w:rPr>
-        <w:t xml:space="preserve">.</w:t>
-      </w:r>
-    </w:p>
-    <w:p>
-      <w:pPr>
-        <w:pStyle w:val="Heading2"/>
-        <w:numPr>
-          <w:ilvl w:val="1"/>
-          <w:numId w:val="10"/>
+          <w:numId w:val="13"/>
         </w:numPr>
         <w:ind w:left="0" w:firstLine="0"/>
         <w:rPr>
@@ -5823,7 +5921,7 @@
         <w:pStyle w:val="Heading1"/>
         <w:numPr>
           <w:ilvl w:val="0"/>
-          <w:numId w:val="10"/>
+          <w:numId w:val="13"/>
         </w:numPr>
         <w:ind w:left="0" w:firstLine="0"/>
         <w:rPr>
@@ -5845,7 +5943,7 @@
         <w:pStyle w:val="Heading2"/>
         <w:numPr>
           <w:ilvl w:val="1"/>
-          <w:numId w:val="10"/>
+          <w:numId w:val="13"/>
         </w:numPr>
         <w:ind w:left="0" w:firstLine="0"/>
         <w:rPr>
@@ -6015,7 +6113,7 @@
         <w:pStyle w:val="Heading2"/>
         <w:numPr>
           <w:ilvl w:val="1"/>
-          <w:numId w:val="10"/>
+          <w:numId w:val="13"/>
         </w:numPr>
         <w:ind w:left="0" w:firstLine="0"/>
         <w:rPr>
@@ -6057,7 +6155,7 @@
       <w:pPr>
         <w:numPr>
           <w:ilvl w:val="0"/>
-          <w:numId w:val="8"/>
+          <w:numId w:val="10"/>
         </w:numPr>
         <w:spacing w:after="0" w:afterAutospacing="0" w:before="240" w:lineRule="auto"/>
         <w:ind w:left="720" w:hanging="360"/>
@@ -6094,7 +6192,7 @@
       <w:pPr>
         <w:numPr>
           <w:ilvl w:val="0"/>
-          <w:numId w:val="8"/>
+          <w:numId w:val="10"/>
         </w:numPr>
         <w:spacing w:after="0" w:afterAutospacing="0" w:before="0" w:beforeAutospacing="0" w:lineRule="auto"/>
         <w:ind w:left="720" w:hanging="360"/>
@@ -6151,7 +6249,7 @@
       <w:pPr>
         <w:numPr>
           <w:ilvl w:val="0"/>
-          <w:numId w:val="8"/>
+          <w:numId w:val="10"/>
         </w:numPr>
         <w:spacing w:after="0" w:afterAutospacing="0" w:before="0" w:beforeAutospacing="0" w:lineRule="auto"/>
         <w:ind w:left="720" w:hanging="360"/>
@@ -6188,7 +6286,7 @@
       <w:pPr>
         <w:numPr>
           <w:ilvl w:val="0"/>
-          <w:numId w:val="8"/>
+          <w:numId w:val="10"/>
         </w:numPr>
         <w:spacing w:after="0" w:afterAutospacing="0" w:before="0" w:beforeAutospacing="0" w:lineRule="auto"/>
         <w:ind w:left="720" w:hanging="360"/>
@@ -6245,7 +6343,7 @@
       <w:pPr>
         <w:numPr>
           <w:ilvl w:val="0"/>
-          <w:numId w:val="8"/>
+          <w:numId w:val="10"/>
         </w:numPr>
         <w:spacing w:after="0" w:afterAutospacing="0" w:before="0" w:beforeAutospacing="0" w:lineRule="auto"/>
         <w:ind w:left="720" w:hanging="360"/>
@@ -6282,7 +6380,7 @@
       <w:pPr>
         <w:numPr>
           <w:ilvl w:val="0"/>
-          <w:numId w:val="8"/>
+          <w:numId w:val="10"/>
         </w:numPr>
         <w:spacing w:after="0" w:afterAutospacing="0" w:before="0" w:beforeAutospacing="0" w:lineRule="auto"/>
         <w:ind w:left="720" w:hanging="360"/>
@@ -6339,7 +6437,7 @@
       <w:pPr>
         <w:numPr>
           <w:ilvl w:val="0"/>
-          <w:numId w:val="8"/>
+          <w:numId w:val="10"/>
         </w:numPr>
         <w:spacing w:after="240" w:before="0" w:beforeAutospacing="0" w:lineRule="auto"/>
         <w:ind w:left="720" w:hanging="360"/>
@@ -6382,7 +6480,7 @@
         <w:pStyle w:val="Heading2"/>
         <w:numPr>
           <w:ilvl w:val="1"/>
-          <w:numId w:val="10"/>
+          <w:numId w:val="13"/>
         </w:numPr>
         <w:ind w:left="0" w:firstLine="0"/>
         <w:rPr>
@@ -7081,7 +7179,7 @@
         <w:pStyle w:val="Heading2"/>
         <w:numPr>
           <w:ilvl w:val="1"/>
-          <w:numId w:val="10"/>
+          <w:numId w:val="13"/>
         </w:numPr>
         <w:ind w:left="0" w:firstLine="0"/>
         <w:rPr>
@@ -7117,6 +7215,204 @@
           <w:rtl w:val="0"/>
         </w:rPr>
         <w:t xml:space="preserve">Aplikasi ini akan beroperasi pada lingkungan berikut:</w:t>
+      </w:r>
+    </w:p>
+    <w:p>
+      <w:pPr>
+        <w:numPr>
+          <w:ilvl w:val="0"/>
+          <w:numId w:val="17"/>
+        </w:numPr>
+        <w:spacing w:after="0" w:afterAutospacing="0" w:before="240" w:lineRule="auto"/>
+        <w:ind w:left="720" w:hanging="360"/>
+        <w:rPr>
+          <w:rFonts w:ascii="Times New Roman" w:cs="Times New Roman" w:eastAsia="Times New Roman" w:hAnsi="Times New Roman"/>
+          <w:sz w:val="22"/>
+          <w:szCs w:val="22"/>
+        </w:rPr>
+      </w:pPr>
+      <w:bookmarkStart w:colFirst="0" w:colLast="0" w:name="_rh0bswsy0qkm" w:id="58"/>
+      <w:bookmarkEnd w:id="58"/>
+      <w:r>
+        <w:rPr>
+          <w:rFonts w:ascii="Times New Roman" w:cs="Times New Roman" w:eastAsia="Times New Roman" w:hAnsi="Times New Roman"/>
+          <w:b w:val="1"/>
+          <w:bCs w:val="1"/>
+          <w:sz w:val="22"/>
+          <w:szCs w:val="22"/>
+          <w:rtl w:val="0"/>
+        </w:rPr>
+        <w:t xml:space="preserve">Sisi Klien:</w:t>
+      </w:r>
+      <w:r>
+        <w:rPr>
+          <w:rFonts w:ascii="Times New Roman" w:cs="Times New Roman" w:eastAsia="Times New Roman" w:hAnsi="Times New Roman"/>
+          <w:sz w:val="22"/>
+          <w:szCs w:val="22"/>
+          <w:rtl w:val="0"/>
+        </w:rPr>
+        <w:t xml:space="preserve"> Peramban web modern (</w:t>
+      </w:r>
+      <w:r>
+        <w:rPr>
+          <w:rFonts w:ascii="Times New Roman" w:cs="Times New Roman" w:eastAsia="Times New Roman" w:hAnsi="Times New Roman"/>
+          <w:i w:val="1"/>
+          <w:iCs w:val="1"/>
+          <w:sz w:val="22"/>
+          <w:szCs w:val="22"/>
+          <w:rtl w:val="0"/>
+        </w:rPr>
+        <w:t xml:space="preserve">Google Chrome, Mozilla Firefox, Safari, Edge</w:t>
+      </w:r>
+      <w:r>
+        <w:rPr>
+          <w:rFonts w:ascii="Times New Roman" w:cs="Times New Roman" w:eastAsia="Times New Roman" w:hAnsi="Times New Roman"/>
+          <w:sz w:val="22"/>
+          <w:szCs w:val="22"/>
+          <w:rtl w:val="0"/>
+        </w:rPr>
+        <w:t xml:space="preserve">) pada sistem operasi desktop (Windows, macOS, Linux).</w:t>
+      </w:r>
+    </w:p>
+    <w:p>
+      <w:pPr>
+        <w:numPr>
+          <w:ilvl w:val="0"/>
+          <w:numId w:val="17"/>
+        </w:numPr>
+        <w:spacing w:after="0" w:afterAutospacing="0" w:before="0" w:beforeAutospacing="0" w:lineRule="auto"/>
+        <w:ind w:left="720" w:hanging="360"/>
+        <w:rPr>
+          <w:rFonts w:ascii="Times New Roman" w:cs="Times New Roman" w:eastAsia="Times New Roman" w:hAnsi="Times New Roman"/>
+          <w:sz w:val="22"/>
+          <w:szCs w:val="22"/>
+        </w:rPr>
+      </w:pPr>
+      <w:bookmarkStart w:colFirst="0" w:colLast="0" w:name="_rh0bswsy0qkm" w:id="58"/>
+      <w:bookmarkEnd w:id="58"/>
+      <w:r>
+        <w:rPr>
+          <w:rFonts w:ascii="Times New Roman" w:cs="Times New Roman" w:eastAsia="Times New Roman" w:hAnsi="Times New Roman"/>
+          <w:b w:val="1"/>
+          <w:bCs w:val="1"/>
+          <w:sz w:val="22"/>
+          <w:szCs w:val="22"/>
+          <w:rtl w:val="0"/>
+        </w:rPr>
+        <w:t xml:space="preserve">Sisi Server:</w:t>
+      </w:r>
+      <w:r>
+        <w:rPr>
+          <w:rFonts w:ascii="Times New Roman" w:cs="Times New Roman" w:eastAsia="Times New Roman" w:hAnsi="Times New Roman"/>
+          <w:sz w:val="22"/>
+          <w:szCs w:val="22"/>
+          <w:rtl w:val="0"/>
+        </w:rPr>
+        <w:t xml:space="preserve"> Server berbasis </w:t>
+      </w:r>
+      <w:r>
+        <w:rPr>
+          <w:rFonts w:ascii="Times New Roman" w:cs="Times New Roman" w:eastAsia="Times New Roman" w:hAnsi="Times New Roman"/>
+          <w:i w:val="1"/>
+          <w:iCs w:val="1"/>
+          <w:sz w:val="22"/>
+          <w:szCs w:val="22"/>
+          <w:rtl w:val="0"/>
+        </w:rPr>
+        <w:t xml:space="preserve">cloud</w:t>
+      </w:r>
+      <w:r>
+        <w:rPr>
+          <w:rFonts w:ascii="Times New Roman" w:cs="Times New Roman" w:eastAsia="Times New Roman" w:hAnsi="Times New Roman"/>
+          <w:sz w:val="22"/>
+          <w:szCs w:val="22"/>
+          <w:rtl w:val="0"/>
+        </w:rPr>
+        <w:t xml:space="preserve"> (AWS/GCP) dengan database relasional PostgreSQL.</w:t>
+      </w:r>
+    </w:p>
+    <w:p>
+      <w:pPr>
+        <w:numPr>
+          <w:ilvl w:val="0"/>
+          <w:numId w:val="17"/>
+        </w:numPr>
+        <w:spacing w:after="240" w:before="0" w:beforeAutospacing="0" w:lineRule="auto"/>
+        <w:ind w:left="720" w:hanging="360"/>
+        <w:rPr>
+          <w:rFonts w:ascii="Times New Roman" w:cs="Times New Roman" w:eastAsia="Times New Roman" w:hAnsi="Times New Roman"/>
+          <w:sz w:val="22"/>
+          <w:szCs w:val="22"/>
+        </w:rPr>
+      </w:pPr>
+      <w:bookmarkStart w:colFirst="0" w:colLast="0" w:name="_rh0bswsy0qkm" w:id="58"/>
+      <w:bookmarkEnd w:id="58"/>
+      <w:r>
+        <w:rPr>
+          <w:rFonts w:ascii="Times New Roman" w:cs="Times New Roman" w:eastAsia="Times New Roman" w:hAnsi="Times New Roman"/>
+          <w:b w:val="1"/>
+          <w:bCs w:val="1"/>
+          <w:sz w:val="22"/>
+          <w:szCs w:val="22"/>
+          <w:rtl w:val="0"/>
+        </w:rPr>
+        <w:t xml:space="preserve">Komponen Pendukung:</w:t>
+      </w:r>
+      <w:r>
+        <w:rPr>
+          <w:rFonts w:ascii="Times New Roman" w:cs="Times New Roman" w:eastAsia="Times New Roman" w:hAnsi="Times New Roman"/>
+          <w:sz w:val="22"/>
+          <w:szCs w:val="22"/>
+          <w:rtl w:val="0"/>
+        </w:rPr>
+        <w:t xml:space="preserve"> </w:t>
+      </w:r>
+      <w:r>
+        <w:rPr>
+          <w:rFonts w:ascii="Times New Roman" w:cs="Times New Roman" w:eastAsia="Times New Roman" w:hAnsi="Times New Roman"/>
+          <w:i w:val="1"/>
+          <w:iCs w:val="1"/>
+          <w:sz w:val="22"/>
+          <w:szCs w:val="22"/>
+          <w:rtl w:val="0"/>
+        </w:rPr>
+        <w:t xml:space="preserve">Environment</w:t>
+      </w:r>
+      <w:r>
+        <w:rPr>
+          <w:rFonts w:ascii="Times New Roman" w:cs="Times New Roman" w:eastAsia="Times New Roman" w:hAnsi="Times New Roman"/>
+          <w:sz w:val="22"/>
+          <w:szCs w:val="22"/>
+          <w:rtl w:val="0"/>
+        </w:rPr>
+        <w:t xml:space="preserve"> Python/Node.js untuk menjalankan model klasifikasi NLP.</w:t>
+      </w:r>
+      <w:r>
+        <w:rPr>
+          <w:rtl w:val="0"/>
+        </w:rPr>
+      </w:r>
+    </w:p>
+    <w:p>
+      <w:pPr>
+        <w:pStyle w:val="Heading2"/>
+        <w:numPr>
+          <w:ilvl w:val="1"/>
+          <w:numId w:val="13"/>
+        </w:numPr>
+        <w:ind w:left="0" w:firstLine="0"/>
+        <w:rPr>
+          <w:rFonts w:ascii="Times New Roman" w:cs="Times New Roman" w:eastAsia="Times New Roman" w:hAnsi="Times New Roman"/>
+          <w:vertAlign w:val="baseline"/>
+        </w:rPr>
+      </w:pPr>
+      <w:r>
+        <w:rPr>
+          <w:rFonts w:ascii="Times New Roman" w:cs="Times New Roman" w:eastAsia="Times New Roman" w:hAnsi="Times New Roman"/>
+          <w:vertAlign w:val="baseline"/>
+          <w:rtl w:val="0"/>
+        </w:rPr>
+        <w:t xml:space="preserve">Design and Implementation Constraints</w:t>
       </w:r>
     </w:p>
     <w:p>
@@ -7125,7 +7421,6 @@
           <w:ilvl w:val="0"/>
           <w:numId w:val="14"/>
         </w:numPr>
-        <w:spacing w:after="0" w:afterAutospacing="0" w:before="240" w:lineRule="auto"/>
         <w:ind w:left="720" w:hanging="360"/>
         <w:rPr>
           <w:rFonts w:ascii="Times New Roman" w:cs="Times New Roman" w:eastAsia="Times New Roman" w:hAnsi="Times New Roman"/>
@@ -7133,8 +7428,8 @@
           <w:szCs w:val="22"/>
         </w:rPr>
       </w:pPr>
-      <w:bookmarkStart w:colFirst="0" w:colLast="0" w:name="_rh0bswsy0qkm" w:id="58"/>
-      <w:bookmarkEnd w:id="58"/>
+      <w:bookmarkStart w:colFirst="0" w:colLast="0" w:name="_twpuoijy9sfm" w:id="59"/>
+      <w:bookmarkEnd w:id="59"/>
       <w:r>
         <w:rPr>
           <w:rFonts w:ascii="Times New Roman" w:cs="Times New Roman" w:eastAsia="Times New Roman" w:hAnsi="Times New Roman"/>
@@ -7144,16 +7439,16 @@
           <w:szCs w:val="22"/>
           <w:rtl w:val="0"/>
         </w:rPr>
-        <w:t xml:space="preserve">Sisi Klien:</w:t>
-      </w:r>
-      <w:r>
-        <w:rPr>
-          <w:rFonts w:ascii="Times New Roman" w:cs="Times New Roman" w:eastAsia="Times New Roman" w:hAnsi="Times New Roman"/>
-          <w:sz w:val="22"/>
-          <w:szCs w:val="22"/>
-          <w:rtl w:val="0"/>
-        </w:rPr>
-        <w:t xml:space="preserve"> Peramban web modern (</w:t>
+        <w:t xml:space="preserve">Keamanan Transaksi:</w:t>
+      </w:r>
+      <w:r>
+        <w:rPr>
+          <w:rFonts w:ascii="Times New Roman" w:cs="Times New Roman" w:eastAsia="Times New Roman" w:hAnsi="Times New Roman"/>
+          <w:sz w:val="22"/>
+          <w:szCs w:val="22"/>
+          <w:rtl w:val="0"/>
+        </w:rPr>
+        <w:t xml:space="preserve"> Implementasi standar keamanan data sesuai regulasi </w:t>
       </w:r>
       <w:r>
         <w:rPr>
@@ -7164,16 +7459,16 @@
           <w:szCs w:val="22"/>
           <w:rtl w:val="0"/>
         </w:rPr>
-        <w:t xml:space="preserve">Google Chrome, Mozilla Firefox, Safari, Edge</w:t>
-      </w:r>
-      <w:r>
-        <w:rPr>
-          <w:rFonts w:ascii="Times New Roman" w:cs="Times New Roman" w:eastAsia="Times New Roman" w:hAnsi="Times New Roman"/>
-          <w:sz w:val="22"/>
-          <w:szCs w:val="22"/>
-          <w:rtl w:val="0"/>
-        </w:rPr>
-        <w:t xml:space="preserve">) pada sistem operasi desktop (Windows, macOS, Linux).</w:t>
+        <w:t xml:space="preserve">payment gateway</w:t>
+      </w:r>
+      <w:r>
+        <w:rPr>
+          <w:rFonts w:ascii="Times New Roman" w:cs="Times New Roman" w:eastAsia="Times New Roman" w:hAnsi="Times New Roman"/>
+          <w:sz w:val="22"/>
+          <w:szCs w:val="22"/>
+          <w:rtl w:val="0"/>
+        </w:rPr>
+        <w:t xml:space="preserve"> dan enkripsi HTTPS.</w:t>
       </w:r>
     </w:p>
     <w:p>
@@ -7182,7 +7477,6 @@
           <w:ilvl w:val="0"/>
           <w:numId w:val="14"/>
         </w:numPr>
-        <w:spacing w:after="0" w:afterAutospacing="0" w:before="0" w:beforeAutospacing="0" w:lineRule="auto"/>
         <w:ind w:left="720" w:hanging="360"/>
         <w:rPr>
           <w:rFonts w:ascii="Times New Roman" w:cs="Times New Roman" w:eastAsia="Times New Roman" w:hAnsi="Times New Roman"/>
@@ -7190,8 +7484,8 @@
           <w:szCs w:val="22"/>
         </w:rPr>
       </w:pPr>
-      <w:bookmarkStart w:colFirst="0" w:colLast="0" w:name="_rh0bswsy0qkm" w:id="58"/>
-      <w:bookmarkEnd w:id="58"/>
+      <w:bookmarkStart w:colFirst="0" w:colLast="0" w:name="_twpuoijy9sfm" w:id="59"/>
+      <w:bookmarkEnd w:id="59"/>
       <w:r>
         <w:rPr>
           <w:rFonts w:ascii="Times New Roman" w:cs="Times New Roman" w:eastAsia="Times New Roman" w:hAnsi="Times New Roman"/>
@@ -7201,16 +7495,16 @@
           <w:szCs w:val="22"/>
           <w:rtl w:val="0"/>
         </w:rPr>
-        <w:t xml:space="preserve">Sisi Server:</w:t>
-      </w:r>
-      <w:r>
-        <w:rPr>
-          <w:rFonts w:ascii="Times New Roman" w:cs="Times New Roman" w:eastAsia="Times New Roman" w:hAnsi="Times New Roman"/>
-          <w:sz w:val="22"/>
-          <w:szCs w:val="22"/>
-          <w:rtl w:val="0"/>
-        </w:rPr>
-        <w:t xml:space="preserve"> Server berbasis </w:t>
+        <w:t xml:space="preserve">Teknologi NLP:</w:t>
+      </w:r>
+      <w:r>
+        <w:rPr>
+          <w:rFonts w:ascii="Times New Roman" w:cs="Times New Roman" w:eastAsia="Times New Roman" w:hAnsi="Times New Roman"/>
+          <w:sz w:val="22"/>
+          <w:szCs w:val="22"/>
+          <w:rtl w:val="0"/>
+        </w:rPr>
+        <w:t xml:space="preserve"> Model harus dioptimalkan untuk performa web agar proses "Analyze with AI" tidak menyebabkan </w:t>
       </w:r>
       <w:r>
         <w:rPr>
@@ -7221,16 +7515,16 @@
           <w:szCs w:val="22"/>
           <w:rtl w:val="0"/>
         </w:rPr>
-        <w:t xml:space="preserve">cloud</w:t>
-      </w:r>
-      <w:r>
-        <w:rPr>
-          <w:rFonts w:ascii="Times New Roman" w:cs="Times New Roman" w:eastAsia="Times New Roman" w:hAnsi="Times New Roman"/>
-          <w:sz w:val="22"/>
-          <w:szCs w:val="22"/>
-          <w:rtl w:val="0"/>
-        </w:rPr>
-        <w:t xml:space="preserve"> (AWS/GCP) dengan database relasional PostgreSQL.</w:t>
+        <w:t xml:space="preserve">latency</w:t>
+      </w:r>
+      <w:r>
+        <w:rPr>
+          <w:rFonts w:ascii="Times New Roman" w:cs="Times New Roman" w:eastAsia="Times New Roman" w:hAnsi="Times New Roman"/>
+          <w:sz w:val="22"/>
+          <w:szCs w:val="22"/>
+          <w:rtl w:val="0"/>
+        </w:rPr>
+        <w:t xml:space="preserve"> tinggi bagi penjual.</w:t>
       </w:r>
     </w:p>
     <w:p>
@@ -7239,7 +7533,6 @@
           <w:ilvl w:val="0"/>
           <w:numId w:val="14"/>
         </w:numPr>
-        <w:spacing w:after="240" w:before="0" w:beforeAutospacing="0" w:lineRule="auto"/>
         <w:ind w:left="720" w:hanging="360"/>
         <w:rPr>
           <w:rFonts w:ascii="Times New Roman" w:cs="Times New Roman" w:eastAsia="Times New Roman" w:hAnsi="Times New Roman"/>
@@ -7247,8 +7540,8 @@
           <w:szCs w:val="22"/>
         </w:rPr>
       </w:pPr>
-      <w:bookmarkStart w:colFirst="0" w:colLast="0" w:name="_rh0bswsy0qkm" w:id="58"/>
-      <w:bookmarkEnd w:id="58"/>
+      <w:bookmarkStart w:colFirst="0" w:colLast="0" w:name="_twpuoijy9sfm" w:id="59"/>
+      <w:bookmarkEnd w:id="59"/>
       <w:r>
         <w:rPr>
           <w:rFonts w:ascii="Times New Roman" w:cs="Times New Roman" w:eastAsia="Times New Roman" w:hAnsi="Times New Roman"/>
@@ -7258,36 +7551,16 @@
           <w:szCs w:val="22"/>
           <w:rtl w:val="0"/>
         </w:rPr>
-        <w:t xml:space="preserve">Komponen Pendukung:</w:t>
-      </w:r>
-      <w:r>
-        <w:rPr>
-          <w:rFonts w:ascii="Times New Roman" w:cs="Times New Roman" w:eastAsia="Times New Roman" w:hAnsi="Times New Roman"/>
-          <w:sz w:val="22"/>
-          <w:szCs w:val="22"/>
-          <w:rtl w:val="0"/>
-        </w:rPr>
-        <w:t xml:space="preserve"> </w:t>
-      </w:r>
-      <w:r>
-        <w:rPr>
-          <w:rFonts w:ascii="Times New Roman" w:cs="Times New Roman" w:eastAsia="Times New Roman" w:hAnsi="Times New Roman"/>
-          <w:i w:val="1"/>
-          <w:iCs w:val="1"/>
-          <w:sz w:val="22"/>
-          <w:szCs w:val="22"/>
-          <w:rtl w:val="0"/>
-        </w:rPr>
-        <w:t xml:space="preserve">Environment</w:t>
-      </w:r>
-      <w:r>
-        <w:rPr>
-          <w:rFonts w:ascii="Times New Roman" w:cs="Times New Roman" w:eastAsia="Times New Roman" w:hAnsi="Times New Roman"/>
-          <w:sz w:val="22"/>
-          <w:szCs w:val="22"/>
-          <w:rtl w:val="0"/>
-        </w:rPr>
-        <w:t xml:space="preserve"> Python/Node.js untuk menjalankan model klasifikasi NLP.</w:t>
+        <w:t xml:space="preserve">Responsive Web Design:</w:t>
+      </w:r>
+      <w:r>
+        <w:rPr>
+          <w:rFonts w:ascii="Times New Roman" w:cs="Times New Roman" w:eastAsia="Times New Roman" w:hAnsi="Times New Roman"/>
+          <w:sz w:val="22"/>
+          <w:szCs w:val="22"/>
+          <w:rtl w:val="0"/>
+        </w:rPr>
+        <w:t xml:space="preserve"> Antarmuka harus dapat menyesuaikan tata letak (seperti sidebar dan grid produk) pada berbagai resolusi monitor.</w:t>
       </w:r>
       <w:r>
         <w:rPr>
@@ -7300,7 +7573,7 @@
         <w:pStyle w:val="Heading2"/>
         <w:numPr>
           <w:ilvl w:val="1"/>
-          <w:numId w:val="10"/>
+          <w:numId w:val="13"/>
         </w:numPr>
         <w:ind w:left="0" w:firstLine="0"/>
         <w:rPr>
@@ -7314,24 +7587,46 @@
           <w:vertAlign w:val="baseline"/>
           <w:rtl w:val="0"/>
         </w:rPr>
-        <w:t xml:space="preserve">Design and Implementation Constraints</w:t>
+        <w:t xml:space="preserve">User Documentation</w:t>
+      </w:r>
+      <w:r>
+        <w:rPr>
+          <w:rtl w:val="0"/>
+        </w:rPr>
+      </w:r>
+    </w:p>
+    <w:p>
+      <w:pPr>
+        <w:spacing w:after="240" w:before="240" w:lineRule="auto"/>
+        <w:rPr>
+          <w:rFonts w:ascii="Times New Roman" w:cs="Times New Roman" w:eastAsia="Times New Roman" w:hAnsi="Times New Roman"/>
+          <w:sz w:val="22"/>
+          <w:szCs w:val="22"/>
+        </w:rPr>
+      </w:pPr>
+      <w:r>
+        <w:rPr>
+          <w:rFonts w:ascii="Times New Roman" w:cs="Times New Roman" w:eastAsia="Times New Roman" w:hAnsi="Times New Roman"/>
+          <w:sz w:val="22"/>
+          <w:szCs w:val="22"/>
+          <w:rtl w:val="0"/>
+        </w:rPr>
+        <w:t xml:space="preserve">Komponen dokumentasi yang akan disediakan meliputi:</w:t>
       </w:r>
     </w:p>
     <w:p>
       <w:pPr>
         <w:numPr>
           <w:ilvl w:val="0"/>
-          <w:numId w:val="11"/>
+          <w:numId w:val="20"/>
         </w:numPr>
+        <w:spacing w:after="0" w:afterAutospacing="0" w:line="276" w:lineRule="auto"/>
         <w:ind w:left="720" w:hanging="360"/>
         <w:rPr>
-          <w:rFonts w:ascii="Times New Roman" w:cs="Times New Roman" w:eastAsia="Times New Roman" w:hAnsi="Times New Roman"/>
-          <w:sz w:val="22"/>
-          <w:szCs w:val="22"/>
-        </w:rPr>
-      </w:pPr>
-      <w:bookmarkStart w:colFirst="0" w:colLast="0" w:name="_twpuoijy9sfm" w:id="59"/>
-      <w:bookmarkEnd w:id="59"/>
+          <w:sz w:val="22"/>
+          <w:szCs w:val="22"/>
+        </w:rPr>
+      </w:pPr>
       <w:r>
         <w:rPr>
           <w:rFonts w:ascii="Times New Roman" w:cs="Times New Roman" w:eastAsia="Times New Roman" w:hAnsi="Times New Roman"/>
@@ -7341,16 +7636,16 @@
           <w:szCs w:val="22"/>
           <w:rtl w:val="0"/>
         </w:rPr>
-        <w:t xml:space="preserve">Keamanan Transaksi:</w:t>
-      </w:r>
-      <w:r>
-        <w:rPr>
-          <w:rFonts w:ascii="Times New Roman" w:cs="Times New Roman" w:eastAsia="Times New Roman" w:hAnsi="Times New Roman"/>
-          <w:sz w:val="22"/>
-          <w:szCs w:val="22"/>
-          <w:rtl w:val="0"/>
-        </w:rPr>
-        <w:t xml:space="preserve"> Implementasi standar keamanan data sesuai regulasi </w:t>
+        <w:t xml:space="preserve">User Guide (In-App):</w:t>
+      </w:r>
+      <w:r>
+        <w:rPr>
+          <w:rFonts w:ascii="Times New Roman" w:cs="Times New Roman" w:eastAsia="Times New Roman" w:hAnsi="Times New Roman"/>
+          <w:sz w:val="22"/>
+          <w:szCs w:val="22"/>
+          <w:rtl w:val="0"/>
+        </w:rPr>
+        <w:t xml:space="preserve"> Panduan interaktif (</w:t>
       </w:r>
       <w:r>
         <w:rPr>
@@ -7361,33 +7656,31 @@
           <w:szCs w:val="22"/>
           <w:rtl w:val="0"/>
         </w:rPr>
-        <w:t xml:space="preserve">payment gateway</w:t>
-      </w:r>
-      <w:r>
-        <w:rPr>
-          <w:rFonts w:ascii="Times New Roman" w:cs="Times New Roman" w:eastAsia="Times New Roman" w:hAnsi="Times New Roman"/>
-          <w:sz w:val="22"/>
-          <w:szCs w:val="22"/>
-          <w:rtl w:val="0"/>
-        </w:rPr>
-        <w:t xml:space="preserve"> dan enkripsi HTTPS.</w:t>
+        <w:t xml:space="preserve">Walkthrough</w:t>
+      </w:r>
+      <w:r>
+        <w:rPr>
+          <w:rFonts w:ascii="Times New Roman" w:cs="Times New Roman" w:eastAsia="Times New Roman" w:hAnsi="Times New Roman"/>
+          <w:sz w:val="22"/>
+          <w:szCs w:val="22"/>
+          <w:rtl w:val="0"/>
+        </w:rPr>
+        <w:t xml:space="preserve">) saat pengguna pertama kali mengakses dashboard web.</w:t>
       </w:r>
     </w:p>
     <w:p>
       <w:pPr>
         <w:numPr>
           <w:ilvl w:val="0"/>
-          <w:numId w:val="11"/>
+          <w:numId w:val="20"/>
         </w:numPr>
+        <w:spacing w:after="0" w:afterAutospacing="0" w:line="276" w:lineRule="auto"/>
         <w:ind w:left="720" w:hanging="360"/>
         <w:rPr>
-          <w:rFonts w:ascii="Times New Roman" w:cs="Times New Roman" w:eastAsia="Times New Roman" w:hAnsi="Times New Roman"/>
-          <w:sz w:val="22"/>
-          <w:szCs w:val="22"/>
-        </w:rPr>
-      </w:pPr>
-      <w:bookmarkStart w:colFirst="0" w:colLast="0" w:name="_twpuoijy9sfm" w:id="59"/>
-      <w:bookmarkEnd w:id="59"/>
+          <w:sz w:val="22"/>
+          <w:szCs w:val="22"/>
+        </w:rPr>
+      </w:pPr>
       <w:r>
         <w:rPr>
           <w:rFonts w:ascii="Times New Roman" w:cs="Times New Roman" w:eastAsia="Times New Roman" w:hAnsi="Times New Roman"/>
@@ -7397,16 +7690,16 @@
           <w:szCs w:val="22"/>
           <w:rtl w:val="0"/>
         </w:rPr>
-        <w:t xml:space="preserve">Teknologi NLP:</w:t>
-      </w:r>
-      <w:r>
-        <w:rPr>
-          <w:rFonts w:ascii="Times New Roman" w:cs="Times New Roman" w:eastAsia="Times New Roman" w:hAnsi="Times New Roman"/>
-          <w:sz w:val="22"/>
-          <w:szCs w:val="22"/>
-          <w:rtl w:val="0"/>
-        </w:rPr>
-        <w:t xml:space="preserve"> Model harus dioptimalkan untuk performa web agar proses "Analyze with AI" tidak menyebabkan </w:t>
+        <w:t xml:space="preserve">FAQ &amp; Help Center:</w:t>
+      </w:r>
+      <w:r>
+        <w:rPr>
+          <w:rFonts w:ascii="Times New Roman" w:cs="Times New Roman" w:eastAsia="Times New Roman" w:hAnsi="Times New Roman"/>
+          <w:sz w:val="22"/>
+          <w:szCs w:val="22"/>
+          <w:rtl w:val="0"/>
+        </w:rPr>
+        <w:t xml:space="preserve"> Halaman bantuan yang dapat diakses melalui </w:t>
       </w:r>
       <w:r>
         <w:rPr>
@@ -7417,33 +7710,51 @@
           <w:szCs w:val="22"/>
           <w:rtl w:val="0"/>
         </w:rPr>
-        <w:t xml:space="preserve">latency</w:t>
-      </w:r>
-      <w:r>
-        <w:rPr>
-          <w:rFonts w:ascii="Times New Roman" w:cs="Times New Roman" w:eastAsia="Times New Roman" w:hAnsi="Times New Roman"/>
-          <w:sz w:val="22"/>
-          <w:szCs w:val="22"/>
-          <w:rtl w:val="0"/>
-        </w:rPr>
-        <w:t xml:space="preserve"> tinggi bagi penjual.</w:t>
+        <w:t xml:space="preserve">footer</w:t>
+      </w:r>
+      <w:r>
+        <w:rPr>
+          <w:rFonts w:ascii="Times New Roman" w:cs="Times New Roman" w:eastAsia="Times New Roman" w:hAnsi="Times New Roman"/>
+          <w:sz w:val="22"/>
+          <w:szCs w:val="22"/>
+          <w:rtl w:val="0"/>
+        </w:rPr>
+        <w:t xml:space="preserve"> web untuk menjelaskan mekanisme </w:t>
+      </w:r>
+      <w:r>
+        <w:rPr>
+          <w:rFonts w:ascii="Times New Roman" w:cs="Times New Roman" w:eastAsia="Times New Roman" w:hAnsi="Times New Roman"/>
+          <w:i w:val="1"/>
+          <w:iCs w:val="1"/>
+          <w:sz w:val="22"/>
+          <w:szCs w:val="22"/>
+          <w:rtl w:val="0"/>
+        </w:rPr>
+        <w:t xml:space="preserve">escrow</w:t>
+      </w:r>
+      <w:r>
+        <w:rPr>
+          <w:rFonts w:ascii="Times New Roman" w:cs="Times New Roman" w:eastAsia="Times New Roman" w:hAnsi="Times New Roman"/>
+          <w:sz w:val="22"/>
+          <w:szCs w:val="22"/>
+          <w:rtl w:val="0"/>
+        </w:rPr>
+        <w:t xml:space="preserve"> dan prosedur verifikasi.</w:t>
       </w:r>
     </w:p>
     <w:p>
       <w:pPr>
         <w:numPr>
           <w:ilvl w:val="0"/>
-          <w:numId w:val="11"/>
+          <w:numId w:val="20"/>
         </w:numPr>
+        <w:spacing w:after="240" w:line="276" w:lineRule="auto"/>
         <w:ind w:left="720" w:hanging="360"/>
         <w:rPr>
-          <w:rFonts w:ascii="Times New Roman" w:cs="Times New Roman" w:eastAsia="Times New Roman" w:hAnsi="Times New Roman"/>
-          <w:sz w:val="22"/>
-          <w:szCs w:val="22"/>
-        </w:rPr>
-      </w:pPr>
-      <w:bookmarkStart w:colFirst="0" w:colLast="0" w:name="_twpuoijy9sfm" w:id="59"/>
-      <w:bookmarkEnd w:id="59"/>
+          <w:sz w:val="22"/>
+          <w:szCs w:val="22"/>
+        </w:rPr>
+      </w:pPr>
       <w:r>
         <w:rPr>
           <w:rFonts w:ascii="Times New Roman" w:cs="Times New Roman" w:eastAsia="Times New Roman" w:hAnsi="Times New Roman"/>
@@ -7453,16 +7764,16 @@
           <w:szCs w:val="22"/>
           <w:rtl w:val="0"/>
         </w:rPr>
-        <w:t xml:space="preserve">Responsive Web Design:</w:t>
-      </w:r>
-      <w:r>
-        <w:rPr>
-          <w:rFonts w:ascii="Times New Roman" w:cs="Times New Roman" w:eastAsia="Times New Roman" w:hAnsi="Times New Roman"/>
-          <w:sz w:val="22"/>
-          <w:szCs w:val="22"/>
-          <w:rtl w:val="0"/>
-        </w:rPr>
-        <w:t xml:space="preserve"> Antarmuka harus dapat menyesuaikan tata letak (seperti sidebar dan grid produk) pada berbagai resolusi monitor.</w:t>
+        <w:t xml:space="preserve">Admin/Expert Manual:</w:t>
+      </w:r>
+      <w:r>
+        <w:rPr>
+          <w:rFonts w:ascii="Times New Roman" w:cs="Times New Roman" w:eastAsia="Times New Roman" w:hAnsi="Times New Roman"/>
+          <w:sz w:val="22"/>
+          <w:szCs w:val="22"/>
+          <w:rtl w:val="0"/>
+        </w:rPr>
+        <w:t xml:space="preserve"> Dokumentasi teknis berbasis web bagi verifikator untuk mengoperasikan portal kurasi dan manajemen sistem.</w:t>
       </w:r>
       <w:r>
         <w:rPr>
@@ -7475,7 +7786,7 @@
         <w:pStyle w:val="Heading2"/>
         <w:numPr>
           <w:ilvl w:val="1"/>
-          <w:numId w:val="10"/>
+          <w:numId w:val="13"/>
         </w:numPr>
         <w:ind w:left="0" w:firstLine="0"/>
         <w:rPr>
@@ -7489,7 +7800,353 @@
           <w:vertAlign w:val="baseline"/>
           <w:rtl w:val="0"/>
         </w:rPr>
-        <w:t xml:space="preserve">User Documentation</w:t>
+        <w:t xml:space="preserve">Assumptions and Dependencies</w:t>
+      </w:r>
+      <w:r>
+        <w:rPr>
+          <w:rtl w:val="0"/>
+        </w:rPr>
+      </w:r>
+    </w:p>
+    <w:p>
+      <w:pPr>
+        <w:numPr>
+          <w:ilvl w:val="0"/>
+          <w:numId w:val="9"/>
+        </w:numPr>
+        <w:ind w:left="720" w:hanging="360"/>
+        <w:rPr>
+          <w:rFonts w:ascii="Times New Roman" w:cs="Times New Roman" w:eastAsia="Times New Roman" w:hAnsi="Times New Roman"/>
+          <w:b w:val="1"/>
+          <w:bCs w:val="1"/>
+          <w:sz w:val="22"/>
+          <w:szCs w:val="22"/>
+        </w:rPr>
+      </w:pPr>
+      <w:r>
+        <w:rPr>
+          <w:rFonts w:ascii="Times New Roman" w:cs="Times New Roman" w:eastAsia="Times New Roman" w:hAnsi="Times New Roman"/>
+          <w:b w:val="1"/>
+          <w:bCs w:val="1"/>
+          <w:sz w:val="22"/>
+          <w:szCs w:val="22"/>
+          <w:rtl w:val="0"/>
+        </w:rPr>
+        <w:t xml:space="preserve">Asumsi:</w:t>
+      </w:r>
+    </w:p>
+    <w:p>
+      <w:pPr>
+        <w:numPr>
+          <w:ilvl w:val="1"/>
+          <w:numId w:val="9"/>
+        </w:numPr>
+        <w:spacing w:after="0" w:afterAutospacing="0" w:line="276" w:lineRule="auto"/>
+        <w:ind w:left="1440" w:hanging="360"/>
+        <w:rPr>
+          <w:rFonts w:ascii="Times New Roman" w:cs="Times New Roman" w:eastAsia="Times New Roman" w:hAnsi="Times New Roman"/>
+          <w:sz w:val="22"/>
+          <w:szCs w:val="22"/>
+        </w:rPr>
+      </w:pPr>
+      <w:r>
+        <w:rPr>
+          <w:rFonts w:ascii="Times New Roman" w:cs="Times New Roman" w:eastAsia="Times New Roman" w:hAnsi="Times New Roman"/>
+          <w:sz w:val="22"/>
+          <w:szCs w:val="22"/>
+          <w:rtl w:val="0"/>
+        </w:rPr>
+        <w:t xml:space="preserve">Pengguna memiliki peramban web modern yang mendukung JavaScript dan enkripsi HTTPS.</w:t>
+      </w:r>
+    </w:p>
+    <w:p>
+      <w:pPr>
+        <w:numPr>
+          <w:ilvl w:val="1"/>
+          <w:numId w:val="9"/>
+        </w:numPr>
+        <w:spacing w:after="0" w:afterAutospacing="0" w:line="276" w:lineRule="auto"/>
+        <w:ind w:left="1440" w:hanging="360"/>
+        <w:rPr>
+          <w:rFonts w:ascii="Times New Roman" w:cs="Times New Roman" w:eastAsia="Times New Roman" w:hAnsi="Times New Roman"/>
+          <w:sz w:val="22"/>
+          <w:szCs w:val="22"/>
+        </w:rPr>
+      </w:pPr>
+      <w:r>
+        <w:rPr>
+          <w:rFonts w:ascii="Times New Roman" w:cs="Times New Roman" w:eastAsia="Times New Roman" w:hAnsi="Times New Roman"/>
+          <w:sz w:val="22"/>
+          <w:szCs w:val="22"/>
+          <w:rtl w:val="0"/>
+        </w:rPr>
+        <w:t xml:space="preserve">Tersedianya tim </w:t>
+      </w:r>
+      <w:r>
+        <w:rPr>
+          <w:rFonts w:ascii="Times New Roman" w:cs="Times New Roman" w:eastAsia="Times New Roman" w:hAnsi="Times New Roman"/>
+          <w:i w:val="1"/>
+          <w:iCs w:val="1"/>
+          <w:sz w:val="22"/>
+          <w:szCs w:val="22"/>
+          <w:rtl w:val="0"/>
+        </w:rPr>
+        <w:t xml:space="preserve">Expert Verifier</w:t>
+      </w:r>
+      <w:r>
+        <w:rPr>
+          <w:rFonts w:ascii="Times New Roman" w:cs="Times New Roman" w:eastAsia="Times New Roman" w:hAnsi="Times New Roman"/>
+          <w:sz w:val="22"/>
+          <w:szCs w:val="22"/>
+          <w:rtl w:val="0"/>
+        </w:rPr>
+        <w:t xml:space="preserve"> internal yang kompeten untuk melakukan verifikasi di gudang pusat.</w:t>
+      </w:r>
+      <w:r>
+        <w:rPr>
+          <w:rtl w:val="0"/>
+        </w:rPr>
+      </w:r>
+    </w:p>
+    <w:p>
+      <w:pPr>
+        <w:numPr>
+          <w:ilvl w:val="0"/>
+          <w:numId w:val="15"/>
+        </w:numPr>
+        <w:spacing w:after="0" w:afterAutospacing="0"/>
+        <w:ind w:left="720" w:hanging="360"/>
+        <w:rPr>
+          <w:rFonts w:ascii="Times New Roman" w:cs="Times New Roman" w:eastAsia="Times New Roman" w:hAnsi="Times New Roman"/>
+          <w:b w:val="1"/>
+          <w:bCs w:val="1"/>
+          <w:sz w:val="22"/>
+          <w:szCs w:val="22"/>
+        </w:rPr>
+      </w:pPr>
+      <w:r>
+        <w:rPr>
+          <w:rFonts w:ascii="Times New Roman" w:cs="Times New Roman" w:eastAsia="Times New Roman" w:hAnsi="Times New Roman"/>
+          <w:b w:val="1"/>
+          <w:bCs w:val="1"/>
+          <w:sz w:val="22"/>
+          <w:szCs w:val="22"/>
+          <w:rtl w:val="0"/>
+        </w:rPr>
+        <w:t xml:space="preserve">Ketergantungan:</w:t>
+      </w:r>
+    </w:p>
+    <w:p>
+      <w:pPr>
+        <w:numPr>
+          <w:ilvl w:val="1"/>
+          <w:numId w:val="15"/>
+        </w:numPr>
+        <w:spacing w:after="0" w:afterAutospacing="0" w:before="0" w:beforeAutospacing="0" w:lineRule="auto"/>
+        <w:ind w:left="1440" w:hanging="360"/>
+        <w:rPr>
+          <w:sz w:val="22"/>
+          <w:szCs w:val="22"/>
+        </w:rPr>
+      </w:pPr>
+      <w:r>
+        <w:rPr>
+          <w:rFonts w:ascii="Times New Roman" w:cs="Times New Roman" w:eastAsia="Times New Roman" w:hAnsi="Times New Roman"/>
+          <w:b w:val="1"/>
+          <w:bCs w:val="1"/>
+          <w:sz w:val="22"/>
+          <w:szCs w:val="22"/>
+          <w:rtl w:val="0"/>
+        </w:rPr>
+        <w:t xml:space="preserve">Pihak Ketiga (Logistik):</w:t>
+      </w:r>
+      <w:r>
+        <w:rPr>
+          <w:rFonts w:ascii="Times New Roman" w:cs="Times New Roman" w:eastAsia="Times New Roman" w:hAnsi="Times New Roman"/>
+          <w:sz w:val="22"/>
+          <w:szCs w:val="22"/>
+          <w:rtl w:val="0"/>
+        </w:rPr>
+        <w:t xml:space="preserve"> Ketersediaan API dari pihak ekspedisi untuk sinkronisasi nomor resi dan pelacakan </w:t>
+      </w:r>
+      <w:r>
+        <w:rPr>
+          <w:rFonts w:ascii="Times New Roman" w:cs="Times New Roman" w:eastAsia="Times New Roman" w:hAnsi="Times New Roman"/>
+          <w:i w:val="1"/>
+          <w:iCs w:val="1"/>
+          <w:sz w:val="22"/>
+          <w:szCs w:val="22"/>
+          <w:rtl w:val="0"/>
+        </w:rPr>
+        <w:t xml:space="preserve">real-time</w:t>
+      </w:r>
+      <w:r>
+        <w:rPr>
+          <w:rFonts w:ascii="Times New Roman" w:cs="Times New Roman" w:eastAsia="Times New Roman" w:hAnsi="Times New Roman"/>
+          <w:sz w:val="22"/>
+          <w:szCs w:val="22"/>
+          <w:rtl w:val="0"/>
+        </w:rPr>
+        <w:t xml:space="preserve"> di web.</w:t>
+      </w:r>
+    </w:p>
+    <w:p>
+      <w:pPr>
+        <w:numPr>
+          <w:ilvl w:val="1"/>
+          <w:numId w:val="15"/>
+        </w:numPr>
+        <w:spacing w:after="0" w:afterAutospacing="0" w:before="0" w:beforeAutospacing="0" w:lineRule="auto"/>
+        <w:ind w:left="1440" w:hanging="360"/>
+        <w:rPr>
+          <w:sz w:val="22"/>
+          <w:szCs w:val="22"/>
+        </w:rPr>
+      </w:pPr>
+      <w:r>
+        <w:rPr>
+          <w:rFonts w:ascii="Times New Roman" w:cs="Times New Roman" w:eastAsia="Times New Roman" w:hAnsi="Times New Roman"/>
+          <w:b w:val="1"/>
+          <w:bCs w:val="1"/>
+          <w:sz w:val="22"/>
+          <w:szCs w:val="22"/>
+          <w:rtl w:val="0"/>
+        </w:rPr>
+        <w:t xml:space="preserve">Pihak Ketiga (Finansial):</w:t>
+      </w:r>
+      <w:r>
+        <w:rPr>
+          <w:rFonts w:ascii="Times New Roman" w:cs="Times New Roman" w:eastAsia="Times New Roman" w:hAnsi="Times New Roman"/>
+          <w:sz w:val="22"/>
+          <w:szCs w:val="22"/>
+          <w:rtl w:val="0"/>
+        </w:rPr>
+        <w:t xml:space="preserve"> Stabilitas layanan </w:t>
+      </w:r>
+      <w:r>
+        <w:rPr>
+          <w:rFonts w:ascii="Times New Roman" w:cs="Times New Roman" w:eastAsia="Times New Roman" w:hAnsi="Times New Roman"/>
+          <w:i w:val="1"/>
+          <w:iCs w:val="1"/>
+          <w:sz w:val="22"/>
+          <w:szCs w:val="22"/>
+          <w:rtl w:val="0"/>
+        </w:rPr>
+        <w:t xml:space="preserve">payment gateway</w:t>
+      </w:r>
+      <w:r>
+        <w:rPr>
+          <w:rFonts w:ascii="Times New Roman" w:cs="Times New Roman" w:eastAsia="Times New Roman" w:hAnsi="Times New Roman"/>
+          <w:sz w:val="22"/>
+          <w:szCs w:val="22"/>
+          <w:rtl w:val="0"/>
+        </w:rPr>
+        <w:t xml:space="preserve"> (Midtrans/Xendit) untuk menjamin keamanan dana di akun </w:t>
+      </w:r>
+      <w:r>
+        <w:rPr>
+          <w:rFonts w:ascii="Times New Roman" w:cs="Times New Roman" w:eastAsia="Times New Roman" w:hAnsi="Times New Roman"/>
+          <w:i w:val="1"/>
+          <w:iCs w:val="1"/>
+          <w:sz w:val="22"/>
+          <w:szCs w:val="22"/>
+          <w:rtl w:val="0"/>
+        </w:rPr>
+        <w:t xml:space="preserve">escrow</w:t>
+      </w:r>
+      <w:r>
+        <w:rPr>
+          <w:rFonts w:ascii="Times New Roman" w:cs="Times New Roman" w:eastAsia="Times New Roman" w:hAnsi="Times New Roman"/>
+          <w:sz w:val="22"/>
+          <w:szCs w:val="22"/>
+          <w:rtl w:val="0"/>
+        </w:rPr>
+        <w:t xml:space="preserve">.</w:t>
+      </w:r>
+    </w:p>
+    <w:p>
+      <w:pPr>
+        <w:numPr>
+          <w:ilvl w:val="1"/>
+          <w:numId w:val="15"/>
+        </w:numPr>
+        <w:spacing w:after="240" w:before="0" w:beforeAutospacing="0" w:lineRule="auto"/>
+        <w:ind w:left="1440" w:hanging="360"/>
+        <w:rPr>
+          <w:sz w:val="22"/>
+          <w:szCs w:val="22"/>
+        </w:rPr>
+      </w:pPr>
+      <w:r>
+        <w:rPr>
+          <w:rFonts w:ascii="Times New Roman" w:cs="Times New Roman" w:eastAsia="Times New Roman" w:hAnsi="Times New Roman"/>
+          <w:b w:val="1"/>
+          <w:bCs w:val="1"/>
+          <w:sz w:val="22"/>
+          <w:szCs w:val="22"/>
+          <w:rtl w:val="0"/>
+        </w:rPr>
+        <w:t xml:space="preserve">Infrastruktur Cloud:</w:t>
+      </w:r>
+      <w:r>
+        <w:rPr>
+          <w:rFonts w:ascii="Times New Roman" w:cs="Times New Roman" w:eastAsia="Times New Roman" w:hAnsi="Times New Roman"/>
+          <w:sz w:val="22"/>
+          <w:szCs w:val="22"/>
+          <w:rtl w:val="0"/>
+        </w:rPr>
+        <w:t xml:space="preserve"> Ketergantungan pada layanan server (AWS/GCP) agar model NLP tetap dapat diakses oleh banyak penjual secara bersamaan.</w:t>
+      </w:r>
+      <w:r>
+        <w:rPr>
+          <w:rtl w:val="0"/>
+        </w:rPr>
+      </w:r>
+    </w:p>
+    <w:p>
+      <w:pPr>
+        <w:pStyle w:val="Heading1"/>
+        <w:numPr>
+          <w:ilvl w:val="0"/>
+          <w:numId w:val="13"/>
+        </w:numPr>
+        <w:ind w:left="0" w:firstLine="0"/>
+        <w:rPr>
+          <w:rFonts w:ascii="Times New Roman" w:cs="Times New Roman" w:eastAsia="Times New Roman" w:hAnsi="Times New Roman"/>
+          <w:vertAlign w:val="baseline"/>
+        </w:rPr>
+      </w:pPr>
+      <w:r>
+        <w:rPr>
+          <w:rFonts w:ascii="Times New Roman" w:cs="Times New Roman" w:eastAsia="Times New Roman" w:hAnsi="Times New Roman"/>
+          <w:vertAlign w:val="baseline"/>
+          <w:rtl w:val="0"/>
+        </w:rPr>
+        <w:t xml:space="preserve">External Interface Requirements</w:t>
+      </w:r>
+    </w:p>
+    <w:p>
+      <w:pPr>
+        <w:pStyle w:val="Heading2"/>
+        <w:numPr>
+          <w:ilvl w:val="1"/>
+          <w:numId w:val="13"/>
+        </w:numPr>
+        <w:ind w:left="0" w:firstLine="0"/>
+        <w:rPr>
+          <w:rFonts w:ascii="Times New Roman" w:cs="Times New Roman" w:eastAsia="Times New Roman" w:hAnsi="Times New Roman"/>
+          <w:vertAlign w:val="baseline"/>
+        </w:rPr>
+      </w:pPr>
+      <w:bookmarkStart w:colFirst="0" w:colLast="0" w:name="_cn8cnxbpx7dt" w:id="60"/>
+      <w:bookmarkEnd w:id="60"/>
+      <w:r>
+        <w:rPr>
+          <w:rFonts w:ascii="Times New Roman" w:cs="Times New Roman" w:eastAsia="Times New Roman" w:hAnsi="Times New Roman"/>
+          <w:vertAlign w:val="baseline"/>
+          <w:rtl w:val="0"/>
+        </w:rPr>
+        <w:t xml:space="preserve">User Interfaces</w:t>
       </w:r>
       <w:r>
         <w:rPr>
@@ -7501,19 +8158,336 @@
       <w:pPr>
         <w:spacing w:after="240" w:before="240" w:lineRule="auto"/>
         <w:rPr>
-          <w:rFonts w:ascii="Times New Roman" w:cs="Times New Roman" w:eastAsia="Times New Roman" w:hAnsi="Times New Roman"/>
-          <w:sz w:val="22"/>
-          <w:szCs w:val="22"/>
-        </w:rPr>
-      </w:pPr>
-      <w:r>
-        <w:rPr>
-          <w:rFonts w:ascii="Times New Roman" w:cs="Times New Roman" w:eastAsia="Times New Roman" w:hAnsi="Times New Roman"/>
-          <w:sz w:val="22"/>
-          <w:szCs w:val="22"/>
-          <w:rtl w:val="0"/>
-        </w:rPr>
-        <w:t xml:space="preserve">Komponen dokumentasi yang akan disediakan meliputi:</w:t>
+          <w:sz w:val="22"/>
+          <w:szCs w:val="22"/>
+        </w:rPr>
+      </w:pPr>
+      <w:r>
+        <w:rPr>
+          <w:sz w:val="22"/>
+          <w:szCs w:val="22"/>
+          <w:rtl w:val="0"/>
+        </w:rPr>
+        <w:t xml:space="preserve">Antarmuka pengguna Clovet dirancang dengan estetika minimalis dan mewah (premium feel) sesuai dengan kategori produk fashion yang ditawarkan.</w:t>
+      </w:r>
+    </w:p>
+    <w:p>
+      <w:pPr>
+        <w:numPr>
+          <w:ilvl w:val="0"/>
+          <w:numId w:val="6"/>
+        </w:numPr>
+        <w:spacing w:after="0" w:afterAutospacing="0" w:before="240" w:lineRule="auto"/>
+        <w:ind w:left="720" w:hanging="360"/>
+        <w:rPr>
+          <w:sz w:val="22"/>
+          <w:szCs w:val="22"/>
+        </w:rPr>
+      </w:pPr>
+      <w:r>
+        <w:rPr>
+          <w:b w:val="1"/>
+          <w:bCs w:val="1"/>
+          <w:sz w:val="22"/>
+          <w:szCs w:val="22"/>
+          <w:rtl w:val="0"/>
+        </w:rPr>
+        <w:t xml:space="preserve">GUI Standards:</w:t>
+      </w:r>
+      <w:r>
+        <w:rPr>
+          <w:sz w:val="22"/>
+          <w:szCs w:val="22"/>
+          <w:rtl w:val="0"/>
+        </w:rPr>
+        <w:t xml:space="preserve"> Mengikuti standar desain web modern dan </w:t>
+      </w:r>
+      <w:r>
+        <w:rPr>
+          <w:i w:val="1"/>
+          <w:iCs w:val="1"/>
+          <w:sz w:val="22"/>
+          <w:szCs w:val="22"/>
+          <w:rtl w:val="0"/>
+        </w:rPr>
+        <w:t xml:space="preserve">Responsive Web Design</w:t>
+      </w:r>
+      <w:r>
+        <w:rPr>
+          <w:sz w:val="22"/>
+          <w:szCs w:val="22"/>
+          <w:rtl w:val="0"/>
+        </w:rPr>
+        <w:t xml:space="preserve"> untuk memastikan pengalaman navigasi yang intuitif di berbagai peramban desktop. </w:t>
+      </w:r>
+    </w:p>
+    <w:p>
+      <w:pPr>
+        <w:numPr>
+          <w:ilvl w:val="0"/>
+          <w:numId w:val="6"/>
+        </w:numPr>
+        <w:spacing w:after="0" w:afterAutospacing="0" w:before="0" w:beforeAutospacing="0" w:lineRule="auto"/>
+        <w:ind w:left="720" w:hanging="360"/>
+        <w:rPr>
+          <w:sz w:val="22"/>
+          <w:szCs w:val="22"/>
+        </w:rPr>
+      </w:pPr>
+      <w:r>
+        <w:rPr>
+          <w:b w:val="1"/>
+          <w:bCs w:val="1"/>
+          <w:sz w:val="22"/>
+          <w:szCs w:val="22"/>
+          <w:rtl w:val="0"/>
+        </w:rPr>
+        <w:t xml:space="preserve">Element Global:</w:t>
+      </w:r>
+    </w:p>
+    <w:p>
+      <w:pPr>
+        <w:numPr>
+          <w:ilvl w:val="1"/>
+          <w:numId w:val="6"/>
+        </w:numPr>
+        <w:spacing w:after="0" w:afterAutospacing="0" w:before="0" w:beforeAutospacing="0" w:lineRule="auto"/>
+        <w:ind w:left="1440" w:hanging="360"/>
+        <w:rPr>
+          <w:sz w:val="22"/>
+          <w:szCs w:val="22"/>
+        </w:rPr>
+      </w:pPr>
+      <w:r>
+        <w:rPr>
+          <w:b w:val="1"/>
+          <w:bCs w:val="1"/>
+          <w:sz w:val="22"/>
+          <w:szCs w:val="22"/>
+          <w:rtl w:val="0"/>
+        </w:rPr>
+        <w:t xml:space="preserve">Sidebar Navigation:</w:t>
+      </w:r>
+      <w:r>
+        <w:rPr>
+          <w:sz w:val="22"/>
+          <w:szCs w:val="22"/>
+          <w:rtl w:val="0"/>
+        </w:rPr>
+        <w:t xml:space="preserve"> Terdiri dari menu utama seperti </w:t>
+      </w:r>
+      <w:r>
+        <w:rPr>
+          <w:i w:val="1"/>
+          <w:iCs w:val="1"/>
+          <w:sz w:val="22"/>
+          <w:szCs w:val="22"/>
+          <w:rtl w:val="0"/>
+        </w:rPr>
+        <w:t xml:space="preserve">Dashboard, Products, Orders,</w:t>
+      </w:r>
+      <w:r>
+        <w:rPr>
+          <w:sz w:val="22"/>
+          <w:szCs w:val="22"/>
+          <w:rtl w:val="0"/>
+        </w:rPr>
+        <w:t xml:space="preserve"> dan </w:t>
+      </w:r>
+      <w:r>
+        <w:rPr>
+          <w:i w:val="1"/>
+          <w:iCs w:val="1"/>
+          <w:sz w:val="22"/>
+          <w:szCs w:val="22"/>
+          <w:rtl w:val="0"/>
+        </w:rPr>
+        <w:t xml:space="preserve">Finance</w:t>
+      </w:r>
+      <w:r>
+        <w:rPr>
+          <w:sz w:val="22"/>
+          <w:szCs w:val="22"/>
+          <w:rtl w:val="0"/>
+        </w:rPr>
+        <w:t xml:space="preserve"> (khusus untuk </w:t>
+      </w:r>
+      <w:r>
+        <w:rPr>
+          <w:i w:val="1"/>
+          <w:iCs w:val="1"/>
+          <w:sz w:val="22"/>
+          <w:szCs w:val="22"/>
+          <w:rtl w:val="0"/>
+        </w:rPr>
+        <w:t xml:space="preserve">Seller</w:t>
+      </w:r>
+      <w:r>
+        <w:rPr>
+          <w:sz w:val="22"/>
+          <w:szCs w:val="22"/>
+          <w:rtl w:val="0"/>
+        </w:rPr>
+        <w:t xml:space="preserve"> dan </w:t>
+      </w:r>
+      <w:r>
+        <w:rPr>
+          <w:i w:val="1"/>
+          <w:iCs w:val="1"/>
+          <w:sz w:val="22"/>
+          <w:szCs w:val="22"/>
+          <w:rtl w:val="0"/>
+        </w:rPr>
+        <w:t xml:space="preserve">Verifier</w:t>
+      </w:r>
+      <w:r>
+        <w:rPr>
+          <w:sz w:val="22"/>
+          <w:szCs w:val="22"/>
+          <w:rtl w:val="0"/>
+        </w:rPr>
+        <w:t xml:space="preserve">).</w:t>
+      </w:r>
+    </w:p>
+    <w:p>
+      <w:pPr>
+        <w:numPr>
+          <w:ilvl w:val="1"/>
+          <w:numId w:val="6"/>
+        </w:numPr>
+        <w:spacing w:after="0" w:afterAutospacing="0" w:before="0" w:beforeAutospacing="0" w:lineRule="auto"/>
+        <w:ind w:left="1440" w:hanging="360"/>
+        <w:rPr>
+          <w:sz w:val="22"/>
+          <w:szCs w:val="22"/>
+        </w:rPr>
+      </w:pPr>
+      <w:r>
+        <w:rPr>
+          <w:b w:val="1"/>
+          <w:bCs w:val="1"/>
+          <w:sz w:val="22"/>
+          <w:szCs w:val="22"/>
+          <w:rtl w:val="0"/>
+        </w:rPr>
+        <w:t xml:space="preserve">Top Navigation Bar:</w:t>
+      </w:r>
+      <w:r>
+        <w:rPr>
+          <w:sz w:val="22"/>
+          <w:szCs w:val="22"/>
+          <w:rtl w:val="0"/>
+        </w:rPr>
+        <w:t xml:space="preserve"> Menampilkan logo Clovet, bar pencarian produk, kategori cepat (</w:t>
+      </w:r>
+      <w:r>
+        <w:rPr>
+          <w:i w:val="1"/>
+          <w:iCs w:val="1"/>
+          <w:sz w:val="22"/>
+          <w:szCs w:val="22"/>
+          <w:rtl w:val="0"/>
+        </w:rPr>
+        <w:t xml:space="preserve">Tops, Outerwears,</w:t>
+      </w:r>
+      <w:r>
+        <w:rPr>
+          <w:sz w:val="22"/>
+          <w:szCs w:val="22"/>
+          <w:rtl w:val="0"/>
+        </w:rPr>
+        <w:t xml:space="preserve"> dll), serta akses profil pengguna.</w:t>
+      </w:r>
+    </w:p>
+    <w:p>
+      <w:pPr>
+        <w:numPr>
+          <w:ilvl w:val="1"/>
+          <w:numId w:val="6"/>
+        </w:numPr>
+        <w:spacing w:after="0" w:afterAutospacing="0" w:before="0" w:beforeAutospacing="0" w:lineRule="auto"/>
+        <w:ind w:left="1440" w:hanging="360"/>
+        <w:rPr>
+          <w:sz w:val="22"/>
+          <w:szCs w:val="22"/>
+        </w:rPr>
+      </w:pPr>
+      <w:r>
+        <w:rPr>
+          <w:b w:val="1"/>
+          <w:bCs w:val="1"/>
+          <w:sz w:val="22"/>
+          <w:szCs w:val="22"/>
+          <w:rtl w:val="0"/>
+        </w:rPr>
+        <w:t xml:space="preserve">Standard Buttons:</w:t>
+      </w:r>
+      <w:r>
+        <w:rPr>
+          <w:sz w:val="22"/>
+          <w:szCs w:val="22"/>
+          <w:rtl w:val="0"/>
+        </w:rPr>
+        <w:t xml:space="preserve"> Tombol aksi utama seperti </w:t>
+      </w:r>
+      <w:r>
+        <w:rPr>
+          <w:b w:val="1"/>
+          <w:bCs w:val="1"/>
+          <w:sz w:val="22"/>
+          <w:szCs w:val="22"/>
+          <w:rtl w:val="0"/>
+        </w:rPr>
+        <w:t xml:space="preserve">Pay Rp160.000, Analyze with AI,</w:t>
+      </w:r>
+      <w:r>
+        <w:rPr>
+          <w:sz w:val="22"/>
+          <w:szCs w:val="22"/>
+          <w:rtl w:val="0"/>
+        </w:rPr>
+        <w:t xml:space="preserve"> atau </w:t>
+      </w:r>
+      <w:r>
+        <w:rPr>
+          <w:b w:val="1"/>
+          <w:bCs w:val="1"/>
+          <w:sz w:val="22"/>
+          <w:szCs w:val="22"/>
+          <w:rtl w:val="0"/>
+        </w:rPr>
+        <w:t xml:space="preserve">Mark as Authentic</w:t>
+      </w:r>
+      <w:r>
+        <w:rPr>
+          <w:sz w:val="22"/>
+          <w:szCs w:val="22"/>
+          <w:rtl w:val="0"/>
+        </w:rPr>
+        <w:t xml:space="preserve"> menggunakan warna kontras (</w:t>
+      </w:r>
+      <w:r>
+        <w:rPr>
+          <w:i w:val="1"/>
+          <w:iCs w:val="1"/>
+          <w:sz w:val="22"/>
+          <w:szCs w:val="22"/>
+          <w:rtl w:val="0"/>
+        </w:rPr>
+        <w:t xml:space="preserve">Dark Olive Green</w:t>
+      </w:r>
+      <w:r>
+        <w:rPr>
+          <w:sz w:val="22"/>
+          <w:szCs w:val="22"/>
+          <w:rtl w:val="0"/>
+        </w:rPr>
+        <w:t xml:space="preserve">) yang konsisten.</w:t>
+      </w:r>
+      <w:r>
+        <w:rPr>
+          <w:rtl w:val="0"/>
+        </w:rPr>
       </w:r>
     </w:p>
     <w:p>
@@ -7522,7 +8496,7 @@
           <w:ilvl w:val="0"/>
           <w:numId w:val="16"/>
         </w:numPr>
-        <w:spacing w:after="0" w:afterAutospacing="0" w:line="276" w:lineRule="auto"/>
+        <w:spacing w:after="0" w:afterAutospacing="0" w:before="0" w:beforeAutospacing="0" w:lineRule="auto"/>
         <w:ind w:left="720" w:hanging="360"/>
         <w:rPr>
           <w:sz w:val="22"/>
@@ -7531,43 +8505,21 @@
       </w:pPr>
       <w:r>
         <w:rPr>
-          <w:rFonts w:ascii="Times New Roman" w:cs="Times New Roman" w:eastAsia="Times New Roman" w:hAnsi="Times New Roman"/>
           <w:b w:val="1"/>
           <w:bCs w:val="1"/>
           <w:sz w:val="22"/>
           <w:szCs w:val="22"/>
           <w:rtl w:val="0"/>
         </w:rPr>
-        <w:t xml:space="preserve">User Guide (In-App):</w:t>
-      </w:r>
-      <w:r>
-        <w:rPr>
-          <w:rFonts w:ascii="Times New Roman" w:cs="Times New Roman" w:eastAsia="Times New Roman" w:hAnsi="Times New Roman"/>
-          <w:sz w:val="22"/>
-          <w:szCs w:val="22"/>
-          <w:rtl w:val="0"/>
-        </w:rPr>
-        <w:t xml:space="preserve"> Panduan interaktif (</w:t>
-      </w:r>
-      <w:r>
-        <w:rPr>
-          <w:rFonts w:ascii="Times New Roman" w:cs="Times New Roman" w:eastAsia="Times New Roman" w:hAnsi="Times New Roman"/>
-          <w:i w:val="1"/>
-          <w:iCs w:val="1"/>
-          <w:sz w:val="22"/>
-          <w:szCs w:val="22"/>
-          <w:rtl w:val="0"/>
-        </w:rPr>
-        <w:t xml:space="preserve">Walkthrough</w:t>
-      </w:r>
-      <w:r>
-        <w:rPr>
-          <w:rFonts w:ascii="Times New Roman" w:cs="Times New Roman" w:eastAsia="Times New Roman" w:hAnsi="Times New Roman"/>
-          <w:sz w:val="22"/>
-          <w:szCs w:val="22"/>
-          <w:rtl w:val="0"/>
-        </w:rPr>
-        <w:t xml:space="preserve">) saat pengguna pertama kali mengakses dashboard web.</w:t>
+        <w:t xml:space="preserve">Screen Layout Constraints:</w:t>
+      </w:r>
+      <w:r>
+        <w:rPr>
+          <w:sz w:val="22"/>
+          <w:szCs w:val="22"/>
+          <w:rtl w:val="0"/>
+        </w:rPr>
+        <w:t xml:space="preserve"> Desain bersifat responsif untuk berbagai resolusi monitor desktop, mulai dari rasio 16:9 hingga 21:9.</w:t>
       </w:r>
     </w:p>
     <w:p>
@@ -7576,7 +8528,7 @@
           <w:ilvl w:val="0"/>
           <w:numId w:val="16"/>
         </w:numPr>
-        <w:spacing w:after="0" w:afterAutospacing="0" w:line="276" w:lineRule="auto"/>
+        <w:spacing w:after="240" w:before="0" w:beforeAutospacing="0" w:lineRule="auto"/>
         <w:ind w:left="720" w:hanging="360"/>
         <w:rPr>
           <w:sz w:val="22"/>
@@ -7585,97 +8537,21 @@
       </w:pPr>
       <w:r>
         <w:rPr>
-          <w:rFonts w:ascii="Times New Roman" w:cs="Times New Roman" w:eastAsia="Times New Roman" w:hAnsi="Times New Roman"/>
           <w:b w:val="1"/>
           <w:bCs w:val="1"/>
           <w:sz w:val="22"/>
           <w:szCs w:val="22"/>
           <w:rtl w:val="0"/>
         </w:rPr>
-        <w:t xml:space="preserve">FAQ &amp; Help Center:</w:t>
-      </w:r>
-      <w:r>
-        <w:rPr>
-          <w:rFonts w:ascii="Times New Roman" w:cs="Times New Roman" w:eastAsia="Times New Roman" w:hAnsi="Times New Roman"/>
-          <w:sz w:val="22"/>
-          <w:szCs w:val="22"/>
-          <w:rtl w:val="0"/>
-        </w:rPr>
-        <w:t xml:space="preserve"> Halaman bantuan yang dapat diakses melalui </w:t>
-      </w:r>
-      <w:r>
-        <w:rPr>
-          <w:rFonts w:ascii="Times New Roman" w:cs="Times New Roman" w:eastAsia="Times New Roman" w:hAnsi="Times New Roman"/>
-          <w:i w:val="1"/>
-          <w:iCs w:val="1"/>
-          <w:sz w:val="22"/>
-          <w:szCs w:val="22"/>
-          <w:rtl w:val="0"/>
-        </w:rPr>
-        <w:t xml:space="preserve">footer</w:t>
-      </w:r>
-      <w:r>
-        <w:rPr>
-          <w:rFonts w:ascii="Times New Roman" w:cs="Times New Roman" w:eastAsia="Times New Roman" w:hAnsi="Times New Roman"/>
-          <w:sz w:val="22"/>
-          <w:szCs w:val="22"/>
-          <w:rtl w:val="0"/>
-        </w:rPr>
-        <w:t xml:space="preserve"> web untuk menjelaskan mekanisme </w:t>
-      </w:r>
-      <w:r>
-        <w:rPr>
-          <w:rFonts w:ascii="Times New Roman" w:cs="Times New Roman" w:eastAsia="Times New Roman" w:hAnsi="Times New Roman"/>
-          <w:i w:val="1"/>
-          <w:iCs w:val="1"/>
-          <w:sz w:val="22"/>
-          <w:szCs w:val="22"/>
-          <w:rtl w:val="0"/>
-        </w:rPr>
-        <w:t xml:space="preserve">escrow</w:t>
-      </w:r>
-      <w:r>
-        <w:rPr>
-          <w:rFonts w:ascii="Times New Roman" w:cs="Times New Roman" w:eastAsia="Times New Roman" w:hAnsi="Times New Roman"/>
-          <w:sz w:val="22"/>
-          <w:szCs w:val="22"/>
-          <w:rtl w:val="0"/>
-        </w:rPr>
-        <w:t xml:space="preserve"> dan prosedur verifikasi.</w:t>
-      </w:r>
-    </w:p>
-    <w:p>
-      <w:pPr>
-        <w:numPr>
-          <w:ilvl w:val="0"/>
-          <w:numId w:val="16"/>
-        </w:numPr>
-        <w:spacing w:after="240" w:line="276" w:lineRule="auto"/>
-        <w:ind w:left="720" w:hanging="360"/>
-        <w:rPr>
-          <w:sz w:val="22"/>
-          <w:szCs w:val="22"/>
-        </w:rPr>
-      </w:pPr>
-      <w:r>
-        <w:rPr>
-          <w:rFonts w:ascii="Times New Roman" w:cs="Times New Roman" w:eastAsia="Times New Roman" w:hAnsi="Times New Roman"/>
-          <w:b w:val="1"/>
-          <w:bCs w:val="1"/>
-          <w:sz w:val="22"/>
-          <w:szCs w:val="22"/>
-          <w:rtl w:val="0"/>
-        </w:rPr>
-        <w:t xml:space="preserve">Admin/Expert Manual:</w:t>
-      </w:r>
-      <w:r>
-        <w:rPr>
-          <w:rFonts w:ascii="Times New Roman" w:cs="Times New Roman" w:eastAsia="Times New Roman" w:hAnsi="Times New Roman"/>
-          <w:sz w:val="22"/>
-          <w:szCs w:val="22"/>
-          <w:rtl w:val="0"/>
-        </w:rPr>
-        <w:t xml:space="preserve"> Dokumentasi teknis berbasis web bagi verifikator untuk mengoperasikan portal kurasi dan manajemen sistem.</w:t>
+        <w:t xml:space="preserve">Error Messaging:</w:t>
+      </w:r>
+      <w:r>
+        <w:rPr>
+          <w:sz w:val="22"/>
+          <w:szCs w:val="22"/>
+          <w:rtl w:val="0"/>
+        </w:rPr>
+        <w:t xml:space="preserve"> Pesan kesalahan ditampilkan dalam bentuk snackbars atau kotak dialog informatif (misalnya: "Format gambar tidak didukung").</w:t>
       </w:r>
       <w:r>
         <w:rPr>
@@ -7688,7 +8564,7 @@
         <w:pStyle w:val="Heading2"/>
         <w:numPr>
           <w:ilvl w:val="1"/>
-          <w:numId w:val="10"/>
+          <w:numId w:val="13"/>
         </w:numPr>
         <w:ind w:left="0" w:firstLine="0"/>
         <w:rPr>
@@ -7702,12 +8578,29 @@
           <w:vertAlign w:val="baseline"/>
           <w:rtl w:val="0"/>
         </w:rPr>
-        <w:t xml:space="preserve">Assumptions and Dependencies</w:t>
-      </w:r>
-      <w:r>
-        <w:rPr>
-          <w:rtl w:val="0"/>
-        </w:rPr>
+        <w:t xml:space="preserve">Hardware Interfaces</w:t>
+      </w:r>
+      <w:r>
+        <w:rPr>
+          <w:rtl w:val="0"/>
+        </w:rPr>
+      </w:r>
+    </w:p>
+    <w:p>
+      <w:pPr>
+        <w:spacing w:after="240" w:before="240" w:lineRule="auto"/>
+        <w:rPr>
+          <w:sz w:val="22"/>
+          <w:szCs w:val="22"/>
+        </w:rPr>
+      </w:pPr>
+      <w:r>
+        <w:rPr>
+          <w:sz w:val="22"/>
+          <w:szCs w:val="22"/>
+          <w:rtl w:val="0"/>
+        </w:rPr>
+        <w:t xml:space="preserve">Sebagai aplikasi web, Clovet berinteraksi dengan perangkat keras komputer melalui antarmuka standar peramban:</w:t>
       </w:r>
     </w:p>
     <w:p>
@@ -7716,315 +8609,225 @@
           <w:ilvl w:val="0"/>
           <w:numId w:val="7"/>
         </w:numPr>
+        <w:spacing w:after="0" w:afterAutospacing="0" w:line="276" w:lineRule="auto"/>
         <w:ind w:left="720" w:hanging="360"/>
         <w:rPr>
-          <w:rFonts w:ascii="Times New Roman" w:cs="Times New Roman" w:eastAsia="Times New Roman" w:hAnsi="Times New Roman"/>
+          <w:sz w:val="22"/>
+          <w:szCs w:val="22"/>
+        </w:rPr>
+      </w:pPr>
+      <w:r>
+        <w:rPr>
+          <w:rFonts w:ascii="Arial" w:cs="Arial" w:eastAsia="Arial" w:hAnsi="Arial"/>
           <w:b w:val="1"/>
           <w:bCs w:val="1"/>
           <w:sz w:val="22"/>
           <w:szCs w:val="22"/>
-        </w:rPr>
-      </w:pPr>
-      <w:r>
-        <w:rPr>
-          <w:rFonts w:ascii="Times New Roman" w:cs="Times New Roman" w:eastAsia="Times New Roman" w:hAnsi="Times New Roman"/>
-          <w:b w:val="1"/>
-          <w:bCs w:val="1"/>
-          <w:sz w:val="22"/>
-          <w:szCs w:val="22"/>
-          <w:rtl w:val="0"/>
-        </w:rPr>
-        <w:t xml:space="preserve">Asumsi:</w:t>
+          <w:rtl w:val="0"/>
+        </w:rPr>
+        <w:t xml:space="preserve">Camera &amp; File Interface:</w:t>
+      </w:r>
+      <w:r>
+        <w:rPr>
+          <w:rFonts w:ascii="Arial" w:cs="Arial" w:eastAsia="Arial" w:hAnsi="Arial"/>
+          <w:sz w:val="22"/>
+          <w:szCs w:val="22"/>
+          <w:rtl w:val="0"/>
+        </w:rPr>
+        <w:t xml:space="preserve"> Digunakan oleh </w:t>
+      </w:r>
+      <w:r>
+        <w:rPr>
+          <w:rFonts w:ascii="Arial" w:cs="Arial" w:eastAsia="Arial" w:hAnsi="Arial"/>
+          <w:i w:val="1"/>
+          <w:iCs w:val="1"/>
+          <w:sz w:val="22"/>
+          <w:szCs w:val="22"/>
+          <w:rtl w:val="0"/>
+        </w:rPr>
+        <w:t xml:space="preserve">Seller</w:t>
+      </w:r>
+      <w:r>
+        <w:rPr>
+          <w:rFonts w:ascii="Arial" w:cs="Arial" w:eastAsia="Arial" w:hAnsi="Arial"/>
+          <w:sz w:val="22"/>
+          <w:szCs w:val="22"/>
+          <w:rtl w:val="0"/>
+        </w:rPr>
+        <w:t xml:space="preserve"> untuk mengunggah foto produk melalui </w:t>
+      </w:r>
+      <w:r>
+        <w:rPr>
+          <w:rFonts w:ascii="Arial" w:cs="Arial" w:eastAsia="Arial" w:hAnsi="Arial"/>
+          <w:i w:val="1"/>
+          <w:iCs w:val="1"/>
+          <w:sz w:val="22"/>
+          <w:szCs w:val="22"/>
+          <w:rtl w:val="0"/>
+        </w:rPr>
+        <w:t xml:space="preserve">File API</w:t>
+      </w:r>
+      <w:r>
+        <w:rPr>
+          <w:rFonts w:ascii="Arial" w:cs="Arial" w:eastAsia="Arial" w:hAnsi="Arial"/>
+          <w:sz w:val="22"/>
+          <w:szCs w:val="22"/>
+          <w:rtl w:val="0"/>
+        </w:rPr>
+        <w:t xml:space="preserve"> atau akses </w:t>
+      </w:r>
+      <w:r>
+        <w:rPr>
+          <w:rFonts w:ascii="Arial" w:cs="Arial" w:eastAsia="Arial" w:hAnsi="Arial"/>
+          <w:i w:val="1"/>
+          <w:iCs w:val="1"/>
+          <w:sz w:val="22"/>
+          <w:szCs w:val="22"/>
+          <w:rtl w:val="0"/>
+        </w:rPr>
+        <w:t xml:space="preserve">Webcam</w:t>
+      </w:r>
+      <w:r>
+        <w:rPr>
+          <w:rFonts w:ascii="Arial" w:cs="Arial" w:eastAsia="Arial" w:hAnsi="Arial"/>
+          <w:sz w:val="22"/>
+          <w:szCs w:val="22"/>
+          <w:rtl w:val="0"/>
+        </w:rPr>
+        <w:t xml:space="preserve"> jika diperlukan untuk dokumentasi instan.</w:t>
       </w:r>
     </w:p>
     <w:p>
       <w:pPr>
         <w:numPr>
-          <w:ilvl w:val="1"/>
+          <w:ilvl w:val="0"/>
           <w:numId w:val="7"/>
         </w:numPr>
         <w:spacing w:after="0" w:afterAutospacing="0" w:line="276" w:lineRule="auto"/>
-        <w:ind w:left="1440" w:hanging="360"/>
-        <w:rPr>
-          <w:rFonts w:ascii="Times New Roman" w:cs="Times New Roman" w:eastAsia="Times New Roman" w:hAnsi="Times New Roman"/>
-          <w:sz w:val="22"/>
-          <w:szCs w:val="22"/>
-        </w:rPr>
-      </w:pPr>
-      <w:r>
-        <w:rPr>
-          <w:rFonts w:ascii="Times New Roman" w:cs="Times New Roman" w:eastAsia="Times New Roman" w:hAnsi="Times New Roman"/>
-          <w:sz w:val="22"/>
-          <w:szCs w:val="22"/>
-          <w:rtl w:val="0"/>
-        </w:rPr>
-        <w:t xml:space="preserve">Pengguna memiliki peramban web modern yang mendukung JavaScript dan enkripsi HTTPS.</w:t>
+        <w:ind w:left="720" w:hanging="360"/>
+        <w:rPr>
+          <w:sz w:val="22"/>
+          <w:szCs w:val="22"/>
+        </w:rPr>
+      </w:pPr>
+      <w:r>
+        <w:rPr>
+          <w:rFonts w:ascii="Arial" w:cs="Arial" w:eastAsia="Arial" w:hAnsi="Arial"/>
+          <w:b w:val="1"/>
+          <w:bCs w:val="1"/>
+          <w:sz w:val="22"/>
+          <w:szCs w:val="22"/>
+          <w:rtl w:val="0"/>
+        </w:rPr>
+        <w:t xml:space="preserve">Security Hardware:</w:t>
+      </w:r>
+      <w:r>
+        <w:rPr>
+          <w:rFonts w:ascii="Arial" w:cs="Arial" w:eastAsia="Arial" w:hAnsi="Arial"/>
+          <w:sz w:val="22"/>
+          <w:szCs w:val="22"/>
+          <w:rtl w:val="0"/>
+        </w:rPr>
+        <w:t xml:space="preserve"> Mendukung penggunaan </w:t>
+      </w:r>
+      <w:r>
+        <w:rPr>
+          <w:rFonts w:ascii="Arial" w:cs="Arial" w:eastAsia="Arial" w:hAnsi="Arial"/>
+          <w:i w:val="1"/>
+          <w:iCs w:val="1"/>
+          <w:sz w:val="22"/>
+          <w:szCs w:val="22"/>
+          <w:rtl w:val="0"/>
+        </w:rPr>
+        <w:t xml:space="preserve">Web Authentication</w:t>
+      </w:r>
+      <w:r>
+        <w:rPr>
+          <w:rFonts w:ascii="Arial" w:cs="Arial" w:eastAsia="Arial" w:hAnsi="Arial"/>
+          <w:sz w:val="22"/>
+          <w:szCs w:val="22"/>
+          <w:rtl w:val="0"/>
+        </w:rPr>
+        <w:t xml:space="preserve"> (WebAuthn) atau </w:t>
+      </w:r>
+      <w:r>
+        <w:rPr>
+          <w:rFonts w:ascii="Arial" w:cs="Arial" w:eastAsia="Arial" w:hAnsi="Arial"/>
+          <w:i w:val="1"/>
+          <w:iCs w:val="1"/>
+          <w:sz w:val="22"/>
+          <w:szCs w:val="22"/>
+          <w:rtl w:val="0"/>
+        </w:rPr>
+        <w:t xml:space="preserve">Two-Factor Authentication</w:t>
+      </w:r>
+      <w:r>
+        <w:rPr>
+          <w:rFonts w:ascii="Arial" w:cs="Arial" w:eastAsia="Arial" w:hAnsi="Arial"/>
+          <w:sz w:val="22"/>
+          <w:szCs w:val="22"/>
+          <w:rtl w:val="0"/>
+        </w:rPr>
+        <w:t xml:space="preserve"> sebagai lapis keamanan tambahan saat melakukan penarikan dana dari sistem </w:t>
+      </w:r>
+      <w:r>
+        <w:rPr>
+          <w:rFonts w:ascii="Arial" w:cs="Arial" w:eastAsia="Arial" w:hAnsi="Arial"/>
+          <w:i w:val="1"/>
+          <w:iCs w:val="1"/>
+          <w:sz w:val="22"/>
+          <w:szCs w:val="22"/>
+          <w:rtl w:val="0"/>
+        </w:rPr>
+        <w:t xml:space="preserve">escrow</w:t>
+      </w:r>
+      <w:r>
+        <w:rPr>
+          <w:rFonts w:ascii="Arial" w:cs="Arial" w:eastAsia="Arial" w:hAnsi="Arial"/>
+          <w:sz w:val="22"/>
+          <w:szCs w:val="22"/>
+          <w:rtl w:val="0"/>
+        </w:rPr>
+        <w:t xml:space="preserve">.</w:t>
       </w:r>
     </w:p>
     <w:p>
       <w:pPr>
         <w:numPr>
-          <w:ilvl w:val="1"/>
+          <w:ilvl w:val="0"/>
           <w:numId w:val="7"/>
         </w:numPr>
-        <w:spacing w:after="0" w:afterAutospacing="0" w:line="276" w:lineRule="auto"/>
-        <w:ind w:left="1440" w:hanging="360"/>
-        <w:rPr>
-          <w:rFonts w:ascii="Times New Roman" w:cs="Times New Roman" w:eastAsia="Times New Roman" w:hAnsi="Times New Roman"/>
-          <w:sz w:val="22"/>
-          <w:szCs w:val="22"/>
-        </w:rPr>
-      </w:pPr>
-      <w:r>
-        <w:rPr>
-          <w:rFonts w:ascii="Times New Roman" w:cs="Times New Roman" w:eastAsia="Times New Roman" w:hAnsi="Times New Roman"/>
-          <w:sz w:val="22"/>
-          <w:szCs w:val="22"/>
-          <w:rtl w:val="0"/>
-        </w:rPr>
-        <w:t xml:space="preserve">Tersedianya tim </w:t>
-      </w:r>
-      <w:r>
-        <w:rPr>
-          <w:rFonts w:ascii="Times New Roman" w:cs="Times New Roman" w:eastAsia="Times New Roman" w:hAnsi="Times New Roman"/>
-          <w:i w:val="1"/>
-          <w:iCs w:val="1"/>
-          <w:sz w:val="22"/>
-          <w:szCs w:val="22"/>
-          <w:rtl w:val="0"/>
-        </w:rPr>
-        <w:t xml:space="preserve">Expert Verifier</w:t>
-      </w:r>
-      <w:r>
-        <w:rPr>
-          <w:rFonts w:ascii="Times New Roman" w:cs="Times New Roman" w:eastAsia="Times New Roman" w:hAnsi="Times New Roman"/>
-          <w:sz w:val="22"/>
-          <w:szCs w:val="22"/>
-          <w:rtl w:val="0"/>
-        </w:rPr>
-        <w:t xml:space="preserve"> internal yang kompeten untuk melakukan verifikasi di gudang pusat.</w:t>
-      </w:r>
-      <w:r>
-        <w:rPr>
-          <w:rtl w:val="0"/>
-        </w:rPr>
-      </w:r>
-    </w:p>
-    <w:p>
-      <w:pPr>
-        <w:numPr>
-          <w:ilvl w:val="0"/>
-          <w:numId w:val="12"/>
-        </w:numPr>
-        <w:spacing w:after="0" w:afterAutospacing="0"/>
+        <w:spacing w:after="240" w:line="276" w:lineRule="auto"/>
         <w:ind w:left="720" w:hanging="360"/>
         <w:rPr>
-          <w:rFonts w:ascii="Times New Roman" w:cs="Times New Roman" w:eastAsia="Times New Roman" w:hAnsi="Times New Roman"/>
+          <w:sz w:val="22"/>
+          <w:szCs w:val="22"/>
+        </w:rPr>
+      </w:pPr>
+      <w:r>
+        <w:rPr>
+          <w:rFonts w:ascii="Arial" w:cs="Arial" w:eastAsia="Arial" w:hAnsi="Arial"/>
           <w:b w:val="1"/>
           <w:bCs w:val="1"/>
           <w:sz w:val="22"/>
           <w:szCs w:val="22"/>
-        </w:rPr>
-      </w:pPr>
-      <w:r>
-        <w:rPr>
-          <w:rFonts w:ascii="Times New Roman" w:cs="Times New Roman" w:eastAsia="Times New Roman" w:hAnsi="Times New Roman"/>
-          <w:b w:val="1"/>
-          <w:bCs w:val="1"/>
-          <w:sz w:val="22"/>
-          <w:szCs w:val="22"/>
-          <w:rtl w:val="0"/>
-        </w:rPr>
-        <w:t xml:space="preserve">Ketergantungan:</w:t>
-      </w:r>
-    </w:p>
-    <w:p>
-      <w:pPr>
-        <w:numPr>
-          <w:ilvl w:val="1"/>
-          <w:numId w:val="12"/>
-        </w:numPr>
-        <w:spacing w:after="0" w:afterAutospacing="0" w:before="0" w:beforeAutospacing="0" w:lineRule="auto"/>
-        <w:ind w:left="1440" w:hanging="360"/>
-        <w:rPr>
-          <w:sz w:val="22"/>
-          <w:szCs w:val="22"/>
-        </w:rPr>
-      </w:pPr>
-      <w:r>
-        <w:rPr>
-          <w:rFonts w:ascii="Times New Roman" w:cs="Times New Roman" w:eastAsia="Times New Roman" w:hAnsi="Times New Roman"/>
-          <w:b w:val="1"/>
-          <w:bCs w:val="1"/>
-          <w:sz w:val="22"/>
-          <w:szCs w:val="22"/>
-          <w:rtl w:val="0"/>
-        </w:rPr>
-        <w:t xml:space="preserve">Pihak Ketiga (Logistik):</w:t>
-      </w:r>
-      <w:r>
-        <w:rPr>
-          <w:rFonts w:ascii="Times New Roman" w:cs="Times New Roman" w:eastAsia="Times New Roman" w:hAnsi="Times New Roman"/>
-          <w:sz w:val="22"/>
-          <w:szCs w:val="22"/>
-          <w:rtl w:val="0"/>
-        </w:rPr>
-        <w:t xml:space="preserve"> Ketersediaan API dari pihak ekspedisi untuk sinkronisasi nomor resi dan pelacakan </w:t>
-      </w:r>
-      <w:r>
-        <w:rPr>
-          <w:rFonts w:ascii="Times New Roman" w:cs="Times New Roman" w:eastAsia="Times New Roman" w:hAnsi="Times New Roman"/>
-          <w:i w:val="1"/>
-          <w:iCs w:val="1"/>
-          <w:sz w:val="22"/>
-          <w:szCs w:val="22"/>
-          <w:rtl w:val="0"/>
-        </w:rPr>
-        <w:t xml:space="preserve">real-time</w:t>
-      </w:r>
-      <w:r>
-        <w:rPr>
-          <w:rFonts w:ascii="Times New Roman" w:cs="Times New Roman" w:eastAsia="Times New Roman" w:hAnsi="Times New Roman"/>
-          <w:sz w:val="22"/>
-          <w:szCs w:val="22"/>
-          <w:rtl w:val="0"/>
-        </w:rPr>
-        <w:t xml:space="preserve"> di web.</w:t>
-      </w:r>
-    </w:p>
-    <w:p>
-      <w:pPr>
-        <w:numPr>
-          <w:ilvl w:val="1"/>
-          <w:numId w:val="12"/>
-        </w:numPr>
-        <w:spacing w:after="0" w:afterAutospacing="0" w:before="0" w:beforeAutospacing="0" w:lineRule="auto"/>
-        <w:ind w:left="1440" w:hanging="360"/>
-        <w:rPr>
-          <w:sz w:val="22"/>
-          <w:szCs w:val="22"/>
-        </w:rPr>
-      </w:pPr>
-      <w:r>
-        <w:rPr>
-          <w:rFonts w:ascii="Times New Roman" w:cs="Times New Roman" w:eastAsia="Times New Roman" w:hAnsi="Times New Roman"/>
-          <w:b w:val="1"/>
-          <w:bCs w:val="1"/>
-          <w:sz w:val="22"/>
-          <w:szCs w:val="22"/>
-          <w:rtl w:val="0"/>
-        </w:rPr>
-        <w:t xml:space="preserve">Pihak Ketiga (Finansial):</w:t>
-      </w:r>
-      <w:r>
-        <w:rPr>
-          <w:rFonts w:ascii="Times New Roman" w:cs="Times New Roman" w:eastAsia="Times New Roman" w:hAnsi="Times New Roman"/>
-          <w:sz w:val="22"/>
-          <w:szCs w:val="22"/>
-          <w:rtl w:val="0"/>
-        </w:rPr>
-        <w:t xml:space="preserve"> Stabilitas layanan </w:t>
-      </w:r>
-      <w:r>
-        <w:rPr>
-          <w:rFonts w:ascii="Times New Roman" w:cs="Times New Roman" w:eastAsia="Times New Roman" w:hAnsi="Times New Roman"/>
-          <w:i w:val="1"/>
-          <w:iCs w:val="1"/>
-          <w:sz w:val="22"/>
-          <w:szCs w:val="22"/>
-          <w:rtl w:val="0"/>
-        </w:rPr>
-        <w:t xml:space="preserve">payment gateway</w:t>
-      </w:r>
-      <w:r>
-        <w:rPr>
-          <w:rFonts w:ascii="Times New Roman" w:cs="Times New Roman" w:eastAsia="Times New Roman" w:hAnsi="Times New Roman"/>
-          <w:sz w:val="22"/>
-          <w:szCs w:val="22"/>
-          <w:rtl w:val="0"/>
-        </w:rPr>
-        <w:t xml:space="preserve"> (Midtrans/Xendit) untuk menjamin keamanan dana di akun </w:t>
-      </w:r>
-      <w:r>
-        <w:rPr>
-          <w:rFonts w:ascii="Times New Roman" w:cs="Times New Roman" w:eastAsia="Times New Roman" w:hAnsi="Times New Roman"/>
-          <w:i w:val="1"/>
-          <w:iCs w:val="1"/>
-          <w:sz w:val="22"/>
-          <w:szCs w:val="22"/>
-          <w:rtl w:val="0"/>
-        </w:rPr>
-        <w:t xml:space="preserve">escrow</w:t>
-      </w:r>
-      <w:r>
-        <w:rPr>
-          <w:rFonts w:ascii="Times New Roman" w:cs="Times New Roman" w:eastAsia="Times New Roman" w:hAnsi="Times New Roman"/>
-          <w:sz w:val="22"/>
-          <w:szCs w:val="22"/>
-          <w:rtl w:val="0"/>
-        </w:rPr>
-        <w:t xml:space="preserve">.</w:t>
-      </w:r>
-    </w:p>
-    <w:p>
-      <w:pPr>
-        <w:numPr>
-          <w:ilvl w:val="1"/>
-          <w:numId w:val="12"/>
-        </w:numPr>
-        <w:spacing w:after="240" w:before="0" w:beforeAutospacing="0" w:lineRule="auto"/>
-        <w:ind w:left="1440" w:hanging="360"/>
-        <w:rPr>
-          <w:sz w:val="22"/>
-          <w:szCs w:val="22"/>
-        </w:rPr>
-      </w:pPr>
-      <w:r>
-        <w:rPr>
-          <w:rFonts w:ascii="Times New Roman" w:cs="Times New Roman" w:eastAsia="Times New Roman" w:hAnsi="Times New Roman"/>
-          <w:b w:val="1"/>
-          <w:bCs w:val="1"/>
-          <w:sz w:val="22"/>
-          <w:szCs w:val="22"/>
-          <w:rtl w:val="0"/>
-        </w:rPr>
-        <w:t xml:space="preserve">Infrastruktur Cloud:</w:t>
-      </w:r>
-      <w:r>
-        <w:rPr>
-          <w:rFonts w:ascii="Times New Roman" w:cs="Times New Roman" w:eastAsia="Times New Roman" w:hAnsi="Times New Roman"/>
-          <w:sz w:val="22"/>
-          <w:szCs w:val="22"/>
-          <w:rtl w:val="0"/>
-        </w:rPr>
-        <w:t xml:space="preserve"> Ketergantungan pada layanan server (AWS/GCP) agar model NLP tetap dapat diakses oleh banyak penjual secara bersamaan.</w:t>
-      </w:r>
-      <w:r>
-        <w:rPr>
-          <w:rtl w:val="0"/>
-        </w:rPr>
-      </w:r>
-    </w:p>
-    <w:p>
-      <w:pPr>
-        <w:pStyle w:val="Heading1"/>
-        <w:numPr>
-          <w:ilvl w:val="0"/>
-          <w:numId w:val="10"/>
-        </w:numPr>
-        <w:ind w:left="0" w:firstLine="0"/>
-        <w:rPr>
-          <w:rFonts w:ascii="Times New Roman" w:cs="Times New Roman" w:eastAsia="Times New Roman" w:hAnsi="Times New Roman"/>
-          <w:vertAlign w:val="baseline"/>
-        </w:rPr>
-      </w:pPr>
-      <w:r>
-        <w:rPr>
-          <w:rFonts w:ascii="Times New Roman" w:cs="Times New Roman" w:eastAsia="Times New Roman" w:hAnsi="Times New Roman"/>
-          <w:vertAlign w:val="baseline"/>
-          <w:rtl w:val="0"/>
-        </w:rPr>
-        <w:t xml:space="preserve">External Interface Requirements</w:t>
+          <w:rtl w:val="0"/>
+        </w:rPr>
+        <w:t xml:space="preserve">Network Interface:</w:t>
+      </w:r>
+      <w:r>
+        <w:rPr>
+          <w:rFonts w:ascii="Arial" w:cs="Arial" w:eastAsia="Arial" w:hAnsi="Arial"/>
+          <w:sz w:val="22"/>
+          <w:szCs w:val="22"/>
+          <w:rtl w:val="0"/>
+        </w:rPr>
+        <w:t xml:space="preserve"> Memerlukan modul WiFi atau konektivitas LAN dengan akses internet stabil untuk berkomunikasi dengan server.</w:t>
+      </w:r>
+      <w:r>
+        <w:rPr>
+          <w:rtl w:val="0"/>
+        </w:rPr>
       </w:r>
     </w:p>
     <w:p>
@@ -8032,7 +8835,7 @@
         <w:pStyle w:val="Heading2"/>
         <w:numPr>
           <w:ilvl w:val="1"/>
-          <w:numId w:val="10"/>
+          <w:numId w:val="13"/>
         </w:numPr>
         <w:ind w:left="0" w:firstLine="0"/>
         <w:rPr>
@@ -8040,20 +8843,13 @@
           <w:vertAlign w:val="baseline"/>
         </w:rPr>
       </w:pPr>
-      <w:bookmarkStart w:colFirst="0" w:colLast="0" w:name="_cn8cnxbpx7dt" w:id="60"/>
-      <w:bookmarkEnd w:id="60"/>
       <w:r>
         <w:rPr>
           <w:rFonts w:ascii="Times New Roman" w:cs="Times New Roman" w:eastAsia="Times New Roman" w:hAnsi="Times New Roman"/>
           <w:vertAlign w:val="baseline"/>
           <w:rtl w:val="0"/>
         </w:rPr>
-        <w:t xml:space="preserve">User Interfaces</w:t>
-      </w:r>
-      <w:r>
-        <w:rPr>
-          <w:rtl w:val="0"/>
-        </w:rPr>
+        <w:t xml:space="preserve">Software Interfaces</w:t>
       </w:r>
     </w:p>
     <w:p>
@@ -8070,7 +8866,7 @@
           <w:szCs w:val="22"/>
           <w:rtl w:val="0"/>
         </w:rPr>
-        <w:t xml:space="preserve">Antarmuka pengguna Clovet dirancang dengan estetika minimalis dan mewah (premium feel) sesuai dengan kategori produk fashion yang ditawarkan.</w:t>
+        <w:t xml:space="preserve">Clovet bergantung pada beberapa komponen perangkat lunak eksternal dan API untuk menjalankan operasinya: </w:t>
       </w:r>
     </w:p>
     <w:p>
@@ -8094,15 +8890,15 @@
           <w:szCs w:val="22"/>
           <w:rtl w:val="0"/>
         </w:rPr>
-        <w:t xml:space="preserve">GUI Standards:</w:t>
-      </w:r>
-      <w:r>
-        <w:rPr>
-          <w:sz w:val="22"/>
-          <w:szCs w:val="22"/>
-          <w:rtl w:val="0"/>
-        </w:rPr>
-        <w:t xml:space="preserve"> Mengikuti standar desain web modern dan </w:t>
+        <w:t xml:space="preserve">Database:</w:t>
+      </w:r>
+      <w:r>
+        <w:rPr>
+          <w:sz w:val="22"/>
+          <w:szCs w:val="22"/>
+          <w:rtl w:val="0"/>
+        </w:rPr>
+        <w:t xml:space="preserve"> </w:t>
       </w:r>
       <w:r>
         <w:rPr>
@@ -8112,15 +8908,15 @@
           <w:szCs w:val="22"/>
           <w:rtl w:val="0"/>
         </w:rPr>
-        <w:t xml:space="preserve">Responsive Web Design</w:t>
-      </w:r>
-      <w:r>
-        <w:rPr>
-          <w:sz w:val="22"/>
-          <w:szCs w:val="22"/>
-          <w:rtl w:val="0"/>
-        </w:rPr>
-        <w:t xml:space="preserve"> untuk memastikan pengalaman navigasi yang intuitif di berbagai peramban desktop. </w:t>
+        <w:t xml:space="preserve">PostgreSQL</w:t>
+      </w:r>
+      <w:r>
+        <w:rPr>
+          <w:sz w:val="22"/>
+          <w:szCs w:val="22"/>
+          <w:rtl w:val="0"/>
+        </w:rPr>
+        <w:t xml:space="preserve"> (Versi 14+) untuk penyimpanan data relasional akun pengguna, riwayat transaksi, dan metadata produk.</w:t>
       </w:r>
     </w:p>
     <w:p>
@@ -8144,17 +8940,61 @@
           <w:szCs w:val="22"/>
           <w:rtl w:val="0"/>
         </w:rPr>
-        <w:t xml:space="preserve">Element Global:</w:t>
+        <w:t xml:space="preserve">Payment Gateway API (e.g., Midtrans/Xendit):</w:t>
+      </w:r>
+      <w:r>
+        <w:rPr>
+          <w:sz w:val="22"/>
+          <w:szCs w:val="22"/>
+          <w:rtl w:val="0"/>
+        </w:rPr>
+        <w:t xml:space="preserve"> Mengelola notifikasi status pembayaran dan proses pencairan dana (</w:t>
+      </w:r>
+      <w:r>
+        <w:rPr>
+          <w:i w:val="1"/>
+          <w:iCs w:val="1"/>
+          <w:sz w:val="22"/>
+          <w:szCs w:val="22"/>
+          <w:rtl w:val="0"/>
+        </w:rPr>
+        <w:t xml:space="preserve">disbursement</w:t>
+      </w:r>
+      <w:r>
+        <w:rPr>
+          <w:sz w:val="22"/>
+          <w:szCs w:val="22"/>
+          <w:rtl w:val="0"/>
+        </w:rPr>
+        <w:t xml:space="preserve">) dari akun </w:t>
+      </w:r>
+      <w:r>
+        <w:rPr>
+          <w:i w:val="1"/>
+          <w:iCs w:val="1"/>
+          <w:sz w:val="22"/>
+          <w:szCs w:val="22"/>
+          <w:rtl w:val="0"/>
+        </w:rPr>
+        <w:t xml:space="preserve">escrow</w:t>
+      </w:r>
+      <w:r>
+        <w:rPr>
+          <w:sz w:val="22"/>
+          <w:szCs w:val="22"/>
+          <w:rtl w:val="0"/>
+        </w:rPr>
+        <w:t xml:space="preserve">.</w:t>
       </w:r>
     </w:p>
     <w:p>
       <w:pPr>
         <w:numPr>
-          <w:ilvl w:val="1"/>
+          <w:ilvl w:val="0"/>
           <w:numId w:val="5"/>
         </w:numPr>
         <w:spacing w:after="0" w:afterAutospacing="0" w:before="0" w:beforeAutospacing="0" w:lineRule="auto"/>
-        <w:ind w:left="1440" w:hanging="360"/>
+        <w:ind w:left="720" w:hanging="360"/>
         <w:rPr>
           <w:sz w:val="22"/>
           <w:szCs w:val="22"/>
@@ -8168,15 +9008,15 @@
           <w:szCs w:val="22"/>
           <w:rtl w:val="0"/>
         </w:rPr>
-        <w:t xml:space="preserve">Sidebar Navigation:</w:t>
-      </w:r>
-      <w:r>
-        <w:rPr>
-          <w:sz w:val="22"/>
-          <w:szCs w:val="22"/>
-          <w:rtl w:val="0"/>
-        </w:rPr>
-        <w:t xml:space="preserve"> Terdiri dari menu utama seperti </w:t>
+        <w:t xml:space="preserve">Logistics API (e.g., RajaOngkir/Shipper):</w:t>
+      </w:r>
+      <w:r>
+        <w:rPr>
+          <w:sz w:val="22"/>
+          <w:szCs w:val="22"/>
+          <w:rtl w:val="0"/>
+        </w:rPr>
+        <w:t xml:space="preserve"> Menyediakan data tarif ongkos kirim dan status pelacakan kurir secara </w:t>
       </w:r>
       <w:r>
         <w:rPr>
@@ -8186,79 +9026,25 @@
           <w:szCs w:val="22"/>
           <w:rtl w:val="0"/>
         </w:rPr>
-        <w:t xml:space="preserve">Dashboard, Products, Orders,</w:t>
-      </w:r>
-      <w:r>
-        <w:rPr>
-          <w:sz w:val="22"/>
-          <w:szCs w:val="22"/>
-          <w:rtl w:val="0"/>
-        </w:rPr>
-        <w:t xml:space="preserve"> dan </w:t>
-      </w:r>
-      <w:r>
-        <w:rPr>
-          <w:i w:val="1"/>
-          <w:iCs w:val="1"/>
-          <w:sz w:val="22"/>
-          <w:szCs w:val="22"/>
-          <w:rtl w:val="0"/>
-        </w:rPr>
-        <w:t xml:space="preserve">Finance</w:t>
-      </w:r>
-      <w:r>
-        <w:rPr>
-          <w:sz w:val="22"/>
-          <w:szCs w:val="22"/>
-          <w:rtl w:val="0"/>
-        </w:rPr>
-        <w:t xml:space="preserve"> (khusus untuk </w:t>
-      </w:r>
-      <w:r>
-        <w:rPr>
-          <w:i w:val="1"/>
-          <w:iCs w:val="1"/>
-          <w:sz w:val="22"/>
-          <w:szCs w:val="22"/>
-          <w:rtl w:val="0"/>
-        </w:rPr>
-        <w:t xml:space="preserve">Seller</w:t>
-      </w:r>
-      <w:r>
-        <w:rPr>
-          <w:sz w:val="22"/>
-          <w:szCs w:val="22"/>
-          <w:rtl w:val="0"/>
-        </w:rPr>
-        <w:t xml:space="preserve"> dan </w:t>
-      </w:r>
-      <w:r>
-        <w:rPr>
-          <w:i w:val="1"/>
-          <w:iCs w:val="1"/>
-          <w:sz w:val="22"/>
-          <w:szCs w:val="22"/>
-          <w:rtl w:val="0"/>
-        </w:rPr>
-        <w:t xml:space="preserve">Verifier</w:t>
-      </w:r>
-      <w:r>
-        <w:rPr>
-          <w:sz w:val="22"/>
-          <w:szCs w:val="22"/>
-          <w:rtl w:val="0"/>
-        </w:rPr>
-        <w:t xml:space="preserve">).</w:t>
+        <w:t xml:space="preserve">real-time</w:t>
+      </w:r>
+      <w:r>
+        <w:rPr>
+          <w:sz w:val="22"/>
+          <w:szCs w:val="22"/>
+          <w:rtl w:val="0"/>
+        </w:rPr>
+        <w:t xml:space="preserve">.</w:t>
       </w:r>
     </w:p>
     <w:p>
       <w:pPr>
         <w:numPr>
-          <w:ilvl w:val="1"/>
+          <w:ilvl w:val="0"/>
           <w:numId w:val="5"/>
         </w:numPr>
         <w:spacing w:after="0" w:afterAutospacing="0" w:before="0" w:beforeAutospacing="0" w:lineRule="auto"/>
-        <w:ind w:left="1440" w:hanging="360"/>
+        <w:ind w:left="720" w:hanging="360"/>
         <w:rPr>
           <w:sz w:val="22"/>
           <w:szCs w:val="22"/>
@@ -8272,15 +9058,128 @@
           <w:szCs w:val="22"/>
           <w:rtl w:val="0"/>
         </w:rPr>
-        <w:t xml:space="preserve">Top Navigation Bar:</w:t>
-      </w:r>
-      <w:r>
-        <w:rPr>
-          <w:sz w:val="22"/>
-          <w:szCs w:val="22"/>
-          <w:rtl w:val="0"/>
-        </w:rPr>
-        <w:t xml:space="preserve"> Menampilkan logo Clovet, bar pencarian produk, kategori cepat (</w:t>
+        <w:t xml:space="preserve">NLP Framework (e.g., Hugging Face):</w:t>
+      </w:r>
+      <w:r>
+        <w:rPr>
+          <w:sz w:val="22"/>
+          <w:szCs w:val="22"/>
+          <w:rtl w:val="0"/>
+        </w:rPr>
+        <w:t xml:space="preserve"> Library di sisi server untuk mengklasifikasikan kategori produk secara otomatis berdasarkan deskripsi teks.</w:t>
+      </w:r>
+    </w:p>
+    <w:p>
+      <w:pPr>
+        <w:numPr>
+          <w:ilvl w:val="0"/>
+          <w:numId w:val="5"/>
+        </w:numPr>
+        <w:spacing w:after="240" w:before="0" w:beforeAutospacing="0" w:lineRule="auto"/>
+        <w:ind w:left="720" w:hanging="360"/>
+        <w:rPr>
+          <w:sz w:val="22"/>
+          <w:szCs w:val="22"/>
+        </w:rPr>
+      </w:pPr>
+      <w:r>
+        <w:rPr>
+          <w:b w:val="1"/>
+          <w:bCs w:val="1"/>
+          <w:sz w:val="22"/>
+          <w:szCs w:val="22"/>
+          <w:rtl w:val="0"/>
+        </w:rPr>
+        <w:t xml:space="preserve">Operating Systems:</w:t>
+      </w:r>
+      <w:r>
+        <w:rPr>
+          <w:sz w:val="22"/>
+          <w:szCs w:val="22"/>
+          <w:rtl w:val="0"/>
+        </w:rPr>
+        <w:t xml:space="preserve"> Mendukung sistem operasi desktop seperti Windows 10/11, macOS, dan Linux melalui peramban web modern.</w:t>
+      </w:r>
+      <w:r>
+        <w:rPr>
+          <w:rtl w:val="0"/>
+        </w:rPr>
+      </w:r>
+    </w:p>
+    <w:p>
+      <w:pPr>
+        <w:pStyle w:val="Heading2"/>
+        <w:numPr>
+          <w:ilvl w:val="1"/>
+          <w:numId w:val="13"/>
+        </w:numPr>
+        <w:ind w:left="0" w:firstLine="0"/>
+        <w:rPr>
+          <w:rFonts w:ascii="Times New Roman" w:cs="Times New Roman" w:eastAsia="Times New Roman" w:hAnsi="Times New Roman"/>
+          <w:vertAlign w:val="baseline"/>
+        </w:rPr>
+      </w:pPr>
+      <w:r>
+        <w:rPr>
+          <w:rFonts w:ascii="Times New Roman" w:cs="Times New Roman" w:eastAsia="Times New Roman" w:hAnsi="Times New Roman"/>
+          <w:vertAlign w:val="baseline"/>
+          <w:rtl w:val="0"/>
+        </w:rPr>
+        <w:t xml:space="preserve">Communications Interfaces</w:t>
+      </w:r>
+      <w:r>
+        <w:rPr>
+          <w:rtl w:val="0"/>
+        </w:rPr>
+      </w:r>
+    </w:p>
+    <w:p>
+      <w:pPr>
+        <w:spacing w:after="240" w:before="240" w:lineRule="auto"/>
+        <w:rPr>
+          <w:sz w:val="22"/>
+          <w:szCs w:val="22"/>
+        </w:rPr>
+      </w:pPr>
+      <w:r>
+        <w:rPr>
+          <w:sz w:val="22"/>
+          <w:szCs w:val="22"/>
+          <w:rtl w:val="0"/>
+        </w:rPr>
+        <w:t xml:space="preserve">Standar komunikasi yang diperlukan untuk menjamin keamanan dan kecepatan transfer data:</w:t>
+      </w:r>
+    </w:p>
+    <w:p>
+      <w:pPr>
+        <w:numPr>
+          <w:ilvl w:val="0"/>
+          <w:numId w:val="24"/>
+        </w:numPr>
+        <w:spacing w:after="0" w:afterAutospacing="0" w:before="240" w:lineRule="auto"/>
+        <w:ind w:left="720" w:hanging="360"/>
+        <w:rPr>
+          <w:sz w:val="22"/>
+          <w:szCs w:val="22"/>
+        </w:rPr>
+      </w:pPr>
+      <w:r>
+        <w:rPr>
+          <w:b w:val="1"/>
+          <w:bCs w:val="1"/>
+          <w:sz w:val="22"/>
+          <w:szCs w:val="22"/>
+          <w:rtl w:val="0"/>
+        </w:rPr>
+        <w:t xml:space="preserve">HTTP/HTTPS:</w:t>
+      </w:r>
+      <w:r>
+        <w:rPr>
+          <w:sz w:val="22"/>
+          <w:szCs w:val="22"/>
+          <w:rtl w:val="0"/>
+        </w:rPr>
+        <w:t xml:space="preserve"> Seluruh komunikasi wajib menggunakan protokol </w:t>
       </w:r>
       <w:r>
         <w:rPr>
@@ -8290,25 +9189,25 @@
           <w:szCs w:val="22"/>
           <w:rtl w:val="0"/>
         </w:rPr>
-        <w:t xml:space="preserve">Tops, Outerwears,</w:t>
-      </w:r>
-      <w:r>
-        <w:rPr>
-          <w:sz w:val="22"/>
-          <w:szCs w:val="22"/>
-          <w:rtl w:val="0"/>
-        </w:rPr>
-        <w:t xml:space="preserve"> dll), serta akses profil pengguna.</w:t>
+        <w:t xml:space="preserve">HTTPS (TLS 1.2+)</w:t>
+      </w:r>
+      <w:r>
+        <w:rPr>
+          <w:sz w:val="22"/>
+          <w:szCs w:val="22"/>
+          <w:rtl w:val="0"/>
+        </w:rPr>
+        <w:t xml:space="preserve"> untuk enkripsi data.</w:t>
       </w:r>
     </w:p>
     <w:p>
       <w:pPr>
         <w:numPr>
-          <w:ilvl w:val="1"/>
-          <w:numId w:val="5"/>
+          <w:ilvl w:val="0"/>
+          <w:numId w:val="24"/>
         </w:numPr>
         <w:spacing w:after="0" w:afterAutospacing="0" w:before="0" w:beforeAutospacing="0" w:lineRule="auto"/>
-        <w:ind w:left="1440" w:hanging="360"/>
+        <w:ind w:left="720" w:hanging="360"/>
         <w:rPr>
           <w:sz w:val="22"/>
           <w:szCs w:val="22"/>
@@ -8322,16 +9221,48 @@
           <w:szCs w:val="22"/>
           <w:rtl w:val="0"/>
         </w:rPr>
-        <w:t xml:space="preserve">Standard Buttons:</w:t>
-      </w:r>
-      <w:r>
-        <w:rPr>
-          <w:sz w:val="22"/>
-          <w:szCs w:val="22"/>
-          <w:rtl w:val="0"/>
-        </w:rPr>
-        <w:t xml:space="preserve"> Tombol aksi utama seperti </w:t>
-      </w:r>
+        <w:t xml:space="preserve">RESTful API:</w:t>
+      </w:r>
+      <w:r>
+        <w:rPr>
+          <w:sz w:val="22"/>
+          <w:szCs w:val="22"/>
+          <w:rtl w:val="0"/>
+        </w:rPr>
+        <w:t xml:space="preserve"> Arsitektur utama pertukaran data dengan format pesan berbasis </w:t>
+      </w:r>
+      <w:r>
+        <w:rPr>
+          <w:i w:val="1"/>
+          <w:iCs w:val="1"/>
+          <w:sz w:val="22"/>
+          <w:szCs w:val="22"/>
+          <w:rtl w:val="0"/>
+        </w:rPr>
+        <w:t xml:space="preserve">JSON</w:t>
+      </w:r>
+      <w:r>
+        <w:rPr>
+          <w:sz w:val="22"/>
+          <w:szCs w:val="22"/>
+          <w:rtl w:val="0"/>
+        </w:rPr>
+        <w:t xml:space="preserve">.</w:t>
+      </w:r>
+    </w:p>
+    <w:p>
+      <w:pPr>
+        <w:numPr>
+          <w:ilvl w:val="0"/>
+          <w:numId w:val="24"/>
+        </w:numPr>
+        <w:spacing w:after="0" w:afterAutospacing="0" w:before="0" w:beforeAutospacing="0" w:lineRule="auto"/>
+        <w:ind w:left="720" w:hanging="360"/>
+        <w:rPr>
+          <w:sz w:val="22"/>
+          <w:szCs w:val="22"/>
+        </w:rPr>
+      </w:pPr>
       <w:r>
         <w:rPr>
           <w:b w:val="1"/>
@@ -8340,16 +9271,48 @@
           <w:szCs w:val="22"/>
           <w:rtl w:val="0"/>
         </w:rPr>
-        <w:t xml:space="preserve">Pay Rp160.000, Analyze with AI,</w:t>
-      </w:r>
-      <w:r>
-        <w:rPr>
-          <w:sz w:val="22"/>
-          <w:szCs w:val="22"/>
-          <w:rtl w:val="0"/>
-        </w:rPr>
-        <w:t xml:space="preserve"> atau </w:t>
-      </w:r>
+        <w:t xml:space="preserve">Web Notifications:</w:t>
+      </w:r>
+      <w:r>
+        <w:rPr>
+          <w:sz w:val="22"/>
+          <w:szCs w:val="22"/>
+          <w:rtl w:val="0"/>
+        </w:rPr>
+        <w:t xml:space="preserve"> Menggunakan </w:t>
+      </w:r>
+      <w:r>
+        <w:rPr>
+          <w:i w:val="1"/>
+          <w:iCs w:val="1"/>
+          <w:sz w:val="22"/>
+          <w:szCs w:val="22"/>
+          <w:rtl w:val="0"/>
+        </w:rPr>
+        <w:t xml:space="preserve">Web Push API</w:t>
+      </w:r>
+      <w:r>
+        <w:rPr>
+          <w:sz w:val="22"/>
+          <w:szCs w:val="22"/>
+          <w:rtl w:val="0"/>
+        </w:rPr>
+        <w:t xml:space="preserve"> untuk mengirimkan pembaruan status transaksi ke peramban pengguna.</w:t>
+      </w:r>
+    </w:p>
+    <w:p>
+      <w:pPr>
+        <w:numPr>
+          <w:ilvl w:val="0"/>
+          <w:numId w:val="24"/>
+        </w:numPr>
+        <w:spacing w:after="0" w:afterAutospacing="0" w:before="0" w:beforeAutospacing="0" w:lineRule="auto"/>
+        <w:ind w:left="720" w:hanging="360"/>
+        <w:rPr>
+          <w:sz w:val="22"/>
+          <w:szCs w:val="22"/>
+        </w:rPr>
+      </w:pPr>
       <w:r>
         <w:rPr>
           <w:b w:val="1"/>
@@ -8358,15 +9321,15 @@
           <w:szCs w:val="22"/>
           <w:rtl w:val="0"/>
         </w:rPr>
-        <w:t xml:space="preserve">Mark as Authentic</w:t>
-      </w:r>
-      <w:r>
-        <w:rPr>
-          <w:sz w:val="22"/>
-          <w:szCs w:val="22"/>
-          <w:rtl w:val="0"/>
-        </w:rPr>
-        <w:t xml:space="preserve"> menggunakan warna kontras (</w:t>
+        <w:t xml:space="preserve">E-mail (SMTP):</w:t>
+      </w:r>
+      <w:r>
+        <w:rPr>
+          <w:sz w:val="22"/>
+          <w:szCs w:val="22"/>
+          <w:rtl w:val="0"/>
+        </w:rPr>
+        <w:t xml:space="preserve"> Digunakan untuk pengiriman bukti </w:t>
       </w:r>
       <w:r>
         <w:rPr>
@@ -8376,925 +9339,60 @@
           <w:szCs w:val="22"/>
           <w:rtl w:val="0"/>
         </w:rPr>
-        <w:t xml:space="preserve">Dark Olive Green</w:t>
-      </w:r>
-      <w:r>
-        <w:rPr>
-          <w:sz w:val="22"/>
-          <w:szCs w:val="22"/>
-          <w:rtl w:val="0"/>
-        </w:rPr>
-        <w:t xml:space="preserve">) yang konsisten.</w:t>
-      </w:r>
-      <w:r>
-        <w:rPr>
-          <w:rtl w:val="0"/>
-        </w:rPr>
-      </w:r>
-    </w:p>
-    <w:p>
-      <w:pPr>
+        <w:t xml:space="preserve">invoice</w:t>
+      </w:r>
+      <w:r>
+        <w:rPr>
+          <w:sz w:val="22"/>
+          <w:szCs w:val="22"/>
+          <w:rtl w:val="0"/>
+        </w:rPr>
+        <w:t xml:space="preserve">, verifikasi OTP, dan laporan transaksi kepada pengguna.</w:t>
+      </w:r>
+    </w:p>
+    <w:p>
+      <w:pPr>
+        <w:numPr>
+          <w:ilvl w:val="0"/>
+          <w:numId w:val="24"/>
+        </w:numPr>
+        <w:spacing w:after="240" w:before="0" w:beforeAutospacing="0" w:lineRule="auto"/>
+        <w:ind w:left="720" w:hanging="360"/>
+        <w:rPr>
+          <w:sz w:val="22"/>
+          <w:szCs w:val="22"/>
+        </w:rPr>
+      </w:pPr>
+      <w:r>
+        <w:rPr>
+          <w:b w:val="1"/>
+          <w:bCs w:val="1"/>
+          <w:sz w:val="22"/>
+          <w:szCs w:val="22"/>
+          <w:rtl w:val="0"/>
+        </w:rPr>
+        <w:t xml:space="preserve">Data Transfer Rate:</w:t>
+      </w:r>
+      <w:r>
+        <w:rPr>
+          <w:sz w:val="22"/>
+          <w:szCs w:val="22"/>
+          <w:rtl w:val="0"/>
+        </w:rPr>
+        <w:t xml:space="preserve"> Sistem dioptimalkan untuk tetap berfungsi pada kecepatan koneksi minimal 256 kbps, namun memerlukan koneksi lebih cepat untuk unggah foto produk beresolusi tinggi.</w:t>
+      </w:r>
+      <w:r>
+        <w:rPr>
+          <w:rtl w:val="0"/>
+        </w:rPr>
+      </w:r>
+    </w:p>
+    <w:p>
+      <w:pPr>
+        <w:pStyle w:val="Heading1"/>
         <w:numPr>
           <w:ilvl w:val="0"/>
           <w:numId w:val="13"/>
-        </w:numPr>
-        <w:spacing w:after="0" w:afterAutospacing="0" w:before="0" w:beforeAutospacing="0" w:lineRule="auto"/>
-        <w:ind w:left="720" w:hanging="360"/>
-        <w:rPr>
-          <w:sz w:val="22"/>
-          <w:szCs w:val="22"/>
-        </w:rPr>
-      </w:pPr>
-      <w:r>
-        <w:rPr>
-          <w:b w:val="1"/>
-          <w:bCs w:val="1"/>
-          <w:sz w:val="22"/>
-          <w:szCs w:val="22"/>
-          <w:rtl w:val="0"/>
-        </w:rPr>
-        <w:t xml:space="preserve">Screen Layout Constraints:</w:t>
-      </w:r>
-      <w:r>
-        <w:rPr>
-          <w:sz w:val="22"/>
-          <w:szCs w:val="22"/>
-          <w:rtl w:val="0"/>
-        </w:rPr>
-        <w:t xml:space="preserve"> Desain bersifat responsif untuk berbagai resolusi monitor desktop, mulai dari rasio 16:9 hingga 21:9.</w:t>
-      </w:r>
-    </w:p>
-    <w:p>
-      <w:pPr>
-        <w:numPr>
-          <w:ilvl w:val="0"/>
-          <w:numId w:val="13"/>
-        </w:numPr>
-        <w:spacing w:after="240" w:before="0" w:beforeAutospacing="0" w:lineRule="auto"/>
-        <w:ind w:left="720" w:hanging="360"/>
-        <w:rPr>
-          <w:sz w:val="22"/>
-          <w:szCs w:val="22"/>
-        </w:rPr>
-      </w:pPr>
-      <w:r>
-        <w:rPr>
-          <w:b w:val="1"/>
-          <w:bCs w:val="1"/>
-          <w:sz w:val="22"/>
-          <w:szCs w:val="22"/>
-          <w:rtl w:val="0"/>
-        </w:rPr>
-        <w:t xml:space="preserve">Error Messaging:</w:t>
-      </w:r>
-      <w:r>
-        <w:rPr>
-          <w:sz w:val="22"/>
-          <w:szCs w:val="22"/>
-          <w:rtl w:val="0"/>
-        </w:rPr>
-        <w:t xml:space="preserve"> Pesan kesalahan ditampilkan dalam bentuk snackbars atau kotak dialog informatif (misalnya: "Format gambar tidak didukung").</w:t>
-      </w:r>
-      <w:r>
-        <w:rPr>
-          <w:rtl w:val="0"/>
-        </w:rPr>
-      </w:r>
-    </w:p>
-    <w:p>
-      <w:pPr>
-        <w:pStyle w:val="Heading2"/>
-        <w:numPr>
-          <w:ilvl w:val="1"/>
-          <w:numId w:val="10"/>
-        </w:numPr>
-        <w:ind w:left="0" w:firstLine="0"/>
-        <w:rPr>
-          <w:rFonts w:ascii="Times New Roman" w:cs="Times New Roman" w:eastAsia="Times New Roman" w:hAnsi="Times New Roman"/>
-          <w:vertAlign w:val="baseline"/>
-        </w:rPr>
-      </w:pPr>
-      <w:r>
-        <w:rPr>
-          <w:rFonts w:ascii="Times New Roman" w:cs="Times New Roman" w:eastAsia="Times New Roman" w:hAnsi="Times New Roman"/>
-          <w:vertAlign w:val="baseline"/>
-          <w:rtl w:val="0"/>
-        </w:rPr>
-        <w:t xml:space="preserve">Hardware Interfaces</w:t>
-      </w:r>
-      <w:r>
-        <w:rPr>
-          <w:rtl w:val="0"/>
-        </w:rPr>
-      </w:r>
-    </w:p>
-    <w:p>
-      <w:pPr>
-        <w:spacing w:after="240" w:before="240" w:lineRule="auto"/>
-        <w:rPr>
-          <w:sz w:val="22"/>
-          <w:szCs w:val="22"/>
-        </w:rPr>
-      </w:pPr>
-      <w:r>
-        <w:rPr>
-          <w:sz w:val="22"/>
-          <w:szCs w:val="22"/>
-          <w:rtl w:val="0"/>
-        </w:rPr>
-        <w:t xml:space="preserve">Sebagai aplikasi web, Clovet berinteraksi dengan perangkat keras komputer melalui antarmuka standar peramban:</w:t>
-      </w:r>
-    </w:p>
-    <w:p>
-      <w:pPr>
-        <w:numPr>
-          <w:ilvl w:val="0"/>
-          <w:numId w:val="6"/>
-        </w:numPr>
-        <w:spacing w:after="0" w:afterAutospacing="0" w:line="276" w:lineRule="auto"/>
-        <w:ind w:left="720" w:hanging="360"/>
-        <w:rPr>
-          <w:sz w:val="22"/>
-          <w:szCs w:val="22"/>
-        </w:rPr>
-      </w:pPr>
-      <w:r>
-        <w:rPr>
-          <w:rFonts w:ascii="Arial" w:cs="Arial" w:eastAsia="Arial" w:hAnsi="Arial"/>
-          <w:b w:val="1"/>
-          <w:bCs w:val="1"/>
-          <w:sz w:val="22"/>
-          <w:szCs w:val="22"/>
-          <w:rtl w:val="0"/>
-        </w:rPr>
-        <w:t xml:space="preserve">Camera &amp; File Interface:</w:t>
-      </w:r>
-      <w:r>
-        <w:rPr>
-          <w:rFonts w:ascii="Arial" w:cs="Arial" w:eastAsia="Arial" w:hAnsi="Arial"/>
-          <w:sz w:val="22"/>
-          <w:szCs w:val="22"/>
-          <w:rtl w:val="0"/>
-        </w:rPr>
-        <w:t xml:space="preserve"> Digunakan oleh </w:t>
-      </w:r>
-      <w:r>
-        <w:rPr>
-          <w:rFonts w:ascii="Arial" w:cs="Arial" w:eastAsia="Arial" w:hAnsi="Arial"/>
-          <w:i w:val="1"/>
-          <w:iCs w:val="1"/>
-          <w:sz w:val="22"/>
-          <w:szCs w:val="22"/>
-          <w:rtl w:val="0"/>
-        </w:rPr>
-        <w:t xml:space="preserve">Seller</w:t>
-      </w:r>
-      <w:r>
-        <w:rPr>
-          <w:rFonts w:ascii="Arial" w:cs="Arial" w:eastAsia="Arial" w:hAnsi="Arial"/>
-          <w:sz w:val="22"/>
-          <w:szCs w:val="22"/>
-          <w:rtl w:val="0"/>
-        </w:rPr>
-        <w:t xml:space="preserve"> untuk mengunggah foto produk melalui </w:t>
-      </w:r>
-      <w:r>
-        <w:rPr>
-          <w:rFonts w:ascii="Arial" w:cs="Arial" w:eastAsia="Arial" w:hAnsi="Arial"/>
-          <w:i w:val="1"/>
-          <w:iCs w:val="1"/>
-          <w:sz w:val="22"/>
-          <w:szCs w:val="22"/>
-          <w:rtl w:val="0"/>
-        </w:rPr>
-        <w:t xml:space="preserve">File API</w:t>
-      </w:r>
-      <w:r>
-        <w:rPr>
-          <w:rFonts w:ascii="Arial" w:cs="Arial" w:eastAsia="Arial" w:hAnsi="Arial"/>
-          <w:sz w:val="22"/>
-          <w:szCs w:val="22"/>
-          <w:rtl w:val="0"/>
-        </w:rPr>
-        <w:t xml:space="preserve"> atau akses </w:t>
-      </w:r>
-      <w:r>
-        <w:rPr>
-          <w:rFonts w:ascii="Arial" w:cs="Arial" w:eastAsia="Arial" w:hAnsi="Arial"/>
-          <w:i w:val="1"/>
-          <w:iCs w:val="1"/>
-          <w:sz w:val="22"/>
-          <w:szCs w:val="22"/>
-          <w:rtl w:val="0"/>
-        </w:rPr>
-        <w:t xml:space="preserve">Webcam</w:t>
-      </w:r>
-      <w:r>
-        <w:rPr>
-          <w:rFonts w:ascii="Arial" w:cs="Arial" w:eastAsia="Arial" w:hAnsi="Arial"/>
-          <w:sz w:val="22"/>
-          <w:szCs w:val="22"/>
-          <w:rtl w:val="0"/>
-        </w:rPr>
-        <w:t xml:space="preserve"> jika diperlukan untuk dokumentasi instan.</w:t>
-      </w:r>
-    </w:p>
-    <w:p>
-      <w:pPr>
-        <w:numPr>
-          <w:ilvl w:val="0"/>
-          <w:numId w:val="6"/>
-        </w:numPr>
-        <w:spacing w:after="0" w:afterAutospacing="0" w:line="276" w:lineRule="auto"/>
-        <w:ind w:left="720" w:hanging="360"/>
-        <w:rPr>
-          <w:sz w:val="22"/>
-          <w:szCs w:val="22"/>
-        </w:rPr>
-      </w:pPr>
-      <w:r>
-        <w:rPr>
-          <w:rFonts w:ascii="Arial" w:cs="Arial" w:eastAsia="Arial" w:hAnsi="Arial"/>
-          <w:b w:val="1"/>
-          <w:bCs w:val="1"/>
-          <w:sz w:val="22"/>
-          <w:szCs w:val="22"/>
-          <w:rtl w:val="0"/>
-        </w:rPr>
-        <w:t xml:space="preserve">Security Hardware:</w:t>
-      </w:r>
-      <w:r>
-        <w:rPr>
-          <w:rFonts w:ascii="Arial" w:cs="Arial" w:eastAsia="Arial" w:hAnsi="Arial"/>
-          <w:sz w:val="22"/>
-          <w:szCs w:val="22"/>
-          <w:rtl w:val="0"/>
-        </w:rPr>
-        <w:t xml:space="preserve"> Mendukung penggunaan </w:t>
-      </w:r>
-      <w:r>
-        <w:rPr>
-          <w:rFonts w:ascii="Arial" w:cs="Arial" w:eastAsia="Arial" w:hAnsi="Arial"/>
-          <w:i w:val="1"/>
-          <w:iCs w:val="1"/>
-          <w:sz w:val="22"/>
-          <w:szCs w:val="22"/>
-          <w:rtl w:val="0"/>
-        </w:rPr>
-        <w:t xml:space="preserve">Web Authentication</w:t>
-      </w:r>
-      <w:r>
-        <w:rPr>
-          <w:rFonts w:ascii="Arial" w:cs="Arial" w:eastAsia="Arial" w:hAnsi="Arial"/>
-          <w:sz w:val="22"/>
-          <w:szCs w:val="22"/>
-          <w:rtl w:val="0"/>
-        </w:rPr>
-        <w:t xml:space="preserve"> (WebAuthn) atau </w:t>
-      </w:r>
-      <w:r>
-        <w:rPr>
-          <w:rFonts w:ascii="Arial" w:cs="Arial" w:eastAsia="Arial" w:hAnsi="Arial"/>
-          <w:i w:val="1"/>
-          <w:iCs w:val="1"/>
-          <w:sz w:val="22"/>
-          <w:szCs w:val="22"/>
-          <w:rtl w:val="0"/>
-        </w:rPr>
-        <w:t xml:space="preserve">Two-Factor Authentication</w:t>
-      </w:r>
-      <w:r>
-        <w:rPr>
-          <w:rFonts w:ascii="Arial" w:cs="Arial" w:eastAsia="Arial" w:hAnsi="Arial"/>
-          <w:sz w:val="22"/>
-          <w:szCs w:val="22"/>
-          <w:rtl w:val="0"/>
-        </w:rPr>
-        <w:t xml:space="preserve"> sebagai lapis keamanan tambahan saat melakukan penarikan dana dari sistem </w:t>
-      </w:r>
-      <w:r>
-        <w:rPr>
-          <w:rFonts w:ascii="Arial" w:cs="Arial" w:eastAsia="Arial" w:hAnsi="Arial"/>
-          <w:i w:val="1"/>
-          <w:iCs w:val="1"/>
-          <w:sz w:val="22"/>
-          <w:szCs w:val="22"/>
-          <w:rtl w:val="0"/>
-        </w:rPr>
-        <w:t xml:space="preserve">escrow</w:t>
-      </w:r>
-      <w:r>
-        <w:rPr>
-          <w:rFonts w:ascii="Arial" w:cs="Arial" w:eastAsia="Arial" w:hAnsi="Arial"/>
-          <w:sz w:val="22"/>
-          <w:szCs w:val="22"/>
-          <w:rtl w:val="0"/>
-        </w:rPr>
-        <w:t xml:space="preserve">.</w:t>
-      </w:r>
-    </w:p>
-    <w:p>
-      <w:pPr>
-        <w:numPr>
-          <w:ilvl w:val="0"/>
-          <w:numId w:val="6"/>
-        </w:numPr>
-        <w:spacing w:after="240" w:line="276" w:lineRule="auto"/>
-        <w:ind w:left="720" w:hanging="360"/>
-        <w:rPr>
-          <w:sz w:val="22"/>
-          <w:szCs w:val="22"/>
-        </w:rPr>
-      </w:pPr>
-      <w:r>
-        <w:rPr>
-          <w:rFonts w:ascii="Arial" w:cs="Arial" w:eastAsia="Arial" w:hAnsi="Arial"/>
-          <w:b w:val="1"/>
-          <w:bCs w:val="1"/>
-          <w:sz w:val="22"/>
-          <w:szCs w:val="22"/>
-          <w:rtl w:val="0"/>
-        </w:rPr>
-        <w:t xml:space="preserve">Network Interface:</w:t>
-      </w:r>
-      <w:r>
-        <w:rPr>
-          <w:rFonts w:ascii="Arial" w:cs="Arial" w:eastAsia="Arial" w:hAnsi="Arial"/>
-          <w:sz w:val="22"/>
-          <w:szCs w:val="22"/>
-          <w:rtl w:val="0"/>
-        </w:rPr>
-        <w:t xml:space="preserve"> Memerlukan modul WiFi atau konektivitas LAN dengan akses internet stabil untuk berkomunikasi dengan server.</w:t>
-      </w:r>
-      <w:r>
-        <w:rPr>
-          <w:rtl w:val="0"/>
-        </w:rPr>
-      </w:r>
-    </w:p>
-    <w:p>
-      <w:pPr>
-        <w:pStyle w:val="Heading2"/>
-        <w:numPr>
-          <w:ilvl w:val="1"/>
-          <w:numId w:val="10"/>
-        </w:numPr>
-        <w:ind w:left="0" w:firstLine="0"/>
-        <w:rPr>
-          <w:rFonts w:ascii="Times New Roman" w:cs="Times New Roman" w:eastAsia="Times New Roman" w:hAnsi="Times New Roman"/>
-          <w:vertAlign w:val="baseline"/>
-        </w:rPr>
-      </w:pPr>
-      <w:r>
-        <w:rPr>
-          <w:rFonts w:ascii="Times New Roman" w:cs="Times New Roman" w:eastAsia="Times New Roman" w:hAnsi="Times New Roman"/>
-          <w:vertAlign w:val="baseline"/>
-          <w:rtl w:val="0"/>
-        </w:rPr>
-        <w:t xml:space="preserve">Software Interfaces</w:t>
-      </w:r>
-    </w:p>
-    <w:p>
-      <w:pPr>
-        <w:spacing w:after="240" w:before="240" w:lineRule="auto"/>
-        <w:rPr>
-          <w:sz w:val="22"/>
-          <w:szCs w:val="22"/>
-        </w:rPr>
-      </w:pPr>
-      <w:r>
-        <w:rPr>
-          <w:sz w:val="22"/>
-          <w:szCs w:val="22"/>
-          <w:rtl w:val="0"/>
-        </w:rPr>
-        <w:t xml:space="preserve">Clovet bergantung pada beberapa komponen perangkat lunak eksternal dan API untuk menjalankan operasinya: </w:t>
-      </w:r>
-    </w:p>
-    <w:p>
-      <w:pPr>
-        <w:numPr>
-          <w:ilvl w:val="0"/>
-          <w:numId w:val="4"/>
-        </w:numPr>
-        <w:spacing w:after="0" w:afterAutospacing="0" w:before="240" w:lineRule="auto"/>
-        <w:ind w:left="720" w:hanging="360"/>
-        <w:rPr>
-          <w:sz w:val="22"/>
-          <w:szCs w:val="22"/>
-        </w:rPr>
-      </w:pPr>
-      <w:r>
-        <w:rPr>
-          <w:b w:val="1"/>
-          <w:bCs w:val="1"/>
-          <w:sz w:val="22"/>
-          <w:szCs w:val="22"/>
-          <w:rtl w:val="0"/>
-        </w:rPr>
-        <w:t xml:space="preserve">Database:</w:t>
-      </w:r>
-      <w:r>
-        <w:rPr>
-          <w:sz w:val="22"/>
-          <w:szCs w:val="22"/>
-          <w:rtl w:val="0"/>
-        </w:rPr>
-        <w:t xml:space="preserve"> </w:t>
-      </w:r>
-      <w:r>
-        <w:rPr>
-          <w:i w:val="1"/>
-          <w:iCs w:val="1"/>
-          <w:sz w:val="22"/>
-          <w:szCs w:val="22"/>
-          <w:rtl w:val="0"/>
-        </w:rPr>
-        <w:t xml:space="preserve">PostgreSQL</w:t>
-      </w:r>
-      <w:r>
-        <w:rPr>
-          <w:sz w:val="22"/>
-          <w:szCs w:val="22"/>
-          <w:rtl w:val="0"/>
-        </w:rPr>
-        <w:t xml:space="preserve"> (Versi 14+) untuk penyimpanan data relasional akun pengguna, riwayat transaksi, dan metadata produk.</w:t>
-      </w:r>
-    </w:p>
-    <w:p>
-      <w:pPr>
-        <w:numPr>
-          <w:ilvl w:val="0"/>
-          <w:numId w:val="4"/>
-        </w:numPr>
-        <w:spacing w:after="0" w:afterAutospacing="0" w:before="0" w:beforeAutospacing="0" w:lineRule="auto"/>
-        <w:ind w:left="720" w:hanging="360"/>
-        <w:rPr>
-          <w:sz w:val="22"/>
-          <w:szCs w:val="22"/>
-        </w:rPr>
-      </w:pPr>
-      <w:r>
-        <w:rPr>
-          <w:b w:val="1"/>
-          <w:bCs w:val="1"/>
-          <w:sz w:val="22"/>
-          <w:szCs w:val="22"/>
-          <w:rtl w:val="0"/>
-        </w:rPr>
-        <w:t xml:space="preserve">Payment Gateway API (e.g., Midtrans/Xendit):</w:t>
-      </w:r>
-      <w:r>
-        <w:rPr>
-          <w:sz w:val="22"/>
-          <w:szCs w:val="22"/>
-          <w:rtl w:val="0"/>
-        </w:rPr>
-        <w:t xml:space="preserve"> Mengelola notifikasi status pembayaran dan proses pencairan dana (</w:t>
-      </w:r>
-      <w:r>
-        <w:rPr>
-          <w:i w:val="1"/>
-          <w:iCs w:val="1"/>
-          <w:sz w:val="22"/>
-          <w:szCs w:val="22"/>
-          <w:rtl w:val="0"/>
-        </w:rPr>
-        <w:t xml:space="preserve">disbursement</w:t>
-      </w:r>
-      <w:r>
-        <w:rPr>
-          <w:sz w:val="22"/>
-          <w:szCs w:val="22"/>
-          <w:rtl w:val="0"/>
-        </w:rPr>
-        <w:t xml:space="preserve">) dari akun </w:t>
-      </w:r>
-      <w:r>
-        <w:rPr>
-          <w:i w:val="1"/>
-          <w:iCs w:val="1"/>
-          <w:sz w:val="22"/>
-          <w:szCs w:val="22"/>
-          <w:rtl w:val="0"/>
-        </w:rPr>
-        <w:t xml:space="preserve">escrow</w:t>
-      </w:r>
-      <w:r>
-        <w:rPr>
-          <w:sz w:val="22"/>
-          <w:szCs w:val="22"/>
-          <w:rtl w:val="0"/>
-        </w:rPr>
-        <w:t xml:space="preserve">.</w:t>
-      </w:r>
-    </w:p>
-    <w:p>
-      <w:pPr>
-        <w:numPr>
-          <w:ilvl w:val="0"/>
-          <w:numId w:val="4"/>
-        </w:numPr>
-        <w:spacing w:after="0" w:afterAutospacing="0" w:before="0" w:beforeAutospacing="0" w:lineRule="auto"/>
-        <w:ind w:left="720" w:hanging="360"/>
-        <w:rPr>
-          <w:sz w:val="22"/>
-          <w:szCs w:val="22"/>
-        </w:rPr>
-      </w:pPr>
-      <w:r>
-        <w:rPr>
-          <w:b w:val="1"/>
-          <w:bCs w:val="1"/>
-          <w:sz w:val="22"/>
-          <w:szCs w:val="22"/>
-          <w:rtl w:val="0"/>
-        </w:rPr>
-        <w:t xml:space="preserve">Logistics API (e.g., RajaOngkir/Shipper):</w:t>
-      </w:r>
-      <w:r>
-        <w:rPr>
-          <w:sz w:val="22"/>
-          <w:szCs w:val="22"/>
-          <w:rtl w:val="0"/>
-        </w:rPr>
-        <w:t xml:space="preserve"> Menyediakan data tarif ongkos kirim dan status pelacakan kurir secara </w:t>
-      </w:r>
-      <w:r>
-        <w:rPr>
-          <w:i w:val="1"/>
-          <w:iCs w:val="1"/>
-          <w:sz w:val="22"/>
-          <w:szCs w:val="22"/>
-          <w:rtl w:val="0"/>
-        </w:rPr>
-        <w:t xml:space="preserve">real-time</w:t>
-      </w:r>
-      <w:r>
-        <w:rPr>
-          <w:sz w:val="22"/>
-          <w:szCs w:val="22"/>
-          <w:rtl w:val="0"/>
-        </w:rPr>
-        <w:t xml:space="preserve">.</w:t>
-      </w:r>
-    </w:p>
-    <w:p>
-      <w:pPr>
-        <w:numPr>
-          <w:ilvl w:val="0"/>
-          <w:numId w:val="4"/>
-        </w:numPr>
-        <w:spacing w:after="0" w:afterAutospacing="0" w:before="0" w:beforeAutospacing="0" w:lineRule="auto"/>
-        <w:ind w:left="720" w:hanging="360"/>
-        <w:rPr>
-          <w:sz w:val="22"/>
-          <w:szCs w:val="22"/>
-        </w:rPr>
-      </w:pPr>
-      <w:r>
-        <w:rPr>
-          <w:b w:val="1"/>
-          <w:bCs w:val="1"/>
-          <w:sz w:val="22"/>
-          <w:szCs w:val="22"/>
-          <w:rtl w:val="0"/>
-        </w:rPr>
-        <w:t xml:space="preserve">NLP Framework (e.g., Hugging Face):</w:t>
-      </w:r>
-      <w:r>
-        <w:rPr>
-          <w:sz w:val="22"/>
-          <w:szCs w:val="22"/>
-          <w:rtl w:val="0"/>
-        </w:rPr>
-        <w:t xml:space="preserve"> Library di sisi server untuk mengklasifikasikan kategori produk secara otomatis berdasarkan deskripsi teks.</w:t>
-      </w:r>
-    </w:p>
-    <w:p>
-      <w:pPr>
-        <w:numPr>
-          <w:ilvl w:val="0"/>
-          <w:numId w:val="4"/>
-        </w:numPr>
-        <w:spacing w:after="240" w:before="0" w:beforeAutospacing="0" w:lineRule="auto"/>
-        <w:ind w:left="720" w:hanging="360"/>
-        <w:rPr>
-          <w:sz w:val="22"/>
-          <w:szCs w:val="22"/>
-        </w:rPr>
-      </w:pPr>
-      <w:r>
-        <w:rPr>
-          <w:b w:val="1"/>
-          <w:bCs w:val="1"/>
-          <w:sz w:val="22"/>
-          <w:szCs w:val="22"/>
-          <w:rtl w:val="0"/>
-        </w:rPr>
-        <w:t xml:space="preserve">Operating Systems:</w:t>
-      </w:r>
-      <w:r>
-        <w:rPr>
-          <w:sz w:val="22"/>
-          <w:szCs w:val="22"/>
-          <w:rtl w:val="0"/>
-        </w:rPr>
-        <w:t xml:space="preserve"> Mendukung sistem operasi desktop seperti Windows 10/11, macOS, dan Linux melalui peramban web modern.</w:t>
-      </w:r>
-      <w:r>
-        <w:rPr>
-          <w:rtl w:val="0"/>
-        </w:rPr>
-      </w:r>
-    </w:p>
-    <w:p>
-      <w:pPr>
-        <w:pStyle w:val="Heading2"/>
-        <w:numPr>
-          <w:ilvl w:val="1"/>
-          <w:numId w:val="10"/>
-        </w:numPr>
-        <w:ind w:left="0" w:firstLine="0"/>
-        <w:rPr>
-          <w:rFonts w:ascii="Times New Roman" w:cs="Times New Roman" w:eastAsia="Times New Roman" w:hAnsi="Times New Roman"/>
-          <w:vertAlign w:val="baseline"/>
-        </w:rPr>
-      </w:pPr>
-      <w:r>
-        <w:rPr>
-          <w:rFonts w:ascii="Times New Roman" w:cs="Times New Roman" w:eastAsia="Times New Roman" w:hAnsi="Times New Roman"/>
-          <w:vertAlign w:val="baseline"/>
-          <w:rtl w:val="0"/>
-        </w:rPr>
-        <w:t xml:space="preserve">Communications Interfaces</w:t>
-      </w:r>
-      <w:r>
-        <w:rPr>
-          <w:rtl w:val="0"/>
-        </w:rPr>
-      </w:r>
-    </w:p>
-    <w:p>
-      <w:pPr>
-        <w:spacing w:after="240" w:before="240" w:lineRule="auto"/>
-        <w:rPr>
-          <w:sz w:val="22"/>
-          <w:szCs w:val="22"/>
-        </w:rPr>
-      </w:pPr>
-      <w:r>
-        <w:rPr>
-          <w:sz w:val="22"/>
-          <w:szCs w:val="22"/>
-          <w:rtl w:val="0"/>
-        </w:rPr>
-        <w:t xml:space="preserve">Standar komunikasi yang diperlukan untuk menjamin keamanan dan kecepatan transfer data:</w:t>
-      </w:r>
-    </w:p>
-    <w:p>
-      <w:pPr>
-        <w:numPr>
-          <w:ilvl w:val="0"/>
-          <w:numId w:val="17"/>
-        </w:numPr>
-        <w:spacing w:after="0" w:afterAutospacing="0" w:before="240" w:lineRule="auto"/>
-        <w:ind w:left="720" w:hanging="360"/>
-        <w:rPr>
-          <w:sz w:val="22"/>
-          <w:szCs w:val="22"/>
-        </w:rPr>
-      </w:pPr>
-      <w:r>
-        <w:rPr>
-          <w:b w:val="1"/>
-          <w:bCs w:val="1"/>
-          <w:sz w:val="22"/>
-          <w:szCs w:val="22"/>
-          <w:rtl w:val="0"/>
-        </w:rPr>
-        <w:t xml:space="preserve">HTTP/HTTPS:</w:t>
-      </w:r>
-      <w:r>
-        <w:rPr>
-          <w:sz w:val="22"/>
-          <w:szCs w:val="22"/>
-          <w:rtl w:val="0"/>
-        </w:rPr>
-        <w:t xml:space="preserve"> Seluruh komunikasi wajib menggunakan protokol </w:t>
-      </w:r>
-      <w:r>
-        <w:rPr>
-          <w:i w:val="1"/>
-          <w:iCs w:val="1"/>
-          <w:sz w:val="22"/>
-          <w:szCs w:val="22"/>
-          <w:rtl w:val="0"/>
-        </w:rPr>
-        <w:t xml:space="preserve">HTTPS (TLS 1.2+)</w:t>
-      </w:r>
-      <w:r>
-        <w:rPr>
-          <w:sz w:val="22"/>
-          <w:szCs w:val="22"/>
-          <w:rtl w:val="0"/>
-        </w:rPr>
-        <w:t xml:space="preserve"> untuk enkripsi data.</w:t>
-      </w:r>
-    </w:p>
-    <w:p>
-      <w:pPr>
-        <w:numPr>
-          <w:ilvl w:val="0"/>
-          <w:numId w:val="17"/>
-        </w:numPr>
-        <w:spacing w:after="0" w:afterAutospacing="0" w:before="0" w:beforeAutospacing="0" w:lineRule="auto"/>
-        <w:ind w:left="720" w:hanging="360"/>
-        <w:rPr>
-          <w:sz w:val="22"/>
-          <w:szCs w:val="22"/>
-        </w:rPr>
-      </w:pPr>
-      <w:r>
-        <w:rPr>
-          <w:b w:val="1"/>
-          <w:bCs w:val="1"/>
-          <w:sz w:val="22"/>
-          <w:szCs w:val="22"/>
-          <w:rtl w:val="0"/>
-        </w:rPr>
-        <w:t xml:space="preserve">RESTful API:</w:t>
-      </w:r>
-      <w:r>
-        <w:rPr>
-          <w:sz w:val="22"/>
-          <w:szCs w:val="22"/>
-          <w:rtl w:val="0"/>
-        </w:rPr>
-        <w:t xml:space="preserve"> Arsitektur utama pertukaran data dengan format pesan berbasis </w:t>
-      </w:r>
-      <w:r>
-        <w:rPr>
-          <w:i w:val="1"/>
-          <w:iCs w:val="1"/>
-          <w:sz w:val="22"/>
-          <w:szCs w:val="22"/>
-          <w:rtl w:val="0"/>
-        </w:rPr>
-        <w:t xml:space="preserve">JSON</w:t>
-      </w:r>
-      <w:r>
-        <w:rPr>
-          <w:sz w:val="22"/>
-          <w:szCs w:val="22"/>
-          <w:rtl w:val="0"/>
-        </w:rPr>
-        <w:t xml:space="preserve">.</w:t>
-      </w:r>
-    </w:p>
-    <w:p>
-      <w:pPr>
-        <w:numPr>
-          <w:ilvl w:val="0"/>
-          <w:numId w:val="17"/>
-        </w:numPr>
-        <w:spacing w:after="0" w:afterAutospacing="0" w:before="0" w:beforeAutospacing="0" w:lineRule="auto"/>
-        <w:ind w:left="720" w:hanging="360"/>
-        <w:rPr>
-          <w:sz w:val="22"/>
-          <w:szCs w:val="22"/>
-        </w:rPr>
-      </w:pPr>
-      <w:r>
-        <w:rPr>
-          <w:b w:val="1"/>
-          <w:bCs w:val="1"/>
-          <w:sz w:val="22"/>
-          <w:szCs w:val="22"/>
-          <w:rtl w:val="0"/>
-        </w:rPr>
-        <w:t xml:space="preserve">Web Notifications:</w:t>
-      </w:r>
-      <w:r>
-        <w:rPr>
-          <w:sz w:val="22"/>
-          <w:szCs w:val="22"/>
-          <w:rtl w:val="0"/>
-        </w:rPr>
-        <w:t xml:space="preserve"> Menggunakan </w:t>
-      </w:r>
-      <w:r>
-        <w:rPr>
-          <w:i w:val="1"/>
-          <w:iCs w:val="1"/>
-          <w:sz w:val="22"/>
-          <w:szCs w:val="22"/>
-          <w:rtl w:val="0"/>
-        </w:rPr>
-        <w:t xml:space="preserve">Web Push API</w:t>
-      </w:r>
-      <w:r>
-        <w:rPr>
-          <w:sz w:val="22"/>
-          <w:szCs w:val="22"/>
-          <w:rtl w:val="0"/>
-        </w:rPr>
-        <w:t xml:space="preserve"> untuk mengirimkan pembaruan status transaksi ke peramban pengguna.</w:t>
-      </w:r>
-    </w:p>
-    <w:p>
-      <w:pPr>
-        <w:numPr>
-          <w:ilvl w:val="0"/>
-          <w:numId w:val="17"/>
-        </w:numPr>
-        <w:spacing w:after="0" w:afterAutospacing="0" w:before="0" w:beforeAutospacing="0" w:lineRule="auto"/>
-        <w:ind w:left="720" w:hanging="360"/>
-        <w:rPr>
-          <w:sz w:val="22"/>
-          <w:szCs w:val="22"/>
-        </w:rPr>
-      </w:pPr>
-      <w:r>
-        <w:rPr>
-          <w:b w:val="1"/>
-          <w:bCs w:val="1"/>
-          <w:sz w:val="22"/>
-          <w:szCs w:val="22"/>
-          <w:rtl w:val="0"/>
-        </w:rPr>
-        <w:t xml:space="preserve">E-mail (SMTP):</w:t>
-      </w:r>
-      <w:r>
-        <w:rPr>
-          <w:sz w:val="22"/>
-          <w:szCs w:val="22"/>
-          <w:rtl w:val="0"/>
-        </w:rPr>
-        <w:t xml:space="preserve"> Digunakan untuk pengiriman bukti </w:t>
-      </w:r>
-      <w:r>
-        <w:rPr>
-          <w:i w:val="1"/>
-          <w:iCs w:val="1"/>
-          <w:sz w:val="22"/>
-          <w:szCs w:val="22"/>
-          <w:rtl w:val="0"/>
-        </w:rPr>
-        <w:t xml:space="preserve">invoice</w:t>
-      </w:r>
-      <w:r>
-        <w:rPr>
-          <w:sz w:val="22"/>
-          <w:szCs w:val="22"/>
-          <w:rtl w:val="0"/>
-        </w:rPr>
-        <w:t xml:space="preserve">, verifikasi OTP, dan laporan transaksi kepada pengguna.</w:t>
-      </w:r>
-    </w:p>
-    <w:p>
-      <w:pPr>
-        <w:numPr>
-          <w:ilvl w:val="0"/>
-          <w:numId w:val="17"/>
-        </w:numPr>
-        <w:spacing w:after="240" w:before="0" w:beforeAutospacing="0" w:lineRule="auto"/>
-        <w:ind w:left="720" w:hanging="360"/>
-        <w:rPr>
-          <w:sz w:val="22"/>
-          <w:szCs w:val="22"/>
-        </w:rPr>
-      </w:pPr>
-      <w:r>
-        <w:rPr>
-          <w:b w:val="1"/>
-          <w:bCs w:val="1"/>
-          <w:sz w:val="22"/>
-          <w:szCs w:val="22"/>
-          <w:rtl w:val="0"/>
-        </w:rPr>
-        <w:t xml:space="preserve">Data Transfer Rate:</w:t>
-      </w:r>
-      <w:r>
-        <w:rPr>
-          <w:sz w:val="22"/>
-          <w:szCs w:val="22"/>
-          <w:rtl w:val="0"/>
-        </w:rPr>
-        <w:t xml:space="preserve"> Sistem dioptimalkan untuk tetap berfungsi pada kecepatan koneksi minimal 256 kbps, namun memerlukan koneksi lebih cepat untuk unggah foto produk beresolusi tinggi.</w:t>
-      </w:r>
-      <w:r>
-        <w:rPr>
-          <w:rtl w:val="0"/>
-        </w:rPr>
-      </w:r>
-    </w:p>
-    <w:p>
-      <w:pPr>
-        <w:pStyle w:val="Heading1"/>
-        <w:numPr>
-          <w:ilvl w:val="0"/>
-          <w:numId w:val="10"/>
         </w:numPr>
         <w:ind w:left="0" w:firstLine="0"/>
         <w:rPr>
@@ -9367,7 +9465,7 @@
         <w:pStyle w:val="Heading2"/>
         <w:numPr>
           <w:ilvl w:val="1"/>
-          <w:numId w:val="10"/>
+          <w:numId w:val="13"/>
         </w:numPr>
         <w:ind w:left="0" w:firstLine="0"/>
         <w:rPr>
@@ -9963,7 +10061,7 @@
         <w:pStyle w:val="Heading2"/>
         <w:numPr>
           <w:ilvl w:val="1"/>
-          <w:numId w:val="10"/>
+          <w:numId w:val="13"/>
         </w:numPr>
         <w:ind w:left="0" w:firstLine="0"/>
         <w:rPr>
@@ -9985,7 +10083,7 @@
         <w:pStyle w:val="Heading1"/>
         <w:numPr>
           <w:ilvl w:val="0"/>
-          <w:numId w:val="10"/>
+          <w:numId w:val="13"/>
         </w:numPr>
         <w:ind w:left="0" w:firstLine="0"/>
         <w:rPr>
@@ -10009,7 +10107,7 @@
         <w:pStyle w:val="Heading2"/>
         <w:numPr>
           <w:ilvl w:val="1"/>
-          <w:numId w:val="10"/>
+          <w:numId w:val="13"/>
         </w:numPr>
         <w:ind w:left="0" w:firstLine="0"/>
         <w:rPr>
@@ -10084,7 +10182,7 @@
         <w:pStyle w:val="Heading2"/>
         <w:numPr>
           <w:ilvl w:val="1"/>
-          <w:numId w:val="10"/>
+          <w:numId w:val="13"/>
         </w:numPr>
         <w:ind w:left="0" w:firstLine="0"/>
         <w:rPr>
@@ -10157,7 +10255,7 @@
         <w:pStyle w:val="Heading2"/>
         <w:numPr>
           <w:ilvl w:val="1"/>
-          <w:numId w:val="10"/>
+          <w:numId w:val="13"/>
         </w:numPr>
         <w:ind w:left="0" w:firstLine="0"/>
         <w:rPr>
@@ -10230,7 +10328,7 @@
         <w:pStyle w:val="Heading2"/>
         <w:numPr>
           <w:ilvl w:val="1"/>
-          <w:numId w:val="10"/>
+          <w:numId w:val="13"/>
         </w:numPr>
         <w:ind w:left="0" w:firstLine="0"/>
         <w:rPr>
@@ -10303,7 +10401,7 @@
         <w:pStyle w:val="Heading2"/>
         <w:numPr>
           <w:ilvl w:val="1"/>
-          <w:numId w:val="10"/>
+          <w:numId w:val="13"/>
         </w:numPr>
         <w:ind w:left="0" w:firstLine="0"/>
         <w:rPr>
@@ -10376,7 +10474,7 @@
         <w:pStyle w:val="Heading1"/>
         <w:numPr>
           <w:ilvl w:val="0"/>
-          <w:numId w:val="10"/>
+          <w:numId w:val="13"/>
         </w:numPr>
         <w:ind w:left="0" w:firstLine="0"/>
         <w:rPr>
@@ -10807,7 +10905,7 @@
         <w:pStyle w:val="Heading1"/>
         <w:numPr>
           <w:ilvl w:val="0"/>
-          <w:numId w:val="10"/>
+          <w:numId w:val="13"/>
         </w:numPr>
         <w:rPr>
           <w:rFonts w:ascii="Times New Roman" w:cs="Times New Roman" w:eastAsia="Times New Roman" w:hAnsi="Times New Roman"/>
@@ -10850,12 +10948,12 @@
             <wp:extent cx="4315778" cy="3612232"/>
             <wp:effectExtent b="0" l="0" r="0" t="0"/>
             <wp:wrapTopAndBottom distB="114300" distT="114300"/>
-            <wp:docPr id="2" name="image4.png"/>
+            <wp:docPr id="3" name="image2.png"/>
             <a:graphic>
               <a:graphicData uri="http://schemas.openxmlformats.org/drawingml/2006/picture">
                 <pic:pic>
                   <pic:nvPicPr>
-                    <pic:cNvPr id="0" name="image4.png"/>
+                    <pic:cNvPr id="0" name="image2.png"/>
                     <pic:cNvPicPr preferRelativeResize="0"/>
                   </pic:nvPicPr>
                   <pic:blipFill>
@@ -10918,12 +11016,12 @@
           <wp:inline distB="114300" distT="114300" distL="114300" distR="114300">
             <wp:extent cx="4265965" cy="3290888"/>
             <wp:effectExtent b="0" l="0" r="0" t="0"/>
-            <wp:docPr id="11" name="image1.png"/>
+            <wp:docPr id="13" name="image4.png"/>
             <a:graphic>
               <a:graphicData uri="http://schemas.openxmlformats.org/drawingml/2006/picture">
                 <pic:pic>
                   <pic:nvPicPr>
-                    <pic:cNvPr id="0" name="image1.png"/>
+                    <pic:cNvPr id="0" name="image4.png"/>
                     <pic:cNvPicPr preferRelativeResize="0"/>
                   </pic:nvPicPr>
                   <pic:blipFill>
@@ -13635,12 +13733,12 @@
             <wp:extent cx="3903420" cy="3059650"/>
             <wp:effectExtent b="0" l="0" r="0" t="0"/>
             <wp:wrapTopAndBottom distB="114300" distT="114300"/>
-            <wp:docPr id="12" name="image6.png"/>
+            <wp:docPr id="14" name="image8.png"/>
             <a:graphic>
               <a:graphicData uri="http://schemas.openxmlformats.org/drawingml/2006/picture">
                 <pic:pic>
                   <pic:nvPicPr>
-                    <pic:cNvPr id="0" name="image6.png"/>
+                    <pic:cNvPr id="0" name="image8.png"/>
                     <pic:cNvPicPr preferRelativeResize="0"/>
                   </pic:nvPicPr>
                   <pic:blipFill>
@@ -13831,12 +13929,12 @@
           <wp:inline distB="114300" distT="114300" distL="114300" distR="114300">
             <wp:extent cx="4130815" cy="3366325"/>
             <wp:effectExtent b="0" l="0" r="0" t="0"/>
-            <wp:docPr id="9" name="image10.png"/>
+            <wp:docPr id="10" name="image1.png"/>
             <a:graphic>
               <a:graphicData uri="http://schemas.openxmlformats.org/drawingml/2006/picture">
                 <pic:pic>
                   <pic:nvPicPr>
-                    <pic:cNvPr id="0" name="image10.png"/>
+                    <pic:cNvPr id="0" name="image1.png"/>
                     <pic:cNvPicPr preferRelativeResize="0"/>
                   </pic:nvPicPr>
                   <pic:blipFill>
@@ -13911,12 +14009,12 @@
           <wp:inline distB="114300" distT="114300" distL="114300" distR="114300">
             <wp:extent cx="4138877" cy="3297822"/>
             <wp:effectExtent b="0" l="0" r="0" t="0"/>
-            <wp:docPr id="10" name="image13.png"/>
+            <wp:docPr id="12" name="image11.png"/>
             <a:graphic>
               <a:graphicData uri="http://schemas.openxmlformats.org/drawingml/2006/picture">
                 <pic:pic>
                   <pic:nvPicPr>
-                    <pic:cNvPr id="0" name="image13.png"/>
+                    <pic:cNvPr id="0" name="image11.png"/>
                     <pic:cNvPicPr preferRelativeResize="0"/>
                   </pic:nvPicPr>
                   <pic:blipFill>
@@ -14002,12 +14100,12 @@
           <wp:inline distB="114300" distT="114300" distL="114300" distR="114300">
             <wp:extent cx="4139602" cy="3298889"/>
             <wp:effectExtent b="0" l="0" r="0" t="0"/>
-            <wp:docPr id="5" name="image7.png"/>
+            <wp:docPr id="6" name="image6.png"/>
             <a:graphic>
               <a:graphicData uri="http://schemas.openxmlformats.org/drawingml/2006/picture">
                 <pic:pic>
                   <pic:nvPicPr>
-                    <pic:cNvPr id="0" name="image7.png"/>
+                    <pic:cNvPr id="0" name="image6.png"/>
                     <pic:cNvPicPr preferRelativeResize="0"/>
                   </pic:nvPicPr>
                   <pic:blipFill>
@@ -14071,12 +14169,12 @@
           <wp:inline distB="114300" distT="114300" distL="114300" distR="114300">
             <wp:extent cx="4176829" cy="3269247"/>
             <wp:effectExtent b="0" l="0" r="0" t="0"/>
-            <wp:docPr id="4" name="image12.png"/>
+            <wp:docPr id="5" name="image3.png"/>
             <a:graphic>
               <a:graphicData uri="http://schemas.openxmlformats.org/drawingml/2006/picture">
                 <pic:pic>
                   <pic:nvPicPr>
-                    <pic:cNvPr id="0" name="image12.png"/>
+                    <pic:cNvPr id="0" name="image3.png"/>
                     <pic:cNvPicPr preferRelativeResize="0"/>
                   </pic:nvPicPr>
                   <pic:blipFill>
@@ -14162,12 +14260,12 @@
           <wp:inline distB="114300" distT="114300" distL="114300" distR="114300">
             <wp:extent cx="4255875" cy="3461575"/>
             <wp:effectExtent b="0" l="0" r="0" t="0"/>
-            <wp:docPr id="13" name="image9.png"/>
+            <wp:docPr id="15" name="image7.png"/>
             <a:graphic>
               <a:graphicData uri="http://schemas.openxmlformats.org/drawingml/2006/picture">
                 <pic:pic>
                   <pic:nvPicPr>
-                    <pic:cNvPr id="0" name="image9.png"/>
+                    <pic:cNvPr id="0" name="image7.png"/>
                     <pic:cNvPicPr preferRelativeResize="0"/>
                   </pic:nvPicPr>
                   <pic:blipFill>
@@ -14242,12 +14340,12 @@
           <wp:inline distB="114300" distT="114300" distL="114300" distR="114300">
             <wp:extent cx="4244604" cy="3393834"/>
             <wp:effectExtent b="0" l="0" r="0" t="0"/>
-            <wp:docPr id="1" name="image11.png"/>
+            <wp:docPr id="1" name="image12.png"/>
             <a:graphic>
               <a:graphicData uri="http://schemas.openxmlformats.org/drawingml/2006/picture">
                 <pic:pic>
                   <pic:nvPicPr>
-                    <pic:cNvPr id="0" name="image11.png"/>
+                    <pic:cNvPr id="0" name="image12.png"/>
                     <pic:cNvPicPr preferRelativeResize="0"/>
                   </pic:nvPicPr>
                   <pic:blipFill>
@@ -14345,12 +14443,12 @@
           <wp:inline distB="114300" distT="114300" distL="114300" distR="114300">
             <wp:extent cx="3810953" cy="3435354"/>
             <wp:effectExtent b="0" l="0" r="0" t="0"/>
-            <wp:docPr id="8" name="image3.png"/>
+            <wp:docPr id="9" name="image5.png"/>
             <a:graphic>
               <a:graphicData uri="http://schemas.openxmlformats.org/drawingml/2006/picture">
                 <pic:pic>
                   <pic:nvPicPr>
-                    <pic:cNvPr id="0" name="image3.png"/>
+                    <pic:cNvPr id="0" name="image5.png"/>
                     <pic:cNvPicPr preferRelativeResize="0"/>
                   </pic:nvPicPr>
                   <pic:blipFill>
@@ -14414,12 +14512,12 @@
           <wp:inline distB="114300" distT="114300" distL="114300" distR="114300">
             <wp:extent cx="3995206" cy="3287535"/>
             <wp:effectExtent b="0" l="0" r="0" t="0"/>
-            <wp:docPr id="6" name="image2.png"/>
+            <wp:docPr id="7" name="image14.png"/>
             <a:graphic>
               <a:graphicData uri="http://schemas.openxmlformats.org/drawingml/2006/picture">
                 <pic:pic>
                   <pic:nvPicPr>
-                    <pic:cNvPr id="0" name="image2.png"/>
+                    <pic:cNvPr id="0" name="image14.png"/>
                     <pic:cNvPicPr preferRelativeResize="0"/>
                   </pic:nvPicPr>
                   <pic:blipFill>
@@ -14483,12 +14581,12 @@
           <wp:inline distB="114300" distT="114300" distL="114300" distR="114300">
             <wp:extent cx="6126480" cy="2908300"/>
             <wp:effectExtent b="0" l="0" r="0" t="0"/>
-            <wp:docPr id="7" name="image8.png"/>
+            <wp:docPr id="8" name="image10.png"/>
             <a:graphic>
               <a:graphicData uri="http://schemas.openxmlformats.org/drawingml/2006/picture">
                 <pic:pic>
                   <pic:nvPicPr>
-                    <pic:cNvPr id="0" name="image8.png"/>
+                    <pic:cNvPr id="0" name="image10.png"/>
                     <pic:cNvPicPr preferRelativeResize="0"/>
                   </pic:nvPicPr>
                   <pic:blipFill>
@@ -14552,12 +14650,12 @@
           <wp:inline distB="114300" distT="114300" distL="114300" distR="114300">
             <wp:extent cx="4830128" cy="3252350"/>
             <wp:effectExtent b="0" l="0" r="0" t="0"/>
-            <wp:docPr id="3" name="image5.png"/>
+            <wp:docPr id="4" name="image9.png"/>
             <a:graphic>
               <a:graphicData uri="http://schemas.openxmlformats.org/drawingml/2006/picture">
                 <pic:pic>
                   <pic:nvPicPr>
-                    <pic:cNvPr id="0" name="image5.png"/>
+                    <pic:cNvPr id="0" name="image9.png"/>
                     <pic:cNvPicPr preferRelativeResize="0"/>
                   </pic:nvPicPr>
                   <pic:blipFill>
@@ -14647,7 +14745,7 @@
         <w:pStyle w:val="Heading1"/>
         <w:numPr>
           <w:ilvl w:val="0"/>
-          <w:numId w:val="10"/>
+          <w:numId w:val="13"/>
         </w:numPr>
       </w:pPr>
       <w:bookmarkStart w:colFirst="0" w:colLast="0" w:name="_17kqepro68a8" w:id="74"/>
@@ -14720,6 +14818,902 @@
         </w:rPr>
         <w:t xml:space="preserve"> </w:t>
       </w:r>
+    </w:p>
+    <w:p>
+      <w:pPr>
+        <w:rPr/>
+      </w:pPr>
+      <w:r>
+        <w:rPr>
+          <w:rtl w:val="0"/>
+        </w:rPr>
+      </w:r>
+    </w:p>
+    <w:p>
+      <w:pPr>
+        <w:rPr/>
+      </w:pPr>
+      <w:r>
+        <w:rPr/>
+        <w:drawing>
+          <wp:inline distB="114300" distT="114300" distL="114300" distR="114300">
+            <wp:extent cx="5943600" cy="3746500"/>
+            <wp:effectExtent b="0" l="0" r="0" t="0"/>
+            <wp:docPr id="2" name="image15.jpg"/>
+            <a:graphic>
+              <a:graphicData uri="http://schemas.openxmlformats.org/drawingml/2006/picture">
+                <pic:pic>
+                  <pic:nvPicPr>
+                    <pic:cNvPr id="0" name="image15.jpg"/>
+                    <pic:cNvPicPr preferRelativeResize="0"/>
+                  </pic:nvPicPr>
+                  <pic:blipFill>
+                    <a:blip r:embed="rId25"/>
+                    <a:srcRect b="0" l="0" r="0" t="0"/>
+                    <a:stretch>
+                      <a:fillRect/>
+                    </a:stretch>
+                  </pic:blipFill>
+                  <pic:spPr>
+                    <a:xfrm>
+                      <a:off x="0" y="0"/>
+                      <a:ext cx="5943600" cy="3746500"/>
+                    </a:xfrm>
+                    <a:prstGeom prst="rect"/>
+                    <a:ln/>
+                  </pic:spPr>
+                </pic:pic>
+              </a:graphicData>
+            </a:graphic>
+          </wp:inline>
+        </w:drawing>
+      </w:r>
+      <w:r>
+        <w:rPr>
+          <w:rtl w:val="0"/>
+        </w:rPr>
+      </w:r>
+    </w:p>
+    <w:p>
+      <w:pPr>
+        <w:spacing w:after="240" w:before="240" w:lineRule="auto"/>
+        <w:rPr/>
+      </w:pPr>
+      <w:r>
+        <w:rPr>
+          <w:rtl w:val="0"/>
+        </w:rPr>
+        <w:t xml:space="preserve">Halaman ini berfungsi sebagai dasbor utama bagi pengguna untuk melihat, mengelola, dan memperbarui informasi identitas pribadi mereka di dalam platform Clovet.</w:t>
+      </w:r>
+    </w:p>
+    <w:p>
+      <w:pPr>
+        <w:spacing w:after="240" w:before="240" w:lineRule="auto"/>
+        <w:rPr/>
+      </w:pPr>
+      <w:r>
+        <w:rPr>
+          <w:rtl w:val="0"/>
+        </w:rPr>
+        <w:t xml:space="preserve">1. Data yang Ditampilkan:</w:t>
+      </w:r>
+    </w:p>
+    <w:p>
+      <w:pPr>
+        <w:spacing w:after="240" w:before="240" w:lineRule="auto"/>
+        <w:rPr/>
+      </w:pPr>
+      <w:r>
+        <w:rPr>
+          <w:rtl w:val="0"/>
+        </w:rPr>
+        <w:t xml:space="preserve">• Profil Singkat (Sidebar Kiri): Menampilkan Foto Profil, Nama Pengguna saat ini ("Cust001"), dan Alamat Email ("cust001@gmail.com").</w:t>
+      </w:r>
+    </w:p>
+    <w:p>
+      <w:pPr>
+        <w:spacing w:after="240" w:before="240" w:lineRule="auto"/>
+        <w:rPr/>
+      </w:pPr>
+      <w:r>
+        <w:rPr>
+          <w:rtl w:val="0"/>
+        </w:rPr>
+        <w:t xml:space="preserve">• Navigasi Global: Header web yang berisi Logo Clovet, Kolom Pencarian, Menu Kategori Utama (Tops, Outerwears, Knitwears &amp; Fleeces, Bottoms, Dresses &amp; Suits), dan Ikon Profil kecil di sudut kanan atas.</w:t>
+      </w:r>
+    </w:p>
+    <w:p>
+      <w:pPr>
+        <w:spacing w:after="240" w:before="240" w:lineRule="auto"/>
+        <w:rPr/>
+      </w:pPr>
+      <w:r>
+        <w:rPr>
+          <w:rtl w:val="0"/>
+        </w:rPr>
+        <w:t xml:space="preserve">• Menu Sidebar: Tautan navigasi akun yang terdiri dari Personal Profile (status aktif), Reset Password, Order Status, dan Logout.</w:t>
+      </w:r>
+    </w:p>
+    <w:p>
+      <w:pPr>
+        <w:spacing w:after="240" w:before="240" w:lineRule="auto"/>
+        <w:rPr/>
+      </w:pPr>
+      <w:r>
+        <w:rPr>
+          <w:rtl w:val="0"/>
+        </w:rPr>
+        <w:t xml:space="preserve">2. Data yang Perlu Dimasukkan:</w:t>
+      </w:r>
+    </w:p>
+    <w:p>
+      <w:pPr>
+        <w:spacing w:after="240" w:before="240" w:lineRule="auto"/>
+        <w:rPr/>
+      </w:pPr>
+      <w:r>
+        <w:rPr>
+          <w:rtl w:val="0"/>
+        </w:rPr>
+        <w:t xml:space="preserve">• Upload new Picture: Input untuk mengunggah atau mengganti foto profil (berupa file picker).</w:t>
+      </w:r>
+    </w:p>
+    <w:p>
+      <w:pPr>
+        <w:spacing w:after="240" w:before="240" w:lineRule="auto"/>
+        <w:rPr/>
+      </w:pPr>
+      <w:r>
+        <w:rPr>
+          <w:rtl w:val="0"/>
+        </w:rPr>
+        <w:t xml:space="preserve">• First Name: Kolom teks untuk nama depan (terlihat sudah terisi data awal "Cust001").</w:t>
+      </w:r>
+    </w:p>
+    <w:p>
+      <w:pPr>
+        <w:spacing w:after="240" w:before="240" w:lineRule="auto"/>
+        <w:rPr/>
+      </w:pPr>
+      <w:r>
+        <w:rPr>
+          <w:rtl w:val="0"/>
+        </w:rPr>
+        <w:t xml:space="preserve">• Last Name: Kolom teks untuk nama belakang (dengan placeholder "Enter your Last Name").</w:t>
+      </w:r>
+    </w:p>
+    <w:p>
+      <w:pPr>
+        <w:spacing w:after="240" w:before="240" w:lineRule="auto"/>
+        <w:rPr/>
+      </w:pPr>
+      <w:r>
+        <w:rPr>
+          <w:rtl w:val="0"/>
+        </w:rPr>
+        <w:t xml:space="preserve">• Email: Kolom teks untuk alamat email (terlihat sudah terisi data awal "cust001@gmail.com").</w:t>
+      </w:r>
+    </w:p>
+    <w:p>
+      <w:pPr>
+        <w:spacing w:after="240" w:before="240" w:lineRule="auto"/>
+        <w:rPr/>
+      </w:pPr>
+      <w:r>
+        <w:rPr>
+          <w:rtl w:val="0"/>
+        </w:rPr>
+        <w:t xml:space="preserve">• Phone Number: Kolom teks untuk nomor telepon (dengan placeholder "Enter your phone number").</w:t>
+      </w:r>
+    </w:p>
+    <w:p>
+      <w:pPr>
+        <w:spacing w:after="240" w:before="240" w:lineRule="auto"/>
+        <w:rPr/>
+      </w:pPr>
+      <w:r>
+        <w:rPr>
+          <w:rtl w:val="0"/>
+        </w:rPr>
+        <w:t xml:space="preserve">3. Aturan Validasi:</w:t>
+      </w:r>
+    </w:p>
+    <w:p>
+      <w:pPr>
+        <w:spacing w:after="240" w:before="240" w:lineRule="auto"/>
+        <w:rPr/>
+      </w:pPr>
+      <w:r>
+        <w:rPr>
+          <w:rtl w:val="0"/>
+        </w:rPr>
+        <w:t xml:space="preserve">• First Name &amp; Last Name:</w:t>
+      </w:r>
+    </w:p>
+    <w:p>
+      <w:pPr>
+        <w:numPr>
+          <w:ilvl w:val="0"/>
+          <w:numId w:val="8"/>
+        </w:numPr>
+        <w:spacing w:after="0" w:afterAutospacing="0" w:before="240" w:lineRule="auto"/>
+        <w:ind w:left="720" w:hanging="360"/>
+        <w:rPr>
+          <w:u w:val="none"/>
+        </w:rPr>
+      </w:pPr>
+      <w:r>
+        <w:rPr>
+          <w:rtl w:val="0"/>
+        </w:rPr>
+        <w:t xml:space="preserve">Hanya menerima input alfabet (huruf) dan spasi.</w:t>
+      </w:r>
+    </w:p>
+    <w:p>
+      <w:pPr>
+        <w:numPr>
+          <w:ilvl w:val="0"/>
+          <w:numId w:val="18"/>
+        </w:numPr>
+        <w:spacing w:after="240" w:before="0" w:beforeAutospacing="0" w:lineRule="auto"/>
+        <w:ind w:left="720" w:hanging="360"/>
+        <w:rPr>
+          <w:u w:val="none"/>
+        </w:rPr>
+      </w:pPr>
+      <w:r>
+        <w:rPr>
+          <w:rtl w:val="0"/>
+        </w:rPr>
+        <w:t xml:space="preserve"> Batas maksimal karakter (50 karakter).</w:t>
+      </w:r>
+    </w:p>
+    <w:p>
+      <w:pPr>
+        <w:spacing w:after="240" w:before="240" w:lineRule="auto"/>
+        <w:rPr/>
+      </w:pPr>
+      <w:r>
+        <w:rPr>
+          <w:rtl w:val="0"/>
+        </w:rPr>
+        <w:t xml:space="preserve">• Email:</w:t>
+      </w:r>
+    </w:p>
+    <w:p>
+      <w:pPr>
+        <w:numPr>
+          <w:ilvl w:val="0"/>
+          <w:numId w:val="23"/>
+        </w:numPr>
+        <w:spacing w:after="240" w:before="240" w:lineRule="auto"/>
+        <w:ind w:left="720" w:hanging="360"/>
+        <w:rPr>
+          <w:u w:val="none"/>
+        </w:rPr>
+      </w:pPr>
+      <w:r>
+        <w:rPr>
+          <w:rtl w:val="0"/>
+        </w:rPr>
+        <w:t xml:space="preserve">Harus memenuhi format email yang standar (mengandung karakter @ dan ekstensi domain yang valid, contoh: nama@domain.com).</w:t>
+      </w:r>
+    </w:p>
+    <w:p>
+      <w:pPr>
+        <w:spacing w:after="240" w:before="240" w:lineRule="auto"/>
+        <w:rPr/>
+      </w:pPr>
+      <w:r>
+        <w:rPr>
+          <w:rtl w:val="0"/>
+        </w:rPr>
+        <w:t xml:space="preserve">• Phone Number:</w:t>
+      </w:r>
+    </w:p>
+    <w:p>
+      <w:pPr>
+        <w:numPr>
+          <w:ilvl w:val="0"/>
+          <w:numId w:val="25"/>
+        </w:numPr>
+        <w:spacing w:after="0" w:afterAutospacing="0" w:before="240" w:lineRule="auto"/>
+        <w:ind w:left="720" w:hanging="360"/>
+        <w:rPr>
+          <w:u w:val="none"/>
+        </w:rPr>
+      </w:pPr>
+      <w:r>
+        <w:rPr>
+          <w:rtl w:val="0"/>
+        </w:rPr>
+        <w:t xml:space="preserve">Hanya menerima input numerik (angka).</w:t>
+      </w:r>
+    </w:p>
+    <w:p>
+      <w:pPr>
+        <w:numPr>
+          <w:ilvl w:val="0"/>
+          <w:numId w:val="25"/>
+        </w:numPr>
+        <w:spacing w:after="240" w:before="0" w:beforeAutospacing="0" w:lineRule="auto"/>
+        <w:ind w:left="720" w:hanging="360"/>
+        <w:rPr>
+          <w:u w:val="none"/>
+        </w:rPr>
+      </w:pPr>
+      <w:r>
+        <w:rPr>
+          <w:rtl w:val="0"/>
+        </w:rPr>
+        <w:t xml:space="preserve">Validasi panjang karakter (minimal 10 digit, maksimal 15 digit).</w:t>
+      </w:r>
+    </w:p>
+    <w:p>
+      <w:pPr>
+        <w:spacing w:after="240" w:before="240" w:lineRule="auto"/>
+        <w:rPr/>
+      </w:pPr>
+      <w:r>
+        <w:rPr>
+          <w:rtl w:val="0"/>
+        </w:rPr>
+        <w:t xml:space="preserve">• Upload Picture:</w:t>
+      </w:r>
+    </w:p>
+    <w:p>
+      <w:pPr>
+        <w:numPr>
+          <w:ilvl w:val="0"/>
+          <w:numId w:val="22"/>
+        </w:numPr>
+        <w:spacing w:after="0" w:afterAutospacing="0" w:before="240" w:lineRule="auto"/>
+        <w:ind w:left="720" w:hanging="360"/>
+        <w:rPr>
+          <w:u w:val="none"/>
+        </w:rPr>
+      </w:pPr>
+      <w:r>
+        <w:rPr>
+          <w:rtl w:val="0"/>
+        </w:rPr>
+        <w:t xml:space="preserve">Format file harus berupa gambar (JPEG, JPG, atau PNG).</w:t>
+      </w:r>
+    </w:p>
+    <w:p>
+      <w:pPr>
+        <w:numPr>
+          <w:ilvl w:val="0"/>
+          <w:numId w:val="22"/>
+        </w:numPr>
+        <w:spacing w:after="240" w:before="0" w:beforeAutospacing="0" w:lineRule="auto"/>
+        <w:ind w:left="720" w:hanging="360"/>
+        <w:rPr>
+          <w:u w:val="none"/>
+        </w:rPr>
+      </w:pPr>
+      <w:r>
+        <w:rPr>
+          <w:rtl w:val="0"/>
+        </w:rPr>
+        <w:t xml:space="preserve">Batas ukuran file maksimal (maksimal 5MB).</w:t>
+      </w:r>
+    </w:p>
+    <w:p>
+      <w:pPr>
+        <w:spacing w:after="240" w:before="240" w:lineRule="auto"/>
+        <w:rPr/>
+      </w:pPr>
+      <w:r>
+        <w:rPr>
+          <w:rtl w:val="0"/>
+        </w:rPr>
+        <w:t xml:space="preserve">4. Interaksi dan Aksi:</w:t>
+      </w:r>
+    </w:p>
+    <w:p>
+      <w:pPr>
+        <w:spacing w:after="240" w:before="240" w:lineRule="auto"/>
+        <w:rPr/>
+      </w:pPr>
+      <w:r>
+        <w:rPr>
+          <w:rtl w:val="0"/>
+        </w:rPr>
+        <w:t xml:space="preserve">• Tombol "Submit" (Hijau): Saat diklik, sistem akan memvalidasi semua input form. Jika lolos validasi, data akan disimpan ke database dan sistem memunculkan feedback visual (misal: pop up "Profile updated successfully"). Jika gagal, pesan error akan muncul di bawah kolom yang bermasalah.</w:t>
+      </w:r>
+    </w:p>
+    <w:p>
+      <w:pPr>
+        <w:spacing w:after="240" w:before="240" w:lineRule="auto"/>
+        <w:rPr/>
+      </w:pPr>
+      <w:r>
+        <w:rPr>
+          <w:rtl w:val="0"/>
+        </w:rPr>
+        <w:t xml:space="preserve">• Tombol "Logout" (Merah): Memutus sesi pengguna dan mengarahkan kembali ke halaman utama (Homepage)</w:t>
+      </w:r>
+    </w:p>
+    <w:p>
+      <w:pPr>
+        <w:spacing w:after="240" w:before="240" w:lineRule="auto"/>
+        <w:rPr/>
+      </w:pPr>
+      <w:r>
+        <w:rPr>
+          <w:rtl w:val="0"/>
+        </w:rPr>
+      </w:r>
+    </w:p>
+    <w:p>
+      <w:pPr>
+        <w:spacing w:after="240" w:before="240" w:lineRule="auto"/>
+        <w:rPr/>
+      </w:pPr>
+      <w:r>
+        <w:rPr/>
+        <w:drawing>
+          <wp:inline distB="114300" distT="114300" distL="114300" distR="114300">
+            <wp:extent cx="5943600" cy="4343400"/>
+            <wp:effectExtent b="0" l="0" r="0" t="0"/>
+            <wp:docPr id="11" name="image13.jpg"/>
+            <a:graphic>
+              <a:graphicData uri="http://schemas.openxmlformats.org/drawingml/2006/picture">
+                <pic:pic>
+                  <pic:nvPicPr>
+                    <pic:cNvPr id="0" name="image13.jpg"/>
+                    <pic:cNvPicPr preferRelativeResize="0"/>
+                  </pic:nvPicPr>
+                  <pic:blipFill>
+                    <a:blip r:embed="rId26"/>
+                    <a:srcRect b="0" l="0" r="0" t="0"/>
+                    <a:stretch>
+                      <a:fillRect/>
+                    </a:stretch>
+                  </pic:blipFill>
+                  <pic:spPr>
+                    <a:xfrm>
+                      <a:off x="0" y="0"/>
+                      <a:ext cx="5943600" cy="4343400"/>
+                    </a:xfrm>
+                    <a:prstGeom prst="rect"/>
+                    <a:ln/>
+                  </pic:spPr>
+                </pic:pic>
+              </a:graphicData>
+            </a:graphic>
+          </wp:inline>
+        </w:drawing>
+      </w:r>
+      <w:r>
+        <w:rPr>
+          <w:rtl w:val="0"/>
+        </w:rPr>
+      </w:r>
+    </w:p>
+    <w:p>
+      <w:pPr>
+        <w:spacing w:after="240" w:before="240" w:lineRule="auto"/>
+        <w:rPr/>
+      </w:pPr>
+      <w:r>
+        <w:rPr>
+          <w:rtl w:val="0"/>
+        </w:rPr>
+        <w:t xml:space="preserve">Halaman ini berfungsi sebagai etalase utama bagi pembeli untuk mencari, memfilter, mengurutkan, dan melihat daftar produk pakaian premium yang tersedia di platform Clovet.</w:t>
+      </w:r>
+    </w:p>
+    <w:p>
+      <w:pPr>
+        <w:spacing w:after="240" w:before="240" w:lineRule="auto"/>
+        <w:rPr/>
+      </w:pPr>
+      <w:r>
+        <w:rPr>
+          <w:rtl w:val="0"/>
+        </w:rPr>
+        <w:t xml:space="preserve">1. Data yang Ditampilkan:</w:t>
+      </w:r>
+    </w:p>
+    <w:p>
+      <w:pPr>
+        <w:spacing w:after="240" w:before="240" w:lineRule="auto"/>
+        <w:rPr/>
+      </w:pPr>
+      <w:r>
+        <w:rPr>
+          <w:rtl w:val="0"/>
+        </w:rPr>
+        <w:t xml:space="preserve">• Navigasi Global: Menampilkan Logo Clovet, kolom pencarian, kategori cepat (Tops, Outerwears, Knitwears &amp; Fleeces, Bottoms, Dresses &amp; Suits), dan ikon foto profil pengguna yang sedang login.</w:t>
+      </w:r>
+    </w:p>
+    <w:p>
+      <w:pPr>
+        <w:spacing w:after="240" w:before="240" w:lineRule="auto"/>
+        <w:rPr/>
+      </w:pPr>
+      <w:r>
+        <w:rPr>
+          <w:rtl w:val="0"/>
+        </w:rPr>
+        <w:t xml:space="preserve">• Status Filter Aktif: Menampilkan informasi tag filter yang sedang digunakan (contoh di gambar: tag "Tops") beserta tombol "Reset".</w:t>
+      </w:r>
+    </w:p>
+    <w:p>
+      <w:pPr>
+        <w:spacing w:after="240" w:before="240" w:lineRule="auto"/>
+        <w:rPr/>
+      </w:pPr>
+      <w:r>
+        <w:rPr>
+          <w:rtl w:val="0"/>
+        </w:rPr>
+        <w:t xml:space="preserve">• Daftar Produk: Menampilkan kartu produk secara berjejer. Setiap kartu memuat:</w:t>
+      </w:r>
+    </w:p>
+    <w:p>
+      <w:pPr>
+        <w:numPr>
+          <w:ilvl w:val="0"/>
+          <w:numId w:val="11"/>
+        </w:numPr>
+        <w:spacing w:after="0" w:afterAutospacing="0" w:before="240" w:lineRule="auto"/>
+        <w:ind w:left="720" w:hanging="360"/>
+        <w:rPr>
+          <w:u w:val="none"/>
+        </w:rPr>
+      </w:pPr>
+      <w:r>
+        <w:rPr>
+          <w:rtl w:val="0"/>
+        </w:rPr>
+        <w:t xml:space="preserve">Foto Produk.</w:t>
+      </w:r>
+    </w:p>
+    <w:p>
+      <w:pPr>
+        <w:numPr>
+          <w:ilvl w:val="0"/>
+          <w:numId w:val="11"/>
+        </w:numPr>
+        <w:spacing w:after="0" w:afterAutospacing="0" w:before="0" w:beforeAutospacing="0" w:lineRule="auto"/>
+        <w:ind w:left="720" w:hanging="360"/>
+        <w:rPr>
+          <w:u w:val="none"/>
+        </w:rPr>
+      </w:pPr>
+      <w:r>
+        <w:rPr>
+          <w:rtl w:val="0"/>
+        </w:rPr>
+        <w:t xml:space="preserve">Merek Produk ("Clovet").</w:t>
+      </w:r>
+    </w:p>
+    <w:p>
+      <w:pPr>
+        <w:numPr>
+          <w:ilvl w:val="0"/>
+          <w:numId w:val="11"/>
+        </w:numPr>
+        <w:spacing w:after="0" w:afterAutospacing="0" w:before="0" w:beforeAutospacing="0" w:lineRule="auto"/>
+        <w:ind w:left="720" w:hanging="360"/>
+        <w:rPr>
+          <w:u w:val="none"/>
+        </w:rPr>
+      </w:pPr>
+      <w:r>
+        <w:rPr>
+          <w:rtl w:val="0"/>
+        </w:rPr>
+        <w:t xml:space="preserve">Nama Produk (misal: "Green T-Shirt", "Colorblock Polo Shirt").</w:t>
+      </w:r>
+    </w:p>
+    <w:p>
+      <w:pPr>
+        <w:numPr>
+          <w:ilvl w:val="0"/>
+          <w:numId w:val="11"/>
+        </w:numPr>
+        <w:spacing w:after="0" w:afterAutospacing="0" w:before="0" w:beforeAutospacing="0" w:lineRule="auto"/>
+        <w:ind w:left="720" w:hanging="360"/>
+        <w:rPr>
+          <w:u w:val="none"/>
+        </w:rPr>
+      </w:pPr>
+      <w:r>
+        <w:rPr>
+          <w:rtl w:val="0"/>
+        </w:rPr>
+        <w:t xml:space="preserve">Harga Diskon/Saat ini (teks tebal berwarna hijau, misal: "IDR 150,000").</w:t>
+      </w:r>
+    </w:p>
+    <w:p>
+      <w:pPr>
+        <w:numPr>
+          <w:ilvl w:val="0"/>
+          <w:numId w:val="11"/>
+        </w:numPr>
+        <w:spacing w:after="0" w:afterAutospacing="0" w:before="0" w:beforeAutospacing="0" w:lineRule="auto"/>
+        <w:ind w:left="720" w:hanging="360"/>
+        <w:rPr>
+          <w:u w:val="none"/>
+        </w:rPr>
+      </w:pPr>
+      <w:r>
+        <w:rPr>
+          <w:rtl w:val="0"/>
+        </w:rPr>
+        <w:t xml:space="preserve">Harga Asli (teks coret berwarna abu-abu, misal: "IDR 300,000").</w:t>
+      </w:r>
+    </w:p>
+    <w:p>
+      <w:pPr>
+        <w:numPr>
+          <w:ilvl w:val="0"/>
+          <w:numId w:val="11"/>
+        </w:numPr>
+        <w:spacing w:after="240" w:before="0" w:beforeAutospacing="0" w:lineRule="auto"/>
+        <w:ind w:left="720" w:hanging="360"/>
+        <w:rPr>
+          <w:u w:val="none"/>
+        </w:rPr>
+      </w:pPr>
+      <w:r>
+        <w:rPr>
+          <w:rtl w:val="0"/>
+        </w:rPr>
+        <w:t xml:space="preserve">Footer (Bagian Bawah): Menampilkan logo, klaim keamanan ("200% Money Back Guarantee", "Authentic. Guaranteed."), tautan operasional (FAQ, T&amp;C, Guide), tautan media sosial Instagram, dan tautan unduh aplikasi.</w:t>
+      </w:r>
+    </w:p>
+    <w:p>
+      <w:pPr>
+        <w:spacing w:after="240" w:before="240" w:lineRule="auto"/>
+        <w:rPr/>
+      </w:pPr>
+      <w:r>
+        <w:rPr>
+          <w:rtl w:val="0"/>
+        </w:rPr>
+        <w:t xml:space="preserve">2. Data yang Perlu Dimasukkan / Dipilih:</w:t>
+      </w:r>
+    </w:p>
+    <w:p>
+      <w:pPr>
+        <w:spacing w:after="240" w:before="240" w:lineRule="auto"/>
+        <w:rPr/>
+      </w:pPr>
+      <w:r>
+        <w:rPr>
+          <w:rtl w:val="0"/>
+        </w:rPr>
+        <w:t xml:space="preserve">• Search Bar: Kolom input teks di area header untuk mencari produk berdasarkan nama atau kata kunci tertentu.</w:t>
+      </w:r>
+    </w:p>
+    <w:p>
+      <w:pPr>
+        <w:spacing w:after="240" w:before="240" w:lineRule="auto"/>
+        <w:rPr/>
+      </w:pPr>
+      <w:r>
+        <w:rPr>
+          <w:rtl w:val="0"/>
+        </w:rPr>
+        <w:t xml:space="preserve">• Filter Category: Tombol pilihan untuk menyaring berdasarkan jenis pakaian (Tops, Outerwears, dll).</w:t>
+      </w:r>
+    </w:p>
+    <w:p>
+      <w:pPr>
+        <w:spacing w:after="240" w:before="240" w:lineRule="auto"/>
+        <w:rPr/>
+      </w:pPr>
+      <w:r>
+        <w:rPr>
+          <w:rtl w:val="0"/>
+        </w:rPr>
+        <w:t xml:space="preserve">• Filter US Size: Tombol pilihan untuk menyaring ukuran pakaian (XS, S, M, L, XL, XXL, XXXL).</w:t>
+      </w:r>
+    </w:p>
+    <w:p>
+      <w:pPr>
+        <w:spacing w:after="240" w:before="240" w:lineRule="auto"/>
+        <w:rPr/>
+      </w:pPr>
+      <w:r>
+        <w:rPr>
+          <w:rtl w:val="0"/>
+        </w:rPr>
+        <w:t xml:space="preserve">• Filter Price Range: Dua kolom input teks untuk batas harga, yaitu "Minimum Price" dan "Maximum Price".</w:t>
+      </w:r>
+    </w:p>
+    <w:p>
+      <w:pPr>
+        <w:spacing w:after="240" w:before="240" w:lineRule="auto"/>
+        <w:rPr/>
+      </w:pPr>
+      <w:r>
+        <w:rPr>
+          <w:rtl w:val="0"/>
+        </w:rPr>
+        <w:t xml:space="preserve">• Filter Gender: Tombol pilihan target pengguna (Men, Women, Youth).</w:t>
+      </w:r>
+    </w:p>
+    <w:p>
+      <w:pPr>
+        <w:spacing w:after="240" w:before="240" w:lineRule="auto"/>
+        <w:rPr/>
+      </w:pPr>
+      <w:r>
+        <w:rPr>
+          <w:rtl w:val="0"/>
+        </w:rPr>
+        <w:t xml:space="preserve">• Filter Color: Pemilihan berdasarkan palet warna fisik produk (Hijau, Biru, Putih, Merah, Ungu, Kuning, Cokelat).</w:t>
+      </w:r>
+    </w:p>
+    <w:p>
+      <w:pPr>
+        <w:spacing w:after="240" w:before="240" w:lineRule="auto"/>
+        <w:rPr/>
+      </w:pPr>
+      <w:r>
+        <w:rPr>
+          <w:rtl w:val="0"/>
+        </w:rPr>
+        <w:t xml:space="preserve">• Sort Dropdown: Menu dropdown di sudut kanan atas untuk mengurutkan tampilan grid (contoh saat ini: "Featured Items").</w:t>
+      </w:r>
+    </w:p>
+    <w:p>
+      <w:pPr>
+        <w:spacing w:after="240" w:before="240" w:lineRule="auto"/>
+        <w:rPr/>
+      </w:pPr>
+      <w:r>
+        <w:rPr>
+          <w:rtl w:val="0"/>
+        </w:rPr>
+        <w:t xml:space="preserve">3. Aturan Validasi (Validation Rules):</w:t>
+      </w:r>
+    </w:p>
+    <w:p>
+      <w:pPr>
+        <w:spacing w:after="240" w:before="240" w:lineRule="auto"/>
+        <w:rPr/>
+      </w:pPr>
+      <w:r>
+        <w:rPr>
+          <w:rtl w:val="0"/>
+        </w:rPr>
+        <w:t xml:space="preserve">• Price Range Input:</w:t>
+      </w:r>
+    </w:p>
+    <w:p>
+      <w:pPr>
+        <w:numPr>
+          <w:ilvl w:val="0"/>
+          <w:numId w:val="1"/>
+        </w:numPr>
+        <w:spacing w:after="0" w:afterAutospacing="0" w:before="240" w:lineRule="auto"/>
+        <w:ind w:left="720" w:hanging="360"/>
+        <w:rPr>
+          <w:u w:val="none"/>
+        </w:rPr>
+      </w:pPr>
+      <w:r>
+        <w:rPr>
+          <w:rtl w:val="0"/>
+        </w:rPr>
+        <w:t xml:space="preserve">Hanya menerima input karakter numerik (angka).</w:t>
+      </w:r>
+    </w:p>
+    <w:p>
+      <w:pPr>
+        <w:numPr>
+          <w:ilvl w:val="0"/>
+          <w:numId w:val="1"/>
+        </w:numPr>
+        <w:spacing w:after="240" w:before="0" w:beforeAutospacing="0" w:lineRule="auto"/>
+        <w:ind w:left="720" w:hanging="360"/>
+        <w:rPr>
+          <w:u w:val="none"/>
+        </w:rPr>
+      </w:pPr>
+      <w:r>
+        <w:rPr>
+          <w:rtl w:val="0"/>
+        </w:rPr>
+        <w:t xml:space="preserve">Input "Minimum Price" secara logis tidak boleh lebih besar dari nilai "Maximum Price". Jika pengguna memasukkan nominal terbalik, sistem harus mereset atau memberikan peringatan.</w:t>
+      </w:r>
+    </w:p>
+    <w:p>
+      <w:pPr>
+        <w:spacing w:after="240" w:before="240" w:lineRule="auto"/>
+        <w:rPr/>
+      </w:pPr>
+      <w:r>
+        <w:rPr>
+          <w:rtl w:val="0"/>
+        </w:rPr>
+        <w:t xml:space="preserve">• Search Bar:</w:t>
+      </w:r>
+    </w:p>
+    <w:p>
+      <w:pPr>
+        <w:numPr>
+          <w:ilvl w:val="0"/>
+          <w:numId w:val="21"/>
+        </w:numPr>
+        <w:spacing w:after="240" w:before="240" w:lineRule="auto"/>
+        <w:ind w:left="720" w:hanging="360"/>
+        <w:rPr>
+          <w:u w:val="none"/>
+        </w:rPr>
+      </w:pPr>
+      <w:r>
+        <w:rPr>
+          <w:rtl w:val="0"/>
+        </w:rPr>
+        <w:t xml:space="preserve">Menerima input alfanumerik.</w:t>
+      </w:r>
+    </w:p>
+    <w:p>
+      <w:pPr>
+        <w:spacing w:after="240" w:before="240" w:lineRule="auto"/>
+        <w:rPr/>
+      </w:pPr>
+      <w:r>
+        <w:rPr>
+          <w:rtl w:val="0"/>
+        </w:rPr>
+        <w:t xml:space="preserve">4. Interaksi dan Aksi (Actions / Behaviors):</w:t>
+      </w:r>
+    </w:p>
+    <w:p>
+      <w:pPr>
+        <w:spacing w:after="240" w:before="240" w:lineRule="auto"/>
+        <w:rPr/>
+      </w:pPr>
+      <w:r>
+        <w:rPr>
+          <w:rtl w:val="0"/>
+        </w:rPr>
+        <w:t xml:space="preserve">• Interaksi Filter: Saat pengguna mengklik salah satu tombol filter (contoh: "Tops"), tombol tersebut akan berubah warna (menjadi gelap/aktif). Halaman tidak perlu berpindah, melainkan grid produk di sebelah kanan akan dimuat ulang secara otomatis untuk hanya menampilkan produk "Tops".</w:t>
+      </w:r>
+    </w:p>
+    <w:p>
+      <w:pPr>
+        <w:spacing w:after="240" w:before="240" w:lineRule="auto"/>
+        <w:rPr/>
+      </w:pPr>
+      <w:r>
+        <w:rPr>
+          <w:rtl w:val="0"/>
+        </w:rPr>
+        <w:t xml:space="preserve">• Menghapus Filter: Mengklik tanda silang ("X") pada tag filter "Tops" di atas, atau mengklik tombol "Reset", akan menghapus parameter pencarian dan mengembalikan grid produk ke tampilan semula (semua kategori).</w:t>
+      </w:r>
+    </w:p>
+    <w:p>
+      <w:pPr>
+        <w:spacing w:after="240" w:before="240" w:lineRule="auto"/>
+        <w:rPr/>
+      </w:pPr>
+      <w:r>
+        <w:rPr>
+          <w:rtl w:val="0"/>
+        </w:rPr>
+        <w:t xml:space="preserve">• Interaksi Kartu Produk: Mengklik gambar atau area teks pada salah satu kartu produk (misal: "Green T-Shirt") akan memicu navigasi, mengarahkan pengguna ke halaman detail produk tersebut.</w:t>
+      </w:r>
+    </w:p>
+    <w:p>
+      <w:pPr>
+        <w:spacing w:after="240" w:before="240" w:lineRule="auto"/>
+        <w:rPr/>
+      </w:pPr>
+      <w:r>
+        <w:rPr>
+          <w:rtl w:val="0"/>
+        </w:rPr>
+        <w:t xml:space="preserve">• Dropdown Pengurutan (Sorting): Memilih opsi pengurutan baru (misalnya "Price: Low to High") akan menyusun ulang susunan kartu produk di sebelah kanan tanpa menghapus filter (size, color, category) yang sedang aktif.</w:t>
+      </w:r>
       <w:r>
         <w:rPr>
           <w:rtl w:val="0"/>
@@ -14727,7 +15721,7 @@
       </w:r>
     </w:p>
     <w:sectPr>
-      <w:headerReference r:id="rId25" w:type="default"/>
+      <w:headerReference r:id="rId27" w:type="default"/>
       <w:type w:val="nextPage"/>
       <w:pgSz w:h="15840" w:w="12240" w:orient="portrait"/>
       <w:pgMar w:bottom="1440" w:top="1440" w:left="1296" w:right="1296" w:header="720" w:footer="720"/>
@@ -15111,6 +16105,116 @@
   <w:abstractNum w:abstractNumId="1">
     <w:lvl w:ilvl="0">
       <w:start w:val="1"/>
+      <w:numFmt w:val="bullet"/>
+      <w:lvlText w:val="-"/>
+      <w:lvlJc w:val="left"/>
+      <w:pPr>
+        <w:ind w:left="720" w:hanging="360"/>
+      </w:pPr>
+      <w:rPr>
+        <w:u w:val="none"/>
+      </w:rPr>
+    </w:lvl>
+    <w:lvl w:ilvl="1">
+      <w:start w:val="1"/>
+      <w:numFmt w:val="bullet"/>
+      <w:lvlText w:val="-"/>
+      <w:lvlJc w:val="left"/>
+      <w:pPr>
+        <w:ind w:left="1440" w:hanging="360"/>
+      </w:pPr>
+      <w:rPr>
+        <w:u w:val="none"/>
+      </w:rPr>
+    </w:lvl>
+    <w:lvl w:ilvl="2">
+      <w:start w:val="1"/>
+      <w:numFmt w:val="bullet"/>
+      <w:lvlText w:val="-"/>
+      <w:lvlJc w:val="left"/>
+      <w:pPr>
+        <w:ind w:left="2160" w:hanging="360"/>
+      </w:pPr>
+      <w:rPr>
+        <w:u w:val="none"/>
+      </w:rPr>
+    </w:lvl>
+    <w:lvl w:ilvl="3">
+      <w:start w:val="1"/>
+      <w:numFmt w:val="bullet"/>
+      <w:lvlText w:val="-"/>
+      <w:lvlJc w:val="left"/>
+      <w:pPr>
+        <w:ind w:left="2880" w:hanging="360"/>
+      </w:pPr>
+      <w:rPr>
+        <w:u w:val="none"/>
+      </w:rPr>
+    </w:lvl>
+    <w:lvl w:ilvl="4">
+      <w:start w:val="1"/>
+      <w:numFmt w:val="bullet"/>
+      <w:lvlText w:val="-"/>
+      <w:lvlJc w:val="left"/>
+      <w:pPr>
+        <w:ind w:left="3600" w:hanging="360"/>
+      </w:pPr>
+      <w:rPr>
+        <w:u w:val="none"/>
+      </w:rPr>
+    </w:lvl>
+    <w:lvl w:ilvl="5">
+      <w:start w:val="1"/>
+      <w:numFmt w:val="bullet"/>
+      <w:lvlText w:val="-"/>
+      <w:lvlJc w:val="left"/>
+      <w:pPr>
+        <w:ind w:left="4320" w:hanging="360"/>
+      </w:pPr>
+      <w:rPr>
+        <w:u w:val="none"/>
+      </w:rPr>
+    </w:lvl>
+    <w:lvl w:ilvl="6">
+      <w:start w:val="1"/>
+      <w:numFmt w:val="bullet"/>
+      <w:lvlText w:val="-"/>
+      <w:lvlJc w:val="left"/>
+      <w:pPr>
+        <w:ind w:left="5040" w:hanging="360"/>
+      </w:pPr>
+      <w:rPr>
+        <w:u w:val="none"/>
+      </w:rPr>
+    </w:lvl>
+    <w:lvl w:ilvl="7">
+      <w:start w:val="1"/>
+      <w:numFmt w:val="bullet"/>
+      <w:lvlText w:val="-"/>
+      <w:lvlJc w:val="left"/>
+      <w:pPr>
+        <w:ind w:left="5760" w:hanging="360"/>
+      </w:pPr>
+      <w:rPr>
+        <w:u w:val="none"/>
+      </w:rPr>
+    </w:lvl>
+    <w:lvl w:ilvl="8">
+      <w:start w:val="1"/>
+      <w:numFmt w:val="bullet"/>
+      <w:lvlText w:val="-"/>
+      <w:lvlJc w:val="left"/>
+      <w:pPr>
+        <w:ind w:left="6480" w:hanging="360"/>
+      </w:pPr>
+      <w:rPr>
+        <w:u w:val="none"/>
+      </w:rPr>
+    </w:lvl>
+  </w:abstractNum>
+  <w:abstractNum w:abstractNumId="2">
+    <w:lvl w:ilvl="0">
+      <w:start w:val="1"/>
       <w:numFmt w:val="decimal"/>
       <w:lvlText w:val="%1."/>
       <w:lvlJc w:val="left"/>
@@ -15218,7 +16322,7 @@
       </w:rPr>
     </w:lvl>
   </w:abstractNum>
-  <w:abstractNum w:abstractNumId="2">
+  <w:abstractNum w:abstractNumId="3">
     <w:lvl w:ilvl="0">
       <w:start w:val="1"/>
       <w:numFmt w:val="decimal"/>
@@ -15328,116 +16432,6 @@
       </w:rPr>
     </w:lvl>
   </w:abstractNum>
-  <w:abstractNum w:abstractNumId="3">
-    <w:lvl w:ilvl="0">
-      <w:start w:val="1"/>
-      <w:numFmt w:val="bullet"/>
-      <w:lvlText w:val="●"/>
-      <w:lvlJc w:val="left"/>
-      <w:pPr>
-        <w:ind w:left="720" w:hanging="360"/>
-      </w:pPr>
-      <w:rPr>
-        <w:u w:val="none"/>
-      </w:rPr>
-    </w:lvl>
-    <w:lvl w:ilvl="1">
-      <w:start w:val="1"/>
-      <w:numFmt w:val="bullet"/>
-      <w:lvlText w:val="○"/>
-      <w:lvlJc w:val="left"/>
-      <w:pPr>
-        <w:ind w:left="1440" w:hanging="360"/>
-      </w:pPr>
-      <w:rPr>
-        <w:u w:val="none"/>
-      </w:rPr>
-    </w:lvl>
-    <w:lvl w:ilvl="2">
-      <w:start w:val="1"/>
-      <w:numFmt w:val="bullet"/>
-      <w:lvlText w:val="■"/>
-      <w:lvlJc w:val="left"/>
-      <w:pPr>
-        <w:ind w:left="2160" w:hanging="360"/>
-      </w:pPr>
-      <w:rPr>
-        <w:u w:val="none"/>
-      </w:rPr>
-    </w:lvl>
-    <w:lvl w:ilvl="3">
-      <w:start w:val="1"/>
-      <w:numFmt w:val="bullet"/>
-      <w:lvlText w:val="●"/>
-      <w:lvlJc w:val="left"/>
-      <w:pPr>
-        <w:ind w:left="2880" w:hanging="360"/>
-      </w:pPr>
-      <w:rPr>
-        <w:u w:val="none"/>
-      </w:rPr>
-    </w:lvl>
-    <w:lvl w:ilvl="4">
-      <w:start w:val="1"/>
-      <w:numFmt w:val="bullet"/>
-      <w:lvlText w:val="○"/>
-      <w:lvlJc w:val="left"/>
-      <w:pPr>
-        <w:ind w:left="3600" w:hanging="360"/>
-      </w:pPr>
-      <w:rPr>
-        <w:u w:val="none"/>
-      </w:rPr>
-    </w:lvl>
-    <w:lvl w:ilvl="5">
-      <w:start w:val="1"/>
-      <w:numFmt w:val="bullet"/>
-      <w:lvlText w:val="■"/>
-      <w:lvlJc w:val="left"/>
-      <w:pPr>
-        <w:ind w:left="4320" w:hanging="360"/>
-      </w:pPr>
-      <w:rPr>
-        <w:u w:val="none"/>
-      </w:rPr>
-    </w:lvl>
-    <w:lvl w:ilvl="6">
-      <w:start w:val="1"/>
-      <w:numFmt w:val="bullet"/>
-      <w:lvlText w:val="●"/>
-      <w:lvlJc w:val="left"/>
-      <w:pPr>
-        <w:ind w:left="5040" w:hanging="360"/>
-      </w:pPr>
-      <w:rPr>
-        <w:u w:val="none"/>
-      </w:rPr>
-    </w:lvl>
-    <w:lvl w:ilvl="7">
-      <w:start w:val="1"/>
-      <w:numFmt w:val="bullet"/>
-      <w:lvlText w:val="○"/>
-      <w:lvlJc w:val="left"/>
-      <w:pPr>
-        <w:ind w:left="5760" w:hanging="360"/>
-      </w:pPr>
-      <w:rPr>
-        <w:u w:val="none"/>
-      </w:rPr>
-    </w:lvl>
-    <w:lvl w:ilvl="8">
-      <w:start w:val="1"/>
-      <w:numFmt w:val="bullet"/>
-      <w:lvlText w:val="■"/>
-      <w:lvlJc w:val="left"/>
-      <w:pPr>
-        <w:ind w:left="6480" w:hanging="360"/>
-      </w:pPr>
-      <w:rPr>
-        <w:u w:val="none"/>
-      </w:rPr>
-    </w:lvl>
-  </w:abstractNum>
   <w:abstractNum w:abstractNumId="4">
     <w:lvl w:ilvl="0">
       <w:start w:val="1"/>
@@ -15882,7 +16876,7 @@
     <w:lvl w:ilvl="0">
       <w:start w:val="1"/>
       <w:numFmt w:val="bullet"/>
-      <w:lvlText w:val="●"/>
+      <w:lvlText w:val="-"/>
       <w:lvlJc w:val="left"/>
       <w:pPr>
         <w:ind w:left="720" w:hanging="360"/>
@@ -15894,7 +16888,7 @@
     <w:lvl w:ilvl="1">
       <w:start w:val="1"/>
       <w:numFmt w:val="bullet"/>
-      <w:lvlText w:val="○"/>
+      <w:lvlText w:val="-"/>
       <w:lvlJc w:val="left"/>
       <w:pPr>
         <w:ind w:left="1440" w:hanging="360"/>
@@ -15906,7 +16900,7 @@
     <w:lvl w:ilvl="2">
       <w:start w:val="1"/>
       <w:numFmt w:val="bullet"/>
-      <w:lvlText w:val="■"/>
+      <w:lvlText w:val="-"/>
       <w:lvlJc w:val="left"/>
       <w:pPr>
         <w:ind w:left="2160" w:hanging="360"/>
@@ -15918,7 +16912,7 @@
     <w:lvl w:ilvl="3">
       <w:start w:val="1"/>
       <w:numFmt w:val="bullet"/>
-      <w:lvlText w:val="●"/>
+      <w:lvlText w:val="-"/>
       <w:lvlJc w:val="left"/>
       <w:pPr>
         <w:ind w:left="2880" w:hanging="360"/>
@@ -15930,7 +16924,7 @@
     <w:lvl w:ilvl="4">
       <w:start w:val="1"/>
       <w:numFmt w:val="bullet"/>
-      <w:lvlText w:val="○"/>
+      <w:lvlText w:val="-"/>
       <w:lvlJc w:val="left"/>
       <w:pPr>
         <w:ind w:left="3600" w:hanging="360"/>
@@ -15942,7 +16936,7 @@
     <w:lvl w:ilvl="5">
       <w:start w:val="1"/>
       <w:numFmt w:val="bullet"/>
-      <w:lvlText w:val="■"/>
+      <w:lvlText w:val="-"/>
       <w:lvlJc w:val="left"/>
       <w:pPr>
         <w:ind w:left="4320" w:hanging="360"/>
@@ -15954,7 +16948,7 @@
     <w:lvl w:ilvl="6">
       <w:start w:val="1"/>
       <w:numFmt w:val="bullet"/>
-      <w:lvlText w:val="●"/>
+      <w:lvlText w:val="-"/>
       <w:lvlJc w:val="left"/>
       <w:pPr>
         <w:ind w:left="5040" w:hanging="360"/>
@@ -15966,7 +16960,7 @@
     <w:lvl w:ilvl="7">
       <w:start w:val="1"/>
       <w:numFmt w:val="bullet"/>
-      <w:lvlText w:val="○"/>
+      <w:lvlText w:val="-"/>
       <w:lvlJc w:val="left"/>
       <w:pPr>
         <w:ind w:left="5760" w:hanging="360"/>
@@ -15978,7 +16972,7 @@
     <w:lvl w:ilvl="8">
       <w:start w:val="1"/>
       <w:numFmt w:val="bullet"/>
-      <w:lvlText w:val="■"/>
+      <w:lvlText w:val="-"/>
       <w:lvlJc w:val="left"/>
       <w:pPr>
         <w:ind w:left="6480" w:hanging="360"/>
@@ -15991,6 +16985,336 @@
   <w:abstractNum w:abstractNumId="9">
     <w:lvl w:ilvl="0">
       <w:start w:val="1"/>
+      <w:numFmt w:val="bullet"/>
+      <w:lvlText w:val="●"/>
+      <w:lvlJc w:val="left"/>
+      <w:pPr>
+        <w:ind w:left="720" w:hanging="360"/>
+      </w:pPr>
+      <w:rPr>
+        <w:u w:val="none"/>
+      </w:rPr>
+    </w:lvl>
+    <w:lvl w:ilvl="1">
+      <w:start w:val="1"/>
+      <w:numFmt w:val="bullet"/>
+      <w:lvlText w:val="○"/>
+      <w:lvlJc w:val="left"/>
+      <w:pPr>
+        <w:ind w:left="1440" w:hanging="360"/>
+      </w:pPr>
+      <w:rPr>
+        <w:u w:val="none"/>
+      </w:rPr>
+    </w:lvl>
+    <w:lvl w:ilvl="2">
+      <w:start w:val="1"/>
+      <w:numFmt w:val="bullet"/>
+      <w:lvlText w:val="■"/>
+      <w:lvlJc w:val="left"/>
+      <w:pPr>
+        <w:ind w:left="2160" w:hanging="360"/>
+      </w:pPr>
+      <w:rPr>
+        <w:u w:val="none"/>
+      </w:rPr>
+    </w:lvl>
+    <w:lvl w:ilvl="3">
+      <w:start w:val="1"/>
+      <w:numFmt w:val="bullet"/>
+      <w:lvlText w:val="●"/>
+      <w:lvlJc w:val="left"/>
+      <w:pPr>
+        <w:ind w:left="2880" w:hanging="360"/>
+      </w:pPr>
+      <w:rPr>
+        <w:u w:val="none"/>
+      </w:rPr>
+    </w:lvl>
+    <w:lvl w:ilvl="4">
+      <w:start w:val="1"/>
+      <w:numFmt w:val="bullet"/>
+      <w:lvlText w:val="○"/>
+      <w:lvlJc w:val="left"/>
+      <w:pPr>
+        <w:ind w:left="3600" w:hanging="360"/>
+      </w:pPr>
+      <w:rPr>
+        <w:u w:val="none"/>
+      </w:rPr>
+    </w:lvl>
+    <w:lvl w:ilvl="5">
+      <w:start w:val="1"/>
+      <w:numFmt w:val="bullet"/>
+      <w:lvlText w:val="■"/>
+      <w:lvlJc w:val="left"/>
+      <w:pPr>
+        <w:ind w:left="4320" w:hanging="360"/>
+      </w:pPr>
+      <w:rPr>
+        <w:u w:val="none"/>
+      </w:rPr>
+    </w:lvl>
+    <w:lvl w:ilvl="6">
+      <w:start w:val="1"/>
+      <w:numFmt w:val="bullet"/>
+      <w:lvlText w:val="●"/>
+      <w:lvlJc w:val="left"/>
+      <w:pPr>
+        <w:ind w:left="5040" w:hanging="360"/>
+      </w:pPr>
+      <w:rPr>
+        <w:u w:val="none"/>
+      </w:rPr>
+    </w:lvl>
+    <w:lvl w:ilvl="7">
+      <w:start w:val="1"/>
+      <w:numFmt w:val="bullet"/>
+      <w:lvlText w:val="○"/>
+      <w:lvlJc w:val="left"/>
+      <w:pPr>
+        <w:ind w:left="5760" w:hanging="360"/>
+      </w:pPr>
+      <w:rPr>
+        <w:u w:val="none"/>
+      </w:rPr>
+    </w:lvl>
+    <w:lvl w:ilvl="8">
+      <w:start w:val="1"/>
+      <w:numFmt w:val="bullet"/>
+      <w:lvlText w:val="■"/>
+      <w:lvlJc w:val="left"/>
+      <w:pPr>
+        <w:ind w:left="6480" w:hanging="360"/>
+      </w:pPr>
+      <w:rPr>
+        <w:u w:val="none"/>
+      </w:rPr>
+    </w:lvl>
+  </w:abstractNum>
+  <w:abstractNum w:abstractNumId="10">
+    <w:lvl w:ilvl="0">
+      <w:start w:val="1"/>
+      <w:numFmt w:val="bullet"/>
+      <w:lvlText w:val="●"/>
+      <w:lvlJc w:val="left"/>
+      <w:pPr>
+        <w:ind w:left="720" w:hanging="360"/>
+      </w:pPr>
+      <w:rPr>
+        <w:u w:val="none"/>
+      </w:rPr>
+    </w:lvl>
+    <w:lvl w:ilvl="1">
+      <w:start w:val="1"/>
+      <w:numFmt w:val="bullet"/>
+      <w:lvlText w:val="○"/>
+      <w:lvlJc w:val="left"/>
+      <w:pPr>
+        <w:ind w:left="1440" w:hanging="360"/>
+      </w:pPr>
+      <w:rPr>
+        <w:u w:val="none"/>
+      </w:rPr>
+    </w:lvl>
+    <w:lvl w:ilvl="2">
+      <w:start w:val="1"/>
+      <w:numFmt w:val="bullet"/>
+      <w:lvlText w:val="■"/>
+      <w:lvlJc w:val="left"/>
+      <w:pPr>
+        <w:ind w:left="2160" w:hanging="360"/>
+      </w:pPr>
+      <w:rPr>
+        <w:u w:val="none"/>
+      </w:rPr>
+    </w:lvl>
+    <w:lvl w:ilvl="3">
+      <w:start w:val="1"/>
+      <w:numFmt w:val="bullet"/>
+      <w:lvlText w:val="●"/>
+      <w:lvlJc w:val="left"/>
+      <w:pPr>
+        <w:ind w:left="2880" w:hanging="360"/>
+      </w:pPr>
+      <w:rPr>
+        <w:u w:val="none"/>
+      </w:rPr>
+    </w:lvl>
+    <w:lvl w:ilvl="4">
+      <w:start w:val="1"/>
+      <w:numFmt w:val="bullet"/>
+      <w:lvlText w:val="○"/>
+      <w:lvlJc w:val="left"/>
+      <w:pPr>
+        <w:ind w:left="3600" w:hanging="360"/>
+      </w:pPr>
+      <w:rPr>
+        <w:u w:val="none"/>
+      </w:rPr>
+    </w:lvl>
+    <w:lvl w:ilvl="5">
+      <w:start w:val="1"/>
+      <w:numFmt w:val="bullet"/>
+      <w:lvlText w:val="■"/>
+      <w:lvlJc w:val="left"/>
+      <w:pPr>
+        <w:ind w:left="4320" w:hanging="360"/>
+      </w:pPr>
+      <w:rPr>
+        <w:u w:val="none"/>
+      </w:rPr>
+    </w:lvl>
+    <w:lvl w:ilvl="6">
+      <w:start w:val="1"/>
+      <w:numFmt w:val="bullet"/>
+      <w:lvlText w:val="●"/>
+      <w:lvlJc w:val="left"/>
+      <w:pPr>
+        <w:ind w:left="5040" w:hanging="360"/>
+      </w:pPr>
+      <w:rPr>
+        <w:u w:val="none"/>
+      </w:rPr>
+    </w:lvl>
+    <w:lvl w:ilvl="7">
+      <w:start w:val="1"/>
+      <w:numFmt w:val="bullet"/>
+      <w:lvlText w:val="○"/>
+      <w:lvlJc w:val="left"/>
+      <w:pPr>
+        <w:ind w:left="5760" w:hanging="360"/>
+      </w:pPr>
+      <w:rPr>
+        <w:u w:val="none"/>
+      </w:rPr>
+    </w:lvl>
+    <w:lvl w:ilvl="8">
+      <w:start w:val="1"/>
+      <w:numFmt w:val="bullet"/>
+      <w:lvlText w:val="■"/>
+      <w:lvlJc w:val="left"/>
+      <w:pPr>
+        <w:ind w:left="6480" w:hanging="360"/>
+      </w:pPr>
+      <w:rPr>
+        <w:u w:val="none"/>
+      </w:rPr>
+    </w:lvl>
+  </w:abstractNum>
+  <w:abstractNum w:abstractNumId="11">
+    <w:lvl w:ilvl="0">
+      <w:start w:val="1"/>
+      <w:numFmt w:val="bullet"/>
+      <w:lvlText w:val="-"/>
+      <w:lvlJc w:val="left"/>
+      <w:pPr>
+        <w:ind w:left="720" w:hanging="360"/>
+      </w:pPr>
+      <w:rPr>
+        <w:u w:val="none"/>
+      </w:rPr>
+    </w:lvl>
+    <w:lvl w:ilvl="1">
+      <w:start w:val="1"/>
+      <w:numFmt w:val="bullet"/>
+      <w:lvlText w:val="-"/>
+      <w:lvlJc w:val="left"/>
+      <w:pPr>
+        <w:ind w:left="1440" w:hanging="360"/>
+      </w:pPr>
+      <w:rPr>
+        <w:u w:val="none"/>
+      </w:rPr>
+    </w:lvl>
+    <w:lvl w:ilvl="2">
+      <w:start w:val="1"/>
+      <w:numFmt w:val="bullet"/>
+      <w:lvlText w:val="-"/>
+      <w:lvlJc w:val="left"/>
+      <w:pPr>
+        <w:ind w:left="2160" w:hanging="360"/>
+      </w:pPr>
+      <w:rPr>
+        <w:u w:val="none"/>
+      </w:rPr>
+    </w:lvl>
+    <w:lvl w:ilvl="3">
+      <w:start w:val="1"/>
+      <w:numFmt w:val="bullet"/>
+      <w:lvlText w:val="-"/>
+      <w:lvlJc w:val="left"/>
+      <w:pPr>
+        <w:ind w:left="2880" w:hanging="360"/>
+      </w:pPr>
+      <w:rPr>
+        <w:u w:val="none"/>
+      </w:rPr>
+    </w:lvl>
+    <w:lvl w:ilvl="4">
+      <w:start w:val="1"/>
+      <w:numFmt w:val="bullet"/>
+      <w:lvlText w:val="-"/>
+      <w:lvlJc w:val="left"/>
+      <w:pPr>
+        <w:ind w:left="3600" w:hanging="360"/>
+      </w:pPr>
+      <w:rPr>
+        <w:u w:val="none"/>
+      </w:rPr>
+    </w:lvl>
+    <w:lvl w:ilvl="5">
+      <w:start w:val="1"/>
+      <w:numFmt w:val="bullet"/>
+      <w:lvlText w:val="-"/>
+      <w:lvlJc w:val="left"/>
+      <w:pPr>
+        <w:ind w:left="4320" w:hanging="360"/>
+      </w:pPr>
+      <w:rPr>
+        <w:u w:val="none"/>
+      </w:rPr>
+    </w:lvl>
+    <w:lvl w:ilvl="6">
+      <w:start w:val="1"/>
+      <w:numFmt w:val="bullet"/>
+      <w:lvlText w:val="-"/>
+      <w:lvlJc w:val="left"/>
+      <w:pPr>
+        <w:ind w:left="5040" w:hanging="360"/>
+      </w:pPr>
+      <w:rPr>
+        <w:u w:val="none"/>
+      </w:rPr>
+    </w:lvl>
+    <w:lvl w:ilvl="7">
+      <w:start w:val="1"/>
+      <w:numFmt w:val="bullet"/>
+      <w:lvlText w:val="-"/>
+      <w:lvlJc w:val="left"/>
+      <w:pPr>
+        <w:ind w:left="5760" w:hanging="360"/>
+      </w:pPr>
+      <w:rPr>
+        <w:u w:val="none"/>
+      </w:rPr>
+    </w:lvl>
+    <w:lvl w:ilvl="8">
+      <w:start w:val="1"/>
+      <w:numFmt w:val="bullet"/>
+      <w:lvlText w:val="-"/>
+      <w:lvlJc w:val="left"/>
+      <w:pPr>
+        <w:ind w:left="6480" w:hanging="360"/>
+      </w:pPr>
+      <w:rPr>
+        <w:u w:val="none"/>
+      </w:rPr>
+    </w:lvl>
+  </w:abstractNum>
+  <w:abstractNum w:abstractNumId="12">
+    <w:lvl w:ilvl="0">
+      <w:start w:val="1"/>
       <w:numFmt w:val="decimal"/>
       <w:lvlText w:val="%1."/>
       <w:lvlJc w:val="left"/>
@@ -16098,7 +17422,7 @@
       </w:rPr>
     </w:lvl>
   </w:abstractNum>
-  <w:abstractNum w:abstractNumId="10">
+  <w:abstractNum w:abstractNumId="13">
     <w:lvl w:ilvl="0">
       <w:start w:val="1"/>
       <w:numFmt w:val="decimal"/>
@@ -16205,336 +17529,6 @@
       </w:pPr>
       <w:rPr>
         <w:vertAlign w:val="baseline"/>
-      </w:rPr>
-    </w:lvl>
-  </w:abstractNum>
-  <w:abstractNum w:abstractNumId="11">
-    <w:lvl w:ilvl="0">
-      <w:start w:val="1"/>
-      <w:numFmt w:val="bullet"/>
-      <w:lvlText w:val="●"/>
-      <w:lvlJc w:val="left"/>
-      <w:pPr>
-        <w:ind w:left="720" w:hanging="360"/>
-      </w:pPr>
-      <w:rPr>
-        <w:u w:val="none"/>
-      </w:rPr>
-    </w:lvl>
-    <w:lvl w:ilvl="1">
-      <w:start w:val="1"/>
-      <w:numFmt w:val="bullet"/>
-      <w:lvlText w:val="○"/>
-      <w:lvlJc w:val="left"/>
-      <w:pPr>
-        <w:ind w:left="1440" w:hanging="360"/>
-      </w:pPr>
-      <w:rPr>
-        <w:u w:val="none"/>
-      </w:rPr>
-    </w:lvl>
-    <w:lvl w:ilvl="2">
-      <w:start w:val="1"/>
-      <w:numFmt w:val="bullet"/>
-      <w:lvlText w:val="■"/>
-      <w:lvlJc w:val="left"/>
-      <w:pPr>
-        <w:ind w:left="2160" w:hanging="360"/>
-      </w:pPr>
-      <w:rPr>
-        <w:u w:val="none"/>
-      </w:rPr>
-    </w:lvl>
-    <w:lvl w:ilvl="3">
-      <w:start w:val="1"/>
-      <w:numFmt w:val="bullet"/>
-      <w:lvlText w:val="●"/>
-      <w:lvlJc w:val="left"/>
-      <w:pPr>
-        <w:ind w:left="2880" w:hanging="360"/>
-      </w:pPr>
-      <w:rPr>
-        <w:u w:val="none"/>
-      </w:rPr>
-    </w:lvl>
-    <w:lvl w:ilvl="4">
-      <w:start w:val="1"/>
-      <w:numFmt w:val="bullet"/>
-      <w:lvlText w:val="○"/>
-      <w:lvlJc w:val="left"/>
-      <w:pPr>
-        <w:ind w:left="3600" w:hanging="360"/>
-      </w:pPr>
-      <w:rPr>
-        <w:u w:val="none"/>
-      </w:rPr>
-    </w:lvl>
-    <w:lvl w:ilvl="5">
-      <w:start w:val="1"/>
-      <w:numFmt w:val="bullet"/>
-      <w:lvlText w:val="■"/>
-      <w:lvlJc w:val="left"/>
-      <w:pPr>
-        <w:ind w:left="4320" w:hanging="360"/>
-      </w:pPr>
-      <w:rPr>
-        <w:u w:val="none"/>
-      </w:rPr>
-    </w:lvl>
-    <w:lvl w:ilvl="6">
-      <w:start w:val="1"/>
-      <w:numFmt w:val="bullet"/>
-      <w:lvlText w:val="●"/>
-      <w:lvlJc w:val="left"/>
-      <w:pPr>
-        <w:ind w:left="5040" w:hanging="360"/>
-      </w:pPr>
-      <w:rPr>
-        <w:u w:val="none"/>
-      </w:rPr>
-    </w:lvl>
-    <w:lvl w:ilvl="7">
-      <w:start w:val="1"/>
-      <w:numFmt w:val="bullet"/>
-      <w:lvlText w:val="○"/>
-      <w:lvlJc w:val="left"/>
-      <w:pPr>
-        <w:ind w:left="5760" w:hanging="360"/>
-      </w:pPr>
-      <w:rPr>
-        <w:u w:val="none"/>
-      </w:rPr>
-    </w:lvl>
-    <w:lvl w:ilvl="8">
-      <w:start w:val="1"/>
-      <w:numFmt w:val="bullet"/>
-      <w:lvlText w:val="■"/>
-      <w:lvlJc w:val="left"/>
-      <w:pPr>
-        <w:ind w:left="6480" w:hanging="360"/>
-      </w:pPr>
-      <w:rPr>
-        <w:u w:val="none"/>
-      </w:rPr>
-    </w:lvl>
-  </w:abstractNum>
-  <w:abstractNum w:abstractNumId="12">
-    <w:lvl w:ilvl="0">
-      <w:start w:val="1"/>
-      <w:numFmt w:val="bullet"/>
-      <w:lvlText w:val="●"/>
-      <w:lvlJc w:val="left"/>
-      <w:pPr>
-        <w:ind w:left="720" w:hanging="360"/>
-      </w:pPr>
-      <w:rPr>
-        <w:u w:val="none"/>
-      </w:rPr>
-    </w:lvl>
-    <w:lvl w:ilvl="1">
-      <w:start w:val="1"/>
-      <w:numFmt w:val="bullet"/>
-      <w:lvlText w:val="○"/>
-      <w:lvlJc w:val="left"/>
-      <w:pPr>
-        <w:ind w:left="1440" w:hanging="360"/>
-      </w:pPr>
-      <w:rPr>
-        <w:u w:val="none"/>
-      </w:rPr>
-    </w:lvl>
-    <w:lvl w:ilvl="2">
-      <w:start w:val="1"/>
-      <w:numFmt w:val="bullet"/>
-      <w:lvlText w:val="■"/>
-      <w:lvlJc w:val="left"/>
-      <w:pPr>
-        <w:ind w:left="2160" w:hanging="360"/>
-      </w:pPr>
-      <w:rPr>
-        <w:u w:val="none"/>
-      </w:rPr>
-    </w:lvl>
-    <w:lvl w:ilvl="3">
-      <w:start w:val="1"/>
-      <w:numFmt w:val="bullet"/>
-      <w:lvlText w:val="●"/>
-      <w:lvlJc w:val="left"/>
-      <w:pPr>
-        <w:ind w:left="2880" w:hanging="360"/>
-      </w:pPr>
-      <w:rPr>
-        <w:u w:val="none"/>
-      </w:rPr>
-    </w:lvl>
-    <w:lvl w:ilvl="4">
-      <w:start w:val="1"/>
-      <w:numFmt w:val="bullet"/>
-      <w:lvlText w:val="○"/>
-      <w:lvlJc w:val="left"/>
-      <w:pPr>
-        <w:ind w:left="3600" w:hanging="360"/>
-      </w:pPr>
-      <w:rPr>
-        <w:u w:val="none"/>
-      </w:rPr>
-    </w:lvl>
-    <w:lvl w:ilvl="5">
-      <w:start w:val="1"/>
-      <w:numFmt w:val="bullet"/>
-      <w:lvlText w:val="■"/>
-      <w:lvlJc w:val="left"/>
-      <w:pPr>
-        <w:ind w:left="4320" w:hanging="360"/>
-      </w:pPr>
-      <w:rPr>
-        <w:u w:val="none"/>
-      </w:rPr>
-    </w:lvl>
-    <w:lvl w:ilvl="6">
-      <w:start w:val="1"/>
-      <w:numFmt w:val="bullet"/>
-      <w:lvlText w:val="●"/>
-      <w:lvlJc w:val="left"/>
-      <w:pPr>
-        <w:ind w:left="5040" w:hanging="360"/>
-      </w:pPr>
-      <w:rPr>
-        <w:u w:val="none"/>
-      </w:rPr>
-    </w:lvl>
-    <w:lvl w:ilvl="7">
-      <w:start w:val="1"/>
-      <w:numFmt w:val="bullet"/>
-      <w:lvlText w:val="○"/>
-      <w:lvlJc w:val="left"/>
-      <w:pPr>
-        <w:ind w:left="5760" w:hanging="360"/>
-      </w:pPr>
-      <w:rPr>
-        <w:u w:val="none"/>
-      </w:rPr>
-    </w:lvl>
-    <w:lvl w:ilvl="8">
-      <w:start w:val="1"/>
-      <w:numFmt w:val="bullet"/>
-      <w:lvlText w:val="■"/>
-      <w:lvlJc w:val="left"/>
-      <w:pPr>
-        <w:ind w:left="6480" w:hanging="360"/>
-      </w:pPr>
-      <w:rPr>
-        <w:u w:val="none"/>
-      </w:rPr>
-    </w:lvl>
-  </w:abstractNum>
-  <w:abstractNum w:abstractNumId="13">
-    <w:lvl w:ilvl="0">
-      <w:start w:val="1"/>
-      <w:numFmt w:val="bullet"/>
-      <w:lvlText w:val="●"/>
-      <w:lvlJc w:val="left"/>
-      <w:pPr>
-        <w:ind w:left="720" w:hanging="360"/>
-      </w:pPr>
-      <w:rPr>
-        <w:u w:val="none"/>
-      </w:rPr>
-    </w:lvl>
-    <w:lvl w:ilvl="1">
-      <w:start w:val="1"/>
-      <w:numFmt w:val="bullet"/>
-      <w:lvlText w:val="○"/>
-      <w:lvlJc w:val="left"/>
-      <w:pPr>
-        <w:ind w:left="1440" w:hanging="360"/>
-      </w:pPr>
-      <w:rPr>
-        <w:u w:val="none"/>
-      </w:rPr>
-    </w:lvl>
-    <w:lvl w:ilvl="2">
-      <w:start w:val="1"/>
-      <w:numFmt w:val="bullet"/>
-      <w:lvlText w:val="■"/>
-      <w:lvlJc w:val="left"/>
-      <w:pPr>
-        <w:ind w:left="2160" w:hanging="360"/>
-      </w:pPr>
-      <w:rPr>
-        <w:u w:val="none"/>
-      </w:rPr>
-    </w:lvl>
-    <w:lvl w:ilvl="3">
-      <w:start w:val="1"/>
-      <w:numFmt w:val="bullet"/>
-      <w:lvlText w:val="●"/>
-      <w:lvlJc w:val="left"/>
-      <w:pPr>
-        <w:ind w:left="2880" w:hanging="360"/>
-      </w:pPr>
-      <w:rPr>
-        <w:u w:val="none"/>
-      </w:rPr>
-    </w:lvl>
-    <w:lvl w:ilvl="4">
-      <w:start w:val="1"/>
-      <w:numFmt w:val="bullet"/>
-      <w:lvlText w:val="○"/>
-      <w:lvlJc w:val="left"/>
-      <w:pPr>
-        <w:ind w:left="3600" w:hanging="360"/>
-      </w:pPr>
-      <w:rPr>
-        <w:u w:val="none"/>
-      </w:rPr>
-    </w:lvl>
-    <w:lvl w:ilvl="5">
-      <w:start w:val="1"/>
-      <w:numFmt w:val="bullet"/>
-      <w:lvlText w:val="■"/>
-      <w:lvlJc w:val="left"/>
-      <w:pPr>
-        <w:ind w:left="4320" w:hanging="360"/>
-      </w:pPr>
-      <w:rPr>
-        <w:u w:val="none"/>
-      </w:rPr>
-    </w:lvl>
-    <w:lvl w:ilvl="6">
-      <w:start w:val="1"/>
-      <w:numFmt w:val="bullet"/>
-      <w:lvlText w:val="●"/>
-      <w:lvlJc w:val="left"/>
-      <w:pPr>
-        <w:ind w:left="5040" w:hanging="360"/>
-      </w:pPr>
-      <w:rPr>
-        <w:u w:val="none"/>
-      </w:rPr>
-    </w:lvl>
-    <w:lvl w:ilvl="7">
-      <w:start w:val="1"/>
-      <w:numFmt w:val="bullet"/>
-      <w:lvlText w:val="○"/>
-      <w:lvlJc w:val="left"/>
-      <w:pPr>
-        <w:ind w:left="5760" w:hanging="360"/>
-      </w:pPr>
-      <w:rPr>
-        <w:u w:val="none"/>
-      </w:rPr>
-    </w:lvl>
-    <w:lvl w:ilvl="8">
-      <w:start w:val="1"/>
-      <w:numFmt w:val="bullet"/>
-      <w:lvlText w:val="■"/>
-      <w:lvlJc w:val="left"/>
-      <w:pPr>
-        <w:ind w:left="6480" w:hanging="360"/>
-      </w:pPr>
-      <w:rPr>
-        <w:u w:val="none"/>
       </w:rPr>
     </w:lvl>
   </w:abstractNum>
@@ -16651,6 +17645,446 @@
   <w:abstractNum w:abstractNumId="15">
     <w:lvl w:ilvl="0">
       <w:start w:val="1"/>
+      <w:numFmt w:val="bullet"/>
+      <w:lvlText w:val="●"/>
+      <w:lvlJc w:val="left"/>
+      <w:pPr>
+        <w:ind w:left="720" w:hanging="360"/>
+      </w:pPr>
+      <w:rPr>
+        <w:u w:val="none"/>
+      </w:rPr>
+    </w:lvl>
+    <w:lvl w:ilvl="1">
+      <w:start w:val="1"/>
+      <w:numFmt w:val="bullet"/>
+      <w:lvlText w:val="○"/>
+      <w:lvlJc w:val="left"/>
+      <w:pPr>
+        <w:ind w:left="1440" w:hanging="360"/>
+      </w:pPr>
+      <w:rPr>
+        <w:u w:val="none"/>
+      </w:rPr>
+    </w:lvl>
+    <w:lvl w:ilvl="2">
+      <w:start w:val="1"/>
+      <w:numFmt w:val="bullet"/>
+      <w:lvlText w:val="■"/>
+      <w:lvlJc w:val="left"/>
+      <w:pPr>
+        <w:ind w:left="2160" w:hanging="360"/>
+      </w:pPr>
+      <w:rPr>
+        <w:u w:val="none"/>
+      </w:rPr>
+    </w:lvl>
+    <w:lvl w:ilvl="3">
+      <w:start w:val="1"/>
+      <w:numFmt w:val="bullet"/>
+      <w:lvlText w:val="●"/>
+      <w:lvlJc w:val="left"/>
+      <w:pPr>
+        <w:ind w:left="2880" w:hanging="360"/>
+      </w:pPr>
+      <w:rPr>
+        <w:u w:val="none"/>
+      </w:rPr>
+    </w:lvl>
+    <w:lvl w:ilvl="4">
+      <w:start w:val="1"/>
+      <w:numFmt w:val="bullet"/>
+      <w:lvlText w:val="○"/>
+      <w:lvlJc w:val="left"/>
+      <w:pPr>
+        <w:ind w:left="3600" w:hanging="360"/>
+      </w:pPr>
+      <w:rPr>
+        <w:u w:val="none"/>
+      </w:rPr>
+    </w:lvl>
+    <w:lvl w:ilvl="5">
+      <w:start w:val="1"/>
+      <w:numFmt w:val="bullet"/>
+      <w:lvlText w:val="■"/>
+      <w:lvlJc w:val="left"/>
+      <w:pPr>
+        <w:ind w:left="4320" w:hanging="360"/>
+      </w:pPr>
+      <w:rPr>
+        <w:u w:val="none"/>
+      </w:rPr>
+    </w:lvl>
+    <w:lvl w:ilvl="6">
+      <w:start w:val="1"/>
+      <w:numFmt w:val="bullet"/>
+      <w:lvlText w:val="●"/>
+      <w:lvlJc w:val="left"/>
+      <w:pPr>
+        <w:ind w:left="5040" w:hanging="360"/>
+      </w:pPr>
+      <w:rPr>
+        <w:u w:val="none"/>
+      </w:rPr>
+    </w:lvl>
+    <w:lvl w:ilvl="7">
+      <w:start w:val="1"/>
+      <w:numFmt w:val="bullet"/>
+      <w:lvlText w:val="○"/>
+      <w:lvlJc w:val="left"/>
+      <w:pPr>
+        <w:ind w:left="5760" w:hanging="360"/>
+      </w:pPr>
+      <w:rPr>
+        <w:u w:val="none"/>
+      </w:rPr>
+    </w:lvl>
+    <w:lvl w:ilvl="8">
+      <w:start w:val="1"/>
+      <w:numFmt w:val="bullet"/>
+      <w:lvlText w:val="■"/>
+      <w:lvlJc w:val="left"/>
+      <w:pPr>
+        <w:ind w:left="6480" w:hanging="360"/>
+      </w:pPr>
+      <w:rPr>
+        <w:u w:val="none"/>
+      </w:rPr>
+    </w:lvl>
+  </w:abstractNum>
+  <w:abstractNum w:abstractNumId="16">
+    <w:lvl w:ilvl="0">
+      <w:start w:val="1"/>
+      <w:numFmt w:val="bullet"/>
+      <w:lvlText w:val="●"/>
+      <w:lvlJc w:val="left"/>
+      <w:pPr>
+        <w:ind w:left="720" w:hanging="360"/>
+      </w:pPr>
+      <w:rPr>
+        <w:u w:val="none"/>
+      </w:rPr>
+    </w:lvl>
+    <w:lvl w:ilvl="1">
+      <w:start w:val="1"/>
+      <w:numFmt w:val="bullet"/>
+      <w:lvlText w:val="○"/>
+      <w:lvlJc w:val="left"/>
+      <w:pPr>
+        <w:ind w:left="1440" w:hanging="360"/>
+      </w:pPr>
+      <w:rPr>
+        <w:u w:val="none"/>
+      </w:rPr>
+    </w:lvl>
+    <w:lvl w:ilvl="2">
+      <w:start w:val="1"/>
+      <w:numFmt w:val="bullet"/>
+      <w:lvlText w:val="■"/>
+      <w:lvlJc w:val="left"/>
+      <w:pPr>
+        <w:ind w:left="2160" w:hanging="360"/>
+      </w:pPr>
+      <w:rPr>
+        <w:u w:val="none"/>
+      </w:rPr>
+    </w:lvl>
+    <w:lvl w:ilvl="3">
+      <w:start w:val="1"/>
+      <w:numFmt w:val="bullet"/>
+      <w:lvlText w:val="●"/>
+      <w:lvlJc w:val="left"/>
+      <w:pPr>
+        <w:ind w:left="2880" w:hanging="360"/>
+      </w:pPr>
+      <w:rPr>
+        <w:u w:val="none"/>
+      </w:rPr>
+    </w:lvl>
+    <w:lvl w:ilvl="4">
+      <w:start w:val="1"/>
+      <w:numFmt w:val="bullet"/>
+      <w:lvlText w:val="○"/>
+      <w:lvlJc w:val="left"/>
+      <w:pPr>
+        <w:ind w:left="3600" w:hanging="360"/>
+      </w:pPr>
+      <w:rPr>
+        <w:u w:val="none"/>
+      </w:rPr>
+    </w:lvl>
+    <w:lvl w:ilvl="5">
+      <w:start w:val="1"/>
+      <w:numFmt w:val="bullet"/>
+      <w:lvlText w:val="■"/>
+      <w:lvlJc w:val="left"/>
+      <w:pPr>
+        <w:ind w:left="4320" w:hanging="360"/>
+      </w:pPr>
+      <w:rPr>
+        <w:u w:val="none"/>
+      </w:rPr>
+    </w:lvl>
+    <w:lvl w:ilvl="6">
+      <w:start w:val="1"/>
+      <w:numFmt w:val="bullet"/>
+      <w:lvlText w:val="●"/>
+      <w:lvlJc w:val="left"/>
+      <w:pPr>
+        <w:ind w:left="5040" w:hanging="360"/>
+      </w:pPr>
+      <w:rPr>
+        <w:u w:val="none"/>
+      </w:rPr>
+    </w:lvl>
+    <w:lvl w:ilvl="7">
+      <w:start w:val="1"/>
+      <w:numFmt w:val="bullet"/>
+      <w:lvlText w:val="○"/>
+      <w:lvlJc w:val="left"/>
+      <w:pPr>
+        <w:ind w:left="5760" w:hanging="360"/>
+      </w:pPr>
+      <w:rPr>
+        <w:u w:val="none"/>
+      </w:rPr>
+    </w:lvl>
+    <w:lvl w:ilvl="8">
+      <w:start w:val="1"/>
+      <w:numFmt w:val="bullet"/>
+      <w:lvlText w:val="■"/>
+      <w:lvlJc w:val="left"/>
+      <w:pPr>
+        <w:ind w:left="6480" w:hanging="360"/>
+      </w:pPr>
+      <w:rPr>
+        <w:u w:val="none"/>
+      </w:rPr>
+    </w:lvl>
+  </w:abstractNum>
+  <w:abstractNum w:abstractNumId="17">
+    <w:lvl w:ilvl="0">
+      <w:start w:val="1"/>
+      <w:numFmt w:val="bullet"/>
+      <w:lvlText w:val="●"/>
+      <w:lvlJc w:val="left"/>
+      <w:pPr>
+        <w:ind w:left="720" w:hanging="360"/>
+      </w:pPr>
+      <w:rPr>
+        <w:u w:val="none"/>
+      </w:rPr>
+    </w:lvl>
+    <w:lvl w:ilvl="1">
+      <w:start w:val="1"/>
+      <w:numFmt w:val="bullet"/>
+      <w:lvlText w:val="○"/>
+      <w:lvlJc w:val="left"/>
+      <w:pPr>
+        <w:ind w:left="1440" w:hanging="360"/>
+      </w:pPr>
+      <w:rPr>
+        <w:u w:val="none"/>
+      </w:rPr>
+    </w:lvl>
+    <w:lvl w:ilvl="2">
+      <w:start w:val="1"/>
+      <w:numFmt w:val="bullet"/>
+      <w:lvlText w:val="■"/>
+      <w:lvlJc w:val="left"/>
+      <w:pPr>
+        <w:ind w:left="2160" w:hanging="360"/>
+      </w:pPr>
+      <w:rPr>
+        <w:u w:val="none"/>
+      </w:rPr>
+    </w:lvl>
+    <w:lvl w:ilvl="3">
+      <w:start w:val="1"/>
+      <w:numFmt w:val="bullet"/>
+      <w:lvlText w:val="●"/>
+      <w:lvlJc w:val="left"/>
+      <w:pPr>
+        <w:ind w:left="2880" w:hanging="360"/>
+      </w:pPr>
+      <w:rPr>
+        <w:u w:val="none"/>
+      </w:rPr>
+    </w:lvl>
+    <w:lvl w:ilvl="4">
+      <w:start w:val="1"/>
+      <w:numFmt w:val="bullet"/>
+      <w:lvlText w:val="○"/>
+      <w:lvlJc w:val="left"/>
+      <w:pPr>
+        <w:ind w:left="3600" w:hanging="360"/>
+      </w:pPr>
+      <w:rPr>
+        <w:u w:val="none"/>
+      </w:rPr>
+    </w:lvl>
+    <w:lvl w:ilvl="5">
+      <w:start w:val="1"/>
+      <w:numFmt w:val="bullet"/>
+      <w:lvlText w:val="■"/>
+      <w:lvlJc w:val="left"/>
+      <w:pPr>
+        <w:ind w:left="4320" w:hanging="360"/>
+      </w:pPr>
+      <w:rPr>
+        <w:u w:val="none"/>
+      </w:rPr>
+    </w:lvl>
+    <w:lvl w:ilvl="6">
+      <w:start w:val="1"/>
+      <w:numFmt w:val="bullet"/>
+      <w:lvlText w:val="●"/>
+      <w:lvlJc w:val="left"/>
+      <w:pPr>
+        <w:ind w:left="5040" w:hanging="360"/>
+      </w:pPr>
+      <w:rPr>
+        <w:u w:val="none"/>
+      </w:rPr>
+    </w:lvl>
+    <w:lvl w:ilvl="7">
+      <w:start w:val="1"/>
+      <w:numFmt w:val="bullet"/>
+      <w:lvlText w:val="○"/>
+      <w:lvlJc w:val="left"/>
+      <w:pPr>
+        <w:ind w:left="5760" w:hanging="360"/>
+      </w:pPr>
+      <w:rPr>
+        <w:u w:val="none"/>
+      </w:rPr>
+    </w:lvl>
+    <w:lvl w:ilvl="8">
+      <w:start w:val="1"/>
+      <w:numFmt w:val="bullet"/>
+      <w:lvlText w:val="■"/>
+      <w:lvlJc w:val="left"/>
+      <w:pPr>
+        <w:ind w:left="6480" w:hanging="360"/>
+      </w:pPr>
+      <w:rPr>
+        <w:u w:val="none"/>
+      </w:rPr>
+    </w:lvl>
+  </w:abstractNum>
+  <w:abstractNum w:abstractNumId="18">
+    <w:lvl w:ilvl="0">
+      <w:start w:val="1"/>
+      <w:numFmt w:val="bullet"/>
+      <w:lvlText w:val="-"/>
+      <w:lvlJc w:val="left"/>
+      <w:pPr>
+        <w:ind w:left="720" w:hanging="360"/>
+      </w:pPr>
+      <w:rPr>
+        <w:u w:val="none"/>
+      </w:rPr>
+    </w:lvl>
+    <w:lvl w:ilvl="1">
+      <w:start w:val="1"/>
+      <w:numFmt w:val="bullet"/>
+      <w:lvlText w:val="-"/>
+      <w:lvlJc w:val="left"/>
+      <w:pPr>
+        <w:ind w:left="1440" w:hanging="360"/>
+      </w:pPr>
+      <w:rPr>
+        <w:u w:val="none"/>
+      </w:rPr>
+    </w:lvl>
+    <w:lvl w:ilvl="2">
+      <w:start w:val="1"/>
+      <w:numFmt w:val="bullet"/>
+      <w:lvlText w:val="-"/>
+      <w:lvlJc w:val="left"/>
+      <w:pPr>
+        <w:ind w:left="2160" w:hanging="360"/>
+      </w:pPr>
+      <w:rPr>
+        <w:u w:val="none"/>
+      </w:rPr>
+    </w:lvl>
+    <w:lvl w:ilvl="3">
+      <w:start w:val="1"/>
+      <w:numFmt w:val="bullet"/>
+      <w:lvlText w:val="-"/>
+      <w:lvlJc w:val="left"/>
+      <w:pPr>
+        <w:ind w:left="2880" w:hanging="360"/>
+      </w:pPr>
+      <w:rPr>
+        <w:u w:val="none"/>
+      </w:rPr>
+    </w:lvl>
+    <w:lvl w:ilvl="4">
+      <w:start w:val="1"/>
+      <w:numFmt w:val="bullet"/>
+      <w:lvlText w:val="-"/>
+      <w:lvlJc w:val="left"/>
+      <w:pPr>
+        <w:ind w:left="3600" w:hanging="360"/>
+      </w:pPr>
+      <w:rPr>
+        <w:u w:val="none"/>
+      </w:rPr>
+    </w:lvl>
+    <w:lvl w:ilvl="5">
+      <w:start w:val="1"/>
+      <w:numFmt w:val="bullet"/>
+      <w:lvlText w:val="-"/>
+      <w:lvlJc w:val="left"/>
+      <w:pPr>
+        <w:ind w:left="4320" w:hanging="360"/>
+      </w:pPr>
+      <w:rPr>
+        <w:u w:val="none"/>
+      </w:rPr>
+    </w:lvl>
+    <w:lvl w:ilvl="6">
+      <w:start w:val="1"/>
+      <w:numFmt w:val="bullet"/>
+      <w:lvlText w:val="-"/>
+      <w:lvlJc w:val="left"/>
+      <w:pPr>
+        <w:ind w:left="5040" w:hanging="360"/>
+      </w:pPr>
+      <w:rPr>
+        <w:u w:val="none"/>
+      </w:rPr>
+    </w:lvl>
+    <w:lvl w:ilvl="7">
+      <w:start w:val="1"/>
+      <w:numFmt w:val="bullet"/>
+      <w:lvlText w:val="-"/>
+      <w:lvlJc w:val="left"/>
+      <w:pPr>
+        <w:ind w:left="5760" w:hanging="360"/>
+      </w:pPr>
+      <w:rPr>
+        <w:u w:val="none"/>
+      </w:rPr>
+    </w:lvl>
+    <w:lvl w:ilvl="8">
+      <w:start w:val="1"/>
+      <w:numFmt w:val="bullet"/>
+      <w:lvlText w:val="-"/>
+      <w:lvlJc w:val="left"/>
+      <w:pPr>
+        <w:ind w:left="6480" w:hanging="360"/>
+      </w:pPr>
+      <w:rPr>
+        <w:u w:val="none"/>
+      </w:rPr>
+    </w:lvl>
+  </w:abstractNum>
+  <w:abstractNum w:abstractNumId="19">
+    <w:lvl w:ilvl="0">
+      <w:start w:val="1"/>
       <w:numFmt w:val="decimal"/>
       <w:lvlText w:val="%1."/>
       <w:lvlJc w:val="left"/>
@@ -16758,7 +18192,7 @@
       </w:rPr>
     </w:lvl>
   </w:abstractNum>
-  <w:abstractNum w:abstractNumId="16">
+  <w:abstractNum w:abstractNumId="20">
     <w:lvl w:ilvl="0">
       <w:start w:val="1"/>
       <w:numFmt w:val="bullet"/>
@@ -16868,7 +18302,337 @@
       </w:rPr>
     </w:lvl>
   </w:abstractNum>
-  <w:abstractNum w:abstractNumId="17">
+  <w:abstractNum w:abstractNumId="21">
+    <w:lvl w:ilvl="0">
+      <w:start w:val="1"/>
+      <w:numFmt w:val="bullet"/>
+      <w:lvlText w:val="-"/>
+      <w:lvlJc w:val="left"/>
+      <w:pPr>
+        <w:ind w:left="720" w:hanging="360"/>
+      </w:pPr>
+      <w:rPr>
+        <w:u w:val="none"/>
+      </w:rPr>
+    </w:lvl>
+    <w:lvl w:ilvl="1">
+      <w:start w:val="1"/>
+      <w:numFmt w:val="bullet"/>
+      <w:lvlText w:val="-"/>
+      <w:lvlJc w:val="left"/>
+      <w:pPr>
+        <w:ind w:left="1440" w:hanging="360"/>
+      </w:pPr>
+      <w:rPr>
+        <w:u w:val="none"/>
+      </w:rPr>
+    </w:lvl>
+    <w:lvl w:ilvl="2">
+      <w:start w:val="1"/>
+      <w:numFmt w:val="bullet"/>
+      <w:lvlText w:val="-"/>
+      <w:lvlJc w:val="left"/>
+      <w:pPr>
+        <w:ind w:left="2160" w:hanging="360"/>
+      </w:pPr>
+      <w:rPr>
+        <w:u w:val="none"/>
+      </w:rPr>
+    </w:lvl>
+    <w:lvl w:ilvl="3">
+      <w:start w:val="1"/>
+      <w:numFmt w:val="bullet"/>
+      <w:lvlText w:val="-"/>
+      <w:lvlJc w:val="left"/>
+      <w:pPr>
+        <w:ind w:left="2880" w:hanging="360"/>
+      </w:pPr>
+      <w:rPr>
+        <w:u w:val="none"/>
+      </w:rPr>
+    </w:lvl>
+    <w:lvl w:ilvl="4">
+      <w:start w:val="1"/>
+      <w:numFmt w:val="bullet"/>
+      <w:lvlText w:val="-"/>
+      <w:lvlJc w:val="left"/>
+      <w:pPr>
+        <w:ind w:left="3600" w:hanging="360"/>
+      </w:pPr>
+      <w:rPr>
+        <w:u w:val="none"/>
+      </w:rPr>
+    </w:lvl>
+    <w:lvl w:ilvl="5">
+      <w:start w:val="1"/>
+      <w:numFmt w:val="bullet"/>
+      <w:lvlText w:val="-"/>
+      <w:lvlJc w:val="left"/>
+      <w:pPr>
+        <w:ind w:left="4320" w:hanging="360"/>
+      </w:pPr>
+      <w:rPr>
+        <w:u w:val="none"/>
+      </w:rPr>
+    </w:lvl>
+    <w:lvl w:ilvl="6">
+      <w:start w:val="1"/>
+      <w:numFmt w:val="bullet"/>
+      <w:lvlText w:val="-"/>
+      <w:lvlJc w:val="left"/>
+      <w:pPr>
+        <w:ind w:left="5040" w:hanging="360"/>
+      </w:pPr>
+      <w:rPr>
+        <w:u w:val="none"/>
+      </w:rPr>
+    </w:lvl>
+    <w:lvl w:ilvl="7">
+      <w:start w:val="1"/>
+      <w:numFmt w:val="bullet"/>
+      <w:lvlText w:val="-"/>
+      <w:lvlJc w:val="left"/>
+      <w:pPr>
+        <w:ind w:left="5760" w:hanging="360"/>
+      </w:pPr>
+      <w:rPr>
+        <w:u w:val="none"/>
+      </w:rPr>
+    </w:lvl>
+    <w:lvl w:ilvl="8">
+      <w:start w:val="1"/>
+      <w:numFmt w:val="bullet"/>
+      <w:lvlText w:val="-"/>
+      <w:lvlJc w:val="left"/>
+      <w:pPr>
+        <w:ind w:left="6480" w:hanging="360"/>
+      </w:pPr>
+      <w:rPr>
+        <w:u w:val="none"/>
+      </w:rPr>
+    </w:lvl>
+  </w:abstractNum>
+  <w:abstractNum w:abstractNumId="22">
+    <w:lvl w:ilvl="0">
+      <w:start w:val="1"/>
+      <w:numFmt w:val="bullet"/>
+      <w:lvlText w:val="-"/>
+      <w:lvlJc w:val="left"/>
+      <w:pPr>
+        <w:ind w:left="720" w:hanging="360"/>
+      </w:pPr>
+      <w:rPr>
+        <w:u w:val="none"/>
+      </w:rPr>
+    </w:lvl>
+    <w:lvl w:ilvl="1">
+      <w:start w:val="1"/>
+      <w:numFmt w:val="bullet"/>
+      <w:lvlText w:val="-"/>
+      <w:lvlJc w:val="left"/>
+      <w:pPr>
+        <w:ind w:left="1440" w:hanging="360"/>
+      </w:pPr>
+      <w:rPr>
+        <w:u w:val="none"/>
+      </w:rPr>
+    </w:lvl>
+    <w:lvl w:ilvl="2">
+      <w:start w:val="1"/>
+      <w:numFmt w:val="bullet"/>
+      <w:lvlText w:val="-"/>
+      <w:lvlJc w:val="left"/>
+      <w:pPr>
+        <w:ind w:left="2160" w:hanging="360"/>
+      </w:pPr>
+      <w:rPr>
+        <w:u w:val="none"/>
+      </w:rPr>
+    </w:lvl>
+    <w:lvl w:ilvl="3">
+      <w:start w:val="1"/>
+      <w:numFmt w:val="bullet"/>
+      <w:lvlText w:val="-"/>
+      <w:lvlJc w:val="left"/>
+      <w:pPr>
+        <w:ind w:left="2880" w:hanging="360"/>
+      </w:pPr>
+      <w:rPr>
+        <w:u w:val="none"/>
+      </w:rPr>
+    </w:lvl>
+    <w:lvl w:ilvl="4">
+      <w:start w:val="1"/>
+      <w:numFmt w:val="bullet"/>
+      <w:lvlText w:val="-"/>
+      <w:lvlJc w:val="left"/>
+      <w:pPr>
+        <w:ind w:left="3600" w:hanging="360"/>
+      </w:pPr>
+      <w:rPr>
+        <w:u w:val="none"/>
+      </w:rPr>
+    </w:lvl>
+    <w:lvl w:ilvl="5">
+      <w:start w:val="1"/>
+      <w:numFmt w:val="bullet"/>
+      <w:lvlText w:val="-"/>
+      <w:lvlJc w:val="left"/>
+      <w:pPr>
+        <w:ind w:left="4320" w:hanging="360"/>
+      </w:pPr>
+      <w:rPr>
+        <w:u w:val="none"/>
+      </w:rPr>
+    </w:lvl>
+    <w:lvl w:ilvl="6">
+      <w:start w:val="1"/>
+      <w:numFmt w:val="bullet"/>
+      <w:lvlText w:val="-"/>
+      <w:lvlJc w:val="left"/>
+      <w:pPr>
+        <w:ind w:left="5040" w:hanging="360"/>
+      </w:pPr>
+      <w:rPr>
+        <w:u w:val="none"/>
+      </w:rPr>
+    </w:lvl>
+    <w:lvl w:ilvl="7">
+      <w:start w:val="1"/>
+      <w:numFmt w:val="bullet"/>
+      <w:lvlText w:val="-"/>
+      <w:lvlJc w:val="left"/>
+      <w:pPr>
+        <w:ind w:left="5760" w:hanging="360"/>
+      </w:pPr>
+      <w:rPr>
+        <w:u w:val="none"/>
+      </w:rPr>
+    </w:lvl>
+    <w:lvl w:ilvl="8">
+      <w:start w:val="1"/>
+      <w:numFmt w:val="bullet"/>
+      <w:lvlText w:val="-"/>
+      <w:lvlJc w:val="left"/>
+      <w:pPr>
+        <w:ind w:left="6480" w:hanging="360"/>
+      </w:pPr>
+      <w:rPr>
+        <w:u w:val="none"/>
+      </w:rPr>
+    </w:lvl>
+  </w:abstractNum>
+  <w:abstractNum w:abstractNumId="23">
+    <w:lvl w:ilvl="0">
+      <w:start w:val="1"/>
+      <w:numFmt w:val="bullet"/>
+      <w:lvlText w:val="-"/>
+      <w:lvlJc w:val="left"/>
+      <w:pPr>
+        <w:ind w:left="720" w:hanging="360"/>
+      </w:pPr>
+      <w:rPr>
+        <w:u w:val="none"/>
+      </w:rPr>
+    </w:lvl>
+    <w:lvl w:ilvl="1">
+      <w:start w:val="1"/>
+      <w:numFmt w:val="bullet"/>
+      <w:lvlText w:val="-"/>
+      <w:lvlJc w:val="left"/>
+      <w:pPr>
+        <w:ind w:left="1440" w:hanging="360"/>
+      </w:pPr>
+      <w:rPr>
+        <w:u w:val="none"/>
+      </w:rPr>
+    </w:lvl>
+    <w:lvl w:ilvl="2">
+      <w:start w:val="1"/>
+      <w:numFmt w:val="bullet"/>
+      <w:lvlText w:val="-"/>
+      <w:lvlJc w:val="left"/>
+      <w:pPr>
+        <w:ind w:left="2160" w:hanging="360"/>
+      </w:pPr>
+      <w:rPr>
+        <w:u w:val="none"/>
+      </w:rPr>
+    </w:lvl>
+    <w:lvl w:ilvl="3">
+      <w:start w:val="1"/>
+      <w:numFmt w:val="bullet"/>
+      <w:lvlText w:val="-"/>
+      <w:lvlJc w:val="left"/>
+      <w:pPr>
+        <w:ind w:left="2880" w:hanging="360"/>
+      </w:pPr>
+      <w:rPr>
+        <w:u w:val="none"/>
+      </w:rPr>
+    </w:lvl>
+    <w:lvl w:ilvl="4">
+      <w:start w:val="1"/>
+      <w:numFmt w:val="bullet"/>
+      <w:lvlText w:val="-"/>
+      <w:lvlJc w:val="left"/>
+      <w:pPr>
+        <w:ind w:left="3600" w:hanging="360"/>
+      </w:pPr>
+      <w:rPr>
+        <w:u w:val="none"/>
+      </w:rPr>
+    </w:lvl>
+    <w:lvl w:ilvl="5">
+      <w:start w:val="1"/>
+      <w:numFmt w:val="bullet"/>
+      <w:lvlText w:val="-"/>
+      <w:lvlJc w:val="left"/>
+      <w:pPr>
+        <w:ind w:left="4320" w:hanging="360"/>
+      </w:pPr>
+      <w:rPr>
+        <w:u w:val="none"/>
+      </w:rPr>
+    </w:lvl>
+    <w:lvl w:ilvl="6">
+      <w:start w:val="1"/>
+      <w:numFmt w:val="bullet"/>
+      <w:lvlText w:val="-"/>
+      <w:lvlJc w:val="left"/>
+      <w:pPr>
+        <w:ind w:left="5040" w:hanging="360"/>
+      </w:pPr>
+      <w:rPr>
+        <w:u w:val="none"/>
+      </w:rPr>
+    </w:lvl>
+    <w:lvl w:ilvl="7">
+      <w:start w:val="1"/>
+      <w:numFmt w:val="bullet"/>
+      <w:lvlText w:val="-"/>
+      <w:lvlJc w:val="left"/>
+      <w:pPr>
+        <w:ind w:left="5760" w:hanging="360"/>
+      </w:pPr>
+      <w:rPr>
+        <w:u w:val="none"/>
+      </w:rPr>
+    </w:lvl>
+    <w:lvl w:ilvl="8">
+      <w:start w:val="1"/>
+      <w:numFmt w:val="bullet"/>
+      <w:lvlText w:val="-"/>
+      <w:lvlJc w:val="left"/>
+      <w:pPr>
+        <w:ind w:left="6480" w:hanging="360"/>
+      </w:pPr>
+      <w:rPr>
+        <w:u w:val="none"/>
+      </w:rPr>
+    </w:lvl>
+  </w:abstractNum>
+  <w:abstractNum w:abstractNumId="24">
     <w:lvl w:ilvl="0">
       <w:start w:val="1"/>
       <w:numFmt w:val="bullet"/>
@@ -16969,6 +18733,116 @@
       <w:start w:val="1"/>
       <w:numFmt w:val="bullet"/>
       <w:lvlText w:val="■"/>
+      <w:lvlJc w:val="left"/>
+      <w:pPr>
+        <w:ind w:left="6480" w:hanging="360"/>
+      </w:pPr>
+      <w:rPr>
+        <w:u w:val="none"/>
+      </w:rPr>
+    </w:lvl>
+  </w:abstractNum>
+  <w:abstractNum w:abstractNumId="25">
+    <w:lvl w:ilvl="0">
+      <w:start w:val="1"/>
+      <w:numFmt w:val="bullet"/>
+      <w:lvlText w:val="-"/>
+      <w:lvlJc w:val="left"/>
+      <w:pPr>
+        <w:ind w:left="720" w:hanging="360"/>
+      </w:pPr>
+      <w:rPr>
+        <w:u w:val="none"/>
+      </w:rPr>
+    </w:lvl>
+    <w:lvl w:ilvl="1">
+      <w:start w:val="1"/>
+      <w:numFmt w:val="bullet"/>
+      <w:lvlText w:val="-"/>
+      <w:lvlJc w:val="left"/>
+      <w:pPr>
+        <w:ind w:left="1440" w:hanging="360"/>
+      </w:pPr>
+      <w:rPr>
+        <w:u w:val="none"/>
+      </w:rPr>
+    </w:lvl>
+    <w:lvl w:ilvl="2">
+      <w:start w:val="1"/>
+      <w:numFmt w:val="bullet"/>
+      <w:lvlText w:val="-"/>
+      <w:lvlJc w:val="left"/>
+      <w:pPr>
+        <w:ind w:left="2160" w:hanging="360"/>
+      </w:pPr>
+      <w:rPr>
+        <w:u w:val="none"/>
+      </w:rPr>
+    </w:lvl>
+    <w:lvl w:ilvl="3">
+      <w:start w:val="1"/>
+      <w:numFmt w:val="bullet"/>
+      <w:lvlText w:val="-"/>
+      <w:lvlJc w:val="left"/>
+      <w:pPr>
+        <w:ind w:left="2880" w:hanging="360"/>
+      </w:pPr>
+      <w:rPr>
+        <w:u w:val="none"/>
+      </w:rPr>
+    </w:lvl>
+    <w:lvl w:ilvl="4">
+      <w:start w:val="1"/>
+      <w:numFmt w:val="bullet"/>
+      <w:lvlText w:val="-"/>
+      <w:lvlJc w:val="left"/>
+      <w:pPr>
+        <w:ind w:left="3600" w:hanging="360"/>
+      </w:pPr>
+      <w:rPr>
+        <w:u w:val="none"/>
+      </w:rPr>
+    </w:lvl>
+    <w:lvl w:ilvl="5">
+      <w:start w:val="1"/>
+      <w:numFmt w:val="bullet"/>
+      <w:lvlText w:val="-"/>
+      <w:lvlJc w:val="left"/>
+      <w:pPr>
+        <w:ind w:left="4320" w:hanging="360"/>
+      </w:pPr>
+      <w:rPr>
+        <w:u w:val="none"/>
+      </w:rPr>
+    </w:lvl>
+    <w:lvl w:ilvl="6">
+      <w:start w:val="1"/>
+      <w:numFmt w:val="bullet"/>
+      <w:lvlText w:val="-"/>
+      <w:lvlJc w:val="left"/>
+      <w:pPr>
+        <w:ind w:left="5040" w:hanging="360"/>
+      </w:pPr>
+      <w:rPr>
+        <w:u w:val="none"/>
+      </w:rPr>
+    </w:lvl>
+    <w:lvl w:ilvl="7">
+      <w:start w:val="1"/>
+      <w:numFmt w:val="bullet"/>
+      <w:lvlText w:val="-"/>
+      <w:lvlJc w:val="left"/>
+      <w:pPr>
+        <w:ind w:left="5760" w:hanging="360"/>
+      </w:pPr>
+      <w:rPr>
+        <w:u w:val="none"/>
+      </w:rPr>
+    </w:lvl>
+    <w:lvl w:ilvl="8">
+      <w:start w:val="1"/>
+      <w:numFmt w:val="bullet"/>
+      <w:lvlText w:val="-"/>
       <w:lvlJc w:val="left"/>
       <w:pPr>
         <w:ind w:left="6480" w:hanging="360"/>
@@ -17028,6 +18902,30 @@
   </w:num>
   <w:num w:numId="17">
     <w:abstractNumId w:val="17"/>
+  </w:num>
+  <w:num w:numId="18">
+    <w:abstractNumId w:val="18"/>
+  </w:num>
+  <w:num w:numId="19">
+    <w:abstractNumId w:val="19"/>
+  </w:num>
+  <w:num w:numId="20">
+    <w:abstractNumId w:val="20"/>
+  </w:num>
+  <w:num w:numId="21">
+    <w:abstractNumId w:val="21"/>
+  </w:num>
+  <w:num w:numId="22">
+    <w:abstractNumId w:val="22"/>
+  </w:num>
+  <w:num w:numId="23">
+    <w:abstractNumId w:val="23"/>
+  </w:num>
+  <w:num w:numId="24">
+    <w:abstractNumId w:val="24"/>
+  </w:num>
+  <w:num w:numId="25">
+    <w:abstractNumId w:val="25"/>
   </w:num>
 </w:numbering>
 </file>

--- a/SRS Group 10 Clovet.docx
+++ b/SRS Group 10 Clovet.docx
@@ -215,7 +215,12 @@
           <w:szCs w:val="28"/>
           <w:rtl w:val="0"/>
         </w:rPr>
-        <w:t xml:space="preserve">Kelompok 10</w:t>
+        <w:br w:type="textWrapping"/>
+        <w:t xml:space="preserve">- Matthew Fitch Aurick</w:t>
+        <w:br w:type="textWrapping"/>
+        <w:t xml:space="preserve">- Jayson Prasada Siswoyo</w:t>
+        <w:br w:type="textWrapping"/>
+        <w:t xml:space="preserve">- Evan Chastya Pahan</w:t>
       </w:r>
       <w:r>
         <w:rPr>
@@ -306,7 +311,7 @@
           <w:vertAlign w:val="baseline"/>
         </w:rPr>
         <w:sectPr>
-          <w:footerReference r:id="rId6" w:type="default"/>
+          <w:footerReference r:id="rId7" w:type="default"/>
           <w:pgSz w:h="15840" w:w="12240" w:orient="portrait"/>
           <w:pgMar w:bottom="1440" w:top="1440" w:left="1440" w:right="1440" w:header="720" w:footer="720"/>
           <w:pgNumType w:start="1"/>
@@ -385,7 +390,7 @@
           <w:vertAlign w:val="baseline"/>
         </w:rPr>
       </w:pPr>
-      <w:bookmarkStart w:colFirst="0" w:colLast="0" w:name="_13cebeqjd4yp" w:id="0"/>
+      <w:bookmarkStart w:colFirst="0" w:colLast="0" w:name="_heading=h.13cebeqjd4yp" w:id="0"/>
       <w:bookmarkEnd w:id="0"/>
       <w:r>
         <w:rPr>
@@ -409,7 +414,7 @@
     </w:p>
     <w:sdt>
       <w:sdtPr>
-        <w:id w:val="341078060"/>
+        <w:id w:val="1325179119"/>
         <w:docPartObj>
           <w:docPartGallery w:val="Table of Contents"/>
           <w:docPartUnique w:val="1"/>
@@ -480,7 +485,7 @@
           </w:r>
           <w:r>
             <w:fldChar w:fldCharType="begin"/>
-            <w:instrText xml:space="preserve"> PAGEREF _ucl5oz1cp4gv \h </w:instrText>
+            <w:instrText xml:space="preserve"> PAGEREF _heading=h.ucl5oz1cp4gv \h </w:instrText>
             <w:fldChar w:fldCharType="separate"/>
           </w:r>
           <w:r>
@@ -570,7 +575,7 @@
           </w:r>
           <w:r>
             <w:fldChar w:fldCharType="begin"/>
-            <w:instrText xml:space="preserve"> PAGEREF _gwn4mc4dr50k \h </w:instrText>
+            <w:instrText xml:space="preserve"> PAGEREF _heading=h.gwn4mc4dr50k \h </w:instrText>
             <w:fldChar w:fldCharType="separate"/>
           </w:r>
           <w:r>
@@ -662,7 +667,7 @@
           </w:r>
           <w:r>
             <w:fldChar w:fldCharType="begin"/>
-            <w:instrText xml:space="preserve"> PAGEREF _5vbtvv2qz5za \h </w:instrText>
+            <w:instrText xml:space="preserve"> PAGEREF _heading=h.5vbtvv2qz5za \h </w:instrText>
             <w:fldChar w:fldCharType="separate"/>
           </w:r>
           <w:r>
@@ -750,7 +755,7 @@
           </w:r>
           <w:r>
             <w:fldChar w:fldCharType="begin"/>
-            <w:instrText xml:space="preserve"> PAGEREF _a3uj2junq949 \h </w:instrText>
+            <w:instrText xml:space="preserve"> PAGEREF _heading=h.a3uj2junq949 \h </w:instrText>
             <w:fldChar w:fldCharType="separate"/>
           </w:r>
           <w:r>
@@ -836,7 +841,7 @@
           </w:r>
           <w:r>
             <w:fldChar w:fldCharType="begin"/>
-            <w:instrText xml:space="preserve"> PAGEREF _1i702234h47g \h </w:instrText>
+            <w:instrText xml:space="preserve"> PAGEREF _heading=h.1i702234h47g \h </w:instrText>
             <w:fldChar w:fldCharType="separate"/>
           </w:r>
           <w:r>
@@ -2084,7 +2089,7 @@
           </w:r>
           <w:r>
             <w:fldChar w:fldCharType="begin"/>
-            <w:instrText xml:space="preserve"> PAGEREF _lmrfuwoso7as \h </w:instrText>
+            <w:instrText xml:space="preserve"> PAGEREF _heading=h.lmrfuwoso7as \h </w:instrText>
             <w:fldChar w:fldCharType="separate"/>
           </w:r>
           <w:r>
@@ -2172,7 +2177,7 @@
           </w:r>
           <w:r>
             <w:fldChar w:fldCharType="begin"/>
-            <w:instrText xml:space="preserve"> PAGEREF _b0c3fi7506fh \h </w:instrText>
+            <w:instrText xml:space="preserve"> PAGEREF _heading=h.b0c3fi7506fh \h </w:instrText>
             <w:fldChar w:fldCharType="separate"/>
           </w:r>
           <w:r>
@@ -2258,7 +2263,7 @@
           </w:r>
           <w:r>
             <w:fldChar w:fldCharType="begin"/>
-            <w:instrText xml:space="preserve"> PAGEREF _9j2qe4ymya6 \h </w:instrText>
+            <w:instrText xml:space="preserve"> PAGEREF _heading=h.9j2qe4ymya6 \h </w:instrText>
             <w:fldChar w:fldCharType="separate"/>
           </w:r>
           <w:r>
@@ -2348,7 +2353,7 @@
           </w:r>
           <w:r>
             <w:fldChar w:fldCharType="begin"/>
-            <w:instrText xml:space="preserve"> PAGEREF _5whtu9uy0ev4 \h </w:instrText>
+            <w:instrText xml:space="preserve"> PAGEREF _heading=h.5whtu9uy0ev4 \h </w:instrText>
             <w:fldChar w:fldCharType="separate"/>
           </w:r>
           <w:r>
@@ -2436,7 +2441,7 @@
           </w:r>
           <w:r>
             <w:fldChar w:fldCharType="begin"/>
-            <w:instrText xml:space="preserve"> PAGEREF _dbpoeu3gn4i0 \h </w:instrText>
+            <w:instrText xml:space="preserve"> PAGEREF _heading=h.dbpoeu3gn4i0 \h </w:instrText>
             <w:fldChar w:fldCharType="separate"/>
           </w:r>
           <w:r>
@@ -2522,7 +2527,7 @@
           </w:r>
           <w:r>
             <w:fldChar w:fldCharType="begin"/>
-            <w:instrText xml:space="preserve"> PAGEREF _qbi25az0v1co \h </w:instrText>
+            <w:instrText xml:space="preserve"> PAGEREF _heading=h.qbi25az0v1co \h </w:instrText>
             <w:fldChar w:fldCharType="separate"/>
           </w:r>
           <w:r>
@@ -2608,7 +2613,7 @@
           </w:r>
           <w:r>
             <w:fldChar w:fldCharType="begin"/>
-            <w:instrText xml:space="preserve"> PAGEREF _qb0xindrg92b \h </w:instrText>
+            <w:instrText xml:space="preserve"> PAGEREF _heading=h.qb0xindrg92b \h </w:instrText>
             <w:fldChar w:fldCharType="separate"/>
           </w:r>
           <w:r>
@@ -2694,7 +2699,7 @@
           </w:r>
           <w:r>
             <w:fldChar w:fldCharType="begin"/>
-            <w:instrText xml:space="preserve"> PAGEREF _yr9cc5ecchvg \h </w:instrText>
+            <w:instrText xml:space="preserve"> PAGEREF _heading=h.yr9cc5ecchvg \h </w:instrText>
             <w:fldChar w:fldCharType="separate"/>
           </w:r>
           <w:r>
@@ -2780,7 +2785,7 @@
           </w:r>
           <w:r>
             <w:fldChar w:fldCharType="begin"/>
-            <w:instrText xml:space="preserve"> PAGEREF _rezktphn5f6m \h </w:instrText>
+            <w:instrText xml:space="preserve"> PAGEREF _heading=h.rezktphn5f6m \h </w:instrText>
             <w:fldChar w:fldCharType="separate"/>
           </w:r>
           <w:r>
@@ -2870,7 +2875,7 @@
           </w:r>
           <w:r>
             <w:fldChar w:fldCharType="begin"/>
-            <w:instrText xml:space="preserve"> PAGEREF _8ge3affowp5t \h </w:instrText>
+            <w:instrText xml:space="preserve"> PAGEREF _heading=h.8ge3affowp5t \h </w:instrText>
             <w:fldChar w:fldCharType="separate"/>
           </w:r>
           <w:r>
@@ -2960,7 +2965,7 @@
           </w:r>
           <w:r>
             <w:fldChar w:fldCharType="begin"/>
-            <w:instrText xml:space="preserve"> PAGEREF _h4fmwazdv6jq \h </w:instrText>
+            <w:instrText xml:space="preserve"> PAGEREF _heading=h.h4fmwazdv6jq \h </w:instrText>
             <w:fldChar w:fldCharType="separate"/>
           </w:r>
           <w:r>
@@ -3050,7 +3055,7 @@
           </w:r>
           <w:r>
             <w:fldChar w:fldCharType="begin"/>
-            <w:instrText xml:space="preserve"> PAGEREF _78ugd5r02rzt \h </w:instrText>
+            <w:instrText xml:space="preserve"> PAGEREF _heading=h.78ugd5r02rzt \h </w:instrText>
             <w:fldChar w:fldCharType="separate"/>
           </w:r>
           <w:r>
@@ -3140,7 +3145,7 @@
           </w:r>
           <w:r>
             <w:fldChar w:fldCharType="begin"/>
-            <w:instrText xml:space="preserve"> PAGEREF _f4lwbgm9h0af \h </w:instrText>
+            <w:instrText xml:space="preserve"> PAGEREF _heading=h.f4lwbgm9h0af \h </w:instrText>
             <w:fldChar w:fldCharType="separate"/>
           </w:r>
           <w:r>
@@ -3196,7 +3201,7 @@
           <w:vertAlign w:val="baseline"/>
         </w:rPr>
       </w:pPr>
-      <w:bookmarkStart w:colFirst="0" w:colLast="0" w:name="_gwn4mc4dr50k" w:id="1"/>
+      <w:bookmarkStart w:colFirst="0" w:colLast="0" w:name="_heading=h.gwn4mc4dr50k" w:id="1"/>
       <w:bookmarkEnd w:id="1"/>
       <w:r>
         <w:rPr>
@@ -3487,7 +3492,7 @@
               <w:rPr>
                 <w:rtl w:val="0"/>
               </w:rPr>
-              <w:t xml:space="preserve">Menambahkan Bab 1</w:t>
+              <w:t xml:space="preserve">Menambahkan bab 1</w:t>
             </w:r>
           </w:p>
         </w:tc>
@@ -3537,7 +3542,7 @@
                 <w:rFonts w:ascii="Times New Roman" w:cs="Times New Roman" w:eastAsia="Times New Roman" w:hAnsi="Times New Roman"/>
                 <w:rtl w:val="0"/>
               </w:rPr>
-              <w:t xml:space="preserve">Kelompok 10</w:t>
+              <w:t xml:space="preserve">Jayson</w:t>
             </w:r>
             <w:r>
               <w:rPr>
@@ -3595,7 +3600,7 @@
                 <w:rFonts w:ascii="Times New Roman" w:cs="Times New Roman" w:eastAsia="Times New Roman" w:hAnsi="Times New Roman"/>
                 <w:rtl w:val="0"/>
               </w:rPr>
-              <w:t xml:space="preserve">Menambahkan Bab 2, Bab 3, Unified Modeling Language, dan Prototype berdasarkan diskusi kelompok</w:t>
+              <w:t xml:space="preserve">Menambahkan bab 2 dan bab 3</w:t>
             </w:r>
             <w:r>
               <w:rPr>
@@ -3658,7 +3663,203 @@
                 <w:rFonts w:ascii="Times New Roman" w:cs="Times New Roman" w:eastAsia="Times New Roman" w:hAnsi="Times New Roman"/>
                 <w:rtl w:val="0"/>
               </w:rPr>
-              <w:t xml:space="preserve">Kelompoo 10</w:t>
+              <w:t xml:space="preserve">Matthew</w:t>
+            </w:r>
+          </w:p>
+        </w:tc>
+        <w:tc>
+          <w:tcPr>
+            <w:tcBorders>
+              <w:bottom w:color="000000" w:space="0" w:sz="12" w:val="single"/>
+            </w:tcBorders>
+            <w:vAlign w:val="top"/>
+          </w:tcPr>
+          <w:p>
+            <w:pPr>
+              <w:spacing w:after="40" w:before="40" w:lineRule="auto"/>
+              <w:rPr>
+                <w:rFonts w:ascii="Times New Roman" w:cs="Times New Roman" w:eastAsia="Times New Roman" w:hAnsi="Times New Roman"/>
+              </w:rPr>
+            </w:pPr>
+            <w:r>
+              <w:rPr>
+                <w:rFonts w:ascii="Times New Roman" w:cs="Times New Roman" w:eastAsia="Times New Roman" w:hAnsi="Times New Roman"/>
+                <w:rtl w:val="0"/>
+              </w:rPr>
+              <w:t xml:space="preserve">21/04/2026</w:t>
+            </w:r>
+          </w:p>
+        </w:tc>
+        <w:tc>
+          <w:tcPr>
+            <w:tcBorders>
+              <w:bottom w:color="000000" w:space="0" w:sz="12" w:val="single"/>
+            </w:tcBorders>
+            <w:vAlign w:val="top"/>
+          </w:tcPr>
+          <w:p>
+            <w:pPr>
+              <w:spacing w:after="40" w:before="40" w:lineRule="auto"/>
+              <w:rPr>
+                <w:rFonts w:ascii="Times New Roman" w:cs="Times New Roman" w:eastAsia="Times New Roman" w:hAnsi="Times New Roman"/>
+              </w:rPr>
+            </w:pPr>
+            <w:r>
+              <w:rPr>
+                <w:rFonts w:ascii="Times New Roman" w:cs="Times New Roman" w:eastAsia="Times New Roman" w:hAnsi="Times New Roman"/>
+                <w:rtl w:val="0"/>
+              </w:rPr>
+              <w:t xml:space="preserve">Mengecek dan memperbaiki bab 2 dan 3, serta menambahkan link prototype</w:t>
+            </w:r>
+          </w:p>
+        </w:tc>
+        <w:tc>
+          <w:tcPr>
+            <w:tcBorders>
+              <w:bottom w:color="000000" w:space="0" w:sz="12" w:val="single"/>
+            </w:tcBorders>
+            <w:vAlign w:val="top"/>
+          </w:tcPr>
+          <w:p>
+            <w:pPr>
+              <w:spacing w:after="40" w:before="40" w:lineRule="auto"/>
+              <w:rPr>
+                <w:rFonts w:ascii="Times New Roman" w:cs="Times New Roman" w:eastAsia="Times New Roman" w:hAnsi="Times New Roman"/>
+              </w:rPr>
+            </w:pPr>
+            <w:r>
+              <w:rPr>
+                <w:rFonts w:ascii="Times New Roman" w:cs="Times New Roman" w:eastAsia="Times New Roman" w:hAnsi="Times New Roman"/>
+                <w:rtl w:val="0"/>
+              </w:rPr>
+              <w:t xml:space="preserve">1.2</w:t>
+            </w:r>
+          </w:p>
+        </w:tc>
+      </w:tr>
+      <w:tr>
+        <w:trPr>
+          <w:cantSplit w:val="0"/>
+          <w:tblHeader w:val="0"/>
+        </w:trPr>
+        <w:tc>
+          <w:tcPr>
+            <w:tcBorders>
+              <w:bottom w:color="000000" w:space="0" w:sz="12" w:val="single"/>
+            </w:tcBorders>
+            <w:vAlign w:val="top"/>
+          </w:tcPr>
+          <w:p>
+            <w:pPr>
+              <w:spacing w:after="40" w:before="40" w:lineRule="auto"/>
+              <w:rPr>
+                <w:rFonts w:ascii="Times New Roman" w:cs="Times New Roman" w:eastAsia="Times New Roman" w:hAnsi="Times New Roman"/>
+              </w:rPr>
+            </w:pPr>
+            <w:r>
+              <w:rPr>
+                <w:rFonts w:ascii="Times New Roman" w:cs="Times New Roman" w:eastAsia="Times New Roman" w:hAnsi="Times New Roman"/>
+                <w:rtl w:val="0"/>
+              </w:rPr>
+              <w:t xml:space="preserve">Evan</w:t>
+            </w:r>
+          </w:p>
+        </w:tc>
+        <w:tc>
+          <w:tcPr>
+            <w:tcBorders>
+              <w:bottom w:color="000000" w:space="0" w:sz="12" w:val="single"/>
+            </w:tcBorders>
+            <w:vAlign w:val="top"/>
+          </w:tcPr>
+          <w:p>
+            <w:pPr>
+              <w:spacing w:after="40" w:before="40" w:lineRule="auto"/>
+              <w:rPr>
+                <w:rFonts w:ascii="Times New Roman" w:cs="Times New Roman" w:eastAsia="Times New Roman" w:hAnsi="Times New Roman"/>
+              </w:rPr>
+            </w:pPr>
+            <w:r>
+              <w:rPr>
+                <w:rFonts w:ascii="Times New Roman" w:cs="Times New Roman" w:eastAsia="Times New Roman" w:hAnsi="Times New Roman"/>
+                <w:rtl w:val="0"/>
+              </w:rPr>
+              <w:t xml:space="preserve">21/04/2026</w:t>
+            </w:r>
+          </w:p>
+        </w:tc>
+        <w:tc>
+          <w:tcPr>
+            <w:tcBorders>
+              <w:bottom w:color="000000" w:space="0" w:sz="12" w:val="single"/>
+            </w:tcBorders>
+            <w:vAlign w:val="top"/>
+          </w:tcPr>
+          <w:p>
+            <w:pPr>
+              <w:spacing w:after="40" w:before="40" w:lineRule="auto"/>
+              <w:rPr>
+                <w:rFonts w:ascii="Times New Roman" w:cs="Times New Roman" w:eastAsia="Times New Roman" w:hAnsi="Times New Roman"/>
+              </w:rPr>
+            </w:pPr>
+            <w:r>
+              <w:rPr>
+                <w:rFonts w:ascii="Times New Roman" w:cs="Times New Roman" w:eastAsia="Times New Roman" w:hAnsi="Times New Roman"/>
+                <w:rtl w:val="0"/>
+              </w:rPr>
+              <w:t xml:space="preserve">Menambahkan unified modeling language</w:t>
+            </w:r>
+          </w:p>
+        </w:tc>
+        <w:tc>
+          <w:tcPr>
+            <w:tcBorders>
+              <w:bottom w:color="000000" w:space="0" w:sz="12" w:val="single"/>
+            </w:tcBorders>
+            <w:vAlign w:val="top"/>
+          </w:tcPr>
+          <w:p>
+            <w:pPr>
+              <w:spacing w:after="40" w:before="40" w:lineRule="auto"/>
+              <w:rPr>
+                <w:rFonts w:ascii="Times New Roman" w:cs="Times New Roman" w:eastAsia="Times New Roman" w:hAnsi="Times New Roman"/>
+              </w:rPr>
+            </w:pPr>
+            <w:r>
+              <w:rPr>
+                <w:rFonts w:ascii="Times New Roman" w:cs="Times New Roman" w:eastAsia="Times New Roman" w:hAnsi="Times New Roman"/>
+                <w:rtl w:val="0"/>
+              </w:rPr>
+              <w:t xml:space="preserve">1.3</w:t>
+            </w:r>
+          </w:p>
+        </w:tc>
+      </w:tr>
+      <w:tr>
+        <w:trPr>
+          <w:cantSplit w:val="0"/>
+          <w:tblHeader w:val="0"/>
+        </w:trPr>
+        <w:tc>
+          <w:tcPr>
+            <w:tcBorders>
+              <w:bottom w:color="000000" w:space="0" w:sz="12" w:val="single"/>
+            </w:tcBorders>
+            <w:vAlign w:val="top"/>
+          </w:tcPr>
+          <w:p>
+            <w:pPr>
+              <w:spacing w:after="40" w:before="40" w:lineRule="auto"/>
+              <w:rPr>
+                <w:rFonts w:ascii="Times New Roman" w:cs="Times New Roman" w:eastAsia="Times New Roman" w:hAnsi="Times New Roman"/>
+              </w:rPr>
+            </w:pPr>
+            <w:r>
+              <w:rPr>
+                <w:rFonts w:ascii="Times New Roman" w:cs="Times New Roman" w:eastAsia="Times New Roman" w:hAnsi="Times New Roman"/>
+                <w:rtl w:val="0"/>
+              </w:rPr>
+              <w:t xml:space="preserve">Matthew</w:t>
             </w:r>
           </w:p>
         </w:tc>
@@ -3704,7 +3905,7 @@
                 <w:rFonts w:ascii="Times New Roman" w:cs="Times New Roman" w:eastAsia="Times New Roman" w:hAnsi="Times New Roman"/>
                 <w:rtl w:val="0"/>
               </w:rPr>
-              <w:t xml:space="preserve">Menambahkan Screen Print dari figma dan deskripsinya</w:t>
+              <w:t xml:space="preserve">Menambahkan screen print dari figma dan deskripsinya</w:t>
             </w:r>
           </w:p>
         </w:tc>
@@ -3727,7 +3928,7 @@
                 <w:rFonts w:ascii="Times New Roman" w:cs="Times New Roman" w:eastAsia="Times New Roman" w:hAnsi="Times New Roman"/>
                 <w:rtl w:val="0"/>
               </w:rPr>
-              <w:t xml:space="preserve">1.2</w:t>
+              <w:t xml:space="preserve">1.4</w:t>
             </w:r>
           </w:p>
         </w:tc>
@@ -3753,8 +3954,8 @@
           <w:vertAlign w:val="baseline"/>
         </w:rPr>
         <w:sectPr>
-          <w:headerReference r:id="rId7" w:type="default"/>
-          <w:footerReference r:id="rId8" w:type="default"/>
+          <w:headerReference r:id="rId8" w:type="default"/>
+          <w:footerReference r:id="rId9" w:type="default"/>
           <w:type w:val="nextPage"/>
           <w:pgSz w:h="15840" w:w="12240" w:orient="portrait"/>
           <w:pgMar w:bottom="1440" w:top="1440" w:left="1440" w:right="1440" w:header="720" w:footer="720"/>
@@ -3779,7 +3980,7 @@
           <w:vertAlign w:val="baseline"/>
         </w:rPr>
       </w:pPr>
-      <w:bookmarkStart w:colFirst="0" w:colLast="0" w:name="_mmext76vmsk3" w:id="2"/>
+      <w:bookmarkStart w:colFirst="0" w:colLast="0" w:name="_heading=h.mmext76vmsk3" w:id="2"/>
       <w:bookmarkEnd w:id="2"/>
       <w:r>
         <w:rPr>
@@ -3808,7 +4009,7 @@
           <w:vertAlign w:val="baseline"/>
         </w:rPr>
       </w:pPr>
-      <w:bookmarkStart w:colFirst="0" w:colLast="0" w:name="_e1fyr7793hh" w:id="3"/>
+      <w:bookmarkStart w:colFirst="0" w:colLast="0" w:name="_heading=h.e1fyr7793hh" w:id="3"/>
       <w:bookmarkEnd w:id="3"/>
       <w:r>
         <w:rPr>
@@ -3828,7 +4029,7 @@
           <w:szCs w:val="22"/>
         </w:rPr>
       </w:pPr>
-      <w:bookmarkStart w:colFirst="0" w:colLast="0" w:name="_1mk4v65qbke7" w:id="4"/>
+      <w:bookmarkStart w:colFirst="0" w:colLast="0" w:name="_heading=h.1mk4v65qbke7" w:id="4"/>
       <w:bookmarkEnd w:id="4"/>
       <w:r>
         <w:rPr>
@@ -3849,7 +4050,7 @@
           <w:szCs w:val="22"/>
         </w:rPr>
       </w:pPr>
-      <w:bookmarkStart w:colFirst="0" w:colLast="0" w:name="_via2bz3ibhto" w:id="5"/>
+      <w:bookmarkStart w:colFirst="0" w:colLast="0" w:name="_heading=h.via2bz3ibhto" w:id="5"/>
       <w:bookmarkEnd w:id="5"/>
       <w:r>
         <w:rPr>
@@ -3870,7 +4071,7 @@
           <w:szCs w:val="22"/>
         </w:rPr>
       </w:pPr>
-      <w:bookmarkStart w:colFirst="0" w:colLast="0" w:name="_wtiaiitjbpbk" w:id="6"/>
+      <w:bookmarkStart w:colFirst="0" w:colLast="0" w:name="_heading=h.wtiaiitjbpbk" w:id="6"/>
       <w:bookmarkEnd w:id="6"/>
       <w:r>
         <w:rPr>
@@ -3887,7 +4088,7 @@
           <w:szCs w:val="22"/>
         </w:rPr>
       </w:pPr>
-      <w:bookmarkStart w:colFirst="0" w:colLast="0" w:name="_1hhv7n5evrqp" w:id="7"/>
+      <w:bookmarkStart w:colFirst="0" w:colLast="0" w:name="_heading=h.1hhv7n5evrqp" w:id="7"/>
       <w:bookmarkEnd w:id="7"/>
       <w:r>
         <w:rPr>
@@ -3908,7 +4109,7 @@
           <w:szCs w:val="22"/>
         </w:rPr>
       </w:pPr>
-      <w:bookmarkStart w:colFirst="0" w:colLast="0" w:name="_120a5aa2cuyi" w:id="8"/>
+      <w:bookmarkStart w:colFirst="0" w:colLast="0" w:name="_heading=h.120a5aa2cuyi" w:id="8"/>
       <w:bookmarkEnd w:id="8"/>
       <w:r>
         <w:rPr>
@@ -3925,7 +4126,7 @@
           <w:szCs w:val="22"/>
         </w:rPr>
       </w:pPr>
-      <w:bookmarkStart w:colFirst="0" w:colLast="0" w:name="_ojrvqfq25cpg" w:id="9"/>
+      <w:bookmarkStart w:colFirst="0" w:colLast="0" w:name="_heading=h.ojrvqfq25cpg" w:id="9"/>
       <w:bookmarkEnd w:id="9"/>
       <w:r>
         <w:rPr>
@@ -3946,7 +4147,7 @@
           <w:szCs w:val="22"/>
         </w:rPr>
       </w:pPr>
-      <w:bookmarkStart w:colFirst="0" w:colLast="0" w:name="_lbdbohqre7u4" w:id="10"/>
+      <w:bookmarkStart w:colFirst="0" w:colLast="0" w:name="_heading=h.lbdbohqre7u4" w:id="10"/>
       <w:bookmarkEnd w:id="10"/>
       <w:r>
         <w:rPr>
@@ -3963,7 +4164,7 @@
           <w:szCs w:val="22"/>
         </w:rPr>
       </w:pPr>
-      <w:bookmarkStart w:colFirst="0" w:colLast="0" w:name="_t3oszg2vzx9f" w:id="11"/>
+      <w:bookmarkStart w:colFirst="0" w:colLast="0" w:name="_heading=h.t3oszg2vzx9f" w:id="11"/>
       <w:bookmarkEnd w:id="11"/>
       <w:r>
         <w:rPr>
@@ -3983,7 +4184,7 @@
           <w:szCs w:val="22"/>
         </w:rPr>
       </w:pPr>
-      <w:bookmarkStart w:colFirst="0" w:colLast="0" w:name="_vlpks74xny0v" w:id="12"/>
+      <w:bookmarkStart w:colFirst="0" w:colLast="0" w:name="_heading=h.vlpks74xny0v" w:id="12"/>
       <w:bookmarkEnd w:id="12"/>
       <w:r>
         <w:rPr>
@@ -4016,7 +4217,7 @@
           <w:szCs w:val="22"/>
         </w:rPr>
       </w:pPr>
-      <w:bookmarkStart w:colFirst="0" w:colLast="0" w:name="_vlpks74xny0v" w:id="12"/>
+      <w:bookmarkStart w:colFirst="0" w:colLast="0" w:name="_heading=h.vlpks74xny0v" w:id="12"/>
       <w:bookmarkEnd w:id="12"/>
       <w:r>
         <w:rPr>
@@ -4136,7 +4337,7 @@
           <w:szCs w:val="22"/>
         </w:rPr>
       </w:pPr>
-      <w:bookmarkStart w:colFirst="0" w:colLast="0" w:name="_5kkigw1w42hy" w:id="13"/>
+      <w:bookmarkStart w:colFirst="0" w:colLast="0" w:name="_heading=h.5kkigw1w42hy" w:id="13"/>
       <w:bookmarkEnd w:id="13"/>
       <w:r>
         <w:rPr>
@@ -4197,7 +4398,7 @@
           <w:szCs w:val="22"/>
         </w:rPr>
       </w:pPr>
-      <w:bookmarkStart w:colFirst="0" w:colLast="0" w:name="_e4g1jcouxtfb" w:id="14"/>
+      <w:bookmarkStart w:colFirst="0" w:colLast="0" w:name="_heading=h.e4g1jcouxtfb" w:id="14"/>
       <w:bookmarkEnd w:id="14"/>
       <w:r>
         <w:rPr>
@@ -4258,7 +4459,7 @@
           <w:szCs w:val="22"/>
         </w:rPr>
       </w:pPr>
-      <w:bookmarkStart w:colFirst="0" w:colLast="0" w:name="_agtl0xufqmc3" w:id="15"/>
+      <w:bookmarkStart w:colFirst="0" w:colLast="0" w:name="_heading=h.agtl0xufqmc3" w:id="15"/>
       <w:bookmarkEnd w:id="15"/>
       <w:r>
         <w:rPr>
@@ -4315,7 +4516,7 @@
           <w:bCs w:val="1"/>
         </w:rPr>
       </w:pPr>
-      <w:bookmarkStart w:colFirst="0" w:colLast="0" w:name="_k5bpstgk8kqu" w:id="16"/>
+      <w:bookmarkStart w:colFirst="0" w:colLast="0" w:name="_heading=h.k5bpstgk8kqu" w:id="16"/>
       <w:bookmarkEnd w:id="16"/>
       <w:r>
         <w:rPr>
@@ -4346,7 +4547,7 @@
           <w:szCs w:val="22"/>
         </w:rPr>
       </w:pPr>
-      <w:bookmarkStart w:colFirst="0" w:colLast="0" w:name="_keuquxbfaufn" w:id="17"/>
+      <w:bookmarkStart w:colFirst="0" w:colLast="0" w:name="_heading=h.keuquxbfaufn" w:id="17"/>
       <w:bookmarkEnd w:id="17"/>
       <w:r>
         <w:rPr>
@@ -4372,7 +4573,7 @@
           <w:szCs w:val="22"/>
         </w:rPr>
       </w:pPr>
-      <w:bookmarkStart w:colFirst="0" w:colLast="0" w:name="_i9bnmj27nyil" w:id="18"/>
+      <w:bookmarkStart w:colFirst="0" w:colLast="0" w:name="_heading=h.i9bnmj27nyil" w:id="18"/>
       <w:bookmarkEnd w:id="18"/>
       <w:r>
         <w:rPr>
@@ -4430,7 +4631,7 @@
           <w:u w:val="none"/>
         </w:rPr>
       </w:pPr>
-      <w:bookmarkStart w:colFirst="0" w:colLast="0" w:name="_ih32evfby5tp" w:id="19"/>
+      <w:bookmarkStart w:colFirst="0" w:colLast="0" w:name="_heading=h.ih32evfby5tp" w:id="19"/>
       <w:bookmarkEnd w:id="19"/>
       <w:r>
         <w:rPr>
@@ -4483,7 +4684,7 @@
           <w:szCs w:val="22"/>
         </w:rPr>
       </w:pPr>
-      <w:bookmarkStart w:colFirst="0" w:colLast="0" w:name="_55cwt25ihze9" w:id="20"/>
+      <w:bookmarkStart w:colFirst="0" w:colLast="0" w:name="_heading=h.55cwt25ihze9" w:id="20"/>
       <w:bookmarkEnd w:id="20"/>
       <w:r>
         <w:rPr>
@@ -4522,7 +4723,7 @@
           <w:szCs w:val="22"/>
         </w:rPr>
       </w:pPr>
-      <w:bookmarkStart w:colFirst="0" w:colLast="0" w:name="_csx79pxkv16w" w:id="21"/>
+      <w:bookmarkStart w:colFirst="0" w:colLast="0" w:name="_heading=h.csx79pxkv16w" w:id="21"/>
       <w:bookmarkEnd w:id="21"/>
       <w:r>
         <w:rPr>
@@ -4549,7 +4750,7 @@
           <w:u w:val="none"/>
         </w:rPr>
       </w:pPr>
-      <w:bookmarkStart w:colFirst="0" w:colLast="0" w:name="_fywzqu9rh7yq" w:id="22"/>
+      <w:bookmarkStart w:colFirst="0" w:colLast="0" w:name="_heading=h.fywzqu9rh7yq" w:id="22"/>
       <w:bookmarkEnd w:id="22"/>
       <w:r>
         <w:rPr>
@@ -4582,7 +4783,7 @@
           <w:szCs w:val="22"/>
         </w:rPr>
       </w:pPr>
-      <w:bookmarkStart w:colFirst="0" w:colLast="0" w:name="_c9r3gsdkjw35" w:id="23"/>
+      <w:bookmarkStart w:colFirst="0" w:colLast="0" w:name="_heading=h.c9r3gsdkjw35" w:id="23"/>
       <w:bookmarkEnd w:id="23"/>
       <w:r>
         <w:rPr>
@@ -4609,7 +4810,7 @@
           <w:u w:val="none"/>
         </w:rPr>
       </w:pPr>
-      <w:bookmarkStart w:colFirst="0" w:colLast="0" w:name="_8y4yzhpy6jhg" w:id="24"/>
+      <w:bookmarkStart w:colFirst="0" w:colLast="0" w:name="_heading=h.8y4yzhpy6jhg" w:id="24"/>
       <w:bookmarkEnd w:id="24"/>
       <w:r>
         <w:rPr>
@@ -4656,7 +4857,7 @@
           <w:u w:val="none"/>
         </w:rPr>
       </w:pPr>
-      <w:bookmarkStart w:colFirst="0" w:colLast="0" w:name="_xa2ml7spv2go" w:id="25"/>
+      <w:bookmarkStart w:colFirst="0" w:colLast="0" w:name="_heading=h.xa2ml7spv2go" w:id="25"/>
       <w:bookmarkEnd w:id="25"/>
       <w:r>
         <w:rPr>
@@ -4703,7 +4904,7 @@
           <w:u w:val="none"/>
         </w:rPr>
       </w:pPr>
-      <w:bookmarkStart w:colFirst="0" w:colLast="0" w:name="_h4sixwulpr7c" w:id="26"/>
+      <w:bookmarkStart w:colFirst="0" w:colLast="0" w:name="_heading=h.h4sixwulpr7c" w:id="26"/>
       <w:bookmarkEnd w:id="26"/>
       <w:r>
         <w:rPr>
@@ -4750,7 +4951,7 @@
           <w:u w:val="none"/>
         </w:rPr>
       </w:pPr>
-      <w:bookmarkStart w:colFirst="0" w:colLast="0" w:name="_7xns6762ph3c" w:id="27"/>
+      <w:bookmarkStart w:colFirst="0" w:colLast="0" w:name="_heading=h.7xns6762ph3c" w:id="27"/>
       <w:bookmarkEnd w:id="27"/>
       <w:r>
         <w:rPr>
@@ -4796,7 +4997,7 @@
           <w:szCs w:val="22"/>
         </w:rPr>
       </w:pPr>
-      <w:bookmarkStart w:colFirst="0" w:colLast="0" w:name="_e2khv3vpxhd8" w:id="28"/>
+      <w:bookmarkStart w:colFirst="0" w:colLast="0" w:name="_heading=h.e2khv3vpxhd8" w:id="28"/>
       <w:bookmarkEnd w:id="28"/>
       <w:r>
         <w:rPr>
@@ -4829,7 +5030,7 @@
           <w:szCs w:val="22"/>
         </w:rPr>
       </w:pPr>
-      <w:bookmarkStart w:colFirst="0" w:colLast="0" w:name="_slj4dt9xdoot" w:id="29"/>
+      <w:bookmarkStart w:colFirst="0" w:colLast="0" w:name="_heading=h.slj4dt9xdoot" w:id="29"/>
       <w:bookmarkEnd w:id="29"/>
       <w:r>
         <w:rPr>
@@ -4855,7 +5056,7 @@
           <w:szCs w:val="22"/>
         </w:rPr>
       </w:pPr>
-      <w:bookmarkStart w:colFirst="0" w:colLast="0" w:name="_rs4rvh2m67gy" w:id="30"/>
+      <w:bookmarkStart w:colFirst="0" w:colLast="0" w:name="_heading=h.rs4rvh2m67gy" w:id="30"/>
       <w:bookmarkEnd w:id="30"/>
       <w:r>
         <w:rPr>
@@ -4902,7 +5103,7 @@
           <w:u w:val="none"/>
         </w:rPr>
       </w:pPr>
-      <w:bookmarkStart w:colFirst="0" w:colLast="0" w:name="_tuj96o59niw4" w:id="31"/>
+      <w:bookmarkStart w:colFirst="0" w:colLast="0" w:name="_heading=h.tuj96o59niw4" w:id="31"/>
       <w:bookmarkEnd w:id="31"/>
       <w:r>
         <w:rPr>
@@ -4949,7 +5150,7 @@
           <w:u w:val="none"/>
         </w:rPr>
       </w:pPr>
-      <w:bookmarkStart w:colFirst="0" w:colLast="0" w:name="_7hitlgylavrl" w:id="32"/>
+      <w:bookmarkStart w:colFirst="0" w:colLast="0" w:name="_heading=h.7hitlgylavrl" w:id="32"/>
       <w:bookmarkEnd w:id="32"/>
       <w:r>
         <w:rPr>
@@ -4995,7 +5196,7 @@
           <w:szCs w:val="22"/>
         </w:rPr>
       </w:pPr>
-      <w:bookmarkStart w:colFirst="0" w:colLast="0" w:name="_l74j0uwqa5m5" w:id="33"/>
+      <w:bookmarkStart w:colFirst="0" w:colLast="0" w:name="_heading=h.l74j0uwqa5m5" w:id="33"/>
       <w:bookmarkEnd w:id="33"/>
       <w:r>
         <w:rPr>
@@ -5028,7 +5229,7 @@
           <w:szCs w:val="22"/>
         </w:rPr>
       </w:pPr>
-      <w:bookmarkStart w:colFirst="0" w:colLast="0" w:name="_8qtno0ta5hpr" w:id="34"/>
+      <w:bookmarkStart w:colFirst="0" w:colLast="0" w:name="_heading=h.8qtno0ta5hpr" w:id="34"/>
       <w:bookmarkEnd w:id="34"/>
       <w:r>
         <w:rPr>
@@ -5055,7 +5256,7 @@
           <w:u w:val="none"/>
         </w:rPr>
       </w:pPr>
-      <w:bookmarkStart w:colFirst="0" w:colLast="0" w:name="_7xkayolckvj9" w:id="35"/>
+      <w:bookmarkStart w:colFirst="0" w:colLast="0" w:name="_heading=h.7xkayolckvj9" w:id="35"/>
       <w:bookmarkEnd w:id="35"/>
       <w:r>
         <w:rPr>
@@ -5122,7 +5323,7 @@
           <w:u w:val="none"/>
         </w:rPr>
       </w:pPr>
-      <w:bookmarkStart w:colFirst="0" w:colLast="0" w:name="_f4wy8zb70cp9" w:id="36"/>
+      <w:bookmarkStart w:colFirst="0" w:colLast="0" w:name="_heading=h.f4wy8zb70cp9" w:id="36"/>
       <w:bookmarkEnd w:id="36"/>
       <w:r>
         <w:rPr>
@@ -5168,7 +5369,7 @@
           <w:szCs w:val="22"/>
         </w:rPr>
       </w:pPr>
-      <w:bookmarkStart w:colFirst="0" w:colLast="0" w:name="_flbq3zpya1nd" w:id="37"/>
+      <w:bookmarkStart w:colFirst="0" w:colLast="0" w:name="_heading=h.flbq3zpya1nd" w:id="37"/>
       <w:bookmarkEnd w:id="37"/>
       <w:r>
         <w:rPr>
@@ -5201,7 +5402,7 @@
           <w:szCs w:val="22"/>
         </w:rPr>
       </w:pPr>
-      <w:bookmarkStart w:colFirst="0" w:colLast="0" w:name="_u5f1tk1xofx0" w:id="38"/>
+      <w:bookmarkStart w:colFirst="0" w:colLast="0" w:name="_heading=h.u5f1tk1xofx0" w:id="38"/>
       <w:bookmarkEnd w:id="38"/>
       <w:r>
         <w:rPr>
@@ -5228,7 +5429,7 @@
           <w:u w:val="none"/>
         </w:rPr>
       </w:pPr>
-      <w:bookmarkStart w:colFirst="0" w:colLast="0" w:name="_nc5gwhxb9885" w:id="39"/>
+      <w:bookmarkStart w:colFirst="0" w:colLast="0" w:name="_heading=h.nc5gwhxb9885" w:id="39"/>
       <w:bookmarkEnd w:id="39"/>
       <w:r>
         <w:rPr>
@@ -5294,7 +5495,7 @@
           <w:szCs w:val="22"/>
         </w:rPr>
       </w:pPr>
-      <w:bookmarkStart w:colFirst="0" w:colLast="0" w:name="_7xkayolckvj9" w:id="35"/>
+      <w:bookmarkStart w:colFirst="0" w:colLast="0" w:name="_heading=h.7xkayolckvj9" w:id="35"/>
       <w:bookmarkEnd w:id="35"/>
       <w:r>
         <w:rPr>
@@ -5339,7 +5540,7 @@
           <w:szCs w:val="22"/>
         </w:rPr>
       </w:pPr>
-      <w:bookmarkStart w:colFirst="0" w:colLast="0" w:name="_7xkayolckvj9" w:id="35"/>
+      <w:bookmarkStart w:colFirst="0" w:colLast="0" w:name="_heading=h.7xkayolckvj9" w:id="35"/>
       <w:bookmarkEnd w:id="35"/>
       <w:r>
         <w:rPr>
@@ -5408,7 +5609,7 @@
           <w:szCs w:val="22"/>
         </w:rPr>
       </w:pPr>
-      <w:bookmarkStart w:colFirst="0" w:colLast="0" w:name="_uie740y4dxa1" w:id="40"/>
+      <w:bookmarkStart w:colFirst="0" w:colLast="0" w:name="_heading=h.uie740y4dxa1" w:id="40"/>
       <w:bookmarkEnd w:id="40"/>
       <w:r>
         <w:rPr>
@@ -5471,7 +5672,7 @@
           <w:bCs w:val="1"/>
         </w:rPr>
       </w:pPr>
-      <w:bookmarkStart w:colFirst="0" w:colLast="0" w:name="_u9812fe10vd1" w:id="41"/>
+      <w:bookmarkStart w:colFirst="0" w:colLast="0" w:name="_heading=h.u9812fe10vd1" w:id="41"/>
       <w:bookmarkEnd w:id="41"/>
       <w:r>
         <w:rPr>
@@ -5499,7 +5700,7 @@
           <w:u w:val="none"/>
         </w:rPr>
       </w:pPr>
-      <w:bookmarkStart w:colFirst="0" w:colLast="0" w:name="_561oxf9k68ij" w:id="42"/>
+      <w:bookmarkStart w:colFirst="0" w:colLast="0" w:name="_heading=h.561oxf9k68ij" w:id="42"/>
       <w:bookmarkEnd w:id="42"/>
       <w:r>
         <w:rPr>
@@ -5558,7 +5759,7 @@
           <w:u w:val="none"/>
         </w:rPr>
       </w:pPr>
-      <w:bookmarkStart w:colFirst="0" w:colLast="0" w:name="_y4t19ip9uwqn" w:id="43"/>
+      <w:bookmarkStart w:colFirst="0" w:colLast="0" w:name="_heading=h.y4t19ip9uwqn" w:id="43"/>
       <w:bookmarkEnd w:id="43"/>
       <w:r>
         <w:rPr>
@@ -5597,7 +5798,7 @@
           <w:u w:val="none"/>
         </w:rPr>
       </w:pPr>
-      <w:bookmarkStart w:colFirst="0" w:colLast="0" w:name="_6j5aesk1gszs" w:id="44"/>
+      <w:bookmarkStart w:colFirst="0" w:colLast="0" w:name="_heading=h.6j5aesk1gszs" w:id="44"/>
       <w:bookmarkEnd w:id="44"/>
       <w:r>
         <w:rPr>
@@ -5638,7 +5839,7 @@
           <w:u w:val="none"/>
         </w:rPr>
       </w:pPr>
-      <w:bookmarkStart w:colFirst="0" w:colLast="0" w:name="_8de0f6b01xnx" w:id="45"/>
+      <w:bookmarkStart w:colFirst="0" w:colLast="0" w:name="_heading=h.8de0f6b01xnx" w:id="45"/>
       <w:bookmarkEnd w:id="45"/>
       <w:r>
         <w:rPr>
@@ -5692,7 +5893,7 @@
           <w:bCs w:val="1"/>
         </w:rPr>
       </w:pPr>
-      <w:bookmarkStart w:colFirst="0" w:colLast="0" w:name="_uo5orqln0jhr" w:id="46"/>
+      <w:bookmarkStart w:colFirst="0" w:colLast="0" w:name="_heading=h.uo5orqln0jhr" w:id="46"/>
       <w:bookmarkEnd w:id="46"/>
       <w:r>
         <w:rPr>
@@ -5720,7 +5921,7 @@
           <w:u w:val="none"/>
         </w:rPr>
       </w:pPr>
-      <w:bookmarkStart w:colFirst="0" w:colLast="0" w:name="_s526kr6uxzx4" w:id="47"/>
+      <w:bookmarkStart w:colFirst="0" w:colLast="0" w:name="_heading=h.s526kr6uxzx4" w:id="47"/>
       <w:bookmarkEnd w:id="47"/>
       <w:r>
         <w:rPr>
@@ -5748,7 +5949,7 @@
           <w:u w:val="none"/>
         </w:rPr>
       </w:pPr>
-      <w:bookmarkStart w:colFirst="0" w:colLast="0" w:name="_7zptyp83pvpa" w:id="48"/>
+      <w:bookmarkStart w:colFirst="0" w:colLast="0" w:name="_heading=h.7zptyp83pvpa" w:id="48"/>
       <w:bookmarkEnd w:id="48"/>
       <w:r>
         <w:rPr>
@@ -5843,7 +6044,7 @@
         </w:rPr>
         <w:t xml:space="preserve">Kick Avenue: </w:t>
       </w:r>
-      <w:hyperlink r:id="rId9">
+      <w:hyperlink r:id="rId10">
         <w:r>
           <w:rPr>
             <w:color w:val="1155cc"/>
@@ -5896,7 +6097,7 @@
           <w:vertAlign w:val="baseline"/>
         </w:rPr>
       </w:pPr>
-      <w:bookmarkStart w:colFirst="0" w:colLast="0" w:name="_4n4cdwr0tok7" w:id="49"/>
+      <w:bookmarkStart w:colFirst="0" w:colLast="0" w:name="_heading=h.4n4cdwr0tok7" w:id="49"/>
       <w:bookmarkEnd w:id="49"/>
       <w:r>
         <w:rPr>
@@ -5951,7 +6152,7 @@
           <w:vertAlign w:val="baseline"/>
         </w:rPr>
       </w:pPr>
-      <w:bookmarkStart w:colFirst="0" w:colLast="0" w:name="_vedcjzwvp6cj" w:id="50"/>
+      <w:bookmarkStart w:colFirst="0" w:colLast="0" w:name="_heading=h.vedcjzwvp6cj" w:id="50"/>
       <w:bookmarkEnd w:id="50"/>
       <w:r>
         <w:rPr>
@@ -5971,7 +6172,7 @@
           <w:szCs w:val="22"/>
         </w:rPr>
       </w:pPr>
-      <w:bookmarkStart w:colFirst="0" w:colLast="0" w:name="_8vr0myhkxn1m" w:id="51"/>
+      <w:bookmarkStart w:colFirst="0" w:colLast="0" w:name="_heading=h.8vr0myhkxn1m" w:id="51"/>
       <w:bookmarkEnd w:id="51"/>
       <w:r>
         <w:rPr>
@@ -6139,7 +6340,7 @@
           <w:szCs w:val="22"/>
         </w:rPr>
       </w:pPr>
-      <w:bookmarkStart w:colFirst="0" w:colLast="0" w:name="_vy0wropy5b2k" w:id="52"/>
+      <w:bookmarkStart w:colFirst="0" w:colLast="0" w:name="_heading=h.vy0wropy5b2k" w:id="52"/>
       <w:bookmarkEnd w:id="52"/>
       <w:r>
         <w:rPr>
@@ -6165,7 +6366,7 @@
           <w:szCs w:val="22"/>
         </w:rPr>
       </w:pPr>
-      <w:bookmarkStart w:colFirst="0" w:colLast="0" w:name="_peeyif9jqqk0" w:id="53"/>
+      <w:bookmarkStart w:colFirst="0" w:colLast="0" w:name="_heading=h.peeyif9jqqk0" w:id="53"/>
       <w:bookmarkEnd w:id="53"/>
       <w:r>
         <w:rPr>
@@ -6202,7 +6403,7 @@
           <w:szCs w:val="22"/>
         </w:rPr>
       </w:pPr>
-      <w:bookmarkStart w:colFirst="0" w:colLast="0" w:name="_peeyif9jqqk0" w:id="53"/>
+      <w:bookmarkStart w:colFirst="0" w:colLast="0" w:name="_heading=h.peeyif9jqqk0" w:id="53"/>
       <w:bookmarkEnd w:id="53"/>
       <w:r>
         <w:rPr>
@@ -6259,7 +6460,7 @@
           <w:szCs w:val="22"/>
         </w:rPr>
       </w:pPr>
-      <w:bookmarkStart w:colFirst="0" w:colLast="0" w:name="_peeyif9jqqk0" w:id="53"/>
+      <w:bookmarkStart w:colFirst="0" w:colLast="0" w:name="_heading=h.peeyif9jqqk0" w:id="53"/>
       <w:bookmarkEnd w:id="53"/>
       <w:r>
         <w:rPr>
@@ -6296,7 +6497,7 @@
           <w:szCs w:val="22"/>
         </w:rPr>
       </w:pPr>
-      <w:bookmarkStart w:colFirst="0" w:colLast="0" w:name="_peeyif9jqqk0" w:id="53"/>
+      <w:bookmarkStart w:colFirst="0" w:colLast="0" w:name="_heading=h.peeyif9jqqk0" w:id="53"/>
       <w:bookmarkEnd w:id="53"/>
       <w:r>
         <w:rPr>
@@ -6353,7 +6554,7 @@
           <w:szCs w:val="22"/>
         </w:rPr>
       </w:pPr>
-      <w:bookmarkStart w:colFirst="0" w:colLast="0" w:name="_peeyif9jqqk0" w:id="53"/>
+      <w:bookmarkStart w:colFirst="0" w:colLast="0" w:name="_heading=h.peeyif9jqqk0" w:id="53"/>
       <w:bookmarkEnd w:id="53"/>
       <w:r>
         <w:rPr>
@@ -6390,7 +6591,7 @@
           <w:szCs w:val="22"/>
         </w:rPr>
       </w:pPr>
-      <w:bookmarkStart w:colFirst="0" w:colLast="0" w:name="_peeyif9jqqk0" w:id="53"/>
+      <w:bookmarkStart w:colFirst="0" w:colLast="0" w:name="_heading=h.peeyif9jqqk0" w:id="53"/>
       <w:bookmarkEnd w:id="53"/>
       <w:r>
         <w:rPr>
@@ -6447,7 +6648,7 @@
           <w:szCs w:val="22"/>
         </w:rPr>
       </w:pPr>
-      <w:bookmarkStart w:colFirst="0" w:colLast="0" w:name="_peeyif9jqqk0" w:id="53"/>
+      <w:bookmarkStart w:colFirst="0" w:colLast="0" w:name="_heading=h.peeyif9jqqk0" w:id="53"/>
       <w:bookmarkEnd w:id="53"/>
       <w:r>
         <w:rPr>
@@ -6520,7 +6721,7 @@
           <w:szCs w:val="22"/>
         </w:rPr>
       </w:pPr>
-      <w:bookmarkStart w:colFirst="0" w:colLast="0" w:name="_u7nzn895clyl" w:id="54"/>
+      <w:bookmarkStart w:colFirst="0" w:colLast="0" w:name="_heading=h.u7nzn895clyl" w:id="54"/>
       <w:bookmarkEnd w:id="54"/>
       <w:r>
         <w:rPr>
@@ -6555,7 +6756,7 @@
           <w:szCs w:val="22"/>
         </w:rPr>
       </w:pPr>
-      <w:bookmarkStart w:colFirst="0" w:colLast="0" w:name="_nmebdgkalqaq" w:id="55"/>
+      <w:bookmarkStart w:colFirst="0" w:colLast="0" w:name="_heading=h.nmebdgkalqaq" w:id="55"/>
       <w:bookmarkEnd w:id="55"/>
       <w:r>
         <w:rPr>
@@ -6563,586 +6764,595 @@
         </w:rPr>
       </w:r>
     </w:p>
-    <w:tbl>
-      <w:tblPr>
-        <w:tblStyle w:val="Table2"/>
-        <w:tblW w:w="9648.0" w:type="dxa"/>
-        <w:jc w:val="left"/>
-        <w:tblBorders>
-          <w:top w:color="000000" w:space="0" w:sz="8" w:val="single"/>
-          <w:left w:color="000000" w:space="0" w:sz="8" w:val="single"/>
-          <w:bottom w:color="000000" w:space="0" w:sz="8" w:val="single"/>
-          <w:right w:color="000000" w:space="0" w:sz="8" w:val="single"/>
-          <w:insideH w:color="000000" w:space="0" w:sz="8" w:val="single"/>
-          <w:insideV w:color="000000" w:space="0" w:sz="8" w:val="single"/>
-        </w:tblBorders>
-        <w:tblLayout w:type="fixed"/>
-        <w:tblLook w:val="0600"/>
-      </w:tblPr>
-      <w:tblGrid>
-        <w:gridCol w:w="3216"/>
-        <w:gridCol w:w="3216"/>
-        <w:gridCol w:w="3216"/>
-        <w:tblGridChange w:id="0">
+    <w:sdt>
+      <w:sdtPr>
+        <w:lock w:val="contentLocked"/>
+        <w:id w:val="1507070325"/>
+        <w:tag w:val="goog_rdk_0"/>
+      </w:sdtPr>
+      <w:sdtContent>
+        <w:tbl>
+          <w:tblPr>
+            <w:tblStyle w:val="Table2"/>
+            <w:tblW w:w="9648.0" w:type="dxa"/>
+            <w:jc w:val="left"/>
+            <w:tblBorders>
+              <w:top w:color="000000" w:space="0" w:sz="8" w:val="single"/>
+              <w:left w:color="000000" w:space="0" w:sz="8" w:val="single"/>
+              <w:bottom w:color="000000" w:space="0" w:sz="8" w:val="single"/>
+              <w:right w:color="000000" w:space="0" w:sz="8" w:val="single"/>
+              <w:insideH w:color="000000" w:space="0" w:sz="8" w:val="single"/>
+              <w:insideV w:color="000000" w:space="0" w:sz="8" w:val="single"/>
+            </w:tblBorders>
+            <w:tblLayout w:type="fixed"/>
+            <w:tblLook w:val="0600"/>
+          </w:tblPr>
           <w:tblGrid>
             <w:gridCol w:w="3216"/>
             <w:gridCol w:w="3216"/>
             <w:gridCol w:w="3216"/>
+            <w:tblGridChange w:id="0">
+              <w:tblGrid>
+                <w:gridCol w:w="3216"/>
+                <w:gridCol w:w="3216"/>
+                <w:gridCol w:w="3216"/>
+              </w:tblGrid>
+            </w:tblGridChange>
           </w:tblGrid>
-        </w:tblGridChange>
-      </w:tblGrid>
-      <w:tr>
-        <w:trPr>
-          <w:cantSplit w:val="0"/>
-          <w:trHeight w:val="650.92529296875" w:hRule="atLeast"/>
-          <w:tblHeader w:val="0"/>
-        </w:trPr>
-        <w:tc>
-          <w:tcPr>
-            <w:tcBorders>
-              <w:top w:color="1f1f1f" w:space="0" w:sz="5" w:val="single"/>
-              <w:left w:color="1f1f1f" w:space="0" w:sz="5" w:val="single"/>
-              <w:bottom w:color="1f1f1f" w:space="0" w:sz="5" w:val="single"/>
-              <w:right w:color="1f1f1f" w:space="0" w:sz="5" w:val="single"/>
-            </w:tcBorders>
-            <w:shd w:fill="efefef" w:val="clear"/>
-            <w:tcMar>
-              <w:top w:w="240.0" w:type="dxa"/>
-              <w:left w:w="0.0" w:type="dxa"/>
-              <w:bottom w:w="240.0" w:type="dxa"/>
-              <w:right w:w="180.0" w:type="dxa"/>
-            </w:tcMar>
-            <w:vAlign w:val="top"/>
-          </w:tcPr>
-          <w:p>
-            <w:pPr>
-              <w:widowControl w:val="0"/>
-              <w:spacing w:after="480" w:line="276" w:lineRule="auto"/>
-              <w:jc w:val="center"/>
-              <w:rPr>
-                <w:rFonts w:ascii="Times New Roman" w:cs="Times New Roman" w:eastAsia="Times New Roman" w:hAnsi="Times New Roman"/>
-                <w:color w:val="1f1f1f"/>
-                <w:sz w:val="22"/>
-                <w:szCs w:val="22"/>
-              </w:rPr>
-            </w:pPr>
-            <w:r>
-              <w:rPr>
-                <w:rFonts w:ascii="Times New Roman" w:cs="Times New Roman" w:eastAsia="Times New Roman" w:hAnsi="Times New Roman"/>
-                <w:b w:val="1"/>
-                <w:bCs w:val="1"/>
-                <w:color w:val="1f1f1f"/>
-                <w:sz w:val="22"/>
-                <w:szCs w:val="22"/>
-                <w:rtl w:val="0"/>
-              </w:rPr>
-              <w:t xml:space="preserve">Kelas Pengguna</w:t>
-            </w:r>
-            <w:r>
-              <w:rPr>
-                <w:rtl w:val="0"/>
-              </w:rPr>
-            </w:r>
-          </w:p>
-        </w:tc>
-        <w:tc>
-          <w:tcPr>
-            <w:tcBorders>
-              <w:top w:color="1f1f1f" w:space="0" w:sz="5" w:val="single"/>
-              <w:left w:color="1f1f1f" w:space="0" w:sz="5" w:val="single"/>
-              <w:bottom w:color="1f1f1f" w:space="0" w:sz="5" w:val="single"/>
-              <w:right w:color="1f1f1f" w:space="0" w:sz="5" w:val="single"/>
-            </w:tcBorders>
-            <w:shd w:fill="efefef" w:val="clear"/>
-            <w:tcMar>
-              <w:top w:w="240.0" w:type="dxa"/>
-              <w:left w:w="0.0" w:type="dxa"/>
-              <w:bottom w:w="240.0" w:type="dxa"/>
-              <w:right w:w="180.0" w:type="dxa"/>
-            </w:tcMar>
-            <w:vAlign w:val="top"/>
-          </w:tcPr>
-          <w:p>
-            <w:pPr>
-              <w:widowControl w:val="0"/>
-              <w:spacing w:after="480" w:line="276" w:lineRule="auto"/>
-              <w:jc w:val="center"/>
-              <w:rPr>
-                <w:rFonts w:ascii="Times New Roman" w:cs="Times New Roman" w:eastAsia="Times New Roman" w:hAnsi="Times New Roman"/>
-                <w:color w:val="1f1f1f"/>
-                <w:sz w:val="22"/>
-                <w:szCs w:val="22"/>
-              </w:rPr>
-            </w:pPr>
-            <w:r>
-              <w:rPr>
-                <w:rFonts w:ascii="Times New Roman" w:cs="Times New Roman" w:eastAsia="Times New Roman" w:hAnsi="Times New Roman"/>
-                <w:b w:val="1"/>
-                <w:bCs w:val="1"/>
-                <w:color w:val="1f1f1f"/>
-                <w:sz w:val="22"/>
-                <w:szCs w:val="22"/>
-                <w:rtl w:val="0"/>
-              </w:rPr>
-              <w:t xml:space="preserve">Karakteristik</w:t>
-            </w:r>
-            <w:r>
-              <w:rPr>
-                <w:rtl w:val="0"/>
-              </w:rPr>
-            </w:r>
-          </w:p>
-        </w:tc>
-        <w:tc>
-          <w:tcPr>
-            <w:tcBorders>
-              <w:top w:color="1f1f1f" w:space="0" w:sz="5" w:val="single"/>
-              <w:left w:color="1f1f1f" w:space="0" w:sz="5" w:val="single"/>
-              <w:bottom w:color="1f1f1f" w:space="0" w:sz="5" w:val="single"/>
-              <w:right w:color="1f1f1f" w:space="0" w:sz="5" w:val="single"/>
-            </w:tcBorders>
-            <w:shd w:fill="efefef" w:val="clear"/>
-            <w:tcMar>
-              <w:top w:w="240.0" w:type="dxa"/>
-              <w:left w:w="0.0" w:type="dxa"/>
-              <w:bottom w:w="240.0" w:type="dxa"/>
-              <w:right w:w="0.0" w:type="dxa"/>
-            </w:tcMar>
-            <w:vAlign w:val="top"/>
-          </w:tcPr>
-          <w:p>
-            <w:pPr>
-              <w:widowControl w:val="0"/>
-              <w:spacing w:after="480" w:line="276" w:lineRule="auto"/>
-              <w:jc w:val="center"/>
-              <w:rPr>
-                <w:rFonts w:ascii="Times New Roman" w:cs="Times New Roman" w:eastAsia="Times New Roman" w:hAnsi="Times New Roman"/>
-                <w:color w:val="1f1f1f"/>
-                <w:sz w:val="22"/>
-                <w:szCs w:val="22"/>
-              </w:rPr>
-            </w:pPr>
-            <w:r>
-              <w:rPr>
-                <w:rFonts w:ascii="Times New Roman" w:cs="Times New Roman" w:eastAsia="Times New Roman" w:hAnsi="Times New Roman"/>
-                <w:b w:val="1"/>
-                <w:bCs w:val="1"/>
-                <w:color w:val="1f1f1f"/>
-                <w:sz w:val="22"/>
-                <w:szCs w:val="22"/>
-                <w:rtl w:val="0"/>
-              </w:rPr>
-              <w:t xml:space="preserve">Hak Akses</w:t>
-            </w:r>
-            <w:r>
-              <w:rPr>
-                <w:rtl w:val="0"/>
-              </w:rPr>
-            </w:r>
-          </w:p>
-        </w:tc>
-      </w:tr>
-      <w:tr>
-        <w:trPr>
-          <w:cantSplit w:val="0"/>
-          <w:tblHeader w:val="0"/>
-        </w:trPr>
-        <w:tc>
-          <w:tcPr>
-            <w:tcBorders>
-              <w:top w:color="1f1f1f" w:space="0" w:sz="5" w:val="single"/>
-              <w:left w:color="1f1f1f" w:space="0" w:sz="5" w:val="single"/>
-              <w:bottom w:color="1f1f1f" w:space="0" w:sz="5" w:val="single"/>
-              <w:right w:color="1f1f1f" w:space="0" w:sz="5" w:val="single"/>
-            </w:tcBorders>
-            <w:tcMar>
-              <w:top w:w="240.0" w:type="dxa"/>
-              <w:left w:w="0.0" w:type="dxa"/>
-              <w:bottom w:w="240.0" w:type="dxa"/>
-              <w:right w:w="180.0" w:type="dxa"/>
-            </w:tcMar>
-            <w:vAlign w:val="top"/>
-          </w:tcPr>
-          <w:p>
-            <w:pPr>
-              <w:widowControl w:val="0"/>
-              <w:spacing w:after="480" w:line="276" w:lineRule="auto"/>
-              <w:rPr>
-                <w:rFonts w:ascii="Times New Roman" w:cs="Times New Roman" w:eastAsia="Times New Roman" w:hAnsi="Times New Roman"/>
-                <w:color w:val="1f1f1f"/>
-                <w:sz w:val="22"/>
-                <w:szCs w:val="22"/>
-              </w:rPr>
-            </w:pPr>
-            <w:r>
-              <w:rPr>
-                <w:rFonts w:ascii="Times New Roman" w:cs="Times New Roman" w:eastAsia="Times New Roman" w:hAnsi="Times New Roman"/>
-                <w:i w:val="1"/>
-                <w:iCs w:val="1"/>
-                <w:color w:val="1f1f1f"/>
-                <w:sz w:val="22"/>
-                <w:szCs w:val="22"/>
-                <w:rtl w:val="0"/>
-              </w:rPr>
-              <w:t xml:space="preserve">Buyer</w:t>
-            </w:r>
-            <w:r>
-              <w:rPr>
-                <w:rFonts w:ascii="Times New Roman" w:cs="Times New Roman" w:eastAsia="Times New Roman" w:hAnsi="Times New Roman"/>
-                <w:color w:val="1f1f1f"/>
-                <w:sz w:val="22"/>
-                <w:szCs w:val="22"/>
-                <w:rtl w:val="0"/>
-              </w:rPr>
-              <w:t xml:space="preserve"> (Pembeli)</w:t>
-            </w:r>
-          </w:p>
-        </w:tc>
-        <w:tc>
-          <w:tcPr>
-            <w:tcBorders>
-              <w:top w:color="1f1f1f" w:space="0" w:sz="5" w:val="single"/>
-              <w:left w:color="1f1f1f" w:space="0" w:sz="5" w:val="single"/>
-              <w:bottom w:color="1f1f1f" w:space="0" w:sz="5" w:val="single"/>
-              <w:right w:color="1f1f1f" w:space="0" w:sz="5" w:val="single"/>
-            </w:tcBorders>
-            <w:tcMar>
-              <w:top w:w="240.0" w:type="dxa"/>
-              <w:left w:w="0.0" w:type="dxa"/>
-              <w:bottom w:w="240.0" w:type="dxa"/>
-              <w:right w:w="180.0" w:type="dxa"/>
-            </w:tcMar>
-            <w:vAlign w:val="top"/>
-          </w:tcPr>
-          <w:p>
-            <w:pPr>
-              <w:widowControl w:val="0"/>
-              <w:spacing w:after="480" w:line="276" w:lineRule="auto"/>
-              <w:rPr>
-                <w:rFonts w:ascii="Times New Roman" w:cs="Times New Roman" w:eastAsia="Times New Roman" w:hAnsi="Times New Roman"/>
-                <w:color w:val="1f1f1f"/>
-                <w:sz w:val="22"/>
-                <w:szCs w:val="22"/>
-              </w:rPr>
-            </w:pPr>
-            <w:r>
-              <w:rPr>
-                <w:rFonts w:ascii="Times New Roman" w:cs="Times New Roman" w:eastAsia="Times New Roman" w:hAnsi="Times New Roman"/>
-                <w:color w:val="1f1f1f"/>
-                <w:sz w:val="22"/>
-                <w:szCs w:val="22"/>
-                <w:rtl w:val="0"/>
-              </w:rPr>
-              <w:t xml:space="preserve">Pengguna umum yang mencari pakaian fashion premium melalui browser.</w:t>
-            </w:r>
-          </w:p>
-        </w:tc>
-        <w:tc>
-          <w:tcPr>
-            <w:tcBorders>
-              <w:top w:color="1f1f1f" w:space="0" w:sz="5" w:val="single"/>
-              <w:left w:color="1f1f1f" w:space="0" w:sz="5" w:val="single"/>
-              <w:bottom w:color="1f1f1f" w:space="0" w:sz="5" w:val="single"/>
-              <w:right w:color="1f1f1f" w:space="0" w:sz="5" w:val="single"/>
-            </w:tcBorders>
-            <w:tcMar>
-              <w:top w:w="240.0" w:type="dxa"/>
-              <w:left w:w="0.0" w:type="dxa"/>
-              <w:bottom w:w="240.0" w:type="dxa"/>
-              <w:right w:w="0.0" w:type="dxa"/>
-            </w:tcMar>
-            <w:vAlign w:val="top"/>
-          </w:tcPr>
-          <w:p>
-            <w:pPr>
-              <w:widowControl w:val="0"/>
-              <w:spacing w:after="480" w:line="276" w:lineRule="auto"/>
-              <w:rPr>
-                <w:rFonts w:ascii="Times New Roman" w:cs="Times New Roman" w:eastAsia="Times New Roman" w:hAnsi="Times New Roman"/>
-                <w:color w:val="1f1f1f"/>
-                <w:sz w:val="22"/>
-                <w:szCs w:val="22"/>
-              </w:rPr>
-            </w:pPr>
-            <w:r>
-              <w:rPr>
-                <w:rFonts w:ascii="Times New Roman" w:cs="Times New Roman" w:eastAsia="Times New Roman" w:hAnsi="Times New Roman"/>
-                <w:color w:val="1f1f1f"/>
-                <w:sz w:val="22"/>
-                <w:szCs w:val="22"/>
-                <w:rtl w:val="0"/>
-              </w:rPr>
-              <w:t xml:space="preserve">Mencari produk, melakukan pembelian dengan sistem escrow, melacak pengiriman, dan memberikan ulasan.</w:t>
-            </w:r>
-          </w:p>
-        </w:tc>
-      </w:tr>
-      <w:tr>
-        <w:trPr>
-          <w:cantSplit w:val="0"/>
-          <w:tblHeader w:val="0"/>
-        </w:trPr>
-        <w:tc>
-          <w:tcPr>
-            <w:tcBorders>
-              <w:top w:color="1f1f1f" w:space="0" w:sz="5" w:val="single"/>
-              <w:left w:color="1f1f1f" w:space="0" w:sz="5" w:val="single"/>
-              <w:bottom w:color="1f1f1f" w:space="0" w:sz="5" w:val="single"/>
-              <w:right w:color="1f1f1f" w:space="0" w:sz="5" w:val="single"/>
-            </w:tcBorders>
-            <w:tcMar>
-              <w:top w:w="240.0" w:type="dxa"/>
-              <w:left w:w="0.0" w:type="dxa"/>
-              <w:bottom w:w="240.0" w:type="dxa"/>
-              <w:right w:w="180.0" w:type="dxa"/>
-            </w:tcMar>
-            <w:vAlign w:val="top"/>
-          </w:tcPr>
-          <w:p>
-            <w:pPr>
-              <w:widowControl w:val="0"/>
-              <w:spacing w:after="480" w:line="276" w:lineRule="auto"/>
-              <w:rPr>
-                <w:rFonts w:ascii="Times New Roman" w:cs="Times New Roman" w:eastAsia="Times New Roman" w:hAnsi="Times New Roman"/>
-                <w:color w:val="1f1f1f"/>
-                <w:sz w:val="22"/>
-                <w:szCs w:val="22"/>
-              </w:rPr>
-            </w:pPr>
-            <w:r>
-              <w:rPr>
-                <w:rFonts w:ascii="Times New Roman" w:cs="Times New Roman" w:eastAsia="Times New Roman" w:hAnsi="Times New Roman"/>
-                <w:i w:val="1"/>
-                <w:iCs w:val="1"/>
-                <w:color w:val="1f1f1f"/>
-                <w:sz w:val="22"/>
-                <w:szCs w:val="22"/>
-                <w:rtl w:val="0"/>
-              </w:rPr>
-              <w:t xml:space="preserve">Seller</w:t>
-            </w:r>
-            <w:r>
-              <w:rPr>
-                <w:rFonts w:ascii="Times New Roman" w:cs="Times New Roman" w:eastAsia="Times New Roman" w:hAnsi="Times New Roman"/>
-                <w:color w:val="1f1f1f"/>
-                <w:sz w:val="22"/>
-                <w:szCs w:val="22"/>
-                <w:rtl w:val="0"/>
-              </w:rPr>
-              <w:t xml:space="preserve"> (Penjual)</w:t>
-            </w:r>
-          </w:p>
-        </w:tc>
-        <w:tc>
-          <w:tcPr>
-            <w:tcBorders>
-              <w:top w:color="1f1f1f" w:space="0" w:sz="5" w:val="single"/>
-              <w:left w:color="1f1f1f" w:space="0" w:sz="5" w:val="single"/>
-              <w:bottom w:color="1f1f1f" w:space="0" w:sz="5" w:val="single"/>
-              <w:right w:color="1f1f1f" w:space="0" w:sz="5" w:val="single"/>
-            </w:tcBorders>
-            <w:tcMar>
-              <w:top w:w="240.0" w:type="dxa"/>
-              <w:left w:w="0.0" w:type="dxa"/>
-              <w:bottom w:w="240.0" w:type="dxa"/>
-              <w:right w:w="180.0" w:type="dxa"/>
-            </w:tcMar>
-            <w:vAlign w:val="top"/>
-          </w:tcPr>
-          <w:p>
-            <w:pPr>
-              <w:widowControl w:val="0"/>
-              <w:spacing w:after="480" w:line="276" w:lineRule="auto"/>
-              <w:rPr>
-                <w:rFonts w:ascii="Times New Roman" w:cs="Times New Roman" w:eastAsia="Times New Roman" w:hAnsi="Times New Roman"/>
-                <w:color w:val="1f1f1f"/>
-                <w:sz w:val="22"/>
-                <w:szCs w:val="22"/>
-              </w:rPr>
-            </w:pPr>
-            <w:r>
-              <w:rPr>
-                <w:rFonts w:ascii="Times New Roman" w:cs="Times New Roman" w:eastAsia="Times New Roman" w:hAnsi="Times New Roman"/>
-                <w:color w:val="1f1f1f"/>
-                <w:sz w:val="22"/>
-                <w:szCs w:val="22"/>
-                <w:rtl w:val="0"/>
-              </w:rPr>
-              <w:t xml:space="preserve">Individu/toko yang menjual barang fashion premium.</w:t>
-            </w:r>
-          </w:p>
-        </w:tc>
-        <w:tc>
-          <w:tcPr>
-            <w:tcBorders>
-              <w:top w:color="1f1f1f" w:space="0" w:sz="5" w:val="single"/>
-              <w:left w:color="1f1f1f" w:space="0" w:sz="5" w:val="single"/>
-              <w:bottom w:color="1f1f1f" w:space="0" w:sz="5" w:val="single"/>
-              <w:right w:color="1f1f1f" w:space="0" w:sz="5" w:val="single"/>
-            </w:tcBorders>
-            <w:tcMar>
-              <w:top w:w="240.0" w:type="dxa"/>
-              <w:left w:w="0.0" w:type="dxa"/>
-              <w:bottom w:w="240.0" w:type="dxa"/>
-              <w:right w:w="0.0" w:type="dxa"/>
-            </w:tcMar>
-            <w:vAlign w:val="top"/>
-          </w:tcPr>
-          <w:p>
-            <w:pPr>
-              <w:widowControl w:val="0"/>
-              <w:spacing w:after="480" w:line="276" w:lineRule="auto"/>
-              <w:rPr>
-                <w:rFonts w:ascii="Times New Roman" w:cs="Times New Roman" w:eastAsia="Times New Roman" w:hAnsi="Times New Roman"/>
-                <w:color w:val="1f1f1f"/>
-                <w:sz w:val="22"/>
-                <w:szCs w:val="22"/>
-              </w:rPr>
-            </w:pPr>
-            <w:r>
-              <w:rPr>
-                <w:rFonts w:ascii="Times New Roman" w:cs="Times New Roman" w:eastAsia="Times New Roman" w:hAnsi="Times New Roman"/>
-                <w:color w:val="1f1f1f"/>
-                <w:sz w:val="22"/>
-                <w:szCs w:val="22"/>
-                <w:rtl w:val="0"/>
-              </w:rPr>
-              <w:t xml:space="preserve">Mengakses Dashboard Penjual, mengunggah produk dengan bantuan NLP, memantau grafik penjualan, dan menarik saldo.</w:t>
-            </w:r>
-          </w:p>
-        </w:tc>
-      </w:tr>
-      <w:tr>
-        <w:trPr>
-          <w:cantSplit w:val="0"/>
-          <w:tblHeader w:val="0"/>
-        </w:trPr>
-        <w:tc>
-          <w:tcPr>
-            <w:tcBorders>
-              <w:top w:color="1f1f1f" w:space="0" w:sz="5" w:val="single"/>
-              <w:left w:color="1f1f1f" w:space="0" w:sz="5" w:val="single"/>
-              <w:bottom w:color="1f1f1f" w:space="0" w:sz="5" w:val="single"/>
-              <w:right w:color="1f1f1f" w:space="0" w:sz="5" w:val="single"/>
-            </w:tcBorders>
-            <w:tcMar>
-              <w:top w:w="240.0" w:type="dxa"/>
-              <w:left w:w="0.0" w:type="dxa"/>
-              <w:bottom w:w="240.0" w:type="dxa"/>
-              <w:right w:w="180.0" w:type="dxa"/>
-            </w:tcMar>
-            <w:vAlign w:val="top"/>
-          </w:tcPr>
-          <w:p>
-            <w:pPr>
-              <w:widowControl w:val="0"/>
-              <w:spacing w:after="480" w:line="276" w:lineRule="auto"/>
-              <w:rPr>
-                <w:rFonts w:ascii="Times New Roman" w:cs="Times New Roman" w:eastAsia="Times New Roman" w:hAnsi="Times New Roman"/>
-                <w:color w:val="1f1f1f"/>
-                <w:sz w:val="22"/>
-                <w:szCs w:val="22"/>
-              </w:rPr>
-            </w:pPr>
-            <w:r>
-              <w:rPr>
-                <w:rFonts w:ascii="Times New Roman" w:cs="Times New Roman" w:eastAsia="Times New Roman" w:hAnsi="Times New Roman"/>
-                <w:i w:val="1"/>
-                <w:iCs w:val="1"/>
-                <w:color w:val="1f1f1f"/>
-                <w:sz w:val="22"/>
-                <w:szCs w:val="22"/>
-                <w:rtl w:val="0"/>
-              </w:rPr>
-              <w:t xml:space="preserve">Expert Verifier</w:t>
-            </w:r>
-            <w:r>
-              <w:rPr>
-                <w:rtl w:val="0"/>
-              </w:rPr>
-            </w:r>
-          </w:p>
-        </w:tc>
-        <w:tc>
-          <w:tcPr>
-            <w:tcBorders>
-              <w:top w:color="1f1f1f" w:space="0" w:sz="5" w:val="single"/>
-              <w:left w:color="1f1f1f" w:space="0" w:sz="5" w:val="single"/>
-              <w:bottom w:color="1f1f1f" w:space="0" w:sz="5" w:val="single"/>
-              <w:right w:color="1f1f1f" w:space="0" w:sz="5" w:val="single"/>
-            </w:tcBorders>
-            <w:tcMar>
-              <w:top w:w="240.0" w:type="dxa"/>
-              <w:left w:w="0.0" w:type="dxa"/>
-              <w:bottom w:w="240.0" w:type="dxa"/>
-              <w:right w:w="180.0" w:type="dxa"/>
-            </w:tcMar>
-            <w:vAlign w:val="top"/>
-          </w:tcPr>
-          <w:p>
-            <w:pPr>
-              <w:widowControl w:val="0"/>
-              <w:spacing w:after="480" w:line="276" w:lineRule="auto"/>
-              <w:rPr>
-                <w:rFonts w:ascii="Times New Roman" w:cs="Times New Roman" w:eastAsia="Times New Roman" w:hAnsi="Times New Roman"/>
-                <w:color w:val="1f1f1f"/>
-                <w:sz w:val="22"/>
-                <w:szCs w:val="22"/>
-              </w:rPr>
-            </w:pPr>
-            <w:r>
-              <w:rPr>
-                <w:rFonts w:ascii="Times New Roman" w:cs="Times New Roman" w:eastAsia="Times New Roman" w:hAnsi="Times New Roman"/>
-                <w:color w:val="1f1f1f"/>
-                <w:sz w:val="22"/>
-                <w:szCs w:val="22"/>
-                <w:rtl w:val="0"/>
-              </w:rPr>
-              <w:t xml:space="preserve">Staf internal Clovet dengan pengetahuan ahli di bidang fashion. Bertanggung jawab atas integritas marketplace.</w:t>
-            </w:r>
-          </w:p>
-        </w:tc>
-        <w:tc>
-          <w:tcPr>
-            <w:tcBorders>
-              <w:top w:color="1f1f1f" w:space="0" w:sz="5" w:val="single"/>
-              <w:left w:color="1f1f1f" w:space="0" w:sz="5" w:val="single"/>
-              <w:bottom w:color="1f1f1f" w:space="0" w:sz="5" w:val="single"/>
-              <w:right w:color="1f1f1f" w:space="0" w:sz="5" w:val="single"/>
-            </w:tcBorders>
-            <w:tcMar>
-              <w:top w:w="240.0" w:type="dxa"/>
-              <w:left w:w="0.0" w:type="dxa"/>
-              <w:bottom w:w="240.0" w:type="dxa"/>
-              <w:right w:w="0.0" w:type="dxa"/>
-            </w:tcMar>
-            <w:vAlign w:val="top"/>
-          </w:tcPr>
-          <w:p>
-            <w:pPr>
-              <w:widowControl w:val="0"/>
-              <w:spacing w:after="480" w:line="276" w:lineRule="auto"/>
-              <w:rPr>
-                <w:rFonts w:ascii="Times New Roman" w:cs="Times New Roman" w:eastAsia="Times New Roman" w:hAnsi="Times New Roman"/>
-                <w:color w:val="1f1f1f"/>
-                <w:sz w:val="22"/>
-                <w:szCs w:val="22"/>
-              </w:rPr>
-            </w:pPr>
-            <w:r>
-              <w:rPr>
-                <w:rFonts w:ascii="Times New Roman" w:cs="Times New Roman" w:eastAsia="Times New Roman" w:hAnsi="Times New Roman"/>
-                <w:color w:val="1f1f1f"/>
-                <w:sz w:val="22"/>
-                <w:szCs w:val="22"/>
-                <w:rtl w:val="0"/>
-              </w:rPr>
-              <w:t xml:space="preserve">Mengelola antrean verifikasi, melakukan inspeksi fisik/digital, menentukan keaslian barang, dan memperbarui status pengiriman.</w:t>
-            </w:r>
-          </w:p>
-        </w:tc>
-      </w:tr>
-    </w:tbl>
+          <w:tr>
+            <w:trPr>
+              <w:cantSplit w:val="0"/>
+              <w:trHeight w:val="650.92529296875" w:hRule="atLeast"/>
+              <w:tblHeader w:val="0"/>
+            </w:trPr>
+            <w:tc>
+              <w:tcPr>
+                <w:tcBorders>
+                  <w:top w:color="1f1f1f" w:space="0" w:sz="5" w:val="single"/>
+                  <w:left w:color="1f1f1f" w:space="0" w:sz="5" w:val="single"/>
+                  <w:bottom w:color="1f1f1f" w:space="0" w:sz="5" w:val="single"/>
+                  <w:right w:color="1f1f1f" w:space="0" w:sz="5" w:val="single"/>
+                </w:tcBorders>
+                <w:shd w:fill="efefef" w:val="clear"/>
+                <w:tcMar>
+                  <w:top w:w="240.0" w:type="dxa"/>
+                  <w:left w:w="0.0" w:type="dxa"/>
+                  <w:bottom w:w="240.0" w:type="dxa"/>
+                  <w:right w:w="180.0" w:type="dxa"/>
+                </w:tcMar>
+                <w:vAlign w:val="top"/>
+              </w:tcPr>
+              <w:p>
+                <w:pPr>
+                  <w:widowControl w:val="0"/>
+                  <w:spacing w:after="480" w:line="276" w:lineRule="auto"/>
+                  <w:jc w:val="center"/>
+                  <w:rPr>
+                    <w:rFonts w:ascii="Times New Roman" w:cs="Times New Roman" w:eastAsia="Times New Roman" w:hAnsi="Times New Roman"/>
+                    <w:color w:val="1f1f1f"/>
+                    <w:sz w:val="22"/>
+                    <w:szCs w:val="22"/>
+                  </w:rPr>
+                </w:pPr>
+                <w:r>
+                  <w:rPr>
+                    <w:rFonts w:ascii="Times New Roman" w:cs="Times New Roman" w:eastAsia="Times New Roman" w:hAnsi="Times New Roman"/>
+                    <w:b w:val="1"/>
+                    <w:bCs w:val="1"/>
+                    <w:color w:val="1f1f1f"/>
+                    <w:sz w:val="22"/>
+                    <w:szCs w:val="22"/>
+                    <w:rtl w:val="0"/>
+                  </w:rPr>
+                  <w:t xml:space="preserve">Kelas Pengguna</w:t>
+                </w:r>
+                <w:r>
+                  <w:rPr>
+                    <w:rtl w:val="0"/>
+                  </w:rPr>
+                </w:r>
+              </w:p>
+            </w:tc>
+            <w:tc>
+              <w:tcPr>
+                <w:tcBorders>
+                  <w:top w:color="1f1f1f" w:space="0" w:sz="5" w:val="single"/>
+                  <w:left w:color="1f1f1f" w:space="0" w:sz="5" w:val="single"/>
+                  <w:bottom w:color="1f1f1f" w:space="0" w:sz="5" w:val="single"/>
+                  <w:right w:color="1f1f1f" w:space="0" w:sz="5" w:val="single"/>
+                </w:tcBorders>
+                <w:shd w:fill="efefef" w:val="clear"/>
+                <w:tcMar>
+                  <w:top w:w="240.0" w:type="dxa"/>
+                  <w:left w:w="0.0" w:type="dxa"/>
+                  <w:bottom w:w="240.0" w:type="dxa"/>
+                  <w:right w:w="180.0" w:type="dxa"/>
+                </w:tcMar>
+                <w:vAlign w:val="top"/>
+              </w:tcPr>
+              <w:p>
+                <w:pPr>
+                  <w:widowControl w:val="0"/>
+                  <w:spacing w:after="480" w:line="276" w:lineRule="auto"/>
+                  <w:jc w:val="center"/>
+                  <w:rPr>
+                    <w:rFonts w:ascii="Times New Roman" w:cs="Times New Roman" w:eastAsia="Times New Roman" w:hAnsi="Times New Roman"/>
+                    <w:color w:val="1f1f1f"/>
+                    <w:sz w:val="22"/>
+                    <w:szCs w:val="22"/>
+                  </w:rPr>
+                </w:pPr>
+                <w:r>
+                  <w:rPr>
+                    <w:rFonts w:ascii="Times New Roman" w:cs="Times New Roman" w:eastAsia="Times New Roman" w:hAnsi="Times New Roman"/>
+                    <w:b w:val="1"/>
+                    <w:bCs w:val="1"/>
+                    <w:color w:val="1f1f1f"/>
+                    <w:sz w:val="22"/>
+                    <w:szCs w:val="22"/>
+                    <w:rtl w:val="0"/>
+                  </w:rPr>
+                  <w:t xml:space="preserve">Karakteristik</w:t>
+                </w:r>
+                <w:r>
+                  <w:rPr>
+                    <w:rtl w:val="0"/>
+                  </w:rPr>
+                </w:r>
+              </w:p>
+            </w:tc>
+            <w:tc>
+              <w:tcPr>
+                <w:tcBorders>
+                  <w:top w:color="1f1f1f" w:space="0" w:sz="5" w:val="single"/>
+                  <w:left w:color="1f1f1f" w:space="0" w:sz="5" w:val="single"/>
+                  <w:bottom w:color="1f1f1f" w:space="0" w:sz="5" w:val="single"/>
+                  <w:right w:color="1f1f1f" w:space="0" w:sz="5" w:val="single"/>
+                </w:tcBorders>
+                <w:shd w:fill="efefef" w:val="clear"/>
+                <w:tcMar>
+                  <w:top w:w="240.0" w:type="dxa"/>
+                  <w:left w:w="0.0" w:type="dxa"/>
+                  <w:bottom w:w="240.0" w:type="dxa"/>
+                  <w:right w:w="0.0" w:type="dxa"/>
+                </w:tcMar>
+                <w:vAlign w:val="top"/>
+              </w:tcPr>
+              <w:p>
+                <w:pPr>
+                  <w:widowControl w:val="0"/>
+                  <w:spacing w:after="480" w:line="276" w:lineRule="auto"/>
+                  <w:jc w:val="center"/>
+                  <w:rPr>
+                    <w:rFonts w:ascii="Times New Roman" w:cs="Times New Roman" w:eastAsia="Times New Roman" w:hAnsi="Times New Roman"/>
+                    <w:color w:val="1f1f1f"/>
+                    <w:sz w:val="22"/>
+                    <w:szCs w:val="22"/>
+                  </w:rPr>
+                </w:pPr>
+                <w:r>
+                  <w:rPr>
+                    <w:rFonts w:ascii="Times New Roman" w:cs="Times New Roman" w:eastAsia="Times New Roman" w:hAnsi="Times New Roman"/>
+                    <w:b w:val="1"/>
+                    <w:bCs w:val="1"/>
+                    <w:color w:val="1f1f1f"/>
+                    <w:sz w:val="22"/>
+                    <w:szCs w:val="22"/>
+                    <w:rtl w:val="0"/>
+                  </w:rPr>
+                  <w:t xml:space="preserve">Hak Akses</w:t>
+                </w:r>
+                <w:r>
+                  <w:rPr>
+                    <w:rtl w:val="0"/>
+                  </w:rPr>
+                </w:r>
+              </w:p>
+            </w:tc>
+          </w:tr>
+          <w:tr>
+            <w:trPr>
+              <w:cantSplit w:val="0"/>
+              <w:tblHeader w:val="0"/>
+            </w:trPr>
+            <w:tc>
+              <w:tcPr>
+                <w:tcBorders>
+                  <w:top w:color="1f1f1f" w:space="0" w:sz="5" w:val="single"/>
+                  <w:left w:color="1f1f1f" w:space="0" w:sz="5" w:val="single"/>
+                  <w:bottom w:color="1f1f1f" w:space="0" w:sz="5" w:val="single"/>
+                  <w:right w:color="1f1f1f" w:space="0" w:sz="5" w:val="single"/>
+                </w:tcBorders>
+                <w:tcMar>
+                  <w:top w:w="240.0" w:type="dxa"/>
+                  <w:left w:w="0.0" w:type="dxa"/>
+                  <w:bottom w:w="240.0" w:type="dxa"/>
+                  <w:right w:w="180.0" w:type="dxa"/>
+                </w:tcMar>
+                <w:vAlign w:val="top"/>
+              </w:tcPr>
+              <w:p>
+                <w:pPr>
+                  <w:widowControl w:val="0"/>
+                  <w:spacing w:after="480" w:line="276" w:lineRule="auto"/>
+                  <w:rPr>
+                    <w:rFonts w:ascii="Times New Roman" w:cs="Times New Roman" w:eastAsia="Times New Roman" w:hAnsi="Times New Roman"/>
+                    <w:color w:val="1f1f1f"/>
+                    <w:sz w:val="22"/>
+                    <w:szCs w:val="22"/>
+                  </w:rPr>
+                </w:pPr>
+                <w:r>
+                  <w:rPr>
+                    <w:rFonts w:ascii="Times New Roman" w:cs="Times New Roman" w:eastAsia="Times New Roman" w:hAnsi="Times New Roman"/>
+                    <w:i w:val="1"/>
+                    <w:iCs w:val="1"/>
+                    <w:color w:val="1f1f1f"/>
+                    <w:sz w:val="22"/>
+                    <w:szCs w:val="22"/>
+                    <w:rtl w:val="0"/>
+                  </w:rPr>
+                  <w:t xml:space="preserve">Buyer</w:t>
+                </w:r>
+                <w:r>
+                  <w:rPr>
+                    <w:rFonts w:ascii="Times New Roman" w:cs="Times New Roman" w:eastAsia="Times New Roman" w:hAnsi="Times New Roman"/>
+                    <w:color w:val="1f1f1f"/>
+                    <w:sz w:val="22"/>
+                    <w:szCs w:val="22"/>
+                    <w:rtl w:val="0"/>
+                  </w:rPr>
+                  <w:t xml:space="preserve"> (Pembeli)</w:t>
+                </w:r>
+              </w:p>
+            </w:tc>
+            <w:tc>
+              <w:tcPr>
+                <w:tcBorders>
+                  <w:top w:color="1f1f1f" w:space="0" w:sz="5" w:val="single"/>
+                  <w:left w:color="1f1f1f" w:space="0" w:sz="5" w:val="single"/>
+                  <w:bottom w:color="1f1f1f" w:space="0" w:sz="5" w:val="single"/>
+                  <w:right w:color="1f1f1f" w:space="0" w:sz="5" w:val="single"/>
+                </w:tcBorders>
+                <w:tcMar>
+                  <w:top w:w="240.0" w:type="dxa"/>
+                  <w:left w:w="0.0" w:type="dxa"/>
+                  <w:bottom w:w="240.0" w:type="dxa"/>
+                  <w:right w:w="180.0" w:type="dxa"/>
+                </w:tcMar>
+                <w:vAlign w:val="top"/>
+              </w:tcPr>
+              <w:p>
+                <w:pPr>
+                  <w:widowControl w:val="0"/>
+                  <w:spacing w:after="480" w:line="276" w:lineRule="auto"/>
+                  <w:rPr>
+                    <w:rFonts w:ascii="Times New Roman" w:cs="Times New Roman" w:eastAsia="Times New Roman" w:hAnsi="Times New Roman"/>
+                    <w:color w:val="1f1f1f"/>
+                    <w:sz w:val="22"/>
+                    <w:szCs w:val="22"/>
+                  </w:rPr>
+                </w:pPr>
+                <w:r>
+                  <w:rPr>
+                    <w:rFonts w:ascii="Times New Roman" w:cs="Times New Roman" w:eastAsia="Times New Roman" w:hAnsi="Times New Roman"/>
+                    <w:color w:val="1f1f1f"/>
+                    <w:sz w:val="22"/>
+                    <w:szCs w:val="22"/>
+                    <w:rtl w:val="0"/>
+                  </w:rPr>
+                  <w:t xml:space="preserve">Pengguna umum yang mencari pakaian fashion premium melalui browser.</w:t>
+                </w:r>
+              </w:p>
+            </w:tc>
+            <w:tc>
+              <w:tcPr>
+                <w:tcBorders>
+                  <w:top w:color="1f1f1f" w:space="0" w:sz="5" w:val="single"/>
+                  <w:left w:color="1f1f1f" w:space="0" w:sz="5" w:val="single"/>
+                  <w:bottom w:color="1f1f1f" w:space="0" w:sz="5" w:val="single"/>
+                  <w:right w:color="1f1f1f" w:space="0" w:sz="5" w:val="single"/>
+                </w:tcBorders>
+                <w:tcMar>
+                  <w:top w:w="240.0" w:type="dxa"/>
+                  <w:left w:w="0.0" w:type="dxa"/>
+                  <w:bottom w:w="240.0" w:type="dxa"/>
+                  <w:right w:w="0.0" w:type="dxa"/>
+                </w:tcMar>
+                <w:vAlign w:val="top"/>
+              </w:tcPr>
+              <w:p>
+                <w:pPr>
+                  <w:widowControl w:val="0"/>
+                  <w:spacing w:after="480" w:line="276" w:lineRule="auto"/>
+                  <w:rPr>
+                    <w:rFonts w:ascii="Times New Roman" w:cs="Times New Roman" w:eastAsia="Times New Roman" w:hAnsi="Times New Roman"/>
+                    <w:color w:val="1f1f1f"/>
+                    <w:sz w:val="22"/>
+                    <w:szCs w:val="22"/>
+                  </w:rPr>
+                </w:pPr>
+                <w:r>
+                  <w:rPr>
+                    <w:rFonts w:ascii="Times New Roman" w:cs="Times New Roman" w:eastAsia="Times New Roman" w:hAnsi="Times New Roman"/>
+                    <w:color w:val="1f1f1f"/>
+                    <w:sz w:val="22"/>
+                    <w:szCs w:val="22"/>
+                    <w:rtl w:val="0"/>
+                  </w:rPr>
+                  <w:t xml:space="preserve">Mencari produk, melakukan pembelian dengan sistem escrow, melacak pengiriman, dan memberikan ulasan.</w:t>
+                </w:r>
+              </w:p>
+            </w:tc>
+          </w:tr>
+          <w:tr>
+            <w:trPr>
+              <w:cantSplit w:val="0"/>
+              <w:tblHeader w:val="0"/>
+            </w:trPr>
+            <w:tc>
+              <w:tcPr>
+                <w:tcBorders>
+                  <w:top w:color="1f1f1f" w:space="0" w:sz="5" w:val="single"/>
+                  <w:left w:color="1f1f1f" w:space="0" w:sz="5" w:val="single"/>
+                  <w:bottom w:color="1f1f1f" w:space="0" w:sz="5" w:val="single"/>
+                  <w:right w:color="1f1f1f" w:space="0" w:sz="5" w:val="single"/>
+                </w:tcBorders>
+                <w:tcMar>
+                  <w:top w:w="240.0" w:type="dxa"/>
+                  <w:left w:w="0.0" w:type="dxa"/>
+                  <w:bottom w:w="240.0" w:type="dxa"/>
+                  <w:right w:w="180.0" w:type="dxa"/>
+                </w:tcMar>
+                <w:vAlign w:val="top"/>
+              </w:tcPr>
+              <w:p>
+                <w:pPr>
+                  <w:widowControl w:val="0"/>
+                  <w:spacing w:after="480" w:line="276" w:lineRule="auto"/>
+                  <w:rPr>
+                    <w:rFonts w:ascii="Times New Roman" w:cs="Times New Roman" w:eastAsia="Times New Roman" w:hAnsi="Times New Roman"/>
+                    <w:color w:val="1f1f1f"/>
+                    <w:sz w:val="22"/>
+                    <w:szCs w:val="22"/>
+                  </w:rPr>
+                </w:pPr>
+                <w:r>
+                  <w:rPr>
+                    <w:rFonts w:ascii="Times New Roman" w:cs="Times New Roman" w:eastAsia="Times New Roman" w:hAnsi="Times New Roman"/>
+                    <w:i w:val="1"/>
+                    <w:iCs w:val="1"/>
+                    <w:color w:val="1f1f1f"/>
+                    <w:sz w:val="22"/>
+                    <w:szCs w:val="22"/>
+                    <w:rtl w:val="0"/>
+                  </w:rPr>
+                  <w:t xml:space="preserve">Seller</w:t>
+                </w:r>
+                <w:r>
+                  <w:rPr>
+                    <w:rFonts w:ascii="Times New Roman" w:cs="Times New Roman" w:eastAsia="Times New Roman" w:hAnsi="Times New Roman"/>
+                    <w:color w:val="1f1f1f"/>
+                    <w:sz w:val="22"/>
+                    <w:szCs w:val="22"/>
+                    <w:rtl w:val="0"/>
+                  </w:rPr>
+                  <w:t xml:space="preserve"> (Penjual)</w:t>
+                </w:r>
+              </w:p>
+            </w:tc>
+            <w:tc>
+              <w:tcPr>
+                <w:tcBorders>
+                  <w:top w:color="1f1f1f" w:space="0" w:sz="5" w:val="single"/>
+                  <w:left w:color="1f1f1f" w:space="0" w:sz="5" w:val="single"/>
+                  <w:bottom w:color="1f1f1f" w:space="0" w:sz="5" w:val="single"/>
+                  <w:right w:color="1f1f1f" w:space="0" w:sz="5" w:val="single"/>
+                </w:tcBorders>
+                <w:tcMar>
+                  <w:top w:w="240.0" w:type="dxa"/>
+                  <w:left w:w="0.0" w:type="dxa"/>
+                  <w:bottom w:w="240.0" w:type="dxa"/>
+                  <w:right w:w="180.0" w:type="dxa"/>
+                </w:tcMar>
+                <w:vAlign w:val="top"/>
+              </w:tcPr>
+              <w:p>
+                <w:pPr>
+                  <w:widowControl w:val="0"/>
+                  <w:spacing w:after="480" w:line="276" w:lineRule="auto"/>
+                  <w:rPr>
+                    <w:rFonts w:ascii="Times New Roman" w:cs="Times New Roman" w:eastAsia="Times New Roman" w:hAnsi="Times New Roman"/>
+                    <w:color w:val="1f1f1f"/>
+                    <w:sz w:val="22"/>
+                    <w:szCs w:val="22"/>
+                  </w:rPr>
+                </w:pPr>
+                <w:r>
+                  <w:rPr>
+                    <w:rFonts w:ascii="Times New Roman" w:cs="Times New Roman" w:eastAsia="Times New Roman" w:hAnsi="Times New Roman"/>
+                    <w:color w:val="1f1f1f"/>
+                    <w:sz w:val="22"/>
+                    <w:szCs w:val="22"/>
+                    <w:rtl w:val="0"/>
+                  </w:rPr>
+                  <w:t xml:space="preserve">Individu/toko yang menjual barang fashion premium.</w:t>
+                </w:r>
+              </w:p>
+            </w:tc>
+            <w:tc>
+              <w:tcPr>
+                <w:tcBorders>
+                  <w:top w:color="1f1f1f" w:space="0" w:sz="5" w:val="single"/>
+                  <w:left w:color="1f1f1f" w:space="0" w:sz="5" w:val="single"/>
+                  <w:bottom w:color="1f1f1f" w:space="0" w:sz="5" w:val="single"/>
+                  <w:right w:color="1f1f1f" w:space="0" w:sz="5" w:val="single"/>
+                </w:tcBorders>
+                <w:tcMar>
+                  <w:top w:w="240.0" w:type="dxa"/>
+                  <w:left w:w="0.0" w:type="dxa"/>
+                  <w:bottom w:w="240.0" w:type="dxa"/>
+                  <w:right w:w="0.0" w:type="dxa"/>
+                </w:tcMar>
+                <w:vAlign w:val="top"/>
+              </w:tcPr>
+              <w:p>
+                <w:pPr>
+                  <w:widowControl w:val="0"/>
+                  <w:spacing w:after="480" w:line="276" w:lineRule="auto"/>
+                  <w:rPr>
+                    <w:rFonts w:ascii="Times New Roman" w:cs="Times New Roman" w:eastAsia="Times New Roman" w:hAnsi="Times New Roman"/>
+                    <w:color w:val="1f1f1f"/>
+                    <w:sz w:val="22"/>
+                    <w:szCs w:val="22"/>
+                  </w:rPr>
+                </w:pPr>
+                <w:r>
+                  <w:rPr>
+                    <w:rFonts w:ascii="Times New Roman" w:cs="Times New Roman" w:eastAsia="Times New Roman" w:hAnsi="Times New Roman"/>
+                    <w:color w:val="1f1f1f"/>
+                    <w:sz w:val="22"/>
+                    <w:szCs w:val="22"/>
+                    <w:rtl w:val="0"/>
+                  </w:rPr>
+                  <w:t xml:space="preserve">Mengakses Dashboard Penjual, mengunggah produk dengan bantuan NLP, memantau grafik penjualan, dan menarik saldo.</w:t>
+                </w:r>
+              </w:p>
+            </w:tc>
+          </w:tr>
+          <w:tr>
+            <w:trPr>
+              <w:cantSplit w:val="0"/>
+              <w:tblHeader w:val="0"/>
+            </w:trPr>
+            <w:tc>
+              <w:tcPr>
+                <w:tcBorders>
+                  <w:top w:color="1f1f1f" w:space="0" w:sz="5" w:val="single"/>
+                  <w:left w:color="1f1f1f" w:space="0" w:sz="5" w:val="single"/>
+                  <w:bottom w:color="1f1f1f" w:space="0" w:sz="5" w:val="single"/>
+                  <w:right w:color="1f1f1f" w:space="0" w:sz="5" w:val="single"/>
+                </w:tcBorders>
+                <w:tcMar>
+                  <w:top w:w="240.0" w:type="dxa"/>
+                  <w:left w:w="0.0" w:type="dxa"/>
+                  <w:bottom w:w="240.0" w:type="dxa"/>
+                  <w:right w:w="180.0" w:type="dxa"/>
+                </w:tcMar>
+                <w:vAlign w:val="top"/>
+              </w:tcPr>
+              <w:p>
+                <w:pPr>
+                  <w:widowControl w:val="0"/>
+                  <w:spacing w:after="480" w:line="276" w:lineRule="auto"/>
+                  <w:rPr>
+                    <w:rFonts w:ascii="Times New Roman" w:cs="Times New Roman" w:eastAsia="Times New Roman" w:hAnsi="Times New Roman"/>
+                    <w:color w:val="1f1f1f"/>
+                    <w:sz w:val="22"/>
+                    <w:szCs w:val="22"/>
+                  </w:rPr>
+                </w:pPr>
+                <w:r>
+                  <w:rPr>
+                    <w:rFonts w:ascii="Times New Roman" w:cs="Times New Roman" w:eastAsia="Times New Roman" w:hAnsi="Times New Roman"/>
+                    <w:i w:val="1"/>
+                    <w:iCs w:val="1"/>
+                    <w:color w:val="1f1f1f"/>
+                    <w:sz w:val="22"/>
+                    <w:szCs w:val="22"/>
+                    <w:rtl w:val="0"/>
+                  </w:rPr>
+                  <w:t xml:space="preserve">Expert Verifier</w:t>
+                </w:r>
+                <w:r>
+                  <w:rPr>
+                    <w:rtl w:val="0"/>
+                  </w:rPr>
+                </w:r>
+              </w:p>
+            </w:tc>
+            <w:tc>
+              <w:tcPr>
+                <w:tcBorders>
+                  <w:top w:color="1f1f1f" w:space="0" w:sz="5" w:val="single"/>
+                  <w:left w:color="1f1f1f" w:space="0" w:sz="5" w:val="single"/>
+                  <w:bottom w:color="1f1f1f" w:space="0" w:sz="5" w:val="single"/>
+                  <w:right w:color="1f1f1f" w:space="0" w:sz="5" w:val="single"/>
+                </w:tcBorders>
+                <w:tcMar>
+                  <w:top w:w="240.0" w:type="dxa"/>
+                  <w:left w:w="0.0" w:type="dxa"/>
+                  <w:bottom w:w="240.0" w:type="dxa"/>
+                  <w:right w:w="180.0" w:type="dxa"/>
+                </w:tcMar>
+                <w:vAlign w:val="top"/>
+              </w:tcPr>
+              <w:p>
+                <w:pPr>
+                  <w:widowControl w:val="0"/>
+                  <w:spacing w:after="480" w:line="276" w:lineRule="auto"/>
+                  <w:rPr>
+                    <w:rFonts w:ascii="Times New Roman" w:cs="Times New Roman" w:eastAsia="Times New Roman" w:hAnsi="Times New Roman"/>
+                    <w:color w:val="1f1f1f"/>
+                    <w:sz w:val="22"/>
+                    <w:szCs w:val="22"/>
+                  </w:rPr>
+                </w:pPr>
+                <w:r>
+                  <w:rPr>
+                    <w:rFonts w:ascii="Times New Roman" w:cs="Times New Roman" w:eastAsia="Times New Roman" w:hAnsi="Times New Roman"/>
+                    <w:color w:val="1f1f1f"/>
+                    <w:sz w:val="22"/>
+                    <w:szCs w:val="22"/>
+                    <w:rtl w:val="0"/>
+                  </w:rPr>
+                  <w:t xml:space="preserve">Staf internal Clovet dengan pengetahuan ahli di bidang fashion. Bertanggung jawab atas integritas marketplace.</w:t>
+                </w:r>
+              </w:p>
+            </w:tc>
+            <w:tc>
+              <w:tcPr>
+                <w:tcBorders>
+                  <w:top w:color="1f1f1f" w:space="0" w:sz="5" w:val="single"/>
+                  <w:left w:color="1f1f1f" w:space="0" w:sz="5" w:val="single"/>
+                  <w:bottom w:color="1f1f1f" w:space="0" w:sz="5" w:val="single"/>
+                  <w:right w:color="1f1f1f" w:space="0" w:sz="5" w:val="single"/>
+                </w:tcBorders>
+                <w:tcMar>
+                  <w:top w:w="240.0" w:type="dxa"/>
+                  <w:left w:w="0.0" w:type="dxa"/>
+                  <w:bottom w:w="240.0" w:type="dxa"/>
+                  <w:right w:w="0.0" w:type="dxa"/>
+                </w:tcMar>
+                <w:vAlign w:val="top"/>
+              </w:tcPr>
+              <w:p>
+                <w:pPr>
+                  <w:widowControl w:val="0"/>
+                  <w:spacing w:after="480" w:line="276" w:lineRule="auto"/>
+                  <w:rPr>
+                    <w:rFonts w:ascii="Times New Roman" w:cs="Times New Roman" w:eastAsia="Times New Roman" w:hAnsi="Times New Roman"/>
+                    <w:color w:val="1f1f1f"/>
+                    <w:sz w:val="22"/>
+                    <w:szCs w:val="22"/>
+                  </w:rPr>
+                </w:pPr>
+                <w:r>
+                  <w:rPr>
+                    <w:rFonts w:ascii="Times New Roman" w:cs="Times New Roman" w:eastAsia="Times New Roman" w:hAnsi="Times New Roman"/>
+                    <w:color w:val="1f1f1f"/>
+                    <w:sz w:val="22"/>
+                    <w:szCs w:val="22"/>
+                    <w:rtl w:val="0"/>
+                  </w:rPr>
+                  <w:t xml:space="preserve">Mengelola antrean verifikasi, melakukan inspeksi fisik/digital, menentukan keaslian barang, dan memperbarui status pengiriman.</w:t>
+                </w:r>
+              </w:p>
+            </w:tc>
+          </w:tr>
+        </w:tbl>
+      </w:sdtContent>
+    </w:sdt>
     <w:p>
       <w:pPr>
         <w:keepNext w:val="0"/>
@@ -7166,7 +7376,7 @@
           <w:szCs w:val="22"/>
         </w:rPr>
       </w:pPr>
-      <w:bookmarkStart w:colFirst="0" w:colLast="0" w:name="_wiag9zayzqbp" w:id="56"/>
+      <w:bookmarkStart w:colFirst="0" w:colLast="0" w:name="_heading=h.wiag9zayzqbp" w:id="56"/>
       <w:bookmarkEnd w:id="56"/>
       <w:r>
         <w:rPr>
@@ -7205,7 +7415,7 @@
           <w:szCs w:val="22"/>
         </w:rPr>
       </w:pPr>
-      <w:bookmarkStart w:colFirst="0" w:colLast="0" w:name="_dupj6o91tpq" w:id="57"/>
+      <w:bookmarkStart w:colFirst="0" w:colLast="0" w:name="_heading=h.dupj6o91tpq" w:id="57"/>
       <w:bookmarkEnd w:id="57"/>
       <w:r>
         <w:rPr>
@@ -7231,7 +7441,7 @@
           <w:szCs w:val="22"/>
         </w:rPr>
       </w:pPr>
-      <w:bookmarkStart w:colFirst="0" w:colLast="0" w:name="_rh0bswsy0qkm" w:id="58"/>
+      <w:bookmarkStart w:colFirst="0" w:colLast="0" w:name="_heading=h.rh0bswsy0qkm" w:id="58"/>
       <w:bookmarkEnd w:id="58"/>
       <w:r>
         <w:rPr>
@@ -7288,7 +7498,7 @@
           <w:szCs w:val="22"/>
         </w:rPr>
       </w:pPr>
-      <w:bookmarkStart w:colFirst="0" w:colLast="0" w:name="_rh0bswsy0qkm" w:id="58"/>
+      <w:bookmarkStart w:colFirst="0" w:colLast="0" w:name="_heading=h.rh0bswsy0qkm" w:id="58"/>
       <w:bookmarkEnd w:id="58"/>
       <w:r>
         <w:rPr>
@@ -7345,7 +7555,7 @@
           <w:szCs w:val="22"/>
         </w:rPr>
       </w:pPr>
-      <w:bookmarkStart w:colFirst="0" w:colLast="0" w:name="_rh0bswsy0qkm" w:id="58"/>
+      <w:bookmarkStart w:colFirst="0" w:colLast="0" w:name="_heading=h.rh0bswsy0qkm" w:id="58"/>
       <w:bookmarkEnd w:id="58"/>
       <w:r>
         <w:rPr>
@@ -7428,7 +7638,7 @@
           <w:szCs w:val="22"/>
         </w:rPr>
       </w:pPr>
-      <w:bookmarkStart w:colFirst="0" w:colLast="0" w:name="_twpuoijy9sfm" w:id="59"/>
+      <w:bookmarkStart w:colFirst="0" w:colLast="0" w:name="_heading=h.twpuoijy9sfm" w:id="59"/>
       <w:bookmarkEnd w:id="59"/>
       <w:r>
         <w:rPr>
@@ -7484,7 +7694,7 @@
           <w:szCs w:val="22"/>
         </w:rPr>
       </w:pPr>
-      <w:bookmarkStart w:colFirst="0" w:colLast="0" w:name="_twpuoijy9sfm" w:id="59"/>
+      <w:bookmarkStart w:colFirst="0" w:colLast="0" w:name="_heading=h.twpuoijy9sfm" w:id="59"/>
       <w:bookmarkEnd w:id="59"/>
       <w:r>
         <w:rPr>
@@ -7540,7 +7750,7 @@
           <w:szCs w:val="22"/>
         </w:rPr>
       </w:pPr>
-      <w:bookmarkStart w:colFirst="0" w:colLast="0" w:name="_twpuoijy9sfm" w:id="59"/>
+      <w:bookmarkStart w:colFirst="0" w:colLast="0" w:name="_heading=h.twpuoijy9sfm" w:id="59"/>
       <w:bookmarkEnd w:id="59"/>
       <w:r>
         <w:rPr>
@@ -8138,7 +8348,7 @@
           <w:vertAlign w:val="baseline"/>
         </w:rPr>
       </w:pPr>
-      <w:bookmarkStart w:colFirst="0" w:colLast="0" w:name="_cn8cnxbpx7dt" w:id="60"/>
+      <w:bookmarkStart w:colFirst="0" w:colLast="0" w:name="_heading=h.cn8cnxbpx7dt" w:id="60"/>
       <w:bookmarkEnd w:id="60"/>
       <w:r>
         <w:rPr>
@@ -9440,7 +9650,7 @@
           <w:vertAlign w:val="baseline"/>
         </w:rPr>
       </w:pPr>
-      <w:bookmarkStart w:colFirst="0" w:colLast="0" w:name="_v61ktblfu1ra" w:id="61"/>
+      <w:bookmarkStart w:colFirst="0" w:colLast="0" w:name="_heading=h.v61ktblfu1ra" w:id="61"/>
       <w:bookmarkEnd w:id="61"/>
       <w:r>
         <w:rPr>
@@ -10035,7 +10245,7 @@
           <w:vertAlign w:val="baseline"/>
         </w:rPr>
       </w:pPr>
-      <w:bookmarkStart w:colFirst="0" w:colLast="0" w:name="_16x43txk86kv" w:id="62"/>
+      <w:bookmarkStart w:colFirst="0" w:colLast="0" w:name="_heading=h.16x43txk86kv" w:id="62"/>
       <w:bookmarkEnd w:id="62"/>
       <w:r>
         <w:rPr>
@@ -10091,7 +10301,7 @@
           <w:vertAlign w:val="baseline"/>
         </w:rPr>
       </w:pPr>
-      <w:bookmarkStart w:colFirst="0" w:colLast="0" w:name="_f8ftrvvm7ci0" w:id="63"/>
+      <w:bookmarkStart w:colFirst="0" w:colLast="0" w:name="_heading=h.f8ftrvvm7ci0" w:id="63"/>
       <w:bookmarkEnd w:id="63"/>
       <w:r>
         <w:rPr>
@@ -10115,7 +10325,7 @@
           <w:vertAlign w:val="baseline"/>
         </w:rPr>
       </w:pPr>
-      <w:bookmarkStart w:colFirst="0" w:colLast="0" w:name="_dbpoeu3gn4i0" w:id="64"/>
+      <w:bookmarkStart w:colFirst="0" w:colLast="0" w:name="_heading=h.dbpoeu3gn4i0" w:id="64"/>
       <w:bookmarkEnd w:id="64"/>
       <w:r>
         <w:rPr>
@@ -10157,7 +10367,7 @@
           <w:vertAlign w:val="baseline"/>
         </w:rPr>
       </w:pPr>
-      <w:bookmarkStart w:colFirst="0" w:colLast="0" w:name="_50qm5k7jxyd8" w:id="65"/>
+      <w:bookmarkStart w:colFirst="0" w:colLast="0" w:name="_heading=h.50qm5k7jxyd8" w:id="65"/>
       <w:bookmarkEnd w:id="65"/>
       <w:r>
         <w:rPr>
@@ -10230,7 +10440,7 @@
           <w:vertAlign w:val="baseline"/>
         </w:rPr>
       </w:pPr>
-      <w:bookmarkStart w:colFirst="0" w:colLast="0" w:name="_nw1di9j4wk95" w:id="66"/>
+      <w:bookmarkStart w:colFirst="0" w:colLast="0" w:name="_heading=h.nw1di9j4wk95" w:id="66"/>
       <w:bookmarkEnd w:id="66"/>
       <w:r>
         <w:rPr>
@@ -10303,7 +10513,7 @@
           <w:vertAlign w:val="baseline"/>
         </w:rPr>
       </w:pPr>
-      <w:bookmarkStart w:colFirst="0" w:colLast="0" w:name="_1ruqladnnst6" w:id="67"/>
+      <w:bookmarkStart w:colFirst="0" w:colLast="0" w:name="_heading=h.1ruqladnnst6" w:id="67"/>
       <w:bookmarkEnd w:id="67"/>
       <w:r>
         <w:rPr>
@@ -10376,7 +10586,7 @@
           <w:vertAlign w:val="baseline"/>
         </w:rPr>
       </w:pPr>
-      <w:bookmarkStart w:colFirst="0" w:colLast="0" w:name="_v6jzja6gs7pg" w:id="68"/>
+      <w:bookmarkStart w:colFirst="0" w:colLast="0" w:name="_heading=h.v6jzja6gs7pg" w:id="68"/>
       <w:bookmarkEnd w:id="68"/>
       <w:r>
         <w:rPr>
@@ -10449,7 +10659,7 @@
           <w:vertAlign w:val="baseline"/>
         </w:rPr>
       </w:pPr>
-      <w:bookmarkStart w:colFirst="0" w:colLast="0" w:name="_qlezj2y9bw63" w:id="69"/>
+      <w:bookmarkStart w:colFirst="0" w:colLast="0" w:name="_heading=h.qlezj2y9bw63" w:id="69"/>
       <w:bookmarkEnd w:id="69"/>
       <w:r>
         <w:rPr>
@@ -10522,7 +10732,7 @@
           <w:vertAlign w:val="baseline"/>
         </w:rPr>
       </w:pPr>
-      <w:bookmarkStart w:colFirst="0" w:colLast="0" w:name="_sbxkbgyg5i32" w:id="70"/>
+      <w:bookmarkStart w:colFirst="0" w:colLast="0" w:name="_heading=h.sbxkbgyg5i32" w:id="70"/>
       <w:bookmarkEnd w:id="70"/>
       <w:r>
         <w:rPr>
@@ -10626,7 +10836,7 @@
           <w:vertAlign w:val="baseline"/>
         </w:rPr>
       </w:pPr>
-      <w:bookmarkStart w:colFirst="0" w:colLast="0" w:name="_dkzlrmbc4wmh" w:id="71"/>
+      <w:bookmarkStart w:colFirst="0" w:colLast="0" w:name="_heading=h.dkzlrmbc4wmh" w:id="71"/>
       <w:bookmarkEnd w:id="71"/>
       <w:r>
         <w:rPr>
@@ -10730,7 +10940,7 @@
           <w:vertAlign w:val="baseline"/>
         </w:rPr>
       </w:pPr>
-      <w:bookmarkStart w:colFirst="0" w:colLast="0" w:name="_ogj3zfy0oidl" w:id="72"/>
+      <w:bookmarkStart w:colFirst="0" w:colLast="0" w:name="_heading=h.ogj3zfy0oidl" w:id="72"/>
       <w:bookmarkEnd w:id="72"/>
       <w:r>
         <w:rPr>
@@ -10915,7 +11125,7 @@
           <w:szCs w:val="36"/>
         </w:rPr>
       </w:pPr>
-      <w:bookmarkStart w:colFirst="0" w:colLast="0" w:name="_daxv30w5277k" w:id="73"/>
+      <w:bookmarkStart w:colFirst="0" w:colLast="0" w:name="_heading=h.daxv30w5277k" w:id="73"/>
       <w:bookmarkEnd w:id="73"/>
       <w:r>
         <w:rPr>
@@ -10948,16 +11158,16 @@
             <wp:extent cx="4315778" cy="3612232"/>
             <wp:effectExtent b="0" l="0" r="0" t="0"/>
             <wp:wrapTopAndBottom distB="114300" distT="114300"/>
-            <wp:docPr id="3" name="image2.png"/>
+            <wp:docPr id="10" name="image5.png"/>
             <a:graphic>
               <a:graphicData uri="http://schemas.openxmlformats.org/drawingml/2006/picture">
                 <pic:pic>
                   <pic:nvPicPr>
-                    <pic:cNvPr id="0" name="image2.png"/>
+                    <pic:cNvPr id="0" name="image5.png"/>
                     <pic:cNvPicPr preferRelativeResize="0"/>
                   </pic:nvPicPr>
                   <pic:blipFill>
-                    <a:blip r:embed="rId10"/>
+                    <a:blip r:embed="rId11"/>
                     <a:srcRect b="0" l="0" r="0" t="0"/>
                     <a:stretch>
                       <a:fillRect/>
@@ -11016,16 +11226,16 @@
           <wp:inline distB="114300" distT="114300" distL="114300" distR="114300">
             <wp:extent cx="4265965" cy="3290888"/>
             <wp:effectExtent b="0" l="0" r="0" t="0"/>
-            <wp:docPr id="13" name="image4.png"/>
+            <wp:docPr id="15" name="image15.png"/>
             <a:graphic>
               <a:graphicData uri="http://schemas.openxmlformats.org/drawingml/2006/picture">
                 <pic:pic>
                   <pic:nvPicPr>
-                    <pic:cNvPr id="0" name="image4.png"/>
+                    <pic:cNvPr id="0" name="image15.png"/>
                     <pic:cNvPicPr preferRelativeResize="0"/>
                   </pic:nvPicPr>
                   <pic:blipFill>
-                    <a:blip r:embed="rId11"/>
+                    <a:blip r:embed="rId12"/>
                     <a:srcRect b="0" l="0" r="0" t="0"/>
                     <a:stretch>
                       <a:fillRect/>
@@ -11107,333 +11317,342 @@
         <w:t xml:space="preserve">UC-1: Pencarian &amp; Filter Produk</w:t>
       </w:r>
     </w:p>
-    <w:tbl>
-      <w:tblPr>
-        <w:tblStyle w:val="Table3"/>
-        <w:tblW w:w="9360.0" w:type="dxa"/>
-        <w:jc w:val="left"/>
-        <w:tblBorders>
-          <w:top w:color="000000" w:space="0" w:sz="8" w:val="single"/>
-          <w:left w:color="000000" w:space="0" w:sz="8" w:val="single"/>
-          <w:bottom w:color="000000" w:space="0" w:sz="8" w:val="single"/>
-          <w:right w:color="000000" w:space="0" w:sz="8" w:val="single"/>
-          <w:insideH w:color="000000" w:space="0" w:sz="8" w:val="single"/>
-          <w:insideV w:color="000000" w:space="0" w:sz="8" w:val="single"/>
-        </w:tblBorders>
-        <w:tblLayout w:type="fixed"/>
-        <w:tblLook w:val="0600"/>
-      </w:tblPr>
-      <w:tblGrid>
-        <w:gridCol w:w="2940"/>
-        <w:gridCol w:w="6420"/>
-        <w:tblGridChange w:id="0">
+    <w:sdt>
+      <w:sdtPr>
+        <w:lock w:val="contentLocked"/>
+        <w:id w:val="1469601039"/>
+        <w:tag w:val="goog_rdk_1"/>
+      </w:sdtPr>
+      <w:sdtContent>
+        <w:tbl>
+          <w:tblPr>
+            <w:tblStyle w:val="Table3"/>
+            <w:tblW w:w="9360.0" w:type="dxa"/>
+            <w:jc w:val="left"/>
+            <w:tblBorders>
+              <w:top w:color="000000" w:space="0" w:sz="8" w:val="single"/>
+              <w:left w:color="000000" w:space="0" w:sz="8" w:val="single"/>
+              <w:bottom w:color="000000" w:space="0" w:sz="8" w:val="single"/>
+              <w:right w:color="000000" w:space="0" w:sz="8" w:val="single"/>
+              <w:insideH w:color="000000" w:space="0" w:sz="8" w:val="single"/>
+              <w:insideV w:color="000000" w:space="0" w:sz="8" w:val="single"/>
+            </w:tblBorders>
+            <w:tblLayout w:type="fixed"/>
+            <w:tblLook w:val="0600"/>
+          </w:tblPr>
           <w:tblGrid>
             <w:gridCol w:w="2940"/>
             <w:gridCol w:w="6420"/>
+            <w:tblGridChange w:id="0">
+              <w:tblGrid>
+                <w:gridCol w:w="2940"/>
+                <w:gridCol w:w="6420"/>
+              </w:tblGrid>
+            </w:tblGridChange>
           </w:tblGrid>
-        </w:tblGridChange>
-      </w:tblGrid>
-      <w:tr>
-        <w:trPr>
-          <w:cantSplit w:val="0"/>
-          <w:tblHeader w:val="0"/>
-        </w:trPr>
-        <w:tc>
-          <w:tcPr>
-            <w:shd w:fill="auto" w:val="clear"/>
-            <w:tcMar>
-              <w:top w:w="100.0" w:type="dxa"/>
-              <w:left w:w="100.0" w:type="dxa"/>
-              <w:bottom w:w="100.0" w:type="dxa"/>
-              <w:right w:w="100.0" w:type="dxa"/>
-            </w:tcMar>
-            <w:vAlign w:val="top"/>
-          </w:tcPr>
-          <w:p>
-            <w:pPr>
-              <w:widowControl w:val="0"/>
-              <w:rPr>
-                <w:rFonts w:ascii="Times New Roman" w:cs="Times New Roman" w:eastAsia="Times New Roman" w:hAnsi="Times New Roman"/>
-              </w:rPr>
-            </w:pPr>
-            <w:r>
-              <w:rPr>
-                <w:rFonts w:ascii="Times New Roman" w:cs="Times New Roman" w:eastAsia="Times New Roman" w:hAnsi="Times New Roman"/>
-                <w:rtl w:val="0"/>
-              </w:rPr>
-              <w:t xml:space="preserve">Description</w:t>
-            </w:r>
-          </w:p>
-        </w:tc>
-        <w:tc>
-          <w:tcPr>
-            <w:shd w:fill="auto" w:val="clear"/>
-            <w:tcMar>
-              <w:top w:w="100.0" w:type="dxa"/>
-              <w:left w:w="100.0" w:type="dxa"/>
-              <w:bottom w:w="100.0" w:type="dxa"/>
-              <w:right w:w="100.0" w:type="dxa"/>
-            </w:tcMar>
-            <w:vAlign w:val="top"/>
-          </w:tcPr>
-          <w:p>
-            <w:pPr>
-              <w:widowControl w:val="0"/>
-              <w:rPr>
-                <w:rFonts w:ascii="Times New Roman" w:cs="Times New Roman" w:eastAsia="Times New Roman" w:hAnsi="Times New Roman"/>
-              </w:rPr>
-            </w:pPr>
-            <w:r>
-              <w:rPr>
-                <w:rFonts w:ascii="Times New Roman" w:cs="Times New Roman" w:eastAsia="Times New Roman" w:hAnsi="Times New Roman"/>
-                <w:rtl w:val="0"/>
-              </w:rPr>
-              <w:t xml:space="preserve">Proses di mana pembeli mencari dan menyaring produk pakaian premium yang tersedia di platform Clovet.</w:t>
-            </w:r>
-          </w:p>
-        </w:tc>
-      </w:tr>
-      <w:tr>
-        <w:trPr>
-          <w:cantSplit w:val="0"/>
-          <w:tblHeader w:val="0"/>
-        </w:trPr>
-        <w:tc>
-          <w:tcPr>
-            <w:shd w:fill="auto" w:val="clear"/>
-            <w:tcMar>
-              <w:top w:w="100.0" w:type="dxa"/>
-              <w:left w:w="100.0" w:type="dxa"/>
-              <w:bottom w:w="100.0" w:type="dxa"/>
-              <w:right w:w="100.0" w:type="dxa"/>
-            </w:tcMar>
-            <w:vAlign w:val="top"/>
-          </w:tcPr>
-          <w:p>
-            <w:pPr>
-              <w:widowControl w:val="0"/>
-              <w:rPr>
-                <w:rFonts w:ascii="Times New Roman" w:cs="Times New Roman" w:eastAsia="Times New Roman" w:hAnsi="Times New Roman"/>
-              </w:rPr>
-            </w:pPr>
-            <w:r>
-              <w:rPr>
-                <w:rFonts w:ascii="Times New Roman" w:cs="Times New Roman" w:eastAsia="Times New Roman" w:hAnsi="Times New Roman"/>
-                <w:rtl w:val="0"/>
-              </w:rPr>
-              <w:t xml:space="preserve">Actors</w:t>
-            </w:r>
-          </w:p>
-        </w:tc>
-        <w:tc>
-          <w:tcPr>
-            <w:shd w:fill="auto" w:val="clear"/>
-            <w:tcMar>
-              <w:top w:w="100.0" w:type="dxa"/>
-              <w:left w:w="100.0" w:type="dxa"/>
-              <w:bottom w:w="100.0" w:type="dxa"/>
-              <w:right w:w="100.0" w:type="dxa"/>
-            </w:tcMar>
-            <w:vAlign w:val="top"/>
-          </w:tcPr>
-          <w:p>
-            <w:pPr>
-              <w:widowControl w:val="0"/>
-              <w:rPr>
-                <w:rFonts w:ascii="Times New Roman" w:cs="Times New Roman" w:eastAsia="Times New Roman" w:hAnsi="Times New Roman"/>
-              </w:rPr>
-            </w:pPr>
-            <w:r>
-              <w:rPr>
-                <w:rFonts w:ascii="Times New Roman" w:cs="Times New Roman" w:eastAsia="Times New Roman" w:hAnsi="Times New Roman"/>
-                <w:rtl w:val="0"/>
-              </w:rPr>
-              <w:t xml:space="preserve">Pembeli, Sistem</w:t>
-            </w:r>
-          </w:p>
-        </w:tc>
-      </w:tr>
-      <w:tr>
-        <w:trPr>
-          <w:cantSplit w:val="0"/>
-          <w:tblHeader w:val="0"/>
-        </w:trPr>
-        <w:tc>
-          <w:tcPr>
-            <w:shd w:fill="auto" w:val="clear"/>
-            <w:tcMar>
-              <w:top w:w="100.0" w:type="dxa"/>
-              <w:left w:w="100.0" w:type="dxa"/>
-              <w:bottom w:w="100.0" w:type="dxa"/>
-              <w:right w:w="100.0" w:type="dxa"/>
-            </w:tcMar>
-            <w:vAlign w:val="top"/>
-          </w:tcPr>
-          <w:p>
-            <w:pPr>
-              <w:widowControl w:val="0"/>
-              <w:rPr>
-                <w:rFonts w:ascii="Times New Roman" w:cs="Times New Roman" w:eastAsia="Times New Roman" w:hAnsi="Times New Roman"/>
-              </w:rPr>
-            </w:pPr>
-            <w:r>
-              <w:rPr>
-                <w:rFonts w:ascii="Times New Roman" w:cs="Times New Roman" w:eastAsia="Times New Roman" w:hAnsi="Times New Roman"/>
-                <w:rtl w:val="0"/>
-              </w:rPr>
-              <w:t xml:space="preserve">Preconditions</w:t>
-            </w:r>
-          </w:p>
-        </w:tc>
-        <w:tc>
-          <w:tcPr>
-            <w:shd w:fill="auto" w:val="clear"/>
-            <w:tcMar>
-              <w:top w:w="100.0" w:type="dxa"/>
-              <w:left w:w="100.0" w:type="dxa"/>
-              <w:bottom w:w="100.0" w:type="dxa"/>
-              <w:right w:w="100.0" w:type="dxa"/>
-            </w:tcMar>
-            <w:vAlign w:val="top"/>
-          </w:tcPr>
-          <w:p>
-            <w:pPr>
-              <w:widowControl w:val="0"/>
-              <w:rPr>
-                <w:rFonts w:ascii="Times New Roman" w:cs="Times New Roman" w:eastAsia="Times New Roman" w:hAnsi="Times New Roman"/>
-              </w:rPr>
-            </w:pPr>
-            <w:r>
-              <w:rPr>
-                <w:rFonts w:ascii="Times New Roman" w:cs="Times New Roman" w:eastAsia="Times New Roman" w:hAnsi="Times New Roman"/>
-                <w:rtl w:val="0"/>
-              </w:rPr>
-              <w:t xml:space="preserve">Pembeli membuka aplikasi dan sistem menampilkan beranda atau halaman pencarian.</w:t>
-            </w:r>
-          </w:p>
-        </w:tc>
-      </w:tr>
-      <w:tr>
-        <w:trPr>
-          <w:cantSplit w:val="0"/>
-          <w:tblHeader w:val="0"/>
-        </w:trPr>
-        <w:tc>
-          <w:tcPr>
-            <w:shd w:fill="auto" w:val="clear"/>
-            <w:tcMar>
-              <w:top w:w="100.0" w:type="dxa"/>
-              <w:left w:w="100.0" w:type="dxa"/>
-              <w:bottom w:w="100.0" w:type="dxa"/>
-              <w:right w:w="100.0" w:type="dxa"/>
-            </w:tcMar>
-            <w:vAlign w:val="top"/>
-          </w:tcPr>
-          <w:p>
-            <w:pPr>
-              <w:widowControl w:val="0"/>
-              <w:rPr>
-                <w:rFonts w:ascii="Times New Roman" w:cs="Times New Roman" w:eastAsia="Times New Roman" w:hAnsi="Times New Roman"/>
-              </w:rPr>
-            </w:pPr>
-            <w:r>
-              <w:rPr>
-                <w:rFonts w:ascii="Times New Roman" w:cs="Times New Roman" w:eastAsia="Times New Roman" w:hAnsi="Times New Roman"/>
-                <w:rtl w:val="0"/>
-              </w:rPr>
-              <w:t xml:space="preserve">Post Conditions</w:t>
-            </w:r>
-          </w:p>
-        </w:tc>
-        <w:tc>
-          <w:tcPr>
-            <w:shd w:fill="auto" w:val="clear"/>
-            <w:tcMar>
-              <w:top w:w="100.0" w:type="dxa"/>
-              <w:left w:w="100.0" w:type="dxa"/>
-              <w:bottom w:w="100.0" w:type="dxa"/>
-              <w:right w:w="100.0" w:type="dxa"/>
-            </w:tcMar>
-            <w:vAlign w:val="top"/>
-          </w:tcPr>
-          <w:p>
-            <w:pPr>
-              <w:widowControl w:val="0"/>
-              <w:rPr>
-                <w:rFonts w:ascii="Times New Roman" w:cs="Times New Roman" w:eastAsia="Times New Roman" w:hAnsi="Times New Roman"/>
-              </w:rPr>
-            </w:pPr>
-            <w:r>
-              <w:rPr>
-                <w:rFonts w:ascii="Times New Roman" w:cs="Times New Roman" w:eastAsia="Times New Roman" w:hAnsi="Times New Roman"/>
-                <w:rtl w:val="0"/>
-              </w:rPr>
-              <w:t xml:space="preserve">Sistem menampilkan daftar produk yang sesuai dengan kriteria pencarian atau filter yang dipilih pembeli.</w:t>
-            </w:r>
-          </w:p>
-        </w:tc>
-      </w:tr>
-      <w:tr>
-        <w:trPr>
-          <w:cantSplit w:val="0"/>
-          <w:tblHeader w:val="0"/>
-        </w:trPr>
-        <w:tc>
-          <w:tcPr>
-            <w:shd w:fill="auto" w:val="clear"/>
-            <w:tcMar>
-              <w:top w:w="100.0" w:type="dxa"/>
-              <w:left w:w="100.0" w:type="dxa"/>
-              <w:bottom w:w="100.0" w:type="dxa"/>
-              <w:right w:w="100.0" w:type="dxa"/>
-            </w:tcMar>
-            <w:vAlign w:val="top"/>
-          </w:tcPr>
-          <w:p>
-            <w:pPr>
-              <w:widowControl w:val="0"/>
-              <w:rPr>
-                <w:rFonts w:ascii="Times New Roman" w:cs="Times New Roman" w:eastAsia="Times New Roman" w:hAnsi="Times New Roman"/>
-              </w:rPr>
-            </w:pPr>
-            <w:r>
-              <w:rPr>
-                <w:rFonts w:ascii="Times New Roman" w:cs="Times New Roman" w:eastAsia="Times New Roman" w:hAnsi="Times New Roman"/>
-                <w:rtl w:val="0"/>
-              </w:rPr>
-              <w:t xml:space="preserve">Trigger</w:t>
-            </w:r>
-          </w:p>
-        </w:tc>
-        <w:tc>
-          <w:tcPr>
-            <w:shd w:fill="auto" w:val="clear"/>
-            <w:tcMar>
-              <w:top w:w="100.0" w:type="dxa"/>
-              <w:left w:w="100.0" w:type="dxa"/>
-              <w:bottom w:w="100.0" w:type="dxa"/>
-              <w:right w:w="100.0" w:type="dxa"/>
-            </w:tcMar>
-            <w:vAlign w:val="top"/>
-          </w:tcPr>
-          <w:p>
-            <w:pPr>
-              <w:widowControl w:val="0"/>
-              <w:rPr>
-                <w:rFonts w:ascii="Times New Roman" w:cs="Times New Roman" w:eastAsia="Times New Roman" w:hAnsi="Times New Roman"/>
-              </w:rPr>
-            </w:pPr>
-            <w:r>
-              <w:rPr>
-                <w:rFonts w:ascii="Times New Roman" w:cs="Times New Roman" w:eastAsia="Times New Roman" w:hAnsi="Times New Roman"/>
-                <w:rtl w:val="0"/>
-              </w:rPr>
-              <w:t xml:space="preserve">Pembeli memasukkan kata kunci di kolom pencarian atau memilih filter (seperti kategori, rentang harga, atau merek).</w:t>
-            </w:r>
-          </w:p>
-        </w:tc>
-      </w:tr>
-    </w:tbl>
+          <w:tr>
+            <w:trPr>
+              <w:cantSplit w:val="0"/>
+              <w:tblHeader w:val="0"/>
+            </w:trPr>
+            <w:tc>
+              <w:tcPr>
+                <w:shd w:fill="auto" w:val="clear"/>
+                <w:tcMar>
+                  <w:top w:w="100.0" w:type="dxa"/>
+                  <w:left w:w="100.0" w:type="dxa"/>
+                  <w:bottom w:w="100.0" w:type="dxa"/>
+                  <w:right w:w="100.0" w:type="dxa"/>
+                </w:tcMar>
+                <w:vAlign w:val="top"/>
+              </w:tcPr>
+              <w:p>
+                <w:pPr>
+                  <w:widowControl w:val="0"/>
+                  <w:rPr>
+                    <w:rFonts w:ascii="Times New Roman" w:cs="Times New Roman" w:eastAsia="Times New Roman" w:hAnsi="Times New Roman"/>
+                  </w:rPr>
+                </w:pPr>
+                <w:r>
+                  <w:rPr>
+                    <w:rFonts w:ascii="Times New Roman" w:cs="Times New Roman" w:eastAsia="Times New Roman" w:hAnsi="Times New Roman"/>
+                    <w:rtl w:val="0"/>
+                  </w:rPr>
+                  <w:t xml:space="preserve">Description</w:t>
+                </w:r>
+              </w:p>
+            </w:tc>
+            <w:tc>
+              <w:tcPr>
+                <w:shd w:fill="auto" w:val="clear"/>
+                <w:tcMar>
+                  <w:top w:w="100.0" w:type="dxa"/>
+                  <w:left w:w="100.0" w:type="dxa"/>
+                  <w:bottom w:w="100.0" w:type="dxa"/>
+                  <w:right w:w="100.0" w:type="dxa"/>
+                </w:tcMar>
+                <w:vAlign w:val="top"/>
+              </w:tcPr>
+              <w:p>
+                <w:pPr>
+                  <w:widowControl w:val="0"/>
+                  <w:rPr>
+                    <w:rFonts w:ascii="Times New Roman" w:cs="Times New Roman" w:eastAsia="Times New Roman" w:hAnsi="Times New Roman"/>
+                  </w:rPr>
+                </w:pPr>
+                <w:r>
+                  <w:rPr>
+                    <w:rFonts w:ascii="Times New Roman" w:cs="Times New Roman" w:eastAsia="Times New Roman" w:hAnsi="Times New Roman"/>
+                    <w:rtl w:val="0"/>
+                  </w:rPr>
+                  <w:t xml:space="preserve">Proses di mana pembeli mencari dan menyaring produk pakaian premium yang tersedia di platform Clovet.</w:t>
+                </w:r>
+              </w:p>
+            </w:tc>
+          </w:tr>
+          <w:tr>
+            <w:trPr>
+              <w:cantSplit w:val="0"/>
+              <w:tblHeader w:val="0"/>
+            </w:trPr>
+            <w:tc>
+              <w:tcPr>
+                <w:shd w:fill="auto" w:val="clear"/>
+                <w:tcMar>
+                  <w:top w:w="100.0" w:type="dxa"/>
+                  <w:left w:w="100.0" w:type="dxa"/>
+                  <w:bottom w:w="100.0" w:type="dxa"/>
+                  <w:right w:w="100.0" w:type="dxa"/>
+                </w:tcMar>
+                <w:vAlign w:val="top"/>
+              </w:tcPr>
+              <w:p>
+                <w:pPr>
+                  <w:widowControl w:val="0"/>
+                  <w:rPr>
+                    <w:rFonts w:ascii="Times New Roman" w:cs="Times New Roman" w:eastAsia="Times New Roman" w:hAnsi="Times New Roman"/>
+                  </w:rPr>
+                </w:pPr>
+                <w:r>
+                  <w:rPr>
+                    <w:rFonts w:ascii="Times New Roman" w:cs="Times New Roman" w:eastAsia="Times New Roman" w:hAnsi="Times New Roman"/>
+                    <w:rtl w:val="0"/>
+                  </w:rPr>
+                  <w:t xml:space="preserve">Actors</w:t>
+                </w:r>
+              </w:p>
+            </w:tc>
+            <w:tc>
+              <w:tcPr>
+                <w:shd w:fill="auto" w:val="clear"/>
+                <w:tcMar>
+                  <w:top w:w="100.0" w:type="dxa"/>
+                  <w:left w:w="100.0" w:type="dxa"/>
+                  <w:bottom w:w="100.0" w:type="dxa"/>
+                  <w:right w:w="100.0" w:type="dxa"/>
+                </w:tcMar>
+                <w:vAlign w:val="top"/>
+              </w:tcPr>
+              <w:p>
+                <w:pPr>
+                  <w:widowControl w:val="0"/>
+                  <w:rPr>
+                    <w:rFonts w:ascii="Times New Roman" w:cs="Times New Roman" w:eastAsia="Times New Roman" w:hAnsi="Times New Roman"/>
+                  </w:rPr>
+                </w:pPr>
+                <w:r>
+                  <w:rPr>
+                    <w:rFonts w:ascii="Times New Roman" w:cs="Times New Roman" w:eastAsia="Times New Roman" w:hAnsi="Times New Roman"/>
+                    <w:rtl w:val="0"/>
+                  </w:rPr>
+                  <w:t xml:space="preserve">Pembeli, Sistem</w:t>
+                </w:r>
+              </w:p>
+            </w:tc>
+          </w:tr>
+          <w:tr>
+            <w:trPr>
+              <w:cantSplit w:val="0"/>
+              <w:tblHeader w:val="0"/>
+            </w:trPr>
+            <w:tc>
+              <w:tcPr>
+                <w:shd w:fill="auto" w:val="clear"/>
+                <w:tcMar>
+                  <w:top w:w="100.0" w:type="dxa"/>
+                  <w:left w:w="100.0" w:type="dxa"/>
+                  <w:bottom w:w="100.0" w:type="dxa"/>
+                  <w:right w:w="100.0" w:type="dxa"/>
+                </w:tcMar>
+                <w:vAlign w:val="top"/>
+              </w:tcPr>
+              <w:p>
+                <w:pPr>
+                  <w:widowControl w:val="0"/>
+                  <w:rPr>
+                    <w:rFonts w:ascii="Times New Roman" w:cs="Times New Roman" w:eastAsia="Times New Roman" w:hAnsi="Times New Roman"/>
+                  </w:rPr>
+                </w:pPr>
+                <w:r>
+                  <w:rPr>
+                    <w:rFonts w:ascii="Times New Roman" w:cs="Times New Roman" w:eastAsia="Times New Roman" w:hAnsi="Times New Roman"/>
+                    <w:rtl w:val="0"/>
+                  </w:rPr>
+                  <w:t xml:space="preserve">Preconditions</w:t>
+                </w:r>
+              </w:p>
+            </w:tc>
+            <w:tc>
+              <w:tcPr>
+                <w:shd w:fill="auto" w:val="clear"/>
+                <w:tcMar>
+                  <w:top w:w="100.0" w:type="dxa"/>
+                  <w:left w:w="100.0" w:type="dxa"/>
+                  <w:bottom w:w="100.0" w:type="dxa"/>
+                  <w:right w:w="100.0" w:type="dxa"/>
+                </w:tcMar>
+                <w:vAlign w:val="top"/>
+              </w:tcPr>
+              <w:p>
+                <w:pPr>
+                  <w:widowControl w:val="0"/>
+                  <w:rPr>
+                    <w:rFonts w:ascii="Times New Roman" w:cs="Times New Roman" w:eastAsia="Times New Roman" w:hAnsi="Times New Roman"/>
+                  </w:rPr>
+                </w:pPr>
+                <w:r>
+                  <w:rPr>
+                    <w:rFonts w:ascii="Times New Roman" w:cs="Times New Roman" w:eastAsia="Times New Roman" w:hAnsi="Times New Roman"/>
+                    <w:rtl w:val="0"/>
+                  </w:rPr>
+                  <w:t xml:space="preserve">Pembeli membuka aplikasi dan sistem menampilkan beranda atau halaman pencarian.</w:t>
+                </w:r>
+              </w:p>
+            </w:tc>
+          </w:tr>
+          <w:tr>
+            <w:trPr>
+              <w:cantSplit w:val="0"/>
+              <w:tblHeader w:val="0"/>
+            </w:trPr>
+            <w:tc>
+              <w:tcPr>
+                <w:shd w:fill="auto" w:val="clear"/>
+                <w:tcMar>
+                  <w:top w:w="100.0" w:type="dxa"/>
+                  <w:left w:w="100.0" w:type="dxa"/>
+                  <w:bottom w:w="100.0" w:type="dxa"/>
+                  <w:right w:w="100.0" w:type="dxa"/>
+                </w:tcMar>
+                <w:vAlign w:val="top"/>
+              </w:tcPr>
+              <w:p>
+                <w:pPr>
+                  <w:widowControl w:val="0"/>
+                  <w:rPr>
+                    <w:rFonts w:ascii="Times New Roman" w:cs="Times New Roman" w:eastAsia="Times New Roman" w:hAnsi="Times New Roman"/>
+                  </w:rPr>
+                </w:pPr>
+                <w:r>
+                  <w:rPr>
+                    <w:rFonts w:ascii="Times New Roman" w:cs="Times New Roman" w:eastAsia="Times New Roman" w:hAnsi="Times New Roman"/>
+                    <w:rtl w:val="0"/>
+                  </w:rPr>
+                  <w:t xml:space="preserve">Post Conditions</w:t>
+                </w:r>
+              </w:p>
+            </w:tc>
+            <w:tc>
+              <w:tcPr>
+                <w:shd w:fill="auto" w:val="clear"/>
+                <w:tcMar>
+                  <w:top w:w="100.0" w:type="dxa"/>
+                  <w:left w:w="100.0" w:type="dxa"/>
+                  <w:bottom w:w="100.0" w:type="dxa"/>
+                  <w:right w:w="100.0" w:type="dxa"/>
+                </w:tcMar>
+                <w:vAlign w:val="top"/>
+              </w:tcPr>
+              <w:p>
+                <w:pPr>
+                  <w:widowControl w:val="0"/>
+                  <w:rPr>
+                    <w:rFonts w:ascii="Times New Roman" w:cs="Times New Roman" w:eastAsia="Times New Roman" w:hAnsi="Times New Roman"/>
+                  </w:rPr>
+                </w:pPr>
+                <w:r>
+                  <w:rPr>
+                    <w:rFonts w:ascii="Times New Roman" w:cs="Times New Roman" w:eastAsia="Times New Roman" w:hAnsi="Times New Roman"/>
+                    <w:rtl w:val="0"/>
+                  </w:rPr>
+                  <w:t xml:space="preserve">Sistem menampilkan daftar produk yang sesuai dengan kriteria pencarian atau filter yang dipilih pembeli.</w:t>
+                </w:r>
+              </w:p>
+            </w:tc>
+          </w:tr>
+          <w:tr>
+            <w:trPr>
+              <w:cantSplit w:val="0"/>
+              <w:tblHeader w:val="0"/>
+            </w:trPr>
+            <w:tc>
+              <w:tcPr>
+                <w:shd w:fill="auto" w:val="clear"/>
+                <w:tcMar>
+                  <w:top w:w="100.0" w:type="dxa"/>
+                  <w:left w:w="100.0" w:type="dxa"/>
+                  <w:bottom w:w="100.0" w:type="dxa"/>
+                  <w:right w:w="100.0" w:type="dxa"/>
+                </w:tcMar>
+                <w:vAlign w:val="top"/>
+              </w:tcPr>
+              <w:p>
+                <w:pPr>
+                  <w:widowControl w:val="0"/>
+                  <w:rPr>
+                    <w:rFonts w:ascii="Times New Roman" w:cs="Times New Roman" w:eastAsia="Times New Roman" w:hAnsi="Times New Roman"/>
+                  </w:rPr>
+                </w:pPr>
+                <w:r>
+                  <w:rPr>
+                    <w:rFonts w:ascii="Times New Roman" w:cs="Times New Roman" w:eastAsia="Times New Roman" w:hAnsi="Times New Roman"/>
+                    <w:rtl w:val="0"/>
+                  </w:rPr>
+                  <w:t xml:space="preserve">Trigger</w:t>
+                </w:r>
+              </w:p>
+            </w:tc>
+            <w:tc>
+              <w:tcPr>
+                <w:shd w:fill="auto" w:val="clear"/>
+                <w:tcMar>
+                  <w:top w:w="100.0" w:type="dxa"/>
+                  <w:left w:w="100.0" w:type="dxa"/>
+                  <w:bottom w:w="100.0" w:type="dxa"/>
+                  <w:right w:w="100.0" w:type="dxa"/>
+                </w:tcMar>
+                <w:vAlign w:val="top"/>
+              </w:tcPr>
+              <w:p>
+                <w:pPr>
+                  <w:widowControl w:val="0"/>
+                  <w:rPr>
+                    <w:rFonts w:ascii="Times New Roman" w:cs="Times New Roman" w:eastAsia="Times New Roman" w:hAnsi="Times New Roman"/>
+                  </w:rPr>
+                </w:pPr>
+                <w:r>
+                  <w:rPr>
+                    <w:rFonts w:ascii="Times New Roman" w:cs="Times New Roman" w:eastAsia="Times New Roman" w:hAnsi="Times New Roman"/>
+                    <w:rtl w:val="0"/>
+                  </w:rPr>
+                  <w:t xml:space="preserve">Pembeli memasukkan kata kunci di kolom pencarian atau memilih filter (seperti kategori, rentang harga, atau merek).</w:t>
+                </w:r>
+              </w:p>
+            </w:tc>
+          </w:tr>
+        </w:tbl>
+      </w:sdtContent>
+    </w:sdt>
     <w:p>
       <w:pPr>
         <w:spacing w:line="276" w:lineRule="auto"/>
@@ -11475,333 +11694,342 @@
         <w:t xml:space="preserve">UC-2: Checkout &amp; Pembayaran</w:t>
       </w:r>
     </w:p>
-    <w:tbl>
-      <w:tblPr>
-        <w:tblStyle w:val="Table4"/>
-        <w:tblW w:w="9360.0" w:type="dxa"/>
-        <w:jc w:val="left"/>
-        <w:tblBorders>
-          <w:top w:color="000000" w:space="0" w:sz="8" w:val="single"/>
-          <w:left w:color="000000" w:space="0" w:sz="8" w:val="single"/>
-          <w:bottom w:color="000000" w:space="0" w:sz="8" w:val="single"/>
-          <w:right w:color="000000" w:space="0" w:sz="8" w:val="single"/>
-          <w:insideH w:color="000000" w:space="0" w:sz="8" w:val="single"/>
-          <w:insideV w:color="000000" w:space="0" w:sz="8" w:val="single"/>
-        </w:tblBorders>
-        <w:tblLayout w:type="fixed"/>
-        <w:tblLook w:val="0600"/>
-      </w:tblPr>
-      <w:tblGrid>
-        <w:gridCol w:w="2940"/>
-        <w:gridCol w:w="6420"/>
-        <w:tblGridChange w:id="0">
+    <w:sdt>
+      <w:sdtPr>
+        <w:lock w:val="contentLocked"/>
+        <w:id w:val="-943589473"/>
+        <w:tag w:val="goog_rdk_2"/>
+      </w:sdtPr>
+      <w:sdtContent>
+        <w:tbl>
+          <w:tblPr>
+            <w:tblStyle w:val="Table4"/>
+            <w:tblW w:w="9360.0" w:type="dxa"/>
+            <w:jc w:val="left"/>
+            <w:tblBorders>
+              <w:top w:color="000000" w:space="0" w:sz="8" w:val="single"/>
+              <w:left w:color="000000" w:space="0" w:sz="8" w:val="single"/>
+              <w:bottom w:color="000000" w:space="0" w:sz="8" w:val="single"/>
+              <w:right w:color="000000" w:space="0" w:sz="8" w:val="single"/>
+              <w:insideH w:color="000000" w:space="0" w:sz="8" w:val="single"/>
+              <w:insideV w:color="000000" w:space="0" w:sz="8" w:val="single"/>
+            </w:tblBorders>
+            <w:tblLayout w:type="fixed"/>
+            <w:tblLook w:val="0600"/>
+          </w:tblPr>
           <w:tblGrid>
             <w:gridCol w:w="2940"/>
             <w:gridCol w:w="6420"/>
+            <w:tblGridChange w:id="0">
+              <w:tblGrid>
+                <w:gridCol w:w="2940"/>
+                <w:gridCol w:w="6420"/>
+              </w:tblGrid>
+            </w:tblGridChange>
           </w:tblGrid>
-        </w:tblGridChange>
-      </w:tblGrid>
-      <w:tr>
-        <w:trPr>
-          <w:cantSplit w:val="0"/>
-          <w:tblHeader w:val="0"/>
-        </w:trPr>
-        <w:tc>
-          <w:tcPr>
-            <w:shd w:fill="auto" w:val="clear"/>
-            <w:tcMar>
-              <w:top w:w="100.0" w:type="dxa"/>
-              <w:left w:w="100.0" w:type="dxa"/>
-              <w:bottom w:w="100.0" w:type="dxa"/>
-              <w:right w:w="100.0" w:type="dxa"/>
-            </w:tcMar>
-            <w:vAlign w:val="top"/>
-          </w:tcPr>
-          <w:p>
-            <w:pPr>
-              <w:widowControl w:val="0"/>
-              <w:rPr>
-                <w:rFonts w:ascii="Times New Roman" w:cs="Times New Roman" w:eastAsia="Times New Roman" w:hAnsi="Times New Roman"/>
-              </w:rPr>
-            </w:pPr>
-            <w:r>
-              <w:rPr>
-                <w:rFonts w:ascii="Times New Roman" w:cs="Times New Roman" w:eastAsia="Times New Roman" w:hAnsi="Times New Roman"/>
-                <w:rtl w:val="0"/>
-              </w:rPr>
-              <w:t xml:space="preserve">Description</w:t>
-            </w:r>
-          </w:p>
-        </w:tc>
-        <w:tc>
-          <w:tcPr>
-            <w:shd w:fill="auto" w:val="clear"/>
-            <w:tcMar>
-              <w:top w:w="100.0" w:type="dxa"/>
-              <w:left w:w="100.0" w:type="dxa"/>
-              <w:bottom w:w="100.0" w:type="dxa"/>
-              <w:right w:w="100.0" w:type="dxa"/>
-            </w:tcMar>
-            <w:vAlign w:val="top"/>
-          </w:tcPr>
-          <w:p>
-            <w:pPr>
-              <w:widowControl w:val="0"/>
-              <w:rPr>
-                <w:rFonts w:ascii="Times New Roman" w:cs="Times New Roman" w:eastAsia="Times New Roman" w:hAnsi="Times New Roman"/>
-              </w:rPr>
-            </w:pPr>
-            <w:r>
-              <w:rPr>
-                <w:rFonts w:ascii="Times New Roman" w:cs="Times New Roman" w:eastAsia="Times New Roman" w:hAnsi="Times New Roman"/>
-                <w:rtl w:val="0"/>
-              </w:rPr>
-              <w:t xml:space="preserve">Proses pembeli melakukan pembelian produk, di mana uang akan ditahan sementara oleh sistem escrow demi keamanan.</w:t>
-            </w:r>
-          </w:p>
-        </w:tc>
-      </w:tr>
-      <w:tr>
-        <w:trPr>
-          <w:cantSplit w:val="0"/>
-          <w:tblHeader w:val="0"/>
-        </w:trPr>
-        <w:tc>
-          <w:tcPr>
-            <w:shd w:fill="auto" w:val="clear"/>
-            <w:tcMar>
-              <w:top w:w="100.0" w:type="dxa"/>
-              <w:left w:w="100.0" w:type="dxa"/>
-              <w:bottom w:w="100.0" w:type="dxa"/>
-              <w:right w:w="100.0" w:type="dxa"/>
-            </w:tcMar>
-            <w:vAlign w:val="top"/>
-          </w:tcPr>
-          <w:p>
-            <w:pPr>
-              <w:widowControl w:val="0"/>
-              <w:rPr>
-                <w:rFonts w:ascii="Times New Roman" w:cs="Times New Roman" w:eastAsia="Times New Roman" w:hAnsi="Times New Roman"/>
-              </w:rPr>
-            </w:pPr>
-            <w:r>
-              <w:rPr>
-                <w:rFonts w:ascii="Times New Roman" w:cs="Times New Roman" w:eastAsia="Times New Roman" w:hAnsi="Times New Roman"/>
-                <w:rtl w:val="0"/>
-              </w:rPr>
-              <w:t xml:space="preserve">Actors</w:t>
-            </w:r>
-          </w:p>
-        </w:tc>
-        <w:tc>
-          <w:tcPr>
-            <w:shd w:fill="auto" w:val="clear"/>
-            <w:tcMar>
-              <w:top w:w="100.0" w:type="dxa"/>
-              <w:left w:w="100.0" w:type="dxa"/>
-              <w:bottom w:w="100.0" w:type="dxa"/>
-              <w:right w:w="100.0" w:type="dxa"/>
-            </w:tcMar>
-            <w:vAlign w:val="top"/>
-          </w:tcPr>
-          <w:p>
-            <w:pPr>
-              <w:widowControl w:val="0"/>
-              <w:rPr>
-                <w:rFonts w:ascii="Times New Roman" w:cs="Times New Roman" w:eastAsia="Times New Roman" w:hAnsi="Times New Roman"/>
-              </w:rPr>
-            </w:pPr>
-            <w:r>
-              <w:rPr>
-                <w:rFonts w:ascii="Times New Roman" w:cs="Times New Roman" w:eastAsia="Times New Roman" w:hAnsi="Times New Roman"/>
-                <w:rtl w:val="0"/>
-              </w:rPr>
-              <w:t xml:space="preserve">Pembeli, Sistem</w:t>
-            </w:r>
-          </w:p>
-        </w:tc>
-      </w:tr>
-      <w:tr>
-        <w:trPr>
-          <w:cantSplit w:val="0"/>
-          <w:tblHeader w:val="0"/>
-        </w:trPr>
-        <w:tc>
-          <w:tcPr>
-            <w:shd w:fill="auto" w:val="clear"/>
-            <w:tcMar>
-              <w:top w:w="100.0" w:type="dxa"/>
-              <w:left w:w="100.0" w:type="dxa"/>
-              <w:bottom w:w="100.0" w:type="dxa"/>
-              <w:right w:w="100.0" w:type="dxa"/>
-            </w:tcMar>
-            <w:vAlign w:val="top"/>
-          </w:tcPr>
-          <w:p>
-            <w:pPr>
-              <w:widowControl w:val="0"/>
-              <w:rPr>
-                <w:rFonts w:ascii="Times New Roman" w:cs="Times New Roman" w:eastAsia="Times New Roman" w:hAnsi="Times New Roman"/>
-              </w:rPr>
-            </w:pPr>
-            <w:r>
-              <w:rPr>
-                <w:rFonts w:ascii="Times New Roman" w:cs="Times New Roman" w:eastAsia="Times New Roman" w:hAnsi="Times New Roman"/>
-                <w:rtl w:val="0"/>
-              </w:rPr>
-              <w:t xml:space="preserve">Preconditions</w:t>
-            </w:r>
-          </w:p>
-        </w:tc>
-        <w:tc>
-          <w:tcPr>
-            <w:shd w:fill="auto" w:val="clear"/>
-            <w:tcMar>
-              <w:top w:w="100.0" w:type="dxa"/>
-              <w:left w:w="100.0" w:type="dxa"/>
-              <w:bottom w:w="100.0" w:type="dxa"/>
-              <w:right w:w="100.0" w:type="dxa"/>
-            </w:tcMar>
-            <w:vAlign w:val="top"/>
-          </w:tcPr>
-          <w:p>
-            <w:pPr>
-              <w:widowControl w:val="0"/>
-              <w:rPr>
-                <w:rFonts w:ascii="Times New Roman" w:cs="Times New Roman" w:eastAsia="Times New Roman" w:hAnsi="Times New Roman"/>
-              </w:rPr>
-            </w:pPr>
-            <w:r>
-              <w:rPr>
-                <w:rFonts w:ascii="Times New Roman" w:cs="Times New Roman" w:eastAsia="Times New Roman" w:hAnsi="Times New Roman"/>
-                <w:rtl w:val="0"/>
-              </w:rPr>
-              <w:t xml:space="preserve">Pembeli sudah login, memiliki produk di keranjang, dan stok produk tersebut masih tersedia.</w:t>
-            </w:r>
-          </w:p>
-        </w:tc>
-      </w:tr>
-      <w:tr>
-        <w:trPr>
-          <w:cantSplit w:val="0"/>
-          <w:tblHeader w:val="0"/>
-        </w:trPr>
-        <w:tc>
-          <w:tcPr>
-            <w:shd w:fill="auto" w:val="clear"/>
-            <w:tcMar>
-              <w:top w:w="100.0" w:type="dxa"/>
-              <w:left w:w="100.0" w:type="dxa"/>
-              <w:bottom w:w="100.0" w:type="dxa"/>
-              <w:right w:w="100.0" w:type="dxa"/>
-            </w:tcMar>
-            <w:vAlign w:val="top"/>
-          </w:tcPr>
-          <w:p>
-            <w:pPr>
-              <w:widowControl w:val="0"/>
-              <w:rPr>
-                <w:rFonts w:ascii="Times New Roman" w:cs="Times New Roman" w:eastAsia="Times New Roman" w:hAnsi="Times New Roman"/>
-              </w:rPr>
-            </w:pPr>
-            <w:r>
-              <w:rPr>
-                <w:rFonts w:ascii="Times New Roman" w:cs="Times New Roman" w:eastAsia="Times New Roman" w:hAnsi="Times New Roman"/>
-                <w:rtl w:val="0"/>
-              </w:rPr>
-              <w:t xml:space="preserve">Post Conditions</w:t>
-            </w:r>
-          </w:p>
-        </w:tc>
-        <w:tc>
-          <w:tcPr>
-            <w:shd w:fill="auto" w:val="clear"/>
-            <w:tcMar>
-              <w:top w:w="100.0" w:type="dxa"/>
-              <w:left w:w="100.0" w:type="dxa"/>
-              <w:bottom w:w="100.0" w:type="dxa"/>
-              <w:right w:w="100.0" w:type="dxa"/>
-            </w:tcMar>
-            <w:vAlign w:val="top"/>
-          </w:tcPr>
-          <w:p>
-            <w:pPr>
-              <w:widowControl w:val="0"/>
-              <w:rPr>
-                <w:rFonts w:ascii="Times New Roman" w:cs="Times New Roman" w:eastAsia="Times New Roman" w:hAnsi="Times New Roman"/>
-              </w:rPr>
-            </w:pPr>
-            <w:r>
-              <w:rPr>
-                <w:rFonts w:ascii="Times New Roman" w:cs="Times New Roman" w:eastAsia="Times New Roman" w:hAnsi="Times New Roman"/>
-                <w:rtl w:val="0"/>
-              </w:rPr>
-              <w:t xml:space="preserve">Sistem menampilkan daftar produk yang sesuai dengan kriteria pencarian atau filter yang dipilih pembeli.</w:t>
-            </w:r>
-          </w:p>
-        </w:tc>
-      </w:tr>
-      <w:tr>
-        <w:trPr>
-          <w:cantSplit w:val="0"/>
-          <w:tblHeader w:val="0"/>
-        </w:trPr>
-        <w:tc>
-          <w:tcPr>
-            <w:shd w:fill="auto" w:val="clear"/>
-            <w:tcMar>
-              <w:top w:w="100.0" w:type="dxa"/>
-              <w:left w:w="100.0" w:type="dxa"/>
-              <w:bottom w:w="100.0" w:type="dxa"/>
-              <w:right w:w="100.0" w:type="dxa"/>
-            </w:tcMar>
-            <w:vAlign w:val="top"/>
-          </w:tcPr>
-          <w:p>
-            <w:pPr>
-              <w:widowControl w:val="0"/>
-              <w:rPr>
-                <w:rFonts w:ascii="Times New Roman" w:cs="Times New Roman" w:eastAsia="Times New Roman" w:hAnsi="Times New Roman"/>
-              </w:rPr>
-            </w:pPr>
-            <w:r>
-              <w:rPr>
-                <w:rFonts w:ascii="Times New Roman" w:cs="Times New Roman" w:eastAsia="Times New Roman" w:hAnsi="Times New Roman"/>
-                <w:rtl w:val="0"/>
-              </w:rPr>
-              <w:t xml:space="preserve">Trigger</w:t>
-            </w:r>
-          </w:p>
-        </w:tc>
-        <w:tc>
-          <w:tcPr>
-            <w:shd w:fill="auto" w:val="clear"/>
-            <w:tcMar>
-              <w:top w:w="100.0" w:type="dxa"/>
-              <w:left w:w="100.0" w:type="dxa"/>
-              <w:bottom w:w="100.0" w:type="dxa"/>
-              <w:right w:w="100.0" w:type="dxa"/>
-            </w:tcMar>
-            <w:vAlign w:val="top"/>
-          </w:tcPr>
-          <w:p>
-            <w:pPr>
-              <w:widowControl w:val="0"/>
-              <w:rPr>
-                <w:rFonts w:ascii="Times New Roman" w:cs="Times New Roman" w:eastAsia="Times New Roman" w:hAnsi="Times New Roman"/>
-              </w:rPr>
-            </w:pPr>
-            <w:r>
-              <w:rPr>
-                <w:rFonts w:ascii="Times New Roman" w:cs="Times New Roman" w:eastAsia="Times New Roman" w:hAnsi="Times New Roman"/>
-                <w:rtl w:val="0"/>
-              </w:rPr>
-              <w:t xml:space="preserve">Pesanan berhasil dibuat, uang pembeli ditahan oleh sistem escrow, dan status pesanan berubah menjadi "Sudah Dibayar".</w:t>
-            </w:r>
-          </w:p>
-        </w:tc>
-      </w:tr>
-    </w:tbl>
+          <w:tr>
+            <w:trPr>
+              <w:cantSplit w:val="0"/>
+              <w:tblHeader w:val="0"/>
+            </w:trPr>
+            <w:tc>
+              <w:tcPr>
+                <w:shd w:fill="auto" w:val="clear"/>
+                <w:tcMar>
+                  <w:top w:w="100.0" w:type="dxa"/>
+                  <w:left w:w="100.0" w:type="dxa"/>
+                  <w:bottom w:w="100.0" w:type="dxa"/>
+                  <w:right w:w="100.0" w:type="dxa"/>
+                </w:tcMar>
+                <w:vAlign w:val="top"/>
+              </w:tcPr>
+              <w:p>
+                <w:pPr>
+                  <w:widowControl w:val="0"/>
+                  <w:rPr>
+                    <w:rFonts w:ascii="Times New Roman" w:cs="Times New Roman" w:eastAsia="Times New Roman" w:hAnsi="Times New Roman"/>
+                  </w:rPr>
+                </w:pPr>
+                <w:r>
+                  <w:rPr>
+                    <w:rFonts w:ascii="Times New Roman" w:cs="Times New Roman" w:eastAsia="Times New Roman" w:hAnsi="Times New Roman"/>
+                    <w:rtl w:val="0"/>
+                  </w:rPr>
+                  <w:t xml:space="preserve">Description</w:t>
+                </w:r>
+              </w:p>
+            </w:tc>
+            <w:tc>
+              <w:tcPr>
+                <w:shd w:fill="auto" w:val="clear"/>
+                <w:tcMar>
+                  <w:top w:w="100.0" w:type="dxa"/>
+                  <w:left w:w="100.0" w:type="dxa"/>
+                  <w:bottom w:w="100.0" w:type="dxa"/>
+                  <w:right w:w="100.0" w:type="dxa"/>
+                </w:tcMar>
+                <w:vAlign w:val="top"/>
+              </w:tcPr>
+              <w:p>
+                <w:pPr>
+                  <w:widowControl w:val="0"/>
+                  <w:rPr>
+                    <w:rFonts w:ascii="Times New Roman" w:cs="Times New Roman" w:eastAsia="Times New Roman" w:hAnsi="Times New Roman"/>
+                  </w:rPr>
+                </w:pPr>
+                <w:r>
+                  <w:rPr>
+                    <w:rFonts w:ascii="Times New Roman" w:cs="Times New Roman" w:eastAsia="Times New Roman" w:hAnsi="Times New Roman"/>
+                    <w:rtl w:val="0"/>
+                  </w:rPr>
+                  <w:t xml:space="preserve">Proses pembeli melakukan pembelian produk, di mana uang akan ditahan sementara oleh sistem escrow demi keamanan.</w:t>
+                </w:r>
+              </w:p>
+            </w:tc>
+          </w:tr>
+          <w:tr>
+            <w:trPr>
+              <w:cantSplit w:val="0"/>
+              <w:tblHeader w:val="0"/>
+            </w:trPr>
+            <w:tc>
+              <w:tcPr>
+                <w:shd w:fill="auto" w:val="clear"/>
+                <w:tcMar>
+                  <w:top w:w="100.0" w:type="dxa"/>
+                  <w:left w:w="100.0" w:type="dxa"/>
+                  <w:bottom w:w="100.0" w:type="dxa"/>
+                  <w:right w:w="100.0" w:type="dxa"/>
+                </w:tcMar>
+                <w:vAlign w:val="top"/>
+              </w:tcPr>
+              <w:p>
+                <w:pPr>
+                  <w:widowControl w:val="0"/>
+                  <w:rPr>
+                    <w:rFonts w:ascii="Times New Roman" w:cs="Times New Roman" w:eastAsia="Times New Roman" w:hAnsi="Times New Roman"/>
+                  </w:rPr>
+                </w:pPr>
+                <w:r>
+                  <w:rPr>
+                    <w:rFonts w:ascii="Times New Roman" w:cs="Times New Roman" w:eastAsia="Times New Roman" w:hAnsi="Times New Roman"/>
+                    <w:rtl w:val="0"/>
+                  </w:rPr>
+                  <w:t xml:space="preserve">Actors</w:t>
+                </w:r>
+              </w:p>
+            </w:tc>
+            <w:tc>
+              <w:tcPr>
+                <w:shd w:fill="auto" w:val="clear"/>
+                <w:tcMar>
+                  <w:top w:w="100.0" w:type="dxa"/>
+                  <w:left w:w="100.0" w:type="dxa"/>
+                  <w:bottom w:w="100.0" w:type="dxa"/>
+                  <w:right w:w="100.0" w:type="dxa"/>
+                </w:tcMar>
+                <w:vAlign w:val="top"/>
+              </w:tcPr>
+              <w:p>
+                <w:pPr>
+                  <w:widowControl w:val="0"/>
+                  <w:rPr>
+                    <w:rFonts w:ascii="Times New Roman" w:cs="Times New Roman" w:eastAsia="Times New Roman" w:hAnsi="Times New Roman"/>
+                  </w:rPr>
+                </w:pPr>
+                <w:r>
+                  <w:rPr>
+                    <w:rFonts w:ascii="Times New Roman" w:cs="Times New Roman" w:eastAsia="Times New Roman" w:hAnsi="Times New Roman"/>
+                    <w:rtl w:val="0"/>
+                  </w:rPr>
+                  <w:t xml:space="preserve">Pembeli, Sistem</w:t>
+                </w:r>
+              </w:p>
+            </w:tc>
+          </w:tr>
+          <w:tr>
+            <w:trPr>
+              <w:cantSplit w:val="0"/>
+              <w:tblHeader w:val="0"/>
+            </w:trPr>
+            <w:tc>
+              <w:tcPr>
+                <w:shd w:fill="auto" w:val="clear"/>
+                <w:tcMar>
+                  <w:top w:w="100.0" w:type="dxa"/>
+                  <w:left w:w="100.0" w:type="dxa"/>
+                  <w:bottom w:w="100.0" w:type="dxa"/>
+                  <w:right w:w="100.0" w:type="dxa"/>
+                </w:tcMar>
+                <w:vAlign w:val="top"/>
+              </w:tcPr>
+              <w:p>
+                <w:pPr>
+                  <w:widowControl w:val="0"/>
+                  <w:rPr>
+                    <w:rFonts w:ascii="Times New Roman" w:cs="Times New Roman" w:eastAsia="Times New Roman" w:hAnsi="Times New Roman"/>
+                  </w:rPr>
+                </w:pPr>
+                <w:r>
+                  <w:rPr>
+                    <w:rFonts w:ascii="Times New Roman" w:cs="Times New Roman" w:eastAsia="Times New Roman" w:hAnsi="Times New Roman"/>
+                    <w:rtl w:val="0"/>
+                  </w:rPr>
+                  <w:t xml:space="preserve">Preconditions</w:t>
+                </w:r>
+              </w:p>
+            </w:tc>
+            <w:tc>
+              <w:tcPr>
+                <w:shd w:fill="auto" w:val="clear"/>
+                <w:tcMar>
+                  <w:top w:w="100.0" w:type="dxa"/>
+                  <w:left w:w="100.0" w:type="dxa"/>
+                  <w:bottom w:w="100.0" w:type="dxa"/>
+                  <w:right w:w="100.0" w:type="dxa"/>
+                </w:tcMar>
+                <w:vAlign w:val="top"/>
+              </w:tcPr>
+              <w:p>
+                <w:pPr>
+                  <w:widowControl w:val="0"/>
+                  <w:rPr>
+                    <w:rFonts w:ascii="Times New Roman" w:cs="Times New Roman" w:eastAsia="Times New Roman" w:hAnsi="Times New Roman"/>
+                  </w:rPr>
+                </w:pPr>
+                <w:r>
+                  <w:rPr>
+                    <w:rFonts w:ascii="Times New Roman" w:cs="Times New Roman" w:eastAsia="Times New Roman" w:hAnsi="Times New Roman"/>
+                    <w:rtl w:val="0"/>
+                  </w:rPr>
+                  <w:t xml:space="preserve">Pembeli sudah login, memiliki produk di keranjang, dan stok produk tersebut masih tersedia.</w:t>
+                </w:r>
+              </w:p>
+            </w:tc>
+          </w:tr>
+          <w:tr>
+            <w:trPr>
+              <w:cantSplit w:val="0"/>
+              <w:tblHeader w:val="0"/>
+            </w:trPr>
+            <w:tc>
+              <w:tcPr>
+                <w:shd w:fill="auto" w:val="clear"/>
+                <w:tcMar>
+                  <w:top w:w="100.0" w:type="dxa"/>
+                  <w:left w:w="100.0" w:type="dxa"/>
+                  <w:bottom w:w="100.0" w:type="dxa"/>
+                  <w:right w:w="100.0" w:type="dxa"/>
+                </w:tcMar>
+                <w:vAlign w:val="top"/>
+              </w:tcPr>
+              <w:p>
+                <w:pPr>
+                  <w:widowControl w:val="0"/>
+                  <w:rPr>
+                    <w:rFonts w:ascii="Times New Roman" w:cs="Times New Roman" w:eastAsia="Times New Roman" w:hAnsi="Times New Roman"/>
+                  </w:rPr>
+                </w:pPr>
+                <w:r>
+                  <w:rPr>
+                    <w:rFonts w:ascii="Times New Roman" w:cs="Times New Roman" w:eastAsia="Times New Roman" w:hAnsi="Times New Roman"/>
+                    <w:rtl w:val="0"/>
+                  </w:rPr>
+                  <w:t xml:space="preserve">Post Conditions</w:t>
+                </w:r>
+              </w:p>
+            </w:tc>
+            <w:tc>
+              <w:tcPr>
+                <w:shd w:fill="auto" w:val="clear"/>
+                <w:tcMar>
+                  <w:top w:w="100.0" w:type="dxa"/>
+                  <w:left w:w="100.0" w:type="dxa"/>
+                  <w:bottom w:w="100.0" w:type="dxa"/>
+                  <w:right w:w="100.0" w:type="dxa"/>
+                </w:tcMar>
+                <w:vAlign w:val="top"/>
+              </w:tcPr>
+              <w:p>
+                <w:pPr>
+                  <w:widowControl w:val="0"/>
+                  <w:rPr>
+                    <w:rFonts w:ascii="Times New Roman" w:cs="Times New Roman" w:eastAsia="Times New Roman" w:hAnsi="Times New Roman"/>
+                  </w:rPr>
+                </w:pPr>
+                <w:r>
+                  <w:rPr>
+                    <w:rFonts w:ascii="Times New Roman" w:cs="Times New Roman" w:eastAsia="Times New Roman" w:hAnsi="Times New Roman"/>
+                    <w:rtl w:val="0"/>
+                  </w:rPr>
+                  <w:t xml:space="preserve">Sistem menampilkan daftar produk yang sesuai dengan kriteria pencarian atau filter yang dipilih pembeli.</w:t>
+                </w:r>
+              </w:p>
+            </w:tc>
+          </w:tr>
+          <w:tr>
+            <w:trPr>
+              <w:cantSplit w:val="0"/>
+              <w:tblHeader w:val="0"/>
+            </w:trPr>
+            <w:tc>
+              <w:tcPr>
+                <w:shd w:fill="auto" w:val="clear"/>
+                <w:tcMar>
+                  <w:top w:w="100.0" w:type="dxa"/>
+                  <w:left w:w="100.0" w:type="dxa"/>
+                  <w:bottom w:w="100.0" w:type="dxa"/>
+                  <w:right w:w="100.0" w:type="dxa"/>
+                </w:tcMar>
+                <w:vAlign w:val="top"/>
+              </w:tcPr>
+              <w:p>
+                <w:pPr>
+                  <w:widowControl w:val="0"/>
+                  <w:rPr>
+                    <w:rFonts w:ascii="Times New Roman" w:cs="Times New Roman" w:eastAsia="Times New Roman" w:hAnsi="Times New Roman"/>
+                  </w:rPr>
+                </w:pPr>
+                <w:r>
+                  <w:rPr>
+                    <w:rFonts w:ascii="Times New Roman" w:cs="Times New Roman" w:eastAsia="Times New Roman" w:hAnsi="Times New Roman"/>
+                    <w:rtl w:val="0"/>
+                  </w:rPr>
+                  <w:t xml:space="preserve">Trigger</w:t>
+                </w:r>
+              </w:p>
+            </w:tc>
+            <w:tc>
+              <w:tcPr>
+                <w:shd w:fill="auto" w:val="clear"/>
+                <w:tcMar>
+                  <w:top w:w="100.0" w:type="dxa"/>
+                  <w:left w:w="100.0" w:type="dxa"/>
+                  <w:bottom w:w="100.0" w:type="dxa"/>
+                  <w:right w:w="100.0" w:type="dxa"/>
+                </w:tcMar>
+                <w:vAlign w:val="top"/>
+              </w:tcPr>
+              <w:p>
+                <w:pPr>
+                  <w:widowControl w:val="0"/>
+                  <w:rPr>
+                    <w:rFonts w:ascii="Times New Roman" w:cs="Times New Roman" w:eastAsia="Times New Roman" w:hAnsi="Times New Roman"/>
+                  </w:rPr>
+                </w:pPr>
+                <w:r>
+                  <w:rPr>
+                    <w:rFonts w:ascii="Times New Roman" w:cs="Times New Roman" w:eastAsia="Times New Roman" w:hAnsi="Times New Roman"/>
+                    <w:rtl w:val="0"/>
+                  </w:rPr>
+                  <w:t xml:space="preserve">Pesanan berhasil dibuat, uang pembeli ditahan oleh sistem escrow, dan status pesanan berubah menjadi "Sudah Dibayar".</w:t>
+                </w:r>
+              </w:p>
+            </w:tc>
+          </w:tr>
+        </w:tbl>
+      </w:sdtContent>
+    </w:sdt>
     <w:p>
       <w:pPr>
         <w:spacing w:line="276" w:lineRule="auto"/>
@@ -11843,333 +12071,342 @@
         <w:t xml:space="preserve">UC-3: Mengelola Produk (Tambah Produk &amp; NLP)</w:t>
       </w:r>
     </w:p>
-    <w:tbl>
-      <w:tblPr>
-        <w:tblStyle w:val="Table5"/>
-        <w:tblW w:w="9360.0" w:type="dxa"/>
-        <w:jc w:val="left"/>
-        <w:tblBorders>
-          <w:top w:color="000000" w:space="0" w:sz="8" w:val="single"/>
-          <w:left w:color="000000" w:space="0" w:sz="8" w:val="single"/>
-          <w:bottom w:color="000000" w:space="0" w:sz="8" w:val="single"/>
-          <w:right w:color="000000" w:space="0" w:sz="8" w:val="single"/>
-          <w:insideH w:color="000000" w:space="0" w:sz="8" w:val="single"/>
-          <w:insideV w:color="000000" w:space="0" w:sz="8" w:val="single"/>
-        </w:tblBorders>
-        <w:tblLayout w:type="fixed"/>
-        <w:tblLook w:val="0600"/>
-      </w:tblPr>
-      <w:tblGrid>
-        <w:gridCol w:w="2940"/>
-        <w:gridCol w:w="6420"/>
-        <w:tblGridChange w:id="0">
+    <w:sdt>
+      <w:sdtPr>
+        <w:lock w:val="contentLocked"/>
+        <w:id w:val="242193594"/>
+        <w:tag w:val="goog_rdk_3"/>
+      </w:sdtPr>
+      <w:sdtContent>
+        <w:tbl>
+          <w:tblPr>
+            <w:tblStyle w:val="Table5"/>
+            <w:tblW w:w="9360.0" w:type="dxa"/>
+            <w:jc w:val="left"/>
+            <w:tblBorders>
+              <w:top w:color="000000" w:space="0" w:sz="8" w:val="single"/>
+              <w:left w:color="000000" w:space="0" w:sz="8" w:val="single"/>
+              <w:bottom w:color="000000" w:space="0" w:sz="8" w:val="single"/>
+              <w:right w:color="000000" w:space="0" w:sz="8" w:val="single"/>
+              <w:insideH w:color="000000" w:space="0" w:sz="8" w:val="single"/>
+              <w:insideV w:color="000000" w:space="0" w:sz="8" w:val="single"/>
+            </w:tblBorders>
+            <w:tblLayout w:type="fixed"/>
+            <w:tblLook w:val="0600"/>
+          </w:tblPr>
           <w:tblGrid>
             <w:gridCol w:w="2940"/>
             <w:gridCol w:w="6420"/>
+            <w:tblGridChange w:id="0">
+              <w:tblGrid>
+                <w:gridCol w:w="2940"/>
+                <w:gridCol w:w="6420"/>
+              </w:tblGrid>
+            </w:tblGridChange>
           </w:tblGrid>
-        </w:tblGridChange>
-      </w:tblGrid>
-      <w:tr>
-        <w:trPr>
-          <w:cantSplit w:val="0"/>
-          <w:tblHeader w:val="0"/>
-        </w:trPr>
-        <w:tc>
-          <w:tcPr>
-            <w:shd w:fill="auto" w:val="clear"/>
-            <w:tcMar>
-              <w:top w:w="100.0" w:type="dxa"/>
-              <w:left w:w="100.0" w:type="dxa"/>
-              <w:bottom w:w="100.0" w:type="dxa"/>
-              <w:right w:w="100.0" w:type="dxa"/>
-            </w:tcMar>
-            <w:vAlign w:val="top"/>
-          </w:tcPr>
-          <w:p>
-            <w:pPr>
-              <w:widowControl w:val="0"/>
-              <w:rPr>
-                <w:rFonts w:ascii="Times New Roman" w:cs="Times New Roman" w:eastAsia="Times New Roman" w:hAnsi="Times New Roman"/>
-              </w:rPr>
-            </w:pPr>
-            <w:r>
-              <w:rPr>
-                <w:rFonts w:ascii="Times New Roman" w:cs="Times New Roman" w:eastAsia="Times New Roman" w:hAnsi="Times New Roman"/>
-                <w:rtl w:val="0"/>
-              </w:rPr>
-              <w:t xml:space="preserve">Description</w:t>
-            </w:r>
-          </w:p>
-        </w:tc>
-        <w:tc>
-          <w:tcPr>
-            <w:shd w:fill="auto" w:val="clear"/>
-            <w:tcMar>
-              <w:top w:w="100.0" w:type="dxa"/>
-              <w:left w:w="100.0" w:type="dxa"/>
-              <w:bottom w:w="100.0" w:type="dxa"/>
-              <w:right w:w="100.0" w:type="dxa"/>
-            </w:tcMar>
-            <w:vAlign w:val="top"/>
-          </w:tcPr>
-          <w:p>
-            <w:pPr>
-              <w:widowControl w:val="0"/>
-              <w:rPr>
-                <w:rFonts w:ascii="Times New Roman" w:cs="Times New Roman" w:eastAsia="Times New Roman" w:hAnsi="Times New Roman"/>
-              </w:rPr>
-            </w:pPr>
-            <w:r>
-              <w:rPr>
-                <w:rFonts w:ascii="Times New Roman" w:cs="Times New Roman" w:eastAsia="Times New Roman" w:hAnsi="Times New Roman"/>
-                <w:rtl w:val="0"/>
-              </w:rPr>
-              <w:t xml:space="preserve">Proses penjual menambahkan produk baru ke platform, di mana sistem otomatis mengklasifikasikan kategori berdasarkan deskripsi menggunakan NLP.</w:t>
-            </w:r>
-          </w:p>
-        </w:tc>
-      </w:tr>
-      <w:tr>
-        <w:trPr>
-          <w:cantSplit w:val="0"/>
-          <w:tblHeader w:val="0"/>
-        </w:trPr>
-        <w:tc>
-          <w:tcPr>
-            <w:shd w:fill="auto" w:val="clear"/>
-            <w:tcMar>
-              <w:top w:w="100.0" w:type="dxa"/>
-              <w:left w:w="100.0" w:type="dxa"/>
-              <w:bottom w:w="100.0" w:type="dxa"/>
-              <w:right w:w="100.0" w:type="dxa"/>
-            </w:tcMar>
-            <w:vAlign w:val="top"/>
-          </w:tcPr>
-          <w:p>
-            <w:pPr>
-              <w:widowControl w:val="0"/>
-              <w:rPr>
-                <w:rFonts w:ascii="Times New Roman" w:cs="Times New Roman" w:eastAsia="Times New Roman" w:hAnsi="Times New Roman"/>
-              </w:rPr>
-            </w:pPr>
-            <w:r>
-              <w:rPr>
-                <w:rFonts w:ascii="Times New Roman" w:cs="Times New Roman" w:eastAsia="Times New Roman" w:hAnsi="Times New Roman"/>
-                <w:rtl w:val="0"/>
-              </w:rPr>
-              <w:t xml:space="preserve">Actors</w:t>
-            </w:r>
-          </w:p>
-        </w:tc>
-        <w:tc>
-          <w:tcPr>
-            <w:shd w:fill="auto" w:val="clear"/>
-            <w:tcMar>
-              <w:top w:w="100.0" w:type="dxa"/>
-              <w:left w:w="100.0" w:type="dxa"/>
-              <w:bottom w:w="100.0" w:type="dxa"/>
-              <w:right w:w="100.0" w:type="dxa"/>
-            </w:tcMar>
-            <w:vAlign w:val="top"/>
-          </w:tcPr>
-          <w:p>
-            <w:pPr>
-              <w:widowControl w:val="0"/>
-              <w:rPr>
-                <w:rFonts w:ascii="Times New Roman" w:cs="Times New Roman" w:eastAsia="Times New Roman" w:hAnsi="Times New Roman"/>
-              </w:rPr>
-            </w:pPr>
-            <w:r>
-              <w:rPr>
-                <w:rFonts w:ascii="Times New Roman" w:cs="Times New Roman" w:eastAsia="Times New Roman" w:hAnsi="Times New Roman"/>
-                <w:rtl w:val="0"/>
-              </w:rPr>
-              <w:t xml:space="preserve">Penjual, Sistem Clovet</w:t>
-            </w:r>
-          </w:p>
-        </w:tc>
-      </w:tr>
-      <w:tr>
-        <w:trPr>
-          <w:cantSplit w:val="0"/>
-          <w:tblHeader w:val="0"/>
-        </w:trPr>
-        <w:tc>
-          <w:tcPr>
-            <w:shd w:fill="auto" w:val="clear"/>
-            <w:tcMar>
-              <w:top w:w="100.0" w:type="dxa"/>
-              <w:left w:w="100.0" w:type="dxa"/>
-              <w:bottom w:w="100.0" w:type="dxa"/>
-              <w:right w:w="100.0" w:type="dxa"/>
-            </w:tcMar>
-            <w:vAlign w:val="top"/>
-          </w:tcPr>
-          <w:p>
-            <w:pPr>
-              <w:widowControl w:val="0"/>
-              <w:rPr>
-                <w:rFonts w:ascii="Times New Roman" w:cs="Times New Roman" w:eastAsia="Times New Roman" w:hAnsi="Times New Roman"/>
-              </w:rPr>
-            </w:pPr>
-            <w:r>
-              <w:rPr>
-                <w:rFonts w:ascii="Times New Roman" w:cs="Times New Roman" w:eastAsia="Times New Roman" w:hAnsi="Times New Roman"/>
-                <w:rtl w:val="0"/>
-              </w:rPr>
-              <w:t xml:space="preserve">Preconditions</w:t>
-            </w:r>
-          </w:p>
-        </w:tc>
-        <w:tc>
-          <w:tcPr>
-            <w:shd w:fill="auto" w:val="clear"/>
-            <w:tcMar>
-              <w:top w:w="100.0" w:type="dxa"/>
-              <w:left w:w="100.0" w:type="dxa"/>
-              <w:bottom w:w="100.0" w:type="dxa"/>
-              <w:right w:w="100.0" w:type="dxa"/>
-            </w:tcMar>
-            <w:vAlign w:val="top"/>
-          </w:tcPr>
-          <w:p>
-            <w:pPr>
-              <w:widowControl w:val="0"/>
-              <w:rPr>
-                <w:rFonts w:ascii="Times New Roman" w:cs="Times New Roman" w:eastAsia="Times New Roman" w:hAnsi="Times New Roman"/>
-              </w:rPr>
-            </w:pPr>
-            <w:r>
-              <w:rPr>
-                <w:rFonts w:ascii="Times New Roman" w:cs="Times New Roman" w:eastAsia="Times New Roman" w:hAnsi="Times New Roman"/>
-                <w:rtl w:val="0"/>
-              </w:rPr>
-              <w:t xml:space="preserve">Penjual sudah login dan akunnya terverifikasi sebagai akun toko/penjual.</w:t>
-            </w:r>
-          </w:p>
-        </w:tc>
-      </w:tr>
-      <w:tr>
-        <w:trPr>
-          <w:cantSplit w:val="0"/>
-          <w:tblHeader w:val="0"/>
-        </w:trPr>
-        <w:tc>
-          <w:tcPr>
-            <w:shd w:fill="auto" w:val="clear"/>
-            <w:tcMar>
-              <w:top w:w="100.0" w:type="dxa"/>
-              <w:left w:w="100.0" w:type="dxa"/>
-              <w:bottom w:w="100.0" w:type="dxa"/>
-              <w:right w:w="100.0" w:type="dxa"/>
-            </w:tcMar>
-            <w:vAlign w:val="top"/>
-          </w:tcPr>
-          <w:p>
-            <w:pPr>
-              <w:widowControl w:val="0"/>
-              <w:rPr>
-                <w:rFonts w:ascii="Times New Roman" w:cs="Times New Roman" w:eastAsia="Times New Roman" w:hAnsi="Times New Roman"/>
-              </w:rPr>
-            </w:pPr>
-            <w:r>
-              <w:rPr>
-                <w:rFonts w:ascii="Times New Roman" w:cs="Times New Roman" w:eastAsia="Times New Roman" w:hAnsi="Times New Roman"/>
-                <w:rtl w:val="0"/>
-              </w:rPr>
-              <w:t xml:space="preserve">Post Conditions</w:t>
-            </w:r>
-          </w:p>
-        </w:tc>
-        <w:tc>
-          <w:tcPr>
-            <w:shd w:fill="auto" w:val="clear"/>
-            <w:tcMar>
-              <w:top w:w="100.0" w:type="dxa"/>
-              <w:left w:w="100.0" w:type="dxa"/>
-              <w:bottom w:w="100.0" w:type="dxa"/>
-              <w:right w:w="100.0" w:type="dxa"/>
-            </w:tcMar>
-            <w:vAlign w:val="top"/>
-          </w:tcPr>
-          <w:p>
-            <w:pPr>
-              <w:widowControl w:val="0"/>
-              <w:rPr>
-                <w:rFonts w:ascii="Times New Roman" w:cs="Times New Roman" w:eastAsia="Times New Roman" w:hAnsi="Times New Roman"/>
-              </w:rPr>
-            </w:pPr>
-            <w:r>
-              <w:rPr>
-                <w:rFonts w:ascii="Times New Roman" w:cs="Times New Roman" w:eastAsia="Times New Roman" w:hAnsi="Times New Roman"/>
-                <w:rtl w:val="0"/>
-              </w:rPr>
-              <w:t xml:space="preserve">Produk baru tersimpan di database dengan kategori yang diisi otomatis, dan status produk menjadi "Pending" (menunggu verifikasi).</w:t>
-            </w:r>
-          </w:p>
-        </w:tc>
-      </w:tr>
-      <w:tr>
-        <w:trPr>
-          <w:cantSplit w:val="0"/>
-          <w:tblHeader w:val="0"/>
-        </w:trPr>
-        <w:tc>
-          <w:tcPr>
-            <w:shd w:fill="auto" w:val="clear"/>
-            <w:tcMar>
-              <w:top w:w="100.0" w:type="dxa"/>
-              <w:left w:w="100.0" w:type="dxa"/>
-              <w:bottom w:w="100.0" w:type="dxa"/>
-              <w:right w:w="100.0" w:type="dxa"/>
-            </w:tcMar>
-            <w:vAlign w:val="top"/>
-          </w:tcPr>
-          <w:p>
-            <w:pPr>
-              <w:widowControl w:val="0"/>
-              <w:rPr>
-                <w:rFonts w:ascii="Times New Roman" w:cs="Times New Roman" w:eastAsia="Times New Roman" w:hAnsi="Times New Roman"/>
-              </w:rPr>
-            </w:pPr>
-            <w:r>
-              <w:rPr>
-                <w:rFonts w:ascii="Times New Roman" w:cs="Times New Roman" w:eastAsia="Times New Roman" w:hAnsi="Times New Roman"/>
-                <w:rtl w:val="0"/>
-              </w:rPr>
-              <w:t xml:space="preserve">Trigger</w:t>
-            </w:r>
-          </w:p>
-        </w:tc>
-        <w:tc>
-          <w:tcPr>
-            <w:shd w:fill="auto" w:val="clear"/>
-            <w:tcMar>
-              <w:top w:w="100.0" w:type="dxa"/>
-              <w:left w:w="100.0" w:type="dxa"/>
-              <w:bottom w:w="100.0" w:type="dxa"/>
-              <w:right w:w="100.0" w:type="dxa"/>
-            </w:tcMar>
-            <w:vAlign w:val="top"/>
-          </w:tcPr>
-          <w:p>
-            <w:pPr>
-              <w:widowControl w:val="0"/>
-              <w:rPr>
-                <w:rFonts w:ascii="Times New Roman" w:cs="Times New Roman" w:eastAsia="Times New Roman" w:hAnsi="Times New Roman"/>
-              </w:rPr>
-            </w:pPr>
-            <w:r>
-              <w:rPr>
-                <w:rFonts w:ascii="Times New Roman" w:cs="Times New Roman" w:eastAsia="Times New Roman" w:hAnsi="Times New Roman"/>
-                <w:rtl w:val="0"/>
-              </w:rPr>
-              <w:t xml:space="preserve">Penjual menekan tombol "Simpan Produk" setelah mengisi form detail produk (nama, deskripsi, foto).</w:t>
-            </w:r>
-          </w:p>
-        </w:tc>
-      </w:tr>
-    </w:tbl>
+          <w:tr>
+            <w:trPr>
+              <w:cantSplit w:val="0"/>
+              <w:tblHeader w:val="0"/>
+            </w:trPr>
+            <w:tc>
+              <w:tcPr>
+                <w:shd w:fill="auto" w:val="clear"/>
+                <w:tcMar>
+                  <w:top w:w="100.0" w:type="dxa"/>
+                  <w:left w:w="100.0" w:type="dxa"/>
+                  <w:bottom w:w="100.0" w:type="dxa"/>
+                  <w:right w:w="100.0" w:type="dxa"/>
+                </w:tcMar>
+                <w:vAlign w:val="top"/>
+              </w:tcPr>
+              <w:p>
+                <w:pPr>
+                  <w:widowControl w:val="0"/>
+                  <w:rPr>
+                    <w:rFonts w:ascii="Times New Roman" w:cs="Times New Roman" w:eastAsia="Times New Roman" w:hAnsi="Times New Roman"/>
+                  </w:rPr>
+                </w:pPr>
+                <w:r>
+                  <w:rPr>
+                    <w:rFonts w:ascii="Times New Roman" w:cs="Times New Roman" w:eastAsia="Times New Roman" w:hAnsi="Times New Roman"/>
+                    <w:rtl w:val="0"/>
+                  </w:rPr>
+                  <w:t xml:space="preserve">Description</w:t>
+                </w:r>
+              </w:p>
+            </w:tc>
+            <w:tc>
+              <w:tcPr>
+                <w:shd w:fill="auto" w:val="clear"/>
+                <w:tcMar>
+                  <w:top w:w="100.0" w:type="dxa"/>
+                  <w:left w:w="100.0" w:type="dxa"/>
+                  <w:bottom w:w="100.0" w:type="dxa"/>
+                  <w:right w:w="100.0" w:type="dxa"/>
+                </w:tcMar>
+                <w:vAlign w:val="top"/>
+              </w:tcPr>
+              <w:p>
+                <w:pPr>
+                  <w:widowControl w:val="0"/>
+                  <w:rPr>
+                    <w:rFonts w:ascii="Times New Roman" w:cs="Times New Roman" w:eastAsia="Times New Roman" w:hAnsi="Times New Roman"/>
+                  </w:rPr>
+                </w:pPr>
+                <w:r>
+                  <w:rPr>
+                    <w:rFonts w:ascii="Times New Roman" w:cs="Times New Roman" w:eastAsia="Times New Roman" w:hAnsi="Times New Roman"/>
+                    <w:rtl w:val="0"/>
+                  </w:rPr>
+                  <w:t xml:space="preserve">Proses penjual menambahkan produk baru ke platform, di mana sistem otomatis mengklasifikasikan kategori berdasarkan deskripsi menggunakan NLP.</w:t>
+                </w:r>
+              </w:p>
+            </w:tc>
+          </w:tr>
+          <w:tr>
+            <w:trPr>
+              <w:cantSplit w:val="0"/>
+              <w:tblHeader w:val="0"/>
+            </w:trPr>
+            <w:tc>
+              <w:tcPr>
+                <w:shd w:fill="auto" w:val="clear"/>
+                <w:tcMar>
+                  <w:top w:w="100.0" w:type="dxa"/>
+                  <w:left w:w="100.0" w:type="dxa"/>
+                  <w:bottom w:w="100.0" w:type="dxa"/>
+                  <w:right w:w="100.0" w:type="dxa"/>
+                </w:tcMar>
+                <w:vAlign w:val="top"/>
+              </w:tcPr>
+              <w:p>
+                <w:pPr>
+                  <w:widowControl w:val="0"/>
+                  <w:rPr>
+                    <w:rFonts w:ascii="Times New Roman" w:cs="Times New Roman" w:eastAsia="Times New Roman" w:hAnsi="Times New Roman"/>
+                  </w:rPr>
+                </w:pPr>
+                <w:r>
+                  <w:rPr>
+                    <w:rFonts w:ascii="Times New Roman" w:cs="Times New Roman" w:eastAsia="Times New Roman" w:hAnsi="Times New Roman"/>
+                    <w:rtl w:val="0"/>
+                  </w:rPr>
+                  <w:t xml:space="preserve">Actors</w:t>
+                </w:r>
+              </w:p>
+            </w:tc>
+            <w:tc>
+              <w:tcPr>
+                <w:shd w:fill="auto" w:val="clear"/>
+                <w:tcMar>
+                  <w:top w:w="100.0" w:type="dxa"/>
+                  <w:left w:w="100.0" w:type="dxa"/>
+                  <w:bottom w:w="100.0" w:type="dxa"/>
+                  <w:right w:w="100.0" w:type="dxa"/>
+                </w:tcMar>
+                <w:vAlign w:val="top"/>
+              </w:tcPr>
+              <w:p>
+                <w:pPr>
+                  <w:widowControl w:val="0"/>
+                  <w:rPr>
+                    <w:rFonts w:ascii="Times New Roman" w:cs="Times New Roman" w:eastAsia="Times New Roman" w:hAnsi="Times New Roman"/>
+                  </w:rPr>
+                </w:pPr>
+                <w:r>
+                  <w:rPr>
+                    <w:rFonts w:ascii="Times New Roman" w:cs="Times New Roman" w:eastAsia="Times New Roman" w:hAnsi="Times New Roman"/>
+                    <w:rtl w:val="0"/>
+                  </w:rPr>
+                  <w:t xml:space="preserve">Penjual, Sistem Clovet</w:t>
+                </w:r>
+              </w:p>
+            </w:tc>
+          </w:tr>
+          <w:tr>
+            <w:trPr>
+              <w:cantSplit w:val="0"/>
+              <w:tblHeader w:val="0"/>
+            </w:trPr>
+            <w:tc>
+              <w:tcPr>
+                <w:shd w:fill="auto" w:val="clear"/>
+                <w:tcMar>
+                  <w:top w:w="100.0" w:type="dxa"/>
+                  <w:left w:w="100.0" w:type="dxa"/>
+                  <w:bottom w:w="100.0" w:type="dxa"/>
+                  <w:right w:w="100.0" w:type="dxa"/>
+                </w:tcMar>
+                <w:vAlign w:val="top"/>
+              </w:tcPr>
+              <w:p>
+                <w:pPr>
+                  <w:widowControl w:val="0"/>
+                  <w:rPr>
+                    <w:rFonts w:ascii="Times New Roman" w:cs="Times New Roman" w:eastAsia="Times New Roman" w:hAnsi="Times New Roman"/>
+                  </w:rPr>
+                </w:pPr>
+                <w:r>
+                  <w:rPr>
+                    <w:rFonts w:ascii="Times New Roman" w:cs="Times New Roman" w:eastAsia="Times New Roman" w:hAnsi="Times New Roman"/>
+                    <w:rtl w:val="0"/>
+                  </w:rPr>
+                  <w:t xml:space="preserve">Preconditions</w:t>
+                </w:r>
+              </w:p>
+            </w:tc>
+            <w:tc>
+              <w:tcPr>
+                <w:shd w:fill="auto" w:val="clear"/>
+                <w:tcMar>
+                  <w:top w:w="100.0" w:type="dxa"/>
+                  <w:left w:w="100.0" w:type="dxa"/>
+                  <w:bottom w:w="100.0" w:type="dxa"/>
+                  <w:right w:w="100.0" w:type="dxa"/>
+                </w:tcMar>
+                <w:vAlign w:val="top"/>
+              </w:tcPr>
+              <w:p>
+                <w:pPr>
+                  <w:widowControl w:val="0"/>
+                  <w:rPr>
+                    <w:rFonts w:ascii="Times New Roman" w:cs="Times New Roman" w:eastAsia="Times New Roman" w:hAnsi="Times New Roman"/>
+                  </w:rPr>
+                </w:pPr>
+                <w:r>
+                  <w:rPr>
+                    <w:rFonts w:ascii="Times New Roman" w:cs="Times New Roman" w:eastAsia="Times New Roman" w:hAnsi="Times New Roman"/>
+                    <w:rtl w:val="0"/>
+                  </w:rPr>
+                  <w:t xml:space="preserve">Penjual sudah login dan akunnya terverifikasi sebagai akun toko/penjual.</w:t>
+                </w:r>
+              </w:p>
+            </w:tc>
+          </w:tr>
+          <w:tr>
+            <w:trPr>
+              <w:cantSplit w:val="0"/>
+              <w:tblHeader w:val="0"/>
+            </w:trPr>
+            <w:tc>
+              <w:tcPr>
+                <w:shd w:fill="auto" w:val="clear"/>
+                <w:tcMar>
+                  <w:top w:w="100.0" w:type="dxa"/>
+                  <w:left w:w="100.0" w:type="dxa"/>
+                  <w:bottom w:w="100.0" w:type="dxa"/>
+                  <w:right w:w="100.0" w:type="dxa"/>
+                </w:tcMar>
+                <w:vAlign w:val="top"/>
+              </w:tcPr>
+              <w:p>
+                <w:pPr>
+                  <w:widowControl w:val="0"/>
+                  <w:rPr>
+                    <w:rFonts w:ascii="Times New Roman" w:cs="Times New Roman" w:eastAsia="Times New Roman" w:hAnsi="Times New Roman"/>
+                  </w:rPr>
+                </w:pPr>
+                <w:r>
+                  <w:rPr>
+                    <w:rFonts w:ascii="Times New Roman" w:cs="Times New Roman" w:eastAsia="Times New Roman" w:hAnsi="Times New Roman"/>
+                    <w:rtl w:val="0"/>
+                  </w:rPr>
+                  <w:t xml:space="preserve">Post Conditions</w:t>
+                </w:r>
+              </w:p>
+            </w:tc>
+            <w:tc>
+              <w:tcPr>
+                <w:shd w:fill="auto" w:val="clear"/>
+                <w:tcMar>
+                  <w:top w:w="100.0" w:type="dxa"/>
+                  <w:left w:w="100.0" w:type="dxa"/>
+                  <w:bottom w:w="100.0" w:type="dxa"/>
+                  <w:right w:w="100.0" w:type="dxa"/>
+                </w:tcMar>
+                <w:vAlign w:val="top"/>
+              </w:tcPr>
+              <w:p>
+                <w:pPr>
+                  <w:widowControl w:val="0"/>
+                  <w:rPr>
+                    <w:rFonts w:ascii="Times New Roman" w:cs="Times New Roman" w:eastAsia="Times New Roman" w:hAnsi="Times New Roman"/>
+                  </w:rPr>
+                </w:pPr>
+                <w:r>
+                  <w:rPr>
+                    <w:rFonts w:ascii="Times New Roman" w:cs="Times New Roman" w:eastAsia="Times New Roman" w:hAnsi="Times New Roman"/>
+                    <w:rtl w:val="0"/>
+                  </w:rPr>
+                  <w:t xml:space="preserve">Produk baru tersimpan di database dengan kategori yang diisi otomatis, dan status produk menjadi "Pending" (menunggu verifikasi).</w:t>
+                </w:r>
+              </w:p>
+            </w:tc>
+          </w:tr>
+          <w:tr>
+            <w:trPr>
+              <w:cantSplit w:val="0"/>
+              <w:tblHeader w:val="0"/>
+            </w:trPr>
+            <w:tc>
+              <w:tcPr>
+                <w:shd w:fill="auto" w:val="clear"/>
+                <w:tcMar>
+                  <w:top w:w="100.0" w:type="dxa"/>
+                  <w:left w:w="100.0" w:type="dxa"/>
+                  <w:bottom w:w="100.0" w:type="dxa"/>
+                  <w:right w:w="100.0" w:type="dxa"/>
+                </w:tcMar>
+                <w:vAlign w:val="top"/>
+              </w:tcPr>
+              <w:p>
+                <w:pPr>
+                  <w:widowControl w:val="0"/>
+                  <w:rPr>
+                    <w:rFonts w:ascii="Times New Roman" w:cs="Times New Roman" w:eastAsia="Times New Roman" w:hAnsi="Times New Roman"/>
+                  </w:rPr>
+                </w:pPr>
+                <w:r>
+                  <w:rPr>
+                    <w:rFonts w:ascii="Times New Roman" w:cs="Times New Roman" w:eastAsia="Times New Roman" w:hAnsi="Times New Roman"/>
+                    <w:rtl w:val="0"/>
+                  </w:rPr>
+                  <w:t xml:space="preserve">Trigger</w:t>
+                </w:r>
+              </w:p>
+            </w:tc>
+            <w:tc>
+              <w:tcPr>
+                <w:shd w:fill="auto" w:val="clear"/>
+                <w:tcMar>
+                  <w:top w:w="100.0" w:type="dxa"/>
+                  <w:left w:w="100.0" w:type="dxa"/>
+                  <w:bottom w:w="100.0" w:type="dxa"/>
+                  <w:right w:w="100.0" w:type="dxa"/>
+                </w:tcMar>
+                <w:vAlign w:val="top"/>
+              </w:tcPr>
+              <w:p>
+                <w:pPr>
+                  <w:widowControl w:val="0"/>
+                  <w:rPr>
+                    <w:rFonts w:ascii="Times New Roman" w:cs="Times New Roman" w:eastAsia="Times New Roman" w:hAnsi="Times New Roman"/>
+                  </w:rPr>
+                </w:pPr>
+                <w:r>
+                  <w:rPr>
+                    <w:rFonts w:ascii="Times New Roman" w:cs="Times New Roman" w:eastAsia="Times New Roman" w:hAnsi="Times New Roman"/>
+                    <w:rtl w:val="0"/>
+                  </w:rPr>
+                  <w:t xml:space="preserve">Penjual menekan tombol "Simpan Produk" setelah mengisi form detail produk (nama, deskripsi, foto).</w:t>
+                </w:r>
+              </w:p>
+            </w:tc>
+          </w:tr>
+        </w:tbl>
+      </w:sdtContent>
+    </w:sdt>
     <w:p>
       <w:pPr>
         <w:spacing w:line="276" w:lineRule="auto"/>
@@ -12224,333 +12461,342 @@
         <w:t xml:space="preserve">UC-4: Verifikasi Keaslian Produk</w:t>
       </w:r>
     </w:p>
-    <w:tbl>
-      <w:tblPr>
-        <w:tblStyle w:val="Table6"/>
-        <w:tblW w:w="9360.0" w:type="dxa"/>
-        <w:jc w:val="left"/>
-        <w:tblBorders>
-          <w:top w:color="000000" w:space="0" w:sz="8" w:val="single"/>
-          <w:left w:color="000000" w:space="0" w:sz="8" w:val="single"/>
-          <w:bottom w:color="000000" w:space="0" w:sz="8" w:val="single"/>
-          <w:right w:color="000000" w:space="0" w:sz="8" w:val="single"/>
-          <w:insideH w:color="000000" w:space="0" w:sz="8" w:val="single"/>
-          <w:insideV w:color="000000" w:space="0" w:sz="8" w:val="single"/>
-        </w:tblBorders>
-        <w:tblLayout w:type="fixed"/>
-        <w:tblLook w:val="0600"/>
-      </w:tblPr>
-      <w:tblGrid>
-        <w:gridCol w:w="2940"/>
-        <w:gridCol w:w="6420"/>
-        <w:tblGridChange w:id="0">
+    <w:sdt>
+      <w:sdtPr>
+        <w:lock w:val="contentLocked"/>
+        <w:id w:val="-1577033410"/>
+        <w:tag w:val="goog_rdk_4"/>
+      </w:sdtPr>
+      <w:sdtContent>
+        <w:tbl>
+          <w:tblPr>
+            <w:tblStyle w:val="Table6"/>
+            <w:tblW w:w="9360.0" w:type="dxa"/>
+            <w:jc w:val="left"/>
+            <w:tblBorders>
+              <w:top w:color="000000" w:space="0" w:sz="8" w:val="single"/>
+              <w:left w:color="000000" w:space="0" w:sz="8" w:val="single"/>
+              <w:bottom w:color="000000" w:space="0" w:sz="8" w:val="single"/>
+              <w:right w:color="000000" w:space="0" w:sz="8" w:val="single"/>
+              <w:insideH w:color="000000" w:space="0" w:sz="8" w:val="single"/>
+              <w:insideV w:color="000000" w:space="0" w:sz="8" w:val="single"/>
+            </w:tblBorders>
+            <w:tblLayout w:type="fixed"/>
+            <w:tblLook w:val="0600"/>
+          </w:tblPr>
           <w:tblGrid>
             <w:gridCol w:w="2940"/>
             <w:gridCol w:w="6420"/>
+            <w:tblGridChange w:id="0">
+              <w:tblGrid>
+                <w:gridCol w:w="2940"/>
+                <w:gridCol w:w="6420"/>
+              </w:tblGrid>
+            </w:tblGridChange>
           </w:tblGrid>
-        </w:tblGridChange>
-      </w:tblGrid>
-      <w:tr>
-        <w:trPr>
-          <w:cantSplit w:val="0"/>
-          <w:tblHeader w:val="0"/>
-        </w:trPr>
-        <w:tc>
-          <w:tcPr>
-            <w:shd w:fill="auto" w:val="clear"/>
-            <w:tcMar>
-              <w:top w:w="100.0" w:type="dxa"/>
-              <w:left w:w="100.0" w:type="dxa"/>
-              <w:bottom w:w="100.0" w:type="dxa"/>
-              <w:right w:w="100.0" w:type="dxa"/>
-            </w:tcMar>
-            <w:vAlign w:val="top"/>
-          </w:tcPr>
-          <w:p>
-            <w:pPr>
-              <w:widowControl w:val="0"/>
-              <w:rPr>
-                <w:rFonts w:ascii="Times New Roman" w:cs="Times New Roman" w:eastAsia="Times New Roman" w:hAnsi="Times New Roman"/>
-              </w:rPr>
-            </w:pPr>
-            <w:r>
-              <w:rPr>
-                <w:rFonts w:ascii="Times New Roman" w:cs="Times New Roman" w:eastAsia="Times New Roman" w:hAnsi="Times New Roman"/>
-                <w:rtl w:val="0"/>
-              </w:rPr>
-              <w:t xml:space="preserve">Description</w:t>
-            </w:r>
-          </w:p>
-        </w:tc>
-        <w:tc>
-          <w:tcPr>
-            <w:shd w:fill="auto" w:val="clear"/>
-            <w:tcMar>
-              <w:top w:w="100.0" w:type="dxa"/>
-              <w:left w:w="100.0" w:type="dxa"/>
-              <w:bottom w:w="100.0" w:type="dxa"/>
-              <w:right w:w="100.0" w:type="dxa"/>
-            </w:tcMar>
-            <w:vAlign w:val="top"/>
-          </w:tcPr>
-          <w:p>
-            <w:pPr>
-              <w:widowControl w:val="0"/>
-              <w:rPr>
-                <w:rFonts w:ascii="Times New Roman" w:cs="Times New Roman" w:eastAsia="Times New Roman" w:hAnsi="Times New Roman"/>
-              </w:rPr>
-            </w:pPr>
-            <w:r>
-              <w:rPr>
-                <w:rFonts w:ascii="Times New Roman" w:cs="Times New Roman" w:eastAsia="Times New Roman" w:hAnsi="Times New Roman"/>
-                <w:rtl w:val="0"/>
-              </w:rPr>
-              <w:t xml:space="preserve">Proses inspeksi fisik oleh tim ahli untuk memastikan pakaian premium yang dikirim penjual adalah asli (bukan barang tiruan).</w:t>
-            </w:r>
-          </w:p>
-        </w:tc>
-      </w:tr>
-      <w:tr>
-        <w:trPr>
-          <w:cantSplit w:val="0"/>
-          <w:tblHeader w:val="0"/>
-        </w:trPr>
-        <w:tc>
-          <w:tcPr>
-            <w:shd w:fill="auto" w:val="clear"/>
-            <w:tcMar>
-              <w:top w:w="100.0" w:type="dxa"/>
-              <w:left w:w="100.0" w:type="dxa"/>
-              <w:bottom w:w="100.0" w:type="dxa"/>
-              <w:right w:w="100.0" w:type="dxa"/>
-            </w:tcMar>
-            <w:vAlign w:val="top"/>
-          </w:tcPr>
-          <w:p>
-            <w:pPr>
-              <w:widowControl w:val="0"/>
-              <w:rPr>
-                <w:rFonts w:ascii="Times New Roman" w:cs="Times New Roman" w:eastAsia="Times New Roman" w:hAnsi="Times New Roman"/>
-              </w:rPr>
-            </w:pPr>
-            <w:r>
-              <w:rPr>
-                <w:rFonts w:ascii="Times New Roman" w:cs="Times New Roman" w:eastAsia="Times New Roman" w:hAnsi="Times New Roman"/>
-                <w:rtl w:val="0"/>
-              </w:rPr>
-              <w:t xml:space="preserve">Actors</w:t>
-            </w:r>
-          </w:p>
-        </w:tc>
-        <w:tc>
-          <w:tcPr>
-            <w:shd w:fill="auto" w:val="clear"/>
-            <w:tcMar>
-              <w:top w:w="100.0" w:type="dxa"/>
-              <w:left w:w="100.0" w:type="dxa"/>
-              <w:bottom w:w="100.0" w:type="dxa"/>
-              <w:right w:w="100.0" w:type="dxa"/>
-            </w:tcMar>
-            <w:vAlign w:val="top"/>
-          </w:tcPr>
-          <w:p>
-            <w:pPr>
-              <w:widowControl w:val="0"/>
-              <w:rPr>
-                <w:rFonts w:ascii="Times New Roman" w:cs="Times New Roman" w:eastAsia="Times New Roman" w:hAnsi="Times New Roman"/>
-              </w:rPr>
-            </w:pPr>
-            <w:r>
-              <w:rPr>
-                <w:rFonts w:ascii="Times New Roman" w:cs="Times New Roman" w:eastAsia="Times New Roman" w:hAnsi="Times New Roman"/>
-                <w:rtl w:val="0"/>
-              </w:rPr>
-              <w:t xml:space="preserve">Verifikator, Sistem</w:t>
-            </w:r>
-          </w:p>
-        </w:tc>
-      </w:tr>
-      <w:tr>
-        <w:trPr>
-          <w:cantSplit w:val="0"/>
-          <w:tblHeader w:val="0"/>
-        </w:trPr>
-        <w:tc>
-          <w:tcPr>
-            <w:shd w:fill="auto" w:val="clear"/>
-            <w:tcMar>
-              <w:top w:w="100.0" w:type="dxa"/>
-              <w:left w:w="100.0" w:type="dxa"/>
-              <w:bottom w:w="100.0" w:type="dxa"/>
-              <w:right w:w="100.0" w:type="dxa"/>
-            </w:tcMar>
-            <w:vAlign w:val="top"/>
-          </w:tcPr>
-          <w:p>
-            <w:pPr>
-              <w:widowControl w:val="0"/>
-              <w:rPr>
-                <w:rFonts w:ascii="Times New Roman" w:cs="Times New Roman" w:eastAsia="Times New Roman" w:hAnsi="Times New Roman"/>
-              </w:rPr>
-            </w:pPr>
-            <w:r>
-              <w:rPr>
-                <w:rFonts w:ascii="Times New Roman" w:cs="Times New Roman" w:eastAsia="Times New Roman" w:hAnsi="Times New Roman"/>
-                <w:rtl w:val="0"/>
-              </w:rPr>
-              <w:t xml:space="preserve">Preconditions</w:t>
-            </w:r>
-          </w:p>
-        </w:tc>
-        <w:tc>
-          <w:tcPr>
-            <w:shd w:fill="auto" w:val="clear"/>
-            <w:tcMar>
-              <w:top w:w="100.0" w:type="dxa"/>
-              <w:left w:w="100.0" w:type="dxa"/>
-              <w:bottom w:w="100.0" w:type="dxa"/>
-              <w:right w:w="100.0" w:type="dxa"/>
-            </w:tcMar>
-            <w:vAlign w:val="top"/>
-          </w:tcPr>
-          <w:p>
-            <w:pPr>
-              <w:widowControl w:val="0"/>
-              <w:rPr>
-                <w:rFonts w:ascii="Times New Roman" w:cs="Times New Roman" w:eastAsia="Times New Roman" w:hAnsi="Times New Roman"/>
-              </w:rPr>
-            </w:pPr>
-            <w:r>
-              <w:rPr>
-                <w:rFonts w:ascii="Times New Roman" w:cs="Times New Roman" w:eastAsia="Times New Roman" w:hAnsi="Times New Roman"/>
-                <w:rtl w:val="0"/>
-              </w:rPr>
-              <w:t xml:space="preserve">Barang fisik dari penjual telah tiba di Pusat Verifikasi Clovet dan pesanan berstatus "Dibayar".</w:t>
-            </w:r>
-          </w:p>
-        </w:tc>
-      </w:tr>
-      <w:tr>
-        <w:trPr>
-          <w:cantSplit w:val="0"/>
-          <w:tblHeader w:val="0"/>
-        </w:trPr>
-        <w:tc>
-          <w:tcPr>
-            <w:shd w:fill="auto" w:val="clear"/>
-            <w:tcMar>
-              <w:top w:w="100.0" w:type="dxa"/>
-              <w:left w:w="100.0" w:type="dxa"/>
-              <w:bottom w:w="100.0" w:type="dxa"/>
-              <w:right w:w="100.0" w:type="dxa"/>
-            </w:tcMar>
-            <w:vAlign w:val="top"/>
-          </w:tcPr>
-          <w:p>
-            <w:pPr>
-              <w:widowControl w:val="0"/>
-              <w:rPr>
-                <w:rFonts w:ascii="Times New Roman" w:cs="Times New Roman" w:eastAsia="Times New Roman" w:hAnsi="Times New Roman"/>
-              </w:rPr>
-            </w:pPr>
-            <w:r>
-              <w:rPr>
-                <w:rFonts w:ascii="Times New Roman" w:cs="Times New Roman" w:eastAsia="Times New Roman" w:hAnsi="Times New Roman"/>
-                <w:rtl w:val="0"/>
-              </w:rPr>
-              <w:t xml:space="preserve">Post Conditions</w:t>
-            </w:r>
-          </w:p>
-        </w:tc>
-        <w:tc>
-          <w:tcPr>
-            <w:shd w:fill="auto" w:val="clear"/>
-            <w:tcMar>
-              <w:top w:w="100.0" w:type="dxa"/>
-              <w:left w:w="100.0" w:type="dxa"/>
-              <w:bottom w:w="100.0" w:type="dxa"/>
-              <w:right w:w="100.0" w:type="dxa"/>
-            </w:tcMar>
-            <w:vAlign w:val="top"/>
-          </w:tcPr>
-          <w:p>
-            <w:pPr>
-              <w:widowControl w:val="0"/>
-              <w:rPr>
-                <w:rFonts w:ascii="Times New Roman" w:cs="Times New Roman" w:eastAsia="Times New Roman" w:hAnsi="Times New Roman"/>
-              </w:rPr>
-            </w:pPr>
-            <w:r>
-              <w:rPr>
-                <w:rFonts w:ascii="Times New Roman" w:cs="Times New Roman" w:eastAsia="Times New Roman" w:hAnsi="Times New Roman"/>
-                <w:rtl w:val="0"/>
-              </w:rPr>
-              <w:t xml:space="preserve">Status autentikasi produk berubah menjadi "Verified" (atau "Rejected" jika palsu), dan sistem membuat label pengiriman baru ke alamat pembeli.</w:t>
-            </w:r>
-          </w:p>
-        </w:tc>
-      </w:tr>
-      <w:tr>
-        <w:trPr>
-          <w:cantSplit w:val="0"/>
-          <w:tblHeader w:val="0"/>
-        </w:trPr>
-        <w:tc>
-          <w:tcPr>
-            <w:shd w:fill="auto" w:val="clear"/>
-            <w:tcMar>
-              <w:top w:w="100.0" w:type="dxa"/>
-              <w:left w:w="100.0" w:type="dxa"/>
-              <w:bottom w:w="100.0" w:type="dxa"/>
-              <w:right w:w="100.0" w:type="dxa"/>
-            </w:tcMar>
-            <w:vAlign w:val="top"/>
-          </w:tcPr>
-          <w:p>
-            <w:pPr>
-              <w:widowControl w:val="0"/>
-              <w:rPr>
-                <w:rFonts w:ascii="Times New Roman" w:cs="Times New Roman" w:eastAsia="Times New Roman" w:hAnsi="Times New Roman"/>
-              </w:rPr>
-            </w:pPr>
-            <w:r>
-              <w:rPr>
-                <w:rFonts w:ascii="Times New Roman" w:cs="Times New Roman" w:eastAsia="Times New Roman" w:hAnsi="Times New Roman"/>
-                <w:rtl w:val="0"/>
-              </w:rPr>
-              <w:t xml:space="preserve">Trigger</w:t>
-            </w:r>
-          </w:p>
-        </w:tc>
-        <w:tc>
-          <w:tcPr>
-            <w:shd w:fill="auto" w:val="clear"/>
-            <w:tcMar>
-              <w:top w:w="100.0" w:type="dxa"/>
-              <w:left w:w="100.0" w:type="dxa"/>
-              <w:bottom w:w="100.0" w:type="dxa"/>
-              <w:right w:w="100.0" w:type="dxa"/>
-            </w:tcMar>
-            <w:vAlign w:val="top"/>
-          </w:tcPr>
-          <w:p>
-            <w:pPr>
-              <w:widowControl w:val="0"/>
-              <w:rPr>
-                <w:rFonts w:ascii="Times New Roman" w:cs="Times New Roman" w:eastAsia="Times New Roman" w:hAnsi="Times New Roman"/>
-              </w:rPr>
-            </w:pPr>
-            <w:r>
-              <w:rPr>
-                <w:rFonts w:ascii="Times New Roman" w:cs="Times New Roman" w:eastAsia="Times New Roman" w:hAnsi="Times New Roman"/>
-                <w:rtl w:val="0"/>
-              </w:rPr>
-              <w:t xml:space="preserve">Verifikator menerima barang fisik dan memindai nomor pesanan untuk memulai inspeksi.</w:t>
-            </w:r>
-          </w:p>
-        </w:tc>
-      </w:tr>
-    </w:tbl>
+          <w:tr>
+            <w:trPr>
+              <w:cantSplit w:val="0"/>
+              <w:tblHeader w:val="0"/>
+            </w:trPr>
+            <w:tc>
+              <w:tcPr>
+                <w:shd w:fill="auto" w:val="clear"/>
+                <w:tcMar>
+                  <w:top w:w="100.0" w:type="dxa"/>
+                  <w:left w:w="100.0" w:type="dxa"/>
+                  <w:bottom w:w="100.0" w:type="dxa"/>
+                  <w:right w:w="100.0" w:type="dxa"/>
+                </w:tcMar>
+                <w:vAlign w:val="top"/>
+              </w:tcPr>
+              <w:p>
+                <w:pPr>
+                  <w:widowControl w:val="0"/>
+                  <w:rPr>
+                    <w:rFonts w:ascii="Times New Roman" w:cs="Times New Roman" w:eastAsia="Times New Roman" w:hAnsi="Times New Roman"/>
+                  </w:rPr>
+                </w:pPr>
+                <w:r>
+                  <w:rPr>
+                    <w:rFonts w:ascii="Times New Roman" w:cs="Times New Roman" w:eastAsia="Times New Roman" w:hAnsi="Times New Roman"/>
+                    <w:rtl w:val="0"/>
+                  </w:rPr>
+                  <w:t xml:space="preserve">Description</w:t>
+                </w:r>
+              </w:p>
+            </w:tc>
+            <w:tc>
+              <w:tcPr>
+                <w:shd w:fill="auto" w:val="clear"/>
+                <w:tcMar>
+                  <w:top w:w="100.0" w:type="dxa"/>
+                  <w:left w:w="100.0" w:type="dxa"/>
+                  <w:bottom w:w="100.0" w:type="dxa"/>
+                  <w:right w:w="100.0" w:type="dxa"/>
+                </w:tcMar>
+                <w:vAlign w:val="top"/>
+              </w:tcPr>
+              <w:p>
+                <w:pPr>
+                  <w:widowControl w:val="0"/>
+                  <w:rPr>
+                    <w:rFonts w:ascii="Times New Roman" w:cs="Times New Roman" w:eastAsia="Times New Roman" w:hAnsi="Times New Roman"/>
+                  </w:rPr>
+                </w:pPr>
+                <w:r>
+                  <w:rPr>
+                    <w:rFonts w:ascii="Times New Roman" w:cs="Times New Roman" w:eastAsia="Times New Roman" w:hAnsi="Times New Roman"/>
+                    <w:rtl w:val="0"/>
+                  </w:rPr>
+                  <w:t xml:space="preserve">Proses inspeksi fisik oleh tim ahli untuk memastikan pakaian premium yang dikirim penjual adalah asli (bukan barang tiruan).</w:t>
+                </w:r>
+              </w:p>
+            </w:tc>
+          </w:tr>
+          <w:tr>
+            <w:trPr>
+              <w:cantSplit w:val="0"/>
+              <w:tblHeader w:val="0"/>
+            </w:trPr>
+            <w:tc>
+              <w:tcPr>
+                <w:shd w:fill="auto" w:val="clear"/>
+                <w:tcMar>
+                  <w:top w:w="100.0" w:type="dxa"/>
+                  <w:left w:w="100.0" w:type="dxa"/>
+                  <w:bottom w:w="100.0" w:type="dxa"/>
+                  <w:right w:w="100.0" w:type="dxa"/>
+                </w:tcMar>
+                <w:vAlign w:val="top"/>
+              </w:tcPr>
+              <w:p>
+                <w:pPr>
+                  <w:widowControl w:val="0"/>
+                  <w:rPr>
+                    <w:rFonts w:ascii="Times New Roman" w:cs="Times New Roman" w:eastAsia="Times New Roman" w:hAnsi="Times New Roman"/>
+                  </w:rPr>
+                </w:pPr>
+                <w:r>
+                  <w:rPr>
+                    <w:rFonts w:ascii="Times New Roman" w:cs="Times New Roman" w:eastAsia="Times New Roman" w:hAnsi="Times New Roman"/>
+                    <w:rtl w:val="0"/>
+                  </w:rPr>
+                  <w:t xml:space="preserve">Actors</w:t>
+                </w:r>
+              </w:p>
+            </w:tc>
+            <w:tc>
+              <w:tcPr>
+                <w:shd w:fill="auto" w:val="clear"/>
+                <w:tcMar>
+                  <w:top w:w="100.0" w:type="dxa"/>
+                  <w:left w:w="100.0" w:type="dxa"/>
+                  <w:bottom w:w="100.0" w:type="dxa"/>
+                  <w:right w:w="100.0" w:type="dxa"/>
+                </w:tcMar>
+                <w:vAlign w:val="top"/>
+              </w:tcPr>
+              <w:p>
+                <w:pPr>
+                  <w:widowControl w:val="0"/>
+                  <w:rPr>
+                    <w:rFonts w:ascii="Times New Roman" w:cs="Times New Roman" w:eastAsia="Times New Roman" w:hAnsi="Times New Roman"/>
+                  </w:rPr>
+                </w:pPr>
+                <w:r>
+                  <w:rPr>
+                    <w:rFonts w:ascii="Times New Roman" w:cs="Times New Roman" w:eastAsia="Times New Roman" w:hAnsi="Times New Roman"/>
+                    <w:rtl w:val="0"/>
+                  </w:rPr>
+                  <w:t xml:space="preserve">Verifikator, Sistem</w:t>
+                </w:r>
+              </w:p>
+            </w:tc>
+          </w:tr>
+          <w:tr>
+            <w:trPr>
+              <w:cantSplit w:val="0"/>
+              <w:tblHeader w:val="0"/>
+            </w:trPr>
+            <w:tc>
+              <w:tcPr>
+                <w:shd w:fill="auto" w:val="clear"/>
+                <w:tcMar>
+                  <w:top w:w="100.0" w:type="dxa"/>
+                  <w:left w:w="100.0" w:type="dxa"/>
+                  <w:bottom w:w="100.0" w:type="dxa"/>
+                  <w:right w:w="100.0" w:type="dxa"/>
+                </w:tcMar>
+                <w:vAlign w:val="top"/>
+              </w:tcPr>
+              <w:p>
+                <w:pPr>
+                  <w:widowControl w:val="0"/>
+                  <w:rPr>
+                    <w:rFonts w:ascii="Times New Roman" w:cs="Times New Roman" w:eastAsia="Times New Roman" w:hAnsi="Times New Roman"/>
+                  </w:rPr>
+                </w:pPr>
+                <w:r>
+                  <w:rPr>
+                    <w:rFonts w:ascii="Times New Roman" w:cs="Times New Roman" w:eastAsia="Times New Roman" w:hAnsi="Times New Roman"/>
+                    <w:rtl w:val="0"/>
+                  </w:rPr>
+                  <w:t xml:space="preserve">Preconditions</w:t>
+                </w:r>
+              </w:p>
+            </w:tc>
+            <w:tc>
+              <w:tcPr>
+                <w:shd w:fill="auto" w:val="clear"/>
+                <w:tcMar>
+                  <w:top w:w="100.0" w:type="dxa"/>
+                  <w:left w:w="100.0" w:type="dxa"/>
+                  <w:bottom w:w="100.0" w:type="dxa"/>
+                  <w:right w:w="100.0" w:type="dxa"/>
+                </w:tcMar>
+                <w:vAlign w:val="top"/>
+              </w:tcPr>
+              <w:p>
+                <w:pPr>
+                  <w:widowControl w:val="0"/>
+                  <w:rPr>
+                    <w:rFonts w:ascii="Times New Roman" w:cs="Times New Roman" w:eastAsia="Times New Roman" w:hAnsi="Times New Roman"/>
+                  </w:rPr>
+                </w:pPr>
+                <w:r>
+                  <w:rPr>
+                    <w:rFonts w:ascii="Times New Roman" w:cs="Times New Roman" w:eastAsia="Times New Roman" w:hAnsi="Times New Roman"/>
+                    <w:rtl w:val="0"/>
+                  </w:rPr>
+                  <w:t xml:space="preserve">Barang fisik dari penjual telah tiba di Pusat Verifikasi Clovet dan pesanan berstatus "Dibayar".</w:t>
+                </w:r>
+              </w:p>
+            </w:tc>
+          </w:tr>
+          <w:tr>
+            <w:trPr>
+              <w:cantSplit w:val="0"/>
+              <w:tblHeader w:val="0"/>
+            </w:trPr>
+            <w:tc>
+              <w:tcPr>
+                <w:shd w:fill="auto" w:val="clear"/>
+                <w:tcMar>
+                  <w:top w:w="100.0" w:type="dxa"/>
+                  <w:left w:w="100.0" w:type="dxa"/>
+                  <w:bottom w:w="100.0" w:type="dxa"/>
+                  <w:right w:w="100.0" w:type="dxa"/>
+                </w:tcMar>
+                <w:vAlign w:val="top"/>
+              </w:tcPr>
+              <w:p>
+                <w:pPr>
+                  <w:widowControl w:val="0"/>
+                  <w:rPr>
+                    <w:rFonts w:ascii="Times New Roman" w:cs="Times New Roman" w:eastAsia="Times New Roman" w:hAnsi="Times New Roman"/>
+                  </w:rPr>
+                </w:pPr>
+                <w:r>
+                  <w:rPr>
+                    <w:rFonts w:ascii="Times New Roman" w:cs="Times New Roman" w:eastAsia="Times New Roman" w:hAnsi="Times New Roman"/>
+                    <w:rtl w:val="0"/>
+                  </w:rPr>
+                  <w:t xml:space="preserve">Post Conditions</w:t>
+                </w:r>
+              </w:p>
+            </w:tc>
+            <w:tc>
+              <w:tcPr>
+                <w:shd w:fill="auto" w:val="clear"/>
+                <w:tcMar>
+                  <w:top w:w="100.0" w:type="dxa"/>
+                  <w:left w:w="100.0" w:type="dxa"/>
+                  <w:bottom w:w="100.0" w:type="dxa"/>
+                  <w:right w:w="100.0" w:type="dxa"/>
+                </w:tcMar>
+                <w:vAlign w:val="top"/>
+              </w:tcPr>
+              <w:p>
+                <w:pPr>
+                  <w:widowControl w:val="0"/>
+                  <w:rPr>
+                    <w:rFonts w:ascii="Times New Roman" w:cs="Times New Roman" w:eastAsia="Times New Roman" w:hAnsi="Times New Roman"/>
+                  </w:rPr>
+                </w:pPr>
+                <w:r>
+                  <w:rPr>
+                    <w:rFonts w:ascii="Times New Roman" w:cs="Times New Roman" w:eastAsia="Times New Roman" w:hAnsi="Times New Roman"/>
+                    <w:rtl w:val="0"/>
+                  </w:rPr>
+                  <w:t xml:space="preserve">Status autentikasi produk berubah menjadi "Verified" (atau "Rejected" jika palsu), dan sistem membuat label pengiriman baru ke alamat pembeli.</w:t>
+                </w:r>
+              </w:p>
+            </w:tc>
+          </w:tr>
+          <w:tr>
+            <w:trPr>
+              <w:cantSplit w:val="0"/>
+              <w:tblHeader w:val="0"/>
+            </w:trPr>
+            <w:tc>
+              <w:tcPr>
+                <w:shd w:fill="auto" w:val="clear"/>
+                <w:tcMar>
+                  <w:top w:w="100.0" w:type="dxa"/>
+                  <w:left w:w="100.0" w:type="dxa"/>
+                  <w:bottom w:w="100.0" w:type="dxa"/>
+                  <w:right w:w="100.0" w:type="dxa"/>
+                </w:tcMar>
+                <w:vAlign w:val="top"/>
+              </w:tcPr>
+              <w:p>
+                <w:pPr>
+                  <w:widowControl w:val="0"/>
+                  <w:rPr>
+                    <w:rFonts w:ascii="Times New Roman" w:cs="Times New Roman" w:eastAsia="Times New Roman" w:hAnsi="Times New Roman"/>
+                  </w:rPr>
+                </w:pPr>
+                <w:r>
+                  <w:rPr>
+                    <w:rFonts w:ascii="Times New Roman" w:cs="Times New Roman" w:eastAsia="Times New Roman" w:hAnsi="Times New Roman"/>
+                    <w:rtl w:val="0"/>
+                  </w:rPr>
+                  <w:t xml:space="preserve">Trigger</w:t>
+                </w:r>
+              </w:p>
+            </w:tc>
+            <w:tc>
+              <w:tcPr>
+                <w:shd w:fill="auto" w:val="clear"/>
+                <w:tcMar>
+                  <w:top w:w="100.0" w:type="dxa"/>
+                  <w:left w:w="100.0" w:type="dxa"/>
+                  <w:bottom w:w="100.0" w:type="dxa"/>
+                  <w:right w:w="100.0" w:type="dxa"/>
+                </w:tcMar>
+                <w:vAlign w:val="top"/>
+              </w:tcPr>
+              <w:p>
+                <w:pPr>
+                  <w:widowControl w:val="0"/>
+                  <w:rPr>
+                    <w:rFonts w:ascii="Times New Roman" w:cs="Times New Roman" w:eastAsia="Times New Roman" w:hAnsi="Times New Roman"/>
+                  </w:rPr>
+                </w:pPr>
+                <w:r>
+                  <w:rPr>
+                    <w:rFonts w:ascii="Times New Roman" w:cs="Times New Roman" w:eastAsia="Times New Roman" w:hAnsi="Times New Roman"/>
+                    <w:rtl w:val="0"/>
+                  </w:rPr>
+                  <w:t xml:space="preserve">Verifikator menerima barang fisik dan memindai nomor pesanan untuk memulai inspeksi.</w:t>
+                </w:r>
+              </w:p>
+            </w:tc>
+          </w:tr>
+        </w:tbl>
+      </w:sdtContent>
+    </w:sdt>
     <w:p>
       <w:pPr>
         <w:spacing w:line="276" w:lineRule="auto"/>
@@ -12579,333 +12825,342 @@
         <w:t xml:space="preserve">UC-5: Melacak Pengiriman</w:t>
       </w:r>
     </w:p>
-    <w:tbl>
-      <w:tblPr>
-        <w:tblStyle w:val="Table7"/>
-        <w:tblW w:w="9360.0" w:type="dxa"/>
-        <w:jc w:val="left"/>
-        <w:tblBorders>
-          <w:top w:color="000000" w:space="0" w:sz="8" w:val="single"/>
-          <w:left w:color="000000" w:space="0" w:sz="8" w:val="single"/>
-          <w:bottom w:color="000000" w:space="0" w:sz="8" w:val="single"/>
-          <w:right w:color="000000" w:space="0" w:sz="8" w:val="single"/>
-          <w:insideH w:color="000000" w:space="0" w:sz="8" w:val="single"/>
-          <w:insideV w:color="000000" w:space="0" w:sz="8" w:val="single"/>
-        </w:tblBorders>
-        <w:tblLayout w:type="fixed"/>
-        <w:tblLook w:val="0600"/>
-      </w:tblPr>
-      <w:tblGrid>
-        <w:gridCol w:w="2940"/>
-        <w:gridCol w:w="6420"/>
-        <w:tblGridChange w:id="0">
+    <w:sdt>
+      <w:sdtPr>
+        <w:lock w:val="contentLocked"/>
+        <w:id w:val="1765833065"/>
+        <w:tag w:val="goog_rdk_5"/>
+      </w:sdtPr>
+      <w:sdtContent>
+        <w:tbl>
+          <w:tblPr>
+            <w:tblStyle w:val="Table7"/>
+            <w:tblW w:w="9360.0" w:type="dxa"/>
+            <w:jc w:val="left"/>
+            <w:tblBorders>
+              <w:top w:color="000000" w:space="0" w:sz="8" w:val="single"/>
+              <w:left w:color="000000" w:space="0" w:sz="8" w:val="single"/>
+              <w:bottom w:color="000000" w:space="0" w:sz="8" w:val="single"/>
+              <w:right w:color="000000" w:space="0" w:sz="8" w:val="single"/>
+              <w:insideH w:color="000000" w:space="0" w:sz="8" w:val="single"/>
+              <w:insideV w:color="000000" w:space="0" w:sz="8" w:val="single"/>
+            </w:tblBorders>
+            <w:tblLayout w:type="fixed"/>
+            <w:tblLook w:val="0600"/>
+          </w:tblPr>
           <w:tblGrid>
             <w:gridCol w:w="2940"/>
             <w:gridCol w:w="6420"/>
+            <w:tblGridChange w:id="0">
+              <w:tblGrid>
+                <w:gridCol w:w="2940"/>
+                <w:gridCol w:w="6420"/>
+              </w:tblGrid>
+            </w:tblGridChange>
           </w:tblGrid>
-        </w:tblGridChange>
-      </w:tblGrid>
-      <w:tr>
-        <w:trPr>
-          <w:cantSplit w:val="0"/>
-          <w:tblHeader w:val="0"/>
-        </w:trPr>
-        <w:tc>
-          <w:tcPr>
-            <w:shd w:fill="auto" w:val="clear"/>
-            <w:tcMar>
-              <w:top w:w="100.0" w:type="dxa"/>
-              <w:left w:w="100.0" w:type="dxa"/>
-              <w:bottom w:w="100.0" w:type="dxa"/>
-              <w:right w:w="100.0" w:type="dxa"/>
-            </w:tcMar>
-            <w:vAlign w:val="top"/>
-          </w:tcPr>
-          <w:p>
-            <w:pPr>
-              <w:widowControl w:val="0"/>
-              <w:rPr>
-                <w:rFonts w:ascii="Times New Roman" w:cs="Times New Roman" w:eastAsia="Times New Roman" w:hAnsi="Times New Roman"/>
-              </w:rPr>
-            </w:pPr>
-            <w:r>
-              <w:rPr>
-                <w:rFonts w:ascii="Times New Roman" w:cs="Times New Roman" w:eastAsia="Times New Roman" w:hAnsi="Times New Roman"/>
-                <w:rtl w:val="0"/>
-              </w:rPr>
-              <w:t xml:space="preserve">Description</w:t>
-            </w:r>
-          </w:p>
-        </w:tc>
-        <w:tc>
-          <w:tcPr>
-            <w:shd w:fill="auto" w:val="clear"/>
-            <w:tcMar>
-              <w:top w:w="100.0" w:type="dxa"/>
-              <w:left w:w="100.0" w:type="dxa"/>
-              <w:bottom w:w="100.0" w:type="dxa"/>
-              <w:right w:w="100.0" w:type="dxa"/>
-            </w:tcMar>
-            <w:vAlign w:val="top"/>
-          </w:tcPr>
-          <w:p>
-            <w:pPr>
-              <w:widowControl w:val="0"/>
-              <w:rPr>
-                <w:rFonts w:ascii="Times New Roman" w:cs="Times New Roman" w:eastAsia="Times New Roman" w:hAnsi="Times New Roman"/>
-              </w:rPr>
-            </w:pPr>
-            <w:r>
-              <w:rPr>
-                <w:rFonts w:ascii="Times New Roman" w:cs="Times New Roman" w:eastAsia="Times New Roman" w:hAnsi="Times New Roman"/>
-                <w:rtl w:val="0"/>
-              </w:rPr>
-              <w:t xml:space="preserve">Proses pembeli memantau status perjalanan barang mereka secara real-time dari pusat verifikasi ke alamat tujuan.</w:t>
-            </w:r>
-          </w:p>
-        </w:tc>
-      </w:tr>
-      <w:tr>
-        <w:trPr>
-          <w:cantSplit w:val="0"/>
-          <w:tblHeader w:val="0"/>
-        </w:trPr>
-        <w:tc>
-          <w:tcPr>
-            <w:shd w:fill="auto" w:val="clear"/>
-            <w:tcMar>
-              <w:top w:w="100.0" w:type="dxa"/>
-              <w:left w:w="100.0" w:type="dxa"/>
-              <w:bottom w:w="100.0" w:type="dxa"/>
-              <w:right w:w="100.0" w:type="dxa"/>
-            </w:tcMar>
-            <w:vAlign w:val="top"/>
-          </w:tcPr>
-          <w:p>
-            <w:pPr>
-              <w:widowControl w:val="0"/>
-              <w:rPr>
-                <w:rFonts w:ascii="Times New Roman" w:cs="Times New Roman" w:eastAsia="Times New Roman" w:hAnsi="Times New Roman"/>
-              </w:rPr>
-            </w:pPr>
-            <w:r>
-              <w:rPr>
-                <w:rFonts w:ascii="Times New Roman" w:cs="Times New Roman" w:eastAsia="Times New Roman" w:hAnsi="Times New Roman"/>
-                <w:rtl w:val="0"/>
-              </w:rPr>
-              <w:t xml:space="preserve">Actors</w:t>
-            </w:r>
-          </w:p>
-        </w:tc>
-        <w:tc>
-          <w:tcPr>
-            <w:shd w:fill="auto" w:val="clear"/>
-            <w:tcMar>
-              <w:top w:w="100.0" w:type="dxa"/>
-              <w:left w:w="100.0" w:type="dxa"/>
-              <w:bottom w:w="100.0" w:type="dxa"/>
-              <w:right w:w="100.0" w:type="dxa"/>
-            </w:tcMar>
-            <w:vAlign w:val="top"/>
-          </w:tcPr>
-          <w:p>
-            <w:pPr>
-              <w:widowControl w:val="0"/>
-              <w:rPr>
-                <w:rFonts w:ascii="Times New Roman" w:cs="Times New Roman" w:eastAsia="Times New Roman" w:hAnsi="Times New Roman"/>
-              </w:rPr>
-            </w:pPr>
-            <w:r>
-              <w:rPr>
-                <w:rFonts w:ascii="Times New Roman" w:cs="Times New Roman" w:eastAsia="Times New Roman" w:hAnsi="Times New Roman"/>
-                <w:rtl w:val="0"/>
-              </w:rPr>
-              <w:t xml:space="preserve">Pembeli, Sistem </w:t>
-            </w:r>
-          </w:p>
-        </w:tc>
-      </w:tr>
-      <w:tr>
-        <w:trPr>
-          <w:cantSplit w:val="0"/>
-          <w:tblHeader w:val="0"/>
-        </w:trPr>
-        <w:tc>
-          <w:tcPr>
-            <w:shd w:fill="auto" w:val="clear"/>
-            <w:tcMar>
-              <w:top w:w="100.0" w:type="dxa"/>
-              <w:left w:w="100.0" w:type="dxa"/>
-              <w:bottom w:w="100.0" w:type="dxa"/>
-              <w:right w:w="100.0" w:type="dxa"/>
-            </w:tcMar>
-            <w:vAlign w:val="top"/>
-          </w:tcPr>
-          <w:p>
-            <w:pPr>
-              <w:widowControl w:val="0"/>
-              <w:rPr>
-                <w:rFonts w:ascii="Times New Roman" w:cs="Times New Roman" w:eastAsia="Times New Roman" w:hAnsi="Times New Roman"/>
-              </w:rPr>
-            </w:pPr>
-            <w:r>
-              <w:rPr>
-                <w:rFonts w:ascii="Times New Roman" w:cs="Times New Roman" w:eastAsia="Times New Roman" w:hAnsi="Times New Roman"/>
-                <w:rtl w:val="0"/>
-              </w:rPr>
-              <w:t xml:space="preserve">Preconditions</w:t>
-            </w:r>
-          </w:p>
-        </w:tc>
-        <w:tc>
-          <w:tcPr>
-            <w:shd w:fill="auto" w:val="clear"/>
-            <w:tcMar>
-              <w:top w:w="100.0" w:type="dxa"/>
-              <w:left w:w="100.0" w:type="dxa"/>
-              <w:bottom w:w="100.0" w:type="dxa"/>
-              <w:right w:w="100.0" w:type="dxa"/>
-            </w:tcMar>
-            <w:vAlign w:val="top"/>
-          </w:tcPr>
-          <w:p>
-            <w:pPr>
-              <w:widowControl w:val="0"/>
-              <w:rPr>
-                <w:rFonts w:ascii="Times New Roman" w:cs="Times New Roman" w:eastAsia="Times New Roman" w:hAnsi="Times New Roman"/>
-              </w:rPr>
-            </w:pPr>
-            <w:r>
-              <w:rPr>
-                <w:rFonts w:ascii="Times New Roman" w:cs="Times New Roman" w:eastAsia="Times New Roman" w:hAnsi="Times New Roman"/>
-                <w:rtl w:val="0"/>
-              </w:rPr>
-              <w:t xml:space="preserve">Barang sudah lolos verifikasi dan diserahkan ke pihak kurir oleh Verifikator.</w:t>
-            </w:r>
-          </w:p>
-        </w:tc>
-      </w:tr>
-      <w:tr>
-        <w:trPr>
-          <w:cantSplit w:val="0"/>
-          <w:tblHeader w:val="0"/>
-        </w:trPr>
-        <w:tc>
-          <w:tcPr>
-            <w:shd w:fill="auto" w:val="clear"/>
-            <w:tcMar>
-              <w:top w:w="100.0" w:type="dxa"/>
-              <w:left w:w="100.0" w:type="dxa"/>
-              <w:bottom w:w="100.0" w:type="dxa"/>
-              <w:right w:w="100.0" w:type="dxa"/>
-            </w:tcMar>
-            <w:vAlign w:val="top"/>
-          </w:tcPr>
-          <w:p>
-            <w:pPr>
-              <w:widowControl w:val="0"/>
-              <w:rPr>
-                <w:rFonts w:ascii="Times New Roman" w:cs="Times New Roman" w:eastAsia="Times New Roman" w:hAnsi="Times New Roman"/>
-              </w:rPr>
-            </w:pPr>
-            <w:r>
-              <w:rPr>
-                <w:rFonts w:ascii="Times New Roman" w:cs="Times New Roman" w:eastAsia="Times New Roman" w:hAnsi="Times New Roman"/>
-                <w:rtl w:val="0"/>
-              </w:rPr>
-              <w:t xml:space="preserve">Post Conditions</w:t>
-            </w:r>
-          </w:p>
-        </w:tc>
-        <w:tc>
-          <w:tcPr>
-            <w:shd w:fill="auto" w:val="clear"/>
-            <w:tcMar>
-              <w:top w:w="100.0" w:type="dxa"/>
-              <w:left w:w="100.0" w:type="dxa"/>
-              <w:bottom w:w="100.0" w:type="dxa"/>
-              <w:right w:w="100.0" w:type="dxa"/>
-            </w:tcMar>
-            <w:vAlign w:val="top"/>
-          </w:tcPr>
-          <w:p>
-            <w:pPr>
-              <w:widowControl w:val="0"/>
-              <w:rPr>
-                <w:rFonts w:ascii="Times New Roman" w:cs="Times New Roman" w:eastAsia="Times New Roman" w:hAnsi="Times New Roman"/>
-              </w:rPr>
-            </w:pPr>
-            <w:r>
-              <w:rPr>
-                <w:rFonts w:ascii="Times New Roman" w:cs="Times New Roman" w:eastAsia="Times New Roman" w:hAnsi="Times New Roman"/>
-                <w:rtl w:val="0"/>
-              </w:rPr>
-              <w:t xml:space="preserve">Sistem menampilkan lokasi terkini dan riwayat perjalanan paket kepada pembeli.</w:t>
-            </w:r>
-          </w:p>
-        </w:tc>
-      </w:tr>
-      <w:tr>
-        <w:trPr>
-          <w:cantSplit w:val="0"/>
-          <w:tblHeader w:val="0"/>
-        </w:trPr>
-        <w:tc>
-          <w:tcPr>
-            <w:shd w:fill="auto" w:val="clear"/>
-            <w:tcMar>
-              <w:top w:w="100.0" w:type="dxa"/>
-              <w:left w:w="100.0" w:type="dxa"/>
-              <w:bottom w:w="100.0" w:type="dxa"/>
-              <w:right w:w="100.0" w:type="dxa"/>
-            </w:tcMar>
-            <w:vAlign w:val="top"/>
-          </w:tcPr>
-          <w:p>
-            <w:pPr>
-              <w:widowControl w:val="0"/>
-              <w:rPr>
-                <w:rFonts w:ascii="Times New Roman" w:cs="Times New Roman" w:eastAsia="Times New Roman" w:hAnsi="Times New Roman"/>
-              </w:rPr>
-            </w:pPr>
-            <w:r>
-              <w:rPr>
-                <w:rFonts w:ascii="Times New Roman" w:cs="Times New Roman" w:eastAsia="Times New Roman" w:hAnsi="Times New Roman"/>
-                <w:rtl w:val="0"/>
-              </w:rPr>
-              <w:t xml:space="preserve">Trigger</w:t>
-            </w:r>
-          </w:p>
-        </w:tc>
-        <w:tc>
-          <w:tcPr>
-            <w:shd w:fill="auto" w:val="clear"/>
-            <w:tcMar>
-              <w:top w:w="100.0" w:type="dxa"/>
-              <w:left w:w="100.0" w:type="dxa"/>
-              <w:bottom w:w="100.0" w:type="dxa"/>
-              <w:right w:w="100.0" w:type="dxa"/>
-            </w:tcMar>
-            <w:vAlign w:val="top"/>
-          </w:tcPr>
-          <w:p>
-            <w:pPr>
-              <w:widowControl w:val="0"/>
-              <w:rPr>
-                <w:rFonts w:ascii="Times New Roman" w:cs="Times New Roman" w:eastAsia="Times New Roman" w:hAnsi="Times New Roman"/>
-              </w:rPr>
-            </w:pPr>
-            <w:r>
-              <w:rPr>
-                <w:rFonts w:ascii="Times New Roman" w:cs="Times New Roman" w:eastAsia="Times New Roman" w:hAnsi="Times New Roman"/>
-                <w:rtl w:val="0"/>
-              </w:rPr>
-              <w:t xml:space="preserve">Pembeli menekan tombol "Lacak Pesanan" pada halaman riwayat transaksi.</w:t>
-            </w:r>
-          </w:p>
-        </w:tc>
-      </w:tr>
-    </w:tbl>
+          <w:tr>
+            <w:trPr>
+              <w:cantSplit w:val="0"/>
+              <w:tblHeader w:val="0"/>
+            </w:trPr>
+            <w:tc>
+              <w:tcPr>
+                <w:shd w:fill="auto" w:val="clear"/>
+                <w:tcMar>
+                  <w:top w:w="100.0" w:type="dxa"/>
+                  <w:left w:w="100.0" w:type="dxa"/>
+                  <w:bottom w:w="100.0" w:type="dxa"/>
+                  <w:right w:w="100.0" w:type="dxa"/>
+                </w:tcMar>
+                <w:vAlign w:val="top"/>
+              </w:tcPr>
+              <w:p>
+                <w:pPr>
+                  <w:widowControl w:val="0"/>
+                  <w:rPr>
+                    <w:rFonts w:ascii="Times New Roman" w:cs="Times New Roman" w:eastAsia="Times New Roman" w:hAnsi="Times New Roman"/>
+                  </w:rPr>
+                </w:pPr>
+                <w:r>
+                  <w:rPr>
+                    <w:rFonts w:ascii="Times New Roman" w:cs="Times New Roman" w:eastAsia="Times New Roman" w:hAnsi="Times New Roman"/>
+                    <w:rtl w:val="0"/>
+                  </w:rPr>
+                  <w:t xml:space="preserve">Description</w:t>
+                </w:r>
+              </w:p>
+            </w:tc>
+            <w:tc>
+              <w:tcPr>
+                <w:shd w:fill="auto" w:val="clear"/>
+                <w:tcMar>
+                  <w:top w:w="100.0" w:type="dxa"/>
+                  <w:left w:w="100.0" w:type="dxa"/>
+                  <w:bottom w:w="100.0" w:type="dxa"/>
+                  <w:right w:w="100.0" w:type="dxa"/>
+                </w:tcMar>
+                <w:vAlign w:val="top"/>
+              </w:tcPr>
+              <w:p>
+                <w:pPr>
+                  <w:widowControl w:val="0"/>
+                  <w:rPr>
+                    <w:rFonts w:ascii="Times New Roman" w:cs="Times New Roman" w:eastAsia="Times New Roman" w:hAnsi="Times New Roman"/>
+                  </w:rPr>
+                </w:pPr>
+                <w:r>
+                  <w:rPr>
+                    <w:rFonts w:ascii="Times New Roman" w:cs="Times New Roman" w:eastAsia="Times New Roman" w:hAnsi="Times New Roman"/>
+                    <w:rtl w:val="0"/>
+                  </w:rPr>
+                  <w:t xml:space="preserve">Proses pembeli memantau status perjalanan barang mereka secara real-time dari pusat verifikasi ke alamat tujuan.</w:t>
+                </w:r>
+              </w:p>
+            </w:tc>
+          </w:tr>
+          <w:tr>
+            <w:trPr>
+              <w:cantSplit w:val="0"/>
+              <w:tblHeader w:val="0"/>
+            </w:trPr>
+            <w:tc>
+              <w:tcPr>
+                <w:shd w:fill="auto" w:val="clear"/>
+                <w:tcMar>
+                  <w:top w:w="100.0" w:type="dxa"/>
+                  <w:left w:w="100.0" w:type="dxa"/>
+                  <w:bottom w:w="100.0" w:type="dxa"/>
+                  <w:right w:w="100.0" w:type="dxa"/>
+                </w:tcMar>
+                <w:vAlign w:val="top"/>
+              </w:tcPr>
+              <w:p>
+                <w:pPr>
+                  <w:widowControl w:val="0"/>
+                  <w:rPr>
+                    <w:rFonts w:ascii="Times New Roman" w:cs="Times New Roman" w:eastAsia="Times New Roman" w:hAnsi="Times New Roman"/>
+                  </w:rPr>
+                </w:pPr>
+                <w:r>
+                  <w:rPr>
+                    <w:rFonts w:ascii="Times New Roman" w:cs="Times New Roman" w:eastAsia="Times New Roman" w:hAnsi="Times New Roman"/>
+                    <w:rtl w:val="0"/>
+                  </w:rPr>
+                  <w:t xml:space="preserve">Actors</w:t>
+                </w:r>
+              </w:p>
+            </w:tc>
+            <w:tc>
+              <w:tcPr>
+                <w:shd w:fill="auto" w:val="clear"/>
+                <w:tcMar>
+                  <w:top w:w="100.0" w:type="dxa"/>
+                  <w:left w:w="100.0" w:type="dxa"/>
+                  <w:bottom w:w="100.0" w:type="dxa"/>
+                  <w:right w:w="100.0" w:type="dxa"/>
+                </w:tcMar>
+                <w:vAlign w:val="top"/>
+              </w:tcPr>
+              <w:p>
+                <w:pPr>
+                  <w:widowControl w:val="0"/>
+                  <w:rPr>
+                    <w:rFonts w:ascii="Times New Roman" w:cs="Times New Roman" w:eastAsia="Times New Roman" w:hAnsi="Times New Roman"/>
+                  </w:rPr>
+                </w:pPr>
+                <w:r>
+                  <w:rPr>
+                    <w:rFonts w:ascii="Times New Roman" w:cs="Times New Roman" w:eastAsia="Times New Roman" w:hAnsi="Times New Roman"/>
+                    <w:rtl w:val="0"/>
+                  </w:rPr>
+                  <w:t xml:space="preserve">Pembeli, Sistem </w:t>
+                </w:r>
+              </w:p>
+            </w:tc>
+          </w:tr>
+          <w:tr>
+            <w:trPr>
+              <w:cantSplit w:val="0"/>
+              <w:tblHeader w:val="0"/>
+            </w:trPr>
+            <w:tc>
+              <w:tcPr>
+                <w:shd w:fill="auto" w:val="clear"/>
+                <w:tcMar>
+                  <w:top w:w="100.0" w:type="dxa"/>
+                  <w:left w:w="100.0" w:type="dxa"/>
+                  <w:bottom w:w="100.0" w:type="dxa"/>
+                  <w:right w:w="100.0" w:type="dxa"/>
+                </w:tcMar>
+                <w:vAlign w:val="top"/>
+              </w:tcPr>
+              <w:p>
+                <w:pPr>
+                  <w:widowControl w:val="0"/>
+                  <w:rPr>
+                    <w:rFonts w:ascii="Times New Roman" w:cs="Times New Roman" w:eastAsia="Times New Roman" w:hAnsi="Times New Roman"/>
+                  </w:rPr>
+                </w:pPr>
+                <w:r>
+                  <w:rPr>
+                    <w:rFonts w:ascii="Times New Roman" w:cs="Times New Roman" w:eastAsia="Times New Roman" w:hAnsi="Times New Roman"/>
+                    <w:rtl w:val="0"/>
+                  </w:rPr>
+                  <w:t xml:space="preserve">Preconditions</w:t>
+                </w:r>
+              </w:p>
+            </w:tc>
+            <w:tc>
+              <w:tcPr>
+                <w:shd w:fill="auto" w:val="clear"/>
+                <w:tcMar>
+                  <w:top w:w="100.0" w:type="dxa"/>
+                  <w:left w:w="100.0" w:type="dxa"/>
+                  <w:bottom w:w="100.0" w:type="dxa"/>
+                  <w:right w:w="100.0" w:type="dxa"/>
+                </w:tcMar>
+                <w:vAlign w:val="top"/>
+              </w:tcPr>
+              <w:p>
+                <w:pPr>
+                  <w:widowControl w:val="0"/>
+                  <w:rPr>
+                    <w:rFonts w:ascii="Times New Roman" w:cs="Times New Roman" w:eastAsia="Times New Roman" w:hAnsi="Times New Roman"/>
+                  </w:rPr>
+                </w:pPr>
+                <w:r>
+                  <w:rPr>
+                    <w:rFonts w:ascii="Times New Roman" w:cs="Times New Roman" w:eastAsia="Times New Roman" w:hAnsi="Times New Roman"/>
+                    <w:rtl w:val="0"/>
+                  </w:rPr>
+                  <w:t xml:space="preserve">Barang sudah lolos verifikasi dan diserahkan ke pihak kurir oleh Verifikator.</w:t>
+                </w:r>
+              </w:p>
+            </w:tc>
+          </w:tr>
+          <w:tr>
+            <w:trPr>
+              <w:cantSplit w:val="0"/>
+              <w:tblHeader w:val="0"/>
+            </w:trPr>
+            <w:tc>
+              <w:tcPr>
+                <w:shd w:fill="auto" w:val="clear"/>
+                <w:tcMar>
+                  <w:top w:w="100.0" w:type="dxa"/>
+                  <w:left w:w="100.0" w:type="dxa"/>
+                  <w:bottom w:w="100.0" w:type="dxa"/>
+                  <w:right w:w="100.0" w:type="dxa"/>
+                </w:tcMar>
+                <w:vAlign w:val="top"/>
+              </w:tcPr>
+              <w:p>
+                <w:pPr>
+                  <w:widowControl w:val="0"/>
+                  <w:rPr>
+                    <w:rFonts w:ascii="Times New Roman" w:cs="Times New Roman" w:eastAsia="Times New Roman" w:hAnsi="Times New Roman"/>
+                  </w:rPr>
+                </w:pPr>
+                <w:r>
+                  <w:rPr>
+                    <w:rFonts w:ascii="Times New Roman" w:cs="Times New Roman" w:eastAsia="Times New Roman" w:hAnsi="Times New Roman"/>
+                    <w:rtl w:val="0"/>
+                  </w:rPr>
+                  <w:t xml:space="preserve">Post Conditions</w:t>
+                </w:r>
+              </w:p>
+            </w:tc>
+            <w:tc>
+              <w:tcPr>
+                <w:shd w:fill="auto" w:val="clear"/>
+                <w:tcMar>
+                  <w:top w:w="100.0" w:type="dxa"/>
+                  <w:left w:w="100.0" w:type="dxa"/>
+                  <w:bottom w:w="100.0" w:type="dxa"/>
+                  <w:right w:w="100.0" w:type="dxa"/>
+                </w:tcMar>
+                <w:vAlign w:val="top"/>
+              </w:tcPr>
+              <w:p>
+                <w:pPr>
+                  <w:widowControl w:val="0"/>
+                  <w:rPr>
+                    <w:rFonts w:ascii="Times New Roman" w:cs="Times New Roman" w:eastAsia="Times New Roman" w:hAnsi="Times New Roman"/>
+                  </w:rPr>
+                </w:pPr>
+                <w:r>
+                  <w:rPr>
+                    <w:rFonts w:ascii="Times New Roman" w:cs="Times New Roman" w:eastAsia="Times New Roman" w:hAnsi="Times New Roman"/>
+                    <w:rtl w:val="0"/>
+                  </w:rPr>
+                  <w:t xml:space="preserve">Sistem menampilkan lokasi terkini dan riwayat perjalanan paket kepada pembeli.</w:t>
+                </w:r>
+              </w:p>
+            </w:tc>
+          </w:tr>
+          <w:tr>
+            <w:trPr>
+              <w:cantSplit w:val="0"/>
+              <w:tblHeader w:val="0"/>
+            </w:trPr>
+            <w:tc>
+              <w:tcPr>
+                <w:shd w:fill="auto" w:val="clear"/>
+                <w:tcMar>
+                  <w:top w:w="100.0" w:type="dxa"/>
+                  <w:left w:w="100.0" w:type="dxa"/>
+                  <w:bottom w:w="100.0" w:type="dxa"/>
+                  <w:right w:w="100.0" w:type="dxa"/>
+                </w:tcMar>
+                <w:vAlign w:val="top"/>
+              </w:tcPr>
+              <w:p>
+                <w:pPr>
+                  <w:widowControl w:val="0"/>
+                  <w:rPr>
+                    <w:rFonts w:ascii="Times New Roman" w:cs="Times New Roman" w:eastAsia="Times New Roman" w:hAnsi="Times New Roman"/>
+                  </w:rPr>
+                </w:pPr>
+                <w:r>
+                  <w:rPr>
+                    <w:rFonts w:ascii="Times New Roman" w:cs="Times New Roman" w:eastAsia="Times New Roman" w:hAnsi="Times New Roman"/>
+                    <w:rtl w:val="0"/>
+                  </w:rPr>
+                  <w:t xml:space="preserve">Trigger</w:t>
+                </w:r>
+              </w:p>
+            </w:tc>
+            <w:tc>
+              <w:tcPr>
+                <w:shd w:fill="auto" w:val="clear"/>
+                <w:tcMar>
+                  <w:top w:w="100.0" w:type="dxa"/>
+                  <w:left w:w="100.0" w:type="dxa"/>
+                  <w:bottom w:w="100.0" w:type="dxa"/>
+                  <w:right w:w="100.0" w:type="dxa"/>
+                </w:tcMar>
+                <w:vAlign w:val="top"/>
+              </w:tcPr>
+              <w:p>
+                <w:pPr>
+                  <w:widowControl w:val="0"/>
+                  <w:rPr>
+                    <w:rFonts w:ascii="Times New Roman" w:cs="Times New Roman" w:eastAsia="Times New Roman" w:hAnsi="Times New Roman"/>
+                  </w:rPr>
+                </w:pPr>
+                <w:r>
+                  <w:rPr>
+                    <w:rFonts w:ascii="Times New Roman" w:cs="Times New Roman" w:eastAsia="Times New Roman" w:hAnsi="Times New Roman"/>
+                    <w:rtl w:val="0"/>
+                  </w:rPr>
+                  <w:t xml:space="preserve">Pembeli menekan tombol "Lacak Pesanan" pada halaman riwayat transaksi.</w:t>
+                </w:r>
+              </w:p>
+            </w:tc>
+          </w:tr>
+        </w:tbl>
+      </w:sdtContent>
+    </w:sdt>
     <w:p>
       <w:pPr>
         <w:spacing w:line="276" w:lineRule="auto"/>
@@ -12947,333 +13202,342 @@
         <w:t xml:space="preserve">UC-6: Menarik Saldo Penjualan</w:t>
       </w:r>
     </w:p>
-    <w:tbl>
-      <w:tblPr>
-        <w:tblStyle w:val="Table8"/>
-        <w:tblW w:w="9360.0" w:type="dxa"/>
-        <w:jc w:val="left"/>
-        <w:tblBorders>
-          <w:top w:color="000000" w:space="0" w:sz="8" w:val="single"/>
-          <w:left w:color="000000" w:space="0" w:sz="8" w:val="single"/>
-          <w:bottom w:color="000000" w:space="0" w:sz="8" w:val="single"/>
-          <w:right w:color="000000" w:space="0" w:sz="8" w:val="single"/>
-          <w:insideH w:color="000000" w:space="0" w:sz="8" w:val="single"/>
-          <w:insideV w:color="000000" w:space="0" w:sz="8" w:val="single"/>
-        </w:tblBorders>
-        <w:tblLayout w:type="fixed"/>
-        <w:tblLook w:val="0600"/>
-      </w:tblPr>
-      <w:tblGrid>
-        <w:gridCol w:w="2940"/>
-        <w:gridCol w:w="6420"/>
-        <w:tblGridChange w:id="0">
+    <w:sdt>
+      <w:sdtPr>
+        <w:lock w:val="contentLocked"/>
+        <w:id w:val="451544809"/>
+        <w:tag w:val="goog_rdk_6"/>
+      </w:sdtPr>
+      <w:sdtContent>
+        <w:tbl>
+          <w:tblPr>
+            <w:tblStyle w:val="Table8"/>
+            <w:tblW w:w="9360.0" w:type="dxa"/>
+            <w:jc w:val="left"/>
+            <w:tblBorders>
+              <w:top w:color="000000" w:space="0" w:sz="8" w:val="single"/>
+              <w:left w:color="000000" w:space="0" w:sz="8" w:val="single"/>
+              <w:bottom w:color="000000" w:space="0" w:sz="8" w:val="single"/>
+              <w:right w:color="000000" w:space="0" w:sz="8" w:val="single"/>
+              <w:insideH w:color="000000" w:space="0" w:sz="8" w:val="single"/>
+              <w:insideV w:color="000000" w:space="0" w:sz="8" w:val="single"/>
+            </w:tblBorders>
+            <w:tblLayout w:type="fixed"/>
+            <w:tblLook w:val="0600"/>
+          </w:tblPr>
           <w:tblGrid>
             <w:gridCol w:w="2940"/>
             <w:gridCol w:w="6420"/>
+            <w:tblGridChange w:id="0">
+              <w:tblGrid>
+                <w:gridCol w:w="2940"/>
+                <w:gridCol w:w="6420"/>
+              </w:tblGrid>
+            </w:tblGridChange>
           </w:tblGrid>
-        </w:tblGridChange>
-      </w:tblGrid>
-      <w:tr>
-        <w:trPr>
-          <w:cantSplit w:val="0"/>
-          <w:tblHeader w:val="0"/>
-        </w:trPr>
-        <w:tc>
-          <w:tcPr>
-            <w:shd w:fill="auto" w:val="clear"/>
-            <w:tcMar>
-              <w:top w:w="100.0" w:type="dxa"/>
-              <w:left w:w="100.0" w:type="dxa"/>
-              <w:bottom w:w="100.0" w:type="dxa"/>
-              <w:right w:w="100.0" w:type="dxa"/>
-            </w:tcMar>
-            <w:vAlign w:val="top"/>
-          </w:tcPr>
-          <w:p>
-            <w:pPr>
-              <w:widowControl w:val="0"/>
-              <w:rPr>
-                <w:rFonts w:ascii="Times New Roman" w:cs="Times New Roman" w:eastAsia="Times New Roman" w:hAnsi="Times New Roman"/>
-              </w:rPr>
-            </w:pPr>
-            <w:r>
-              <w:rPr>
-                <w:rFonts w:ascii="Times New Roman" w:cs="Times New Roman" w:eastAsia="Times New Roman" w:hAnsi="Times New Roman"/>
-                <w:rtl w:val="0"/>
-              </w:rPr>
-              <w:t xml:space="preserve">Description</w:t>
-            </w:r>
-          </w:p>
-        </w:tc>
-        <w:tc>
-          <w:tcPr>
-            <w:shd w:fill="auto" w:val="clear"/>
-            <w:tcMar>
-              <w:top w:w="100.0" w:type="dxa"/>
-              <w:left w:w="100.0" w:type="dxa"/>
-              <w:bottom w:w="100.0" w:type="dxa"/>
-              <w:right w:w="100.0" w:type="dxa"/>
-            </w:tcMar>
-            <w:vAlign w:val="top"/>
-          </w:tcPr>
-          <w:p>
-            <w:pPr>
-              <w:widowControl w:val="0"/>
-              <w:rPr>
-                <w:rFonts w:ascii="Times New Roman" w:cs="Times New Roman" w:eastAsia="Times New Roman" w:hAnsi="Times New Roman"/>
-              </w:rPr>
-            </w:pPr>
-            <w:r>
-              <w:rPr>
-                <w:rFonts w:ascii="Times New Roman" w:cs="Times New Roman" w:eastAsia="Times New Roman" w:hAnsi="Times New Roman"/>
-                <w:rtl w:val="0"/>
-              </w:rPr>
-              <w:t xml:space="preserve">Proses penjual menarik uang hasil penjualan yang telah dilepaskan dari escrow ke rekening bank pribadi mereka.</w:t>
-            </w:r>
-          </w:p>
-        </w:tc>
-      </w:tr>
-      <w:tr>
-        <w:trPr>
-          <w:cantSplit w:val="0"/>
-          <w:tblHeader w:val="0"/>
-        </w:trPr>
-        <w:tc>
-          <w:tcPr>
-            <w:shd w:fill="auto" w:val="clear"/>
-            <w:tcMar>
-              <w:top w:w="100.0" w:type="dxa"/>
-              <w:left w:w="100.0" w:type="dxa"/>
-              <w:bottom w:w="100.0" w:type="dxa"/>
-              <w:right w:w="100.0" w:type="dxa"/>
-            </w:tcMar>
-            <w:vAlign w:val="top"/>
-          </w:tcPr>
-          <w:p>
-            <w:pPr>
-              <w:widowControl w:val="0"/>
-              <w:rPr>
-                <w:rFonts w:ascii="Times New Roman" w:cs="Times New Roman" w:eastAsia="Times New Roman" w:hAnsi="Times New Roman"/>
-              </w:rPr>
-            </w:pPr>
-            <w:r>
-              <w:rPr>
-                <w:rFonts w:ascii="Times New Roman" w:cs="Times New Roman" w:eastAsia="Times New Roman" w:hAnsi="Times New Roman"/>
-                <w:rtl w:val="0"/>
-              </w:rPr>
-              <w:t xml:space="preserve">Actors</w:t>
-            </w:r>
-          </w:p>
-        </w:tc>
-        <w:tc>
-          <w:tcPr>
-            <w:shd w:fill="auto" w:val="clear"/>
-            <w:tcMar>
-              <w:top w:w="100.0" w:type="dxa"/>
-              <w:left w:w="100.0" w:type="dxa"/>
-              <w:bottom w:w="100.0" w:type="dxa"/>
-              <w:right w:w="100.0" w:type="dxa"/>
-            </w:tcMar>
-            <w:vAlign w:val="top"/>
-          </w:tcPr>
-          <w:p>
-            <w:pPr>
-              <w:widowControl w:val="0"/>
-              <w:rPr>
-                <w:rFonts w:ascii="Times New Roman" w:cs="Times New Roman" w:eastAsia="Times New Roman" w:hAnsi="Times New Roman"/>
-              </w:rPr>
-            </w:pPr>
-            <w:r>
-              <w:rPr>
-                <w:rFonts w:ascii="Times New Roman" w:cs="Times New Roman" w:eastAsia="Times New Roman" w:hAnsi="Times New Roman"/>
-                <w:rtl w:val="0"/>
-              </w:rPr>
-              <w:t xml:space="preserve">Penjual, Sistem</w:t>
-            </w:r>
-          </w:p>
-        </w:tc>
-      </w:tr>
-      <w:tr>
-        <w:trPr>
-          <w:cantSplit w:val="0"/>
-          <w:tblHeader w:val="0"/>
-        </w:trPr>
-        <w:tc>
-          <w:tcPr>
-            <w:shd w:fill="auto" w:val="clear"/>
-            <w:tcMar>
-              <w:top w:w="100.0" w:type="dxa"/>
-              <w:left w:w="100.0" w:type="dxa"/>
-              <w:bottom w:w="100.0" w:type="dxa"/>
-              <w:right w:w="100.0" w:type="dxa"/>
-            </w:tcMar>
-            <w:vAlign w:val="top"/>
-          </w:tcPr>
-          <w:p>
-            <w:pPr>
-              <w:widowControl w:val="0"/>
-              <w:rPr>
-                <w:rFonts w:ascii="Times New Roman" w:cs="Times New Roman" w:eastAsia="Times New Roman" w:hAnsi="Times New Roman"/>
-              </w:rPr>
-            </w:pPr>
-            <w:r>
-              <w:rPr>
-                <w:rFonts w:ascii="Times New Roman" w:cs="Times New Roman" w:eastAsia="Times New Roman" w:hAnsi="Times New Roman"/>
-                <w:rtl w:val="0"/>
-              </w:rPr>
-              <w:t xml:space="preserve">Preconditions</w:t>
-            </w:r>
-          </w:p>
-        </w:tc>
-        <w:tc>
-          <w:tcPr>
-            <w:shd w:fill="auto" w:val="clear"/>
-            <w:tcMar>
-              <w:top w:w="100.0" w:type="dxa"/>
-              <w:left w:w="100.0" w:type="dxa"/>
-              <w:bottom w:w="100.0" w:type="dxa"/>
-              <w:right w:w="100.0" w:type="dxa"/>
-            </w:tcMar>
-            <w:vAlign w:val="top"/>
-          </w:tcPr>
-          <w:p>
-            <w:pPr>
-              <w:widowControl w:val="0"/>
-              <w:rPr>
-                <w:rFonts w:ascii="Times New Roman" w:cs="Times New Roman" w:eastAsia="Times New Roman" w:hAnsi="Times New Roman"/>
-              </w:rPr>
-            </w:pPr>
-            <w:r>
-              <w:rPr>
-                <w:rFonts w:ascii="Times New Roman" w:cs="Times New Roman" w:eastAsia="Times New Roman" w:hAnsi="Times New Roman"/>
-                <w:rtl w:val="0"/>
-              </w:rPr>
-              <w:t xml:space="preserve">Transaksi telah selesai (pembeli sudah konfirmasi terima barang) dan dana di escrow sudah dicairkan ke saldo virtual penjual.</w:t>
-            </w:r>
-          </w:p>
-        </w:tc>
-      </w:tr>
-      <w:tr>
-        <w:trPr>
-          <w:cantSplit w:val="0"/>
-          <w:tblHeader w:val="0"/>
-        </w:trPr>
-        <w:tc>
-          <w:tcPr>
-            <w:shd w:fill="auto" w:val="clear"/>
-            <w:tcMar>
-              <w:top w:w="100.0" w:type="dxa"/>
-              <w:left w:w="100.0" w:type="dxa"/>
-              <w:bottom w:w="100.0" w:type="dxa"/>
-              <w:right w:w="100.0" w:type="dxa"/>
-            </w:tcMar>
-            <w:vAlign w:val="top"/>
-          </w:tcPr>
-          <w:p>
-            <w:pPr>
-              <w:widowControl w:val="0"/>
-              <w:rPr>
-                <w:rFonts w:ascii="Times New Roman" w:cs="Times New Roman" w:eastAsia="Times New Roman" w:hAnsi="Times New Roman"/>
-              </w:rPr>
-            </w:pPr>
-            <w:r>
-              <w:rPr>
-                <w:rFonts w:ascii="Times New Roman" w:cs="Times New Roman" w:eastAsia="Times New Roman" w:hAnsi="Times New Roman"/>
-                <w:rtl w:val="0"/>
-              </w:rPr>
-              <w:t xml:space="preserve">Post Conditions</w:t>
-            </w:r>
-          </w:p>
-        </w:tc>
-        <w:tc>
-          <w:tcPr>
-            <w:shd w:fill="auto" w:val="clear"/>
-            <w:tcMar>
-              <w:top w:w="100.0" w:type="dxa"/>
-              <w:left w:w="100.0" w:type="dxa"/>
-              <w:bottom w:w="100.0" w:type="dxa"/>
-              <w:right w:w="100.0" w:type="dxa"/>
-            </w:tcMar>
-            <w:vAlign w:val="top"/>
-          </w:tcPr>
-          <w:p>
-            <w:pPr>
-              <w:widowControl w:val="0"/>
-              <w:rPr>
-                <w:rFonts w:ascii="Times New Roman" w:cs="Times New Roman" w:eastAsia="Times New Roman" w:hAnsi="Times New Roman"/>
-              </w:rPr>
-            </w:pPr>
-            <w:r>
-              <w:rPr>
-                <w:rFonts w:ascii="Times New Roman" w:cs="Times New Roman" w:eastAsia="Times New Roman" w:hAnsi="Times New Roman"/>
-                <w:rtl w:val="0"/>
-              </w:rPr>
-              <w:t xml:space="preserve">Saldo virtual penjual menjadi nol (atau berkurang), dan uang berhasil ditransfer ke rekening bank asli penjual.</w:t>
-            </w:r>
-          </w:p>
-        </w:tc>
-      </w:tr>
-      <w:tr>
-        <w:trPr>
-          <w:cantSplit w:val="0"/>
-          <w:tblHeader w:val="0"/>
-        </w:trPr>
-        <w:tc>
-          <w:tcPr>
-            <w:shd w:fill="auto" w:val="clear"/>
-            <w:tcMar>
-              <w:top w:w="100.0" w:type="dxa"/>
-              <w:left w:w="100.0" w:type="dxa"/>
-              <w:bottom w:w="100.0" w:type="dxa"/>
-              <w:right w:w="100.0" w:type="dxa"/>
-            </w:tcMar>
-            <w:vAlign w:val="top"/>
-          </w:tcPr>
-          <w:p>
-            <w:pPr>
-              <w:widowControl w:val="0"/>
-              <w:rPr>
-                <w:rFonts w:ascii="Times New Roman" w:cs="Times New Roman" w:eastAsia="Times New Roman" w:hAnsi="Times New Roman"/>
-              </w:rPr>
-            </w:pPr>
-            <w:r>
-              <w:rPr>
-                <w:rFonts w:ascii="Times New Roman" w:cs="Times New Roman" w:eastAsia="Times New Roman" w:hAnsi="Times New Roman"/>
-                <w:rtl w:val="0"/>
-              </w:rPr>
-              <w:t xml:space="preserve">Trigger</w:t>
-            </w:r>
-          </w:p>
-        </w:tc>
-        <w:tc>
-          <w:tcPr>
-            <w:shd w:fill="auto" w:val="clear"/>
-            <w:tcMar>
-              <w:top w:w="100.0" w:type="dxa"/>
-              <w:left w:w="100.0" w:type="dxa"/>
-              <w:bottom w:w="100.0" w:type="dxa"/>
-              <w:right w:w="100.0" w:type="dxa"/>
-            </w:tcMar>
-            <w:vAlign w:val="top"/>
-          </w:tcPr>
-          <w:p>
-            <w:pPr>
-              <w:widowControl w:val="0"/>
-              <w:rPr>
-                <w:rFonts w:ascii="Times New Roman" w:cs="Times New Roman" w:eastAsia="Times New Roman" w:hAnsi="Times New Roman"/>
-              </w:rPr>
-            </w:pPr>
-            <w:r>
-              <w:rPr>
-                <w:rFonts w:ascii="Times New Roman" w:cs="Times New Roman" w:eastAsia="Times New Roman" w:hAnsi="Times New Roman"/>
-                <w:rtl w:val="0"/>
-              </w:rPr>
-              <w:t xml:space="preserve">Penjual menekan tombol "Tarik Saldo" dan mengonfirmasi nominal penarikan.</w:t>
-            </w:r>
-          </w:p>
-        </w:tc>
-      </w:tr>
-    </w:tbl>
+          <w:tr>
+            <w:trPr>
+              <w:cantSplit w:val="0"/>
+              <w:tblHeader w:val="0"/>
+            </w:trPr>
+            <w:tc>
+              <w:tcPr>
+                <w:shd w:fill="auto" w:val="clear"/>
+                <w:tcMar>
+                  <w:top w:w="100.0" w:type="dxa"/>
+                  <w:left w:w="100.0" w:type="dxa"/>
+                  <w:bottom w:w="100.0" w:type="dxa"/>
+                  <w:right w:w="100.0" w:type="dxa"/>
+                </w:tcMar>
+                <w:vAlign w:val="top"/>
+              </w:tcPr>
+              <w:p>
+                <w:pPr>
+                  <w:widowControl w:val="0"/>
+                  <w:rPr>
+                    <w:rFonts w:ascii="Times New Roman" w:cs="Times New Roman" w:eastAsia="Times New Roman" w:hAnsi="Times New Roman"/>
+                  </w:rPr>
+                </w:pPr>
+                <w:r>
+                  <w:rPr>
+                    <w:rFonts w:ascii="Times New Roman" w:cs="Times New Roman" w:eastAsia="Times New Roman" w:hAnsi="Times New Roman"/>
+                    <w:rtl w:val="0"/>
+                  </w:rPr>
+                  <w:t xml:space="preserve">Description</w:t>
+                </w:r>
+              </w:p>
+            </w:tc>
+            <w:tc>
+              <w:tcPr>
+                <w:shd w:fill="auto" w:val="clear"/>
+                <w:tcMar>
+                  <w:top w:w="100.0" w:type="dxa"/>
+                  <w:left w:w="100.0" w:type="dxa"/>
+                  <w:bottom w:w="100.0" w:type="dxa"/>
+                  <w:right w:w="100.0" w:type="dxa"/>
+                </w:tcMar>
+                <w:vAlign w:val="top"/>
+              </w:tcPr>
+              <w:p>
+                <w:pPr>
+                  <w:widowControl w:val="0"/>
+                  <w:rPr>
+                    <w:rFonts w:ascii="Times New Roman" w:cs="Times New Roman" w:eastAsia="Times New Roman" w:hAnsi="Times New Roman"/>
+                  </w:rPr>
+                </w:pPr>
+                <w:r>
+                  <w:rPr>
+                    <w:rFonts w:ascii="Times New Roman" w:cs="Times New Roman" w:eastAsia="Times New Roman" w:hAnsi="Times New Roman"/>
+                    <w:rtl w:val="0"/>
+                  </w:rPr>
+                  <w:t xml:space="preserve">Proses penjual menarik uang hasil penjualan yang telah dilepaskan dari escrow ke rekening bank pribadi mereka.</w:t>
+                </w:r>
+              </w:p>
+            </w:tc>
+          </w:tr>
+          <w:tr>
+            <w:trPr>
+              <w:cantSplit w:val="0"/>
+              <w:tblHeader w:val="0"/>
+            </w:trPr>
+            <w:tc>
+              <w:tcPr>
+                <w:shd w:fill="auto" w:val="clear"/>
+                <w:tcMar>
+                  <w:top w:w="100.0" w:type="dxa"/>
+                  <w:left w:w="100.0" w:type="dxa"/>
+                  <w:bottom w:w="100.0" w:type="dxa"/>
+                  <w:right w:w="100.0" w:type="dxa"/>
+                </w:tcMar>
+                <w:vAlign w:val="top"/>
+              </w:tcPr>
+              <w:p>
+                <w:pPr>
+                  <w:widowControl w:val="0"/>
+                  <w:rPr>
+                    <w:rFonts w:ascii="Times New Roman" w:cs="Times New Roman" w:eastAsia="Times New Roman" w:hAnsi="Times New Roman"/>
+                  </w:rPr>
+                </w:pPr>
+                <w:r>
+                  <w:rPr>
+                    <w:rFonts w:ascii="Times New Roman" w:cs="Times New Roman" w:eastAsia="Times New Roman" w:hAnsi="Times New Roman"/>
+                    <w:rtl w:val="0"/>
+                  </w:rPr>
+                  <w:t xml:space="preserve">Actors</w:t>
+                </w:r>
+              </w:p>
+            </w:tc>
+            <w:tc>
+              <w:tcPr>
+                <w:shd w:fill="auto" w:val="clear"/>
+                <w:tcMar>
+                  <w:top w:w="100.0" w:type="dxa"/>
+                  <w:left w:w="100.0" w:type="dxa"/>
+                  <w:bottom w:w="100.0" w:type="dxa"/>
+                  <w:right w:w="100.0" w:type="dxa"/>
+                </w:tcMar>
+                <w:vAlign w:val="top"/>
+              </w:tcPr>
+              <w:p>
+                <w:pPr>
+                  <w:widowControl w:val="0"/>
+                  <w:rPr>
+                    <w:rFonts w:ascii="Times New Roman" w:cs="Times New Roman" w:eastAsia="Times New Roman" w:hAnsi="Times New Roman"/>
+                  </w:rPr>
+                </w:pPr>
+                <w:r>
+                  <w:rPr>
+                    <w:rFonts w:ascii="Times New Roman" w:cs="Times New Roman" w:eastAsia="Times New Roman" w:hAnsi="Times New Roman"/>
+                    <w:rtl w:val="0"/>
+                  </w:rPr>
+                  <w:t xml:space="preserve">Penjual, Sistem</w:t>
+                </w:r>
+              </w:p>
+            </w:tc>
+          </w:tr>
+          <w:tr>
+            <w:trPr>
+              <w:cantSplit w:val="0"/>
+              <w:tblHeader w:val="0"/>
+            </w:trPr>
+            <w:tc>
+              <w:tcPr>
+                <w:shd w:fill="auto" w:val="clear"/>
+                <w:tcMar>
+                  <w:top w:w="100.0" w:type="dxa"/>
+                  <w:left w:w="100.0" w:type="dxa"/>
+                  <w:bottom w:w="100.0" w:type="dxa"/>
+                  <w:right w:w="100.0" w:type="dxa"/>
+                </w:tcMar>
+                <w:vAlign w:val="top"/>
+              </w:tcPr>
+              <w:p>
+                <w:pPr>
+                  <w:widowControl w:val="0"/>
+                  <w:rPr>
+                    <w:rFonts w:ascii="Times New Roman" w:cs="Times New Roman" w:eastAsia="Times New Roman" w:hAnsi="Times New Roman"/>
+                  </w:rPr>
+                </w:pPr>
+                <w:r>
+                  <w:rPr>
+                    <w:rFonts w:ascii="Times New Roman" w:cs="Times New Roman" w:eastAsia="Times New Roman" w:hAnsi="Times New Roman"/>
+                    <w:rtl w:val="0"/>
+                  </w:rPr>
+                  <w:t xml:space="preserve">Preconditions</w:t>
+                </w:r>
+              </w:p>
+            </w:tc>
+            <w:tc>
+              <w:tcPr>
+                <w:shd w:fill="auto" w:val="clear"/>
+                <w:tcMar>
+                  <w:top w:w="100.0" w:type="dxa"/>
+                  <w:left w:w="100.0" w:type="dxa"/>
+                  <w:bottom w:w="100.0" w:type="dxa"/>
+                  <w:right w:w="100.0" w:type="dxa"/>
+                </w:tcMar>
+                <w:vAlign w:val="top"/>
+              </w:tcPr>
+              <w:p>
+                <w:pPr>
+                  <w:widowControl w:val="0"/>
+                  <w:rPr>
+                    <w:rFonts w:ascii="Times New Roman" w:cs="Times New Roman" w:eastAsia="Times New Roman" w:hAnsi="Times New Roman"/>
+                  </w:rPr>
+                </w:pPr>
+                <w:r>
+                  <w:rPr>
+                    <w:rFonts w:ascii="Times New Roman" w:cs="Times New Roman" w:eastAsia="Times New Roman" w:hAnsi="Times New Roman"/>
+                    <w:rtl w:val="0"/>
+                  </w:rPr>
+                  <w:t xml:space="preserve">Transaksi telah selesai (pembeli sudah konfirmasi terima barang) dan dana di escrow sudah dicairkan ke saldo virtual penjual.</w:t>
+                </w:r>
+              </w:p>
+            </w:tc>
+          </w:tr>
+          <w:tr>
+            <w:trPr>
+              <w:cantSplit w:val="0"/>
+              <w:tblHeader w:val="0"/>
+            </w:trPr>
+            <w:tc>
+              <w:tcPr>
+                <w:shd w:fill="auto" w:val="clear"/>
+                <w:tcMar>
+                  <w:top w:w="100.0" w:type="dxa"/>
+                  <w:left w:w="100.0" w:type="dxa"/>
+                  <w:bottom w:w="100.0" w:type="dxa"/>
+                  <w:right w:w="100.0" w:type="dxa"/>
+                </w:tcMar>
+                <w:vAlign w:val="top"/>
+              </w:tcPr>
+              <w:p>
+                <w:pPr>
+                  <w:widowControl w:val="0"/>
+                  <w:rPr>
+                    <w:rFonts w:ascii="Times New Roman" w:cs="Times New Roman" w:eastAsia="Times New Roman" w:hAnsi="Times New Roman"/>
+                  </w:rPr>
+                </w:pPr>
+                <w:r>
+                  <w:rPr>
+                    <w:rFonts w:ascii="Times New Roman" w:cs="Times New Roman" w:eastAsia="Times New Roman" w:hAnsi="Times New Roman"/>
+                    <w:rtl w:val="0"/>
+                  </w:rPr>
+                  <w:t xml:space="preserve">Post Conditions</w:t>
+                </w:r>
+              </w:p>
+            </w:tc>
+            <w:tc>
+              <w:tcPr>
+                <w:shd w:fill="auto" w:val="clear"/>
+                <w:tcMar>
+                  <w:top w:w="100.0" w:type="dxa"/>
+                  <w:left w:w="100.0" w:type="dxa"/>
+                  <w:bottom w:w="100.0" w:type="dxa"/>
+                  <w:right w:w="100.0" w:type="dxa"/>
+                </w:tcMar>
+                <w:vAlign w:val="top"/>
+              </w:tcPr>
+              <w:p>
+                <w:pPr>
+                  <w:widowControl w:val="0"/>
+                  <w:rPr>
+                    <w:rFonts w:ascii="Times New Roman" w:cs="Times New Roman" w:eastAsia="Times New Roman" w:hAnsi="Times New Roman"/>
+                  </w:rPr>
+                </w:pPr>
+                <w:r>
+                  <w:rPr>
+                    <w:rFonts w:ascii="Times New Roman" w:cs="Times New Roman" w:eastAsia="Times New Roman" w:hAnsi="Times New Roman"/>
+                    <w:rtl w:val="0"/>
+                  </w:rPr>
+                  <w:t xml:space="preserve">Saldo virtual penjual menjadi nol (atau berkurang), dan uang berhasil ditransfer ke rekening bank asli penjual.</w:t>
+                </w:r>
+              </w:p>
+            </w:tc>
+          </w:tr>
+          <w:tr>
+            <w:trPr>
+              <w:cantSplit w:val="0"/>
+              <w:tblHeader w:val="0"/>
+            </w:trPr>
+            <w:tc>
+              <w:tcPr>
+                <w:shd w:fill="auto" w:val="clear"/>
+                <w:tcMar>
+                  <w:top w:w="100.0" w:type="dxa"/>
+                  <w:left w:w="100.0" w:type="dxa"/>
+                  <w:bottom w:w="100.0" w:type="dxa"/>
+                  <w:right w:w="100.0" w:type="dxa"/>
+                </w:tcMar>
+                <w:vAlign w:val="top"/>
+              </w:tcPr>
+              <w:p>
+                <w:pPr>
+                  <w:widowControl w:val="0"/>
+                  <w:rPr>
+                    <w:rFonts w:ascii="Times New Roman" w:cs="Times New Roman" w:eastAsia="Times New Roman" w:hAnsi="Times New Roman"/>
+                  </w:rPr>
+                </w:pPr>
+                <w:r>
+                  <w:rPr>
+                    <w:rFonts w:ascii="Times New Roman" w:cs="Times New Roman" w:eastAsia="Times New Roman" w:hAnsi="Times New Roman"/>
+                    <w:rtl w:val="0"/>
+                  </w:rPr>
+                  <w:t xml:space="preserve">Trigger</w:t>
+                </w:r>
+              </w:p>
+            </w:tc>
+            <w:tc>
+              <w:tcPr>
+                <w:shd w:fill="auto" w:val="clear"/>
+                <w:tcMar>
+                  <w:top w:w="100.0" w:type="dxa"/>
+                  <w:left w:w="100.0" w:type="dxa"/>
+                  <w:bottom w:w="100.0" w:type="dxa"/>
+                  <w:right w:w="100.0" w:type="dxa"/>
+                </w:tcMar>
+                <w:vAlign w:val="top"/>
+              </w:tcPr>
+              <w:p>
+                <w:pPr>
+                  <w:widowControl w:val="0"/>
+                  <w:rPr>
+                    <w:rFonts w:ascii="Times New Roman" w:cs="Times New Roman" w:eastAsia="Times New Roman" w:hAnsi="Times New Roman"/>
+                  </w:rPr>
+                </w:pPr>
+                <w:r>
+                  <w:rPr>
+                    <w:rFonts w:ascii="Times New Roman" w:cs="Times New Roman" w:eastAsia="Times New Roman" w:hAnsi="Times New Roman"/>
+                    <w:rtl w:val="0"/>
+                  </w:rPr>
+                  <w:t xml:space="preserve">Penjual menekan tombol "Tarik Saldo" dan mengonfirmasi nominal penarikan.</w:t>
+                </w:r>
+              </w:p>
+            </w:tc>
+          </w:tr>
+        </w:tbl>
+      </w:sdtContent>
+    </w:sdt>
     <w:p>
       <w:pPr>
         <w:spacing w:line="276" w:lineRule="auto"/>
@@ -13315,333 +13579,342 @@
         <w:t xml:space="preserve">UC-7: Memberikan Rating &amp; Ulasan</w:t>
       </w:r>
     </w:p>
-    <w:tbl>
-      <w:tblPr>
-        <w:tblStyle w:val="Table9"/>
-        <w:tblW w:w="9360.0" w:type="dxa"/>
-        <w:jc w:val="left"/>
-        <w:tblBorders>
-          <w:top w:color="000000" w:space="0" w:sz="8" w:val="single"/>
-          <w:left w:color="000000" w:space="0" w:sz="8" w:val="single"/>
-          <w:bottom w:color="000000" w:space="0" w:sz="8" w:val="single"/>
-          <w:right w:color="000000" w:space="0" w:sz="8" w:val="single"/>
-          <w:insideH w:color="000000" w:space="0" w:sz="8" w:val="single"/>
-          <w:insideV w:color="000000" w:space="0" w:sz="8" w:val="single"/>
-        </w:tblBorders>
-        <w:tblLayout w:type="fixed"/>
-        <w:tblLook w:val="0600"/>
-      </w:tblPr>
-      <w:tblGrid>
-        <w:gridCol w:w="2940"/>
-        <w:gridCol w:w="6420"/>
-        <w:tblGridChange w:id="0">
+    <w:sdt>
+      <w:sdtPr>
+        <w:lock w:val="contentLocked"/>
+        <w:id w:val="810286378"/>
+        <w:tag w:val="goog_rdk_7"/>
+      </w:sdtPr>
+      <w:sdtContent>
+        <w:tbl>
+          <w:tblPr>
+            <w:tblStyle w:val="Table9"/>
+            <w:tblW w:w="9360.0" w:type="dxa"/>
+            <w:jc w:val="left"/>
+            <w:tblBorders>
+              <w:top w:color="000000" w:space="0" w:sz="8" w:val="single"/>
+              <w:left w:color="000000" w:space="0" w:sz="8" w:val="single"/>
+              <w:bottom w:color="000000" w:space="0" w:sz="8" w:val="single"/>
+              <w:right w:color="000000" w:space="0" w:sz="8" w:val="single"/>
+              <w:insideH w:color="000000" w:space="0" w:sz="8" w:val="single"/>
+              <w:insideV w:color="000000" w:space="0" w:sz="8" w:val="single"/>
+            </w:tblBorders>
+            <w:tblLayout w:type="fixed"/>
+            <w:tblLook w:val="0600"/>
+          </w:tblPr>
           <w:tblGrid>
             <w:gridCol w:w="2940"/>
             <w:gridCol w:w="6420"/>
+            <w:tblGridChange w:id="0">
+              <w:tblGrid>
+                <w:gridCol w:w="2940"/>
+                <w:gridCol w:w="6420"/>
+              </w:tblGrid>
+            </w:tblGridChange>
           </w:tblGrid>
-        </w:tblGridChange>
-      </w:tblGrid>
-      <w:tr>
-        <w:trPr>
-          <w:cantSplit w:val="0"/>
-          <w:tblHeader w:val="0"/>
-        </w:trPr>
-        <w:tc>
-          <w:tcPr>
-            <w:shd w:fill="auto" w:val="clear"/>
-            <w:tcMar>
-              <w:top w:w="100.0" w:type="dxa"/>
-              <w:left w:w="100.0" w:type="dxa"/>
-              <w:bottom w:w="100.0" w:type="dxa"/>
-              <w:right w:w="100.0" w:type="dxa"/>
-            </w:tcMar>
-            <w:vAlign w:val="top"/>
-          </w:tcPr>
-          <w:p>
-            <w:pPr>
-              <w:widowControl w:val="0"/>
-              <w:rPr>
-                <w:rFonts w:ascii="Times New Roman" w:cs="Times New Roman" w:eastAsia="Times New Roman" w:hAnsi="Times New Roman"/>
-              </w:rPr>
-            </w:pPr>
-            <w:r>
-              <w:rPr>
-                <w:rFonts w:ascii="Times New Roman" w:cs="Times New Roman" w:eastAsia="Times New Roman" w:hAnsi="Times New Roman"/>
-                <w:rtl w:val="0"/>
-              </w:rPr>
-              <w:t xml:space="preserve">Description</w:t>
-            </w:r>
-          </w:p>
-        </w:tc>
-        <w:tc>
-          <w:tcPr>
-            <w:shd w:fill="auto" w:val="clear"/>
-            <w:tcMar>
-              <w:top w:w="100.0" w:type="dxa"/>
-              <w:left w:w="100.0" w:type="dxa"/>
-              <w:bottom w:w="100.0" w:type="dxa"/>
-              <w:right w:w="100.0" w:type="dxa"/>
-            </w:tcMar>
-            <w:vAlign w:val="top"/>
-          </w:tcPr>
-          <w:p>
-            <w:pPr>
-              <w:widowControl w:val="0"/>
-              <w:rPr>
-                <w:rFonts w:ascii="Times New Roman" w:cs="Times New Roman" w:eastAsia="Times New Roman" w:hAnsi="Times New Roman"/>
-              </w:rPr>
-            </w:pPr>
-            <w:r>
-              <w:rPr>
-                <w:rFonts w:ascii="Times New Roman" w:cs="Times New Roman" w:eastAsia="Times New Roman" w:hAnsi="Times New Roman"/>
-                <w:rtl w:val="0"/>
-              </w:rPr>
-              <w:t xml:space="preserve">Proses inspeksi fisik oleh tim ahli untuk memastikan pakaian premium yang dikirim penjual adalah asli (bukan barang tiruan).</w:t>
-            </w:r>
-          </w:p>
-        </w:tc>
-      </w:tr>
-      <w:tr>
-        <w:trPr>
-          <w:cantSplit w:val="0"/>
-          <w:tblHeader w:val="0"/>
-        </w:trPr>
-        <w:tc>
-          <w:tcPr>
-            <w:shd w:fill="auto" w:val="clear"/>
-            <w:tcMar>
-              <w:top w:w="100.0" w:type="dxa"/>
-              <w:left w:w="100.0" w:type="dxa"/>
-              <w:bottom w:w="100.0" w:type="dxa"/>
-              <w:right w:w="100.0" w:type="dxa"/>
-            </w:tcMar>
-            <w:vAlign w:val="top"/>
-          </w:tcPr>
-          <w:p>
-            <w:pPr>
-              <w:widowControl w:val="0"/>
-              <w:rPr>
-                <w:rFonts w:ascii="Times New Roman" w:cs="Times New Roman" w:eastAsia="Times New Roman" w:hAnsi="Times New Roman"/>
-              </w:rPr>
-            </w:pPr>
-            <w:r>
-              <w:rPr>
-                <w:rFonts w:ascii="Times New Roman" w:cs="Times New Roman" w:eastAsia="Times New Roman" w:hAnsi="Times New Roman"/>
-                <w:rtl w:val="0"/>
-              </w:rPr>
-              <w:t xml:space="preserve">Actors</w:t>
-            </w:r>
-          </w:p>
-        </w:tc>
-        <w:tc>
-          <w:tcPr>
-            <w:shd w:fill="auto" w:val="clear"/>
-            <w:tcMar>
-              <w:top w:w="100.0" w:type="dxa"/>
-              <w:left w:w="100.0" w:type="dxa"/>
-              <w:bottom w:w="100.0" w:type="dxa"/>
-              <w:right w:w="100.0" w:type="dxa"/>
-            </w:tcMar>
-            <w:vAlign w:val="top"/>
-          </w:tcPr>
-          <w:p>
-            <w:pPr>
-              <w:widowControl w:val="0"/>
-              <w:rPr>
-                <w:rFonts w:ascii="Times New Roman" w:cs="Times New Roman" w:eastAsia="Times New Roman" w:hAnsi="Times New Roman"/>
-              </w:rPr>
-            </w:pPr>
-            <w:r>
-              <w:rPr>
-                <w:rFonts w:ascii="Times New Roman" w:cs="Times New Roman" w:eastAsia="Times New Roman" w:hAnsi="Times New Roman"/>
-                <w:rtl w:val="0"/>
-              </w:rPr>
-              <w:t xml:space="preserve">Pembeli, Sistem</w:t>
-            </w:r>
-          </w:p>
-        </w:tc>
-      </w:tr>
-      <w:tr>
-        <w:trPr>
-          <w:cantSplit w:val="0"/>
-          <w:tblHeader w:val="0"/>
-        </w:trPr>
-        <w:tc>
-          <w:tcPr>
-            <w:shd w:fill="auto" w:val="clear"/>
-            <w:tcMar>
-              <w:top w:w="100.0" w:type="dxa"/>
-              <w:left w:w="100.0" w:type="dxa"/>
-              <w:bottom w:w="100.0" w:type="dxa"/>
-              <w:right w:w="100.0" w:type="dxa"/>
-            </w:tcMar>
-            <w:vAlign w:val="top"/>
-          </w:tcPr>
-          <w:p>
-            <w:pPr>
-              <w:widowControl w:val="0"/>
-              <w:rPr>
-                <w:rFonts w:ascii="Times New Roman" w:cs="Times New Roman" w:eastAsia="Times New Roman" w:hAnsi="Times New Roman"/>
-              </w:rPr>
-            </w:pPr>
-            <w:r>
-              <w:rPr>
-                <w:rFonts w:ascii="Times New Roman" w:cs="Times New Roman" w:eastAsia="Times New Roman" w:hAnsi="Times New Roman"/>
-                <w:rtl w:val="0"/>
-              </w:rPr>
-              <w:t xml:space="preserve">Preconditions</w:t>
-            </w:r>
-          </w:p>
-        </w:tc>
-        <w:tc>
-          <w:tcPr>
-            <w:shd w:fill="auto" w:val="clear"/>
-            <w:tcMar>
-              <w:top w:w="100.0" w:type="dxa"/>
-              <w:left w:w="100.0" w:type="dxa"/>
-              <w:bottom w:w="100.0" w:type="dxa"/>
-              <w:right w:w="100.0" w:type="dxa"/>
-            </w:tcMar>
-            <w:vAlign w:val="top"/>
-          </w:tcPr>
-          <w:p>
-            <w:pPr>
-              <w:widowControl w:val="0"/>
-              <w:rPr>
-                <w:rFonts w:ascii="Times New Roman" w:cs="Times New Roman" w:eastAsia="Times New Roman" w:hAnsi="Times New Roman"/>
-              </w:rPr>
-            </w:pPr>
-            <w:r>
-              <w:rPr>
-                <w:rFonts w:ascii="Times New Roman" w:cs="Times New Roman" w:eastAsia="Times New Roman" w:hAnsi="Times New Roman"/>
-                <w:rtl w:val="0"/>
-              </w:rPr>
-              <w:t xml:space="preserve">Status transaksi sudah berubah menjadi "Selesai" (barang telah diterima dengan baik oleh pembeli).</w:t>
-            </w:r>
-          </w:p>
-        </w:tc>
-      </w:tr>
-      <w:tr>
-        <w:trPr>
-          <w:cantSplit w:val="0"/>
-          <w:tblHeader w:val="0"/>
-        </w:trPr>
-        <w:tc>
-          <w:tcPr>
-            <w:shd w:fill="auto" w:val="clear"/>
-            <w:tcMar>
-              <w:top w:w="100.0" w:type="dxa"/>
-              <w:left w:w="100.0" w:type="dxa"/>
-              <w:bottom w:w="100.0" w:type="dxa"/>
-              <w:right w:w="100.0" w:type="dxa"/>
-            </w:tcMar>
-            <w:vAlign w:val="top"/>
-          </w:tcPr>
-          <w:p>
-            <w:pPr>
-              <w:widowControl w:val="0"/>
-              <w:rPr>
-                <w:rFonts w:ascii="Times New Roman" w:cs="Times New Roman" w:eastAsia="Times New Roman" w:hAnsi="Times New Roman"/>
-              </w:rPr>
-            </w:pPr>
-            <w:r>
-              <w:rPr>
-                <w:rFonts w:ascii="Times New Roman" w:cs="Times New Roman" w:eastAsia="Times New Roman" w:hAnsi="Times New Roman"/>
-                <w:rtl w:val="0"/>
-              </w:rPr>
-              <w:t xml:space="preserve">Post Conditions</w:t>
-            </w:r>
-          </w:p>
-        </w:tc>
-        <w:tc>
-          <w:tcPr>
-            <w:shd w:fill="auto" w:val="clear"/>
-            <w:tcMar>
-              <w:top w:w="100.0" w:type="dxa"/>
-              <w:left w:w="100.0" w:type="dxa"/>
-              <w:bottom w:w="100.0" w:type="dxa"/>
-              <w:right w:w="100.0" w:type="dxa"/>
-            </w:tcMar>
-            <w:vAlign w:val="top"/>
-          </w:tcPr>
-          <w:p>
-            <w:pPr>
-              <w:widowControl w:val="0"/>
-              <w:rPr>
-                <w:rFonts w:ascii="Times New Roman" w:cs="Times New Roman" w:eastAsia="Times New Roman" w:hAnsi="Times New Roman"/>
-              </w:rPr>
-            </w:pPr>
-            <w:r>
-              <w:rPr>
-                <w:rFonts w:ascii="Times New Roman" w:cs="Times New Roman" w:eastAsia="Times New Roman" w:hAnsi="Times New Roman"/>
-                <w:rtl w:val="0"/>
-              </w:rPr>
-              <w:t xml:space="preserve">Ulasan tersimpan di sistem, dapat dilihat di halaman produk, dan rating rata-rata toko diperbarui.</w:t>
-            </w:r>
-          </w:p>
-        </w:tc>
-      </w:tr>
-      <w:tr>
-        <w:trPr>
-          <w:cantSplit w:val="0"/>
-          <w:tblHeader w:val="0"/>
-        </w:trPr>
-        <w:tc>
-          <w:tcPr>
-            <w:shd w:fill="auto" w:val="clear"/>
-            <w:tcMar>
-              <w:top w:w="100.0" w:type="dxa"/>
-              <w:left w:w="100.0" w:type="dxa"/>
-              <w:bottom w:w="100.0" w:type="dxa"/>
-              <w:right w:w="100.0" w:type="dxa"/>
-            </w:tcMar>
-            <w:vAlign w:val="top"/>
-          </w:tcPr>
-          <w:p>
-            <w:pPr>
-              <w:widowControl w:val="0"/>
-              <w:rPr>
-                <w:rFonts w:ascii="Times New Roman" w:cs="Times New Roman" w:eastAsia="Times New Roman" w:hAnsi="Times New Roman"/>
-              </w:rPr>
-            </w:pPr>
-            <w:r>
-              <w:rPr>
-                <w:rFonts w:ascii="Times New Roman" w:cs="Times New Roman" w:eastAsia="Times New Roman" w:hAnsi="Times New Roman"/>
-                <w:rtl w:val="0"/>
-              </w:rPr>
-              <w:t xml:space="preserve">Trigger</w:t>
-            </w:r>
-          </w:p>
-        </w:tc>
-        <w:tc>
-          <w:tcPr>
-            <w:shd w:fill="auto" w:val="clear"/>
-            <w:tcMar>
-              <w:top w:w="100.0" w:type="dxa"/>
-              <w:left w:w="100.0" w:type="dxa"/>
-              <w:bottom w:w="100.0" w:type="dxa"/>
-              <w:right w:w="100.0" w:type="dxa"/>
-            </w:tcMar>
-            <w:vAlign w:val="top"/>
-          </w:tcPr>
-          <w:p>
-            <w:pPr>
-              <w:widowControl w:val="0"/>
-              <w:rPr>
-                <w:rFonts w:ascii="Times New Roman" w:cs="Times New Roman" w:eastAsia="Times New Roman" w:hAnsi="Times New Roman"/>
-              </w:rPr>
-            </w:pPr>
-            <w:r>
-              <w:rPr>
-                <w:rFonts w:ascii="Times New Roman" w:cs="Times New Roman" w:eastAsia="Times New Roman" w:hAnsi="Times New Roman"/>
-                <w:rtl w:val="0"/>
-              </w:rPr>
-              <w:t xml:space="preserve">Pembeli menekan tombol "Beri Ulasan" dan mengirimkan form penilaian.</w:t>
-            </w:r>
-          </w:p>
-        </w:tc>
-      </w:tr>
-    </w:tbl>
+          <w:tr>
+            <w:trPr>
+              <w:cantSplit w:val="0"/>
+              <w:tblHeader w:val="0"/>
+            </w:trPr>
+            <w:tc>
+              <w:tcPr>
+                <w:shd w:fill="auto" w:val="clear"/>
+                <w:tcMar>
+                  <w:top w:w="100.0" w:type="dxa"/>
+                  <w:left w:w="100.0" w:type="dxa"/>
+                  <w:bottom w:w="100.0" w:type="dxa"/>
+                  <w:right w:w="100.0" w:type="dxa"/>
+                </w:tcMar>
+                <w:vAlign w:val="top"/>
+              </w:tcPr>
+              <w:p>
+                <w:pPr>
+                  <w:widowControl w:val="0"/>
+                  <w:rPr>
+                    <w:rFonts w:ascii="Times New Roman" w:cs="Times New Roman" w:eastAsia="Times New Roman" w:hAnsi="Times New Roman"/>
+                  </w:rPr>
+                </w:pPr>
+                <w:r>
+                  <w:rPr>
+                    <w:rFonts w:ascii="Times New Roman" w:cs="Times New Roman" w:eastAsia="Times New Roman" w:hAnsi="Times New Roman"/>
+                    <w:rtl w:val="0"/>
+                  </w:rPr>
+                  <w:t xml:space="preserve">Description</w:t>
+                </w:r>
+              </w:p>
+            </w:tc>
+            <w:tc>
+              <w:tcPr>
+                <w:shd w:fill="auto" w:val="clear"/>
+                <w:tcMar>
+                  <w:top w:w="100.0" w:type="dxa"/>
+                  <w:left w:w="100.0" w:type="dxa"/>
+                  <w:bottom w:w="100.0" w:type="dxa"/>
+                  <w:right w:w="100.0" w:type="dxa"/>
+                </w:tcMar>
+                <w:vAlign w:val="top"/>
+              </w:tcPr>
+              <w:p>
+                <w:pPr>
+                  <w:widowControl w:val="0"/>
+                  <w:rPr>
+                    <w:rFonts w:ascii="Times New Roman" w:cs="Times New Roman" w:eastAsia="Times New Roman" w:hAnsi="Times New Roman"/>
+                  </w:rPr>
+                </w:pPr>
+                <w:r>
+                  <w:rPr>
+                    <w:rFonts w:ascii="Times New Roman" w:cs="Times New Roman" w:eastAsia="Times New Roman" w:hAnsi="Times New Roman"/>
+                    <w:rtl w:val="0"/>
+                  </w:rPr>
+                  <w:t xml:space="preserve">Proses inspeksi fisik oleh tim ahli untuk memastikan pakaian premium yang dikirim penjual adalah asli (bukan barang tiruan).</w:t>
+                </w:r>
+              </w:p>
+            </w:tc>
+          </w:tr>
+          <w:tr>
+            <w:trPr>
+              <w:cantSplit w:val="0"/>
+              <w:tblHeader w:val="0"/>
+            </w:trPr>
+            <w:tc>
+              <w:tcPr>
+                <w:shd w:fill="auto" w:val="clear"/>
+                <w:tcMar>
+                  <w:top w:w="100.0" w:type="dxa"/>
+                  <w:left w:w="100.0" w:type="dxa"/>
+                  <w:bottom w:w="100.0" w:type="dxa"/>
+                  <w:right w:w="100.0" w:type="dxa"/>
+                </w:tcMar>
+                <w:vAlign w:val="top"/>
+              </w:tcPr>
+              <w:p>
+                <w:pPr>
+                  <w:widowControl w:val="0"/>
+                  <w:rPr>
+                    <w:rFonts w:ascii="Times New Roman" w:cs="Times New Roman" w:eastAsia="Times New Roman" w:hAnsi="Times New Roman"/>
+                  </w:rPr>
+                </w:pPr>
+                <w:r>
+                  <w:rPr>
+                    <w:rFonts w:ascii="Times New Roman" w:cs="Times New Roman" w:eastAsia="Times New Roman" w:hAnsi="Times New Roman"/>
+                    <w:rtl w:val="0"/>
+                  </w:rPr>
+                  <w:t xml:space="preserve">Actors</w:t>
+                </w:r>
+              </w:p>
+            </w:tc>
+            <w:tc>
+              <w:tcPr>
+                <w:shd w:fill="auto" w:val="clear"/>
+                <w:tcMar>
+                  <w:top w:w="100.0" w:type="dxa"/>
+                  <w:left w:w="100.0" w:type="dxa"/>
+                  <w:bottom w:w="100.0" w:type="dxa"/>
+                  <w:right w:w="100.0" w:type="dxa"/>
+                </w:tcMar>
+                <w:vAlign w:val="top"/>
+              </w:tcPr>
+              <w:p>
+                <w:pPr>
+                  <w:widowControl w:val="0"/>
+                  <w:rPr>
+                    <w:rFonts w:ascii="Times New Roman" w:cs="Times New Roman" w:eastAsia="Times New Roman" w:hAnsi="Times New Roman"/>
+                  </w:rPr>
+                </w:pPr>
+                <w:r>
+                  <w:rPr>
+                    <w:rFonts w:ascii="Times New Roman" w:cs="Times New Roman" w:eastAsia="Times New Roman" w:hAnsi="Times New Roman"/>
+                    <w:rtl w:val="0"/>
+                  </w:rPr>
+                  <w:t xml:space="preserve">Pembeli, Sistem</w:t>
+                </w:r>
+              </w:p>
+            </w:tc>
+          </w:tr>
+          <w:tr>
+            <w:trPr>
+              <w:cantSplit w:val="0"/>
+              <w:tblHeader w:val="0"/>
+            </w:trPr>
+            <w:tc>
+              <w:tcPr>
+                <w:shd w:fill="auto" w:val="clear"/>
+                <w:tcMar>
+                  <w:top w:w="100.0" w:type="dxa"/>
+                  <w:left w:w="100.0" w:type="dxa"/>
+                  <w:bottom w:w="100.0" w:type="dxa"/>
+                  <w:right w:w="100.0" w:type="dxa"/>
+                </w:tcMar>
+                <w:vAlign w:val="top"/>
+              </w:tcPr>
+              <w:p>
+                <w:pPr>
+                  <w:widowControl w:val="0"/>
+                  <w:rPr>
+                    <w:rFonts w:ascii="Times New Roman" w:cs="Times New Roman" w:eastAsia="Times New Roman" w:hAnsi="Times New Roman"/>
+                  </w:rPr>
+                </w:pPr>
+                <w:r>
+                  <w:rPr>
+                    <w:rFonts w:ascii="Times New Roman" w:cs="Times New Roman" w:eastAsia="Times New Roman" w:hAnsi="Times New Roman"/>
+                    <w:rtl w:val="0"/>
+                  </w:rPr>
+                  <w:t xml:space="preserve">Preconditions</w:t>
+                </w:r>
+              </w:p>
+            </w:tc>
+            <w:tc>
+              <w:tcPr>
+                <w:shd w:fill="auto" w:val="clear"/>
+                <w:tcMar>
+                  <w:top w:w="100.0" w:type="dxa"/>
+                  <w:left w:w="100.0" w:type="dxa"/>
+                  <w:bottom w:w="100.0" w:type="dxa"/>
+                  <w:right w:w="100.0" w:type="dxa"/>
+                </w:tcMar>
+                <w:vAlign w:val="top"/>
+              </w:tcPr>
+              <w:p>
+                <w:pPr>
+                  <w:widowControl w:val="0"/>
+                  <w:rPr>
+                    <w:rFonts w:ascii="Times New Roman" w:cs="Times New Roman" w:eastAsia="Times New Roman" w:hAnsi="Times New Roman"/>
+                  </w:rPr>
+                </w:pPr>
+                <w:r>
+                  <w:rPr>
+                    <w:rFonts w:ascii="Times New Roman" w:cs="Times New Roman" w:eastAsia="Times New Roman" w:hAnsi="Times New Roman"/>
+                    <w:rtl w:val="0"/>
+                  </w:rPr>
+                  <w:t xml:space="preserve">Status transaksi sudah berubah menjadi "Selesai" (barang telah diterima dengan baik oleh pembeli).</w:t>
+                </w:r>
+              </w:p>
+            </w:tc>
+          </w:tr>
+          <w:tr>
+            <w:trPr>
+              <w:cantSplit w:val="0"/>
+              <w:tblHeader w:val="0"/>
+            </w:trPr>
+            <w:tc>
+              <w:tcPr>
+                <w:shd w:fill="auto" w:val="clear"/>
+                <w:tcMar>
+                  <w:top w:w="100.0" w:type="dxa"/>
+                  <w:left w:w="100.0" w:type="dxa"/>
+                  <w:bottom w:w="100.0" w:type="dxa"/>
+                  <w:right w:w="100.0" w:type="dxa"/>
+                </w:tcMar>
+                <w:vAlign w:val="top"/>
+              </w:tcPr>
+              <w:p>
+                <w:pPr>
+                  <w:widowControl w:val="0"/>
+                  <w:rPr>
+                    <w:rFonts w:ascii="Times New Roman" w:cs="Times New Roman" w:eastAsia="Times New Roman" w:hAnsi="Times New Roman"/>
+                  </w:rPr>
+                </w:pPr>
+                <w:r>
+                  <w:rPr>
+                    <w:rFonts w:ascii="Times New Roman" w:cs="Times New Roman" w:eastAsia="Times New Roman" w:hAnsi="Times New Roman"/>
+                    <w:rtl w:val="0"/>
+                  </w:rPr>
+                  <w:t xml:space="preserve">Post Conditions</w:t>
+                </w:r>
+              </w:p>
+            </w:tc>
+            <w:tc>
+              <w:tcPr>
+                <w:shd w:fill="auto" w:val="clear"/>
+                <w:tcMar>
+                  <w:top w:w="100.0" w:type="dxa"/>
+                  <w:left w:w="100.0" w:type="dxa"/>
+                  <w:bottom w:w="100.0" w:type="dxa"/>
+                  <w:right w:w="100.0" w:type="dxa"/>
+                </w:tcMar>
+                <w:vAlign w:val="top"/>
+              </w:tcPr>
+              <w:p>
+                <w:pPr>
+                  <w:widowControl w:val="0"/>
+                  <w:rPr>
+                    <w:rFonts w:ascii="Times New Roman" w:cs="Times New Roman" w:eastAsia="Times New Roman" w:hAnsi="Times New Roman"/>
+                  </w:rPr>
+                </w:pPr>
+                <w:r>
+                  <w:rPr>
+                    <w:rFonts w:ascii="Times New Roman" w:cs="Times New Roman" w:eastAsia="Times New Roman" w:hAnsi="Times New Roman"/>
+                    <w:rtl w:val="0"/>
+                  </w:rPr>
+                  <w:t xml:space="preserve">Ulasan tersimpan di sistem, dapat dilihat di halaman produk, dan rating rata-rata toko diperbarui.</w:t>
+                </w:r>
+              </w:p>
+            </w:tc>
+          </w:tr>
+          <w:tr>
+            <w:trPr>
+              <w:cantSplit w:val="0"/>
+              <w:tblHeader w:val="0"/>
+            </w:trPr>
+            <w:tc>
+              <w:tcPr>
+                <w:shd w:fill="auto" w:val="clear"/>
+                <w:tcMar>
+                  <w:top w:w="100.0" w:type="dxa"/>
+                  <w:left w:w="100.0" w:type="dxa"/>
+                  <w:bottom w:w="100.0" w:type="dxa"/>
+                  <w:right w:w="100.0" w:type="dxa"/>
+                </w:tcMar>
+                <w:vAlign w:val="top"/>
+              </w:tcPr>
+              <w:p>
+                <w:pPr>
+                  <w:widowControl w:val="0"/>
+                  <w:rPr>
+                    <w:rFonts w:ascii="Times New Roman" w:cs="Times New Roman" w:eastAsia="Times New Roman" w:hAnsi="Times New Roman"/>
+                  </w:rPr>
+                </w:pPr>
+                <w:r>
+                  <w:rPr>
+                    <w:rFonts w:ascii="Times New Roman" w:cs="Times New Roman" w:eastAsia="Times New Roman" w:hAnsi="Times New Roman"/>
+                    <w:rtl w:val="0"/>
+                  </w:rPr>
+                  <w:t xml:space="preserve">Trigger</w:t>
+                </w:r>
+              </w:p>
+            </w:tc>
+            <w:tc>
+              <w:tcPr>
+                <w:shd w:fill="auto" w:val="clear"/>
+                <w:tcMar>
+                  <w:top w:w="100.0" w:type="dxa"/>
+                  <w:left w:w="100.0" w:type="dxa"/>
+                  <w:bottom w:w="100.0" w:type="dxa"/>
+                  <w:right w:w="100.0" w:type="dxa"/>
+                </w:tcMar>
+                <w:vAlign w:val="top"/>
+              </w:tcPr>
+              <w:p>
+                <w:pPr>
+                  <w:widowControl w:val="0"/>
+                  <w:rPr>
+                    <w:rFonts w:ascii="Times New Roman" w:cs="Times New Roman" w:eastAsia="Times New Roman" w:hAnsi="Times New Roman"/>
+                  </w:rPr>
+                </w:pPr>
+                <w:r>
+                  <w:rPr>
+                    <w:rFonts w:ascii="Times New Roman" w:cs="Times New Roman" w:eastAsia="Times New Roman" w:hAnsi="Times New Roman"/>
+                    <w:rtl w:val="0"/>
+                  </w:rPr>
+                  <w:t xml:space="preserve">Pembeli menekan tombol "Beri Ulasan" dan mengirimkan form penilaian.</w:t>
+                </w:r>
+              </w:p>
+            </w:tc>
+          </w:tr>
+        </w:tbl>
+      </w:sdtContent>
+    </w:sdt>
     <w:p>
       <w:pPr>
         <w:spacing w:line="276" w:lineRule="auto"/>
@@ -13733,16 +14006,16 @@
             <wp:extent cx="3903420" cy="3059650"/>
             <wp:effectExtent b="0" l="0" r="0" t="0"/>
             <wp:wrapTopAndBottom distB="114300" distT="114300"/>
-            <wp:docPr id="14" name="image8.png"/>
+            <wp:docPr id="6" name="image7.png"/>
             <a:graphic>
               <a:graphicData uri="http://schemas.openxmlformats.org/drawingml/2006/picture">
                 <pic:pic>
                   <pic:nvPicPr>
-                    <pic:cNvPr id="0" name="image8.png"/>
+                    <pic:cNvPr id="0" name="image7.png"/>
                     <pic:cNvPicPr preferRelativeResize="0"/>
                   </pic:nvPicPr>
                   <pic:blipFill>
-                    <a:blip r:embed="rId12"/>
+                    <a:blip r:embed="rId13"/>
                     <a:srcRect b="0" l="0" r="0" t="0"/>
                     <a:stretch>
                       <a:fillRect/>
@@ -13929,16 +14202,16 @@
           <wp:inline distB="114300" distT="114300" distL="114300" distR="114300">
             <wp:extent cx="4130815" cy="3366325"/>
             <wp:effectExtent b="0" l="0" r="0" t="0"/>
-            <wp:docPr id="10" name="image1.png"/>
+            <wp:docPr id="4" name="image6.png"/>
             <a:graphic>
               <a:graphicData uri="http://schemas.openxmlformats.org/drawingml/2006/picture">
                 <pic:pic>
                   <pic:nvPicPr>
-                    <pic:cNvPr id="0" name="image1.png"/>
+                    <pic:cNvPr id="0" name="image6.png"/>
                     <pic:cNvPicPr preferRelativeResize="0"/>
                   </pic:nvPicPr>
                   <pic:blipFill>
-                    <a:blip r:embed="rId13"/>
+                    <a:blip r:embed="rId14"/>
                     <a:srcRect b="0" l="0" r="0" t="0"/>
                     <a:stretch>
                       <a:fillRect/>
@@ -14009,16 +14282,16 @@
           <wp:inline distB="114300" distT="114300" distL="114300" distR="114300">
             <wp:extent cx="4138877" cy="3297822"/>
             <wp:effectExtent b="0" l="0" r="0" t="0"/>
-            <wp:docPr id="12" name="image11.png"/>
+            <wp:docPr id="5" name="image4.png"/>
             <a:graphic>
               <a:graphicData uri="http://schemas.openxmlformats.org/drawingml/2006/picture">
                 <pic:pic>
                   <pic:nvPicPr>
-                    <pic:cNvPr id="0" name="image11.png"/>
+                    <pic:cNvPr id="0" name="image4.png"/>
                     <pic:cNvPicPr preferRelativeResize="0"/>
                   </pic:nvPicPr>
                   <pic:blipFill>
-                    <a:blip r:embed="rId14"/>
+                    <a:blip r:embed="rId15"/>
                     <a:srcRect b="0" l="0" r="0" t="0"/>
                     <a:stretch>
                       <a:fillRect/>
@@ -14100,16 +14373,16 @@
           <wp:inline distB="114300" distT="114300" distL="114300" distR="114300">
             <wp:extent cx="4139602" cy="3298889"/>
             <wp:effectExtent b="0" l="0" r="0" t="0"/>
-            <wp:docPr id="6" name="image6.png"/>
+            <wp:docPr id="2" name="image1.png"/>
             <a:graphic>
               <a:graphicData uri="http://schemas.openxmlformats.org/drawingml/2006/picture">
                 <pic:pic>
                   <pic:nvPicPr>
-                    <pic:cNvPr id="0" name="image6.png"/>
+                    <pic:cNvPr id="0" name="image1.png"/>
                     <pic:cNvPicPr preferRelativeResize="0"/>
                   </pic:nvPicPr>
                   <pic:blipFill>
-                    <a:blip r:embed="rId15"/>
+                    <a:blip r:embed="rId16"/>
                     <a:srcRect b="0" l="0" r="0" t="0"/>
                     <a:stretch>
                       <a:fillRect/>
@@ -14169,7 +14442,7 @@
           <wp:inline distB="114300" distT="114300" distL="114300" distR="114300">
             <wp:extent cx="4176829" cy="3269247"/>
             <wp:effectExtent b="0" l="0" r="0" t="0"/>
-            <wp:docPr id="5" name="image3.png"/>
+            <wp:docPr id="1" name="image3.png"/>
             <a:graphic>
               <a:graphicData uri="http://schemas.openxmlformats.org/drawingml/2006/picture">
                 <pic:pic>
@@ -14178,7 +14451,7 @@
                     <pic:cNvPicPr preferRelativeResize="0"/>
                   </pic:nvPicPr>
                   <pic:blipFill>
-                    <a:blip r:embed="rId16"/>
+                    <a:blip r:embed="rId17"/>
                     <a:srcRect b="0" l="0" r="0" t="0"/>
                     <a:stretch>
                       <a:fillRect/>
@@ -14260,16 +14533,16 @@
           <wp:inline distB="114300" distT="114300" distL="114300" distR="114300">
             <wp:extent cx="4255875" cy="3461575"/>
             <wp:effectExtent b="0" l="0" r="0" t="0"/>
-            <wp:docPr id="15" name="image7.png"/>
+            <wp:docPr id="7" name="image8.png"/>
             <a:graphic>
               <a:graphicData uri="http://schemas.openxmlformats.org/drawingml/2006/picture">
                 <pic:pic>
                   <pic:nvPicPr>
-                    <pic:cNvPr id="0" name="image7.png"/>
+                    <pic:cNvPr id="0" name="image8.png"/>
                     <pic:cNvPicPr preferRelativeResize="0"/>
                   </pic:nvPicPr>
                   <pic:blipFill>
-                    <a:blip r:embed="rId17"/>
+                    <a:blip r:embed="rId18"/>
                     <a:srcRect b="0" l="0" r="0" t="0"/>
                     <a:stretch>
                       <a:fillRect/>
@@ -14340,16 +14613,16 @@
           <wp:inline distB="114300" distT="114300" distL="114300" distR="114300">
             <wp:extent cx="4244604" cy="3393834"/>
             <wp:effectExtent b="0" l="0" r="0" t="0"/>
-            <wp:docPr id="1" name="image12.png"/>
+            <wp:docPr id="8" name="image11.png"/>
             <a:graphic>
               <a:graphicData uri="http://schemas.openxmlformats.org/drawingml/2006/picture">
                 <pic:pic>
                   <pic:nvPicPr>
-                    <pic:cNvPr id="0" name="image12.png"/>
+                    <pic:cNvPr id="0" name="image11.png"/>
                     <pic:cNvPicPr preferRelativeResize="0"/>
                   </pic:nvPicPr>
                   <pic:blipFill>
-                    <a:blip r:embed="rId18"/>
+                    <a:blip r:embed="rId19"/>
                     <a:srcRect b="0" l="0" r="0" t="0"/>
                     <a:stretch>
                       <a:fillRect/>
@@ -14443,16 +14716,16 @@
           <wp:inline distB="114300" distT="114300" distL="114300" distR="114300">
             <wp:extent cx="3810953" cy="3435354"/>
             <wp:effectExtent b="0" l="0" r="0" t="0"/>
-            <wp:docPr id="9" name="image5.png"/>
+            <wp:docPr id="13" name="image9.png"/>
             <a:graphic>
               <a:graphicData uri="http://schemas.openxmlformats.org/drawingml/2006/picture">
                 <pic:pic>
                   <pic:nvPicPr>
-                    <pic:cNvPr id="0" name="image5.png"/>
+                    <pic:cNvPr id="0" name="image9.png"/>
                     <pic:cNvPicPr preferRelativeResize="0"/>
                   </pic:nvPicPr>
                   <pic:blipFill>
-                    <a:blip r:embed="rId19"/>
+                    <a:blip r:embed="rId20"/>
                     <a:srcRect b="0" l="0" r="0" t="0"/>
                     <a:stretch>
                       <a:fillRect/>
@@ -14512,16 +14785,16 @@
           <wp:inline distB="114300" distT="114300" distL="114300" distR="114300">
             <wp:extent cx="3995206" cy="3287535"/>
             <wp:effectExtent b="0" l="0" r="0" t="0"/>
-            <wp:docPr id="7" name="image14.png"/>
+            <wp:docPr id="3" name="image2.png"/>
             <a:graphic>
               <a:graphicData uri="http://schemas.openxmlformats.org/drawingml/2006/picture">
                 <pic:pic>
                   <pic:nvPicPr>
-                    <pic:cNvPr id="0" name="image14.png"/>
+                    <pic:cNvPr id="0" name="image2.png"/>
                     <pic:cNvPicPr preferRelativeResize="0"/>
                   </pic:nvPicPr>
                   <pic:blipFill>
-                    <a:blip r:embed="rId20"/>
+                    <a:blip r:embed="rId21"/>
                     <a:srcRect b="0" l="0" r="0" t="0"/>
                     <a:stretch>
                       <a:fillRect/>
@@ -14581,7 +14854,7 @@
           <wp:inline distB="114300" distT="114300" distL="114300" distR="114300">
             <wp:extent cx="6126480" cy="2908300"/>
             <wp:effectExtent b="0" l="0" r="0" t="0"/>
-            <wp:docPr id="8" name="image10.png"/>
+            <wp:docPr id="12" name="image10.png"/>
             <a:graphic>
               <a:graphicData uri="http://schemas.openxmlformats.org/drawingml/2006/picture">
                 <pic:pic>
@@ -14590,7 +14863,7 @@
                     <pic:cNvPicPr preferRelativeResize="0"/>
                   </pic:nvPicPr>
                   <pic:blipFill>
-                    <a:blip r:embed="rId21"/>
+                    <a:blip r:embed="rId22"/>
                     <a:srcRect b="0" l="0" r="0" t="0"/>
                     <a:stretch>
                       <a:fillRect/>
@@ -14650,16 +14923,16 @@
           <wp:inline distB="114300" distT="114300" distL="114300" distR="114300">
             <wp:extent cx="4830128" cy="3252350"/>
             <wp:effectExtent b="0" l="0" r="0" t="0"/>
-            <wp:docPr id="4" name="image9.png"/>
+            <wp:docPr id="11" name="image13.png"/>
             <a:graphic>
               <a:graphicData uri="http://schemas.openxmlformats.org/drawingml/2006/picture">
                 <pic:pic>
                   <pic:nvPicPr>
-                    <pic:cNvPr id="0" name="image9.png"/>
+                    <pic:cNvPr id="0" name="image13.png"/>
                     <pic:cNvPicPr preferRelativeResize="0"/>
                   </pic:nvPicPr>
                   <pic:blipFill>
-                    <a:blip r:embed="rId22"/>
+                    <a:blip r:embed="rId23"/>
                     <a:srcRect b="0" l="0" r="0" t="0"/>
                     <a:stretch>
                       <a:fillRect/>
@@ -14748,7 +15021,7 @@
           <w:numId w:val="13"/>
         </w:numPr>
       </w:pPr>
-      <w:bookmarkStart w:colFirst="0" w:colLast="0" w:name="_17kqepro68a8" w:id="74"/>
+      <w:bookmarkStart w:colFirst="0" w:colLast="0" w:name="_heading=h.17kqepro68a8" w:id="74"/>
       <w:bookmarkEnd w:id="74"/>
       <w:r>
         <w:rPr>
@@ -14768,7 +15041,7 @@
         </w:rPr>
         <w:t xml:space="preserve">Figma Desain: </w:t>
       </w:r>
-      <w:hyperlink r:id="rId23">
+      <w:hyperlink r:id="rId24">
         <w:r>
           <w:rPr>
             <w:b w:val="0"/>
@@ -14794,7 +15067,7 @@
         <w:br w:type="textWrapping"/>
         <w:t xml:space="preserve">Figma Prototype: </w:t>
       </w:r>
-      <w:hyperlink r:id="rId24">
+      <w:hyperlink r:id="rId25">
         <w:r>
           <w:rPr>
             <w:b w:val="0"/>
@@ -14839,16 +15112,16 @@
           <wp:inline distB="114300" distT="114300" distL="114300" distR="114300">
             <wp:extent cx="5943600" cy="3746500"/>
             <wp:effectExtent b="0" l="0" r="0" t="0"/>
-            <wp:docPr id="2" name="image15.jpg"/>
+            <wp:docPr id="9" name="image12.jpg"/>
             <a:graphic>
               <a:graphicData uri="http://schemas.openxmlformats.org/drawingml/2006/picture">
                 <pic:pic>
                   <pic:nvPicPr>
-                    <pic:cNvPr id="0" name="image15.jpg"/>
+                    <pic:cNvPr id="0" name="image12.jpg"/>
                     <pic:cNvPicPr preferRelativeResize="0"/>
                   </pic:nvPicPr>
                   <pic:blipFill>
-                    <a:blip r:embed="rId25"/>
+                    <a:blip r:embed="rId26"/>
                     <a:srcRect b="0" l="0" r="0" t="0"/>
                     <a:stretch>
                       <a:fillRect/>
@@ -14901,6 +15174,7 @@
     <w:p>
       <w:pPr>
         <w:spacing w:after="240" w:before="240" w:lineRule="auto"/>
+        <w:ind w:left="425.19685039370086" w:hanging="141.7322834645671"/>
         <w:rPr/>
       </w:pPr>
       <w:r>
@@ -14908,6 +15182,32 @@
           <w:rtl w:val="0"/>
         </w:rPr>
         <w:t xml:space="preserve">• Profil Singkat (Sidebar Kiri): Menampilkan Foto Profil, Nama Pengguna saat ini ("Cust001"), dan Alamat Email ("cust001@gmail.com").</w:t>
+      </w:r>
+    </w:p>
+    <w:p>
+      <w:pPr>
+        <w:spacing w:after="240" w:before="240" w:lineRule="auto"/>
+        <w:ind w:left="425.19685039370086" w:hanging="141.7322834645671"/>
+        <w:rPr/>
+      </w:pPr>
+      <w:r>
+        <w:rPr>
+          <w:rtl w:val="0"/>
+        </w:rPr>
+        <w:t xml:space="preserve">• Navigasi Global: Header web yang berisi Logo Clovet, Kolom Pencarian, Menu Kategori Utama (Tops, Outerwears, Knitwears &amp; Fleeces, Bottoms, Dresses &amp; Suits), dan Ikon Profil kecil di sudut kanan atas.</w:t>
+      </w:r>
+    </w:p>
+    <w:p>
+      <w:pPr>
+        <w:spacing w:after="240" w:before="240" w:lineRule="auto"/>
+        <w:ind w:left="425.19685039370086" w:hanging="141.7322834645671"/>
+        <w:rPr/>
+      </w:pPr>
+      <w:r>
+        <w:rPr>
+          <w:rtl w:val="0"/>
+        </w:rPr>
+        <w:t xml:space="preserve">• Menu Sidebar: Tautan navigasi akun yang terdiri dari Personal Profile (status aktif), Reset Password, Order Status, dan Logout.</w:t>
       </w:r>
     </w:p>
     <w:p>
@@ -14919,7 +15219,72 @@
         <w:rPr>
           <w:rtl w:val="0"/>
         </w:rPr>
-        <w:t xml:space="preserve">• Navigasi Global: Header web yang berisi Logo Clovet, Kolom Pencarian, Menu Kategori Utama (Tops, Outerwears, Knitwears &amp; Fleeces, Bottoms, Dresses &amp; Suits), dan Ikon Profil kecil di sudut kanan atas.</w:t>
+        <w:t xml:space="preserve">2. Data yang Perlu Dimasukkan:</w:t>
+      </w:r>
+    </w:p>
+    <w:p>
+      <w:pPr>
+        <w:spacing w:after="240" w:before="240" w:lineRule="auto"/>
+        <w:ind w:left="425.19685039370086" w:hanging="141.7322834645671"/>
+        <w:rPr/>
+      </w:pPr>
+      <w:r>
+        <w:rPr>
+          <w:rtl w:val="0"/>
+        </w:rPr>
+        <w:t xml:space="preserve">• Upload new Picture: Input untuk mengunggah atau mengganti foto profil (berupa file picker).</w:t>
+      </w:r>
+    </w:p>
+    <w:p>
+      <w:pPr>
+        <w:spacing w:after="240" w:before="240" w:lineRule="auto"/>
+        <w:ind w:left="425.19685039370086" w:hanging="141.7322834645671"/>
+        <w:rPr/>
+      </w:pPr>
+      <w:r>
+        <w:rPr>
+          <w:rtl w:val="0"/>
+        </w:rPr>
+        <w:t xml:space="preserve">• First Name: Kolom teks untuk nama depan (terlihat sudah terisi data awal "Cust001").</w:t>
+      </w:r>
+    </w:p>
+    <w:p>
+      <w:pPr>
+        <w:spacing w:after="240" w:before="240" w:lineRule="auto"/>
+        <w:ind w:left="425.19685039370086" w:hanging="141.7322834645671"/>
+        <w:rPr/>
+      </w:pPr>
+      <w:r>
+        <w:rPr>
+          <w:rtl w:val="0"/>
+        </w:rPr>
+        <w:t xml:space="preserve">• Last Name: Kolom teks untuk nama belakang (dengan placeholder "Enter your Last Name").</w:t>
+      </w:r>
+    </w:p>
+    <w:p>
+      <w:pPr>
+        <w:spacing w:after="240" w:before="240" w:lineRule="auto"/>
+        <w:ind w:left="425.19685039370086" w:hanging="141.7322834645671"/>
+        <w:rPr/>
+      </w:pPr>
+      <w:r>
+        <w:rPr>
+          <w:rtl w:val="0"/>
+        </w:rPr>
+        <w:t xml:space="preserve">• Email: Kolom teks untuk alamat email (terlihat sudah terisi data awal "cust001@gmail.com").</w:t>
+      </w:r>
+    </w:p>
+    <w:p>
+      <w:pPr>
+        <w:spacing w:after="240" w:before="240" w:lineRule="auto"/>
+        <w:ind w:left="425.19685039370086" w:hanging="141.7322834645671"/>
+        <w:rPr/>
+      </w:pPr>
+      <w:r>
+        <w:rPr>
+          <w:rtl w:val="0"/>
+        </w:rPr>
+        <w:t xml:space="preserve">• Phone Number: Kolom teks untuk nomor telepon (dengan placeholder "Enter your phone number").</w:t>
       </w:r>
     </w:p>
     <w:p>
@@ -14931,96 +15296,13 @@
         <w:rPr>
           <w:rtl w:val="0"/>
         </w:rPr>
-        <w:t xml:space="preserve">• Menu Sidebar: Tautan navigasi akun yang terdiri dari Personal Profile (status aktif), Reset Password, Order Status, dan Logout.</w:t>
+        <w:t xml:space="preserve">3. Aturan Validasi:</w:t>
       </w:r>
     </w:p>
     <w:p>
       <w:pPr>
         <w:spacing w:after="240" w:before="240" w:lineRule="auto"/>
-        <w:rPr/>
-      </w:pPr>
-      <w:r>
-        <w:rPr>
-          <w:rtl w:val="0"/>
-        </w:rPr>
-        <w:t xml:space="preserve">2. Data yang Perlu Dimasukkan:</w:t>
-      </w:r>
-    </w:p>
-    <w:p>
-      <w:pPr>
-        <w:spacing w:after="240" w:before="240" w:lineRule="auto"/>
-        <w:rPr/>
-      </w:pPr>
-      <w:r>
-        <w:rPr>
-          <w:rtl w:val="0"/>
-        </w:rPr>
-        <w:t xml:space="preserve">• Upload new Picture: Input untuk mengunggah atau mengganti foto profil (berupa file picker).</w:t>
-      </w:r>
-    </w:p>
-    <w:p>
-      <w:pPr>
-        <w:spacing w:after="240" w:before="240" w:lineRule="auto"/>
-        <w:rPr/>
-      </w:pPr>
-      <w:r>
-        <w:rPr>
-          <w:rtl w:val="0"/>
-        </w:rPr>
-        <w:t xml:space="preserve">• First Name: Kolom teks untuk nama depan (terlihat sudah terisi data awal "Cust001").</w:t>
-      </w:r>
-    </w:p>
-    <w:p>
-      <w:pPr>
-        <w:spacing w:after="240" w:before="240" w:lineRule="auto"/>
-        <w:rPr/>
-      </w:pPr>
-      <w:r>
-        <w:rPr>
-          <w:rtl w:val="0"/>
-        </w:rPr>
-        <w:t xml:space="preserve">• Last Name: Kolom teks untuk nama belakang (dengan placeholder "Enter your Last Name").</w:t>
-      </w:r>
-    </w:p>
-    <w:p>
-      <w:pPr>
-        <w:spacing w:after="240" w:before="240" w:lineRule="auto"/>
-        <w:rPr/>
-      </w:pPr>
-      <w:r>
-        <w:rPr>
-          <w:rtl w:val="0"/>
-        </w:rPr>
-        <w:t xml:space="preserve">• Email: Kolom teks untuk alamat email (terlihat sudah terisi data awal "cust001@gmail.com").</w:t>
-      </w:r>
-    </w:p>
-    <w:p>
-      <w:pPr>
-        <w:spacing w:after="240" w:before="240" w:lineRule="auto"/>
-        <w:rPr/>
-      </w:pPr>
-      <w:r>
-        <w:rPr>
-          <w:rtl w:val="0"/>
-        </w:rPr>
-        <w:t xml:space="preserve">• Phone Number: Kolom teks untuk nomor telepon (dengan placeholder "Enter your phone number").</w:t>
-      </w:r>
-    </w:p>
-    <w:p>
-      <w:pPr>
-        <w:spacing w:after="240" w:before="240" w:lineRule="auto"/>
-        <w:rPr/>
-      </w:pPr>
-      <w:r>
-        <w:rPr>
-          <w:rtl w:val="0"/>
-        </w:rPr>
-        <w:t xml:space="preserve">3. Aturan Validasi:</w:t>
-      </w:r>
-    </w:p>
-    <w:p>
-      <w:pPr>
-        <w:spacing w:after="240" w:before="240" w:lineRule="auto"/>
+        <w:ind w:left="283.46456692913375" w:firstLine="0"/>
         <w:rPr/>
       </w:pPr>
       <w:r>
@@ -15037,7 +15319,7 @@
           <w:numId w:val="8"/>
         </w:numPr>
         <w:spacing w:after="0" w:afterAutospacing="0" w:before="240" w:lineRule="auto"/>
-        <w:ind w:left="720" w:hanging="360"/>
+        <w:ind w:left="992.1259842519685" w:hanging="360"/>
         <w:rPr>
           <w:u w:val="none"/>
         </w:rPr>
@@ -15056,7 +15338,7 @@
           <w:numId w:val="18"/>
         </w:numPr>
         <w:spacing w:after="240" w:before="0" w:beforeAutospacing="0" w:lineRule="auto"/>
-        <w:ind w:left="720" w:hanging="360"/>
+        <w:ind w:left="992.1259842519685" w:hanging="360"/>
         <w:rPr>
           <w:u w:val="none"/>
         </w:rPr>
@@ -15065,12 +15347,13 @@
         <w:rPr>
           <w:rtl w:val="0"/>
         </w:rPr>
-        <w:t xml:space="preserve"> Batas maksimal karakter (50 karakter).</w:t>
+        <w:t xml:space="preserve">Batas maksimal karakter (50 karakter).</w:t>
       </w:r>
     </w:p>
     <w:p>
       <w:pPr>
         <w:spacing w:after="240" w:before="240" w:lineRule="auto"/>
+        <w:ind w:left="283.46456692913375" w:firstLine="0"/>
         <w:rPr/>
       </w:pPr>
       <w:r>
@@ -15087,7 +15370,7 @@
           <w:numId w:val="23"/>
         </w:numPr>
         <w:spacing w:after="240" w:before="240" w:lineRule="auto"/>
-        <w:ind w:left="720" w:hanging="360"/>
+        <w:ind w:left="992.1259842519685" w:hanging="360"/>
         <w:rPr>
           <w:u w:val="none"/>
         </w:rPr>
@@ -15102,6 +15385,7 @@
     <w:p>
       <w:pPr>
         <w:spacing w:after="240" w:before="240" w:lineRule="auto"/>
+        <w:ind w:left="283.46456692913375" w:firstLine="0"/>
         <w:rPr/>
       </w:pPr>
       <w:r>
@@ -15118,7 +15402,7 @@
           <w:numId w:val="25"/>
         </w:numPr>
         <w:spacing w:after="0" w:afterAutospacing="0" w:before="240" w:lineRule="auto"/>
-        <w:ind w:left="720" w:hanging="360"/>
+        <w:ind w:left="992.1259842519685" w:hanging="360"/>
         <w:rPr>
           <w:u w:val="none"/>
         </w:rPr>
@@ -15137,7 +15421,7 @@
           <w:numId w:val="25"/>
         </w:numPr>
         <w:spacing w:after="240" w:before="0" w:beforeAutospacing="0" w:lineRule="auto"/>
-        <w:ind w:left="720" w:hanging="360"/>
+        <w:ind w:left="992.1259842519685" w:hanging="360"/>
         <w:rPr>
           <w:u w:val="none"/>
         </w:rPr>
@@ -15152,6 +15436,7 @@
     <w:p>
       <w:pPr>
         <w:spacing w:after="240" w:before="240" w:lineRule="auto"/>
+        <w:ind w:left="283.46456692913375" w:firstLine="0"/>
         <w:rPr/>
       </w:pPr>
       <w:r>
@@ -15168,7 +15453,7 @@
           <w:numId w:val="22"/>
         </w:numPr>
         <w:spacing w:after="0" w:afterAutospacing="0" w:before="240" w:lineRule="auto"/>
-        <w:ind w:left="720" w:hanging="360"/>
+        <w:ind w:left="992.1259842519685" w:hanging="360"/>
         <w:rPr>
           <w:u w:val="none"/>
         </w:rPr>
@@ -15187,7 +15472,7 @@
           <w:numId w:val="22"/>
         </w:numPr>
         <w:spacing w:after="240" w:before="0" w:beforeAutospacing="0" w:lineRule="auto"/>
-        <w:ind w:left="720" w:hanging="360"/>
+        <w:ind w:left="992.1259842519685" w:hanging="360"/>
         <w:rPr>
           <w:u w:val="none"/>
         </w:rPr>
@@ -15214,6 +15499,7 @@
     <w:p>
       <w:pPr>
         <w:spacing w:after="240" w:before="240" w:lineRule="auto"/>
+        <w:ind w:left="425.19685039370086" w:hanging="141.7322834645671"/>
         <w:rPr/>
       </w:pPr>
       <w:r>
@@ -15226,6 +15512,7 @@
     <w:p>
       <w:pPr>
         <w:spacing w:after="240" w:before="240" w:lineRule="auto"/>
+        <w:ind w:left="425.19685039370086" w:hanging="141.7322834645671"/>
         <w:rPr/>
       </w:pPr>
       <w:r>
@@ -15257,16 +15544,16 @@
           <wp:inline distB="114300" distT="114300" distL="114300" distR="114300">
             <wp:extent cx="5943600" cy="4343400"/>
             <wp:effectExtent b="0" l="0" r="0" t="0"/>
-            <wp:docPr id="11" name="image13.jpg"/>
+            <wp:docPr id="14" name="image14.jpg"/>
             <a:graphic>
               <a:graphicData uri="http://schemas.openxmlformats.org/drawingml/2006/picture">
                 <pic:pic>
                   <pic:nvPicPr>
-                    <pic:cNvPr id="0" name="image13.jpg"/>
+                    <pic:cNvPr id="0" name="image14.jpg"/>
                     <pic:cNvPicPr preferRelativeResize="0"/>
                   </pic:nvPicPr>
                   <pic:blipFill>
-                    <a:blip r:embed="rId26"/>
+                    <a:blip r:embed="rId27"/>
                     <a:srcRect b="0" l="0" r="0" t="0"/>
                     <a:stretch>
                       <a:fillRect/>
@@ -15319,6 +15606,7 @@
     <w:p>
       <w:pPr>
         <w:spacing w:after="240" w:before="240" w:lineRule="auto"/>
+        <w:ind w:left="425.19685039370086" w:hanging="141.7322834645671"/>
         <w:rPr/>
       </w:pPr>
       <w:r>
@@ -15331,6 +15619,7 @@
     <w:p>
       <w:pPr>
         <w:spacing w:after="240" w:before="240" w:lineRule="auto"/>
+        <w:ind w:left="425.19685039370086" w:hanging="141.7322834645671"/>
         <w:rPr/>
       </w:pPr>
       <w:r>
@@ -15343,6 +15632,7 @@
     <w:p>
       <w:pPr>
         <w:spacing w:after="240" w:before="240" w:lineRule="auto"/>
+        <w:ind w:left="425.19685039370086" w:hanging="141.7322834645671"/>
         <w:rPr/>
       </w:pPr>
       <w:r>
@@ -15359,7 +15649,7 @@
           <w:numId w:val="11"/>
         </w:numPr>
         <w:spacing w:after="0" w:afterAutospacing="0" w:before="240" w:lineRule="auto"/>
-        <w:ind w:left="720" w:hanging="360"/>
+        <w:ind w:left="992.1259842519685" w:hanging="360"/>
         <w:rPr>
           <w:u w:val="none"/>
         </w:rPr>
@@ -15378,7 +15668,7 @@
           <w:numId w:val="11"/>
         </w:numPr>
         <w:spacing w:after="0" w:afterAutospacing="0" w:before="0" w:beforeAutospacing="0" w:lineRule="auto"/>
-        <w:ind w:left="720" w:hanging="360"/>
+        <w:ind w:left="992.1259842519685" w:hanging="360"/>
         <w:rPr>
           <w:u w:val="none"/>
         </w:rPr>
@@ -15397,7 +15687,7 @@
           <w:numId w:val="11"/>
         </w:numPr>
         <w:spacing w:after="0" w:afterAutospacing="0" w:before="0" w:beforeAutospacing="0" w:lineRule="auto"/>
-        <w:ind w:left="720" w:hanging="360"/>
+        <w:ind w:left="992.1259842519685" w:hanging="360"/>
         <w:rPr>
           <w:u w:val="none"/>
         </w:rPr>
@@ -15416,7 +15706,7 @@
           <w:numId w:val="11"/>
         </w:numPr>
         <w:spacing w:after="0" w:afterAutospacing="0" w:before="0" w:beforeAutospacing="0" w:lineRule="auto"/>
-        <w:ind w:left="720" w:hanging="360"/>
+        <w:ind w:left="992.1259842519685" w:hanging="360"/>
         <w:rPr>
           <w:u w:val="none"/>
         </w:rPr>
@@ -15435,7 +15725,7 @@
           <w:numId w:val="11"/>
         </w:numPr>
         <w:spacing w:after="0" w:afterAutospacing="0" w:before="0" w:beforeAutospacing="0" w:lineRule="auto"/>
-        <w:ind w:left="720" w:hanging="360"/>
+        <w:ind w:left="992.1259842519685" w:hanging="360"/>
         <w:rPr>
           <w:u w:val="none"/>
         </w:rPr>
@@ -15454,7 +15744,7 @@
           <w:numId w:val="11"/>
         </w:numPr>
         <w:spacing w:after="240" w:before="0" w:beforeAutospacing="0" w:lineRule="auto"/>
-        <w:ind w:left="720" w:hanging="360"/>
+        <w:ind w:left="992.1259842519685" w:hanging="360"/>
         <w:rPr>
           <w:u w:val="none"/>
         </w:rPr>
@@ -15481,6 +15771,7 @@
     <w:p>
       <w:pPr>
         <w:spacing w:after="240" w:before="240" w:lineRule="auto"/>
+        <w:ind w:left="425.19685039370086" w:hanging="135"/>
         <w:rPr/>
       </w:pPr>
       <w:r>
@@ -15488,6 +15779,84 @@
           <w:rtl w:val="0"/>
         </w:rPr>
         <w:t xml:space="preserve">• Search Bar: Kolom input teks di area header untuk mencari produk berdasarkan nama atau kata kunci tertentu.</w:t>
+      </w:r>
+    </w:p>
+    <w:p>
+      <w:pPr>
+        <w:spacing w:after="240" w:before="240" w:lineRule="auto"/>
+        <w:ind w:left="425.19685039370086" w:hanging="135"/>
+        <w:rPr/>
+      </w:pPr>
+      <w:r>
+        <w:rPr>
+          <w:rtl w:val="0"/>
+        </w:rPr>
+        <w:t xml:space="preserve">• Filter Category: Tombol pilihan untuk menyaring berdasarkan jenis pakaian (Tops, Outerwears, dll).</w:t>
+      </w:r>
+    </w:p>
+    <w:p>
+      <w:pPr>
+        <w:spacing w:after="240" w:before="240" w:lineRule="auto"/>
+        <w:ind w:left="425.19685039370086" w:hanging="135"/>
+        <w:rPr/>
+      </w:pPr>
+      <w:r>
+        <w:rPr>
+          <w:rtl w:val="0"/>
+        </w:rPr>
+        <w:t xml:space="preserve">• Filter US Size: Tombol pilihan untuk menyaring ukuran pakaian (XS, S, M, L, XL, XXL, XXXL).</w:t>
+      </w:r>
+    </w:p>
+    <w:p>
+      <w:pPr>
+        <w:spacing w:after="240" w:before="240" w:lineRule="auto"/>
+        <w:ind w:left="425.19685039370086" w:hanging="135"/>
+        <w:rPr/>
+      </w:pPr>
+      <w:r>
+        <w:rPr>
+          <w:rtl w:val="0"/>
+        </w:rPr>
+        <w:t xml:space="preserve">• Filter Price Range: Dua kolom input teks untuk batas harga, yaitu "Minimum Price" dan "Maximum Price".</w:t>
+      </w:r>
+    </w:p>
+    <w:p>
+      <w:pPr>
+        <w:spacing w:after="240" w:before="240" w:lineRule="auto"/>
+        <w:ind w:left="425.19685039370086" w:hanging="135"/>
+        <w:rPr/>
+      </w:pPr>
+      <w:r>
+        <w:rPr>
+          <w:rtl w:val="0"/>
+        </w:rPr>
+        <w:t xml:space="preserve">• Filter Gender: Tombol pilihan target pengguna (Men, Women, Youth).</w:t>
+      </w:r>
+    </w:p>
+    <w:p>
+      <w:pPr>
+        <w:spacing w:after="240" w:before="240" w:lineRule="auto"/>
+        <w:ind w:left="425.19685039370086" w:hanging="135"/>
+        <w:rPr/>
+      </w:pPr>
+      <w:r>
+        <w:rPr>
+          <w:rtl w:val="0"/>
+        </w:rPr>
+        <w:t xml:space="preserve">• Filter Color: Pemilihan berdasarkan palet warna fisik produk (Hijau, Biru, Putih, Merah, Ungu, Kuning, Cokelat).</w:t>
+      </w:r>
+    </w:p>
+    <w:p>
+      <w:pPr>
+        <w:spacing w:after="240" w:before="240" w:lineRule="auto"/>
+        <w:ind w:left="425.19685039370086" w:hanging="135"/>
+        <w:rPr/>
+      </w:pPr>
+      <w:r>
+        <w:rPr>
+          <w:rtl w:val="0"/>
+        </w:rPr>
+        <w:t xml:space="preserve">• Sort Dropdown: Menu dropdown di sudut kanan atas untuk mengurutkan tampilan grid (contoh saat ini: "Featured Items").</w:t>
       </w:r>
     </w:p>
     <w:p>
@@ -15499,84 +15868,13 @@
         <w:rPr>
           <w:rtl w:val="0"/>
         </w:rPr>
-        <w:t xml:space="preserve">• Filter Category: Tombol pilihan untuk menyaring berdasarkan jenis pakaian (Tops, Outerwears, dll).</w:t>
+        <w:t xml:space="preserve">3. Aturan Validasi (Validation Rules):</w:t>
       </w:r>
     </w:p>
     <w:p>
       <w:pPr>
         <w:spacing w:after="240" w:before="240" w:lineRule="auto"/>
-        <w:rPr/>
-      </w:pPr>
-      <w:r>
-        <w:rPr>
-          <w:rtl w:val="0"/>
-        </w:rPr>
-        <w:t xml:space="preserve">• Filter US Size: Tombol pilihan untuk menyaring ukuran pakaian (XS, S, M, L, XL, XXL, XXXL).</w:t>
-      </w:r>
-    </w:p>
-    <w:p>
-      <w:pPr>
-        <w:spacing w:after="240" w:before="240" w:lineRule="auto"/>
-        <w:rPr/>
-      </w:pPr>
-      <w:r>
-        <w:rPr>
-          <w:rtl w:val="0"/>
-        </w:rPr>
-        <w:t xml:space="preserve">• Filter Price Range: Dua kolom input teks untuk batas harga, yaitu "Minimum Price" dan "Maximum Price".</w:t>
-      </w:r>
-    </w:p>
-    <w:p>
-      <w:pPr>
-        <w:spacing w:after="240" w:before="240" w:lineRule="auto"/>
-        <w:rPr/>
-      </w:pPr>
-      <w:r>
-        <w:rPr>
-          <w:rtl w:val="0"/>
-        </w:rPr>
-        <w:t xml:space="preserve">• Filter Gender: Tombol pilihan target pengguna (Men, Women, Youth).</w:t>
-      </w:r>
-    </w:p>
-    <w:p>
-      <w:pPr>
-        <w:spacing w:after="240" w:before="240" w:lineRule="auto"/>
-        <w:rPr/>
-      </w:pPr>
-      <w:r>
-        <w:rPr>
-          <w:rtl w:val="0"/>
-        </w:rPr>
-        <w:t xml:space="preserve">• Filter Color: Pemilihan berdasarkan palet warna fisik produk (Hijau, Biru, Putih, Merah, Ungu, Kuning, Cokelat).</w:t>
-      </w:r>
-    </w:p>
-    <w:p>
-      <w:pPr>
-        <w:spacing w:after="240" w:before="240" w:lineRule="auto"/>
-        <w:rPr/>
-      </w:pPr>
-      <w:r>
-        <w:rPr>
-          <w:rtl w:val="0"/>
-        </w:rPr>
-        <w:t xml:space="preserve">• Sort Dropdown: Menu dropdown di sudut kanan atas untuk mengurutkan tampilan grid (contoh saat ini: "Featured Items").</w:t>
-      </w:r>
-    </w:p>
-    <w:p>
-      <w:pPr>
-        <w:spacing w:after="240" w:before="240" w:lineRule="auto"/>
-        <w:rPr/>
-      </w:pPr>
-      <w:r>
-        <w:rPr>
-          <w:rtl w:val="0"/>
-        </w:rPr>
-        <w:t xml:space="preserve">3. Aturan Validasi (Validation Rules):</w:t>
-      </w:r>
-    </w:p>
-    <w:p>
-      <w:pPr>
-        <w:spacing w:after="240" w:before="240" w:lineRule="auto"/>
+        <w:ind w:left="425.19685039370086" w:hanging="141.7322834645671"/>
         <w:rPr/>
       </w:pPr>
       <w:r>
@@ -15593,7 +15891,7 @@
           <w:numId w:val="1"/>
         </w:numPr>
         <w:spacing w:after="0" w:afterAutospacing="0" w:before="240" w:lineRule="auto"/>
-        <w:ind w:left="720" w:hanging="360"/>
+        <w:ind w:left="992.1259842519685" w:hanging="360"/>
         <w:rPr>
           <w:u w:val="none"/>
         </w:rPr>
@@ -15612,7 +15910,7 @@
           <w:numId w:val="1"/>
         </w:numPr>
         <w:spacing w:after="240" w:before="0" w:beforeAutospacing="0" w:lineRule="auto"/>
-        <w:ind w:left="720" w:hanging="360"/>
+        <w:ind w:left="992.1259842519685" w:hanging="360"/>
         <w:rPr>
           <w:u w:val="none"/>
         </w:rPr>
@@ -15627,6 +15925,7 @@
     <w:p>
       <w:pPr>
         <w:spacing w:after="240" w:before="240" w:lineRule="auto"/>
+        <w:ind w:left="425.19685039370086" w:hanging="141.7322834645671"/>
         <w:rPr/>
       </w:pPr>
       <w:r>
@@ -15643,7 +15942,7 @@
           <w:numId w:val="21"/>
         </w:numPr>
         <w:spacing w:after="240" w:before="240" w:lineRule="auto"/>
-        <w:ind w:left="720" w:hanging="360"/>
+        <w:ind w:left="992.1259842519685" w:hanging="360"/>
         <w:rPr>
           <w:u w:val="none"/>
         </w:rPr>
@@ -15670,6 +15969,7 @@
     <w:p>
       <w:pPr>
         <w:spacing w:after="240" w:before="240" w:lineRule="auto"/>
+        <w:ind w:left="425.19685039370086" w:hanging="141.7322834645671"/>
         <w:rPr/>
       </w:pPr>
       <w:r>
@@ -15682,6 +15982,7 @@
     <w:p>
       <w:pPr>
         <w:spacing w:after="240" w:before="240" w:lineRule="auto"/>
+        <w:ind w:left="425.19685039370086" w:hanging="141.7322834645671"/>
         <w:rPr/>
       </w:pPr>
       <w:r>
@@ -15694,6 +15995,7 @@
     <w:p>
       <w:pPr>
         <w:spacing w:after="240" w:before="240" w:lineRule="auto"/>
+        <w:ind w:left="425.19685039370086" w:hanging="141.7322834645671"/>
         <w:rPr/>
       </w:pPr>
       <w:r>
@@ -15706,6 +16008,7 @@
     <w:p>
       <w:pPr>
         <w:spacing w:after="240" w:before="240" w:lineRule="auto"/>
+        <w:ind w:left="425.19685039370086" w:hanging="141.7322834645671"/>
         <w:rPr/>
       </w:pPr>
       <w:r>
@@ -15721,7 +16024,7 @@
       </w:r>
     </w:p>
     <w:sectPr>
-      <w:headerReference r:id="rId27" w:type="default"/>
+      <w:headerReference r:id="rId28" w:type="default"/>
       <w:type w:val="nextPage"/>
       <w:pgSz w:h="15840" w:w="12240" w:orient="portrait"/>
       <w:pgMar w:bottom="1440" w:top="1440" w:left="1296" w:right="1296" w:header="720" w:footer="720"/>
@@ -19084,6 +19387,890 @@
       <w:sz w:val="64"/>
       <w:szCs w:val="64"/>
       <w:vertAlign w:val="baseline"/>
+    </w:rPr>
+  </w:style>
+  <w:style w:type="paragraph" w:styleId="Heading7">
+    <w:name w:val="Heading 7"/>
+    <w:basedOn w:val="Normal"/>
+    <w:next w:val="Normal"/>
+    <w:autoRedefine w:val="0"/>
+    <w:hidden w:val="0"/>
+    <w:qFormat w:val="0"/>
+    <w:pPr>
+      <w:numPr>
+        <w:ilvl w:val="6"/>
+        <w:numId w:val="1"/>
+      </w:numPr>
+      <w:suppressAutoHyphens w:val="1"/>
+      <w:spacing w:after="60" w:before="240" w:line="220" w:lineRule="atLeast"/>
+      <w:ind w:leftChars="-1" w:rightChars="0" w:firstLineChars="-1"/>
+      <w:jc w:val="both"/>
+      <w:textDirection w:val="btLr"/>
+      <w:textAlignment w:val="top"/>
+      <w:outlineLvl w:val="6"/>
+    </w:pPr>
+    <w:rPr>
+      <w:rFonts w:ascii="Arial" w:hAnsi="Arial"/>
+      <w:w w:val="100"/>
+      <w:position w:val="-1"/>
+      <w:sz w:val="20"/>
+      <w:effect w:val="none"/>
+      <w:vertAlign w:val="baseline"/>
+      <w:cs w:val="0"/>
+      <w:em w:val="none"/>
+      <w:lang w:bidi="ar-SA" w:eastAsia="en-US" w:val="en-US"/>
+    </w:rPr>
+  </w:style>
+  <w:style w:type="paragraph" w:styleId="Heading8">
+    <w:name w:val="Heading 8"/>
+    <w:basedOn w:val="Normal"/>
+    <w:next w:val="Normal"/>
+    <w:autoRedefine w:val="0"/>
+    <w:hidden w:val="0"/>
+    <w:qFormat w:val="0"/>
+    <w:pPr>
+      <w:numPr>
+        <w:ilvl w:val="7"/>
+        <w:numId w:val="1"/>
+      </w:numPr>
+      <w:suppressAutoHyphens w:val="1"/>
+      <w:spacing w:after="60" w:before="240" w:line="220" w:lineRule="atLeast"/>
+      <w:ind w:leftChars="-1" w:rightChars="0" w:firstLineChars="-1"/>
+      <w:jc w:val="both"/>
+      <w:textDirection w:val="btLr"/>
+      <w:textAlignment w:val="top"/>
+      <w:outlineLvl w:val="7"/>
+    </w:pPr>
+    <w:rPr>
+      <w:rFonts w:ascii="Arial" w:hAnsi="Arial"/>
+      <w:i w:val="1"/>
+      <w:w w:val="100"/>
+      <w:position w:val="-1"/>
+      <w:sz w:val="20"/>
+      <w:effect w:val="none"/>
+      <w:vertAlign w:val="baseline"/>
+      <w:cs w:val="0"/>
+      <w:em w:val="none"/>
+      <w:lang w:bidi="ar-SA" w:eastAsia="en-US" w:val="en-US"/>
+    </w:rPr>
+  </w:style>
+  <w:style w:type="paragraph" w:styleId="Heading9">
+    <w:name w:val="Heading 9"/>
+    <w:basedOn w:val="Normal"/>
+    <w:next w:val="Normal"/>
+    <w:autoRedefine w:val="0"/>
+    <w:hidden w:val="0"/>
+    <w:qFormat w:val="0"/>
+    <w:pPr>
+      <w:numPr>
+        <w:ilvl w:val="8"/>
+        <w:numId w:val="1"/>
+      </w:numPr>
+      <w:suppressAutoHyphens w:val="1"/>
+      <w:spacing w:after="60" w:before="240" w:line="220" w:lineRule="atLeast"/>
+      <w:ind w:leftChars="-1" w:rightChars="0" w:firstLineChars="-1"/>
+      <w:jc w:val="both"/>
+      <w:textDirection w:val="btLr"/>
+      <w:textAlignment w:val="top"/>
+      <w:outlineLvl w:val="8"/>
+    </w:pPr>
+    <w:rPr>
+      <w:rFonts w:ascii="Arial" w:hAnsi="Arial"/>
+      <w:i w:val="1"/>
+      <w:w w:val="100"/>
+      <w:position w:val="-1"/>
+      <w:sz w:val="18"/>
+      <w:effect w:val="none"/>
+      <w:vertAlign w:val="baseline"/>
+      <w:cs w:val="0"/>
+      <w:em w:val="none"/>
+      <w:lang w:bidi="ar-SA" w:eastAsia="en-US" w:val="en-US"/>
+    </w:rPr>
+  </w:style>
+  <w:style w:type="character" w:styleId="DefaultParagraphFont">
+    <w:name w:val="Default Paragraph Font"/>
+    <w:next w:val="DefaultParagraphFont"/>
+    <w:autoRedefine w:val="0"/>
+    <w:hidden w:val="0"/>
+    <w:qFormat w:val="0"/>
+    <w:rPr>
+      <w:w w:val="100"/>
+      <w:position w:val="-1"/>
+      <w:effect w:val="none"/>
+      <w:vertAlign w:val="baseline"/>
+      <w:cs w:val="0"/>
+      <w:em w:val="none"/>
+      <w:lang/>
+    </w:rPr>
+  </w:style>
+  <w:style w:type="table" w:styleId="TableNormal">
+    <w:name w:val="Table Normal"/>
+    <w:next w:val="TableNormal"/>
+    <w:autoRedefine w:val="0"/>
+    <w:hidden w:val="0"/>
+    <w:qFormat w:val="0"/>
+    <w:pPr>
+      <w:suppressAutoHyphens w:val="1"/>
+      <w:spacing w:line="1" w:lineRule="atLeast"/>
+      <w:ind w:leftChars="-1" w:rightChars="0" w:firstLineChars="-1"/>
+      <w:textDirection w:val="btLr"/>
+      <w:textAlignment w:val="top"/>
+      <w:outlineLvl w:val="0"/>
+    </w:pPr>
+    <w:rPr>
+      <w:w w:val="100"/>
+      <w:position w:val="-1"/>
+      <w:effect w:val="none"/>
+      <w:vertAlign w:val="baseline"/>
+      <w:cs w:val="0"/>
+      <w:em w:val="none"/>
+      <w:lang/>
+    </w:rPr>
+    <w:tblPr>
+      <w:tblStyle w:val="TableNormal"/>
+      <w:jc w:val="left"/>
+      <w:tblInd w:w="0.0" w:type="dxa"/>
+      <w:tblCellMar>
+        <w:top w:w="0.0" w:type="dxa"/>
+        <w:left w:w="108.0" w:type="dxa"/>
+        <w:bottom w:w="0.0" w:type="dxa"/>
+        <w:right w:w="108.0" w:type="dxa"/>
+      </w:tblCellMar>
+    </w:tblPr>
+  </w:style>
+  <w:style w:type="numbering" w:styleId="NoList">
+    <w:name w:val="No List"/>
+    <w:next w:val="NoList"/>
+    <w:autoRedefine w:val="0"/>
+    <w:hidden w:val="0"/>
+    <w:qFormat w:val="0"/>
+    <w:pPr>
+      <w:suppressAutoHyphens w:val="1"/>
+      <w:spacing w:line="1" w:lineRule="atLeast"/>
+      <w:ind w:leftChars="-1" w:rightChars="0" w:firstLineChars="-1"/>
+      <w:textDirection w:val="btLr"/>
+      <w:textAlignment w:val="top"/>
+      <w:outlineLvl w:val="0"/>
+    </w:pPr>
+  </w:style>
+  <w:style w:type="paragraph" w:styleId="Footer">
+    <w:name w:val="Footer"/>
+    <w:basedOn w:val="Normal"/>
+    <w:next w:val="Footer"/>
+    <w:autoRedefine w:val="0"/>
+    <w:hidden w:val="0"/>
+    <w:qFormat w:val="0"/>
+    <w:pPr>
+      <w:tabs>
+        <w:tab w:val="center" w:leader="none" w:pos="4680"/>
+        <w:tab w:val="right" w:leader="none" w:pos="9360"/>
+      </w:tabs>
+      <w:suppressAutoHyphens w:val="1"/>
+      <w:spacing w:line="240" w:lineRule="atLeast"/>
+      <w:ind w:leftChars="-1" w:rightChars="0" w:firstLineChars="-1"/>
+      <w:textDirection w:val="btLr"/>
+      <w:textAlignment w:val="top"/>
+      <w:outlineLvl w:val="0"/>
+    </w:pPr>
+    <w:rPr>
+      <w:rFonts w:ascii="Times" w:hAnsi="Times"/>
+      <w:b w:val="1"/>
+      <w:i w:val="1"/>
+      <w:w w:val="100"/>
+      <w:position w:val="-1"/>
+      <w:sz w:val="20"/>
+      <w:effect w:val="none"/>
+      <w:vertAlign w:val="baseline"/>
+      <w:cs w:val="0"/>
+      <w:em w:val="none"/>
+      <w:lang w:bidi="ar-SA" w:eastAsia="en-US" w:val="en-US"/>
+    </w:rPr>
+  </w:style>
+  <w:style w:type="paragraph" w:styleId="bullet">
+    <w:name w:val="bullet"/>
+    <w:basedOn w:val="Normal"/>
+    <w:next w:val="bullet"/>
+    <w:autoRedefine w:val="0"/>
+    <w:hidden w:val="0"/>
+    <w:qFormat w:val="0"/>
+    <w:pPr>
+      <w:suppressAutoHyphens w:val="1"/>
+      <w:spacing w:line="240" w:lineRule="atLeast"/>
+      <w:ind w:leftChars="-1" w:rightChars="0" w:firstLineChars="-1"/>
+      <w:textDirection w:val="btLr"/>
+      <w:textAlignment w:val="top"/>
+      <w:outlineLvl w:val="0"/>
+    </w:pPr>
+    <w:rPr>
+      <w:rFonts w:ascii="Arial" w:hAnsi="Arial"/>
+      <w:w w:val="100"/>
+      <w:position w:val="-1"/>
+      <w:sz w:val="20"/>
+      <w:effect w:val="none"/>
+      <w:vertAlign w:val="baseline"/>
+      <w:cs w:val="0"/>
+      <w:em w:val="none"/>
+      <w:lang w:bidi="ar-SA" w:eastAsia="en-US" w:val="en-US"/>
+    </w:rPr>
+  </w:style>
+  <w:style w:type="paragraph" w:styleId="Header">
+    <w:name w:val="Header"/>
+    <w:basedOn w:val="Normal"/>
+    <w:next w:val="Header"/>
+    <w:autoRedefine w:val="0"/>
+    <w:hidden w:val="0"/>
+    <w:qFormat w:val="0"/>
+    <w:pPr>
+      <w:tabs>
+        <w:tab w:val="center" w:leader="none" w:pos="4680"/>
+        <w:tab w:val="right" w:leader="none" w:pos="9360"/>
+      </w:tabs>
+      <w:suppressAutoHyphens w:val="1"/>
+      <w:spacing w:line="240" w:lineRule="atLeast"/>
+      <w:ind w:leftChars="-1" w:rightChars="0" w:firstLineChars="-1"/>
+      <w:textDirection w:val="btLr"/>
+      <w:textAlignment w:val="top"/>
+      <w:outlineLvl w:val="0"/>
+    </w:pPr>
+    <w:rPr>
+      <w:rFonts w:ascii="Times" w:hAnsi="Times"/>
+      <w:b w:val="1"/>
+      <w:i w:val="1"/>
+      <w:w w:val="100"/>
+      <w:position w:val="-1"/>
+      <w:sz w:val="20"/>
+      <w:effect w:val="none"/>
+      <w:vertAlign w:val="baseline"/>
+      <w:cs w:val="0"/>
+      <w:em w:val="none"/>
+      <w:lang w:bidi="ar-SA" w:eastAsia="en-US" w:val="en-US"/>
+    </w:rPr>
+  </w:style>
+  <w:style w:type="paragraph" w:styleId="heading1">
+    <w:name w:val="heading1"/>
+    <w:basedOn w:val="Normal"/>
+    <w:next w:val="heading1"/>
+    <w:autoRedefine w:val="0"/>
+    <w:hidden w:val="0"/>
+    <w:qFormat w:val="0"/>
+    <w:pPr>
+      <w:tabs>
+        <w:tab w:val="left" w:leader="none" w:pos="450"/>
+        <w:tab w:val="left" w:leader="none" w:pos="1080"/>
+        <w:tab w:val="left" w:leader="none" w:pos="1800"/>
+        <w:tab w:val="left" w:leader="none" w:pos="2610"/>
+      </w:tabs>
+      <w:suppressAutoHyphens w:val="1"/>
+      <w:spacing w:line="240" w:lineRule="atLeast"/>
+      <w:ind w:leftChars="-1" w:rightChars="0" w:firstLineChars="-1"/>
+      <w:textDirection w:val="btLr"/>
+      <w:textAlignment w:val="top"/>
+      <w:outlineLvl w:val="0"/>
+    </w:pPr>
+    <w:rPr>
+      <w:rFonts w:ascii="Times" w:hAnsi="Times"/>
+      <w:w w:val="100"/>
+      <w:position w:val="-1"/>
+      <w:sz w:val="24"/>
+      <w:effect w:val="none"/>
+      <w:vertAlign w:val="baseline"/>
+      <w:cs w:val="0"/>
+      <w:em w:val="none"/>
+      <w:lang w:bidi="ar-SA" w:eastAsia="en-US" w:val="en-US"/>
+    </w:rPr>
+  </w:style>
+  <w:style w:type="paragraph" w:styleId="TOC1">
+    <w:name w:val="TOC 1"/>
+    <w:basedOn w:val="Normal"/>
+    <w:next w:val="Normal"/>
+    <w:autoRedefine w:val="0"/>
+    <w:hidden w:val="0"/>
+    <w:qFormat w:val="0"/>
+    <w:pPr>
+      <w:tabs>
+        <w:tab w:val="left" w:leader="none" w:pos="360"/>
+        <w:tab w:val="right" w:leader="dot" w:pos="9360"/>
+      </w:tabs>
+      <w:suppressAutoHyphens w:val="1"/>
+      <w:spacing w:before="60" w:line="220" w:lineRule="atLeast"/>
+      <w:ind w:left="360" w:leftChars="-1" w:rightChars="0" w:hanging="360" w:firstLineChars="-1"/>
+      <w:jc w:val="both"/>
+      <w:textDirection w:val="btLr"/>
+      <w:textAlignment w:val="top"/>
+      <w:outlineLvl w:val="0"/>
+    </w:pPr>
+    <w:rPr>
+      <w:rFonts w:ascii="Times" w:hAnsi="Times"/>
+      <w:b w:val="1"/>
+      <w:noProof w:val="1"/>
+      <w:w w:val="100"/>
+      <w:position w:val="-1"/>
+      <w:sz w:val="24"/>
+      <w:effect w:val="none"/>
+      <w:vertAlign w:val="baseline"/>
+      <w:cs w:val="0"/>
+      <w:em w:val="none"/>
+      <w:lang w:bidi="ar-SA" w:eastAsia="und" w:val="und"/>
+    </w:rPr>
+  </w:style>
+  <w:style w:type="paragraph" w:styleId="TOC2">
+    <w:name w:val="TOC 2"/>
+    <w:basedOn w:val="Normal"/>
+    <w:next w:val="Normal"/>
+    <w:autoRedefine w:val="0"/>
+    <w:hidden w:val="0"/>
+    <w:qFormat w:val="0"/>
+    <w:pPr>
+      <w:tabs>
+        <w:tab w:val="right" w:leader="dot" w:pos="9360"/>
+      </w:tabs>
+      <w:suppressAutoHyphens w:val="1"/>
+      <w:spacing w:line="220" w:lineRule="atLeast"/>
+      <w:ind w:left="270" w:leftChars="-1" w:rightChars="0" w:firstLineChars="-1"/>
+      <w:jc w:val="both"/>
+      <w:textDirection w:val="btLr"/>
+      <w:textAlignment w:val="top"/>
+      <w:outlineLvl w:val="0"/>
+    </w:pPr>
+    <w:rPr>
+      <w:rFonts w:ascii="Times" w:hAnsi="Times"/>
+      <w:w w:val="100"/>
+      <w:position w:val="-1"/>
+      <w:sz w:val="22"/>
+      <w:effect w:val="none"/>
+      <w:vertAlign w:val="baseline"/>
+      <w:cs w:val="0"/>
+      <w:em w:val="none"/>
+      <w:lang w:bidi="ar-SA" w:eastAsia="en-US" w:val="en-US"/>
+    </w:rPr>
+  </w:style>
+  <w:style w:type="paragraph" w:styleId="level4">
+    <w:name w:val="level 4"/>
+    <w:basedOn w:val="Normal"/>
+    <w:next w:val="level4"/>
+    <w:autoRedefine w:val="0"/>
+    <w:hidden w:val="0"/>
+    <w:qFormat w:val="0"/>
+    <w:pPr>
+      <w:suppressAutoHyphens w:val="1"/>
+      <w:spacing w:after="120" w:before="120" w:line="240" w:lineRule="atLeast"/>
+      <w:ind w:left="634" w:leftChars="-1" w:rightChars="0" w:firstLineChars="-1"/>
+      <w:textDirection w:val="btLr"/>
+      <w:textAlignment w:val="top"/>
+      <w:outlineLvl w:val="0"/>
+    </w:pPr>
+    <w:rPr>
+      <w:rFonts w:ascii="Times" w:hAnsi="Times"/>
+      <w:w w:val="100"/>
+      <w:position w:val="-1"/>
+      <w:sz w:val="24"/>
+      <w:effect w:val="none"/>
+      <w:vertAlign w:val="baseline"/>
+      <w:cs w:val="0"/>
+      <w:em w:val="none"/>
+      <w:lang w:bidi="ar-SA" w:eastAsia="en-US" w:val="en-US"/>
+    </w:rPr>
+  </w:style>
+  <w:style w:type="paragraph" w:styleId="level5">
+    <w:name w:val="level 5"/>
+    <w:basedOn w:val="Normal"/>
+    <w:next w:val="level5"/>
+    <w:autoRedefine w:val="0"/>
+    <w:hidden w:val="0"/>
+    <w:qFormat w:val="0"/>
+    <w:pPr>
+      <w:tabs>
+        <w:tab w:val="left" w:leader="none" w:pos="2520"/>
+      </w:tabs>
+      <w:suppressAutoHyphens w:val="1"/>
+      <w:spacing w:line="240" w:lineRule="atLeast"/>
+      <w:ind w:left="1440" w:leftChars="-1" w:rightChars="0" w:firstLineChars="-1"/>
+      <w:textDirection w:val="btLr"/>
+      <w:textAlignment w:val="top"/>
+      <w:outlineLvl w:val="0"/>
+    </w:pPr>
+    <w:rPr>
+      <w:rFonts w:ascii="Times" w:hAnsi="Times"/>
+      <w:w w:val="100"/>
+      <w:position w:val="-1"/>
+      <w:sz w:val="24"/>
+      <w:effect w:val="none"/>
+      <w:vertAlign w:val="baseline"/>
+      <w:cs w:val="0"/>
+      <w:em w:val="none"/>
+      <w:lang w:bidi="ar-SA" w:eastAsia="en-US" w:val="en-US"/>
+    </w:rPr>
+  </w:style>
+  <w:style w:type="paragraph" w:styleId="TOCEntry">
+    <w:name w:val="TOCEntry"/>
+    <w:basedOn w:val="Normal"/>
+    <w:next w:val="TOCEntry"/>
+    <w:autoRedefine w:val="0"/>
+    <w:hidden w:val="0"/>
+    <w:qFormat w:val="0"/>
+    <w:pPr>
+      <w:keepNext w:val="1"/>
+      <w:keepLines w:val="1"/>
+      <w:suppressAutoHyphens w:val="1"/>
+      <w:spacing w:after="240" w:before="120" w:line="240" w:lineRule="atLeast"/>
+      <w:ind w:leftChars="-1" w:rightChars="0" w:firstLineChars="-1"/>
+      <w:textDirection w:val="btLr"/>
+      <w:textAlignment w:val="top"/>
+      <w:outlineLvl w:val="0"/>
+    </w:pPr>
+    <w:rPr>
+      <w:rFonts w:ascii="Times" w:hAnsi="Times"/>
+      <w:b w:val="1"/>
+      <w:w w:val="100"/>
+      <w:position w:val="-1"/>
+      <w:sz w:val="36"/>
+      <w:effect w:val="none"/>
+      <w:vertAlign w:val="baseline"/>
+      <w:cs w:val="0"/>
+      <w:em w:val="none"/>
+      <w:lang w:bidi="ar-SA" w:eastAsia="en-US" w:val="en-US"/>
+    </w:rPr>
+  </w:style>
+  <w:style w:type="paragraph" w:styleId="TOC3">
+    <w:name w:val="TOC 3"/>
+    <w:basedOn w:val="Normal"/>
+    <w:next w:val="Normal"/>
+    <w:autoRedefine w:val="0"/>
+    <w:hidden w:val="0"/>
+    <w:qFormat w:val="0"/>
+    <w:pPr>
+      <w:tabs>
+        <w:tab w:val="left" w:leader="none" w:pos="1200"/>
+        <w:tab w:val="right" w:leader="dot" w:pos="9360"/>
+      </w:tabs>
+      <w:suppressAutoHyphens w:val="1"/>
+      <w:spacing w:line="240" w:lineRule="atLeast"/>
+      <w:ind w:left="480" w:leftChars="-1" w:rightChars="0" w:firstLineChars="-1"/>
+      <w:textDirection w:val="btLr"/>
+      <w:textAlignment w:val="top"/>
+      <w:outlineLvl w:val="0"/>
+    </w:pPr>
+    <w:rPr>
+      <w:rFonts w:ascii="Times" w:hAnsi="Times"/>
+      <w:noProof w:val="1"/>
+      <w:w w:val="100"/>
+      <w:position w:val="-1"/>
+      <w:sz w:val="22"/>
+      <w:effect w:val="none"/>
+      <w:vertAlign w:val="baseline"/>
+      <w:cs w:val="0"/>
+      <w:em w:val="none"/>
+      <w:lang w:bidi="ar-SA" w:eastAsia="und" w:val="und"/>
+    </w:rPr>
+  </w:style>
+  <w:style w:type="paragraph" w:styleId="TOC4">
+    <w:name w:val="TOC 4"/>
+    <w:basedOn w:val="Normal"/>
+    <w:next w:val="Normal"/>
+    <w:autoRedefine w:val="0"/>
+    <w:hidden w:val="0"/>
+    <w:qFormat w:val="0"/>
+    <w:pPr>
+      <w:tabs>
+        <w:tab w:val="right" w:leader="dot" w:pos="9360"/>
+      </w:tabs>
+      <w:suppressAutoHyphens w:val="1"/>
+      <w:spacing w:line="240" w:lineRule="atLeast"/>
+      <w:ind w:left="720" w:leftChars="-1" w:rightChars="0" w:firstLineChars="-1"/>
+      <w:textDirection w:val="btLr"/>
+      <w:textAlignment w:val="top"/>
+      <w:outlineLvl w:val="0"/>
+    </w:pPr>
+    <w:rPr>
+      <w:rFonts w:ascii="Times" w:hAnsi="Times"/>
+      <w:w w:val="100"/>
+      <w:position w:val="-1"/>
+      <w:sz w:val="24"/>
+      <w:effect w:val="none"/>
+      <w:vertAlign w:val="baseline"/>
+      <w:cs w:val="0"/>
+      <w:em w:val="none"/>
+      <w:lang w:bidi="ar-SA" w:eastAsia="en-US" w:val="en-US"/>
+    </w:rPr>
+  </w:style>
+  <w:style w:type="paragraph" w:styleId="TOC5">
+    <w:name w:val="TOC 5"/>
+    <w:basedOn w:val="Normal"/>
+    <w:next w:val="Normal"/>
+    <w:autoRedefine w:val="0"/>
+    <w:hidden w:val="0"/>
+    <w:qFormat w:val="0"/>
+    <w:pPr>
+      <w:tabs>
+        <w:tab w:val="right" w:leader="dot" w:pos="9360"/>
+      </w:tabs>
+      <w:suppressAutoHyphens w:val="1"/>
+      <w:spacing w:line="240" w:lineRule="atLeast"/>
+      <w:ind w:left="960" w:leftChars="-1" w:rightChars="0" w:firstLineChars="-1"/>
+      <w:textDirection w:val="btLr"/>
+      <w:textAlignment w:val="top"/>
+      <w:outlineLvl w:val="0"/>
+    </w:pPr>
+    <w:rPr>
+      <w:rFonts w:ascii="Times" w:hAnsi="Times"/>
+      <w:w w:val="100"/>
+      <w:position w:val="-1"/>
+      <w:sz w:val="24"/>
+      <w:effect w:val="none"/>
+      <w:vertAlign w:val="baseline"/>
+      <w:cs w:val="0"/>
+      <w:em w:val="none"/>
+      <w:lang w:bidi="ar-SA" w:eastAsia="en-US" w:val="en-US"/>
+    </w:rPr>
+  </w:style>
+  <w:style w:type="paragraph" w:styleId="TOC6">
+    <w:name w:val="TOC 6"/>
+    <w:basedOn w:val="Normal"/>
+    <w:next w:val="Normal"/>
+    <w:autoRedefine w:val="0"/>
+    <w:hidden w:val="0"/>
+    <w:qFormat w:val="0"/>
+    <w:pPr>
+      <w:tabs>
+        <w:tab w:val="right" w:leader="dot" w:pos="9360"/>
+      </w:tabs>
+      <w:suppressAutoHyphens w:val="1"/>
+      <w:spacing w:line="240" w:lineRule="atLeast"/>
+      <w:ind w:left="1200" w:leftChars="-1" w:rightChars="0" w:firstLineChars="-1"/>
+      <w:textDirection w:val="btLr"/>
+      <w:textAlignment w:val="top"/>
+      <w:outlineLvl w:val="0"/>
+    </w:pPr>
+    <w:rPr>
+      <w:rFonts w:ascii="Times" w:hAnsi="Times"/>
+      <w:w w:val="100"/>
+      <w:position w:val="-1"/>
+      <w:sz w:val="24"/>
+      <w:effect w:val="none"/>
+      <w:vertAlign w:val="baseline"/>
+      <w:cs w:val="0"/>
+      <w:em w:val="none"/>
+      <w:lang w:bidi="ar-SA" w:eastAsia="en-US" w:val="en-US"/>
+    </w:rPr>
+  </w:style>
+  <w:style w:type="paragraph" w:styleId="TOC7">
+    <w:name w:val="TOC 7"/>
+    <w:basedOn w:val="Normal"/>
+    <w:next w:val="Normal"/>
+    <w:autoRedefine w:val="0"/>
+    <w:hidden w:val="0"/>
+    <w:qFormat w:val="0"/>
+    <w:pPr>
+      <w:tabs>
+        <w:tab w:val="right" w:leader="dot" w:pos="9360"/>
+      </w:tabs>
+      <w:suppressAutoHyphens w:val="1"/>
+      <w:spacing w:line="240" w:lineRule="atLeast"/>
+      <w:ind w:left="1440" w:leftChars="-1" w:rightChars="0" w:firstLineChars="-1"/>
+      <w:textDirection w:val="btLr"/>
+      <w:textAlignment w:val="top"/>
+      <w:outlineLvl w:val="0"/>
+    </w:pPr>
+    <w:rPr>
+      <w:rFonts w:ascii="Times" w:hAnsi="Times"/>
+      <w:w w:val="100"/>
+      <w:position w:val="-1"/>
+      <w:sz w:val="24"/>
+      <w:effect w:val="none"/>
+      <w:vertAlign w:val="baseline"/>
+      <w:cs w:val="0"/>
+      <w:em w:val="none"/>
+      <w:lang w:bidi="ar-SA" w:eastAsia="en-US" w:val="en-US"/>
+    </w:rPr>
+  </w:style>
+  <w:style w:type="paragraph" w:styleId="TOC8">
+    <w:name w:val="TOC 8"/>
+    <w:basedOn w:val="Normal"/>
+    <w:next w:val="Normal"/>
+    <w:autoRedefine w:val="0"/>
+    <w:hidden w:val="0"/>
+    <w:qFormat w:val="0"/>
+    <w:pPr>
+      <w:tabs>
+        <w:tab w:val="right" w:leader="dot" w:pos="9360"/>
+      </w:tabs>
+      <w:suppressAutoHyphens w:val="1"/>
+      <w:spacing w:line="240" w:lineRule="atLeast"/>
+      <w:ind w:left="1680" w:leftChars="-1" w:rightChars="0" w:firstLineChars="-1"/>
+      <w:textDirection w:val="btLr"/>
+      <w:textAlignment w:val="top"/>
+      <w:outlineLvl w:val="0"/>
+    </w:pPr>
+    <w:rPr>
+      <w:rFonts w:ascii="Times" w:hAnsi="Times"/>
+      <w:w w:val="100"/>
+      <w:position w:val="-1"/>
+      <w:sz w:val="24"/>
+      <w:effect w:val="none"/>
+      <w:vertAlign w:val="baseline"/>
+      <w:cs w:val="0"/>
+      <w:em w:val="none"/>
+      <w:lang w:bidi="ar-SA" w:eastAsia="en-US" w:val="en-US"/>
+    </w:rPr>
+  </w:style>
+  <w:style w:type="paragraph" w:styleId="TOC9">
+    <w:name w:val="TOC 9"/>
+    <w:basedOn w:val="Normal"/>
+    <w:next w:val="Normal"/>
+    <w:autoRedefine w:val="0"/>
+    <w:hidden w:val="0"/>
+    <w:qFormat w:val="0"/>
+    <w:pPr>
+      <w:tabs>
+        <w:tab w:val="right" w:leader="dot" w:pos="9360"/>
+      </w:tabs>
+      <w:suppressAutoHyphens w:val="1"/>
+      <w:spacing w:line="240" w:lineRule="atLeast"/>
+      <w:ind w:left="1920" w:leftChars="-1" w:rightChars="0" w:firstLineChars="-1"/>
+      <w:textDirection w:val="btLr"/>
+      <w:textAlignment w:val="top"/>
+      <w:outlineLvl w:val="0"/>
+    </w:pPr>
+    <w:rPr>
+      <w:rFonts w:ascii="Times" w:hAnsi="Times"/>
+      <w:w w:val="100"/>
+      <w:position w:val="-1"/>
+      <w:sz w:val="24"/>
+      <w:effect w:val="none"/>
+      <w:vertAlign w:val="baseline"/>
+      <w:cs w:val="0"/>
+      <w:em w:val="none"/>
+      <w:lang w:bidi="ar-SA" w:eastAsia="en-US" w:val="en-US"/>
+    </w:rPr>
+  </w:style>
+  <w:style w:type="paragraph" w:styleId="template">
+    <w:name w:val="template"/>
+    <w:basedOn w:val="Normal"/>
+    <w:next w:val="template"/>
+    <w:autoRedefine w:val="0"/>
+    <w:hidden w:val="0"/>
+    <w:qFormat w:val="0"/>
+    <w:pPr>
+      <w:suppressAutoHyphens w:val="1"/>
+      <w:spacing w:line="240" w:lineRule="atLeast"/>
+      <w:ind w:leftChars="-1" w:rightChars="0" w:firstLineChars="-1"/>
+      <w:textDirection w:val="btLr"/>
+      <w:textAlignment w:val="top"/>
+      <w:outlineLvl w:val="0"/>
+    </w:pPr>
+    <w:rPr>
+      <w:rFonts w:ascii="Arial" w:hAnsi="Arial"/>
+      <w:i w:val="1"/>
+      <w:w w:val="100"/>
+      <w:position w:val="-1"/>
+      <w:sz w:val="22"/>
+      <w:effect w:val="none"/>
+      <w:vertAlign w:val="baseline"/>
+      <w:cs w:val="0"/>
+      <w:em w:val="none"/>
+      <w:lang w:bidi="ar-SA" w:eastAsia="en-US" w:val="en-US"/>
+    </w:rPr>
+  </w:style>
+  <w:style w:type="character" w:styleId="PageNumber">
+    <w:name w:val="Page Number"/>
+    <w:basedOn w:val="DefaultParagraphFont"/>
+    <w:next w:val="PageNumber"/>
+    <w:autoRedefine w:val="0"/>
+    <w:hidden w:val="0"/>
+    <w:qFormat w:val="0"/>
+    <w:rPr>
+      <w:w w:val="100"/>
+      <w:position w:val="-1"/>
+      <w:effect w:val="none"/>
+      <w:vertAlign w:val="baseline"/>
+      <w:cs w:val="0"/>
+      <w:em w:val="none"/>
+      <w:lang/>
+    </w:rPr>
+  </w:style>
+  <w:style w:type="paragraph" w:styleId="level3text">
+    <w:name w:val="level 3 text"/>
+    <w:basedOn w:val="Normal"/>
+    <w:next w:val="level3text"/>
+    <w:autoRedefine w:val="0"/>
+    <w:hidden w:val="0"/>
+    <w:qFormat w:val="0"/>
+    <w:pPr>
+      <w:numPr>
+        <w:ilvl w:val="12"/>
+        <w:numId w:val="2047"/>
+      </w:numPr>
+      <w:suppressAutoHyphens w:val="1"/>
+      <w:spacing w:line="220" w:lineRule="atLeast"/>
+      <w:ind w:left="1350" w:leftChars="-1" w:rightChars="0" w:hanging="716" w:firstLineChars="-1"/>
+      <w:textDirection w:val="btLr"/>
+      <w:textAlignment w:val="top"/>
+      <w:outlineLvl w:val="0"/>
+    </w:pPr>
+    <w:rPr>
+      <w:rFonts w:ascii="Arial" w:hAnsi="Arial"/>
+      <w:i w:val="1"/>
+      <w:w w:val="100"/>
+      <w:position w:val="-1"/>
+      <w:sz w:val="22"/>
+      <w:effect w:val="none"/>
+      <w:vertAlign w:val="baseline"/>
+      <w:cs w:val="0"/>
+      <w:em w:val="none"/>
+      <w:lang w:bidi="ar-SA" w:eastAsia="en-US" w:val="en-US"/>
+    </w:rPr>
+  </w:style>
+  <w:style w:type="paragraph" w:styleId="requirement">
+    <w:name w:val="requirement"/>
+    <w:basedOn w:val="level4"/>
+    <w:next w:val="requirement"/>
+    <w:autoRedefine w:val="0"/>
+    <w:hidden w:val="0"/>
+    <w:qFormat w:val="0"/>
+    <w:pPr>
+      <w:suppressAutoHyphens w:val="1"/>
+      <w:spacing w:after="0" w:before="0" w:line="240" w:lineRule="atLeast"/>
+      <w:ind w:left="2348" w:leftChars="-1" w:rightChars="0" w:hanging="994" w:firstLineChars="-1"/>
+      <w:textDirection w:val="btLr"/>
+      <w:textAlignment w:val="top"/>
+      <w:outlineLvl w:val="0"/>
+    </w:pPr>
+    <w:rPr>
+      <w:rFonts w:ascii="Times New Roman" w:hAnsi="Times New Roman"/>
+      <w:w w:val="100"/>
+      <w:position w:val="-1"/>
+      <w:sz w:val="24"/>
+      <w:effect w:val="none"/>
+      <w:vertAlign w:val="baseline"/>
+      <w:cs w:val="0"/>
+      <w:em w:val="none"/>
+      <w:lang w:bidi="ar-SA" w:eastAsia="en-US" w:val="en-US"/>
+    </w:rPr>
+  </w:style>
+  <w:style w:type="paragraph" w:styleId="ByLine">
+    <w:name w:val="ByLine"/>
+    <w:basedOn w:val="Title"/>
+    <w:next w:val="ByLine"/>
+    <w:autoRedefine w:val="0"/>
+    <w:hidden w:val="0"/>
+    <w:qFormat w:val="0"/>
+    <w:pPr>
+      <w:suppressAutoHyphens w:val="1"/>
+      <w:spacing w:after="720" w:before="240" w:line="240" w:lineRule="auto"/>
+      <w:ind w:leftChars="-1" w:rightChars="0" w:firstLineChars="-1"/>
+      <w:jc w:val="right"/>
+      <w:textDirection w:val="btLr"/>
+      <w:textAlignment w:val="top"/>
+      <w:outlineLvl w:val="0"/>
+    </w:pPr>
+    <w:rPr>
+      <w:rFonts w:ascii="Arial" w:hAnsi="Arial"/>
+      <w:b w:val="1"/>
+      <w:w w:val="100"/>
+      <w:kern w:val="28"/>
+      <w:position w:val="-1"/>
+      <w:sz w:val="28"/>
+      <w:effect w:val="none"/>
+      <w:vertAlign w:val="baseline"/>
+      <w:cs w:val="0"/>
+      <w:em w:val="none"/>
+      <w:lang w:bidi="ar-SA" w:eastAsia="en-US" w:val="en-US"/>
+    </w:rPr>
+  </w:style>
+  <w:style w:type="paragraph" w:styleId="ChangeHistoryTitle">
+    <w:name w:val="ChangeHistory Title"/>
+    <w:basedOn w:val="Normal"/>
+    <w:next w:val="ChangeHistoryTitle"/>
+    <w:autoRedefine w:val="0"/>
+    <w:hidden w:val="0"/>
+    <w:qFormat w:val="0"/>
+    <w:pPr>
+      <w:keepNext w:val="1"/>
+      <w:suppressAutoHyphens w:val="1"/>
+      <w:spacing w:after="60" w:before="60" w:line="240" w:lineRule="auto"/>
+      <w:ind w:leftChars="-1" w:rightChars="0" w:firstLineChars="-1"/>
+      <w:jc w:val="center"/>
+      <w:textDirection w:val="btLr"/>
+      <w:textAlignment w:val="top"/>
+      <w:outlineLvl w:val="0"/>
+    </w:pPr>
+    <w:rPr>
+      <w:rFonts w:ascii="Arial" w:hAnsi="Arial"/>
+      <w:b w:val="1"/>
+      <w:w w:val="100"/>
+      <w:position w:val="-1"/>
+      <w:sz w:val="36"/>
+      <w:effect w:val="none"/>
+      <w:vertAlign w:val="baseline"/>
+      <w:cs w:val="0"/>
+      <w:em w:val="none"/>
+      <w:lang w:bidi="ar-SA" w:eastAsia="en-US" w:val="en-US"/>
+    </w:rPr>
+  </w:style>
+  <w:style w:type="paragraph" w:styleId="SuperTitle">
+    <w:name w:val="SuperTitle"/>
+    <w:basedOn w:val="Title"/>
+    <w:next w:val="Normal"/>
+    <w:autoRedefine w:val="0"/>
+    <w:hidden w:val="0"/>
+    <w:qFormat w:val="0"/>
+    <w:pPr>
+      <w:pBdr>
+        <w:top w:color="auto" w:space="1" w:sz="48" w:val="single"/>
+      </w:pBdr>
+      <w:suppressAutoHyphens w:val="1"/>
+      <w:spacing w:after="0" w:before="960" w:line="240" w:lineRule="auto"/>
+      <w:ind w:leftChars="-1" w:rightChars="0" w:firstLineChars="-1"/>
+      <w:jc w:val="right"/>
+      <w:textDirection w:val="btLr"/>
+      <w:textAlignment w:val="top"/>
+      <w:outlineLvl w:val="0"/>
+    </w:pPr>
+    <w:rPr>
+      <w:rFonts w:ascii="Arial" w:hAnsi="Arial"/>
+      <w:b w:val="1"/>
+      <w:w w:val="100"/>
+      <w:kern w:val="28"/>
+      <w:position w:val="-1"/>
+      <w:sz w:val="28"/>
+      <w:effect w:val="none"/>
+      <w:vertAlign w:val="baseline"/>
+      <w:cs w:val="0"/>
+      <w:em w:val="none"/>
+      <w:lang w:bidi="ar-SA" w:eastAsia="en-US" w:val="en-US"/>
+    </w:rPr>
+  </w:style>
+  <w:style w:type="paragraph" w:styleId="line">
+    <w:name w:val="line"/>
+    <w:basedOn w:val="Title"/>
+    <w:next w:val="line"/>
+    <w:autoRedefine w:val="0"/>
+    <w:hidden w:val="0"/>
+    <w:qFormat w:val="0"/>
+    <w:pPr>
+      <w:pBdr>
+        <w:top w:color="auto" w:space="1" w:sz="36" w:val="single"/>
+      </w:pBdr>
+      <w:suppressAutoHyphens w:val="1"/>
+      <w:spacing w:after="0" w:before="240" w:line="240" w:lineRule="auto"/>
+      <w:ind w:leftChars="-1" w:rightChars="0" w:firstLineChars="-1"/>
+      <w:jc w:val="right"/>
+      <w:textDirection w:val="btLr"/>
+      <w:textAlignment w:val="top"/>
+      <w:outlineLvl w:val="0"/>
+    </w:pPr>
+    <w:rPr>
+      <w:rFonts w:ascii="Arial" w:hAnsi="Arial"/>
+      <w:b w:val="1"/>
+      <w:w w:val="100"/>
+      <w:kern w:val="28"/>
+      <w:position w:val="-1"/>
+      <w:sz w:val="40"/>
+      <w:effect w:val="none"/>
+      <w:vertAlign w:val="baseline"/>
+      <w:cs w:val="0"/>
+      <w:em w:val="none"/>
+      <w:lang w:bidi="ar-SA" w:eastAsia="en-US" w:val="en-US"/>
     </w:rPr>
   </w:style>
   <w:style w:type="paragraph" w:styleId="Subtitle">
@@ -19495,4 +20682,19 @@
   </a:objectDefaults>
   <a:extraClrSchemeLst/>
 </a:theme>
+</file>
+
+<file path=customXML/item1.xml><?xml version="1.0" encoding="utf-8"?>
+<go:gDocsCustomXmlDataStorage xmlns:go="http://customooxmlschemas.google.com/" xmlns:r="http://schemas.openxmlformats.org/officeDocument/2006/relationships" uri="GoogleDocsCustomDataVersion2">
+  <go:docsCustomData xmlns:go="http://customooxmlschemas.google.com/" roundtripDataSignature="AMtx7mgoWU57gT4uBi00ta1tkdgTq3QJwQ==">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</go:docsCustomData>
+</go:gDocsCustomXmlDataStorage>
+</file>
+
+<file path=customXML/itemProps1.xml><?xml version="1.0" encoding="utf-8"?>
+<ds:datastoreItem xmlns:ds="http://schemas.openxmlformats.org/officeDocument/2006/customXml" ds:itemID="{11111111-1234-1234-1234-123412341234}">
+  <ds:schemaRefs>
+    <ds:schemaRef ds:uri="http://schemas.openxmlformats.org/officeDocument/2006/relationships"/>
+    <ds:schemaRef ds:uri="http://customooxmlschemas.google.com/"/>
+  </ds:schemaRefs>
+</ds:datastoreItem>
 </file>